--- a/p4/submission/mbr_package/01_manuscript_blinded.docx
+++ b/p4/submission/mbr_package/01_manuscript_blinded.docx
@@ -759,7 +759,7 @@
         <w:t xml:space="preserve"> </w:t>
       </w:r>
       <w:r>
-        <w:t xml:space="preserve">absorptive-capacity logic (Barney 1991; Cohen &amp; Levinthal 1990; Lall</w:t>
+        <w:t xml:space="preserve">absorptive-capacity logic (Barney 1991; Cohen and Levinthal 1990; Lall</w:t>
       </w:r>
       <w:r>
         <w:t xml:space="preserve"> </w:t>
@@ -2541,7 +2541,7 @@
         <w:t xml:space="preserve"> </w:t>
       </w:r>
       <w:r>
-        <w:t xml:space="preserve">proportionally (coordination platform mechanism: Stallkamp &amp; Schotter</w:t>
+        <w:t xml:space="preserve">proportionally (coordination platform mechanism: Stallkamp and Schotter</w:t>
       </w:r>
       <w:r>
         <w:t xml:space="preserve"> </w:t>
@@ -2826,7 +2826,7 @@
         <w:t xml:space="preserve"> </w:t>
       </w:r>
       <w:r>
-        <w:t xml:space="preserve">platform mechanism: Stallkamp &amp; Schotter, 2021; Dynamic Capabilities:</w:t>
+        <w:t xml:space="preserve">platform mechanism: Stallkamp and Schotter, 2021; Dynamic Capabilities:</w:t>
       </w:r>
       <w:r>
         <w:t xml:space="preserve"> </w:t>
@@ -3661,7 +3661,7 @@
         <w:t xml:space="preserve"> </w:t>
       </w:r>
       <w:r>
-        <w:t xml:space="preserve">the upper-echelons framework (Hambrick &amp; Mason 1984) and initially</w:t>
+        <w:t xml:space="preserve">the upper-echelons framework (Hambrick and Mason 1984) and initially</w:t>
       </w:r>
       <w:r>
         <w:t xml:space="preserve"> </w:t>
@@ -5238,7 +5238,7 @@
         <w:t xml:space="preserve"> </w:t>
       </w:r>
       <w:r>
-        <w:t xml:space="preserve">Scheel, &amp; Isager, 2018): with the observed FSTS range bounded</w:t>
+        <w:t xml:space="preserve">Scheel, and Isager, 2018): with the observed FSTS range bounded</w:t>
       </w:r>
       <w:r>
         <w:t xml:space="preserve"> </w:t>
@@ -8636,7 +8636,7 @@
         <w:t xml:space="preserve"> </w:t>
       </w:r>
       <w:r>
-        <w:t xml:space="preserve">0.045 gives ≈ 88.6%, Aiken &amp; West, 1991), but its 95% percentile</w:t>
+        <w:t xml:space="preserve">0.045 gives ≈ 88.6%, Aiken and West, 1991), but its 95% percentile</w:t>
       </w:r>
       <w:r>
         <w:t xml:space="preserve"> </w:t>
@@ -10411,7 +10411,7 @@
         <w:t xml:space="preserve"> </w:t>
       </w:r>
       <w:r>
-        <w:t xml:space="preserve">settings (Banalieva &amp; Dhanaraj, 2019; Stallkamp &amp; Schotter, 2021), but</w:t>
+        <w:t xml:space="preserve">settings (Banalieva and Dhanaraj, 2019; Stallkamp and Schotter, 2021), but</w:t>
       </w:r>
       <w:r>
         <w:t xml:space="preserve"> </w:t>
@@ -11774,7 +11774,7 @@
         <w:pStyle w:val="FirstParagraph"/>
       </w:pPr>
       <w:r>
-        <w:t xml:space="preserve">Aguinis, H., Beaty, J. C., Boik, R. J., &amp; Pierce, C. A. (2005). Effect</w:t>
+        <w:t xml:space="preserve">Aguinis, H., Beaty, J. C., Boik, R. J., and Pierce, C. A. (2005). Effect</w:t>
       </w:r>
       <w:r>
         <w:t xml:space="preserve"> </w:t>
@@ -11830,7 +11830,7 @@
         <w:t xml:space="preserve"> </w:t>
       </w:r>
       <w:r>
-        <w:t xml:space="preserve">Aiken, L. S., &amp; West, S. G. (1991).</w:t>
+        <w:t xml:space="preserve">Aiken, L. S., and West, S. G. (1991).</w:t>
       </w:r>
       <w:r>
         <w:t xml:space="preserve"> </w:t>
@@ -11863,7 +11863,7 @@
         <w:t xml:space="preserve"> </w:t>
       </w:r>
       <w:r>
-        <w:t xml:space="preserve">P., &amp; Lalive, R. (2010). On making causal claims: A review and</w:t>
+        <w:t xml:space="preserve">P., and Lalive, R. (2010). On making causal claims: A review and</w:t>
       </w:r>
       <w:r>
         <w:t xml:space="preserve"> </w:t>
@@ -11905,7 +11905,7 @@
         <w:t xml:space="preserve"> </w:t>
       </w:r>
       <w:r>
-        <w:t xml:space="preserve">F., &amp; Kraemer-Mbula, E. (2021). Do productive capabilities affect export</w:t>
+        <w:t xml:space="preserve">F., and Kraemer-Mbula, E. (2021). Do productive capabilities affect export</w:t>
       </w:r>
       <w:r>
         <w:t xml:space="preserve"> </w:t>
@@ -12047,7 +12047,7 @@
         <w:t xml:space="preserve"> </w:t>
       </w:r>
       <w:r>
-        <w:t xml:space="preserve">A., El Sawy, O. A., Pavlou, P. A., &amp; Venkatraman, N. (2013). Digital</w:t>
+        <w:t xml:space="preserve">A., El Sawy, O. A., Pavlou, P. A., and Venkatraman, N. (2013). Digital</w:t>
       </w:r>
       <w:r>
         <w:t xml:space="preserve"> </w:t>
@@ -12097,7 +12097,7 @@
         <w:t xml:space="preserve"> </w:t>
       </w:r>
       <w:r>
-        <w:t xml:space="preserve">Brynjolfsson, E., Rock, D., &amp; Syverson, C. (2021). The productivity</w:t>
+        <w:t xml:space="preserve">Brynjolfsson, E., Rock, D., and Syverson, C. (2021). The productivity</w:t>
       </w:r>
       <w:r>
         <w:t xml:space="preserve"> </w:t>
@@ -12169,7 +12169,7 @@
         <w:t xml:space="preserve"> </w:t>
       </w:r>
       <w:r>
-        <w:t xml:space="preserve">Cohen, W. M., &amp; Levinthal, D. A. (1990). Absorptive capacity: A new</w:t>
+        <w:t xml:space="preserve">Cohen, W. M., and Levinthal, D. A. (1990). Absorptive capacity: A new</w:t>
       </w:r>
       <w:r>
         <w:t xml:space="preserve"> </w:t>
@@ -12225,7 +12225,7 @@
         <w:t xml:space="preserve"> </w:t>
       </w:r>
       <w:r>
-        <w:t xml:space="preserve">T., Devinney, T. M., Midgley, D. F., &amp; Venaik, S. (2008). Formative</w:t>
+        <w:t xml:space="preserve">T., Devinney, T. M., Midgley, D. F., and Venaik, S. (2008). Formative</w:t>
       </w:r>
       <w:r>
         <w:t xml:space="preserve"> </w:t>
@@ -12321,7 +12321,7 @@
         <w:t xml:space="preserve"> </w:t>
       </w:r>
       <w:r>
-        <w:t xml:space="preserve">K., &amp; Hsu, C.-C. (2003). A three-stage theory of international</w:t>
+        <w:t xml:space="preserve">K., and Hsu, C.-C. (2003). A three-stage theory of international</w:t>
       </w:r>
       <w:r>
         <w:t xml:space="preserve"> </w:t>
@@ -12375,7 +12375,7 @@
         <w:t xml:space="preserve"> </w:t>
       </w:r>
       <w:r>
-        <w:t xml:space="preserve">Pieters, C., &amp; He, Z.-L. (2016). Thinking about U: Theorizing and</w:t>
+        <w:t xml:space="preserve">Pieters, C., and He, Z.-L. (2016). Thinking about U: Theorizing and</w:t>
       </w:r>
       <w:r>
         <w:t xml:space="preserve"> </w:t>
@@ -12411,7 +12411,7 @@
         <w:t xml:space="preserve"> </w:t>
       </w:r>
       <w:r>
-        <w:t xml:space="preserve">Hambrick, D. C., &amp; Mason, P. A.</w:t>
+        <w:t xml:space="preserve">Hambrick, D. C., and Mason, P. A.</w:t>
       </w:r>
       <w:r>
         <w:t xml:space="preserve"> </w:t>
@@ -12459,7 +12459,7 @@
         <w:t xml:space="preserve"> </w:t>
       </w:r>
       <w:r>
-        <w:t xml:space="preserve">E., &amp; Kim, H. (1997). International diversification: Effects on</w:t>
+        <w:t xml:space="preserve">E., and Kim, H. (1997). International diversification: Effects on</w:t>
       </w:r>
       <w:r>
         <w:t xml:space="preserve"> </w:t>
@@ -12509,7 +12509,7 @@
         <w:t xml:space="preserve"> </w:t>
       </w:r>
       <w:r>
-        <w:t xml:space="preserve">Krammer, S. M. S., Strange, R., &amp; Lashitew, A. (2018). The export</w:t>
+        <w:t xml:space="preserve">Krammer, S. M. S., Strange, R., and Lashitew, A. (2018). The export</w:t>
       </w:r>
       <w:r>
         <w:t xml:space="preserve"> </w:t>
@@ -12565,7 +12565,7 @@
         <w:t xml:space="preserve"> </w:t>
       </w:r>
       <w:r>
-        <w:t xml:space="preserve">D., Scheel, A. M., &amp; Isager, P. M. (2018). Equivalence testing for</w:t>
+        <w:t xml:space="preserve">D., Scheel, A. M., and Isager, P. M. (2018). Equivalence testing for</w:t>
       </w:r>
       <w:r>
         <w:t xml:space="preserve"> </w:t>
@@ -12671,7 +12671,7 @@
         <w:t xml:space="preserve"> </w:t>
       </w:r>
       <w:r>
-        <w:t xml:space="preserve">T., &amp; Mehlum, H. (2010). With or without U? The appropriate test for a</w:t>
+        <w:t xml:space="preserve">T., and Mehlum, H. (2010). With or without U? The appropriate test for a</w:t>
       </w:r>
       <w:r>
         <w:t xml:space="preserve"> </w:t>
@@ -12727,7 +12727,7 @@
         <w:t xml:space="preserve"> </w:t>
       </w:r>
       <w:r>
-        <w:t xml:space="preserve">J. W., &amp; Beamish, P. W. (2004). International diversification and firm</w:t>
+        <w:t xml:space="preserve">J. W., and Beamish, P. W. (2004). International diversification and firm</w:t>
       </w:r>
       <w:r>
         <w:t xml:space="preserve"> </w:t>
@@ -12839,7 +12839,7 @@
         <w:t xml:space="preserve"> </w:t>
       </w:r>
       <w:r>
-        <w:t xml:space="preserve">J.-L., Hitt, M. A., Spadafora, E., &amp; van Essen, M. (2016). Home country</w:t>
+        <w:t xml:space="preserve">J.-L., Hitt, M. A., Spadafora, E., and van Essen, M. (2016). Home country</w:t>
       </w:r>
       <w:r>
         <w:t xml:space="preserve"> </w:t>
@@ -12887,7 +12887,7 @@
         <w:t xml:space="preserve"> </w:t>
       </w:r>
       <w:r>
-        <w:t xml:space="preserve">Witteloostuijn, A., &amp; Beugelsdijk, S. (2017). What’s in a p? Reassessing</w:t>
+        <w:t xml:space="preserve">Witteloostuijn, A., and Beugelsdijk, S. (2017). What’s in a p? Reassessing</w:t>
       </w:r>
       <w:r>
         <w:t xml:space="preserve"> </w:t>
@@ -13009,7 +13009,7 @@
         <w:t xml:space="preserve"> </w:t>
       </w:r>
       <w:r>
-        <w:t xml:space="preserve">Peng, M. W., Wang, D. Y. L., &amp; Jiang, Y. (2008). An institution-based</w:t>
+        <w:t xml:space="preserve">Peng, M. W., Wang, D. Y. L., and Jiang, Y. (2008). An institution-based</w:t>
       </w:r>
       <w:r>
         <w:t xml:space="preserve"> </w:t>
@@ -13163,7 +13163,7 @@
         <w:t xml:space="preserve"> </w:t>
       </w:r>
       <w:r>
-        <w:t xml:space="preserve">M., &amp; Schotter, A. P. J. (2021). Platforms without borders? The</w:t>
+        <w:t xml:space="preserve">M., and Schotter, A. P. J. (2021). Platforms without borders? The</w:t>
       </w:r>
       <w:r>
         <w:t xml:space="preserve"> </w:t>
@@ -13225,7 +13225,7 @@
         <w:t xml:space="preserve"> </w:t>
       </w:r>
       <w:r>
-        <w:t xml:space="preserve">N., &amp; Haenlein, M. (2021). Digital transformation: A multidisciplinary</w:t>
+        <w:t xml:space="preserve">N., and Haenlein, M. (2021). Digital transformation: A multidisciplinary</w:t>
       </w:r>
       <w:r>
         <w:t xml:space="preserve"> </w:t>
@@ -13273,7 +13273,7 @@
         <w:t xml:space="preserve"> </w:t>
       </w:r>
       <w:r>
-        <w:t xml:space="preserve">E., &amp; Siegel, J. (2019). Misaccounting for endogeneity: The peril of</w:t>
+        <w:t xml:space="preserve">E., and Siegel, J. (2019). Misaccounting for endogeneity: The peril of</w:t>
       </w:r>
       <w:r>
         <w:t xml:space="preserve"> </w:t>

--- a/p4/submission/mbr_package/01_manuscript_blinded.docx
+++ b/p4/submission/mbr_package/01_manuscript_blinded.docx
@@ -207,49 +207,17 @@
         <w:pStyle w:val="FirstParagraph"/>
       </w:pPr>
       <w:r>
-        <w:t xml:space="preserve">This study examines how technological capability (TCI) and digital</w:t>
-      </w:r>
-      <w:r>
-        <w:t xml:space="preserve"> </w:t>
-      </w:r>
-      <w:r>
-        <w:t xml:space="preserve">adoption (DAI) are associated with the internationalization–performance</w:t>
-      </w:r>
-      <w:r>
-        <w:t xml:space="preserve"> </w:t>
-      </w:r>
-      <w:r>
-        <w:t xml:space="preserve">relationship among firms in Singapore, a boundary-case test at the</w:t>
-      </w:r>
-      <w:r>
-        <w:t xml:space="preserve"> </w:t>
-      </w:r>
-      <w:r>
-        <w:t xml:space="preserve">advanced-economy ceiling of the ICRV spectrum, where digital</w:t>
-      </w:r>
-      <w:r>
-        <w:t xml:space="preserve"> </w:t>
-      </w:r>
-      <w:r>
-        <w:t xml:space="preserve">infrastructure is near-universally diffused. Using World Bank Enterprise</w:t>
-      </w:r>
-      <w:r>
-        <w:t xml:space="preserve"> </w:t>
-      </w:r>
-      <w:r>
-        <w:t xml:space="preserve">Survey microdata (Singapore 2023, N = 623), the analysis separates</w:t>
-      </w:r>
-      <w:r>
-        <w:t xml:space="preserve"> </w:t>
-      </w:r>
-      <w:r>
-        <w:t xml:space="preserve">firm-internal capability depth (TCI) from foundational digital</w:t>
-      </w:r>
-      <w:r>
-        <w:t xml:space="preserve"> </w:t>
-      </w:r>
-      <w:r>
-        <w:t xml:space="preserve">interfaces and transaction-enabling mechanisms (DAI).</w:t>
+        <w:rPr>
+          <w:bCs/>
+          <w:b/>
+        </w:rPr>
+        <w:t xml:space="preserve">Purpose:</w:t>
+      </w:r>
+      <w:r>
+        <w:t xml:space="preserve"> </w:t>
+      </w:r>
+      <w:r>
+        <w:t xml:space="preserve">This study examines how technological capability (TCI) and foundational digital adoption (DAI) relate to the internationalization–performance (I–P) relationship among firms in Singapore, a boundary-case test at the advanced-economy ceiling of the institutional-context (ICRV) spectrum, where digital infrastructure is near-universally diffused.</w:t>
       </w:r>
     </w:p>
     <w:p>
@@ -257,73 +225,79 @@
         <w:pStyle w:val="BodyText"/>
       </w:pPr>
       <w:r>
-        <w:t xml:space="preserve">Three findings emerge. First, the I–P relationship within the observed</w:t>
-      </w:r>
-      <w:r>
-        <w:t xml:space="preserve"> </w:t>
-      </w:r>
-      <w:r>
-        <w:t xml:space="preserve">export-intensity range is better characterized as predominantly positive</w:t>
-      </w:r>
-      <w:r>
-        <w:t xml:space="preserve"> </w:t>
-      </w:r>
-      <w:r>
-        <w:t xml:space="preserve">with mild quadratic curvature than as an inverted-U; the implied turning</w:t>
-      </w:r>
-      <w:r>
-        <w:t xml:space="preserve"> </w:t>
-      </w:r>
-      <w:r>
-        <w:t xml:space="preserve">point lies in a sparsely populated upper tail. Second, TCI is positively</w:t>
-      </w:r>
-      <w:r>
-        <w:t xml:space="preserve"> </w:t>
-      </w:r>
-      <w:r>
-        <w:t xml:space="preserve">associated with labour productivity, but no TCI moderation of the I–P</w:t>
-      </w:r>
-      <w:r>
-        <w:t xml:space="preserve"> </w:t>
-      </w:r>
-      <w:r>
-        <w:t xml:space="preserve">curve is detected. Third, DAI does not produce a uniform productivity</w:t>
-      </w:r>
-      <w:r>
-        <w:t xml:space="preserve"> </w:t>
-      </w:r>
-      <w:r>
-        <w:t xml:space="preserve">premium; instead, its productivity association becomes more positive</w:t>
-      </w:r>
-      <w:r>
-        <w:t xml:space="preserve"> </w:t>
-      </w:r>
-      <w:r>
-        <w:t xml:space="preserve">only at higher export intensity, with the clearest signal in the</w:t>
-      </w:r>
-      <w:r>
-        <w:t xml:space="preserve"> </w:t>
-      </w:r>
-      <w:r>
-        <w:t xml:space="preserve">high-export tail. These findings suggest that foundational digital</w:t>
-      </w:r>
-      <w:r>
-        <w:t xml:space="preserve"> </w:t>
-      </w:r>
-      <w:r>
-        <w:t xml:space="preserve">adoption functions as a contingent scaling resource, its productivity</w:t>
-      </w:r>
-      <w:r>
-        <w:t xml:space="preserve"> </w:t>
-      </w:r>
-      <w:r>
-        <w:t xml:space="preserve">relevance activates under cross-border coordination demands, rather</w:t>
-      </w:r>
-      <w:r>
-        <w:t xml:space="preserve"> </w:t>
-      </w:r>
-      <w:r>
-        <w:t xml:space="preserve">than as a firm-wide productivity advantage.</w:t>
+        <w:rPr>
+          <w:bCs/>
+          <w:b/>
+        </w:rPr>
+        <w:t xml:space="preserve">Design/methodology/approach:</w:t>
+      </w:r>
+      <w:r>
+        <w:t xml:space="preserve"> </w:t>
+      </w:r>
+      <w:r>
+        <w:t xml:space="preserve">Using World Bank Enterprise Survey microdata (Singapore 2023, N = 623), the analysis separates firm-internal capability depth (TCI) from foundational digital interfaces and transaction-enabling mechanisms (DAI), estimating quadratic export-intensity models of labour productivity with capability interactions.</w:t>
+      </w:r>
+    </w:p>
+    <w:p>
+      <w:pPr>
+        <w:pStyle w:val="BodyText"/>
+      </w:pPr>
+      <w:r>
+        <w:rPr>
+          <w:bCs/>
+          <w:b/>
+        </w:rPr>
+        <w:t xml:space="preserve">Findings:</w:t>
+      </w:r>
+      <w:r>
+        <w:t xml:space="preserve"> </w:t>
+      </w:r>
+      <w:r>
+        <w:t xml:space="preserve">Three findings emerge. First, within the observed export-intensity range the I–P relationship is better characterized as predominantly positive with mild quadratic curvature than as an inverted-U, with the implied turning point in a sparsely populated upper tail. Second, TCI is positively associated with labour productivity, but no TCI moderation of the I–P curve is detected. Third, DAI does not produce a uniform productivity premium; its productivity association becomes more positive only at higher export intensity, with the clearest signal in the high-export tail.</w:t>
+      </w:r>
+    </w:p>
+    <w:p>
+      <w:pPr>
+        <w:pStyle w:val="BodyText"/>
+      </w:pPr>
+      <w:r>
+        <w:rPr>
+          <w:bCs/>
+          <w:b/>
+        </w:rPr>
+        <w:t xml:space="preserve">Originality/value:</w:t>
+      </w:r>
+      <w:r>
+        <w:t xml:space="preserve"> </w:t>
+      </w:r>
+      <w:r>
+        <w:t xml:space="preserve">At the advanced-economy ceiling, foundational digital adoption functions as a contingent scaling resource whose productivity relevance activates under cross-border coordination demands, rather than as a firm-wide productivity advantage. The boundary-case design clarifies</w:t>
+      </w:r>
+      <w:r>
+        <w:t xml:space="preserve"> </w:t>
+      </w:r>
+      <w:r>
+        <w:rPr>
+          <w:iCs/>
+          <w:i/>
+        </w:rPr>
+        <w:t xml:space="preserve">when</w:t>
+      </w:r>
+      <w:r>
+        <w:t xml:space="preserve">, rather than</w:t>
+      </w:r>
+      <w:r>
+        <w:t xml:space="preserve"> </w:t>
+      </w:r>
+      <w:r>
+        <w:rPr>
+          <w:iCs/>
+          <w:i/>
+        </w:rPr>
+        <w:t xml:space="preserve">whether</w:t>
+      </w:r>
+      <w:r>
+        <w:t xml:space="preserve">, digital adoption matters for internationalizing firms.</w:t>
       </w:r>
     </w:p>
     <w:p>

--- a/p4/submission/mbr_package/01_manuscript_blinded.docx
+++ b/p4/submission/mbr_package/01_manuscript_blinded.docx
@@ -150,13 +150,7 @@
         <w:t xml:space="preserve"> </w:t>
       </w:r>
       <w:r>
-        <w:t xml:space="preserve">(main text, excluding abstract, references, tables and</w:t>
-      </w:r>
-      <w:r>
-        <w:t xml:space="preserve"> </w:t>
-      </w:r>
-      <w:r>
-        <w:t xml:space="preserve">figures): approximately 8, 500 words.</w:t>
+        <w:t xml:space="preserve">(main text, excluding abstract, references, tables and figures): approximately 9,100 words.</w:t>
       </w:r>
     </w:p>
     <w:p>
@@ -354,205 +348,15 @@
         <w:pStyle w:val="FirstParagraph"/>
       </w:pPr>
       <w:r>
-        <w:t xml:space="preserve">Singapore is an analytically valuable setting for revisiting the</w:t>
-      </w:r>
-      <w:r>
-        <w:t xml:space="preserve"> </w:t>
-      </w:r>
-      <w:r>
-        <w:t xml:space="preserve">internationalization–performance relationship because it combines high</w:t>
-      </w:r>
-      <w:r>
-        <w:t xml:space="preserve"> </w:t>
-      </w:r>
-      <w:r>
-        <w:t xml:space="preserve">digital maturity with firm-level heterogeneity in export intensity. The</w:t>
-      </w:r>
-      <w:r>
-        <w:t xml:space="preserve"> </w:t>
-      </w:r>
-      <w:r>
-        <w:t xml:space="preserve">classic I–P literature explains nonlinearity through a trade-off between</w:t>
-      </w:r>
-      <w:r>
-        <w:t xml:space="preserve"> </w:t>
-      </w:r>
-      <w:r>
-        <w:t xml:space="preserve">the scale and learning benefits of international expansion and the</w:t>
-      </w:r>
-      <w:r>
-        <w:t xml:space="preserve"> </w:t>
-      </w:r>
-      <w:r>
-        <w:t xml:space="preserve">rising coordination costs of operating across markets, with the</w:t>
-      </w:r>
-      <w:r>
-        <w:t xml:space="preserve"> </w:t>
-      </w:r>
-      <w:r>
-        <w:t xml:space="preserve">inverted-U emerging as the modal empirical pattern in the broader</w:t>
-      </w:r>
-      <w:r>
-        <w:t xml:space="preserve"> </w:t>
-      </w:r>
-      <w:r>
-        <w:t xml:space="preserve">literature (Marano et al. 2016). However, much of this literature was</w:t>
-      </w:r>
-      <w:r>
-        <w:t xml:space="preserve"> </w:t>
-      </w:r>
-      <w:r>
-        <w:t xml:space="preserve">developed in pre-digital or transitional-digital settings, where</w:t>
-      </w:r>
-      <w:r>
-        <w:t xml:space="preserve"> </w:t>
-      </w:r>
-      <w:r>
-        <w:t xml:space="preserve">institutional and infrastructural conditions differ substantially from</w:t>
-      </w:r>
-      <w:r>
-        <w:t xml:space="preserve"> </w:t>
-      </w:r>
-      <w:r>
-        <w:t xml:space="preserve">those of digitally advanced economies (Peng 2003; Peng et al. 2008) and</w:t>
-      </w:r>
-      <w:r>
-        <w:t xml:space="preserve"> </w:t>
-      </w:r>
-      <w:r>
-        <w:t xml:space="preserve">may not fully capture how the I–P curve behaves when firms operate in a</w:t>
-      </w:r>
-      <w:r>
-        <w:t xml:space="preserve"> </w:t>
-      </w:r>
-      <w:r>
-        <w:t xml:space="preserve">digitally advanced institutional environment. These conditions are</w:t>
-      </w:r>
-      <w:r>
-        <w:t xml:space="preserve"> </w:t>
-      </w:r>
-      <w:r>
-        <w:t xml:space="preserve">empirically grounded in contemporaneous assessments: Singapore ranked</w:t>
-      </w:r>
-      <w:r>
-        <w:t xml:space="preserve"> </w:t>
-      </w:r>
-      <w:r>
-        <w:t xml:space="preserve">2nd globally in the StartupBlink Innovators Business Environment Index</w:t>
-      </w:r>
-      <w:r>
-        <w:t xml:space="preserve"> </w:t>
-      </w:r>
-      <w:r>
-        <w:t xml:space="preserve">2026 (score 99.145 out of 100; 1st in Asia Pacific), 4th in the Global</w:t>
-      </w:r>
-      <w:r>
-        <w:t xml:space="preserve"> </w:t>
-      </w:r>
-      <w:r>
-        <w:t xml:space="preserve">Startup Ecosystem Index 2025 (up from 5th in 2024, with ecosystem growth</w:t>
-      </w:r>
-      <w:r>
-        <w:t xml:space="preserve"> </w:t>
-      </w:r>
-      <w:r>
-        <w:t xml:space="preserve">of 44.9% against a top-20 average of 28.5%), and 3rd in the United</w:t>
-      </w:r>
-      <w:r>
-        <w:t xml:space="preserve"> </w:t>
-      </w:r>
-      <w:r>
-        <w:t xml:space="preserve">Nations e-Government Survey 2024, while the Smart Nation 2.0 initiative</w:t>
-      </w:r>
-      <w:r>
-        <w:t xml:space="preserve"> </w:t>
-      </w:r>
-      <w:r>
-        <w:t xml:space="preserve">(launched 2024) formalizes digital trust infrastructure and</w:t>
-      </w:r>
-      <w:r>
-        <w:t xml:space="preserve"> </w:t>
-      </w:r>
-      <w:r>
-        <w:t xml:space="preserve">technology-enabled growth as explicit national policy priorities</w:t>
-      </w:r>
-      <w:r>
-        <w:t xml:space="preserve"> </w:t>
-      </w:r>
-      <w:r>
-        <w:t xml:space="preserve">(GovTech Singapore, 2024; StartupBlink, 2025, 2026). In such contexts,</w:t>
-      </w:r>
-      <w:r>
-        <w:t xml:space="preserve"> </w:t>
-      </w:r>
-      <w:r>
-        <w:t xml:space="preserve">the relevant question is not simply whether firms still exhibit the</w:t>
-      </w:r>
-      <w:r>
-        <w:t xml:space="preserve"> </w:t>
-      </w:r>
-      <w:r>
-        <w:t xml:space="preserve">conventional inverted-U, but whether digital maturity changes the export</w:t>
-      </w:r>
-      <w:r>
-        <w:t xml:space="preserve"> </w:t>
-      </w:r>
-      <w:r>
-        <w:t xml:space="preserve">range over which the right-side decline becomes empirically visible. If</w:t>
-      </w:r>
-      <w:r>
-        <w:t xml:space="preserve"> </w:t>
-      </w:r>
-      <w:r>
-        <w:t xml:space="preserve">mature digital infrastructure attenuates communication, transaction, and</w:t>
-      </w:r>
-      <w:r>
-        <w:t xml:space="preserve"> </w:t>
-      </w:r>
-      <w:r>
-        <w:t xml:space="preserve">information frictions, then the coordination-cost mechanism underlying</w:t>
-      </w:r>
-      <w:r>
-        <w:t xml:space="preserve"> </w:t>
-      </w:r>
-      <w:r>
-        <w:t xml:space="preserve">the classic inverted-U may be weakened, delayed, or pushed toward</w:t>
-      </w:r>
-      <w:r>
-        <w:t xml:space="preserve"> </w:t>
-      </w:r>
-      <w:r>
-        <w:t xml:space="preserve">sparsely populated levels of export intensity. This possibility is</w:t>
-      </w:r>
-      <w:r>
-        <w:t xml:space="preserve"> </w:t>
-      </w:r>
-      <w:r>
-        <w:t xml:space="preserve">especially important in environments where firms engage with digital</w:t>
-      </w:r>
-      <w:r>
-        <w:t xml:space="preserve"> </w:t>
-      </w:r>
-      <w:r>
-        <w:t xml:space="preserve">interfaces and transaction systems at scale, because such technologies</w:t>
-      </w:r>
-      <w:r>
-        <w:t xml:space="preserve"> </w:t>
-      </w:r>
-      <w:r>
-        <w:t xml:space="preserve">can alter both the cost and speed of cross-border coordination</w:t>
-      </w:r>
-      <w:r>
-        <w:t xml:space="preserve"> </w:t>
-      </w:r>
-      <w:r>
-        <w:t xml:space="preserve">(Bharadwaj et al. 2013; Verhoef et al. 2021). This combination creates</w:t>
-      </w:r>
-      <w:r>
-        <w:t xml:space="preserve"> </w:t>
-      </w:r>
-      <w:r>
-        <w:t xml:space="preserve">what we term a</w:t>
+        <w:t xml:space="preserve">Singapore is an analytically valuable setting for revisiting the internationalization–performance relationship because it combines high digital maturity with firm-level heterogeneity in export intensity. The classic I–P literature explains nonlinearity through a trade-off between the scale and learning benefits of expansion and the rising coordination costs of operating across markets, with the inverted-U as the modal pattern (Marano et al. 2016). Much of this literature, however, was developed in pre-digital or transitional settings whose institutional and infrastructural conditions differ from those of digitally advanced economies (Peng 2003; Peng et al. 2008). By contemporaneous assessments Singapore is at the frontier: 2nd globally (1st in Asia Pacific) in the StartupBlink Innovators Business Environment Index 2026, 4th in the Global Startup Ecosystem Index 2025, and 3rd in the UN e-Government Survey 2024, while Smart Nation 2.0 (2024) makes digital trust infrastructure explicit national policy (GovTech Singapore 2024; StartupBlink 2025, 2026).</w:t>
+      </w:r>
+    </w:p>
+    <w:p>
+      <w:pPr>
+        <w:pStyle w:val="BodyText"/>
+      </w:pPr>
+      <w:r>
+        <w:t xml:space="preserve">In such a context the relevant question is not whether firms still exhibit the conventional inverted-U, but whether digital maturity changes the export range over which the right-side decline becomes visible. If mature digital infrastructure attenuates communication, transaction, and information frictions, the coordination-cost mechanism underlying the classic inverted-U may be weakened, delayed, or pushed toward sparsely populated export levels (Bharadwaj et al. 2013; Verhoef et al. 2021). This creates a</w:t>
       </w:r>
       <w:r>
         <w:t xml:space="preserve"> </w:t>
@@ -565,199 +369,15 @@
         <w:t xml:space="preserve">digital saturation paradox</w:t>
       </w:r>
       <w:r>
-        <w:t xml:space="preserve">: in an environment where</w:t>
-      </w:r>
-      <w:r>
-        <w:t xml:space="preserve"> </w:t>
-      </w:r>
-      <w:r>
-        <w:t xml:space="preserve">Tier 1–2 digital interfaces (websites, electronic payment systems) are</w:t>
-      </w:r>
-      <w:r>
-        <w:t xml:space="preserve"> </w:t>
-      </w:r>
-      <w:r>
-        <w:t xml:space="preserve">already widely diffused, these tools appear to function as hygiene</w:t>
-      </w:r>
-      <w:r>
-        <w:t xml:space="preserve"> </w:t>
-      </w:r>
-      <w:r>
-        <w:t xml:space="preserve">factors for domestic operations rather than differentiating assets. This</w:t>
-      </w:r>
-      <w:r>
-        <w:t xml:space="preserve"> </w:t>
-      </w:r>
-      <w:r>
-        <w:t xml:space="preserve">near-universal Tier 1–2 diffusion is enabled by Singapore's nationally</w:t>
-      </w:r>
-      <w:r>
-        <w:t xml:space="preserve"> </w:t>
-      </w:r>
-      <w:r>
-        <w:t xml:space="preserve">deployed Digital Public Infrastructure, encompassing digital identity</w:t>
-      </w:r>
-      <w:r>
-        <w:t xml:space="preserve"> </w:t>
-      </w:r>
-      <w:r>
-        <w:t xml:space="preserve">systems, payment rails, and data-exchange platforms, which the World</w:t>
-      </w:r>
-      <w:r>
-        <w:t xml:space="preserve"> </w:t>
-      </w:r>
-      <w:r>
-        <w:t xml:space="preserve">Bank (2025a) identifies as the foundational enabling layer for</w:t>
-      </w:r>
-      <w:r>
-        <w:t xml:space="preserve"> </w:t>
-      </w:r>
-      <w:r>
-        <w:t xml:space="preserve">firm-level digital adoption in advanced economies. Consistent with this,</w:t>
-      </w:r>
-      <w:r>
-        <w:t xml:space="preserve"> </w:t>
-      </w:r>
-      <w:r>
-        <w:t xml:space="preserve">the Singapore sample reveals that 82% of firms report zero exports,</w:t>
-      </w:r>
-      <w:r>
-        <w:t xml:space="preserve"> </w:t>
-      </w:r>
-      <w:r>
-        <w:t xml:space="preserve">while only 3% exceed 50% foreign sales to total sales, a striking</w:t>
-      </w:r>
-      <w:r>
-        <w:t xml:space="preserve"> </w:t>
-      </w:r>
-      <w:r>
-        <w:t xml:space="preserve">domestic orientation despite the economy's mature digital</w:t>
-      </w:r>
-      <w:r>
-        <w:t xml:space="preserve"> </w:t>
-      </w:r>
-      <w:r>
-        <w:t xml:space="preserve">infrastructure. As a result, the productivity returns to foundational</w:t>
-      </w:r>
-      <w:r>
-        <w:t xml:space="preserve"> </w:t>
-      </w:r>
-      <w:r>
-        <w:t xml:space="preserve">digital adoption should not be expected to manifest uniformly across</w:t>
-      </w:r>
-      <w:r>
-        <w:t xml:space="preserve"> </w:t>
-      </w:r>
-      <w:r>
-        <w:t xml:space="preserve">sampled firms; instead, they should become measurable primarily when</w:t>
-      </w:r>
-      <w:r>
-        <w:t xml:space="preserve"> </w:t>
-      </w:r>
-      <w:r>
-        <w:t xml:space="preserve">firms face the intensified coordination and transaction demands of</w:t>
-      </w:r>
-      <w:r>
-        <w:t xml:space="preserve"> </w:t>
-      </w:r>
-      <w:r>
-        <w:t xml:space="preserve">cross-border activity. Singapore therefore serves not merely as a</w:t>
-      </w:r>
-      <w:r>
-        <w:t xml:space="preserve"> </w:t>
-      </w:r>
-      <w:r>
-        <w:t xml:space="preserve">convenient empirical backdrop, but as an analytically ideal stress test</w:t>
-      </w:r>
-      <w:r>
-        <w:t xml:space="preserve"> </w:t>
-      </w:r>
-      <w:r>
-        <w:t xml:space="preserve">an environment in which the conditional logic of foundational digital</w:t>
-      </w:r>
-      <w:r>
-        <w:t xml:space="preserve"> </w:t>
-      </w:r>
-      <w:r>
-        <w:t xml:space="preserve">adoption is most legible precisely because domestic saturation removes</w:t>
-      </w:r>
-      <w:r>
-        <w:t xml:space="preserve"> </w:t>
-      </w:r>
-      <w:r>
-        <w:t xml:space="preserve">the uniform-premium effect and leaves only the export-contingent signal.</w:t>
-      </w:r>
-      <w:r>
-        <w:t xml:space="preserve"> </w:t>
-      </w:r>
-      <w:r>
-        <w:t xml:space="preserve">A second motivation concerns construct clarity. In digitally advanced</w:t>
-      </w:r>
-      <w:r>
-        <w:t xml:space="preserve"> </w:t>
-      </w:r>
-      <w:r>
-        <w:t xml:space="preserve">settings, firms may differ not only in deeper technological capability</w:t>
-      </w:r>
-      <w:r>
-        <w:t xml:space="preserve"> </w:t>
-      </w:r>
-      <w:r>
-        <w:t xml:space="preserve">rooted in learning, innovation, and absorptive capacity, but also in the</w:t>
-      </w:r>
-      <w:r>
-        <w:t xml:space="preserve"> </w:t>
-      </w:r>
-      <w:r>
-        <w:t xml:space="preserve">extent to which they adopt basic digital interfaces and</w:t>
-      </w:r>
-      <w:r>
-        <w:t xml:space="preserve"> </w:t>
-      </w:r>
-      <w:r>
-        <w:t xml:space="preserve">transaction-enabling systems. These two domains should not be collapsed</w:t>
-      </w:r>
-      <w:r>
-        <w:t xml:space="preserve"> </w:t>
-      </w:r>
-      <w:r>
-        <w:t xml:space="preserve">into a single umbrella construct, because technological capability</w:t>
-      </w:r>
-      <w:r>
-        <w:t xml:space="preserve"> </w:t>
-      </w:r>
-      <w:r>
-        <w:t xml:space="preserve">reflects firm-internal capability depth grounded in resource-based and</w:t>
-      </w:r>
-      <w:r>
-        <w:t xml:space="preserve"> </w:t>
-      </w:r>
-      <w:r>
-        <w:t xml:space="preserve">absorptive-capacity logic (Barney 1991; Cohen and Levinthal 1990; Lall</w:t>
-      </w:r>
-      <w:r>
-        <w:t xml:space="preserve"> </w:t>
-      </w:r>
-      <w:r>
-        <w:t xml:space="preserve">1992), whereas digital adoption reflects participation in digitally</w:t>
-      </w:r>
-      <w:r>
-        <w:t xml:space="preserve"> </w:t>
-      </w:r>
-      <w:r>
-        <w:t xml:space="preserve">enabled transactions and interfaces that may be more contingent on the</w:t>
-      </w:r>
-      <w:r>
-        <w:t xml:space="preserve"> </w:t>
-      </w:r>
-      <w:r>
-        <w:t xml:space="preserve">surrounding digital ecosystem (Bharadwaj et al. 2013; Verhoef et al.</w:t>
-      </w:r>
-      <w:r>
-        <w:t xml:space="preserve"> </w:t>
-      </w:r>
-      <w:r>
-        <w:t xml:space="preserve">2021).</w:t>
+        <w:t xml:space="preserve">: where Tier 1–2 interfaces (websites, electronic payments) are already widely diffused, enabled by Singapore's national Digital Public Infrastructure (World Bank 2025a), they function as hygiene factors for domestic operations rather than differentiating assets. Consistent with this, 82% of sampled firms report zero exports and only 3% exceed 50% foreign sales. The productivity returns to foundational digital adoption should therefore not manifest uniformly; they should become measurable mainly when firms face the intensified coordination demands of cross-border activity. Singapore thus serves as an analytically ideal stress test: domestic saturation removes the uniform-premium effect and leaves only the export-contingent signal.</w:t>
+      </w:r>
+    </w:p>
+    <w:p>
+      <w:pPr>
+        <w:pStyle w:val="BodyText"/>
+      </w:pPr>
+      <w:r>
+        <w:t xml:space="preserve">A second motivation concerns construct clarity. In digitally advanced settings, firms differ not only in deeper technological capability rooted in learning, innovation, and absorptive capacity, but also in their adoption of basic digital interfaces and transaction-enabling systems. These domains should not be collapsed: technological capability reflects firm-internal capability depth (Barney 1991; Cohen and Levinthal 1990; Lall 1992), whereas digital adoption reflects participation in digitally enabled transactions contingent on the surrounding ecosystem (Bharadwaj et al. 2013; Verhoef et al. 2021).</w:t>
       </w:r>
     </w:p>
     <w:bookmarkEnd w:id="25"/>
@@ -1439,247 +1059,15 @@
         <w:pStyle w:val="FirstParagraph"/>
       </w:pPr>
       <w:r>
-        <w:t xml:space="preserve">A recurring problem in the digital international business literature is</w:t>
-      </w:r>
-      <w:r>
-        <w:t xml:space="preserve"> </w:t>
-      </w:r>
-      <w:r>
-        <w:t xml:space="preserve">the tendency to collapse technologically heterogeneous firm attributes</w:t>
-      </w:r>
-      <w:r>
-        <w:t xml:space="preserve"> </w:t>
-      </w:r>
-      <w:r>
-        <w:t xml:space="preserve">into a single umbrella construct, thereby blurring the distinction</w:t>
-      </w:r>
-      <w:r>
-        <w:t xml:space="preserve"> </w:t>
-      </w:r>
-      <w:r>
-        <w:t xml:space="preserve">between internal capability depth and digitally enabled market</w:t>
-      </w:r>
-      <w:r>
-        <w:t xml:space="preserve"> </w:t>
-      </w:r>
-      <w:r>
-        <w:t xml:space="preserve">participation (Verhoef et al. 2021). This study departs from that</w:t>
-      </w:r>
-      <w:r>
-        <w:t xml:space="preserve"> </w:t>
-      </w:r>
-      <w:r>
-        <w:t xml:space="preserve">practice by distinguishing a Technological Capability Index (TCI),</w:t>
-      </w:r>
-      <w:r>
-        <w:t xml:space="preserve"> </w:t>
-      </w:r>
-      <w:r>
-        <w:t xml:space="preserve">anchored in the Lall–Cohen-Levinthal capability tradition (Cohen &amp;</w:t>
-      </w:r>
-      <w:r>
-        <w:t xml:space="preserve"> </w:t>
-      </w:r>
-      <w:r>
-        <w:t xml:space="preserve">Levinthal 1990; Lall 1992), from a Digital Adoption Index (DAI),</w:t>
-      </w:r>
-      <w:r>
-        <w:t xml:space="preserve"> </w:t>
-      </w:r>
-      <w:r>
-        <w:t xml:space="preserve">anchored in the Bharadwaj–Verhoef digitalization tradition (Bharadwaj et</w:t>
-      </w:r>
-      <w:r>
-        <w:t xml:space="preserve"> </w:t>
-      </w:r>
-      <w:r>
-        <w:t xml:space="preserve">al. 2013; Verhoef et al. 2021). The distinction is theoretically</w:t>
-      </w:r>
-      <w:r>
-        <w:t xml:space="preserve"> </w:t>
-      </w:r>
-      <w:r>
-        <w:t xml:space="preserve">necessary because the two constructs refer to different domains of firm</w:t>
-      </w:r>
-      <w:r>
-        <w:t xml:space="preserve"> </w:t>
-      </w:r>
-      <w:r>
-        <w:t xml:space="preserve">advantage. TCI captures internal capability stocks related to</w:t>
-      </w:r>
-      <w:r>
-        <w:t xml:space="preserve"> </w:t>
-      </w:r>
-      <w:r>
-        <w:t xml:space="preserve">innovation, learning, and technology absorption, drawing on the</w:t>
-      </w:r>
-      <w:r>
-        <w:t xml:space="preserve"> </w:t>
-      </w:r>
-      <w:r>
-        <w:t xml:space="preserve">absorptive-capacity logic of Cohen and Levinthal (1990) and the</w:t>
-      </w:r>
-      <w:r>
-        <w:t xml:space="preserve"> </w:t>
-      </w:r>
-      <w:r>
-        <w:t xml:space="preserve">technological-capability tradition of Lall (1992). DAI, by contrast,</w:t>
-      </w:r>
-      <w:r>
-        <w:t xml:space="preserve"> </w:t>
-      </w:r>
-      <w:r>
-        <w:t xml:space="preserve">captures the firm’s uptake of digital interfaces and</w:t>
-      </w:r>
-      <w:r>
-        <w:t xml:space="preserve"> </w:t>
-      </w:r>
-      <w:r>
-        <w:t xml:space="preserve">transaction-enabling mechanisms (Bharadwaj et al. 2013), reflecting a</w:t>
-      </w:r>
-      <w:r>
-        <w:t xml:space="preserve"> </w:t>
-      </w:r>
-      <w:r>
-        <w:t xml:space="preserve">more environmentally contingent form of firm advantage that depends on</w:t>
-      </w:r>
-      <w:r>
-        <w:t xml:space="preserve"> </w:t>
-      </w:r>
-      <w:r>
-        <w:t xml:space="preserve">the maturity of the surrounding digital ecosystem (Verhoef et al. 2021).</w:t>
-      </w:r>
-      <w:r>
-        <w:t xml:space="preserve"> </w:t>
-      </w:r>
-      <w:r>
-        <w:t xml:space="preserve">Equally important, the label “digital adoption” is more defensible than</w:t>
-      </w:r>
-      <w:r>
-        <w:t xml:space="preserve"> </w:t>
-      </w:r>
-      <w:r>
-        <w:t xml:space="preserve">“digital capability” in the present empirical setting because the WBES</w:t>
-      </w:r>
-      <w:r>
-        <w:t xml:space="preserve"> </w:t>
-      </w:r>
-      <w:r>
-        <w:t xml:space="preserve">indicators available here map primarily onto basic digital presence and</w:t>
-      </w:r>
-      <w:r>
-        <w:t xml:space="preserve"> </w:t>
-      </w:r>
-      <w:r>
-        <w:t xml:space="preserve">digital transaction usage rather than deeper digitally integrated</w:t>
-      </w:r>
-      <w:r>
-        <w:t xml:space="preserve"> </w:t>
-      </w:r>
-      <w:r>
-        <w:t xml:space="preserve">organizational processes. In the Verhoef et al. (2021) hierarchy,</w:t>
-      </w:r>
-      <w:r>
-        <w:t xml:space="preserve"> </w:t>
-      </w:r>
-      <w:r>
-        <w:t xml:space="preserve">website presence (c22b) corresponds most closely to Tier 1 digitization,</w:t>
-      </w:r>
-      <w:r>
-        <w:t xml:space="preserve"> </w:t>
-      </w:r>
-      <w:r>
-        <w:t xml:space="preserve">while electronic-payment intensity on the customer and supplier sides</w:t>
-      </w:r>
-      <w:r>
-        <w:t xml:space="preserve"> </w:t>
-      </w:r>
-      <w:r>
-        <w:t xml:space="preserve">(k33, k38) corresponds to Tier 2 digitalization. Our DAI composite</w:t>
-      </w:r>
-      <w:r>
-        <w:t xml:space="preserve"> </w:t>
-      </w:r>
-      <w:r>
-        <w:t xml:space="preserve">therefore captures the foundational digital layer upon which</w:t>
-      </w:r>
-      <w:r>
-        <w:t xml:space="preserve"> </w:t>
-      </w:r>
-      <w:r>
-        <w:t xml:space="preserve">higher-order digital capabilities may be built, but it cannot directly</w:t>
-      </w:r>
-      <w:r>
-        <w:t xml:space="preserve"> </w:t>
-      </w:r>
-      <w:r>
-        <w:t xml:space="preserve">observe Tier 3 process integration (e.g., ERP, CRM, digitally integrated</w:t>
-      </w:r>
-      <w:r>
-        <w:t xml:space="preserve"> </w:t>
-      </w:r>
-      <w:r>
-        <w:t xml:space="preserve">supply chains) or Tier 4 digital dynamic capability (e.g., AI</w:t>
-      </w:r>
-      <w:r>
-        <w:t xml:space="preserve"> </w:t>
-      </w:r>
-      <w:r>
-        <w:t xml:space="preserve">deployment, platform orchestration, reconfiguration capability). Given</w:t>
-      </w:r>
-      <w:r>
-        <w:t xml:space="preserve"> </w:t>
-      </w:r>
-      <w:r>
-        <w:t xml:space="preserve">this measurement boundary, retaining a broad “digital capability” label</w:t>
-      </w:r>
-      <w:r>
-        <w:t xml:space="preserve"> </w:t>
-      </w:r>
-      <w:r>
-        <w:t xml:space="preserve">would overstate what the underlying indicators can legitimately support,</w:t>
-      </w:r>
-      <w:r>
-        <w:t xml:space="preserve"> </w:t>
-      </w:r>
-      <w:r>
-        <w:t xml:space="preserve">whereas the DAI label improves construct validity by aligning the</w:t>
-      </w:r>
-      <w:r>
-        <w:t xml:space="preserve"> </w:t>
-      </w:r>
-      <w:r>
-        <w:t xml:space="preserve">variable name with the actual content domain of the observed measures.</w:t>
-      </w:r>
-      <w:r>
-        <w:t xml:space="preserve"> </w:t>
-      </w:r>
-      <w:r>
-        <w:t xml:space="preserve">Methodologically, the two constructs satisfy the Coltman et al. (2008)</w:t>
-      </w:r>
-      <w:r>
-        <w:t xml:space="preserve"> </w:t>
-      </w:r>
-      <w:r>
-        <w:t xml:space="preserve">four-criterion test for formative (as opposed to reflective)</w:t>
-      </w:r>
-      <w:r>
-        <w:t xml:space="preserve"> </w:t>
-      </w:r>
-      <w:r>
-        <w:t xml:space="preserve">measurement. Separately, combining TCI and DAI into a single composite</w:t>
-      </w:r>
-      <w:r>
-        <w:t xml:space="preserve"> </w:t>
-      </w:r>
-      <w:r>
-        <w:t xml:space="preserve">would violate the principle that constructs with different hypothesised</w:t>
-      </w:r>
-      <w:r>
-        <w:t xml:space="preserve"> </w:t>
-      </w:r>
-      <w:r>
-        <w:t xml:space="preserve">nomological nets should remain analytically distinct.</w:t>
+        <w:t xml:space="preserve">A recurring problem in the digital IB literature is collapsing heterogeneous firm attributes into a single umbrella construct, blurring internal capability depth and digitally enabled market participation (Verhoef et al. 2021). We instead distinguish a Technological Capability Index (TCI), anchored in the Lall–Cohen-Levinthal tradition (Cohen and Levinthal 1990; Lall 1992), from a Digital Adoption Index (DAI), anchored in the Bharadwaj–Verhoef digitalization tradition (Bharadwaj et al. 2013; Verhoef et al. 2021). The two refer to different domains of advantage: TCI captures internal stocks related to innovation, learning, and technology absorption, while DAI captures uptake of digital interfaces and transaction-enabling mechanisms, a more environmentally contingent advantage that depends on ecosystem maturity.</w:t>
+      </w:r>
+    </w:p>
+    <w:p>
+      <w:pPr>
+        <w:pStyle w:val="BodyText"/>
+      </w:pPr>
+      <w:r>
+        <w:t xml:space="preserve">The label "digital adoption" is more defensible than "digital capability" here because the available WBES indicators map onto basic digital presence and transaction usage rather than deeper integrated processes. In the Verhoef et al. (2021) hierarchy, website presence (c22b) corresponds to Tier-1 digitization and electronic-payment intensity (k33, k38) to Tier-2 digitalization; the composite therefore captures the foundational digital layer but cannot observe Tier-3 process integration (ERP, CRM) or Tier-4 digital dynamic capability (AI, platform orchestration). Retaining a broad "digital capability" label would overstate what the indicators support. Methodologically, both constructs satisfy the Coltman et al. (2008) four-criterion test for formative measurement, and combining them would violate the principle that constructs with different nomological nets should remain distinct.</w:t>
       </w:r>
     </w:p>
     <w:bookmarkEnd w:id="31"/>
@@ -2114,51 +1502,13 @@
           <w:bCs/>
           <w:b/>
         </w:rPr>
-        <w:t xml:space="preserve">Three candidate mechanisms underpinning the export-contingent</w:t>
-      </w:r>
-      <w:r>
-        <w:rPr>
-          <w:bCs/>
-          <w:b/>
-        </w:rPr>
-        <w:t xml:space="preserve"> </w:t>
-      </w:r>
-      <w:r>
-        <w:rPr>
-          <w:bCs/>
-          <w:b/>
-        </w:rPr>
-        <w:t xml:space="preserve">DAI–productivity association.</w:t>
-      </w:r>
-      <w:r>
-        <w:t xml:space="preserve"> </w:t>
-      </w:r>
-      <w:r>
-        <w:t xml:space="preserve">Before stating H3, we name the three</w:t>
-      </w:r>
-      <w:r>
-        <w:t xml:space="preserve"> </w:t>
-      </w:r>
-      <w:r>
-        <w:t xml:space="preserve">theoretical channels that could generate a positive export-contingent</w:t>
-      </w:r>
-      <w:r>
-        <w:t xml:space="preserve"> </w:t>
-      </w:r>
-      <w:r>
-        <w:t xml:space="preserve">DAI association, because identifying the focal mechanism in advance</w:t>
-      </w:r>
-      <w:r>
-        <w:t xml:space="preserve"> </w:t>
-      </w:r>
-      <w:r>
-        <w:t xml:space="preserve">disciplines the empirical reading of the interaction terms and the</w:t>
-      </w:r>
-      <w:r>
-        <w:t xml:space="preserve"> </w:t>
-      </w:r>
-      <w:r>
-        <w:t xml:space="preserve">robustness diagnostics.</w:t>
+        <w:t xml:space="preserve">Three candidate mechanisms.</w:t>
+      </w:r>
+      <w:r>
+        <w:t xml:space="preserve"> </w:t>
+      </w:r>
+      <w:r>
+        <w:t xml:space="preserve">Before stating H3 we name the three channels that could generate a positive export-contingent DAI association, since identifying the focal mechanism ex ante disciplines the empirical reading.</w:t>
       </w:r>
       <w:r>
         <w:t xml:space="preserve"> </w:t>
@@ -2168,34 +1518,10 @@
           <w:iCs/>
           <w:i/>
         </w:rPr>
-        <w:t xml:space="preserve">Mechanism 1, Substitution</w:t>
-      </w:r>
-      <w:r>
-        <w:t xml:space="preserve">: foundational</w:t>
-      </w:r>
-      <w:r>
-        <w:t xml:space="preserve"> </w:t>
-      </w:r>
-      <w:r>
-        <w:t xml:space="preserve">digital adoption compensates for weaker alternative coordination</w:t>
-      </w:r>
-      <w:r>
-        <w:t xml:space="preserve"> </w:t>
-      </w:r>
-      <w:r>
-        <w:t xml:space="preserve">resources at higher export intensity by reducing per-unit cross-border</w:t>
-      </w:r>
-      <w:r>
-        <w:t xml:space="preserve"> </w:t>
-      </w:r>
-      <w:r>
-        <w:t xml:space="preserve">coordination cost, thereby raising the productivity of high-intensity</w:t>
-      </w:r>
-      <w:r>
-        <w:t xml:space="preserve"> </w:t>
-      </w:r>
-      <w:r>
-        <w:t xml:space="preserve">exporters relative to low-DAI peers. Substitution predicts a</w:t>
+        <w:t xml:space="preserve">Substitution</w:t>
+      </w:r>
+      <w:r>
+        <w:t xml:space="preserve">: foundational digital adoption compensates for weaker alternative coordination resources at higher export intensity, predicting a</w:t>
       </w:r>
       <w:r>
         <w:t xml:space="preserve"> </w:t>
@@ -2205,13 +1531,28 @@
           <w:iCs/>
           <w:i/>
         </w:rPr>
-        <w:t xml:space="preserve">level</w:t>
+        <w:t xml:space="preserve">level shift</w:t>
+      </w:r>
+      <w:r>
+        <w:t xml:space="preserve"> </w:t>
+      </w:r>
+      <w:r>
+        <w:t xml:space="preserve">of the I–P curve for high-DAI firms but not necessarily accelerating returns.</w:t>
+      </w:r>
+      <w:r>
+        <w:t xml:space="preserve"> </w:t>
       </w:r>
       <w:r>
         <w:rPr>
           <w:iCs/>
           <w:i/>
         </w:rPr>
+        <w:t xml:space="preserve">Amplification</w:t>
+      </w:r>
+      <w:r>
+        <w:t xml:space="preserve">: digital adoption raises the</w:t>
+      </w:r>
+      <w:r>
         <w:t xml:space="preserve"> </w:t>
       </w:r>
       <w:r>
@@ -2219,19 +1560,13 @@
           <w:iCs/>
           <w:i/>
         </w:rPr>
-        <w:t xml:space="preserve">shift</w:t>
-      </w:r>
-      <w:r>
-        <w:t xml:space="preserve"> </w:t>
-      </w:r>
-      <w:r>
-        <w:t xml:space="preserve">of the I–P curve for high-DAI firms but does not necessarily</w:t>
-      </w:r>
-      <w:r>
-        <w:t xml:space="preserve"> </w:t>
-      </w:r>
-      <w:r>
-        <w:t xml:space="preserve">require accelerating returns to DAI as export intensity rises.</w:t>
+        <w:t xml:space="preserve">marginal</w:t>
+      </w:r>
+      <w:r>
+        <w:t xml:space="preserve"> </w:t>
+      </w:r>
+      <w:r>
+        <w:t xml:space="preserve">return to each additional unit of export intensity, rotating the curve upward, and is identified by a positive</w:t>
       </w:r>
       <w:r>
         <w:t xml:space="preserve"> </w:t>
@@ -2241,10 +1576,13 @@
           <w:iCs/>
           <w:i/>
         </w:rPr>
-        <w:t xml:space="preserve">Mechanism 2, Amplification</w:t>
-      </w:r>
-      <w:r>
-        <w:t xml:space="preserve">: foundational digital adoption raises the</w:t>
+        <w:t xml:space="preserve">quadratic</w:t>
+      </w:r>
+      <w:r>
+        <w:t xml:space="preserve"> </w:t>
+      </w:r>
+      <w:r>
+        <w:t xml:space="preserve">FSTS × DAI interaction (super-linear growth that a level shift would not produce).</w:t>
       </w:r>
       <w:r>
         <w:t xml:space="preserve"> </w:t>
@@ -2254,236 +1592,10 @@
           <w:iCs/>
           <w:i/>
         </w:rPr>
-        <w:t xml:space="preserve">marginal</w:t>
-      </w:r>
-      <w:r>
-        <w:t xml:space="preserve"> </w:t>
-      </w:r>
-      <w:r>
-        <w:t xml:space="preserve">productivity return to each additional unit of export</w:t>
-      </w:r>
-      <w:r>
-        <w:t xml:space="preserve"> </w:t>
-      </w:r>
-      <w:r>
-        <w:t xml:space="preserve">intensity, effectively rotating the I–P curve upward for high-DAI firms</w:t>
-      </w:r>
-      <w:r>
-        <w:t xml:space="preserve"> </w:t>
-      </w:r>
-      <w:r>
-        <w:t xml:space="preserve">rather than shifting it in parallel. Amplification predicts an</w:t>
-      </w:r>
-      <w:r>
-        <w:t xml:space="preserve"> </w:t>
-      </w:r>
-      <w:r>
-        <w:t xml:space="preserve">accelerating contribution of DAI as export intensity rises and is</w:t>
-      </w:r>
-      <w:r>
-        <w:t xml:space="preserve"> </w:t>
-      </w:r>
-      <w:r>
-        <w:t xml:space="preserve">empirically distinguishable from substitution through the sign and</w:t>
-      </w:r>
-      <w:r>
-        <w:t xml:space="preserve"> </w:t>
-      </w:r>
-      <w:r>
-        <w:t xml:space="preserve">significance of the</w:t>
-      </w:r>
-      <w:r>
-        <w:t xml:space="preserve"> </w:t>
-      </w:r>
-      <w:r>
-        <w:rPr>
-          <w:iCs/>
-          <w:i/>
-        </w:rPr>
-        <w:t xml:space="preserve">quadratic</w:t>
-      </w:r>
-      <w:r>
-        <w:t xml:space="preserve"> </w:t>
-      </w:r>
-      <w:r>
-        <w:t xml:space="preserve">FSTS × DAI interaction: a positive</w:t>
-      </w:r>
-      <w:r>
-        <w:t xml:space="preserve"> </w:t>
-      </w:r>
-      <w:r>
-        <w:t xml:space="preserve">quadratic coefficient is consistent with amplification because it</w:t>
-      </w:r>
-      <w:r>
-        <w:t xml:space="preserve"> </w:t>
-      </w:r>
-      <w:r>
-        <w:t xml:space="preserve">implies that DAI's productivity contribution grows super-linearly with</w:t>
-      </w:r>
-      <w:r>
-        <w:t xml:space="preserve"> </w:t>
-      </w:r>
-      <w:r>
-        <w:t xml:space="preserve">export-intensity scale, which a level-shift substitution mechanism would</w:t>
-      </w:r>
-      <w:r>
-        <w:t xml:space="preserve"> </w:t>
-      </w:r>
-      <w:r>
-        <w:t xml:space="preserve">not produce.</w:t>
-      </w:r>
-      <w:r>
-        <w:t xml:space="preserve"> </w:t>
-      </w:r>
-      <w:r>
-        <w:rPr>
-          <w:iCs/>
-          <w:i/>
-        </w:rPr>
-        <w:t xml:space="preserve">Mechanism 3, Selection</w:t>
-      </w:r>
-      <w:r>
-        <w:t xml:space="preserve">: inherently more productive firms</w:t>
-      </w:r>
-      <w:r>
-        <w:t xml:space="preserve"> </w:t>
-      </w:r>
-      <w:r>
-        <w:t xml:space="preserve">simultaneously select into high digital adoption and high export</w:t>
-      </w:r>
-      <w:r>
-        <w:t xml:space="preserve"> </w:t>
-      </w:r>
-      <w:r>
-        <w:t xml:space="preserve">intensity, producing a positive cross-sectional interaction in the</w:t>
-      </w:r>
-      <w:r>
-        <w:t xml:space="preserve"> </w:t>
-      </w:r>
-      <w:r>
-        <w:t xml:space="preserve">absence of any causal scaling mechanism. Selection predicts attenuation</w:t>
-      </w:r>
-      <w:r>
-        <w:t xml:space="preserve"> </w:t>
-      </w:r>
-      <w:r>
-        <w:t xml:space="preserve">under sample restrictions or sensitivity diagnostics that remove the</w:t>
-      </w:r>
-      <w:r>
-        <w:t xml:space="preserve"> </w:t>
-      </w:r>
-      <w:r>
-        <w:t xml:space="preserve">firms driving the simultaneous selection, and is the principal</w:t>
-      </w:r>
-      <w:r>
-        <w:t xml:space="preserve"> </w:t>
-      </w:r>
-      <w:r>
-        <w:t xml:space="preserve">identification threat in a single-wave cross-section.</w:t>
-      </w:r>
-    </w:p>
-    <w:p>
-      <w:pPr>
-        <w:pStyle w:val="BodyText"/>
-      </w:pPr>
-      <w:r>
-        <w:t xml:space="preserve">H3 is therefore framed under the</w:t>
-      </w:r>
-      <w:r>
-        <w:t xml:space="preserve"> </w:t>
-      </w:r>
-      <w:r>
-        <w:rPr>
-          <w:iCs/>
-          <w:i/>
-        </w:rPr>
-        <w:t xml:space="preserve">amplification</w:t>
-      </w:r>
-      <w:r>
-        <w:t xml:space="preserve"> </w:t>
-      </w:r>
-      <w:r>
-        <w:t xml:space="preserve">expectation: the</w:t>
-      </w:r>
-      <w:r>
-        <w:t xml:space="preserve"> </w:t>
-      </w:r>
-      <w:r>
-        <w:t xml:space="preserve">productivity-relevant role of foundational digital adoption is theorised</w:t>
-      </w:r>
-      <w:r>
-        <w:t xml:space="preserve"> </w:t>
-      </w:r>
-      <w:r>
-        <w:t xml:space="preserve">to</w:t>
-      </w:r>
-      <w:r>
-        <w:t xml:space="preserve"> </w:t>
-      </w:r>
-      <w:r>
-        <w:rPr>
-          <w:iCs/>
-          <w:i/>
-        </w:rPr>
-        <w:t xml:space="preserve">accelerate</w:t>
-      </w:r>
-      <w:r>
-        <w:t xml:space="preserve"> </w:t>
-      </w:r>
-      <w:r>
-        <w:t xml:space="preserve">with export intensity through the quadratic FSTS × DAI</w:t>
-      </w:r>
-      <w:r>
-        <w:t xml:space="preserve"> </w:t>
-      </w:r>
-      <w:r>
-        <w:t xml:space="preserve">interaction, rather than to produce a level shift (substitution) or a</w:t>
-      </w:r>
-      <w:r>
-        <w:t xml:space="preserve"> </w:t>
-      </w:r>
-      <w:r>
-        <w:t xml:space="preserve">selection-driven artefact. This commitment to amplification as the focal</w:t>
-      </w:r>
-      <w:r>
-        <w:t xml:space="preserve"> </w:t>
-      </w:r>
-      <w:r>
-        <w:t xml:space="preserve">mechanism is important for interpretation, because the positive</w:t>
-      </w:r>
-      <w:r>
-        <w:t xml:space="preserve"> </w:t>
-      </w:r>
-      <w:r>
-        <w:rPr>
-          <w:iCs/>
-          <w:i/>
-        </w:rPr>
-        <w:t xml:space="preserve">quadratic</w:t>
-      </w:r>
-      <w:r>
-        <w:t xml:space="preserve"> </w:t>
-      </w:r>
-      <w:r>
-        <w:t xml:space="preserve">(not just linear) interaction term will serve as the</w:t>
-      </w:r>
-      <w:r>
-        <w:t xml:space="preserve"> </w:t>
-      </w:r>
-      <w:r>
-        <w:t xml:space="preserve">empirical test of the amplification prediction in §4. The substitution</w:t>
-      </w:r>
-      <w:r>
-        <w:t xml:space="preserve"> </w:t>
-      </w:r>
-      <w:r>
-        <w:t xml:space="preserve">and selection mechanisms are retained as alternative explanations to be</w:t>
-      </w:r>
-      <w:r>
-        <w:t xml:space="preserve"> </w:t>
-      </w:r>
-      <w:r>
-        <w:t xml:space="preserve">assessed against the robustness evidence in §4.5.</w:t>
+        <w:t xml:space="preserve">Selection</w:t>
+      </w:r>
+      <w:r>
+        <w:t xml:space="preserve">: inherently more productive firms select into both high digital adoption and high export intensity, producing a positive cross-sectional interaction with no causal scaling; it predicts attenuation under sample restrictions and is the principal identification threat in a single-wave cross-section. H3 is framed under the amplification expectation, with the positive quadratic interaction serving as its test in §4 and substitution/selection retained as alternatives assessed against the §4.5 robustness evidence.</w:t>
       </w:r>
     </w:p>
     <w:p>
@@ -4000,31 +3112,7 @@
         <w:pStyle w:val="FirstParagraph"/>
       </w:pPr>
       <w:r>
-        <w:t xml:space="preserve">This subsection consolidates the methodological boundary conditions that</w:t>
-      </w:r>
-      <w:r>
-        <w:t xml:space="preserve"> </w:t>
-      </w:r>
-      <w:r>
-        <w:t xml:space="preserve">constrain the inferential reach of the OLS specification, so that the §4</w:t>
-      </w:r>
-      <w:r>
-        <w:t xml:space="preserve"> </w:t>
-      </w:r>
-      <w:r>
-        <w:t xml:space="preserve">results can be presented without recurrent caveats and the §5 discussion</w:t>
-      </w:r>
-      <w:r>
-        <w:t xml:space="preserve"> </w:t>
-      </w:r>
-      <w:r>
-        <w:t xml:space="preserve">can focus on substantive interpretation rather than on re-litigating</w:t>
-      </w:r>
-      <w:r>
-        <w:t xml:space="preserve"> </w:t>
-      </w:r>
-      <w:r>
-        <w:t xml:space="preserve">identification concerns. Four boundary conditions are demarcated.</w:t>
+        <w:t xml:space="preserve">Four boundary conditions delimit the inferential reach of the OLS specification; the §4 results are read against them without recurrent caveats.</w:t>
       </w:r>
     </w:p>
     <w:p>
@@ -4036,115 +3124,13 @@
           <w:iCs/>
           <w:i/>
         </w:rPr>
-        <w:t xml:space="preserve">(i) Sample-support boundary and upper-tail thinness.</w:t>
-      </w:r>
-      <w:r>
-        <w:t xml:space="preserve"> </w:t>
-      </w:r>
-      <w:r>
-        <w:t xml:space="preserve">The analytic</w:t>
-      </w:r>
-      <w:r>
-        <w:t xml:space="preserve"> </w:t>
-      </w:r>
-      <w:r>
-        <w:t xml:space="preserve">sample (N = 623 full, 617 with all controls) is representative of</w:t>
-      </w:r>
-      <w:r>
-        <w:t xml:space="preserve"> </w:t>
-      </w:r>
-      <w:r>
-        <w:t xml:space="preserve">Singapore's SME sector under the WBES sampling frame. Within this frame,</w:t>
-      </w:r>
-      <w:r>
-        <w:t xml:space="preserve"> </w:t>
-      </w:r>
-      <w:r>
-        <w:t xml:space="preserve">82 % of firms report zero exports, only 18 % report any positive export</w:t>
-      </w:r>
-      <w:r>
-        <w:t xml:space="preserve"> </w:t>
-      </w:r>
-      <w:r>
-        <w:t xml:space="preserve">intensity, and only 3 % exceed 50 % FSTS. The implication for inference</w:t>
-      </w:r>
-      <w:r>
-        <w:t xml:space="preserve"> </w:t>
-      </w:r>
-      <w:r>
-        <w:t xml:space="preserve">is that the curvature parameters in the quadratic FSTS specification are</w:t>
-      </w:r>
-      <w:r>
-        <w:t xml:space="preserve"> </w:t>
-      </w:r>
-      <w:r>
-        <w:t xml:space="preserve">identified primarily through the participation contrast between FSTS = 0</w:t>
-      </w:r>
-      <w:r>
-        <w:t xml:space="preserve"> </w:t>
-      </w:r>
-      <w:r>
-        <w:t xml:space="preserve">and FSTS &gt; 0, with limited support in the upper tail of export</w:t>
-      </w:r>
-      <w:r>
-        <w:t xml:space="preserve"> </w:t>
-      </w:r>
-      <w:r>
-        <w:t xml:space="preserve">intensity. The fitted turning point near FSTS ≈ 88.6 % falls in a</w:t>
-      </w:r>
-      <w:r>
-        <w:t xml:space="preserve"> </w:t>
-      </w:r>
-      <w:r>
-        <w:t xml:space="preserve">sparsely populated region of the data, and the 95 % bootstrap confidence</w:t>
-      </w:r>
-      <w:r>
-        <w:t xml:space="preserve"> </w:t>
-      </w:r>
-      <w:r>
-        <w:t xml:space="preserve">interval is wide ([53 %, 253 %]) even though an inverted-U shape is</w:t>
-      </w:r>
-      <w:r>
-        <w:t xml:space="preserve"> </w:t>
-      </w:r>
-      <w:r>
-        <w:t xml:space="preserve">recovered in 96.3 % of resamples. The wide confidence interval [53%,</w:t>
-      </w:r>
-      <w:r>
-        <w:t xml:space="preserve"> </w:t>
-      </w:r>
-      <w:r>
-        <w:t xml:space="preserve">253%] reflects sparse upper-tail support (only 3% of firms exceed 50%</w:t>
-      </w:r>
-      <w:r>
-        <w:t xml:space="preserve"> </w:t>
-      </w:r>
-      <w:r>
-        <w:t xml:space="preserve">FSTS); this is a support-constrained estimate and should be interpreted</w:t>
-      </w:r>
-      <w:r>
-        <w:t xml:space="preserve"> </w:t>
-      </w:r>
-      <w:r>
-        <w:t xml:space="preserve">as indicating saturation rather than as a precise threshold value. The</w:t>
-      </w:r>
-      <w:r>
-        <w:t xml:space="preserve"> </w:t>
-      </w:r>
-      <w:r>
-        <w:t xml:space="preserve">conventional inverted-U interpretation is therefore not formally</w:t>
-      </w:r>
-      <w:r>
-        <w:t xml:space="preserve"> </w:t>
-      </w:r>
-      <w:r>
-        <w:t xml:space="preserve">identified within the supported data range, and the §4 results are</w:t>
-      </w:r>
-      <w:r>
-        <w:t xml:space="preserve"> </w:t>
-      </w:r>
-      <w:r>
-        <w:t xml:space="preserve">interpreted under this support-aware framing.</w:t>
+        <w:t xml:space="preserve">(i) Sample support.</w:t>
+      </w:r>
+      <w:r>
+        <w:t xml:space="preserve"> </w:t>
+      </w:r>
+      <w:r>
+        <w:t xml:space="preserve">Within the WBES SME frame, 82% of firms report zero exports, 18% any positive intensity, and only 3% exceed 50% FSTS. The quadratic curvature is thus identified mainly through the FSTS = 0 versus FSTS &gt; 0 contrast, with limited upper-tail support. The fitted turning point near FSTS ≈ 88.6% lies in a sparse region with a wide 95% bootstrap CI ([53%, 253%]) despite an inverted-U shape in 96.3% of resamples; the right-side decline is therefore not formally identified within the supported range.</w:t>
       </w:r>
     </w:p>
     <w:p>
@@ -4156,525 +3142,49 @@
           <w:iCs/>
           <w:i/>
         </w:rPr>
-        <w:t xml:space="preserve">(ii) Exporters-only subsample and power-bounded interaction inference.</w:t>
-      </w:r>
-      <w:r>
-        <w:t xml:space="preserve"> </w:t>
-      </w:r>
-      <w:r>
-        <w:t xml:space="preserve">The exporters-only subsample (FSTS &gt; 0, N = 84) is the natural setting</w:t>
-      </w:r>
-      <w:r>
-        <w:t xml:space="preserve"> </w:t>
-      </w:r>
-      <w:r>
-        <w:t xml:space="preserve">in which to read the intensity-margin coordination-cost mechanism, but</w:t>
-      </w:r>
-      <w:r>
-        <w:t xml:space="preserve"> </w:t>
-      </w:r>
-      <w:r>
-        <w:t xml:space="preserve">is substantially underpowered for detecting the small effect-size</w:t>
-      </w:r>
-      <w:r>
-        <w:t xml:space="preserve"> </w:t>
-      </w:r>
-      <w:r>
-        <w:t xml:space="preserve">moderation block (f² ≈ 0.018). At α = .05 with one numerator degree of</w:t>
-      </w:r>
-      <w:r>
-        <w:t xml:space="preserve"> </w:t>
-      </w:r>
-      <w:r>
-        <w:t xml:space="preserve">freedom, achieving 80 % power requires N ≳ 430; power at N = 84 is</w:t>
-      </w:r>
-      <w:r>
-        <w:t xml:space="preserve"> </w:t>
-      </w:r>
-      <w:r>
-        <w:t xml:space="preserve">approximately 16 %. Three inferential bounds therefore apply: (a)</w:t>
-      </w:r>
-      <w:r>
-        <w:t xml:space="preserve"> </w:t>
-      </w:r>
+        <w:t xml:space="preserve">(ii) Exporters-only power.</w:t>
+      </w:r>
+      <w:r>
+        <w:t xml:space="preserve"> </w:t>
+      </w:r>
+      <w:r>
+        <w:t xml:space="preserve">The exporters-only subsample (FSTS &gt; 0, N = 84) is the natural setting for the intensity-margin mechanism but is underpowered for the small moderation block (f² ≈ 0.018; power ≈ 16% at N = 84, against N ≳ 430 for 80% power; Leon 2004). Null moderation here is therefore not evidence against the conditional-scaling mechanism; conversely, the positive joint F-test in the R5 exporters-only specification (F = 6.32, p = .003, β = +2.821) is read as a high-prior-strength corroborating signal rather than an independent identifying test.</w:t>
+      </w:r>
+    </w:p>
+    <w:p>
+      <w:pPr>
+        <w:pStyle w:val="BodyText"/>
+      </w:pPr>
       <w:r>
         <w:rPr>
           <w:iCs/>
           <w:i/>
         </w:rPr>
-        <w:t xml:space="preserve">What</w:t>
-      </w:r>
+        <w:t xml:space="preserve">(iii) Lind–Mehlum equivalence framing.</w:t>
+      </w:r>
+      <w:r>
+        <w:t xml:space="preserve"> </w:t>
+      </w:r>
+      <w:r>
+        <w:t xml:space="preserve">The non-rejection of monotonicity (p = .303) is conditioned on dense support around the turning point, which (i) shows is absent. Under the saturation hypothesis (§1.1), a non-rejection in the thin upper tail is the expected signature when mature Tier-2 infrastructure absorbs the coordination-cost decline, i.e., a positive theoretical signal rather than a methodological failure.</w:t>
+      </w:r>
+    </w:p>
+    <w:p>
+      <w:pPr>
+        <w:pStyle w:val="BodyText"/>
+      </w:pPr>
       <w:r>
         <w:rPr>
           <w:iCs/>
           <w:i/>
         </w:rPr>
-        <w:t xml:space="preserve"> </w:t>
-      </w:r>
-      <w:r>
-        <w:rPr>
-          <w:iCs/>
-          <w:i/>
-        </w:rPr>
-        <w:t xml:space="preserve">cannot be concluded</w:t>
-      </w:r>
-      <w:r>
-        <w:t xml:space="preserve">: the intensity-margin DAI mechanism cannot be</w:t>
-      </w:r>
-      <w:r>
-        <w:t xml:space="preserve"> </w:t>
-      </w:r>
-      <w:r>
-        <w:t xml:space="preserve">confirmed in the exporter-only subsample (N = 84, power ≈ 16%), we are</w:t>
-      </w:r>
-      <w:r>
-        <w:t xml:space="preserve"> </w:t>
-      </w:r>
-      <w:r>
-        <w:t xml:space="preserve">underpowered to detect interaction effects of β &lt; 1.5 standard</w:t>
-      </w:r>
-      <w:r>
-        <w:t xml:space="preserve"> </w:t>
-      </w:r>
-      <w:r>
-        <w:t xml:space="preserve">deviations; (b)</w:t>
-      </w:r>
-      <w:r>
-        <w:t xml:space="preserve"> </w:t>
-      </w:r>
-      <w:r>
-        <w:rPr>
-          <w:iCs/>
-          <w:i/>
-        </w:rPr>
-        <w:t xml:space="preserve">Methodological remedy</w:t>
-      </w:r>
-      <w:r>
-        <w:t xml:space="preserve">: panel data or an exporter</w:t>
-      </w:r>
-      <w:r>
-        <w:t xml:space="preserve"> </w:t>
-      </w:r>
-      <w:r>
-        <w:t xml:space="preserve">oversampling design with N ≥ 300 would enable intensity-margin</w:t>
-      </w:r>
-      <w:r>
-        <w:t xml:space="preserve"> </w:t>
-      </w:r>
-      <w:r>
-        <w:t xml:space="preserve">inference; (c) power requirements for interaction testing follow Leon</w:t>
-      </w:r>
-      <w:r>
-        <w:t xml:space="preserve"> </w:t>
-      </w:r>
-      <w:r>
-        <w:t xml:space="preserve">(2004). Null DAI moderation results in the exporters-only specification</w:t>
-      </w:r>
-      <w:r>
-        <w:t xml:space="preserve"> </w:t>
-      </w:r>
-      <w:r>
-        <w:t xml:space="preserve">therefore should not be interpreted as evidence against the</w:t>
-      </w:r>
-      <w:r>
-        <w:t xml:space="preserve"> </w:t>
-      </w:r>
-      <w:r>
-        <w:t xml:space="preserve">conditional-scaling mechanism; conversely, the positive joint F-test</w:t>
-      </w:r>
-      <w:r>
-        <w:t xml:space="preserve"> </w:t>
-      </w:r>
-      <w:r>
-        <w:t xml:space="preserve">reported in the R5 exporters-only specification (F = 6.32, p = .003, β =</w:t>
-      </w:r>
-      <w:r>
-        <w:t xml:space="preserve"> </w:t>
-      </w:r>
-      <w:r>
-        <w:t xml:space="preserve">+2.821) is a stronger positive signal than the marginal sample size</w:t>
-      </w:r>
-      <w:r>
-        <w:t xml:space="preserve"> </w:t>
-      </w:r>
-      <w:r>
-        <w:t xml:space="preserve">would ordinarily support, and is read here as a high-prior-strength</w:t>
-      </w:r>
-      <w:r>
-        <w:t xml:space="preserve"> </w:t>
-      </w:r>
-      <w:r>
-        <w:t xml:space="preserve">signal consistent with the full-sample amplification mechanism rather</w:t>
-      </w:r>
-      <w:r>
-        <w:t xml:space="preserve"> </w:t>
-      </w:r>
-      <w:r>
-        <w:t xml:space="preserve">than as a stand-alone identifying test.</w:t>
-      </w:r>
-    </w:p>
-    <w:p>
-      <w:pPr>
-        <w:pStyle w:val="BodyText"/>
-      </w:pPr>
-      <w:r>
-        <w:rPr>
-          <w:iCs/>
-          <w:i/>
-        </w:rPr>
-        <w:t xml:space="preserve">(iii) Lind–Mehlum equivalence framing of the upper-tail decline.</w:t>
-      </w:r>
-      <w:r>
-        <w:t xml:space="preserve"> </w:t>
-      </w:r>
-      <w:r>
-        <w:t xml:space="preserve">The</w:t>
-      </w:r>
-      <w:r>
-        <w:t xml:space="preserve"> </w:t>
-      </w:r>
-      <w:r>
-        <w:t xml:space="preserve">Lind–Mehlum (2010) test does not formally reject monotonicity at</w:t>
-      </w:r>
-      <w:r>
-        <w:t xml:space="preserve"> </w:t>
-      </w:r>
-      <w:r>
-        <w:t xml:space="preserve">conventional thresholds (p = .303 in the baseline pooled specification)</w:t>
-      </w:r>
-      <w:r>
-        <w:t xml:space="preserve"> </w:t>
-      </w:r>
-      <w:r>
-        <w:t xml:space="preserve">but the appropriate reading of this null is not "the inverted-U</w:t>
-      </w:r>
-      <w:r>
-        <w:t xml:space="preserve"> </w:t>
-      </w:r>
-      <w:r>
-        <w:t xml:space="preserve">fails", because the test is conditioned on dense support around the</w:t>
-      </w:r>
-      <w:r>
-        <w:t xml:space="preserve"> </w:t>
-      </w:r>
-      <w:r>
-        <w:t xml:space="preserve">turning point, which the §3.4(i) sample-support boundary establishes is</w:t>
-      </w:r>
-      <w:r>
-        <w:t xml:space="preserve"> </w:t>
-      </w:r>
-      <w:r>
-        <w:t xml:space="preserve">absent here. Read against the saturation hypothesis developed in §1.1,</w:t>
-      </w:r>
-      <w:r>
-        <w:t xml:space="preserve"> </w:t>
-      </w:r>
-      <w:r>
-        <w:t xml:space="preserve">the Lind–Mehlum null is a</w:t>
-      </w:r>
-      <w:r>
-        <w:t xml:space="preserve"> </w:t>
-      </w:r>
-      <w:r>
-        <w:rPr>
-          <w:iCs/>
-          <w:i/>
-        </w:rPr>
-        <w:t xml:space="preserve">theoretically informative absence-of-decline</w:t>
-      </w:r>
-      <w:r>
-        <w:t xml:space="preserve"> </w:t>
-      </w:r>
-      <w:r>
-        <w:t xml:space="preserve">in the right tail: if foundational digital infrastructure is</w:t>
-      </w:r>
-      <w:r>
-        <w:t xml:space="preserve"> </w:t>
-      </w:r>
-      <w:r>
-        <w:t xml:space="preserve">sufficiently mature to absorb the coordination-cost saturation that</w:t>
-      </w:r>
-      <w:r>
-        <w:t xml:space="preserve"> </w:t>
-      </w:r>
-      <w:r>
-        <w:t xml:space="preserve">produces the conventional inverted-U right-side decline, the appropriate</w:t>
-      </w:r>
-      <w:r>
-        <w:t xml:space="preserve"> </w:t>
-      </w:r>
-      <w:r>
-        <w:t xml:space="preserve">empirical signature is precisely the</w:t>
-      </w:r>
-      <w:r>
-        <w:t xml:space="preserve"> </w:t>
-      </w:r>
-      <w:r>
-        <w:rPr>
-          <w:iCs/>
-          <w:i/>
-        </w:rPr>
-        <w:t xml:space="preserve">non-rejection</w:t>
-      </w:r>
-      <w:r>
-        <w:t xml:space="preserve"> </w:t>
-      </w:r>
-      <w:r>
-        <w:t xml:space="preserve">of monotonicity in</w:t>
-      </w:r>
-      <w:r>
-        <w:t xml:space="preserve"> </w:t>
-      </w:r>
-      <w:r>
-        <w:t xml:space="preserve">the upper tail. This equivalence-framed reading is consistent with both</w:t>
-      </w:r>
-      <w:r>
-        <w:t xml:space="preserve"> </w:t>
-      </w:r>
-      <w:r>
-        <w:t xml:space="preserve">the descriptive evidence (the right tail does not slope sharply</w:t>
-      </w:r>
-      <w:r>
-        <w:t xml:space="preserve"> </w:t>
-      </w:r>
-      <w:r>
-        <w:t xml:space="preserve">downward) and the theoretical commitment in §1.1 (Tier-2 digital</w:t>
-      </w:r>
-      <w:r>
-        <w:t xml:space="preserve"> </w:t>
-      </w:r>
-      <w:r>
-        <w:t xml:space="preserve">infrastructure absorbs the coordination-cost mechanism that generates</w:t>
-      </w:r>
-      <w:r>
-        <w:t xml:space="preserve"> </w:t>
-      </w:r>
-      <w:r>
-        <w:t xml:space="preserve">the inverted-U in less digitally mature settings). The Lind–Mehlum p =</w:t>
-      </w:r>
-      <w:r>
-        <w:t xml:space="preserve"> </w:t>
-      </w:r>
-      <w:r>
-        <w:t xml:space="preserve">.303 is therefore a</w:t>
-      </w:r>
-      <w:r>
-        <w:t xml:space="preserve"> </w:t>
-      </w:r>
-      <w:r>
-        <w:rPr>
-          <w:iCs/>
-          <w:i/>
-        </w:rPr>
-        <w:t xml:space="preserve">positive theoretical signal</w:t>
-      </w:r>
-      <w:r>
-        <w:t xml:space="preserve"> </w:t>
-      </w:r>
-      <w:r>
-        <w:t xml:space="preserve">under the saturation</w:t>
-      </w:r>
-      <w:r>
-        <w:t xml:space="preserve"> </w:t>
-      </w:r>
-      <w:r>
-        <w:t xml:space="preserve">framework, not a methodological failure.</w:t>
-      </w:r>
-    </w:p>
-    <w:p>
-      <w:pPr>
-        <w:pStyle w:val="BodyText"/>
-      </w:pPr>
-      <w:r>
-        <w:rPr>
-          <w:iCs/>
-          <w:i/>
-        </w:rPr>
-        <w:t xml:space="preserve">(iv) Heckman selection sensitivity and absence of an exclusion</w:t>
-      </w:r>
-      <w:r>
-        <w:rPr>
-          <w:iCs/>
-          <w:i/>
-        </w:rPr>
-        <w:t xml:space="preserve"> </w:t>
-      </w:r>
-      <w:r>
-        <w:rPr>
-          <w:iCs/>
-          <w:i/>
-        </w:rPr>
-        <w:t xml:space="preserve">restriction.</w:t>
-      </w:r>
-      <w:r>
-        <w:t xml:space="preserve"> </w:t>
-      </w:r>
-      <w:r>
-        <w:t xml:space="preserve">No instrument satisfying the exclusion restriction for</w:t>
-      </w:r>
-      <w:r>
-        <w:t xml:space="preserve"> </w:t>
-      </w:r>
-      <w:r>
-        <w:t xml:space="preserve">export participation is available in the single-wave WBES Singapore</w:t>
-      </w:r>
-      <w:r>
-        <w:t xml:space="preserve"> </w:t>
-      </w:r>
-      <w:r>
-        <w:t xml:space="preserve">design. A reduced-form sensitivity check estimates a first-stage probit</w:t>
-      </w:r>
-      <w:r>
-        <w:t xml:space="preserve"> </w:t>
-      </w:r>
-      <w:r>
-        <w:t xml:space="preserve">of export participation on observable firm characteristics (age, log</w:t>
-      </w:r>
-      <w:r>
-        <w:t xml:space="preserve"> </w:t>
-      </w:r>
-      <w:r>
-        <w:t xml:space="preserve">size, sector fixed effects, WBES sampling stratum) and adds the</w:t>
-      </w:r>
-      <w:r>
-        <w:t xml:space="preserve"> </w:t>
-      </w:r>
-      <w:r>
-        <w:t xml:space="preserve">resulting inverse Mills ratio (IMR) as a covariate to the M8</w:t>
-      </w:r>
-      <w:r>
-        <w:t xml:space="preserve"> </w:t>
-      </w:r>
-      <w:r>
-        <w:t xml:space="preserve">specification. The IMR coefficient (β = 0.264, SE = 0.138, t = 1.92, p =</w:t>
-      </w:r>
-      <w:r>
-        <w:t xml:space="preserve"> </w:t>
-      </w:r>
-      <w:r>
-        <w:t xml:space="preserve">.055) is just above the .05 threshold, indicating mild selection at the</w:t>
-      </w:r>
-      <w:r>
-        <w:t xml:space="preserve"> </w:t>
-      </w:r>
-      <w:r>
-        <w:t xml:space="preserve">extensive margin of export participation. The key DAI × FSTS²</w:t>
-      </w:r>
-      <w:r>
-        <w:t xml:space="preserve"> </w:t>
-      </w:r>
-      <w:r>
-        <w:t xml:space="preserve">interaction (H3 amplification) and the TCI coefficient are not</w:t>
-      </w:r>
-      <w:r>
-        <w:t xml:space="preserve"> </w:t>
-      </w:r>
-      <w:r>
-        <w:t xml:space="preserve">materially altered (|Δ| &lt; 0.02 in each case), confirming that the</w:t>
-      </w:r>
-      <w:r>
-        <w:t xml:space="preserve"> </w:t>
-      </w:r>
-      <w:r>
-        <w:t xml:space="preserve">conditional-scaling mechanism is robust to this selection adjustment.</w:t>
-      </w:r>
-      <w:r>
-        <w:t xml:space="preserve"> </w:t>
-      </w:r>
-      <w:r>
-        <w:t xml:space="preserve">Consistent with Wolfolds and Siegel (2019), the OLS estimates are</w:t>
-      </w:r>
-      <w:r>
-        <w:t xml:space="preserve"> </w:t>
-      </w:r>
-      <w:r>
-        <w:t xml:space="preserve">reported as the primary specification with the caveat that selection on</w:t>
-      </w:r>
-      <w:r>
-        <w:t xml:space="preserve"> </w:t>
-      </w:r>
-      <w:r>
-        <w:t xml:space="preserve">unobservables cannot be fully excluded from the single-wave</w:t>
-      </w:r>
-      <w:r>
-        <w:t xml:space="preserve"> </w:t>
-      </w:r>
-      <w:r>
-        <w:t xml:space="preserve">cross-sectional design.</w:t>
-      </w:r>
-    </w:p>
-    <w:p>
-      <w:pPr>
-        <w:pStyle w:val="BodyText"/>
-      </w:pPr>
-      <w:r>
-        <w:t xml:space="preserve">Read together, these four boundary conditions establish that (a) the</w:t>
-      </w:r>
-      <w:r>
-        <w:t xml:space="preserve"> </w:t>
-      </w:r>
-      <w:r>
-        <w:t xml:space="preserve">upper-tail inverted-U decline is not formally identified within the</w:t>
-      </w:r>
-      <w:r>
-        <w:t xml:space="preserve"> </w:t>
-      </w:r>
-      <w:r>
-        <w:t xml:space="preserve">supported data range, but is not expected to be identified, given the</w:t>
-      </w:r>
-      <w:r>
-        <w:t xml:space="preserve"> </w:t>
-      </w:r>
-      <w:r>
-        <w:t xml:space="preserve">saturation framework; (b) the exporters-only specification provides a</w:t>
-      </w:r>
-      <w:r>
-        <w:t xml:space="preserve"> </w:t>
-      </w:r>
-      <w:r>
-        <w:t xml:space="preserve">high-prior-strength corroborating signal rather than an independent</w:t>
-      </w:r>
-      <w:r>
-        <w:t xml:space="preserve"> </w:t>
-      </w:r>
-      <w:r>
-        <w:t xml:space="preserve">identifying test; (c) the Lind–Mehlum null is a theoretically</w:t>
-      </w:r>
-      <w:r>
-        <w:t xml:space="preserve"> </w:t>
-      </w:r>
-      <w:r>
-        <w:t xml:space="preserve">informative positive signal under the saturation hypothesis, not a</w:t>
-      </w:r>
-      <w:r>
-        <w:t xml:space="preserve"> </w:t>
-      </w:r>
-      <w:r>
-        <w:t xml:space="preserve">methodological failure; and (d) the H3 amplification mechanism is robust</w:t>
-      </w:r>
-      <w:r>
-        <w:t xml:space="preserve"> </w:t>
-      </w:r>
-      <w:r>
-        <w:t xml:space="preserve">to the Heckman sensitivity diagnostic. The §4 results below are reported</w:t>
-      </w:r>
-      <w:r>
-        <w:t xml:space="preserve"> </w:t>
-      </w:r>
-      <w:r>
-        <w:t xml:space="preserve">on this consolidated identification scope, and §5 interprets the</w:t>
-      </w:r>
-      <w:r>
-        <w:t xml:space="preserve"> </w:t>
-      </w:r>
-      <w:r>
-        <w:t xml:space="preserve">substantive findings without further re-litigation of these boundary</w:t>
-      </w:r>
-      <w:r>
-        <w:t xml:space="preserve"> </w:t>
-      </w:r>
-      <w:r>
-        <w:t xml:space="preserve">conditions.</w:t>
+        <w:t xml:space="preserve">(iv) Selection.</w:t>
+      </w:r>
+      <w:r>
+        <w:t xml:space="preserve"> </w:t>
+      </w:r>
+      <w:r>
+        <w:t xml:space="preserve">No exclusion restriction is available in the single-wave design. A reduced-form inverse-Mills-ratio check (first-stage probit of export participation on age, log size, sector FE, sampling stratum) yields a marginal IMR coefficient (β = 0.264, SE = 0.138, p = .055), and the key DAI × FSTS² and TCI estimates are unchanged (|Δ| &lt; 0.02). Consistent with Wolfolds and Siegel (2019), OLS with HC1 errors is the primary specification, with claims bounded to within-context associations rather than causal effects.</w:t>
       </w:r>
     </w:p>
     <w:bookmarkEnd w:id="46"/>
@@ -5086,242 +3596,15 @@
         <w:pStyle w:val="FirstParagraph"/>
       </w:pPr>
       <w:r>
-        <w:t xml:space="preserve">In the baseline quadratic specification (Model M2), the linear FSTS term</w:t>
-      </w:r>
-      <w:r>
-        <w:t xml:space="preserve"> </w:t>
-      </w:r>
-      <w:r>
-        <w:t xml:space="preserve">is positive and statistically significant (β = +2.652, SE = 0.691, p &lt;</w:t>
-      </w:r>
-      <w:r>
-        <w:t xml:space="preserve"> </w:t>
-      </w:r>
-      <w:r>
-        <w:t xml:space="preserve">.001), whereas the squared term is negative (β = −1.705, SE = 0.931, p =</w:t>
-      </w:r>
-      <w:r>
-        <w:t xml:space="preserve"> </w:t>
-      </w:r>
-      <w:r>
-        <w:t xml:space="preserve">.068). The fitted curve therefore implies a turning point in the upper</w:t>
-      </w:r>
-      <w:r>
-        <w:t xml:space="preserve"> </w:t>
-      </w:r>
-      <w:r>
-        <w:t xml:space="preserve">tail of the export-intensity distribution, near FSTS = 82% on the</w:t>
-      </w:r>
-      <w:r>
-        <w:t xml:space="preserve"> </w:t>
-      </w:r>
-      <w:r>
-        <w:t xml:space="preserve">original scale, but that point is imprecisely located and falls in a</w:t>
-      </w:r>
-      <w:r>
-        <w:t xml:space="preserve"> </w:t>
-      </w:r>
-      <w:r>
-        <w:t xml:space="preserve">sparsely populated region of the data. The 5, 000-replication bootstrap</w:t>
-      </w:r>
-      <w:r>
-        <w:t xml:space="preserve"> </w:t>
-      </w:r>
-      <w:r>
-        <w:t xml:space="preserve">recovers an inverted-U shape frequently (96.3% of replications), yet the</w:t>
-      </w:r>
-      <w:r>
-        <w:t xml:space="preserve"> </w:t>
-      </w:r>
-      <w:r>
-        <w:t xml:space="preserve">corresponding 95% percentile confidence interval for the turning point</w:t>
-      </w:r>
-      <w:r>
-        <w:t xml:space="preserve"> </w:t>
-      </w:r>
-      <w:r>
-        <w:t xml:space="preserve">is wide ([53%, 253%]), and the Lind–Mehlum test does not formally</w:t>
-      </w:r>
-      <w:r>
-        <w:t xml:space="preserve"> </w:t>
-      </w:r>
-      <w:r>
-        <w:t xml:space="preserve">confirm a conventional inverted-U at conventional significance levels (p</w:t>
-      </w:r>
-      <w:r>
-        <w:t xml:space="preserve"> </w:t>
-      </w:r>
-      <w:r>
-        <w:t xml:space="preserve">= .303). This null is itself an informative positive result: Singapore's</w:t>
-      </w:r>
-      <w:r>
-        <w:t xml:space="preserve"> </w:t>
-      </w:r>
-      <w:r>
-        <w:t xml:space="preserve">DAI distribution is concentrated at the high end, approximately 67% of</w:t>
-      </w:r>
-      <w:r>
-        <w:t xml:space="preserve"> </w:t>
-      </w:r>
-      <w:r>
-        <w:t xml:space="preserve">firms report website presence and Tier 2 e-payment adoption is</w:t>
-      </w:r>
-      <w:r>
-        <w:t xml:space="preserve"> </w:t>
-      </w:r>
-      <w:r>
-        <w:t xml:space="preserve">widespread, leaving insufficient distributional spread to formally</w:t>
-      </w:r>
-      <w:r>
-        <w:t xml:space="preserve"> </w:t>
-      </w:r>
-      <w:r>
-        <w:t xml:space="preserve">identify the right-side decline within the observable FSTS range. In a</w:t>
-      </w:r>
-      <w:r>
-        <w:t xml:space="preserve"> </w:t>
-      </w:r>
-      <w:r>
-        <w:t xml:space="preserve">digitally mature economy where Tier 1–2 coordination tools are widely</w:t>
-      </w:r>
-      <w:r>
-        <w:t xml:space="preserve"> </w:t>
-      </w:r>
-      <w:r>
-        <w:t xml:space="preserve">diffused, the attenuation of the classic coordination-cost mechanism is</w:t>
-      </w:r>
-      <w:r>
-        <w:t xml:space="preserve"> </w:t>
-      </w:r>
-      <w:r>
-        <w:t xml:space="preserve">consistent with the saturation hypothesis underlying H3 rather than</w:t>
-      </w:r>
-      <w:r>
-        <w:t xml:space="preserve"> </w:t>
-      </w:r>
-      <w:r>
-        <w:t xml:space="preserve">constituting a failure of the inverted-U framework. The interpretive</w:t>
-      </w:r>
-      <w:r>
-        <w:t xml:space="preserve"> </w:t>
-      </w:r>
-      <w:r>
-        <w:t xml:space="preserve">force of this null is sharpened by an equivalence-test framing (Lakens,</w:t>
-      </w:r>
-      <w:r>
-        <w:t xml:space="preserve"> </w:t>
-      </w:r>
-      <w:r>
-        <w:t xml:space="preserve">Scheel, and Isager, 2018): with the observed FSTS range bounded</w:t>
-      </w:r>
-      <w:r>
-        <w:t xml:space="preserve"> </w:t>
-      </w:r>
-      <w:r>
-        <w:t xml:space="preserve">essentially at the 70th percentile of the distribution, the L–M test is</w:t>
-      </w:r>
-      <w:r>
-        <w:t xml:space="preserve"> </w:t>
-      </w:r>
-      <w:r>
-        <w:t xml:space="preserve">statistically underpowered to distinguish "no inverted-U" from</w:t>
-      </w:r>
-      <w:r>
-        <w:t xml:space="preserve"> </w:t>
-      </w:r>
-      <w:r>
-        <w:t xml:space="preserve">"inverted-U whose right-side decline has been pushed into the unobserved</w:t>
-      </w:r>
-      <w:r>
-        <w:t xml:space="preserve"> </w:t>
-      </w:r>
-      <w:r>
-        <w:t xml:space="preserve">upper tail." Under both hypotheses the data are consistent with a</w:t>
-      </w:r>
-      <w:r>
-        <w:t xml:space="preserve"> </w:t>
-      </w:r>
-      <w:r>
-        <w:t xml:space="preserve">predominantly positive monotonic association across the supported range;</w:t>
-      </w:r>
-      <w:r>
-        <w:t xml:space="preserve"> </w:t>
-      </w:r>
-      <w:r>
-        <w:t xml:space="preserve">what equivalence framing rules out is only the strong claim of a firmly</w:t>
-      </w:r>
-      <w:r>
-        <w:t xml:space="preserve"> </w:t>
-      </w:r>
-      <w:r>
-        <w:t xml:space="preserve">identified inverted-U</w:t>
-      </w:r>
-      <w:r>
-        <w:t xml:space="preserve"> </w:t>
-      </w:r>
-      <w:r>
-        <w:rPr>
-          <w:iCs/>
-          <w:i/>
-        </w:rPr>
-        <w:t xml:space="preserve">within the observed support</w:t>
-      </w:r>
-      <w:r>
-        <w:t xml:space="preserve">. The most defensible</w:t>
-      </w:r>
-      <w:r>
-        <w:t xml:space="preserve"> </w:t>
-      </w:r>
-      <w:r>
-        <w:t xml:space="preserve">interpretation is therefore not that the inverted-U is firmly</w:t>
-      </w:r>
-      <w:r>
-        <w:t xml:space="preserve"> </w:t>
-      </w:r>
-      <w:r>
-        <w:t xml:space="preserve">established, but that the full-sample relationship is predominantly</w:t>
-      </w:r>
-      <w:r>
-        <w:t xml:space="preserve"> </w:t>
-      </w:r>
-      <w:r>
-        <w:t xml:space="preserve">positive with mild quadratic curvature over the observed</w:t>
-      </w:r>
-      <w:r>
-        <w:t xml:space="preserve"> </w:t>
-      </w:r>
-      <w:r>
-        <w:t xml:space="preserve">export-intensity range. In this sense, the quadratic fit is informative</w:t>
-      </w:r>
-      <w:r>
-        <w:t xml:space="preserve"> </w:t>
-      </w:r>
-      <w:r>
-        <w:t xml:space="preserve">descriptively, while stronger claims about a structurally identified</w:t>
-      </w:r>
-      <w:r>
-        <w:t xml:space="preserve"> </w:t>
-      </w:r>
-      <w:r>
-        <w:t xml:space="preserve">right-side decline remain beyond what the present data can support. Read</w:t>
-      </w:r>
-      <w:r>
-        <w:t xml:space="preserve"> </w:t>
-      </w:r>
-      <w:r>
-        <w:t xml:space="preserve">this way, the evidence qualifies rather than overturns the conventional</w:t>
-      </w:r>
-      <w:r>
-        <w:t xml:space="preserve"> </w:t>
-      </w:r>
-      <w:r>
-        <w:t xml:space="preserve">nonlinear literature, while keeping interpretation within the empirical</w:t>
-      </w:r>
-      <w:r>
-        <w:t xml:space="preserve"> </w:t>
-      </w:r>
-      <w:r>
-        <w:t xml:space="preserve">support actually available in the Singapore sample.</w:t>
+        <w:t xml:space="preserve">In the baseline quadratic specification (Model M2), the linear FSTS term is positive and significant (β = +2.652, SE = 0.691, p &lt; .001) and the squared term is negative (β = −1.705, SE = 0.931, p = .068). The fitted curve implies a turning point in the upper tail (near FSTS = 82% on the original scale) that is imprecisely located in a sparsely populated region. A 5,000-replication bootstrap recovers an inverted-U in 96.3% of replications, but the 95% percentile CI for the turning point is wide ([53%, 253%]), and the Lind–Mehlum test does not formally confirm an inverted-U (p = .303).</w:t>
+      </w:r>
+    </w:p>
+    <w:p>
+      <w:pPr>
+        <w:pStyle w:val="BodyText"/>
+      </w:pPr>
+      <w:r>
+        <w:t xml:space="preserve">This null is itself informative. Singapore's DAI distribution is concentrated at the high end (≈67% report website presence; Tier-2 e-payment is widespread), leaving insufficient spread to identify a right-side decline within the observable FSTS range. Under an equivalence-test framing (Lakens, Scheel, and Isager 2018), with observed FSTS bounded near the 70th percentile, the test cannot distinguish "no inverted-U" from "an inverted-U whose decline lies in the unobserved upper tail"; both readings are consistent with a predominantly positive association across the supported range. The most defensible interpretation is therefore not a firmly established inverted-U but a relationship that is predominantly positive with mild quadratic curvature over the observed range, consistent with the saturation hypothesis underlying H3. Read this way, the evidence qualifies rather than overturns the conventional nonlinear literature.</w:t>
       </w:r>
     </w:p>
     <w:bookmarkEnd w:id="49"/>
@@ -10149,39 +8432,92 @@
           <w:bCs/>
           <w:b/>
         </w:rPr>
-        <w:t xml:space="preserve">Empirical adjudication among the three candidate mechanisms framed in</w:t>
-      </w:r>
+        <w:t xml:space="preserve">Adjudicating the three candidate mechanisms (§2.3.4).</w:t>
+      </w:r>
+      <w:r>
+        <w:t xml:space="preserve"> </w:t>
+      </w:r>
+      <w:r>
+        <w:t xml:space="preserve">The Singapore evidence is most consistent with</w:t>
+      </w:r>
+      <w:r>
+        <w:t xml:space="preserve"> </w:t>
+      </w:r>
+      <w:r>
+        <w:rPr>
+          <w:iCs/>
+          <w:i/>
+        </w:rPr>
+        <w:t xml:space="preserve">amplification</w:t>
+      </w:r>
+      <w:r>
+        <w:t xml:space="preserve">. The distinguishing signature is the sign of the</w:t>
+      </w:r>
+      <w:r>
+        <w:t xml:space="preserve"> </w:t>
+      </w:r>
+      <w:r>
+        <w:rPr>
+          <w:iCs/>
+          <w:i/>
+        </w:rPr>
+        <w:t xml:space="preserve">quadratic</w:t>
+      </w:r>
+      <w:r>
+        <w:t xml:space="preserve"> </w:t>
+      </w:r>
+      <w:r>
+        <w:t xml:space="preserve">interaction: the positive FSTS² × DAI coefficient (β = +3.119, p = .005) implies that DAI's productivity contribution grows super-linearly with export-intensity scale, which a level-shift</w:t>
+      </w:r>
+      <w:r>
+        <w:t xml:space="preserve"> </w:t>
+      </w:r>
+      <w:r>
+        <w:rPr>
+          <w:iCs/>
+          <w:i/>
+        </w:rPr>
+        <w:t xml:space="preserve">substitution</w:t>
+      </w:r>
+      <w:r>
+        <w:t xml:space="preserve"> </w:t>
+      </w:r>
+      <w:r>
+        <w:t xml:space="preserve">mechanism would not produce. The quadratic sign is preserved across sample restrictions (R1 thin-website, R3 excl. micro-firms, R4 SMEs only, R5 exporters-only) and indicator-sensitivity diagnostics, which is inconsistent with a pure</w:t>
+      </w:r>
+      <w:r>
+        <w:t xml:space="preserve"> </w:t>
+      </w:r>
+      <w:r>
+        <w:rPr>
+          <w:iCs/>
+          <w:i/>
+        </w:rPr>
+        <w:t xml:space="preserve">selection</w:t>
+      </w:r>
+      <w:r>
+        <w:t xml:space="preserve"> </w:t>
+      </w:r>
+      <w:r>
+        <w:t xml:space="preserve">story (under which the joint correlation should attenuate when the firms driving it are removed). Selection cannot be fully eliminated without an instrument unavailable in the single-wave design, and the §3.4(iv) Heckman check indicates mild but non-eliminating extensive-margin selection; amplification is therefore the focal mechanism with selection retained as a bounded residual concern. The contribution is thus not a universal digitalization mechanism but a clarification that foundational digital adoption and technological capability are analytically distinct and associated with performance through different patterns. Prior conceptual work on digital internationalization (Banalieva and Dhanaraj 2019; Stallkamp and Schotter 2021) has outpaced firm-level evidence on how foundational digital adoption interacts with export intensity within a single advanced economy; these findings provide one such data point.</w:t>
+      </w:r>
+    </w:p>
+    <w:p>
+      <w:pPr>
+        <w:pStyle w:val="BodyText"/>
+      </w:pPr>
       <w:r>
         <w:rPr>
           <w:bCs/>
           <w:b/>
         </w:rPr>
-        <w:t xml:space="preserve"> </w:t>
-      </w:r>
-      <w:r>
-        <w:rPr>
-          <w:bCs/>
-          <w:b/>
-        </w:rPr>
-        <w:t xml:space="preserve">§2.3.4.</w:t>
-      </w:r>
-      <w:r>
-        <w:t xml:space="preserve"> </w:t>
-      </w:r>
-      <w:r>
-        <w:t xml:space="preserve">Read against the substitution / amplification / selection</w:t>
-      </w:r>
-      <w:r>
-        <w:t xml:space="preserve"> </w:t>
-      </w:r>
-      <w:r>
-        <w:t xml:space="preserve">contrast established at the hypothesis-development stage, the Singapore</w:t>
-      </w:r>
-      <w:r>
-        <w:t xml:space="preserve"> </w:t>
-      </w:r>
-      <w:r>
-        <w:t xml:space="preserve">evidence is most consistent with the</w:t>
+        <w:t xml:space="preserve">Construct-tier boundary and institutional transferability.</w:t>
+      </w:r>
+      <w:r>
+        <w:t xml:space="preserve"> </w:t>
+      </w:r>
+      <w:r>
+        <w:t xml:space="preserve">The amplification reading is tied to the</w:t>
       </w:r>
       <w:r>
         <w:t xml:space="preserve"> </w:t>
@@ -10191,623 +8527,13 @@
           <w:iCs/>
           <w:i/>
         </w:rPr>
-        <w:t xml:space="preserve">amplification</w:t>
-      </w:r>
-      <w:r>
-        <w:t xml:space="preserve"> </w:t>
-      </w:r>
-      <w:r>
-        <w:t xml:space="preserve">mechanism. The</w:t>
-      </w:r>
-      <w:r>
-        <w:t xml:space="preserve"> </w:t>
-      </w:r>
-      <w:r>
-        <w:t xml:space="preserve">empirical signature distinguishing amplification from substitution is</w:t>
-      </w:r>
-      <w:r>
-        <w:t xml:space="preserve"> </w:t>
-      </w:r>
-      <w:r>
-        <w:t xml:space="preserve">the sign of the</w:t>
-      </w:r>
-      <w:r>
-        <w:t xml:space="preserve"> </w:t>
-      </w:r>
-      <w:r>
-        <w:rPr>
-          <w:iCs/>
-          <w:i/>
-        </w:rPr>
-        <w:t xml:space="preserve">quadratic</w:t>
-      </w:r>
-      <w:r>
-        <w:t xml:space="preserve"> </w:t>
-      </w:r>
-      <w:r>
-        <w:t xml:space="preserve">interaction term: the positive coefficient</w:t>
-      </w:r>
-      <w:r>
-        <w:t xml:space="preserve"> </w:t>
-      </w:r>
-      <w:r>
-        <w:t xml:space="preserve">on FSTS² × DAI (β=+3.119, p=.005) implies that DAI's productivity</w:t>
-      </w:r>
-      <w:r>
-        <w:t xml:space="preserve"> </w:t>
-      </w:r>
-      <w:r>
-        <w:t xml:space="preserve">contribution grows super-linearly with export-intensity scale, which a</w:t>
-      </w:r>
-      <w:r>
-        <w:t xml:space="preserve"> </w:t>
-      </w:r>
-      <w:r>
-        <w:t xml:space="preserve">level-shift substitution mechanism (predicting only a linear FSTS × DAI</w:t>
-      </w:r>
-      <w:r>
-        <w:t xml:space="preserve"> </w:t>
-      </w:r>
-      <w:r>
-        <w:t xml:space="preserve">shift) would not produce. The robustness of this quadratic interaction</w:t>
-      </w:r>
-      <w:r>
-        <w:t xml:space="preserve"> </w:t>
-      </w:r>
-      <w:r>
-        <w:t xml:space="preserve">across sample restrictions (R1 thin-website, R3 excl micro-firms, R4</w:t>
-      </w:r>
-      <w:r>
-        <w:t xml:space="preserve"> </w:t>
-      </w:r>
-      <w:r>
-        <w:t xml:space="preserve">SMEs only, R5 exporters-only) and across indicator-sensitivity</w:t>
-      </w:r>
-      <w:r>
-        <w:t xml:space="preserve"> </w:t>
-      </w:r>
-      <w:r>
-        <w:t xml:space="preserve">diagnostics is in turn inconsistent with a pure selection story: under</w:t>
-      </w:r>
-      <w:r>
-        <w:t xml:space="preserve"> </w:t>
-      </w:r>
-      <w:r>
-        <w:t xml:space="preserve">selection, the simultaneous productivity–DAI–FSTS correlation should</w:t>
-      </w:r>
-      <w:r>
-        <w:t xml:space="preserve"> </w:t>
-      </w:r>
-      <w:r>
-        <w:t xml:space="preserve">attenuate substantially when the firms driving the joint selection are</w:t>
-      </w:r>
-      <w:r>
-        <w:t xml:space="preserve"> </w:t>
-      </w:r>
-      <w:r>
-        <w:t xml:space="preserve">removed, but the positive quadratic sign is preserved throughout. The</w:t>
-      </w:r>
-      <w:r>
-        <w:t xml:space="preserve"> </w:t>
-      </w:r>
-      <w:r>
-        <w:t xml:space="preserve">selection confound cannot be fully eliminated without stronger causal</w:t>
-      </w:r>
-      <w:r>
-        <w:t xml:space="preserve"> </w:t>
-      </w:r>
-      <w:r>
-        <w:t xml:space="preserve">identification, for which no instrument satisfying the exclusion</w:t>
-      </w:r>
-      <w:r>
-        <w:t xml:space="preserve"> </w:t>
-      </w:r>
-      <w:r>
-        <w:t xml:space="preserve">restriction is available in the single-wave Singapore design, and the</w:t>
-      </w:r>
-      <w:r>
-        <w:t xml:space="preserve"> </w:t>
-      </w:r>
-      <w:r>
-        <w:t xml:space="preserve">§4.5 (ii) Heckman sensitivity diagnostic indicates mild but</w:t>
-      </w:r>
-      <w:r>
-        <w:t xml:space="preserve"> </w:t>
-      </w:r>
-      <w:r>
-        <w:t xml:space="preserve">non-eliminating extensive-margin selection. Read together, the evidence</w:t>
-      </w:r>
-      <w:r>
-        <w:t xml:space="preserve"> </w:t>
-      </w:r>
-      <w:r>
-        <w:t xml:space="preserve">supports amplification as the focal mechanism while retaining selection</w:t>
-      </w:r>
-      <w:r>
-        <w:t xml:space="preserve"> </w:t>
-      </w:r>
-      <w:r>
-        <w:t xml:space="preserve">as a bounded residual concern, in line with the §2.3.4 pre-commitment to</w:t>
-      </w:r>
-      <w:r>
-        <w:t xml:space="preserve"> </w:t>
-      </w:r>
-      <w:r>
-        <w:t xml:space="preserve">amplification as the focal theoretical expectation.</w:t>
-      </w:r>
-    </w:p>
-    <w:p>
-      <w:pPr>
-        <w:pStyle w:val="BodyText"/>
-      </w:pPr>
-      <w:r>
-        <w:t xml:space="preserve">The contribution here is thus not to establish a universal</w:t>
-      </w:r>
-      <w:r>
-        <w:t xml:space="preserve"> </w:t>
-      </w:r>
-      <w:r>
-        <w:t xml:space="preserve">digitalization mechanism, but to clarify that foundational digital</w:t>
-      </w:r>
-      <w:r>
-        <w:t xml:space="preserve"> </w:t>
-      </w:r>
-      <w:r>
-        <w:t xml:space="preserve">adoption and technological capability are analytically distinct and</w:t>
-      </w:r>
-      <w:r>
-        <w:t xml:space="preserve"> </w:t>
-      </w:r>
-      <w:r>
-        <w:t xml:space="preserve">empirically associated with performance in different ways within this</w:t>
-      </w:r>
-      <w:r>
-        <w:t xml:space="preserve"> </w:t>
-      </w:r>
-      <w:r>
-        <w:t xml:space="preserve">setting.</w:t>
-      </w:r>
-    </w:p>
-    <w:p>
-      <w:pPr>
-        <w:pStyle w:val="BodyText"/>
-      </w:pPr>
-      <w:r>
-        <w:t xml:space="preserve">Influential conceptual work on digital internationalization has proposed</w:t>
-      </w:r>
-      <w:r>
-        <w:t xml:space="preserve"> </w:t>
-      </w:r>
-      <w:r>
-        <w:t xml:space="preserve">frameworks for platform boundaries and internalization in digital</w:t>
-      </w:r>
-      <w:r>
-        <w:t xml:space="preserve"> </w:t>
-      </w:r>
-      <w:r>
-        <w:t xml:space="preserve">settings (Banalieva and Dhanaraj, 2019; Stallkamp and Schotter, 2021), but</w:t>
-      </w:r>
-      <w:r>
-        <w:t xml:space="preserve"> </w:t>
-      </w:r>
-      <w:r>
-        <w:t xml:space="preserve">firm-level empirical evidence on how foundational digital adoption</w:t>
-      </w:r>
-      <w:r>
-        <w:t xml:space="preserve"> </w:t>
-      </w:r>
-      <w:r>
-        <w:t xml:space="preserve">interacts with export intensity within a single digitally advanced</w:t>
-      </w:r>
-      <w:r>
-        <w:t xml:space="preserve"> </w:t>
-      </w:r>
-      <w:r>
-        <w:t xml:space="preserve">economy remains limited. The present findings provide one such data</w:t>
-      </w:r>
-      <w:r>
-        <w:t xml:space="preserve"> </w:t>
-      </w:r>
-      <w:r>
-        <w:t xml:space="preserve">point.</w:t>
-      </w:r>
-    </w:p>
-    <w:p>
-      <w:pPr>
-        <w:pStyle w:val="BodyText"/>
-      </w:pPr>
-      <w:r>
-        <w:rPr>
-          <w:bCs/>
-          <w:b/>
-        </w:rPr>
-        <w:t xml:space="preserve">Tier-1 vs Tier-1+2 construct boundary and the institutional-context</w:t>
-      </w:r>
-      <w:r>
-        <w:rPr>
-          <w:bCs/>
-          <w:b/>
-        </w:rPr>
-        <w:t xml:space="preserve"> </w:t>
-      </w:r>
-      <w:r>
-        <w:rPr>
-          <w:bCs/>
-          <w:b/>
-        </w:rPr>
-        <w:t xml:space="preserve">conditions for digital complementarity.</w:t>
-      </w:r>
-      <w:r>
-        <w:t xml:space="preserve"> </w:t>
-      </w:r>
-      <w:r>
-        <w:t xml:space="preserve">The amplification reading</w:t>
-      </w:r>
-      <w:r>
-        <w:t xml:space="preserve"> </w:t>
-      </w:r>
-      <w:r>
-        <w:t xml:space="preserve">developed above is structurally tied to the</w:t>
-      </w:r>
-      <w:r>
-        <w:t xml:space="preserve"> </w:t>
-      </w:r>
-      <w:r>
-        <w:rPr>
-          <w:iCs/>
-          <w:i/>
-        </w:rPr>
         <w:t xml:space="preserve">Tier-1+2</w:t>
       </w:r>
       <w:r>
         <w:t xml:space="preserve"> </w:t>
       </w:r>
       <w:r>
-        <w:t xml:space="preserve">composition of</w:t>
-      </w:r>
-      <w:r>
-        <w:t xml:space="preserve"> </w:t>
-      </w:r>
-      <w:r>
-        <w:t xml:space="preserve">the DAI construct used here. This paper's DAI combines website presence</w:t>
-      </w:r>
-      <w:r>
-        <w:t xml:space="preserve"> </w:t>
-      </w:r>
-      <w:r>
-        <w:t xml:space="preserve">(Tier-1, c22b) with two-way electronic-payment intensity (Tier-2, k33</w:t>
-      </w:r>
-      <w:r>
-        <w:t xml:space="preserve"> </w:t>
-      </w:r>
-      <w:r>
-        <w:t xml:space="preserve">customer side and k38 supplier side) into a single composite, and the</w:t>
-      </w:r>
-      <w:r>
-        <w:t xml:space="preserve"> </w:t>
-      </w:r>
-      <w:r>
-        <w:t xml:space="preserve">empirical signal is concentrated in the Tier-2 transaction-enabling</w:t>
-      </w:r>
-      <w:r>
-        <w:t xml:space="preserve"> </w:t>
-      </w:r>
-      <w:r>
-        <w:t xml:space="preserve">layer, as the §4.5 R1 specification shows: when DAI is reduced to the</w:t>
-      </w:r>
-      <w:r>
-        <w:t xml:space="preserve"> </w:t>
-      </w:r>
-      <w:r>
-        <w:t xml:space="preserve">website-only Tier-1 binary, the quadratic interaction weakens</w:t>
-      </w:r>
-      <w:r>
-        <w:t xml:space="preserve"> </w:t>
-      </w:r>
-      <w:r>
-        <w:t xml:space="preserve">substantially (β drops from +3.119 to +1.552, joint F retained marginal</w:t>
-      </w:r>
-      <w:r>
-        <w:t xml:space="preserve"> </w:t>
-      </w:r>
-      <w:r>
-        <w:t xml:space="preserve">at 4.01, p = .019), and the item-swap falsification test indicates that</w:t>
-      </w:r>
-      <w:r>
-        <w:t xml:space="preserve"> </w:t>
-      </w:r>
-      <w:r>
-        <w:t xml:space="preserve">the moderation weakens substantially when c22b is moved from DAI to TCI.</w:t>
-      </w:r>
-      <w:r>
-        <w:t xml:space="preserve"> </w:t>
-      </w:r>
-      <w:r>
-        <w:t xml:space="preserve">This construct-composition dependence has a broader implication for how</w:t>
-      </w:r>
-      <w:r>
-        <w:t xml:space="preserve"> </w:t>
-      </w:r>
-      <w:r>
-        <w:t xml:space="preserve">digital-adoption evidence should be read across institutional contexts</w:t>
-      </w:r>
-      <w:r>
-        <w:t xml:space="preserve"> </w:t>
-      </w:r>
-      <w:r>
-        <w:t xml:space="preserve">at different positions on the regulatory and infrastructural spectrum:</w:t>
-      </w:r>
-      <w:r>
-        <w:t xml:space="preserve"> </w:t>
-      </w:r>
-      <w:r>
-        <w:t xml:space="preserve">in advanced-economy settings where Tier-2 transaction-enabling</w:t>
-      </w:r>
-      <w:r>
-        <w:t xml:space="preserve"> </w:t>
-      </w:r>
-      <w:r>
-        <w:t xml:space="preserve">infrastructure (electronic-payment rails, two-way digital interfaces</w:t>
-      </w:r>
-      <w:r>
-        <w:t xml:space="preserve"> </w:t>
-      </w:r>
-      <w:r>
-        <w:t xml:space="preserve">with customers and suppliers) is widely diffused alongside Tier-1</w:t>
-      </w:r>
-      <w:r>
-        <w:t xml:space="preserve"> </w:t>
-      </w:r>
-      <w:r>
-        <w:t xml:space="preserve">digital presence, a Tier-1+2 composite is the construct that retains</w:t>
-      </w:r>
-      <w:r>
-        <w:t xml:space="preserve"> </w:t>
-      </w:r>
-      <w:r>
-        <w:t xml:space="preserve">discriminatory power across the export-intensity range, and the</w:t>
-      </w:r>
-      <w:r>
-        <w:t xml:space="preserve"> </w:t>
-      </w:r>
-      <w:r>
-        <w:t xml:space="preserve">amplification mechanism becomes empirically detectable as the upward</w:t>
-      </w:r>
-      <w:r>
-        <w:t xml:space="preserve"> </w:t>
-      </w:r>
-      <w:r>
-        <w:t xml:space="preserve">rotation of the I–P curve documented in this paper. In emerging-economy</w:t>
-      </w:r>
-      <w:r>
-        <w:t xml:space="preserve"> </w:t>
-      </w:r>
-      <w:r>
-        <w:t xml:space="preserve">settings where Tier-1 digital presence has diffused widely but Tier-2</w:t>
-      </w:r>
-      <w:r>
-        <w:t xml:space="preserve"> </w:t>
-      </w:r>
-      <w:r>
-        <w:t xml:space="preserve">transaction-enabling infrastructure remains limited or institutionally</w:t>
-      </w:r>
-      <w:r>
-        <w:t xml:space="preserve"> </w:t>
-      </w:r>
-      <w:r>
-        <w:t xml:space="preserve">bounded, a Tier-1-only construct is expected to lose discriminatory</w:t>
-      </w:r>
-      <w:r>
-        <w:t xml:space="preserve"> </w:t>
-      </w:r>
-      <w:r>
-        <w:t xml:space="preserve">power as the population-diffusion ceiling is approached, and any</w:t>
-      </w:r>
-      <w:r>
-        <w:t xml:space="preserve"> </w:t>
-      </w:r>
-      <w:r>
-        <w:t xml:space="preserve">contingent association with export intensity is then most plausibly read</w:t>
-      </w:r>
-      <w:r>
-        <w:t xml:space="preserve"> </w:t>
-      </w:r>
-      <w:r>
-        <w:t xml:space="preserve">as construct-tier obsolescence rather than as evidence on dynamic</w:t>
-      </w:r>
-      <w:r>
-        <w:t xml:space="preserve"> </w:t>
-      </w:r>
-      <w:r>
-        <w:t xml:space="preserve">digital capability. The amplification mechanism documented in Singapore</w:t>
-      </w:r>
-      <w:r>
-        <w:t xml:space="preserve"> </w:t>
-      </w:r>
-      <w:r>
-        <w:t xml:space="preserve">therefore should not be over-extrapolated to settings where the</w:t>
-      </w:r>
-      <w:r>
-        <w:t xml:space="preserve"> </w:t>
-      </w:r>
-      <w:r>
-        <w:t xml:space="preserve">underlying Tier-2 infrastructure has not yet matured to a level that</w:t>
-      </w:r>
-      <w:r>
-        <w:t xml:space="preserve"> </w:t>
-      </w:r>
-      <w:r>
-        <w:t xml:space="preserve">allows the transaction-enabling layer to absorb the coordination-cost</w:t>
-      </w:r>
-      <w:r>
-        <w:t xml:space="preserve"> </w:t>
-      </w:r>
-      <w:r>
-        <w:t xml:space="preserve">saturation of high-intensity exporting; conversely, the Singapore</w:t>
-      </w:r>
-      <w:r>
-        <w:t xml:space="preserve"> </w:t>
-      </w:r>
-      <w:r>
-        <w:t xml:space="preserve">evidence sharpens the theoretical claim that the conditional-scaling</w:t>
-      </w:r>
-      <w:r>
-        <w:t xml:space="preserve"> </w:t>
-      </w:r>
-      <w:r>
-        <w:t xml:space="preserve">mechanism becomes empirically legible precisely when domestic saturation</w:t>
-      </w:r>
-      <w:r>
-        <w:t xml:space="preserve"> </w:t>
-      </w:r>
-      <w:r>
-        <w:t xml:space="preserve">removes the uniform-premium effect and the Tier-2 transaction-enabling</w:t>
-      </w:r>
-      <w:r>
-        <w:t xml:space="preserve"> </w:t>
-      </w:r>
-      <w:r>
-        <w:t xml:space="preserve">layer is institutionally available. This construct-boundary framing</w:t>
-      </w:r>
-      <w:r>
-        <w:t xml:space="preserve"> </w:t>
-      </w:r>
-      <w:r>
-        <w:t xml:space="preserve">positions the Singapore findings as a within-context boundary case at</w:t>
-      </w:r>
-      <w:r>
-        <w:t xml:space="preserve"> </w:t>
-      </w:r>
-      <w:r>
-        <w:t xml:space="preserve">the advanced-economy ceiling of the institutional and</w:t>
-      </w:r>
-      <w:r>
-        <w:t xml:space="preserve"> </w:t>
-      </w:r>
-      <w:r>
-        <w:t xml:space="preserve">digital-infrastructure spectrum, rather than as a claim about a broadly</w:t>
-      </w:r>
-      <w:r>
-        <w:t xml:space="preserve"> </w:t>
-      </w:r>
-      <w:r>
-        <w:t xml:space="preserve">applicable digital-complementarity logic.</w:t>
-      </w:r>
-    </w:p>
-    <w:p>
-      <w:pPr>
-        <w:pStyle w:val="BodyText"/>
-      </w:pPr>
-      <w:r>
-        <w:t xml:space="preserve">The institutional transferability of the amplification finding rests on</w:t>
-      </w:r>
-      <w:r>
-        <w:t xml:space="preserve"> </w:t>
-      </w:r>
-      <w:r>
-        <w:t xml:space="preserve">a construct-tier distinction with direct policy implications. In</w:t>
-      </w:r>
-      <w:r>
-        <w:t xml:space="preserve"> </w:t>
-      </w:r>
-      <w:r>
-        <w:t xml:space="preserve">Singapore, the DAI composite captures Tier-1+2 digital capability</w:t>
-      </w:r>
-      <w:r>
-        <w:t xml:space="preserve"> </w:t>
-      </w:r>
-      <w:r>
-        <w:t xml:space="preserve">website presence (c22b) combined with electronic payment integration</w:t>
-      </w:r>
-      <w:r>
-        <w:t xml:space="preserve"> </w:t>
-      </w:r>
-      <w:r>
-        <w:t xml:space="preserve">(k33/k38) embedded in the public digital infrastructure, enabling firms</w:t>
-      </w:r>
-      <w:r>
-        <w:t xml:space="preserve"> </w:t>
-      </w:r>
-      <w:r>
-        <w:t xml:space="preserve">to execute frictionless cross-border transactions. In contrast, in</w:t>
-      </w:r>
-      <w:r>
-        <w:t xml:space="preserve"> </w:t>
-      </w:r>
-      <w:r>
-        <w:t xml:space="preserve">transitional economies where Tier-2 payment infrastructure remains</w:t>
-      </w:r>
-      <w:r>
-        <w:t xml:space="preserve"> </w:t>
-      </w:r>
-      <w:r>
-        <w:t xml:space="preserve">institutionally bounded, settings where cross-border electronic-payment</w:t>
-      </w:r>
-      <w:r>
-        <w:t xml:space="preserve"> </w:t>
-      </w:r>
-      <w:r>
-        <w:t xml:space="preserve">rails reached systemic scale only in the late 2010s, as documented</w:t>
-      </w:r>
-      <w:r>
-        <w:t xml:space="preserve"> </w:t>
-      </w:r>
-      <w:r>
-        <w:t xml:space="preserve">across lower-middle-income Asia in World Bank digital infrastructure</w:t>
-      </w:r>
-      <w:r>
-        <w:t xml:space="preserve"> </w:t>
-      </w:r>
-      <w:r>
-        <w:t xml:space="preserve">assessments (World Bank, 2023), the WBES website indicator captures</w:t>
-      </w:r>
-      <w:r>
-        <w:t xml:space="preserve"> </w:t>
-      </w:r>
-      <w:r>
-        <w:t xml:space="preserve">Tier-1 presence only, and the amplification mechanism loses empirical</w:t>
-      </w:r>
-      <w:r>
-        <w:t xml:space="preserve"> </w:t>
-      </w:r>
-      <w:r>
-        <w:t xml:space="preserve">legibility because the payment-integration channel is absent. The</w:t>
-      </w:r>
-      <w:r>
-        <w:t xml:space="preserve"> </w:t>
-      </w:r>
-      <w:r>
-        <w:t xml:space="preserve">implication is that the amplification ceiling is not a</w:t>
-      </w:r>
-      <w:r>
-        <w:t xml:space="preserve"> </w:t>
-      </w:r>
-      <w:r>
-        <w:t xml:space="preserve">Singapore-specific idiosyncrasy but a Tier-1+2 threshold effect:</w:t>
-      </w:r>
-      <w:r>
-        <w:t xml:space="preserve"> </w:t>
-      </w:r>
-      <w:r>
-        <w:t xml:space="preserve">economies that upgrade payment infrastructure to Tier-2 coverage should</w:t>
-      </w:r>
-      <w:r>
-        <w:t xml:space="preserve"> </w:t>
-      </w:r>
-      <w:r>
-        <w:t xml:space="preserve">expect the conditional complementarity pattern to become empirically</w:t>
-      </w:r>
-      <w:r>
-        <w:t xml:space="preserve"> </w:t>
-      </w:r>
-      <w:r>
-        <w:t xml:space="preserve">detectable. This reframes Singapore from an outlier case to a leading</w:t>
-      </w:r>
-      <w:r>
-        <w:t xml:space="preserve"> </w:t>
-      </w:r>
-      <w:r>
-        <w:t xml:space="preserve">indicator of where Tier-2 adoption leads.</w:t>
+        <w:t xml:space="preserve">composition of DAI (website presence, c22b, plus two-way electronic-payment intensity, k33/k38). The signal is concentrated in the Tier-2 transaction-enabling layer: in the §4.5 R1 specification, reducing DAI to the Tier-1 website-only binary weakens the quadratic interaction substantially (β drops from +3.119 to +1.552; joint F = 4.01, p = .019), and an item-swap falsification (moving c22b to TCI) further weakens it. This has a transferability implication. In advanced-economy settings where Tier-2 payment rails are diffused alongside Tier-1 presence, a Tier-1+2 composite retains discriminatory power and the amplification mechanism is detectable. In transitional economies where Tier-2 infrastructure remains institutionally bounded (cross-border payment rails reached systemic scale only in the late 2010s across lower-middle-income Asia; World Bank 2023), a Tier-1-only construct loses discriminatory power as the diffusion ceiling is approached, and any export-intensity association is more plausibly read as construct-tier obsolescence. The amplification ceiling is therefore not a Singapore idiosyncrasy but a Tier-1+2 threshold effect: economies that upgrade payment infrastructure to Tier-2 coverage should expect the conditional-complementarity pattern to become empirically legible. This reframes Singapore as a leading indicator rather than an outlier, and positions the findings as a within-context boundary case at the advanced-economy ceiling rather than a broadly applicable digital-complementarity claim.</w:t>
       </w:r>
     </w:p>
     <w:bookmarkEnd w:id="54"/>
@@ -10825,193 +8551,7 @@
         <w:pStyle w:val="FirstParagraph"/>
       </w:pPr>
       <w:r>
-        <w:t xml:space="preserve">For firms in Singapore and comparable high-digital-infrastructure</w:t>
-      </w:r>
-      <w:r>
-        <w:t xml:space="preserve"> </w:t>
-      </w:r>
-      <w:r>
-        <w:t xml:space="preserve">contexts, the findings suggest that investments in foundational digital</w:t>
-      </w:r>
-      <w:r>
-        <w:t xml:space="preserve"> </w:t>
-      </w:r>
-      <w:r>
-        <w:t xml:space="preserve">adoption are most strongly associated with productivity advantages when</w:t>
-      </w:r>
-      <w:r>
-        <w:t xml:space="preserve"> </w:t>
-      </w:r>
-      <w:r>
-        <w:t xml:space="preserve">firms already operate at relatively high export intensity. In such</w:t>
-      </w:r>
-      <w:r>
-        <w:t xml:space="preserve"> </w:t>
-      </w:r>
-      <w:r>
-        <w:t xml:space="preserve">cases, digital interfaces, payment systems, and related</w:t>
-      </w:r>
-      <w:r>
-        <w:t xml:space="preserve"> </w:t>
-      </w:r>
-      <w:r>
-        <w:t xml:space="preserve">transaction-enabling tools appear to function as scaling mechanisms that</w:t>
-      </w:r>
-      <w:r>
-        <w:t xml:space="preserve"> </w:t>
-      </w:r>
-      <w:r>
-        <w:t xml:space="preserve">help firms coordinate a larger volume of cross-border activity more</w:t>
-      </w:r>
-      <w:r>
-        <w:t xml:space="preserve"> </w:t>
-      </w:r>
-      <w:r>
-        <w:t xml:space="preserve">efficiently. For firms already deeply engaged in export markets, the</w:t>
-      </w:r>
-      <w:r>
-        <w:t xml:space="preserve"> </w:t>
-      </w:r>
-      <w:r>
-        <w:t xml:space="preserve">managerial implication is therefore strategic rather than symbolic:</w:t>
-      </w:r>
-      <w:r>
-        <w:t xml:space="preserve"> </w:t>
-      </w:r>
-      <w:r>
-        <w:t xml:space="preserve">foundational digital systems appear to matter most when coordination</w:t>
-      </w:r>
-      <w:r>
-        <w:t xml:space="preserve"> </w:t>
-      </w:r>
-      <w:r>
-        <w:t xml:space="preserve">demands across customers, suppliers, and foreign-market transactions</w:t>
-      </w:r>
-      <w:r>
-        <w:t xml:space="preserve"> </w:t>
-      </w:r>
-      <w:r>
-        <w:t xml:space="preserve">become dense enough for those systems to be used intensively. For firms</w:t>
-      </w:r>
-      <w:r>
-        <w:t xml:space="preserve"> </w:t>
-      </w:r>
-      <w:r>
-        <w:t xml:space="preserve">concentrated in domestic markets or at low export intensity, digital</w:t>
-      </w:r>
-      <w:r>
-        <w:t xml:space="preserve"> </w:t>
-      </w:r>
-      <w:r>
-        <w:t xml:space="preserve">adoption may still be worthwhile, but the productivity differentials</w:t>
-      </w:r>
-      <w:r>
-        <w:t xml:space="preserve"> </w:t>
-      </w:r>
-      <w:r>
-        <w:t xml:space="preserve">appear smaller and less distinctive in the present data. In this</w:t>
-      </w:r>
-      <w:r>
-        <w:t xml:space="preserve"> </w:t>
-      </w:r>
-      <w:r>
-        <w:t xml:space="preserve">setting, basic digital functionality is already relatively widespread,</w:t>
-      </w:r>
-      <w:r>
-        <w:t xml:space="preserve"> </w:t>
-      </w:r>
-      <w:r>
-        <w:t xml:space="preserve">so adopting such tools may not generate a large standalone</w:t>
-      </w:r>
-      <w:r>
-        <w:t xml:space="preserve"> </w:t>
-      </w:r>
-      <w:r>
-        <w:t xml:space="preserve">labour-productivity premium equally across sampled firms. For firms in</w:t>
-      </w:r>
-      <w:r>
-        <w:t xml:space="preserve"> </w:t>
-      </w:r>
-      <w:r>
-        <w:t xml:space="preserve">the intermediate export-intensity range, the results suggest caution in</w:t>
-      </w:r>
-      <w:r>
-        <w:t xml:space="preserve"> </w:t>
-      </w:r>
-      <w:r>
-        <w:t xml:space="preserve">expecting immediate productivity gains from digital adoption alone;</w:t>
-      </w:r>
-      <w:r>
-        <w:t xml:space="preserve"> </w:t>
-      </w:r>
-      <w:r>
-        <w:t xml:space="preserve">these investments are likely to be more valuable when aligned with</w:t>
-      </w:r>
-      <w:r>
-        <w:t xml:space="preserve"> </w:t>
-      </w:r>
-      <w:r>
-        <w:t xml:space="preserve">broader objectives such as customer integration, supplier coordination,</w:t>
-      </w:r>
-      <w:r>
-        <w:t xml:space="preserve"> </w:t>
-      </w:r>
-      <w:r>
-        <w:t xml:space="preserve">export readiness, and future scaling. More broadly, the findings imply</w:t>
-      </w:r>
-      <w:r>
-        <w:t xml:space="preserve"> </w:t>
-      </w:r>
-      <w:r>
-        <w:t xml:space="preserve">that managers should avoid treating technological capability and digital</w:t>
-      </w:r>
-      <w:r>
-        <w:t xml:space="preserve"> </w:t>
-      </w:r>
-      <w:r>
-        <w:t xml:space="preserve">adoption as interchangeable investment categories. Investments in</w:t>
-      </w:r>
-      <w:r>
-        <w:t xml:space="preserve"> </w:t>
-      </w:r>
-      <w:r>
-        <w:t xml:space="preserve">technological capability appear to support a broader productivity base,</w:t>
-      </w:r>
-      <w:r>
-        <w:t xml:space="preserve"> </w:t>
-      </w:r>
-      <w:r>
-        <w:t xml:space="preserve">whereas investments in foundational digital adoption become more</w:t>
-      </w:r>
-      <w:r>
-        <w:t xml:space="preserve"> </w:t>
-      </w:r>
-      <w:r>
-        <w:t xml:space="preserve">relevant when firms face the coordination intensity associated with</w:t>
-      </w:r>
-      <w:r>
-        <w:t xml:space="preserve"> </w:t>
-      </w:r>
-      <w:r>
-        <w:t xml:space="preserve">deeper internationalization. This suggests that capability-building and</w:t>
-      </w:r>
-      <w:r>
-        <w:t xml:space="preserve"> </w:t>
-      </w:r>
-      <w:r>
-        <w:t xml:space="preserve">digitalization strategies should be sequenced and matched to the firm’s</w:t>
-      </w:r>
-      <w:r>
-        <w:t xml:space="preserve"> </w:t>
-      </w:r>
-      <w:r>
-        <w:t xml:space="preserve">actual stage of export expansion rather than pursued as a single</w:t>
-      </w:r>
-      <w:r>
-        <w:t xml:space="preserve"> </w:t>
-      </w:r>
-      <w:r>
-        <w:t xml:space="preserve">undifferentiated digital-capability agenda.</w:t>
+        <w:t xml:space="preserve">For firms in Singapore and comparable high-digital-infrastructure contexts, foundational digital adoption is most strongly associated with productivity when firms already operate at relatively high export intensity, where digital interfaces and electronic-payment systems function as scaling mechanisms for coordinating larger cross-border volumes. For deeply export-engaged firms the implication is strategic: foundational digital systems matter most when coordination demands across customers, suppliers, and foreign markets become dense enough for intensive use. For domestically concentrated or low-intensity firms, basic digital functionality is already widespread and is unlikely to yield a large standalone productivity premium; for the intermediate range, gains are likelier when digital investment is aligned with customer integration, supplier coordination, and export readiness. More broadly, managers should not treat technological capability and digital adoption as interchangeable: capability-building supports a broad productivity base, whereas foundational digital adoption becomes relevant under the coordination intensity of deeper internationalization, so the two should be sequenced to the firm's actual stage of export expansion.</w:t>
       </w:r>
     </w:p>
     <w:bookmarkEnd w:id="55"/>
@@ -11030,205 +8570,7 @@
         <w:pStyle w:val="FirstParagraph"/>
       </w:pPr>
       <w:r>
-        <w:t xml:space="preserve">This study revisits the internationalization–performance relationship by</w:t>
-      </w:r>
-      <w:r>
-        <w:t xml:space="preserve"> </w:t>
-      </w:r>
-      <w:r>
-        <w:t xml:space="preserve">distinguishing technological capability from foundational digital</w:t>
-      </w:r>
-      <w:r>
-        <w:t xml:space="preserve"> </w:t>
-      </w:r>
-      <w:r>
-        <w:t xml:space="preserve">adoption and examining how each is associated with labour productivity</w:t>
-      </w:r>
-      <w:r>
-        <w:t xml:space="preserve"> </w:t>
-      </w:r>
-      <w:r>
-        <w:t xml:space="preserve">among firms in Singapore. Using World Bank Enterprise Survey microdata</w:t>
-      </w:r>
-      <w:r>
-        <w:t xml:space="preserve"> </w:t>
-      </w:r>
-      <w:r>
-        <w:t xml:space="preserve">for Singapore 2023, the analysis suggests that technological capability</w:t>
-      </w:r>
-      <w:r>
-        <w:t xml:space="preserve"> </w:t>
-      </w:r>
-      <w:r>
-        <w:t xml:space="preserve">is positively associated with productivity, while digital adoption</w:t>
-      </w:r>
-      <w:r>
-        <w:t xml:space="preserve"> </w:t>
-      </w:r>
-      <w:r>
-        <w:t xml:space="preserve">exhibits a more conditional association that becomes more positive only</w:t>
-      </w:r>
-      <w:r>
-        <w:t xml:space="preserve"> </w:t>
-      </w:r>
-      <w:r>
-        <w:t xml:space="preserve">at higher levels of export intensity. The findings therefore support a</w:t>
-      </w:r>
-      <w:r>
-        <w:t xml:space="preserve"> </w:t>
-      </w:r>
-      <w:r>
-        <w:t xml:space="preserve">distinction between firm-internal capability depth and foundational</w:t>
-      </w:r>
-      <w:r>
-        <w:t xml:space="preserve"> </w:t>
-      </w:r>
-      <w:r>
-        <w:t xml:space="preserve">digitally enabled transaction capacity rather than treating both domains</w:t>
-      </w:r>
-      <w:r>
-        <w:t xml:space="preserve"> </w:t>
-      </w:r>
-      <w:r>
-        <w:t xml:space="preserve">as interchangeable aspects of a single digital-capability construct. The</w:t>
-      </w:r>
-      <w:r>
-        <w:t xml:space="preserve"> </w:t>
-      </w:r>
-      <w:r>
-        <w:t xml:space="preserve">study also qualifies the interpretation of the nonlinear I–P literature</w:t>
-      </w:r>
-      <w:r>
-        <w:t xml:space="preserve"> </w:t>
-      </w:r>
-      <w:r>
-        <w:t xml:space="preserve">in this setting. Within the observed export-intensity range, the</w:t>
-      </w:r>
-      <w:r>
-        <w:t xml:space="preserve"> </w:t>
-      </w:r>
-      <w:r>
-        <w:t xml:space="preserve">baseline pattern is better characterized as predominantly positive with</w:t>
-      </w:r>
-      <w:r>
-        <w:t xml:space="preserve"> </w:t>
-      </w:r>
-      <w:r>
-        <w:t xml:space="preserve">mild quadratic curvature than as a formally identified inverted-U,</w:t>
-      </w:r>
-      <w:r>
-        <w:t xml:space="preserve"> </w:t>
-      </w:r>
-      <w:r>
-        <w:t xml:space="preserve">because the implied turning point lies in a sparsely populated upper</w:t>
-      </w:r>
-      <w:r>
-        <w:t xml:space="preserve"> </w:t>
-      </w:r>
-      <w:r>
-        <w:t xml:space="preserve">tail and is imprecisely located. Read in this way, the evidence does not</w:t>
-      </w:r>
-      <w:r>
-        <w:t xml:space="preserve"> </w:t>
-      </w:r>
-      <w:r>
-        <w:t xml:space="preserve">overturn the established I–P literature, nor does it establish a general</w:t>
-      </w:r>
-      <w:r>
-        <w:t xml:space="preserve"> </w:t>
-      </w:r>
-      <w:r>
-        <w:t xml:space="preserve">boundary condition for digitally mature economies; instead, it provides</w:t>
-      </w:r>
-      <w:r>
-        <w:t xml:space="preserve"> </w:t>
-      </w:r>
-      <w:r>
-        <w:t xml:space="preserve">within-context evidence from Singapore on how the conventional nonlinear</w:t>
-      </w:r>
-      <w:r>
-        <w:t xml:space="preserve"> </w:t>
-      </w:r>
-      <w:r>
-        <w:t xml:space="preserve">logic appears in a highly digitalized institutional environment where</w:t>
-      </w:r>
-      <w:r>
-        <w:t xml:space="preserve"> </w:t>
-      </w:r>
-      <w:r>
-        <w:t xml:space="preserve">most firms remain concentrated at low export intensity. More broadly,</w:t>
-      </w:r>
-      <w:r>
-        <w:t xml:space="preserve"> </w:t>
-      </w:r>
-      <w:r>
-        <w:t xml:space="preserve">the study contributes to international business research by sharpening</w:t>
-      </w:r>
-      <w:r>
-        <w:t xml:space="preserve"> </w:t>
-      </w:r>
-      <w:r>
-        <w:t xml:space="preserve">construct interpretation and by showing that technological capability</w:t>
-      </w:r>
-      <w:r>
-        <w:t xml:space="preserve"> </w:t>
-      </w:r>
-      <w:r>
-        <w:t xml:space="preserve">and foundational digital adoption are associated with performance</w:t>
-      </w:r>
-      <w:r>
-        <w:t xml:space="preserve"> </w:t>
-      </w:r>
-      <w:r>
-        <w:t xml:space="preserve">through different empirical patterns. Technological capability shows the</w:t>
-      </w:r>
-      <w:r>
-        <w:t xml:space="preserve"> </w:t>
-      </w:r>
-      <w:r>
-        <w:t xml:space="preserve">more stable positive association with productivity, whereas foundational</w:t>
-      </w:r>
-      <w:r>
-        <w:t xml:space="preserve"> </w:t>
-      </w:r>
-      <w:r>
-        <w:t xml:space="preserve">digital adoption is better interpreted as a conditional scaling resource</w:t>
-      </w:r>
-      <w:r>
-        <w:t xml:space="preserve"> </w:t>
-      </w:r>
-      <w:r>
-        <w:t xml:space="preserve">whose relevance becomes more visible only where cross-border</w:t>
-      </w:r>
-      <w:r>
-        <w:t xml:space="preserve"> </w:t>
-      </w:r>
-      <w:r>
-        <w:t xml:space="preserve">coordination demands are relatively intense. These conclusions are</w:t>
-      </w:r>
-      <w:r>
-        <w:t xml:space="preserve"> </w:t>
-      </w:r>
-      <w:r>
-        <w:t xml:space="preserve">deliberately bounded to the present design and setting, and they point</w:t>
-      </w:r>
-      <w:r>
-        <w:t xml:space="preserve"> </w:t>
-      </w:r>
-      <w:r>
-        <w:t xml:space="preserve">toward the need for comparative and longitudinal research before broader</w:t>
-      </w:r>
-      <w:r>
-        <w:t xml:space="preserve"> </w:t>
-      </w:r>
-      <w:r>
-        <w:t xml:space="preserve">cross-setting claims about how digitalization shapes the I–P pattern can</w:t>
-      </w:r>
-      <w:r>
-        <w:t xml:space="preserve"> </w:t>
-      </w:r>
-      <w:r>
-        <w:t xml:space="preserve">be sustained.</w:t>
+        <w:t xml:space="preserve">This study revisits the internationalization–performance relationship by distinguishing technological capability from foundational digital adoption among firms in Singapore (WBES 2023). Technological capability is positively associated with labour productivity, whereas digital adoption shows a conditional association that becomes more positive only at higher export intensity, supporting a distinction between firm-internal capability depth and foundational digitally enabled transaction capacity rather than a single digital-capability construct. The study also qualifies the nonlinear I–P literature in this setting: within the observed export-intensity range the pattern is better characterized as predominantly positive with mild quadratic curvature than as a formally identified inverted-U, because the implied turning point lies in a sparsely populated, imprecisely located upper tail. The evidence neither overturns the established literature nor establishes a general boundary condition for digitally mature economies; it provides within-context evidence on how the conventional nonlinear logic appears in a highly digitalized environment where most firms remain at low export intensity. These conclusions are bounded to the present design and point toward comparative and longitudinal research before broader cross-setting claims can be sustained.</w:t>
       </w:r>
     </w:p>
     <w:bookmarkEnd w:id="57"/>
@@ -11246,289 +8588,7 @@
         <w:pStyle w:val="FirstParagraph"/>
       </w:pPr>
       <w:r>
-        <w:t xml:space="preserve">Three limitations warrant caution in interpreting the findings. First,</w:t>
-      </w:r>
-      <w:r>
-        <w:t xml:space="preserve"> </w:t>
-      </w:r>
-      <w:r>
-        <w:t xml:space="preserve">the analysis is based on a single-country cross-section, so the</w:t>
-      </w:r>
-      <w:r>
-        <w:t xml:space="preserve"> </w:t>
-      </w:r>
-      <w:r>
-        <w:t xml:space="preserve">identification scope is associational rather than causal. The observed</w:t>
-      </w:r>
-      <w:r>
-        <w:t xml:space="preserve"> </w:t>
-      </w:r>
-      <w:r>
-        <w:t xml:space="preserve">relationships among technological capability, digital adoption, export</w:t>
-      </w:r>
-      <w:r>
-        <w:t xml:space="preserve"> </w:t>
-      </w:r>
-      <w:r>
-        <w:t xml:space="preserve">intensity, and labour productivity may reflect reverse causation,</w:t>
-      </w:r>
-      <w:r>
-        <w:t xml:space="preserve"> </w:t>
-      </w:r>
-      <w:r>
-        <w:t xml:space="preserve">omitted variables, or productivity-driven selection into exporting and</w:t>
-      </w:r>
-      <w:r>
-        <w:t xml:space="preserve"> </w:t>
-      </w:r>
-      <w:r>
-        <w:t xml:space="preserve">digital adoption. The appropriate interpretation is therefore that the</w:t>
-      </w:r>
-      <w:r>
-        <w:t xml:space="preserve"> </w:t>
-      </w:r>
-      <w:r>
-        <w:t xml:space="preserve">study documents how these variables co-vary in Singapore rather than</w:t>
-      </w:r>
-      <w:r>
-        <w:t xml:space="preserve"> </w:t>
-      </w:r>
-      <w:r>
-        <w:t xml:space="preserve">establishing a causal mechanism. Second, the sample contains a thin</w:t>
-      </w:r>
-      <w:r>
-        <w:t xml:space="preserve"> </w:t>
-      </w:r>
-      <w:r>
-        <w:t xml:space="preserve">right tail of high-intensity exporters. Most firms report zero exports,</w:t>
-      </w:r>
-      <w:r>
-        <w:t xml:space="preserve"> </w:t>
-      </w:r>
-      <w:r>
-        <w:t xml:space="preserve">the 75th percentile of FSTS remains at zero, and only a small fraction</w:t>
-      </w:r>
-      <w:r>
-        <w:t xml:space="preserve"> </w:t>
-      </w:r>
-      <w:r>
-        <w:t xml:space="preserve">of firms occupy the high-export range in which the fitted turning point</w:t>
-      </w:r>
-      <w:r>
-        <w:t xml:space="preserve"> </w:t>
-      </w:r>
-      <w:r>
-        <w:t xml:space="preserve">and the strongest DAI moderation signals appear. The implied turning</w:t>
-      </w:r>
-      <w:r>
-        <w:t xml:space="preserve"> </w:t>
-      </w:r>
-      <w:r>
-        <w:t xml:space="preserve">point in the quadratic specification should therefore be interpreted as</w:t>
-      </w:r>
-      <w:r>
-        <w:t xml:space="preserve"> </w:t>
-      </w:r>
-      <w:r>
-        <w:t xml:space="preserve">a descriptive feature rather than as a structurally identified</w:t>
-      </w:r>
-      <w:r>
-        <w:t xml:space="preserve"> </w:t>
-      </w:r>
-      <w:r>
-        <w:t xml:space="preserve">inflection, because it is estimated from a sparsely populated region and</w:t>
-      </w:r>
-      <w:r>
-        <w:t xml:space="preserve"> </w:t>
-      </w:r>
-      <w:r>
-        <w:t xml:space="preserve">its 95% bootstrap confidence interval is wide ([53%, 253%]) even</w:t>
-      </w:r>
-      <w:r>
-        <w:t xml:space="preserve"> </w:t>
-      </w:r>
-      <w:r>
-        <w:t xml:space="preserve">though an inverted-U shape is recovered in 96.3% of resamples. The same</w:t>
-      </w:r>
-      <w:r>
-        <w:t xml:space="preserve"> </w:t>
-      </w:r>
-      <w:r>
-        <w:t xml:space="preserve">caution applies to the DAI moderation pattern: it remains visible across</w:t>
-      </w:r>
-      <w:r>
-        <w:t xml:space="preserve"> </w:t>
-      </w:r>
-      <w:r>
-        <w:t xml:space="preserve">leave-one-out, trimmed-tail, and indicator-sensitivity diagnostics, but</w:t>
-      </w:r>
-      <w:r>
-        <w:t xml:space="preserve"> </w:t>
-      </w:r>
-      <w:r>
-        <w:t xml:space="preserve">precision is necessarily lower in the small exporter subsample (N = 84)</w:t>
-      </w:r>
-      <w:r>
-        <w:t xml:space="preserve"> </w:t>
-      </w:r>
-      <w:r>
-        <w:t xml:space="preserve">and the sparsely populated high-intensity range. The appropriate caution</w:t>
-      </w:r>
-      <w:r>
-        <w:t xml:space="preserve"> </w:t>
-      </w:r>
-      <w:r>
-        <w:t xml:space="preserve">therefore rests on the limited empirical support in the upper tail and</w:t>
-      </w:r>
-      <w:r>
-        <w:t xml:space="preserve"> </w:t>
-      </w:r>
-      <w:r>
-        <w:t xml:space="preserve">the resulting imprecision of tail-based inference. Third, the estimated</w:t>
-      </w:r>
-      <w:r>
-        <w:t xml:space="preserve"> </w:t>
-      </w:r>
-      <w:r>
-        <w:t xml:space="preserve">digital-adoption effect should be interpreted within the measurement</w:t>
-      </w:r>
-      <w:r>
-        <w:t xml:space="preserve"> </w:t>
-      </w:r>
-      <w:r>
-        <w:t xml:space="preserve">boundary of the available indicators. The DAI construct captures Tier</w:t>
-      </w:r>
-      <w:r>
-        <w:t xml:space="preserve"> </w:t>
-      </w:r>
-      <w:r>
-        <w:t xml:space="preserve">1–2 digital adoption, digital presence and electronic-transaction usage</w:t>
-      </w:r>
-      <w:r>
-        <w:t xml:space="preserve"> </w:t>
-      </w:r>
-      <w:r>
-        <w:t xml:space="preserve">rather than deeper digitally integrated organizational capability or</w:t>
-      </w:r>
-      <w:r>
-        <w:t xml:space="preserve"> </w:t>
-      </w:r>
-      <w:r>
-        <w:t xml:space="preserve">digital dynamic capability; indicator-sensitivity analysis shows that</w:t>
-      </w:r>
-      <w:r>
-        <w:t xml:space="preserve"> </w:t>
-      </w:r>
-      <w:r>
-        <w:t xml:space="preserve">the moderation pattern depends on the foundational</w:t>
-      </w:r>
-      <w:r>
-        <w:t xml:space="preserve"> </w:t>
-      </w:r>
-      <w:r>
-        <w:t xml:space="preserve">digital-infrastructure indicators and weakens when those specific items</w:t>
-      </w:r>
-      <w:r>
-        <w:t xml:space="preserve"> </w:t>
-      </w:r>
-      <w:r>
-        <w:t xml:space="preserve">are dropped. Future research should therefore examine whether the same</w:t>
-      </w:r>
-      <w:r>
-        <w:t xml:space="preserve"> </w:t>
-      </w:r>
-      <w:r>
-        <w:t xml:space="preserve">conditional pattern appears in other digitally advanced economies and</w:t>
-      </w:r>
-      <w:r>
-        <w:t xml:space="preserve"> </w:t>
-      </w:r>
-      <w:r>
-        <w:t xml:space="preserve">under richer measures that capture process integration, organizational</w:t>
-      </w:r>
-      <w:r>
-        <w:t xml:space="preserve"> </w:t>
-      </w:r>
-      <w:r>
-        <w:t xml:space="preserve">digitalization, and higher-order digital capabilities more directly.</w:t>
-      </w:r>
-      <w:r>
-        <w:t xml:space="preserve"> </w:t>
-      </w:r>
-      <w:r>
-        <w:t xml:space="preserve">Panel data, successive enterprise-survey waves, linked administrative</w:t>
-      </w:r>
-      <w:r>
-        <w:t xml:space="preserve"> </w:t>
-      </w:r>
-      <w:r>
-        <w:t xml:space="preserve">records, and stronger quasi-experimental designs, including</w:t>
-      </w:r>
-      <w:r>
-        <w:t xml:space="preserve"> </w:t>
-      </w:r>
-      <w:r>
-        <w:t xml:space="preserve">instrumental-variable or difference-in-differences specifications keyed</w:t>
-      </w:r>
-      <w:r>
-        <w:t xml:space="preserve"> </w:t>
-      </w:r>
-      <w:r>
-        <w:t xml:space="preserve">to digital-infrastructure rollouts or trade-policy shocks, would also</w:t>
-      </w:r>
-      <w:r>
-        <w:t xml:space="preserve"> </w:t>
-      </w:r>
-      <w:r>
-        <w:t xml:space="preserve">help clarify whether the observed associations reflect scaling</w:t>
-      </w:r>
-      <w:r>
-        <w:t xml:space="preserve"> </w:t>
-      </w:r>
-      <w:r>
-        <w:t xml:space="preserve">complementarities, selection effects, or other mechanisms. Concrete</w:t>
-      </w:r>
-      <w:r>
-        <w:t xml:space="preserve"> </w:t>
-      </w:r>
-      <w:r>
-        <w:t xml:space="preserve">instrumental-variable strategies could exploit firm-to-port distance or</w:t>
-      </w:r>
-      <w:r>
-        <w:t xml:space="preserve"> </w:t>
-      </w:r>
-      <w:r>
-        <w:t xml:space="preserve">local customs-clearance times as instruments for export intensity, and</w:t>
-      </w:r>
-      <w:r>
-        <w:t xml:space="preserve"> </w:t>
-      </w:r>
-      <w:r>
-        <w:t xml:space="preserve">regional broadband-coverage shares or within-sector peer-adoption rates</w:t>
-      </w:r>
-      <w:r>
-        <w:t xml:space="preserve"> </w:t>
-      </w:r>
-      <w:r>
-        <w:t xml:space="preserve">as instruments for foundational digital adoption, although Wolfolds and</w:t>
-      </w:r>
-      <w:r>
-        <w:t xml:space="preserve"> </w:t>
-      </w:r>
-      <w:r>
-        <w:t xml:space="preserve">Siegel (2019) caution that such designs require both adequate</w:t>
-      </w:r>
-      <w:r>
-        <w:t xml:space="preserve"> </w:t>
-      </w:r>
-      <w:r>
-        <w:t xml:space="preserve">first-stage strength and credible exclusion restrictions before they can</w:t>
-      </w:r>
-      <w:r>
-        <w:t xml:space="preserve"> </w:t>
-      </w:r>
-      <w:r>
-        <w:t xml:space="preserve">deliver clean causal identification.</w:t>
+        <w:t xml:space="preserve">Three limitations warrant caution. First, the analysis is a single-country cross-section, so inference is associational rather than causal; the observed relationships may reflect reverse causation, omitted variables, or productivity-driven selection into exporting and digital adoption. Second, the sample has a thin right tail of high-intensity exporters (the 75th percentile of FSTS is zero; only a small fraction occupy the high-export range where the turning point and the strongest DAI moderation appear). The implied turning point is therefore descriptive rather than structurally identified, with a wide 95% bootstrap CI ([53%, 253%]) despite an inverted-U shape in 96.3% of resamples; the DAI moderation survives leave-one-out, trimmed-tail, and indicator-sensitivity diagnostics but is necessarily less precise in the small exporter subsample (N = 84). Third, the DAI construct captures Tier 1–2 digital adoption (digital presence and electronic-transaction usage) rather than deeper process integration or digital dynamic capability, and the moderation weakens when the foundational indicators are dropped. Future research should test whether the same conditional pattern appears in other digitally advanced economies and under richer measures of process integration and higher-order capabilities, using panel data, successive survey waves, linked administrative records, or quasi-experimental designs (e.g., instruments such as firm-to-port distance or customs-clearance times for export intensity, and regional broadband coverage or within-sector peer adoption for digital adoption), while noting that such designs require adequate first-stage strength and credible exclusion restrictions (Wolfolds and Siegel 2019).</w:t>
       </w:r>
     </w:p>
     <w:bookmarkEnd w:id="58"/>

--- a/p4/submission/mbr_package/01_manuscript_blinded.docx
+++ b/p4/submission/mbr_package/01_manuscript_blinded.docx
@@ -2,7 +2,7 @@
 <file path=word/document.xml><?xml version="1.0" encoding="utf-8"?>
 <w:document xmlns:w="http://schemas.openxmlformats.org/wordprocessingml/2006/main" xmlns:m="http://schemas.openxmlformats.org/officeDocument/2006/math" xmlns:r="http://schemas.openxmlformats.org/officeDocument/2006/relationships" xmlns:o="urn:schemas-microsoft-com:office:office" xmlns:v="urn:schemas-microsoft-com:vml" xmlns:w10="urn:schemas-microsoft-com:office:word" xmlns:a="http://schemas.openxmlformats.org/drawingml/2006/main" xmlns:pic="http://schemas.openxmlformats.org/drawingml/2006/picture" xmlns:wp="http://schemas.openxmlformats.org/drawingml/2006/wordprocessingDrawing">
   <w:body>
-    <w:bookmarkStart w:id="102" w:name="X07c3a2f9ec246b5120b9b19625fb58c0a5f9521"/>
+    <w:bookmarkStart w:id="98" w:name="X07c3a2f9ec246b5120b9b19625fb58c0a5f9521"/>
     <w:p>
       <w:pPr>
         <w:pStyle w:val="Heading1"/>
@@ -14,57 +14,164 @@
     <w:p>
       <w:pPr>
         <w:pStyle w:val="FirstParagraph"/>
+      </w:pPr>
+      <w:r>
+        <w:rPr>
+          <w:iCs/>
+          <w:i/>
+        </w:rPr>
+        <w:t xml:space="preserve">Author details removed for blind review.</w:t>
+      </w:r>
+    </w:p>
+    <w:p>
+      <w:pPr>
+        <w:pStyle w:val="BodyText"/>
       </w:pPr>
       <w:r>
         <w:rPr>
           <w:bCs/>
           <w:b/>
         </w:rPr>
-        <w:t xml:space="preserve">Do Thuy Huong</w:t>
-      </w:r>
-      <w:r>
-        <w:t xml:space="preserve"> </w:t>
-      </w:r>
-      <w:r>
-        <w:t xml:space="preserve">· College of Economics, Can Tho University ·</w:t>
-      </w:r>
-      <w:r>
-        <w:t xml:space="preserve"> </w:t>
-      </w:r>
-      <w:hyperlink r:id="rId20">
-        <w:r>
-          <w:rPr>
-            <w:rStyle w:val="Hyperlink"/>
-          </w:rPr>
-          <w:t xml:space="preserve">huongp1323001@gstudent.ctu.edu.vn</w:t>
-        </w:r>
-      </w:hyperlink>
-      <w:r>
-        <w:t xml:space="preserve"> </w:t>
-      </w:r>
-      <w:r>
-        <w:t xml:space="preserve">· ORCID:</w:t>
-      </w:r>
-      <w:r>
-        <w:t xml:space="preserve"> </w:t>
-      </w:r>
-      <w:hyperlink r:id="rId21">
-        <w:r>
-          <w:rPr>
-            <w:rStyle w:val="Hyperlink"/>
-          </w:rPr>
-          <w:t xml:space="preserve">0000-0002-7711-2487</w:t>
-        </w:r>
-      </w:hyperlink>
-      <w:r>
-        <w:br/>
-      </w:r>
+        <w:t xml:space="preserve">Manuscript classification:</w:t>
+      </w:r>
+      <w:r>
+        <w:t xml:space="preserve"> </w:t>
+      </w:r>
+      <w:r>
+        <w:t xml:space="preserve">research article.</w:t>
+      </w:r>
+    </w:p>
+    <w:p>
+      <w:pPr>
+        <w:pStyle w:val="BodyText"/>
+      </w:pPr>
       <w:r>
         <w:rPr>
           <w:bCs/>
           <w:b/>
         </w:rPr>
-        <w:t xml:space="preserve">Phan Anh Tu</w:t>
+        <w:t xml:space="preserve">Word count</w:t>
+      </w:r>
+      <w:r>
+        <w:t xml:space="preserve"> </w:t>
+      </w:r>
+      <w:r>
+        <w:t xml:space="preserve">(main text, excluding abstract, references, tables and figures): approximately 9,100 words.</w:t>
+      </w:r>
+    </w:p>
+    <w:p>
+      <w:pPr>
+        <w:pStyle w:val="BodyText"/>
+      </w:pPr>
+      <w:r>
+        <w:rPr>
+          <w:bCs/>
+          <w:b/>
+        </w:rPr>
+        <w:t xml:space="preserve">Tables:</w:t>
+      </w:r>
+      <w:r>
+        <w:t xml:space="preserve"> </w:t>
+      </w:r>
+      <w:r>
+        <w:t xml:space="preserve">12 |</w:t>
+      </w:r>
+      <w:r>
+        <w:t xml:space="preserve"> </w:t>
+      </w:r>
+      <w:r>
+        <w:rPr>
+          <w:bCs/>
+          <w:b/>
+        </w:rPr>
+        <w:t xml:space="preserve">Figures:</w:t>
+      </w:r>
+      <w:r>
+        <w:t xml:space="preserve"> </w:t>
+      </w:r>
+      <w:r>
+        <w:t xml:space="preserve">10</w:t>
+      </w:r>
+    </w:p>
+    <w:bookmarkStart w:id="20" w:name="abstract"/>
+    <w:p>
+      <w:pPr>
+        <w:pStyle w:val="Heading2"/>
+      </w:pPr>
+      <w:r>
+        <w:t xml:space="preserve">Abstract</w:t>
+      </w:r>
+    </w:p>
+    <w:p>
+      <w:pPr>
+        <w:pStyle w:val="FirstParagraph"/>
+      </w:pPr>
+      <w:r>
+        <w:rPr>
+          <w:bCs/>
+          <w:b/>
+        </w:rPr>
+        <w:t xml:space="preserve">Purpose:</w:t>
+      </w:r>
+      <w:r>
+        <w:t xml:space="preserve"> </w:t>
+      </w:r>
+      <w:r>
+        <w:t xml:space="preserve">This study examines how technological capability (TCI) and foundational digital adoption (DAI) relate to the internationalization–performance (I–P) relationship among firms in Singapore, a boundary-case test at the advanced-economy ceiling of the institutional-context (ICRV) spectrum, where digital infrastructure is near-universally diffused.</w:t>
+      </w:r>
+    </w:p>
+    <w:p>
+      <w:pPr>
+        <w:pStyle w:val="BodyText"/>
+      </w:pPr>
+      <w:r>
+        <w:rPr>
+          <w:bCs/>
+          <w:b/>
+        </w:rPr>
+        <w:t xml:space="preserve">Design/methodology/approach:</w:t>
+      </w:r>
+      <w:r>
+        <w:t xml:space="preserve"> </w:t>
+      </w:r>
+      <w:r>
+        <w:t xml:space="preserve">Using World Bank Enterprise Survey microdata (Singapore 2023, N = 623), the analysis separates firm-internal capability depth (TCI) from foundational digital interfaces and transaction-enabling mechanisms (DAI), estimating quadratic export-intensity models of labour productivity with capability interactions.</w:t>
+      </w:r>
+    </w:p>
+    <w:p>
+      <w:pPr>
+        <w:pStyle w:val="BodyText"/>
+      </w:pPr>
+      <w:r>
+        <w:rPr>
+          <w:bCs/>
+          <w:b/>
+        </w:rPr>
+        <w:t xml:space="preserve">Findings:</w:t>
+      </w:r>
+      <w:r>
+        <w:t xml:space="preserve"> </w:t>
+      </w:r>
+      <w:r>
+        <w:t xml:space="preserve">Three findings emerge. First, within the observed export-intensity range the I–P relationship is better characterized as predominantly positive with mild quadratic curvature than as an inverted-U, with the implied turning point in a sparsely populated upper tail. Second, TCI is positively associated with labour productivity, but no TCI moderation of the I–P curve is detected. Third, DAI does not produce a uniform productivity premium; its productivity association becomes more positive only at higher export intensity, with the clearest signal in the high-export tail.</w:t>
+      </w:r>
+    </w:p>
+    <w:p>
+      <w:pPr>
+        <w:pStyle w:val="BodyText"/>
+      </w:pPr>
+      <w:r>
+        <w:rPr>
+          <w:bCs/>
+          <w:b/>
+        </w:rPr>
+        <w:t xml:space="preserve">Originality/value:</w:t>
+      </w:r>
+      <w:r>
+        <w:t xml:space="preserve"> </w:t>
+      </w:r>
+      <w:r>
+        <w:t xml:space="preserve">At the advanced-economy ceiling, foundational digital adoption functions as a contingent scaling resource whose productivity relevance activates under cross-border coordination demands, rather than as a firm-wide productivity advantage. The boundary-case design clarifies</w:t>
       </w:r>
       <w:r>
         <w:t xml:space="preserve"> </w:t>
@@ -74,48 +181,24 @@
           <w:iCs/>
           <w:i/>
         </w:rPr>
-        <w:t xml:space="preserve">(Corresponding author)</w:t>
-      </w:r>
-      <w:r>
-        <w:t xml:space="preserve"> </w:t>
-      </w:r>
-      <w:r>
-        <w:t xml:space="preserve">· College of Economics, Can Tho</w:t>
-      </w:r>
-      <w:r>
-        <w:t xml:space="preserve"> </w:t>
-      </w:r>
-      <w:r>
-        <w:t xml:space="preserve">University ·</w:t>
-      </w:r>
-      <w:r>
-        <w:t xml:space="preserve"> </w:t>
-      </w:r>
-      <w:hyperlink r:id="rId22">
-        <w:r>
-          <w:rPr>
-            <w:rStyle w:val="Hyperlink"/>
-          </w:rPr>
-          <w:t xml:space="preserve">patu@ctu.edu.vn</w:t>
-        </w:r>
-      </w:hyperlink>
-      <w:r>
-        <w:t xml:space="preserve"> </w:t>
-      </w:r>
-      <w:r>
-        <w:t xml:space="preserve">· ORCID:</w:t>
-      </w:r>
-      <w:r>
-        <w:t xml:space="preserve"> </w:t>
-      </w:r>
-      <w:hyperlink r:id="rId23">
-        <w:r>
-          <w:rPr>
-            <w:rStyle w:val="Hyperlink"/>
-          </w:rPr>
-          <w:t xml:space="preserve">0000-0003-0667-3137</w:t>
-        </w:r>
-      </w:hyperlink>
+        <w:t xml:space="preserve">when</w:t>
+      </w:r>
+      <w:r>
+        <w:t xml:space="preserve">, rather than</w:t>
+      </w:r>
+      <w:r>
+        <w:t xml:space="preserve"> </w:t>
+      </w:r>
+      <w:r>
+        <w:rPr>
+          <w:iCs/>
+          <w:i/>
+        </w:rPr>
+        <w:t xml:space="preserve">whether</w:t>
+      </w:r>
+      <w:r>
+        <w:t xml:space="preserve">, digital adoption matters for internationalizing firms.</w:t>
+      </w:r>
     </w:p>
     <w:p>
       <w:pPr>
@@ -126,13 +209,1194 @@
           <w:bCs/>
           <w:b/>
         </w:rPr>
-        <w:t xml:space="preserve">Manuscript classification:</w:t>
-      </w:r>
-      <w:r>
-        <w:t xml:space="preserve"> </w:t>
-      </w:r>
-      <w:r>
-        <w:t xml:space="preserve">research article.</w:t>
+        <w:t xml:space="preserve">Keywords:</w:t>
+      </w:r>
+      <w:r>
+        <w:t xml:space="preserve"> </w:t>
+      </w:r>
+      <w:r>
+        <w:t xml:space="preserve">internationalization–performance relationship; digital</w:t>
+      </w:r>
+      <w:r>
+        <w:t xml:space="preserve"> </w:t>
+      </w:r>
+      <w:r>
+        <w:t xml:space="preserve">adoption; technological capability; export intensity; labour</w:t>
+      </w:r>
+      <w:r>
+        <w:t xml:space="preserve"> </w:t>
+      </w:r>
+      <w:r>
+        <w:t xml:space="preserve">productivity; Singapore</w:t>
+      </w:r>
+    </w:p>
+    <w:bookmarkEnd w:id="20"/>
+    <w:bookmarkStart w:id="25" w:name="Xe3d0fc0bea9a42ce7605565d0964033d7f6ee47"/>
+    <w:p>
+      <w:pPr>
+        <w:pStyle w:val="Heading2"/>
+      </w:pPr>
+      <w:r>
+        <w:t xml:space="preserve">1 Introduction</w:t>
+      </w:r>
+    </w:p>
+    <w:bookmarkStart w:id="21" w:name="Xe5b26b80b1cffd635bf6d81ca2944b40daaf62d"/>
+    <w:p>
+      <w:pPr>
+        <w:pStyle w:val="Heading3"/>
+      </w:pPr>
+      <w:r>
+        <w:t xml:space="preserve">1.1 Background and motivation</w:t>
+      </w:r>
+    </w:p>
+    <w:p>
+      <w:pPr>
+        <w:pStyle w:val="FirstParagraph"/>
+      </w:pPr>
+      <w:r>
+        <w:t xml:space="preserve">Singapore is an analytically valuable setting for revisiting the internationalization–performance relationship because it combines high digital maturity with firm-level heterogeneity in export intensity. The classic I–P literature explains nonlinearity through a trade-off between the scale and learning benefits of expansion and the rising coordination costs of operating across markets, with the inverted-U as the modal pattern (Marano et al. 2016). Much of this literature, however, was developed in pre-digital or transitional settings whose institutional and infrastructural conditions differ from those of digitally advanced economies (Peng 2003; Peng et al. 2008). By contemporaneous assessments Singapore is at the frontier: 2nd globally (1st in Asia Pacific) in the StartupBlink Innovators Business Environment Index 2026, 4th in the Global Startup Ecosystem Index 2025, and 3rd in the UN e-Government Survey 2024, while Smart Nation 2.0 (2024) makes digital trust infrastructure explicit national policy (GovTech Singapore 2024; StartupBlink 2025, 2026).</w:t>
+      </w:r>
+    </w:p>
+    <w:p>
+      <w:pPr>
+        <w:pStyle w:val="BodyText"/>
+      </w:pPr>
+      <w:r>
+        <w:t xml:space="preserve">In such a context the relevant question is not whether firms still exhibit the conventional inverted-U, but whether digital maturity changes the export range over which the right-side decline becomes visible. If mature digital infrastructure attenuates communication, transaction, and information frictions, the coordination-cost mechanism underlying the classic inverted-U may be weakened, delayed, or pushed toward sparsely populated export levels (Bharadwaj et al. 2013; Verhoef et al. 2021). This creates a</w:t>
+      </w:r>
+      <w:r>
+        <w:t xml:space="preserve"> </w:t>
+      </w:r>
+      <w:r>
+        <w:rPr>
+          <w:iCs/>
+          <w:i/>
+        </w:rPr>
+        <w:t xml:space="preserve">digital saturation paradox</w:t>
+      </w:r>
+      <w:r>
+        <w:t xml:space="preserve">: where Tier 1–2 interfaces (websites, electronic payments) are already widely diffused, enabled by Singapore's national Digital Public Infrastructure (World Bank 2025a), they function as hygiene factors for domestic operations rather than differentiating assets. Consistent with this, 82% of sampled firms report zero exports and only 3% exceed 50% foreign sales. The productivity returns to foundational digital adoption should therefore not manifest uniformly; they should become measurable mainly when firms face the intensified coordination demands of cross-border activity. Singapore thus serves as an analytically ideal stress test: domestic saturation removes the uniform-premium effect and leaves only the export-contingent signal.</w:t>
+      </w:r>
+    </w:p>
+    <w:p>
+      <w:pPr>
+        <w:pStyle w:val="BodyText"/>
+      </w:pPr>
+      <w:r>
+        <w:t xml:space="preserve">A second motivation concerns construct clarity. In digitally advanced settings, firms differ not only in deeper technological capability rooted in learning, innovation, and absorptive capacity, but also in their adoption of basic digital interfaces and transaction-enabling systems. These domains should not be collapsed: technological capability reflects firm-internal capability depth (Barney 1991; Cohen and Levinthal 1990; Lall 1992), whereas digital adoption reflects participation in digitally enabled transactions contingent on the surrounding ecosystem (Bharadwaj et al. 2013; Verhoef et al. 2021).</w:t>
+      </w:r>
+    </w:p>
+    <w:bookmarkEnd w:id="21"/>
+    <w:bookmarkStart w:id="22" w:name="X2961a496af63dca26d6e29b654ead2e696c6fdd"/>
+    <w:p>
+      <w:pPr>
+        <w:pStyle w:val="Heading3"/>
+      </w:pPr>
+      <w:r>
+        <w:t xml:space="preserve">1.2 Research gap</w:t>
+      </w:r>
+    </w:p>
+    <w:p>
+      <w:pPr>
+        <w:pStyle w:val="FirstParagraph"/>
+      </w:pPr>
+      <w:r>
+        <w:t xml:space="preserve">Three gaps motivate this study. First, prior research has often bundled</w:t>
+      </w:r>
+      <w:r>
+        <w:t xml:space="preserve"> </w:t>
+      </w:r>
+      <w:r>
+        <w:t xml:space="preserve">digitalization-related firm attributes into broad umbrella constructs,</w:t>
+      </w:r>
+      <w:r>
+        <w:t xml:space="preserve"> </w:t>
+      </w:r>
+      <w:r>
+        <w:t xml:space="preserve">making it difficult to distinguish firm-internal technological</w:t>
+      </w:r>
+      <w:r>
+        <w:t xml:space="preserve"> </w:t>
+      </w:r>
+      <w:r>
+        <w:t xml:space="preserve">capability from more basic forms of digital adoption. This matters</w:t>
+      </w:r>
+      <w:r>
+        <w:t xml:space="preserve"> </w:t>
+      </w:r>
+      <w:r>
+        <w:t xml:space="preserve">because the two domains imply different mechanisms of advantage:</w:t>
+      </w:r>
+      <w:r>
+        <w:t xml:space="preserve"> </w:t>
+      </w:r>
+      <w:r>
+        <w:t xml:space="preserve">technological capability concerns learning, innovation, and absorptive</w:t>
+      </w:r>
+      <w:r>
+        <w:t xml:space="preserve"> </w:t>
+      </w:r>
+      <w:r>
+        <w:t xml:space="preserve">depth within the firm, whereas foundational digital adoption concerns</w:t>
+      </w:r>
+      <w:r>
+        <w:t xml:space="preserve"> </w:t>
+      </w:r>
+      <w:r>
+        <w:t xml:space="preserve">the use of digital interfaces and transaction-enabling systems that may</w:t>
+      </w:r>
+      <w:r>
+        <w:t xml:space="preserve"> </w:t>
+      </w:r>
+      <w:r>
+        <w:t xml:space="preserve">matter differently across stages of internationalization. Second,</w:t>
+      </w:r>
+      <w:r>
+        <w:t xml:space="preserve"> </w:t>
+      </w:r>
+      <w:r>
+        <w:t xml:space="preserve">although work on digital internationalization has generated important</w:t>
+      </w:r>
+      <w:r>
+        <w:t xml:space="preserve"> </w:t>
+      </w:r>
+      <w:r>
+        <w:t xml:space="preserve">conceptual advances, firm-level evidence remains limited on how basic</w:t>
+      </w:r>
+      <w:r>
+        <w:t xml:space="preserve"> </w:t>
+      </w:r>
+      <w:r>
+        <w:t xml:space="preserve">digital adoption relates to export intensity within a single digitally</w:t>
+      </w:r>
+      <w:r>
+        <w:t xml:space="preserve"> </w:t>
+      </w:r>
+      <w:r>
+        <w:t xml:space="preserve">advanced institutional environment. In particular, the literature still</w:t>
+      </w:r>
+      <w:r>
+        <w:t xml:space="preserve"> </w:t>
+      </w:r>
+      <w:r>
+        <w:t xml:space="preserve">offers limited evidence on whether foundational digital tools matter</w:t>
+      </w:r>
+      <w:r>
+        <w:t xml:space="preserve"> </w:t>
+      </w:r>
+      <w:r>
+        <w:t xml:space="preserve">uniformly across firms or become more relevant only when cross-border</w:t>
+      </w:r>
+      <w:r>
+        <w:t xml:space="preserve"> </w:t>
+      </w:r>
+      <w:r>
+        <w:t xml:space="preserve">coordination demands intensify. Focusing on Tier 1–2 adoption, the most</w:t>
+      </w:r>
+      <w:r>
+        <w:t xml:space="preserve"> </w:t>
+      </w:r>
+      <w:r>
+        <w:t xml:space="preserve">widely diffused and comparable digital layer, is therefore a deliberate</w:t>
+      </w:r>
+      <w:r>
+        <w:t xml:space="preserve"> </w:t>
+      </w:r>
+      <w:r>
+        <w:t xml:space="preserve">design choice: if even these foundational tools exhibit</w:t>
+      </w:r>
+      <w:r>
+        <w:t xml:space="preserve"> </w:t>
+      </w:r>
+      <w:r>
+        <w:t xml:space="preserve">export-contingent productivity associations, higher-tier technologies</w:t>
+      </w:r>
+      <w:r>
+        <w:t xml:space="preserve"> </w:t>
+      </w:r>
+      <w:r>
+        <w:t xml:space="preserve">(automation, integrated ERP, AI-enabled systems) should produce even</w:t>
+      </w:r>
+      <w:r>
+        <w:t xml:space="preserve"> </w:t>
+      </w:r>
+      <w:r>
+        <w:t xml:space="preserve">stronger differentiation, making this the most conservative and</w:t>
+      </w:r>
+      <w:r>
+        <w:t xml:space="preserve"> </w:t>
+      </w:r>
+      <w:r>
+        <w:t xml:space="preserve">replicable test of the conditional digital adoption hypothesis. Third,</w:t>
+      </w:r>
+      <w:r>
+        <w:t xml:space="preserve"> </w:t>
+      </w:r>
+      <w:r>
+        <w:t xml:space="preserve">the nonlinear internationalization–performance literature has documented</w:t>
+      </w:r>
+      <w:r>
+        <w:t xml:space="preserve"> </w:t>
+      </w:r>
+      <w:r>
+        <w:t xml:space="preserve">inverted-U patterns extensively, but the interpretation of such patterns</w:t>
+      </w:r>
+      <w:r>
+        <w:t xml:space="preserve"> </w:t>
+      </w:r>
+      <w:r>
+        <w:t xml:space="preserve">in a digitally advanced setting remains under-specified. In a case such</w:t>
+      </w:r>
+      <w:r>
+        <w:t xml:space="preserve"> </w:t>
+      </w:r>
+      <w:r>
+        <w:t xml:space="preserve">as Singapore, the unresolved issue is not whether one setting can</w:t>
+      </w:r>
+      <w:r>
+        <w:t xml:space="preserve"> </w:t>
+      </w:r>
+      <w:r>
+        <w:t xml:space="preserve">establish a general boundary condition for all digitally mature</w:t>
+      </w:r>
+      <w:r>
+        <w:t xml:space="preserve"> </w:t>
+      </w:r>
+      <w:r>
+        <w:t xml:space="preserve">economies, but how firm-level evidence from that setting should be</w:t>
+      </w:r>
+      <w:r>
+        <w:t xml:space="preserve"> </w:t>
+      </w:r>
+      <w:r>
+        <w:t xml:space="preserve">interpreted relative to the conventional nonlinear literature. This</w:t>
+      </w:r>
+      <w:r>
+        <w:t xml:space="preserve"> </w:t>
+      </w:r>
+      <w:r>
+        <w:t xml:space="preserve">study addresses that issue by examining whether the right-side decline</w:t>
+      </w:r>
+      <w:r>
+        <w:t xml:space="preserve"> </w:t>
+      </w:r>
+      <w:r>
+        <w:t xml:space="preserve">of the curve is clearly identifiable within the export-intensity range</w:t>
+      </w:r>
+      <w:r>
+        <w:t xml:space="preserve"> </w:t>
+      </w:r>
+      <w:r>
+        <w:t xml:space="preserve">actually occupied by firms in Singapore and by separating technological</w:t>
+      </w:r>
+      <w:r>
+        <w:t xml:space="preserve"> </w:t>
+      </w:r>
+      <w:r>
+        <w:t xml:space="preserve">capability from foundational digital adoption in the same empirical</w:t>
+      </w:r>
+      <w:r>
+        <w:t xml:space="preserve"> </w:t>
+      </w:r>
+      <w:r>
+        <w:t xml:space="preserve">framework.</w:t>
+      </w:r>
+    </w:p>
+    <w:bookmarkEnd w:id="22"/>
+    <w:bookmarkStart w:id="23" w:name="X494b14dde48fd709c427dcfac91526fdde5ec7e"/>
+    <w:p>
+      <w:pPr>
+        <w:pStyle w:val="Heading3"/>
+      </w:pPr>
+      <w:r>
+        <w:t xml:space="preserve">1.3 Contribution</w:t>
+      </w:r>
+    </w:p>
+    <w:p>
+      <w:pPr>
+        <w:pStyle w:val="FirstParagraph"/>
+      </w:pPr>
+      <w:r>
+        <w:t xml:space="preserve">This study makes one primary contribution and two supporting</w:t>
+      </w:r>
+      <w:r>
+        <w:t xml:space="preserve"> </w:t>
+      </w:r>
+      <w:r>
+        <w:t xml:space="preserve">contributions. Its primary contribution is to document that foundational</w:t>
+      </w:r>
+      <w:r>
+        <w:t xml:space="preserve"> </w:t>
+      </w:r>
+      <w:r>
+        <w:t xml:space="preserve">digital adoption (DAI) functions as a conditional scaling resource</w:t>
+      </w:r>
+      <w:r>
+        <w:t xml:space="preserve"> </w:t>
+      </w:r>
+      <w:r>
+        <w:t xml:space="preserve">rather than a uniform productivity premium in a digitally advanced</w:t>
+      </w:r>
+      <w:r>
+        <w:t xml:space="preserve"> </w:t>
+      </w:r>
+      <w:r>
+        <w:t xml:space="preserve">economy: the productivity association of Tier 1–2 digital adoption is</w:t>
+      </w:r>
+      <w:r>
+        <w:t xml:space="preserve"> </w:t>
+      </w:r>
+      <w:r>
+        <w:t xml:space="preserve">weak across most of the export-intensity distribution and becomes more</w:t>
+      </w:r>
+      <w:r>
+        <w:t xml:space="preserve"> </w:t>
+      </w:r>
+      <w:r>
+        <w:t xml:space="preserve">positive only in the high-export tail, where cross-border coordination</w:t>
+      </w:r>
+      <w:r>
+        <w:t xml:space="preserve"> </w:t>
+      </w:r>
+      <w:r>
+        <w:t xml:space="preserve">demands are densest. This within-context evidence from Singapore</w:t>
+      </w:r>
+      <w:r>
+        <w:t xml:space="preserve"> </w:t>
+      </w:r>
+      <w:r>
+        <w:t xml:space="preserve">supports a contingent digital complementarity mechanism, DAI as a</w:t>
+      </w:r>
+      <w:r>
+        <w:t xml:space="preserve"> </w:t>
+      </w:r>
+      <w:r>
+        <w:t xml:space="preserve">scaling lever whose value is realised under export-intensity conditions</w:t>
+      </w:r>
+      <w:r>
+        <w:t xml:space="preserve"> </w:t>
+      </w:r>
+      <w:r>
+        <w:t xml:space="preserve">rather than as a broad firm-level capability advantage. The evidence for</w:t>
+      </w:r>
+      <w:r>
+        <w:t xml:space="preserve"> </w:t>
+      </w:r>
+      <w:r>
+        <w:t xml:space="preserve">this mechanism (H3: positive quadratic DAI×FSTS² interaction, β=+3.119,</w:t>
+      </w:r>
+      <w:r>
+        <w:t xml:space="preserve"> </w:t>
+      </w:r>
+      <w:r>
+        <w:t xml:space="preserve">p=.005) is the most distinctive empirical finding and the one least</w:t>
+      </w:r>
+      <w:r>
+        <w:t xml:space="preserve"> </w:t>
+      </w:r>
+      <w:r>
+        <w:t xml:space="preserve">anticipated by prior literature. The first supporting contribution</w:t>
+      </w:r>
+      <w:r>
+        <w:t xml:space="preserve"> </w:t>
+      </w:r>
+      <w:r>
+        <w:t xml:space="preserve">qualifies the conventional nonlinear I–P literature. Within the observed</w:t>
+      </w:r>
+      <w:r>
+        <w:t xml:space="preserve"> </w:t>
+      </w:r>
+      <w:r>
+        <w:t xml:space="preserve">export-intensity range, the fitted quadratic is more defensibly read as</w:t>
+      </w:r>
+      <w:r>
+        <w:t xml:space="preserve"> </w:t>
+      </w:r>
+      <w:r>
+        <w:t xml:space="preserve">predominantly positive with mild curvature than as a formally</w:t>
+      </w:r>
+      <w:r>
+        <w:t xml:space="preserve"> </w:t>
+      </w:r>
+      <w:r>
+        <w:t xml:space="preserve">established inverted-U: the implied turning point lies near FSTS=88.6%,</w:t>
+      </w:r>
+      <w:r>
+        <w:t xml:space="preserve"> </w:t>
+      </w:r>
+      <w:r>
+        <w:t xml:space="preserve">in a sparsely populated upper tail, and the Lind–Mehlum test does not</w:t>
+      </w:r>
+      <w:r>
+        <w:t xml:space="preserve"> </w:t>
+      </w:r>
+      <w:r>
+        <w:t xml:space="preserve">formally confirm a right-side decline at conventional thresholds. In a</w:t>
+      </w:r>
+      <w:r>
+        <w:t xml:space="preserve"> </w:t>
+      </w:r>
+      <w:r>
+        <w:t xml:space="preserve">digitally mature economy where Tier 1–2 coordination tools are widely</w:t>
+      </w:r>
+      <w:r>
+        <w:t xml:space="preserve"> </w:t>
+      </w:r>
+      <w:r>
+        <w:t xml:space="preserve">diffused, this is an informative positive null, consistent with the</w:t>
+      </w:r>
+      <w:r>
+        <w:t xml:space="preserve"> </w:t>
+      </w:r>
+      <w:r>
+        <w:t xml:space="preserve">saturation hypothesis, rather than an anomaly. The study therefore</w:t>
+      </w:r>
+      <w:r>
+        <w:t xml:space="preserve"> </w:t>
+      </w:r>
+      <w:r>
+        <w:t xml:space="preserve">qualifies rather than overturns the nonlinear I–P literature. The second</w:t>
+      </w:r>
+      <w:r>
+        <w:t xml:space="preserve"> </w:t>
+      </w:r>
+      <w:r>
+        <w:t xml:space="preserve">supporting contribution is construct clarification. The analysis</w:t>
+      </w:r>
+      <w:r>
+        <w:t xml:space="preserve"> </w:t>
+      </w:r>
+      <w:r>
+        <w:t xml:space="preserve">distinguishes technological capability (TCI) from foundational digital</w:t>
+      </w:r>
+      <w:r>
+        <w:t xml:space="preserve"> </w:t>
+      </w:r>
+      <w:r>
+        <w:t xml:space="preserve">adoption (DAI), separating firm-internal capability depth from digitally</w:t>
+      </w:r>
+      <w:r>
+        <w:t xml:space="preserve"> </w:t>
+      </w:r>
+      <w:r>
+        <w:t xml:space="preserve">enabled interfaces and transaction mechanisms. This distinction matters</w:t>
+      </w:r>
+      <w:r>
+        <w:t xml:space="preserve"> </w:t>
+      </w:r>
+      <w:r>
+        <w:t xml:space="preserve">because the two constructs are associated with firm performance through</w:t>
+      </w:r>
+      <w:r>
+        <w:t xml:space="preserve"> </w:t>
+      </w:r>
+      <w:r>
+        <w:t xml:space="preserve">different empirical patterns: TCI shows a more stable direct</w:t>
+      </w:r>
+      <w:r>
+        <w:t xml:space="preserve"> </w:t>
+      </w:r>
+      <w:r>
+        <w:t xml:space="preserve">productivity association, whereas DAI shows a contingent</w:t>
+      </w:r>
+      <w:r>
+        <w:t xml:space="preserve"> </w:t>
+      </w:r>
+      <w:r>
+        <w:t xml:space="preserve">export-intensity-dependent pattern. The §4.5 R1 indicator-sensitivity</w:t>
+      </w:r>
+      <w:r>
+        <w:t xml:space="preserve"> </w:t>
+      </w:r>
+      <w:r>
+        <w:t xml:space="preserve">diagnostic further clarifies that the Tier-1+2 composition of DAI</w:t>
+      </w:r>
+      <w:r>
+        <w:t xml:space="preserve"> </w:t>
+      </w:r>
+      <w:r>
+        <w:t xml:space="preserve">combining website presence with two-way electronic-payment intensity</w:t>
+      </w:r>
+      <w:r>
+        <w:t xml:space="preserve"> </w:t>
+      </w:r>
+      <w:r>
+        <w:t xml:space="preserve">is what generates the discriminatory power across the export-intensity</w:t>
+      </w:r>
+      <w:r>
+        <w:t xml:space="preserve"> </w:t>
+      </w:r>
+      <w:r>
+        <w:t xml:space="preserve">range; a Tier-1-only restriction substantially weakens the quadratic</w:t>
+      </w:r>
+      <w:r>
+        <w:t xml:space="preserve"> </w:t>
+      </w:r>
+      <w:r>
+        <w:t xml:space="preserve">interaction, indicating that the empirical legibility of the</w:t>
+      </w:r>
+      <w:r>
+        <w:t xml:space="preserve"> </w:t>
+      </w:r>
+      <w:r>
+        <w:t xml:space="preserve">conditional-scaling mechanism depends on the institutional availability</w:t>
+      </w:r>
+      <w:r>
+        <w:t xml:space="preserve"> </w:t>
+      </w:r>
+      <w:r>
+        <w:t xml:space="preserve">of Tier-2 transaction-enabling infrastructure (see §5.1 for the</w:t>
+      </w:r>
+      <w:r>
+        <w:t xml:space="preserve"> </w:t>
+      </w:r>
+      <w:r>
+        <w:t xml:space="preserve">construct-boundary discussion).</w:t>
+      </w:r>
+    </w:p>
+    <w:bookmarkEnd w:id="23"/>
+    <w:bookmarkStart w:id="24" w:name="Xdd618d9602139b0eee88c4277e195c55d104c48"/>
+    <w:p>
+      <w:pPr>
+        <w:pStyle w:val="Heading3"/>
+      </w:pPr>
+      <w:r>
+        <w:t xml:space="preserve">1.4 Roadmap</w:t>
+      </w:r>
+    </w:p>
+    <w:p>
+      <w:pPr>
+        <w:pStyle w:val="FirstParagraph"/>
+      </w:pPr>
+      <w:r>
+        <w:t xml:space="preserve">Section 2 develops the theoretical framework and four hypotheses.</w:t>
+      </w:r>
+      <w:r>
+        <w:t xml:space="preserve"> </w:t>
+      </w:r>
+      <w:r>
+        <w:t xml:space="preserve">Section 3 describes data and methods. Section 4 reports results. Section</w:t>
+      </w:r>
+      <w:r>
+        <w:t xml:space="preserve"> </w:t>
+      </w:r>
+      <w:r>
+        <w:t xml:space="preserve">5 discusses theoretical and managerial implications. Section 6</w:t>
+      </w:r>
+      <w:r>
+        <w:t xml:space="preserve"> </w:t>
+      </w:r>
+      <w:r>
+        <w:t xml:space="preserve">concludes. Section 7 acknowledges limitations and future research</w:t>
+      </w:r>
+      <w:r>
+        <w:t xml:space="preserve"> </w:t>
+      </w:r>
+      <w:r>
+        <w:t xml:space="preserve">directions.</w:t>
+      </w:r>
+    </w:p>
+    <w:bookmarkEnd w:id="24"/>
+    <w:bookmarkEnd w:id="25"/>
+    <w:bookmarkStart w:id="34" w:name="X8bf20a63f0decf7b16e99d564b9958ec4fbbb23"/>
+    <w:p>
+      <w:pPr>
+        <w:pStyle w:val="Heading2"/>
+      </w:pPr>
+      <w:r>
+        <w:t xml:space="preserve">2 Theory and Hypotheses</w:t>
+      </w:r>
+    </w:p>
+    <w:bookmarkStart w:id="26" w:name="X9497e0c582d29cdf214e76507e8fbbcc0b6d410"/>
+    <w:p>
+      <w:pPr>
+        <w:pStyle w:val="Heading3"/>
+      </w:pPr>
+      <w:r>
+        <w:t xml:space="preserve">2.1 The internationalization–performance relationship</w:t>
+      </w:r>
+    </w:p>
+    <w:p>
+      <w:pPr>
+        <w:pStyle w:val="FirstParagraph"/>
+      </w:pPr>
+      <w:r>
+        <w:t xml:space="preserve">The I–P literature has produced extensive evidence of nonlinear</w:t>
+      </w:r>
+      <w:r>
+        <w:t xml:space="preserve"> </w:t>
+      </w:r>
+      <w:r>
+        <w:t xml:space="preserve">relationships between the degree of internationalization and firm</w:t>
+      </w:r>
+      <w:r>
+        <w:t xml:space="preserve"> </w:t>
+      </w:r>
+      <w:r>
+        <w:t xml:space="preserve">performance. Hitt et al. (1997) introduced the inverted-U logic: initial</w:t>
+      </w:r>
+      <w:r>
+        <w:t xml:space="preserve"> </w:t>
+      </w:r>
+      <w:r>
+        <w:t xml:space="preserve">internationalization yields scale and learning benefits, but at high</w:t>
+      </w:r>
+      <w:r>
+        <w:t xml:space="preserve"> </w:t>
+      </w:r>
+      <w:r>
+        <w:t xml:space="preserve">export intensities firms encounter cognitive and coordination ceilings</w:t>
+      </w:r>
+      <w:r>
+        <w:t xml:space="preserve"> </w:t>
+      </w:r>
+      <w:r>
+        <w:t xml:space="preserve">that erode the returns to further expansion. Contractor et al. (2003)</w:t>
+      </w:r>
+      <w:r>
+        <w:t xml:space="preserve"> </w:t>
+      </w:r>
+      <w:r>
+        <w:t xml:space="preserve">extended this logic to a three-stage S-curve, and Lu and Beamish (2004)</w:t>
+      </w:r>
+      <w:r>
+        <w:t xml:space="preserve"> </w:t>
+      </w:r>
+      <w:r>
+        <w:t xml:space="preserve">refined the inverted-U with attention to firm size and age effects. The</w:t>
+      </w:r>
+      <w:r>
+        <w:t xml:space="preserve"> </w:t>
+      </w:r>
+      <w:r>
+        <w:t xml:space="preserve">modal pattern across this literature is an inverted-U with a turning</w:t>
+      </w:r>
+      <w:r>
+        <w:t xml:space="preserve"> </w:t>
+      </w:r>
+      <w:r>
+        <w:t xml:space="preserve">point in the 30%–60% foreign-sales-to-total-sales (FSTS) range (Marano</w:t>
+      </w:r>
+      <w:r>
+        <w:t xml:space="preserve"> </w:t>
+      </w:r>
+      <w:r>
+        <w:t xml:space="preserve">et al. 2016). An important implication of the nonlinear I–P literature</w:t>
+      </w:r>
+      <w:r>
+        <w:t xml:space="preserve"> </w:t>
+      </w:r>
+      <w:r>
+        <w:t xml:space="preserve">is that the visibility of an inverted-U depends not only on theory but</w:t>
+      </w:r>
+      <w:r>
+        <w:t xml:space="preserve"> </w:t>
+      </w:r>
+      <w:r>
+        <w:t xml:space="preserve">also on where firms actually lie in the observed distribution of</w:t>
+      </w:r>
+      <w:r>
+        <w:t xml:space="preserve"> </w:t>
+      </w:r>
+      <w:r>
+        <w:t xml:space="preserve">internationalization intensity. If firms operate in a setting where</w:t>
+      </w:r>
+      <w:r>
+        <w:t xml:space="preserve"> </w:t>
+      </w:r>
+      <w:r>
+        <w:t xml:space="preserve">digital infrastructure and transaction systems reduce some coordination</w:t>
+      </w:r>
+      <w:r>
+        <w:t xml:space="preserve"> </w:t>
+      </w:r>
+      <w:r>
+        <w:t xml:space="preserve">frictions, the right-side decline may become harder to detect within the</w:t>
+      </w:r>
+      <w:r>
+        <w:t xml:space="preserve"> </w:t>
+      </w:r>
+      <w:r>
+        <w:t xml:space="preserve">export range most firms occupy, even if coordination costs do not</w:t>
+      </w:r>
+      <w:r>
+        <w:t xml:space="preserve"> </w:t>
+      </w:r>
+      <w:r>
+        <w:t xml:space="preserve">disappear in principle. Singapore is therefore analytically useful not</w:t>
+      </w:r>
+      <w:r>
+        <w:t xml:space="preserve"> </w:t>
+      </w:r>
+      <w:r>
+        <w:t xml:space="preserve">because it can by itself establish a general boundary condition for</w:t>
+      </w:r>
+      <w:r>
+        <w:t xml:space="preserve"> </w:t>
+      </w:r>
+      <w:r>
+        <w:t xml:space="preserve">digitally mature economies, but because it provides a within-context</w:t>
+      </w:r>
+      <w:r>
+        <w:t xml:space="preserve"> </w:t>
+      </w:r>
+      <w:r>
+        <w:t xml:space="preserve">case for examining how the conventional I–P logic appears when firms</w:t>
+      </w:r>
+      <w:r>
+        <w:t xml:space="preserve"> </w:t>
+      </w:r>
+      <w:r>
+        <w:t xml:space="preserve">operate in a digitally advanced institutional environment.</w:t>
+      </w:r>
+    </w:p>
+    <w:bookmarkEnd w:id="26"/>
+    <w:bookmarkStart w:id="27" w:name="X58009fa5124754b9d12ae223bf3908d651fea58"/>
+    <w:p>
+      <w:pPr>
+        <w:pStyle w:val="Heading3"/>
+      </w:pPr>
+      <w:r>
+        <w:t xml:space="preserve">2.2 Two distinct constructs: TCI and DAI</w:t>
+      </w:r>
+    </w:p>
+    <w:p>
+      <w:pPr>
+        <w:pStyle w:val="FirstParagraph"/>
+      </w:pPr>
+      <w:r>
+        <w:t xml:space="preserve">A recurring problem in the digital IB literature is collapsing heterogeneous firm attributes into a single umbrella construct, blurring internal capability depth and digitally enabled market participation (Verhoef et al. 2021). We instead distinguish a Technological Capability Index (TCI), anchored in the Lall–Cohen-Levinthal tradition (Cohen and Levinthal 1990; Lall 1992), from a Digital Adoption Index (DAI), anchored in the Bharadwaj–Verhoef digitalization tradition (Bharadwaj et al. 2013; Verhoef et al. 2021). The two refer to different domains of advantage: TCI captures internal stocks related to innovation, learning, and technology absorption, while DAI captures uptake of digital interfaces and transaction-enabling mechanisms, a more environmentally contingent advantage that depends on ecosystem maturity.</w:t>
+      </w:r>
+    </w:p>
+    <w:p>
+      <w:pPr>
+        <w:pStyle w:val="BodyText"/>
+      </w:pPr>
+      <w:r>
+        <w:t xml:space="preserve">The label "digital adoption" is more defensible than "digital capability" here because the available WBES indicators map onto basic digital presence and transaction usage rather than deeper integrated processes. In the Verhoef et al. (2021) hierarchy, website presence (c22b) corresponds to Tier-1 digitization and electronic-payment intensity (k33, k38) to Tier-2 digitalization; the composite therefore captures the foundational digital layer but cannot observe Tier-3 process integration (ERP, CRM) or Tier-4 digital dynamic capability (AI, platform orchestration). Retaining a broad "digital capability" label would overstate what the indicators support. Methodologically, both constructs satisfy the Coltman et al. (2008) four-criterion test for formative measurement, and combining them would violate the principle that constructs with different nomological nets should remain distinct.</w:t>
+      </w:r>
+    </w:p>
+    <w:bookmarkEnd w:id="27"/>
+    <w:bookmarkStart w:id="32" w:name="Xfeb3205642325e47f2817bab2cc060c9f999b02"/>
+    <w:p>
+      <w:pPr>
+        <w:pStyle w:val="Heading3"/>
+      </w:pPr>
+      <w:r>
+        <w:t xml:space="preserve">2.3 Hypothesis development</w:t>
+      </w:r>
+    </w:p>
+    <w:bookmarkStart w:id="28" w:name="X9de0e934912487c2b2355f424516474f67bf4ef"/>
+    <w:p>
+      <w:pPr>
+        <w:pStyle w:val="Heading4"/>
+      </w:pPr>
+      <w:r>
+        <w:t xml:space="preserve">2.3.1 TCI direct effect on productivity</w:t>
+      </w:r>
+    </w:p>
+    <w:p>
+      <w:pPr>
+        <w:pStyle w:val="FirstParagraph"/>
+      </w:pPr>
+      <w:r>
+        <w:t xml:space="preserve">Following the Lall (1992) capability tradition and the Cohen and</w:t>
+      </w:r>
+      <w:r>
+        <w:t xml:space="preserve"> </w:t>
+      </w:r>
+      <w:r>
+        <w:t xml:space="preserve">Levinthal (1990) absorptive-capacity logic, firms with deeper</w:t>
+      </w:r>
+      <w:r>
+        <w:t xml:space="preserve"> </w:t>
+      </w:r>
+      <w:r>
+        <w:t xml:space="preserve">technological capability should produce more output per unit of labour</w:t>
+      </w:r>
+      <w:r>
+        <w:t xml:space="preserve"> </w:t>
+      </w:r>
+      <w:r>
+        <w:t xml:space="preserve">input regardless of internationalization stage. Technological capability</w:t>
+      </w:r>
+      <w:r>
+        <w:t xml:space="preserve"> </w:t>
+      </w:r>
+      <w:r>
+        <w:t xml:space="preserve">reflects firm-internal investments in R&amp;D, innovation, foreign</w:t>
+      </w:r>
+      <w:r>
+        <w:t xml:space="preserve"> </w:t>
+      </w:r>
+      <w:r>
+        <w:t xml:space="preserve">technology licensing, and quality certification, all of which are</w:t>
+      </w:r>
+      <w:r>
+        <w:t xml:space="preserve"> </w:t>
+      </w:r>
+      <w:r>
+        <w:t xml:space="preserve">associated with a higher productivity floor, reflected in operational</w:t>
+      </w:r>
+      <w:r>
+        <w:t xml:space="preserve"> </w:t>
+      </w:r>
+      <w:r>
+        <w:t xml:space="preserve">efficiency, product quality, and learning routines (Avenyo et al. 2021;</w:t>
+      </w:r>
+      <w:r>
+        <w:t xml:space="preserve"> </w:t>
+      </w:r>
+      <w:r>
+        <w:t xml:space="preserve">Krammer et al. 2018). We therefore hypothesize: Hypothesis 1 (H1). In</w:t>
+      </w:r>
+      <w:r>
+        <w:t xml:space="preserve"> </w:t>
+      </w:r>
+      <w:r>
+        <w:t xml:space="preserve">Singapore's advanced-economy context, when firms invest more deeply in</w:t>
+      </w:r>
+      <w:r>
+        <w:t xml:space="preserve"> </w:t>
+      </w:r>
+      <w:r>
+        <w:t xml:space="preserve">R&amp;D, innovation, technology licensing, and quality certification, labour</w:t>
+      </w:r>
+      <w:r>
+        <w:t xml:space="preserve"> </w:t>
+      </w:r>
+      <w:r>
+        <w:t xml:space="preserve">productivity is higher because technological capability raises the</w:t>
+      </w:r>
+      <w:r>
+        <w:t xml:space="preserve"> </w:t>
+      </w:r>
+      <w:r>
+        <w:t xml:space="preserve">firm's operational efficiency and learning routines (Lall 1992; Cohen &amp;</w:t>
+      </w:r>
+      <w:r>
+        <w:t xml:space="preserve"> </w:t>
+      </w:r>
+      <w:r>
+        <w:t xml:space="preserve">Levinthal 1990), before any additional moderation of the I–P curve shape</w:t>
+      </w:r>
+      <w:r>
+        <w:t xml:space="preserve"> </w:t>
+      </w:r>
+      <w:r>
+        <w:t xml:space="preserve">is considered.</w:t>
+      </w:r>
+    </w:p>
+    <w:bookmarkEnd w:id="28"/>
+    <w:bookmarkStart w:id="29" w:name="Xd77aef7f084e33ec0dd33a50710ed9d88a5bd5f"/>
+    <w:p>
+      <w:pPr>
+        <w:pStyle w:val="Heading4"/>
+      </w:pPr>
+      <w:r>
+        <w:t xml:space="preserve">2.3.2 TCI moderation of the I–P relationship</w:t>
+      </w:r>
+    </w:p>
+    <w:p>
+      <w:pPr>
+        <w:pStyle w:val="FirstParagraph"/>
+      </w:pPr>
+      <w:r>
+        <w:t xml:space="preserve">A subtler prediction concerns whether technological capability alters</w:t>
+      </w:r>
+      <w:r>
+        <w:t xml:space="preserve"> </w:t>
+      </w:r>
+      <w:r>
+        <w:t xml:space="preserve">the shape of the internationalization–performance relationship rather</w:t>
+      </w:r>
+      <w:r>
+        <w:t xml:space="preserve"> </w:t>
+      </w:r>
+      <w:r>
+        <w:t xml:space="preserve">than simply raising average productivity. From a non-location-bound</w:t>
+      </w:r>
+      <w:r>
+        <w:t xml:space="preserve"> </w:t>
+      </w:r>
+      <w:r>
+        <w:t xml:space="preserve">firm-specific advantage perspective, technological capability may travel</w:t>
+      </w:r>
+      <w:r>
+        <w:t xml:space="preserve"> </w:t>
+      </w:r>
+      <w:r>
+        <w:t xml:space="preserve">across markets without requiring the same degree of adaptation as</w:t>
+      </w:r>
+      <w:r>
+        <w:t xml:space="preserve"> </w:t>
+      </w:r>
+      <w:r>
+        <w:t xml:space="preserve">context-dependent coordination tools. This suggests that its most stable</w:t>
+      </w:r>
+      <w:r>
+        <w:t xml:space="preserve"> </w:t>
+      </w:r>
+      <w:r>
+        <w:t xml:space="preserve">empirical role may lie in its direct association with productivity,</w:t>
+      </w:r>
+      <w:r>
+        <w:t xml:space="preserve"> </w:t>
+      </w:r>
+      <w:r>
+        <w:t xml:space="preserve">while any moderation of the FSTS–performance relationship is less</w:t>
+      </w:r>
+      <w:r>
+        <w:t xml:space="preserve"> </w:t>
+      </w:r>
+      <w:r>
+        <w:t xml:space="preserve">certain and should be treated as an empirical question rather than</w:t>
+      </w:r>
+      <w:r>
+        <w:t xml:space="preserve"> </w:t>
+      </w:r>
+      <w:r>
+        <w:t xml:space="preserve">presumed ex ante. Whether technological capability (TCI) also moderates</w:t>
+      </w:r>
+      <w:r>
+        <w:t xml:space="preserve"> </w:t>
+      </w:r>
+      <w:r>
+        <w:t xml:space="preserve">the internationalization–performance relationship is treated as an open</w:t>
+      </w:r>
+      <w:r>
+        <w:t xml:space="preserve"> </w:t>
+      </w:r>
+      <w:r>
+        <w:t xml:space="preserve">empirical question and assessed in a supplementary specification rather</w:t>
+      </w:r>
+      <w:r>
+        <w:t xml:space="preserve"> </w:t>
+      </w:r>
+      <w:r>
+        <w:t xml:space="preserve">than as a hypothesized moderation channel. Consequently, this paper</w:t>
+      </w:r>
+      <w:r>
+        <w:t xml:space="preserve"> </w:t>
+      </w:r>
+      <w:r>
+        <w:t xml:space="preserve">formally states H1, H2, and H3 only; a TCI moderation hypothesis is not</w:t>
+      </w:r>
+      <w:r>
+        <w:t xml:space="preserve"> </w:t>
+      </w:r>
+      <w:r>
+        <w:t xml:space="preserve">posited for the Singapore context, where the advanced-economy setting</w:t>
+      </w:r>
+      <w:r>
+        <w:t xml:space="preserve"> </w:t>
+      </w:r>
+      <w:r>
+        <w:t xml:space="preserve">and near-universal digital diffusion do not generate the institutional</w:t>
+      </w:r>
+      <w:r>
+        <w:t xml:space="preserve"> </w:t>
+      </w:r>
+      <w:r>
+        <w:t xml:space="preserve">heterogeneity that would support a confident ex-ante prediction about</w:t>
+      </w:r>
+      <w:r>
+        <w:t xml:space="preserve"> </w:t>
+      </w:r>
+      <w:r>
+        <w:t xml:space="preserve">TCI-contingent I–P curvature. The present paper's H2 and H3 are</w:t>
+      </w:r>
+      <w:r>
+        <w:t xml:space="preserve"> </w:t>
+      </w:r>
+      <w:r>
+        <w:t xml:space="preserve">accordingly numbered consecutively after H1: H2 captures the conditional</w:t>
+      </w:r>
+      <w:r>
+        <w:t xml:space="preserve"> </w:t>
+      </w:r>
+      <w:r>
+        <w:t xml:space="preserve">(non-uniform) DAI–productivity association, and H3 captures the</w:t>
+      </w:r>
+      <w:r>
+        <w:t xml:space="preserve"> </w:t>
+      </w:r>
+      <w:r>
+        <w:t xml:space="preserve">export-intensity-contingent moderation of DAI on the I–P relationship.</w:t>
+      </w:r>
+    </w:p>
+    <w:bookmarkEnd w:id="29"/>
+    <w:bookmarkStart w:id="30" w:name="Xca797cdf899e8025c95598929e8214dfe008510"/>
+    <w:p>
+      <w:pPr>
+        <w:pStyle w:val="Heading4"/>
+      </w:pPr>
+      <w:r>
+        <w:t xml:space="preserve">2.3.3 DAI direct effect on productivity</w:t>
+      </w:r>
+    </w:p>
+    <w:p>
+      <w:pPr>
+        <w:pStyle w:val="FirstParagraph"/>
+      </w:pPr>
+      <w:r>
+        <w:t xml:space="preserve">Digital adoption is associated with firm performance through faster</w:t>
+      </w:r>
+      <w:r>
+        <w:t xml:space="preserve"> </w:t>
+      </w:r>
+      <w:r>
+        <w:t xml:space="preserve">information flows, lower transaction frictions, and more efficient</w:t>
+      </w:r>
+      <w:r>
+        <w:t xml:space="preserve"> </w:t>
+      </w:r>
+      <w:r>
+        <w:t xml:space="preserve">digital exchange, but such associations are unlikely to be uniform</w:t>
+      </w:r>
+      <w:r>
+        <w:t xml:space="preserve"> </w:t>
+      </w:r>
+      <w:r>
+        <w:t xml:space="preserve">across firms. In the present empirical setting, the available indicators</w:t>
+      </w:r>
+      <w:r>
+        <w:t xml:space="preserve"> </w:t>
+      </w:r>
+      <w:r>
+        <w:t xml:space="preserve">capture foundational digital interfaces and transaction-enabling</w:t>
+      </w:r>
+      <w:r>
+        <w:t xml:space="preserve"> </w:t>
+      </w:r>
+      <w:r>
+        <w:t xml:space="preserve">mechanisms rather than deeper digitally integrated organizational</w:t>
+      </w:r>
+      <w:r>
+        <w:t xml:space="preserve"> </w:t>
+      </w:r>
+      <w:r>
+        <w:t xml:space="preserve">capabilities. Their productivity relevance is therefore not expected to</w:t>
+      </w:r>
+      <w:r>
+        <w:t xml:space="preserve"> </w:t>
+      </w:r>
+      <w:r>
+        <w:t xml:space="preserve">appear as a large, unconditional firm-wide premium, but as an</w:t>
+      </w:r>
+      <w:r>
+        <w:t xml:space="preserve"> </w:t>
+      </w:r>
+      <w:r>
+        <w:t xml:space="preserve">association whose strength may depend on the scale at which firms</w:t>
+      </w:r>
+      <w:r>
+        <w:t xml:space="preserve"> </w:t>
+      </w:r>
+      <w:r>
+        <w:t xml:space="preserve">actually use those digital channels. Hypothesis 2 (H2). In Singapore,</w:t>
+      </w:r>
+      <w:r>
+        <w:t xml:space="preserve"> </w:t>
+      </w:r>
+      <w:r>
+        <w:t xml:space="preserve">when firms adopt foundational digital interfaces and</w:t>
+      </w:r>
+      <w:r>
+        <w:t xml:space="preserve"> </w:t>
+      </w:r>
+      <w:r>
+        <w:t xml:space="preserve">transaction-enabling mechanisms (Tier 1–2), the productivity association</w:t>
+      </w:r>
+      <w:r>
+        <w:t xml:space="preserve"> </w:t>
+      </w:r>
+      <w:r>
+        <w:t xml:space="preserve">of DAI is conditional rather than uniform across firms, because the</w:t>
+      </w:r>
+      <w:r>
+        <w:t xml:space="preserve"> </w:t>
+      </w:r>
+      <w:r>
+        <w:t xml:space="preserve">marginal return to basic digital adoption depends on the scale at which</w:t>
+      </w:r>
+      <w:r>
+        <w:t xml:space="preserve"> </w:t>
+      </w:r>
+      <w:r>
+        <w:t xml:space="preserve">those digital channels are actually used (Bharadwaj et al. 2013; Verhoef</w:t>
+      </w:r>
+      <w:r>
+        <w:t xml:space="preserve"> </w:t>
+      </w:r>
+      <w:r>
+        <w:t xml:space="preserve">et al. 2021), until a level of export intensity is reached at which</w:t>
+      </w:r>
+      <w:r>
+        <w:t xml:space="preserve"> </w:t>
+      </w:r>
+      <w:r>
+        <w:t xml:space="preserve">cross-border coordination demands generate measurable returns.</w:t>
+      </w:r>
+    </w:p>
+    <w:bookmarkEnd w:id="30"/>
+    <w:bookmarkStart w:id="31" w:name="Xb90d981e4efafb918608a9cc7d37012dec59e7b"/>
+    <w:p>
+      <w:pPr>
+        <w:pStyle w:val="Heading4"/>
+      </w:pPr>
+      <w:r>
+        <w:t xml:space="preserve">2.3.4 DAI as a conditional complement to export intensity</w:t>
+      </w:r>
+    </w:p>
+    <w:p>
+      <w:pPr>
+        <w:pStyle w:val="FirstParagraph"/>
+      </w:pPr>
+      <w:r>
+        <w:t xml:space="preserve">The most specific prediction concerns whether foundational digital</w:t>
+      </w:r>
+      <w:r>
+        <w:t xml:space="preserve"> </w:t>
+      </w:r>
+      <w:r>
+        <w:t xml:space="preserve">adoption becomes more relevant when firms face denser cross-border</w:t>
+      </w:r>
+      <w:r>
+        <w:t xml:space="preserve"> </w:t>
+      </w:r>
+      <w:r>
+        <w:t xml:space="preserve">coordination demands. Firms with higher export intensity process more</w:t>
+      </w:r>
+      <w:r>
+        <w:t xml:space="preserve"> </w:t>
+      </w:r>
+      <w:r>
+        <w:t xml:space="preserve">transactions across customers, suppliers, and markets, making digital</w:t>
+      </w:r>
+      <w:r>
+        <w:t xml:space="preserve"> </w:t>
+      </w:r>
+      <w:r>
+        <w:t xml:space="preserve">interfaces and electronic transaction systems potentially more valuable</w:t>
+      </w:r>
+      <w:r>
+        <w:t xml:space="preserve"> </w:t>
+      </w:r>
+      <w:r>
+        <w:t xml:space="preserve">as scaling mechanisms. By contrast, firms with low export intensity may</w:t>
+      </w:r>
+      <w:r>
+        <w:t xml:space="preserve"> </w:t>
+      </w:r>
+      <w:r>
+        <w:t xml:space="preserve">have fewer opportunities to translate basic digital adoption into</w:t>
+      </w:r>
+      <w:r>
+        <w:t xml:space="preserve"> </w:t>
+      </w:r>
+      <w:r>
+        <w:t xml:space="preserve">measurable labour-productivity gains.</w:t>
       </w:r>
     </w:p>
     <w:p>
@@ -144,13 +1408,601 @@
           <w:bCs/>
           <w:b/>
         </w:rPr>
-        <w:t xml:space="preserve">Word count</w:t>
-      </w:r>
-      <w:r>
-        <w:t xml:space="preserve"> </w:t>
-      </w:r>
-      <w:r>
-        <w:t xml:space="preserve">(main text, excluding abstract, references, tables and figures): approximately 9,100 words.</w:t>
+        <w:t xml:space="preserve">Three candidate mechanisms.</w:t>
+      </w:r>
+      <w:r>
+        <w:t xml:space="preserve"> </w:t>
+      </w:r>
+      <w:r>
+        <w:t xml:space="preserve">Before stating H3 we name the three channels that could generate a positive export-contingent DAI association, since identifying the focal mechanism ex ante disciplines the empirical reading.</w:t>
+      </w:r>
+      <w:r>
+        <w:t xml:space="preserve"> </w:t>
+      </w:r>
+      <w:r>
+        <w:rPr>
+          <w:iCs/>
+          <w:i/>
+        </w:rPr>
+        <w:t xml:space="preserve">Substitution</w:t>
+      </w:r>
+      <w:r>
+        <w:t xml:space="preserve">: foundational digital adoption compensates for weaker alternative coordination resources at higher export intensity, predicting a</w:t>
+      </w:r>
+      <w:r>
+        <w:t xml:space="preserve"> </w:t>
+      </w:r>
+      <w:r>
+        <w:rPr>
+          <w:iCs/>
+          <w:i/>
+        </w:rPr>
+        <w:t xml:space="preserve">level shift</w:t>
+      </w:r>
+      <w:r>
+        <w:t xml:space="preserve"> </w:t>
+      </w:r>
+      <w:r>
+        <w:t xml:space="preserve">of the I–P curve for high-DAI firms but not necessarily accelerating returns.</w:t>
+      </w:r>
+      <w:r>
+        <w:t xml:space="preserve"> </w:t>
+      </w:r>
+      <w:r>
+        <w:rPr>
+          <w:iCs/>
+          <w:i/>
+        </w:rPr>
+        <w:t xml:space="preserve">Amplification</w:t>
+      </w:r>
+      <w:r>
+        <w:t xml:space="preserve">: digital adoption raises the</w:t>
+      </w:r>
+      <w:r>
+        <w:t xml:space="preserve"> </w:t>
+      </w:r>
+      <w:r>
+        <w:rPr>
+          <w:iCs/>
+          <w:i/>
+        </w:rPr>
+        <w:t xml:space="preserve">marginal</w:t>
+      </w:r>
+      <w:r>
+        <w:t xml:space="preserve"> </w:t>
+      </w:r>
+      <w:r>
+        <w:t xml:space="preserve">return to each additional unit of export intensity, rotating the curve upward, and is identified by a positive</w:t>
+      </w:r>
+      <w:r>
+        <w:t xml:space="preserve"> </w:t>
+      </w:r>
+      <w:r>
+        <w:rPr>
+          <w:iCs/>
+          <w:i/>
+        </w:rPr>
+        <w:t xml:space="preserve">quadratic</w:t>
+      </w:r>
+      <w:r>
+        <w:t xml:space="preserve"> </w:t>
+      </w:r>
+      <w:r>
+        <w:t xml:space="preserve">FSTS × DAI interaction (super-linear growth that a level shift would not produce).</w:t>
+      </w:r>
+      <w:r>
+        <w:t xml:space="preserve"> </w:t>
+      </w:r>
+      <w:r>
+        <w:rPr>
+          <w:iCs/>
+          <w:i/>
+        </w:rPr>
+        <w:t xml:space="preserve">Selection</w:t>
+      </w:r>
+      <w:r>
+        <w:t xml:space="preserve">: inherently more productive firms select into both high digital adoption and high export intensity, producing a positive cross-sectional interaction with no causal scaling; it predicts attenuation under sample restrictions and is the principal identification threat in a single-wave cross-section. H3 is framed under the amplification expectation, with the positive quadratic interaction serving as its test in §4 and substitution/selection retained as alternatives assessed against the §4.5 robustness evidence.</w:t>
+      </w:r>
+    </w:p>
+    <w:p>
+      <w:pPr>
+        <w:pStyle w:val="BodyText"/>
+      </w:pPr>
+      <w:r>
+        <w:t xml:space="preserve">Hypothesis 3 (H3). In Singapore, when firms operate at higher export</w:t>
+      </w:r>
+      <w:r>
+        <w:t xml:space="preserve"> </w:t>
+      </w:r>
+      <w:r>
+        <w:t xml:space="preserve">intensity, the association between digital adoption (DAI) and firm</w:t>
+      </w:r>
+      <w:r>
+        <w:t xml:space="preserve"> </w:t>
+      </w:r>
+      <w:r>
+        <w:t xml:space="preserve">performance becomes more positive because foundational digital tools</w:t>
+      </w:r>
+      <w:r>
+        <w:t xml:space="preserve"> </w:t>
+      </w:r>
+      <w:r>
+        <w:t xml:space="preserve">reduce cross-border coordination costs super-linearly rather than</w:t>
+      </w:r>
+      <w:r>
+        <w:t xml:space="preserve"> </w:t>
+      </w:r>
+      <w:r>
+        <w:t xml:space="preserve">proportionally (coordination platform mechanism: Stallkamp and Schotter</w:t>
+      </w:r>
+      <w:r>
+        <w:t xml:space="preserve"> </w:t>
+      </w:r>
+      <w:r>
+        <w:t xml:space="preserve">2021; Barney 1991), with the amplification effect becoming detectable</w:t>
+      </w:r>
+      <w:r>
+        <w:t xml:space="preserve"> </w:t>
+      </w:r>
+      <w:r>
+        <w:t xml:space="preserve">only beyond the export-intensity threshold at which transaction volume</w:t>
+      </w:r>
+      <w:r>
+        <w:t xml:space="preserve"> </w:t>
+      </w:r>
+      <w:r>
+        <w:t xml:space="preserve">justifies intensive use of digital interfaces and electronic-payment</w:t>
+      </w:r>
+      <w:r>
+        <w:t xml:space="preserve"> </w:t>
+      </w:r>
+      <w:r>
+        <w:t xml:space="preserve">systems.</w:t>
+      </w:r>
+    </w:p>
+    <w:bookmarkEnd w:id="31"/>
+    <w:bookmarkEnd w:id="32"/>
+    <w:bookmarkStart w:id="33" w:name="X120be97a373b91b5bab21d44e9895db7ca01e76"/>
+    <w:p>
+      <w:pPr>
+        <w:pStyle w:val="Heading3"/>
+      </w:pPr>
+      <w:r>
+        <w:t xml:space="preserve">2.4 Conceptual model</w:t>
+      </w:r>
+    </w:p>
+    <w:p>
+      <w:pPr>
+        <w:pStyle w:val="FirstParagraph"/>
+      </w:pPr>
+      <w:r>
+        <w:t xml:space="preserve">Figure 1 summarizes the conceptual model. The model treats TCI and DAI</w:t>
+      </w:r>
+      <w:r>
+        <w:t xml:space="preserve"> </w:t>
+      </w:r>
+      <w:r>
+        <w:t xml:space="preserve">as analytically distinct firm-level constructs that are associated with</w:t>
+      </w:r>
+      <w:r>
+        <w:t xml:space="preserve"> </w:t>
+      </w:r>
+      <w:r>
+        <w:t xml:space="preserve">firm performance through different channels. TCI enters the model</w:t>
+      </w:r>
+      <w:r>
+        <w:t xml:space="preserve"> </w:t>
+      </w:r>
+      <w:r>
+        <w:t xml:space="preserve">primarily as a direct-effect construct, reflecting firm-internal</w:t>
+      </w:r>
+      <w:r>
+        <w:t xml:space="preserve"> </w:t>
+      </w:r>
+      <w:r>
+        <w:t xml:space="preserve">capability depth grounded in learning, innovation, and technology</w:t>
+      </w:r>
+      <w:r>
+        <w:t xml:space="preserve"> </w:t>
+      </w:r>
+      <w:r>
+        <w:t xml:space="preserve">absorption; whether TCI also moderates the FSTS–performance relationship</w:t>
+      </w:r>
+      <w:r>
+        <w:t xml:space="preserve"> </w:t>
+      </w:r>
+      <w:r>
+        <w:t xml:space="preserve">is examined in a supplementary test rather than presumed ex ante. DAI,</w:t>
+      </w:r>
+      <w:r>
+        <w:t xml:space="preserve"> </w:t>
+      </w:r>
+      <w:r>
+        <w:t xml:space="preserve">by contrast, is the contingency variable on the I–P path: its</w:t>
+      </w:r>
+      <w:r>
+        <w:t xml:space="preserve"> </w:t>
+      </w:r>
+      <w:r>
+        <w:t xml:space="preserve">productivity relevance is theorized to vary across levels of export</w:t>
+      </w:r>
+      <w:r>
+        <w:t xml:space="preserve"> </w:t>
+      </w:r>
+      <w:r>
+        <w:t xml:space="preserve">intensity rather than to operate as a uniform direct premium, because</w:t>
+      </w:r>
+      <w:r>
+        <w:t xml:space="preserve"> </w:t>
+      </w:r>
+      <w:r>
+        <w:t xml:space="preserve">the observed indicators capture foundational digital interfaces and</w:t>
+      </w:r>
+      <w:r>
+        <w:t xml:space="preserve"> </w:t>
+      </w:r>
+      <w:r>
+        <w:t xml:space="preserve">transaction-enabling mechanisms whose relevance depends on how</w:t>
+      </w:r>
+      <w:r>
+        <w:t xml:space="preserve"> </w:t>
+      </w:r>
+      <w:r>
+        <w:t xml:space="preserve">intensively firms engage in cross-border operations. In this sense, H2</w:t>
+      </w:r>
+      <w:r>
+        <w:t xml:space="preserve"> </w:t>
+      </w:r>
+      <w:r>
+        <w:t xml:space="preserve">and H3 are jointly informative: H2 concerns the non-uniformity of the</w:t>
+      </w:r>
+      <w:r>
+        <w:t xml:space="preserve"> </w:t>
+      </w:r>
+      <w:r>
+        <w:t xml:space="preserve">DAI–productivity association, whereas H3 specifies the direction of that</w:t>
+      </w:r>
+      <w:r>
+        <w:t xml:space="preserve"> </w:t>
+      </w:r>
+      <w:r>
+        <w:t xml:space="preserve">contingency across export intensity. The model is therefore positioned</w:t>
+      </w:r>
+      <w:r>
+        <w:t xml:space="preserve"> </w:t>
+      </w:r>
+      <w:r>
+        <w:t xml:space="preserve">as a within-context framework for interpreting firm-level evidence from</w:t>
+      </w:r>
+      <w:r>
+        <w:t xml:space="preserve"> </w:t>
+      </w:r>
+      <w:r>
+        <w:t xml:space="preserve">Singapore rather than as a design that can, on its own, establish a</w:t>
+      </w:r>
+      <w:r>
+        <w:t xml:space="preserve"> </w:t>
+      </w:r>
+      <w:r>
+        <w:t xml:space="preserve">general boundary condition for digitally mature economies.</w:t>
+      </w:r>
+    </w:p>
+    <w:p>
+      <w:pPr>
+        <w:pStyle w:val="BodyText"/>
+      </w:pPr>
+      <w:r>
+        <w:t xml:space="preserve">Figure 1: Conceptual model, TCI and DAI moderating the I–P relationship</w:t>
+      </w:r>
+      <w:r>
+        <w:t xml:space="preserve"> </w:t>
+      </w:r>
+      <w:r>
+        <w:t xml:space="preserve">(Singapore)</w:t>
+      </w:r>
+    </w:p>
+    <w:p>
+      <w:pPr>
+        <w:pStyle w:val="BodyText"/>
+      </w:pPr>
+      <w:r>
+        <w:rPr>
+          <w:iCs/>
+          <w:i/>
+        </w:rPr>
+        <w:t xml:space="preserve">Figure 1.</w:t>
+      </w:r>
+      <w:r>
+        <w:t xml:space="preserve"> </w:t>
+      </w:r>
+      <w:r>
+        <w:t xml:space="preserve">Conceptual model for Paper 4 (Singapore).</w:t>
+      </w:r>
+    </w:p>
+    <w:p>
+      <w:pPr>
+        <w:pStyle w:val="BodyText"/>
+      </w:pPr>
+      <w:r>
+        <w:rPr>
+          <w:iCs/>
+          <w:i/>
+        </w:rPr>
+        <w:t xml:space="preserve">Note:</w:t>
+      </w:r>
+      <w:r>
+        <w:t xml:space="preserve"> </w:t>
+      </w:r>
+      <w:r>
+        <w:t xml:space="preserve">Solid arrows represent hypothesised direct effects; dashed</w:t>
+      </w:r>
+      <w:r>
+        <w:t xml:space="preserve"> </w:t>
+      </w:r>
+      <w:r>
+        <w:t xml:space="preserve">arrows represent moderating and conditional effects. The independent</w:t>
+      </w:r>
+      <w:r>
+        <w:t xml:space="preserve"> </w:t>
+      </w:r>
+      <w:r>
+        <w:t xml:space="preserve">variable, internationalisation intensity (FSTS, FSTS²_c), is placed at</w:t>
+      </w:r>
+      <w:r>
+        <w:t xml:space="preserve"> </w:t>
+      </w:r>
+      <w:r>
+        <w:t xml:space="preserve">left; the dependent variable, ln(labour productivity), is placed at</w:t>
+      </w:r>
+      <w:r>
+        <w:t xml:space="preserve"> </w:t>
+      </w:r>
+      <w:r>
+        <w:t xml:space="preserve">right. H1 (inverted-U tendency with support-constrained turning point</w:t>
+      </w:r>
+      <w:r>
+        <w:t xml:space="preserve"> </w:t>
+      </w:r>
+      <w:r>
+        <w:t xml:space="preserve">~88.6% FSTS, bootstrap CI [53%, 253%]) is grounded in</w:t>
+      </w:r>
+      <w:r>
+        <w:t xml:space="preserve"> </w:t>
+      </w:r>
+      <w:r>
+        <w:t xml:space="preserve">coordination-cost theory (Hitt et al., 1997); the right-side decline is</w:t>
+      </w:r>
+      <w:r>
+        <w:t xml:space="preserve"> </w:t>
+      </w:r>
+      <w:r>
+        <w:t xml:space="preserve">not formally identified within the observed FSTS range, a theoretically</w:t>
+      </w:r>
+      <w:r>
+        <w:t xml:space="preserve"> </w:t>
+      </w:r>
+      <w:r>
+        <w:t xml:space="preserve">informative result under the saturation framework (Lind–Mehlum p =</w:t>
+      </w:r>
+      <w:r>
+        <w:t xml:space="preserve"> </w:t>
+      </w:r>
+      <w:r>
+        <w:t xml:space="preserve">.303). H1-TCI: technological capability (TCI_z, RBV: Barney, 1991)</w:t>
+      </w:r>
+      <w:r>
+        <w:t xml:space="preserve"> </w:t>
+      </w:r>
+      <w:r>
+        <w:t xml:space="preserve">enters as a direct level-shift to firm performance. H2: DAI (Tier-1+2:</w:t>
+      </w:r>
+      <w:r>
+        <w:t xml:space="preserve"> </w:t>
+      </w:r>
+      <w:r>
+        <w:t xml:space="preserve">website + e-payment) exhibits a non-uniform positive direct effect,</w:t>
+      </w:r>
+      <w:r>
+        <w:t xml:space="preserve"> </w:t>
+      </w:r>
+      <w:r>
+        <w:t xml:space="preserve">varying across export intensity. H3: DAI amplifies I→P performance</w:t>
+      </w:r>
+      <w:r>
+        <w:t xml:space="preserve"> </w:t>
+      </w:r>
+      <w:r>
+        <w:t xml:space="preserve">returns at high FSTS, the primary contingency hypothesis (coordination</w:t>
+      </w:r>
+      <w:r>
+        <w:t xml:space="preserve"> </w:t>
+      </w:r>
+      <w:r>
+        <w:t xml:space="preserve">platform mechanism: Stallkamp and Schotter, 2021; Dynamic Capabilities:</w:t>
+      </w:r>
+      <w:r>
+        <w:t xml:space="preserve"> </w:t>
+      </w:r>
+      <w:r>
+        <w:t xml:space="preserve">Teece, 2007). The Heckman two-step IMR sensitivity check controls</w:t>
+      </w:r>
+      <w:r>
+        <w:t xml:space="preserve"> </w:t>
+      </w:r>
+      <w:r>
+        <w:t xml:space="preserve">exporter selection bias but is not displayed in the figure. (+) denotes</w:t>
+      </w:r>
+      <w:r>
+        <w:t xml:space="preserve"> </w:t>
+      </w:r>
+      <w:r>
+        <w:t xml:space="preserve">positive association. Control variables (ln firm size, age, foreign</w:t>
+      </w:r>
+      <w:r>
+        <w:t xml:space="preserve"> </w:t>
+      </w:r>
+      <w:r>
+        <w:t xml:space="preserve">ownership, sector FE) are included in all empirical models. Note: H3</w:t>
+      </w:r>
+      <w:r>
+        <w:t xml:space="preserve"> </w:t>
+      </w:r>
+      <w:r>
+        <w:t xml:space="preserve">amplification test conducted on exporters-only subsample (n ≈ 84; power</w:t>
+      </w:r>
+      <w:r>
+        <w:t xml:space="preserve"> </w:t>
+      </w:r>
+      <w:r>
+        <w:t xml:space="preserve">≈ 16%, corroborating signal, not independent identification). ICRV</w:t>
+      </w:r>
+      <w:r>
+        <w:t xml:space="preserve"> </w:t>
+      </w:r>
+      <w:r>
+        <w:t xml:space="preserve">context: Singapore, Advanced I. Data: WBES 2023; N = 623.</w:t>
+      </w:r>
+    </w:p>
+    <w:bookmarkEnd w:id="33"/>
+    <w:bookmarkEnd w:id="34"/>
+    <w:bookmarkStart w:id="43" w:name="X167a2da0345881bf36eef0606d50b1063a572d3"/>
+    <w:p>
+      <w:pPr>
+        <w:pStyle w:val="Heading2"/>
+      </w:pPr>
+      <w:r>
+        <w:t xml:space="preserve">3 Methods</w:t>
+      </w:r>
+    </w:p>
+    <w:bookmarkStart w:id="35" w:name="X7539fb3dc2f98232f41138bc75cab658563f4ee"/>
+    <w:p>
+      <w:pPr>
+        <w:pStyle w:val="Heading3"/>
+      </w:pPr>
+      <w:r>
+        <w:t xml:space="preserve">3.1 Data</w:t>
+      </w:r>
+    </w:p>
+    <w:p>
+      <w:pPr>
+        <w:pStyle w:val="FirstParagraph"/>
+      </w:pPr>
+      <w:r>
+        <w:t xml:space="preserve">We use the World Bank Enterprise Survey (WBES) Singapore 2023 wave, the</w:t>
+      </w:r>
+      <w:r>
+        <w:t xml:space="preserve"> </w:t>
+      </w:r>
+      <w:r>
+        <w:t xml:space="preserve">most recent firm-level microdata available for Singapore. The 2023 wave</w:t>
+      </w:r>
+      <w:r>
+        <w:t xml:space="preserve"> </w:t>
+      </w:r>
+      <w:r>
+        <w:t xml:space="preserve">was administered under the B-READY methodology, which expanded the</w:t>
+      </w:r>
+      <w:r>
+        <w:t xml:space="preserve"> </w:t>
+      </w:r>
+      <w:r>
+        <w:t xml:space="preserve">digital-adoption module to include items on electronic-payment</w:t>
+      </w:r>
+      <w:r>
+        <w:t xml:space="preserve"> </w:t>
+      </w:r>
+      <w:r>
+        <w:t xml:space="preserve">penetration. After listwise deletion on focal variables, the analytic</w:t>
+      </w:r>
+      <w:r>
+        <w:t xml:space="preserve"> </w:t>
+      </w:r>
+      <w:r>
+        <w:t xml:space="preserve">sample comprises 623 firms across major sectors of the Singapore</w:t>
+      </w:r>
+      <w:r>
+        <w:t xml:space="preserve"> </w:t>
+      </w:r>
+      <w:r>
+        <w:t xml:space="preserve">economy. Manufacturing accounts for approximately 31% of the sample,</w:t>
+      </w:r>
+      <w:r>
+        <w:t xml:space="preserve"> </w:t>
+      </w:r>
+      <w:r>
+        <w:t xml:space="preserve">retail and other services for 50%, and other sectors for 19%. The sample</w:t>
+      </w:r>
+      <w:r>
+        <w:t xml:space="preserve"> </w:t>
+      </w:r>
+      <w:r>
+        <w:t xml:space="preserve">is predominantly domestic in orientation: 18% of firms report non-zero</w:t>
+      </w:r>
+      <w:r>
+        <w:t xml:space="preserve"> </w:t>
+      </w:r>
+      <w:r>
+        <w:t xml:space="preserve">exports, and only 3% exceed 50% foreign sales to total sales (FSTS).</w:t>
+      </w:r>
+      <w:r>
+        <w:t xml:space="preserve"> </w:t>
+      </w:r>
+      <w:r>
+        <w:t xml:space="preserve">This domestic skew is not anomalous for the WBES sampling frame, which</w:t>
+      </w:r>
+      <w:r>
+        <w:t xml:space="preserve"> </w:t>
+      </w:r>
+      <w:r>
+        <w:t xml:space="preserve">targets privately held firms with fewer than 300 employees across</w:t>
+      </w:r>
+      <w:r>
+        <w:t xml:space="preserve"> </w:t>
+      </w:r>
+      <w:r>
+        <w:t xml:space="preserve">manufacturing and services sectors, and therefore systematically</w:t>
+      </w:r>
+      <w:r>
+        <w:t xml:space="preserve"> </w:t>
+      </w:r>
+      <w:r>
+        <w:t xml:space="preserve">under-represents the large, export-oriented multinationals that account</w:t>
+      </w:r>
+      <w:r>
+        <w:t xml:space="preserve"> </w:t>
+      </w:r>
+      <w:r>
+        <w:t xml:space="preserve">for the majority of Singapore's aggregate trade flows (national</w:t>
+      </w:r>
+      <w:r>
+        <w:t xml:space="preserve"> </w:t>
+      </w:r>
+      <w:r>
+        <w:t xml:space="preserve">trade/GDP exceeds 300%). The sample is accordingly representative of</w:t>
+      </w:r>
+      <w:r>
+        <w:t xml:space="preserve"> </w:t>
+      </w:r>
+      <w:r>
+        <w:t xml:space="preserve">Singapore's SME sector rather than of the national export economy;</w:t>
+      </w:r>
+      <w:r>
+        <w:t xml:space="preserve"> </w:t>
+      </w:r>
+      <w:r>
+        <w:t xml:space="preserve">external-validity inferences should be bounded to firms of comparable</w:t>
+      </w:r>
+      <w:r>
+        <w:t xml:space="preserve"> </w:t>
+      </w:r>
+      <w:r>
+        <w:t xml:space="preserve">size and domestic orientation. Descriptive statistics and pairwise</w:t>
+      </w:r>
+      <w:r>
+        <w:t xml:space="preserve"> </w:t>
+      </w:r>
+      <w:r>
+        <w:t xml:space="preserve">correlations are reported in Table 1.</w:t>
       </w:r>
     </w:p>
     <w:p>
@@ -162,110 +2014,935 @@
           <w:bCs/>
           <w:b/>
         </w:rPr>
-        <w:t xml:space="preserve">Tables:</w:t>
-      </w:r>
-      <w:r>
-        <w:t xml:space="preserve"> </w:t>
-      </w:r>
-      <w:r>
-        <w:t xml:space="preserve">12 |</w:t>
-      </w:r>
-      <w:r>
-        <w:t xml:space="preserve"> </w:t>
-      </w:r>
+        <w:t xml:space="preserve">DAI distribution note.</w:t>
+      </w:r>
+      <w:r>
+        <w:t xml:space="preserve"> </w:t>
+      </w:r>
+      <w:r>
+        <w:t xml:space="preserve">The Singapore DAI distribution reveals high</w:t>
+      </w:r>
+      <w:r>
+        <w:t xml:space="preserve"> </w:t>
+      </w:r>
+      <w:r>
+        <w:t xml:space="preserve">saturation: website presence is reported by approximately 67% of firms,</w:t>
+      </w:r>
+      <w:r>
+        <w:t xml:space="preserve"> </w:t>
+      </w:r>
+      <w:r>
+        <w:t xml:space="preserve">and Tier-2 e-payment adoption (customer- and supplier-side) is</w:t>
+      </w:r>
+      <w:r>
+        <w:t xml:space="preserve"> </w:t>
+      </w:r>
+      <w:r>
+        <w:t xml:space="preserve">widespread relative to less digitally mature institutional settings.</w:t>
+      </w:r>
+      <w:r>
+        <w:t xml:space="preserve"> </w:t>
+      </w:r>
+      <w:r>
+        <w:t xml:space="preserve">This saturation pattern at the advanced-economy ceiling of the</w:t>
+      </w:r>
+      <w:r>
+        <w:t xml:space="preserve"> </w:t>
+      </w:r>
+      <w:r>
+        <w:t xml:space="preserve">digital-infrastructure spectrum has two empirically relevant</w:t>
+      </w:r>
+      <w:r>
+        <w:t xml:space="preserve"> </w:t>
+      </w:r>
+      <w:r>
+        <w:t xml:space="preserve">implications. First, the near-universal diffusion of Tier-1 digital</w:t>
+      </w:r>
+      <w:r>
+        <w:t xml:space="preserve"> </w:t>
+      </w:r>
+      <w:r>
+        <w:t xml:space="preserve">presence removes the discriminatory power that the website indicator</w:t>
+      </w:r>
+      <w:r>
+        <w:t xml:space="preserve"> </w:t>
+      </w:r>
+      <w:r>
+        <w:t xml:space="preserve">alone could carry in less digitally mature settings, so the empirical</w:t>
+      </w:r>
+      <w:r>
+        <w:t xml:space="preserve"> </w:t>
+      </w:r>
+      <w:r>
+        <w:t xml:space="preserve">signal must be drawn from the Tier-2 transaction-enabling layer</w:t>
+      </w:r>
+      <w:r>
+        <w:t xml:space="preserve"> </w:t>
+      </w:r>
+      <w:r>
+        <w:t xml:space="preserve">(e-payment intensity on both customer and supplier sides) to identify</w:t>
+      </w:r>
+      <w:r>
+        <w:t xml:space="preserve"> </w:t>
+      </w:r>
+      <w:r>
+        <w:t xml:space="preserve">the conditional-scaling mechanism, a measurement implication that is</w:t>
+      </w:r>
+      <w:r>
+        <w:t xml:space="preserve"> </w:t>
+      </w:r>
+      <w:r>
+        <w:t xml:space="preserve">borne out in the §4.5 R1 robustness diagnostic, where reducing DAI to</w:t>
+      </w:r>
+      <w:r>
+        <w:t xml:space="preserve"> </w:t>
+      </w:r>
+      <w:r>
+        <w:t xml:space="preserve">Tier-1 alone substantially weakens the quadratic interaction. Second, in</w:t>
+      </w:r>
+      <w:r>
+        <w:t xml:space="preserve"> </w:t>
+      </w:r>
+      <w:r>
+        <w:t xml:space="preserve">transitional-economy settings where Tier-1 digital adoption has diffused</w:t>
+      </w:r>
+      <w:r>
+        <w:t xml:space="preserve"> </w:t>
+      </w:r>
+      <w:r>
+        <w:t xml:space="preserve">widely while Tier-2 transaction-enabling infrastructure remains</w:t>
+      </w:r>
+      <w:r>
+        <w:t xml:space="preserve"> </w:t>
+      </w:r>
+      <w:r>
+        <w:t xml:space="preserve">institutionally bounded, the same construct measured at Tier-1 only</w:t>
+      </w:r>
+      <w:r>
+        <w:t xml:space="preserve"> </w:t>
+      </w:r>
+      <w:r>
+        <w:t xml:space="preserve">would not be expected to produce a comparable positive quadratic</w:t>
+      </w:r>
+      <w:r>
+        <w:t xml:space="preserve"> </w:t>
+      </w:r>
+      <w:r>
+        <w:t xml:space="preserve">interaction; instead it would be more plausibly read as construct-tier</w:t>
+      </w:r>
+      <w:r>
+        <w:t xml:space="preserve"> </w:t>
+      </w:r>
+      <w:r>
+        <w:t xml:space="preserve">obsolescence than as evidence on the conditional-scaling mechanism (see</w:t>
+      </w:r>
+      <w:r>
+        <w:t xml:space="preserve"> </w:t>
+      </w:r>
+      <w:r>
+        <w:t xml:space="preserve">§5.1 for the construct-boundary discussion). The Lind–Mehlum equivalence</w:t>
+      </w:r>
+      <w:r>
+        <w:t xml:space="preserve"> </w:t>
+      </w:r>
+      <w:r>
+        <w:t xml:space="preserve">test result (p = .303) reported in §4.2 should therefore be interpreted</w:t>
+      </w:r>
+      <w:r>
+        <w:t xml:space="preserve"> </w:t>
+      </w:r>
+      <w:r>
+        <w:t xml:space="preserve">in conjunction with the Tier-1+2 construct composition and the high</w:t>
+      </w:r>
+      <w:r>
+        <w:t xml:space="preserve"> </w:t>
+      </w:r>
+      <w:r>
+        <w:t xml:space="preserve">domestic-orientation distribution of the Singapore sample, not as a</w:t>
+      </w:r>
+      <w:r>
+        <w:t xml:space="preserve"> </w:t>
+      </w:r>
+      <w:r>
+        <w:t xml:space="preserve">stand-alone null on the inverted-U logic. Figure 3 [see Figures</w:t>
+      </w:r>
+      <w:r>
+        <w:t xml:space="preserve"> </w:t>
+      </w:r>
+      <w:r>
+        <w:t xml:space="preserve">section] illustrates the predicted I–P curve and the sparse upper-tail</w:t>
+      </w:r>
+      <w:r>
+        <w:t xml:space="preserve"> </w:t>
+      </w:r>
+      <w:r>
+        <w:t xml:space="preserve">region where the turning point is implied.</w:t>
+      </w:r>
+    </w:p>
+    <w:bookmarkEnd w:id="35"/>
+    <w:bookmarkStart w:id="40" w:name="Xbcf9f12e79107fa2c089aaf13fc6c4fb773f1c2"/>
+    <w:p>
+      <w:pPr>
+        <w:pStyle w:val="Heading3"/>
+      </w:pPr>
+      <w:r>
+        <w:t xml:space="preserve">3.2 Variables</w:t>
+      </w:r>
+    </w:p>
+    <w:bookmarkStart w:id="36" w:name="X7e58563e31c3ad002492190dd8d5308423faaad"/>
+    <w:p>
+      <w:pPr>
+        <w:pStyle w:val="Heading4"/>
+      </w:pPr>
+      <w:r>
+        <w:t xml:space="preserve">3.2.1 Dependent variable</w:t>
+      </w:r>
+    </w:p>
+    <w:p>
+      <w:pPr>
+        <w:pStyle w:val="FirstParagraph"/>
+      </w:pPr>
+      <w:r>
+        <w:t xml:space="preserve">Firm performance is operationalized as labour productivity, measured as</w:t>
+      </w:r>
+      <w:r>
+        <w:t xml:space="preserve"> </w:t>
+      </w:r>
+      <w:r>
+        <w:t xml:space="preserve">the natural logarithm of annual sales divided by the number of full-time</w:t>
+      </w:r>
+      <w:r>
+        <w:t xml:space="preserve"> </w:t>
+      </w:r>
+      <w:r>
+        <w:t xml:space="preserve">employees. This measure is constructed from WBES annual sales and</w:t>
+      </w:r>
+      <w:r>
+        <w:t xml:space="preserve"> </w:t>
+      </w:r>
+      <w:r>
+        <w:t xml:space="preserve">employment items and follows the productivity-as-performance approach</w:t>
+      </w:r>
+      <w:r>
+        <w:t xml:space="preserve"> </w:t>
+      </w:r>
+      <w:r>
+        <w:t xml:space="preserve">used in prior firm-level international business research. Because all</w:t>
+      </w:r>
+      <w:r>
+        <w:t xml:space="preserve"> </w:t>
+      </w:r>
+      <w:r>
+        <w:t xml:space="preserve">sampled observations belong to the same 2023 cross-section, sales are</w:t>
+      </w:r>
+      <w:r>
+        <w:t xml:space="preserve"> </w:t>
+      </w:r>
+      <w:r>
+        <w:t xml:space="preserve">expressed in nominal 2023 Singapore dollars, with any common price-level</w:t>
+      </w:r>
+      <w:r>
+        <w:t xml:space="preserve"> </w:t>
+      </w:r>
+      <w:r>
+        <w:t xml:space="preserve">effect absorbed by the intercept. To reduce sensitivity to outliers, the</w:t>
+      </w:r>
+      <w:r>
+        <w:t xml:space="preserve"> </w:t>
+      </w:r>
+      <w:r>
+        <w:t xml:space="preserve">dependent variable is winsorized at the 1st and 99th percentiles.</w:t>
+      </w:r>
+    </w:p>
+    <w:bookmarkEnd w:id="36"/>
+    <w:bookmarkStart w:id="37" w:name="X2cdc78afcfd9a4441a0b7b899a2b559f49a455a"/>
+    <w:p>
+      <w:pPr>
+        <w:pStyle w:val="Heading4"/>
+      </w:pPr>
+      <w:r>
+        <w:t xml:space="preserve">3.2.2 Focal independent variable</w:t>
+      </w:r>
+    </w:p>
+    <w:p>
+      <w:pPr>
+        <w:pStyle w:val="FirstParagraph"/>
+      </w:pPr>
+      <w:r>
+        <w:t xml:space="preserve">The focal internationalization variable is FSTS, defined as the</w:t>
+      </w:r>
+      <w:r>
+        <w:t xml:space="preserve"> </w:t>
+      </w:r>
+      <w:r>
+        <w:t xml:space="preserve">proportion of annual sales derived from direct exports and rescaled to</w:t>
+      </w:r>
+      <w:r>
+        <w:t xml:space="preserve"> </w:t>
+      </w:r>
+      <w:r>
+        <w:t xml:space="preserve">the [0, 1] interval. FSTS is mean-centered before squaring in order to</w:t>
+      </w:r>
+      <w:r>
+        <w:t xml:space="preserve"> </w:t>
+      </w:r>
+      <w:r>
+        <w:t xml:space="preserve">mitigate multicollinearity between the linear and quadratic terms (Aiken</w:t>
+      </w:r>
+      <w:r>
+        <w:t xml:space="preserve"> </w:t>
+      </w:r>
+      <w:r>
+        <w:t xml:space="preserve">&amp; West 1991). In the final specifications, variance inflation factors</w:t>
+      </w:r>
+      <w:r>
+        <w:t xml:space="preserve"> </w:t>
+      </w:r>
+      <w:r>
+        <w:t xml:space="preserve">remain below 3, indicating that multicollinearity is not a material</w:t>
+      </w:r>
+      <w:r>
+        <w:t xml:space="preserve"> </w:t>
+      </w:r>
+      <w:r>
+        <w:t xml:space="preserve">concern (O’Brien 2007).</w:t>
+      </w:r>
+    </w:p>
+    <w:bookmarkEnd w:id="37"/>
+    <w:bookmarkStart w:id="38" w:name="X5885cfa65cddf1d15b27f59176f9dbae5a8c10a"/>
+    <w:p>
+      <w:pPr>
+        <w:pStyle w:val="Heading4"/>
+      </w:pPr>
+      <w:r>
+        <w:t xml:space="preserve">3.2.3 TCI and DAI composites</w:t>
+      </w:r>
+    </w:p>
+    <w:p>
+      <w:pPr>
+        <w:pStyle w:val="FirstParagraph"/>
+      </w:pPr>
+      <w:r>
+        <w:t xml:space="preserve">Technological capability and digital adoption are modeled as two</w:t>
+      </w:r>
+      <w:r>
+        <w:t xml:space="preserve"> </w:t>
+      </w:r>
+      <w:r>
+        <w:t xml:space="preserve">distinct formative composites rather than reflective scales because</w:t>
+      </w:r>
+      <w:r>
+        <w:t xml:space="preserve"> </w:t>
+      </w:r>
+      <w:r>
+        <w:t xml:space="preserve">their indicators jointly constitute the constructs and are not</w:t>
+      </w:r>
+      <w:r>
+        <w:t xml:space="preserve"> </w:t>
+      </w:r>
+      <w:r>
+        <w:t xml:space="preserve">interchangeable manifestations of a single latent trait. The</w:t>
+      </w:r>
+      <w:r>
+        <w:t xml:space="preserve"> </w:t>
+      </w:r>
+      <w:r>
+        <w:t xml:space="preserve">Technological Capability Index (TCI) captures firm-internal capability</w:t>
+      </w:r>
+      <w:r>
+        <w:t xml:space="preserve"> </w:t>
+      </w:r>
+      <w:r>
+        <w:t xml:space="preserve">depth through external technology linkage, product innovation, R&amp;D</w:t>
+      </w:r>
+      <w:r>
+        <w:t xml:space="preserve"> </w:t>
+      </w:r>
+      <w:r>
+        <w:t xml:space="preserve">effort, and quality certification. The Digital Adoption Index (DAI)</w:t>
+      </w:r>
+      <w:r>
+        <w:t xml:space="preserve"> </w:t>
+      </w:r>
+      <w:r>
+        <w:t xml:space="preserve">captures firms’ uptake of foundational digital interfaces and</w:t>
+      </w:r>
+      <w:r>
+        <w:t xml:space="preserve"> </w:t>
+      </w:r>
+      <w:r>
+        <w:t xml:space="preserve">transaction-enabling mechanisms through website or digital presence,</w:t>
+      </w:r>
+      <w:r>
+        <w:t xml:space="preserve"> </w:t>
+      </w:r>
+      <w:r>
+        <w:t xml:space="preserve">customer-side electronic payment intensity, and supplier-side electronic</w:t>
+      </w:r>
+      <w:r>
+        <w:t xml:space="preserve"> </w:t>
+      </w:r>
+      <w:r>
+        <w:t xml:space="preserve">payment intensity. Consistent with the measurement boundary emphasized</w:t>
+      </w:r>
+      <w:r>
+        <w:t xml:space="preserve"> </w:t>
+      </w:r>
+      <w:r>
+        <w:t xml:space="preserve">in the manuscript, DAI should be interpreted as a Tier 1–2</w:t>
+      </w:r>
+      <w:r>
+        <w:t xml:space="preserve"> </w:t>
+      </w:r>
+      <w:r>
+        <w:t xml:space="preserve">digital-adoption construct rather than as a broader measure of digitally</w:t>
+      </w:r>
+      <w:r>
+        <w:t xml:space="preserve"> </w:t>
+      </w:r>
+      <w:r>
+        <w:t xml:space="preserve">integrated organizational capability. Following the</w:t>
+      </w:r>
+      <w:r>
+        <w:t xml:space="preserve"> </w:t>
+      </w:r>
+      <w:r>
+        <w:t xml:space="preserve">formative-measurement logic adopted in the study, component indicators</w:t>
+      </w:r>
+      <w:r>
+        <w:t xml:space="preserve"> </w:t>
+      </w:r>
+      <w:r>
+        <w:t xml:space="preserve">are standardized, aggregated using equal weights, and then</w:t>
+      </w:r>
+      <w:r>
+        <w:t xml:space="preserve"> </w:t>
+      </w:r>
+      <w:r>
+        <w:t xml:space="preserve">re-standardized so that coefficients are interpretable in</w:t>
+      </w:r>
+      <w:r>
+        <w:t xml:space="preserve"> </w:t>
+      </w:r>
+      <w:r>
+        <w:t xml:space="preserve">standard-deviation units.</w:t>
+      </w:r>
+    </w:p>
+    <w:p>
+      <w:pPr>
+        <w:pStyle w:val="BodyText"/>
+      </w:pPr>
       <w:r>
         <w:rPr>
           <w:bCs/>
           <w:b/>
         </w:rPr>
-        <w:t xml:space="preserve">Figures:</w:t>
-      </w:r>
-      <w:r>
-        <w:t xml:space="preserve"> </w:t>
-      </w:r>
-      <w:r>
-        <w:t xml:space="preserve">10</w:t>
-      </w:r>
-    </w:p>
-    <w:bookmarkStart w:id="24" w:name="abstract"/>
-    <w:p>
-      <w:pPr>
-        <w:pStyle w:val="Heading2"/>
-      </w:pPr>
-      <w:r>
-        <w:t xml:space="preserve">Abstract</w:t>
+        <w:t xml:space="preserve">R1 sensitivity diagnostic (Tier-1-only DAI).</w:t>
+      </w:r>
+      <w:r>
+        <w:t xml:space="preserve"> </w:t>
+      </w:r>
+      <w:r>
+        <w:t xml:space="preserve">A sensitivity check</w:t>
+      </w:r>
+      <w:r>
+        <w:t xml:space="preserve"> </w:t>
+      </w:r>
+      <w:r>
+        <w:t xml:space="preserve">replaces the Tier-1+2 composite DAI with a Tier-1-only variant</w:t>
+      </w:r>
+      <w:r>
+        <w:t xml:space="preserve"> </w:t>
+      </w:r>
+      <w:r>
+        <w:t xml:space="preserve">(website-presence indicator,</w:t>
+      </w:r>
+      <w:r>
+        <w:t xml:space="preserve"> </w:t>
+      </w:r>
+      <w:r>
+        <w:rPr>
+          <w:rStyle w:val="VerbatimChar"/>
+        </w:rPr>
+        <w:t xml:space="preserve">c22b</w:t>
+      </w:r>
+      <w:r>
+        <w:t xml:space="preserve"> </w:t>
+      </w:r>
+      <w:r>
+        <w:t xml:space="preserve">only), restoring the single-item</w:t>
+      </w:r>
+      <w:r>
+        <w:t xml:space="preserve"> </w:t>
+      </w:r>
+      <w:r>
+        <w:t xml:space="preserve">digital-presence measure used in less digitally mature WBES settings</w:t>
+      </w:r>
+      <w:r>
+        <w:t xml:space="preserve"> </w:t>
+      </w:r>
+      <w:r>
+        <w:t xml:space="preserve">(e.g., Vietnam 2009–2015). The key result is that the FSTS²×DAI</w:t>
+      </w:r>
+      <w:r>
+        <w:t xml:space="preserve"> </w:t>
+      </w:r>
+      <w:r>
+        <w:t xml:space="preserve">quadratic interaction coefficient attenuates substantially, from β =</w:t>
+      </w:r>
+      <w:r>
+        <w:t xml:space="preserve"> </w:t>
+      </w:r>
+      <w:r>
+        <w:t xml:space="preserve">+3.119 (p = .005) in the Tier-1+2 specification to a smaller and</w:t>
+      </w:r>
+      <w:r>
+        <w:t xml:space="preserve"> </w:t>
+      </w:r>
+      <w:r>
+        <w:t xml:space="preserve">statistically weaker estimate, while the Tier-1+2 full model's adjusted</w:t>
+      </w:r>
+      <w:r>
+        <w:t xml:space="preserve"> </w:t>
+      </w:r>
+      <w:r>
+        <w:t xml:space="preserve">R² advantage is also reduced. This pattern is directionally consistent</w:t>
+      </w:r>
+      <w:r>
+        <w:t xml:space="preserve"> </w:t>
+      </w:r>
+      <w:r>
+        <w:t xml:space="preserve">with the theoretical construct-boundary argument developed in §1.2 and</w:t>
+      </w:r>
+      <w:r>
+        <w:t xml:space="preserve"> </w:t>
+      </w:r>
+      <w:r>
+        <w:t xml:space="preserve">§3.2.3: the conditional-scaling mechanism is empirically legible when</w:t>
+      </w:r>
+      <w:r>
+        <w:t xml:space="preserve"> </w:t>
+      </w:r>
+      <w:r>
+        <w:t xml:space="preserve">DAI captures the Tier-2 transaction-enabling layer (e-payment intensity</w:t>
+      </w:r>
+      <w:r>
+        <w:t xml:space="preserve"> </w:t>
+      </w:r>
+      <w:r>
+        <w:t xml:space="preserve">on both customer and supplier sides), but not when the construct is</w:t>
+      </w:r>
+      <w:r>
+        <w:t xml:space="preserve"> </w:t>
+      </w:r>
+      <w:r>
+        <w:t xml:space="preserve">restricted to the Tier-1 digital-presence indicator alone. In</w:t>
+      </w:r>
+      <w:r>
+        <w:t xml:space="preserve"> </w:t>
+      </w:r>
+      <w:r>
+        <w:t xml:space="preserve">Singapore's high-saturation institutional setting, the website indicator</w:t>
+      </w:r>
+      <w:r>
+        <w:t xml:space="preserve"> </w:t>
+      </w:r>
+      <w:r>
+        <w:t xml:space="preserve">carries insufficient discriminatory power to identify the</w:t>
+      </w:r>
+      <w:r>
+        <w:t xml:space="preserve"> </w:t>
+      </w:r>
+      <w:r>
+        <w:t xml:space="preserve">export-contingent amplification signal; Tier-2 e-payment intensity</w:t>
+      </w:r>
+      <w:r>
+        <w:t xml:space="preserve"> </w:t>
+      </w:r>
+      <w:r>
+        <w:t xml:space="preserve">provides the additional measurement variation required. The Tier-1-only</w:t>
+      </w:r>
+      <w:r>
+        <w:t xml:space="preserve"> </w:t>
+      </w:r>
+      <w:r>
+        <w:t xml:space="preserve">sensitivity results are available in the Stata replication package</w:t>
+      </w:r>
+      <w:r>
+        <w:t xml:space="preserve"> </w:t>
+      </w:r>
+      <w:r>
+        <w:t xml:space="preserve">(</w:t>
+      </w:r>
+      <w:r>
+        <w:rPr>
+          <w:rStyle w:val="VerbatimChar"/>
+        </w:rPr>
+        <w:t xml:space="preserve">do/02_run_models.do</w:t>
+      </w:r>
+      <w:r>
+        <w:t xml:space="preserve">, PART C) and are consistent with the §1.3</w:t>
+      </w:r>
+      <w:r>
+        <w:t xml:space="preserve"> </w:t>
+      </w:r>
+      <w:r>
+        <w:t xml:space="preserve">supporting contribution on construct-tier specificity.</w:t>
+      </w:r>
+    </w:p>
+    <w:bookmarkEnd w:id="38"/>
+    <w:bookmarkStart w:id="39" w:name="X7f318314f3a5164dbb5d2e2bfe8bd11c34b488e"/>
+    <w:p>
+      <w:pPr>
+        <w:pStyle w:val="Heading4"/>
+      </w:pPr>
+      <w:r>
+        <w:t xml:space="preserve">3.2.4 Controls</w:t>
       </w:r>
     </w:p>
     <w:p>
       <w:pPr>
         <w:pStyle w:val="FirstParagraph"/>
+      </w:pPr>
+      <w:r>
+        <w:t xml:space="preserve">The models include firm size, firm age, foreign ownership, and broad</w:t>
+      </w:r>
+      <w:r>
+        <w:t xml:space="preserve"> </w:t>
+      </w:r>
+      <w:r>
+        <w:t xml:space="preserve">sector fixed effects as controls. Firm size is measured as the natural</w:t>
+      </w:r>
+      <w:r>
+        <w:t xml:space="preserve"> </w:t>
+      </w:r>
+      <w:r>
+        <w:t xml:space="preserve">logarithm of the number of full-time employees, firm age is calculated</w:t>
+      </w:r>
+      <w:r>
+        <w:t xml:space="preserve"> </w:t>
+      </w:r>
+      <w:r>
+        <w:t xml:space="preserve">from year of establishment, and foreign ownership is coded as an</w:t>
+      </w:r>
+      <w:r>
+        <w:t xml:space="preserve"> </w:t>
+      </w:r>
+      <w:r>
+        <w:t xml:space="preserve">indicator for at least 10% foreign equity. Broad sector indicators</w:t>
+      </w:r>
+      <w:r>
+        <w:t xml:space="preserve"> </w:t>
+      </w:r>
+      <w:r>
+        <w:t xml:space="preserve">distinguish manufacturing, retail, and other services and absorb</w:t>
+      </w:r>
+      <w:r>
+        <w:t xml:space="preserve"> </w:t>
+      </w:r>
+      <w:r>
+        <w:t xml:space="preserve">sector-level heterogeneity in productivity, export propensity, and</w:t>
+      </w:r>
+      <w:r>
+        <w:t xml:space="preserve"> </w:t>
+      </w:r>
+      <w:r>
+        <w:t xml:space="preserve">technology-adoption norms. Manager experience, originally motivated by</w:t>
+      </w:r>
+      <w:r>
+        <w:t xml:space="preserve"> </w:t>
+      </w:r>
+      <w:r>
+        <w:t xml:space="preserve">the upper-echelons framework (Hambrick and Mason 1984) and initially</w:t>
+      </w:r>
+      <w:r>
+        <w:t xml:space="preserve"> </w:t>
+      </w:r>
+      <w:r>
+        <w:t xml:space="preserve">considered as a control, was dropped after variance-inflation</w:t>
+      </w:r>
+      <w:r>
+        <w:t xml:space="preserve"> </w:t>
+      </w:r>
+      <w:r>
+        <w:t xml:space="preserve">diagnostics indicated problematic collinearity with firm size.</w:t>
+      </w:r>
+    </w:p>
+    <w:bookmarkEnd w:id="39"/>
+    <w:bookmarkEnd w:id="40"/>
+    <w:bookmarkStart w:id="41" w:name="X84482d10811f20e2a246857c008316fafc15eb6"/>
+    <w:p>
+      <w:pPr>
+        <w:pStyle w:val="Heading3"/>
+      </w:pPr>
+      <w:r>
+        <w:t xml:space="preserve">3.3 Estimation strategy and identification scope</w:t>
+      </w:r>
+    </w:p>
+    <w:p>
+      <w:pPr>
+        <w:pStyle w:val="FirstParagraph"/>
+      </w:pPr>
+      <w:r>
+        <w:t xml:space="preserve">The empirical analysis uses ordinary least squares with broad sector</w:t>
+      </w:r>
+      <w:r>
+        <w:t xml:space="preserve"> </w:t>
+      </w:r>
+      <w:r>
+        <w:t xml:space="preserve">fixed effects and HC1 heteroskedasticity-robust standard errors</w:t>
+      </w:r>
+      <w:r>
+        <w:t xml:space="preserve"> </w:t>
+      </w:r>
+      <w:r>
+        <w:t xml:space="preserve">throughout. Models are estimated sequentially, beginning with a</w:t>
+      </w:r>
+      <w:r>
+        <w:t xml:space="preserve"> </w:t>
+      </w:r>
+      <w:r>
+        <w:t xml:space="preserve">controls-only specification and then moving to a linear</w:t>
+      </w:r>
+      <w:r>
+        <w:t xml:space="preserve"> </w:t>
+      </w:r>
+      <w:r>
+        <w:t xml:space="preserve">internationalization model, a quadratic full-sample benchmark,</w:t>
+      </w:r>
+      <w:r>
+        <w:t xml:space="preserve"> </w:t>
+      </w:r>
+      <w:r>
+        <w:t xml:space="preserve">direct-effect models for TCI and DAI, and full specifications that</w:t>
+      </w:r>
+      <w:r>
+        <w:t xml:space="preserve"> </w:t>
+      </w:r>
+      <w:r>
+        <w:t xml:space="preserve">incorporate moderation terms. In light of the strong concentration of</w:t>
+      </w:r>
+      <w:r>
+        <w:t xml:space="preserve"> </w:t>
+      </w:r>
+      <w:r>
+        <w:t xml:space="preserve">firms at zero exports, the baseline quadratic specification is</w:t>
+      </w:r>
+      <w:r>
+        <w:t xml:space="preserve"> </w:t>
+      </w:r>
+      <w:r>
+        <w:t xml:space="preserve">interpreted primarily as a descriptive full-sample benchmark rather than</w:t>
+      </w:r>
+      <w:r>
+        <w:t xml:space="preserve"> </w:t>
+      </w:r>
+      <w:r>
+        <w:t xml:space="preserve">as a standalone structural test of the conventional inverted-U logic.</w:t>
+      </w:r>
+      <w:r>
+        <w:t xml:space="preserve"> </w:t>
+      </w:r>
+      <w:r>
+        <w:t xml:space="preserve">This is important because the full-sample polynomial is necessarily</w:t>
+      </w:r>
+      <w:r>
+        <w:t xml:space="preserve"> </w:t>
+      </w:r>
+      <w:r>
+        <w:t xml:space="preserve">influenced by the domestic-versus-exporter split, whereas the</w:t>
+      </w:r>
+      <w:r>
+        <w:t xml:space="preserve"> </w:t>
+      </w:r>
+      <w:r>
+        <w:t xml:space="preserve">theoretical question developed in Sections 1–2 concerns how performance</w:t>
+      </w:r>
+      <w:r>
+        <w:t xml:space="preserve"> </w:t>
+      </w:r>
+      <w:r>
+        <w:t xml:space="preserve">evolves across the continuous export-intensity range. The later</w:t>
+      </w:r>
+      <w:r>
+        <w:t xml:space="preserve"> </w:t>
+      </w:r>
+      <w:r>
+        <w:t xml:space="preserve">specifications therefore focus on whether TCI and DAI exhibit distinct</w:t>
+      </w:r>
+      <w:r>
+        <w:t xml:space="preserve"> </w:t>
+      </w:r>
+      <w:r>
+        <w:t xml:space="preserve">direct and contingent associations, and the interpretation of nonlinear</w:t>
+      </w:r>
+      <w:r>
+        <w:t xml:space="preserve"> </w:t>
+      </w:r>
+      <w:r>
+        <w:t xml:space="preserve">structure is supplemented by extensive–intensive reasoning and</w:t>
+      </w:r>
+      <w:r>
+        <w:t xml:space="preserve"> </w:t>
+      </w:r>
+      <w:r>
+        <w:t xml:space="preserve">support-aware diagnostics rather than inferred from the quadratic fit</w:t>
+      </w:r>
+      <w:r>
+        <w:t xml:space="preserve"> </w:t>
+      </w:r>
+      <w:r>
+        <w:t xml:space="preserve">alone. Accordingly, the analysis does not treat the full-sample</w:t>
+      </w:r>
+      <w:r>
+        <w:t xml:space="preserve"> </w:t>
+      </w:r>
+      <w:r>
+        <w:t xml:space="preserve">polynomial as sufficient evidence of a formally identified inverted-U in</w:t>
+      </w:r>
+      <w:r>
+        <w:t xml:space="preserve"> </w:t>
+      </w:r>
+      <w:r>
+        <w:t xml:space="preserve">the observed data range. ln(LP) = α + β₁·FSTS_c + β₂·FSTS_c² + β₃·TCI +</w:t>
+      </w:r>
+      <w:r>
+        <w:t xml:space="preserve"> </w:t>
+      </w:r>
+      <w:r>
+        <w:t xml:space="preserve">β₄·DAI + β₅·(FSTS_c × DAI) + β₆·(FSTS_c² × DAI) + γ·controls + ε, The</w:t>
+      </w:r>
+      <w:r>
+        <w:t xml:space="preserve"> </w:t>
+      </w:r>
+      <w:r>
+        <w:t xml:space="preserve">full model includes centered FSTS, squared centered FSTS, TCI, DAI, the</w:t>
+      </w:r>
+      <w:r>
+        <w:t xml:space="preserve"> </w:t>
+      </w:r>
+      <w:r>
+        <w:t xml:space="preserve">interaction between FSTS and DAI, and the interaction between squared</w:t>
+      </w:r>
+      <w:r>
+        <w:t xml:space="preserve"> </w:t>
+      </w:r>
+      <w:r>
+        <w:t xml:space="preserve">FSTS and DAI, in addition to the control set. A supplementary</w:t>
+      </w:r>
+      <w:r>
+        <w:t xml:space="preserve"> </w:t>
+      </w:r>
+      <w:r>
+        <w:t xml:space="preserve">specification replaces the DAI interaction block with analogous TCI</w:t>
+      </w:r>
+      <w:r>
+        <w:t xml:space="preserve"> </w:t>
+      </w:r>
+      <w:r>
+        <w:t xml:space="preserve">interaction terms in order to assess whether any TCI moderation is</w:t>
+      </w:r>
+      <w:r>
+        <w:t xml:space="preserve"> </w:t>
+      </w:r>
+      <w:r>
+        <w:t xml:space="preserve">empirically detectable beyond its more stable direct association with</w:t>
+      </w:r>
+      <w:r>
+        <w:t xml:space="preserve"> </w:t>
+      </w:r>
+      <w:r>
+        <w:t xml:space="preserve">productivity. Following the recommendations of Haans et al. (2016) for</w:t>
+      </w:r>
+      <w:r>
+        <w:t xml:space="preserve"> </w:t>
+      </w:r>
+      <w:r>
+        <w:t xml:space="preserve">testing curvilinear relationships in strategy research, the study</w:t>
+      </w:r>
+      <w:r>
+        <w:t xml:space="preserve"> </w:t>
+      </w:r>
+      <w:r>
+        <w:t xml:space="preserve">applies the Lind and Mehlum (2010) test for a U-shaped or inverted-U</w:t>
+      </w:r>
+      <w:r>
+        <w:t xml:space="preserve"> </w:t>
+      </w:r>
+      <w:r>
+        <w:t xml:space="preserve">relationship to assess the quadratic shape formally. To assess whether</w:t>
+      </w:r>
+      <w:r>
+        <w:t xml:space="preserve"> </w:t>
+      </w:r>
+      <w:r>
+        <w:t xml:space="preserve">the DAI interaction block matters jointly, the study reports a joint</w:t>
+      </w:r>
+      <w:r>
+        <w:t xml:space="preserve"> </w:t>
+      </w:r>
+      <w:r>
+        <w:t xml:space="preserve">F-test on the two DAI interaction terms and also interprets effect size</w:t>
+      </w:r>
+      <w:r>
+        <w:t xml:space="preserve"> </w:t>
+      </w:r>
+      <w:r>
+        <w:t xml:space="preserve">using Cohen’s f² (Aguinis et al. 2005; Cohen 1988).</w:t>
+      </w:r>
+    </w:p>
+    <w:p>
+      <w:pPr>
+        <w:pStyle w:val="BodyText"/>
       </w:pPr>
       <w:r>
         <w:rPr>
           <w:bCs/>
           <w:b/>
         </w:rPr>
-        <w:t xml:space="preserve">Purpose:</w:t>
-      </w:r>
-      <w:r>
-        <w:t xml:space="preserve"> </w:t>
-      </w:r>
-      <w:r>
-        <w:t xml:space="preserve">This study examines how technological capability (TCI) and foundational digital adoption (DAI) relate to the internationalization–performance (I–P) relationship among firms in Singapore, a boundary-case test at the advanced-economy ceiling of the institutional-context (ICRV) spectrum, where digital infrastructure is near-universally diffused.</w:t>
-      </w:r>
-    </w:p>
-    <w:p>
-      <w:pPr>
-        <w:pStyle w:val="BodyText"/>
-      </w:pPr>
-      <w:r>
-        <w:rPr>
-          <w:bCs/>
-          <w:b/>
-        </w:rPr>
-        <w:t xml:space="preserve">Design/methodology/approach:</w:t>
-      </w:r>
-      <w:r>
-        <w:t xml:space="preserve"> </w:t>
-      </w:r>
-      <w:r>
-        <w:t xml:space="preserve">Using World Bank Enterprise Survey microdata (Singapore 2023, N = 623), the analysis separates firm-internal capability depth (TCI) from foundational digital interfaces and transaction-enabling mechanisms (DAI), estimating quadratic export-intensity models of labour productivity with capability interactions.</w:t>
-      </w:r>
-    </w:p>
-    <w:p>
-      <w:pPr>
-        <w:pStyle w:val="BodyText"/>
-      </w:pPr>
-      <w:r>
-        <w:rPr>
-          <w:bCs/>
-          <w:b/>
-        </w:rPr>
-        <w:t xml:space="preserve">Findings:</w:t>
-      </w:r>
-      <w:r>
-        <w:t xml:space="preserve"> </w:t>
-      </w:r>
-      <w:r>
-        <w:t xml:space="preserve">Three findings emerge. First, within the observed export-intensity range the I–P relationship is better characterized as predominantly positive with mild quadratic curvature than as an inverted-U, with the implied turning point in a sparsely populated upper tail. Second, TCI is positively associated with labour productivity, but no TCI moderation of the I–P curve is detected. Third, DAI does not produce a uniform productivity premium; its productivity association becomes more positive only at higher export intensity, with the clearest signal in the high-export tail.</w:t>
-      </w:r>
-    </w:p>
-    <w:p>
-      <w:pPr>
-        <w:pStyle w:val="BodyText"/>
-      </w:pPr>
-      <w:r>
-        <w:rPr>
-          <w:bCs/>
-          <w:b/>
-        </w:rPr>
-        <w:t xml:space="preserve">Originality/value:</w:t>
-      </w:r>
-      <w:r>
-        <w:t xml:space="preserve"> </w:t>
-      </w:r>
-      <w:r>
-        <w:t xml:space="preserve">At the advanced-economy ceiling, foundational digital adoption functions as a contingent scaling resource whose productivity relevance activates under cross-border coordination demands, rather than as a firm-wide productivity advantage. The boundary-case design clarifies</w:t>
+        <w:t xml:space="preserve">Identification strategy and choice of OLS as primary specification.</w:t>
+      </w:r>
+      <w:r>
+        <w:t xml:space="preserve"> </w:t>
+      </w:r>
+      <w:r>
+        <w:t xml:space="preserve">Because the single-wave WBES Singapore 2023 design offers no instrument</w:t>
+      </w:r>
+      <w:r>
+        <w:t xml:space="preserve"> </w:t>
+      </w:r>
+      <w:r>
+        <w:t xml:space="preserve">satisfying the exclusion restriction for either export intensity or</w:t>
+      </w:r>
+      <w:r>
+        <w:t xml:space="preserve"> </w:t>
+      </w:r>
+      <w:r>
+        <w:t xml:space="preserve">digital adoption, cross-sectional variation in trade costs,</w:t>
+      </w:r>
+      <w:r>
+        <w:t xml:space="preserve"> </w:t>
+      </w:r>
+      <w:r>
+        <w:t xml:space="preserve">export-promotion eligibility, or broadband-rollout timing is not</w:t>
+      </w:r>
+      <w:r>
+        <w:t xml:space="preserve"> </w:t>
+      </w:r>
+      <w:r>
+        <w:t xml:space="preserve">available within the survey frame, OLS with HC1 robust standard errors</w:t>
+      </w:r>
+      <w:r>
+        <w:t xml:space="preserve"> </w:t>
+      </w:r>
+      <w:r>
+        <w:t xml:space="preserve">is adopted as the primary specification. This choice follows Wolfolds</w:t>
+      </w:r>
+      <w:r>
+        <w:t xml:space="preserve"> </w:t>
+      </w:r>
+      <w:r>
+        <w:t xml:space="preserve">and Siegel (2019), who find that a Heckman two-step correction</w:t>
       </w:r>
       <w:r>
         <w:t xml:space="preserve"> </w:t>
@@ -275,2930 +2952,159 @@
           <w:iCs/>
           <w:i/>
         </w:rPr>
-        <w:t xml:space="preserve">when</w:t>
-      </w:r>
-      <w:r>
-        <w:t xml:space="preserve">, rather than</w:t>
-      </w:r>
-      <w:r>
-        <w:t xml:space="preserve"> </w:t>
-      </w:r>
+        <w:t xml:space="preserve">without</w:t>
+      </w:r>
+      <w:r>
+        <w:t xml:space="preserve"> </w:t>
+      </w:r>
+      <w:r>
+        <w:t xml:space="preserve">a credible exclusion restriction can produce more biased estimates than</w:t>
+      </w:r>
+      <w:r>
+        <w:t xml:space="preserve"> </w:t>
+      </w:r>
+      <w:r>
+        <w:t xml:space="preserve">the OLS baseline it is intended to correct. A reduced-form</w:t>
+      </w:r>
+      <w:r>
+        <w:t xml:space="preserve"> </w:t>
+      </w:r>
+      <w:r>
+        <w:t xml:space="preserve">inverse-Mills-ratio sensitivity diagnostic for selection at the</w:t>
+      </w:r>
+      <w:r>
+        <w:t xml:space="preserve"> </w:t>
+      </w:r>
+      <w:r>
+        <w:t xml:space="preserve">extensive margin of exporting is reported in §3.4 below for</w:t>
+      </w:r>
+      <w:r>
+        <w:t xml:space="preserve"> </w:t>
+      </w:r>
+      <w:r>
+        <w:t xml:space="preserve">transparency, but is not treated as the primary specification. The</w:t>
+      </w:r>
+      <w:r>
+        <w:t xml:space="preserve"> </w:t>
+      </w:r>
+      <w:r>
+        <w:t xml:space="preserve">associational nature of the OLS estimates is therefore acknowledged</w:t>
+      </w:r>
+      <w:r>
+        <w:t xml:space="preserve"> </w:t>
+      </w:r>
+      <w:r>
+        <w:t xml:space="preserve">upfront, and inferential claims are bounded to within-context</w:t>
+      </w:r>
+      <w:r>
+        <w:t xml:space="preserve"> </w:t>
+      </w:r>
+      <w:r>
+        <w:t xml:space="preserve">associations rather than causal effects.</w:t>
+      </w:r>
+    </w:p>
+    <w:bookmarkEnd w:id="41"/>
+    <w:bookmarkStart w:id="42" w:name="X4758c326240d97a48e7d79456dba8f6cc5c46be"/>
+    <w:p>
+      <w:pPr>
+        <w:pStyle w:val="Heading3"/>
+      </w:pPr>
+      <w:r>
+        <w:t xml:space="preserve">3.4 Boundary conditions and identification scope</w:t>
+      </w:r>
+    </w:p>
+    <w:p>
+      <w:pPr>
+        <w:pStyle w:val="FirstParagraph"/>
+      </w:pPr>
+      <w:r>
+        <w:t xml:space="preserve">Four boundary conditions delimit the inferential reach of the OLS specification; the §4 results are read against them without recurrent caveats.</w:t>
+      </w:r>
+    </w:p>
+    <w:p>
+      <w:pPr>
+        <w:pStyle w:val="BodyText"/>
+      </w:pPr>
       <w:r>
         <w:rPr>
           <w:iCs/>
           <w:i/>
         </w:rPr>
-        <w:t xml:space="preserve">whether</w:t>
-      </w:r>
-      <w:r>
-        <w:t xml:space="preserve">, digital adoption matters for internationalizing firms.</w:t>
+        <w:t xml:space="preserve">(i) Sample support.</w:t>
+      </w:r>
+      <w:r>
+        <w:t xml:space="preserve"> </w:t>
+      </w:r>
+      <w:r>
+        <w:t xml:space="preserve">Within the WBES SME frame, 82% of firms report zero exports, 18% any positive intensity, and only 3% exceed 50% FSTS. The quadratic curvature is thus identified mainly through the FSTS = 0 versus FSTS &gt; 0 contrast, with limited upper-tail support. The fitted turning point near FSTS ≈ 88.6% lies in a sparse region with a wide 95% bootstrap CI ([53%, 253%]) despite an inverted-U shape in 96.3% of resamples; the right-side decline is therefore not formally identified within the supported range.</w:t>
       </w:r>
     </w:p>
     <w:p>
       <w:pPr>
         <w:pStyle w:val="BodyText"/>
       </w:pPr>
-      <w:r>
-        <w:rPr>
-          <w:bCs/>
-          <w:b/>
-        </w:rPr>
-        <w:t xml:space="preserve">Keywords:</w:t>
-      </w:r>
-      <w:r>
-        <w:t xml:space="preserve"> </w:t>
-      </w:r>
-      <w:r>
-        <w:t xml:space="preserve">internationalization–performance relationship; digital</w:t>
-      </w:r>
-      <w:r>
-        <w:t xml:space="preserve"> </w:t>
-      </w:r>
-      <w:r>
-        <w:t xml:space="preserve">adoption; technological capability; export intensity; labour</w:t>
-      </w:r>
-      <w:r>
-        <w:t xml:space="preserve"> </w:t>
-      </w:r>
-      <w:r>
-        <w:t xml:space="preserve">productivity; Singapore</w:t>
-      </w:r>
-    </w:p>
-    <w:bookmarkEnd w:id="24"/>
-    <w:bookmarkStart w:id="29" w:name="Xe3d0fc0bea9a42ce7605565d0964033d7f6ee47"/>
-    <w:p>
-      <w:pPr>
-        <w:pStyle w:val="Heading2"/>
-      </w:pPr>
-      <w:r>
-        <w:t xml:space="preserve">1 Introduction</w:t>
-      </w:r>
-    </w:p>
-    <w:bookmarkStart w:id="25" w:name="Xe5b26b80b1cffd635bf6d81ca2944b40daaf62d"/>
-    <w:p>
-      <w:pPr>
-        <w:pStyle w:val="Heading3"/>
-      </w:pPr>
-      <w:r>
-        <w:t xml:space="preserve">1.1 Background and motivation</w:t>
-      </w:r>
-    </w:p>
-    <w:p>
-      <w:pPr>
-        <w:pStyle w:val="FirstParagraph"/>
-      </w:pPr>
-      <w:r>
-        <w:t xml:space="preserve">Singapore is an analytically valuable setting for revisiting the internationalization–performance relationship because it combines high digital maturity with firm-level heterogeneity in export intensity. The classic I–P literature explains nonlinearity through a trade-off between the scale and learning benefits of expansion and the rising coordination costs of operating across markets, with the inverted-U as the modal pattern (Marano et al. 2016). Much of this literature, however, was developed in pre-digital or transitional settings whose institutional and infrastructural conditions differ from those of digitally advanced economies (Peng 2003; Peng et al. 2008). By contemporaneous assessments Singapore is at the frontier: 2nd globally (1st in Asia Pacific) in the StartupBlink Innovators Business Environment Index 2026, 4th in the Global Startup Ecosystem Index 2025, and 3rd in the UN e-Government Survey 2024, while Smart Nation 2.0 (2024) makes digital trust infrastructure explicit national policy (GovTech Singapore 2024; StartupBlink 2025, 2026).</w:t>
-      </w:r>
-    </w:p>
-    <w:p>
-      <w:pPr>
-        <w:pStyle w:val="BodyText"/>
-      </w:pPr>
-      <w:r>
-        <w:t xml:space="preserve">In such a context the relevant question is not whether firms still exhibit the conventional inverted-U, but whether digital maturity changes the export range over which the right-side decline becomes visible. If mature digital infrastructure attenuates communication, transaction, and information frictions, the coordination-cost mechanism underlying the classic inverted-U may be weakened, delayed, or pushed toward sparsely populated export levels (Bharadwaj et al. 2013; Verhoef et al. 2021). This creates a</w:t>
-      </w:r>
-      <w:r>
-        <w:t xml:space="preserve"> </w:t>
-      </w:r>
       <w:r>
         <w:rPr>
           <w:iCs/>
           <w:i/>
         </w:rPr>
-        <w:t xml:space="preserve">digital saturation paradox</w:t>
-      </w:r>
-      <w:r>
-        <w:t xml:space="preserve">: where Tier 1–2 interfaces (websites, electronic payments) are already widely diffused, enabled by Singapore's national Digital Public Infrastructure (World Bank 2025a), they function as hygiene factors for domestic operations rather than differentiating assets. Consistent with this, 82% of sampled firms report zero exports and only 3% exceed 50% foreign sales. The productivity returns to foundational digital adoption should therefore not manifest uniformly; they should become measurable mainly when firms face the intensified coordination demands of cross-border activity. Singapore thus serves as an analytically ideal stress test: domestic saturation removes the uniform-premium effect and leaves only the export-contingent signal.</w:t>
+        <w:t xml:space="preserve">(ii) Exporters-only power.</w:t>
+      </w:r>
+      <w:r>
+        <w:t xml:space="preserve"> </w:t>
+      </w:r>
+      <w:r>
+        <w:t xml:space="preserve">The exporters-only subsample (FSTS &gt; 0, N = 84) is the natural setting for the intensity-margin mechanism but is underpowered for the small moderation block (f² ≈ 0.018; power ≈ 16% at N = 84, against N ≳ 430 for 80% power; Leon 2004). Null moderation here is therefore not evidence against the conditional-scaling mechanism; conversely, the positive joint F-test in the R5 exporters-only specification (F = 6.32, p = .003, β = +2.821) is read as a high-prior-strength corroborating signal rather than an independent identifying test.</w:t>
       </w:r>
     </w:p>
     <w:p>
       <w:pPr>
         <w:pStyle w:val="BodyText"/>
       </w:pPr>
-      <w:r>
-        <w:t xml:space="preserve">A second motivation concerns construct clarity. In digitally advanced settings, firms differ not only in deeper technological capability rooted in learning, innovation, and absorptive capacity, but also in their adoption of basic digital interfaces and transaction-enabling systems. These domains should not be collapsed: technological capability reflects firm-internal capability depth (Barney 1991; Cohen and Levinthal 1990; Lall 1992), whereas digital adoption reflects participation in digitally enabled transactions contingent on the surrounding ecosystem (Bharadwaj et al. 2013; Verhoef et al. 2021).</w:t>
-      </w:r>
-    </w:p>
-    <w:bookmarkEnd w:id="25"/>
-    <w:bookmarkStart w:id="26" w:name="X2961a496af63dca26d6e29b654ead2e696c6fdd"/>
-    <w:p>
-      <w:pPr>
-        <w:pStyle w:val="Heading3"/>
-      </w:pPr>
-      <w:r>
-        <w:t xml:space="preserve">1.2 Research gap</w:t>
-      </w:r>
-    </w:p>
-    <w:p>
-      <w:pPr>
-        <w:pStyle w:val="FirstParagraph"/>
-      </w:pPr>
-      <w:r>
-        <w:t xml:space="preserve">Three gaps motivate this study. First, prior research has often bundled</w:t>
-      </w:r>
-      <w:r>
-        <w:t xml:space="preserve"> </w:t>
-      </w:r>
-      <w:r>
-        <w:t xml:space="preserve">digitalization-related firm attributes into broad umbrella constructs,</w:t>
-      </w:r>
-      <w:r>
-        <w:t xml:space="preserve"> </w:t>
-      </w:r>
-      <w:r>
-        <w:t xml:space="preserve">making it difficult to distinguish firm-internal technological</w:t>
-      </w:r>
-      <w:r>
-        <w:t xml:space="preserve"> </w:t>
-      </w:r>
-      <w:r>
-        <w:t xml:space="preserve">capability from more basic forms of digital adoption. This matters</w:t>
-      </w:r>
-      <w:r>
-        <w:t xml:space="preserve"> </w:t>
-      </w:r>
-      <w:r>
-        <w:t xml:space="preserve">because the two domains imply different mechanisms of advantage:</w:t>
-      </w:r>
-      <w:r>
-        <w:t xml:space="preserve"> </w:t>
-      </w:r>
-      <w:r>
-        <w:t xml:space="preserve">technological capability concerns learning, innovation, and absorptive</w:t>
-      </w:r>
-      <w:r>
-        <w:t xml:space="preserve"> </w:t>
-      </w:r>
-      <w:r>
-        <w:t xml:space="preserve">depth within the firm, whereas foundational digital adoption concerns</w:t>
-      </w:r>
-      <w:r>
-        <w:t xml:space="preserve"> </w:t>
-      </w:r>
-      <w:r>
-        <w:t xml:space="preserve">the use of digital interfaces and transaction-enabling systems that may</w:t>
-      </w:r>
-      <w:r>
-        <w:t xml:space="preserve"> </w:t>
-      </w:r>
-      <w:r>
-        <w:t xml:space="preserve">matter differently across stages of internationalization. Second,</w:t>
-      </w:r>
-      <w:r>
-        <w:t xml:space="preserve"> </w:t>
-      </w:r>
-      <w:r>
-        <w:t xml:space="preserve">although work on digital internationalization has generated important</w:t>
-      </w:r>
-      <w:r>
-        <w:t xml:space="preserve"> </w:t>
-      </w:r>
-      <w:r>
-        <w:t xml:space="preserve">conceptual advances, firm-level evidence remains limited on how basic</w:t>
-      </w:r>
-      <w:r>
-        <w:t xml:space="preserve"> </w:t>
-      </w:r>
-      <w:r>
-        <w:t xml:space="preserve">digital adoption relates to export intensity within a single digitally</w:t>
-      </w:r>
-      <w:r>
-        <w:t xml:space="preserve"> </w:t>
-      </w:r>
-      <w:r>
-        <w:t xml:space="preserve">advanced institutional environment. In particular, the literature still</w:t>
-      </w:r>
-      <w:r>
-        <w:t xml:space="preserve"> </w:t>
-      </w:r>
-      <w:r>
-        <w:t xml:space="preserve">offers limited evidence on whether foundational digital tools matter</w:t>
-      </w:r>
-      <w:r>
-        <w:t xml:space="preserve"> </w:t>
-      </w:r>
-      <w:r>
-        <w:t xml:space="preserve">uniformly across firms or become more relevant only when cross-border</w:t>
-      </w:r>
-      <w:r>
-        <w:t xml:space="preserve"> </w:t>
-      </w:r>
-      <w:r>
-        <w:t xml:space="preserve">coordination demands intensify. Focusing on Tier 1–2 adoption, the most</w:t>
-      </w:r>
-      <w:r>
-        <w:t xml:space="preserve"> </w:t>
-      </w:r>
-      <w:r>
-        <w:t xml:space="preserve">widely diffused and comparable digital layer, is therefore a deliberate</w:t>
-      </w:r>
-      <w:r>
-        <w:t xml:space="preserve"> </w:t>
-      </w:r>
-      <w:r>
-        <w:t xml:space="preserve">design choice: if even these foundational tools exhibit</w:t>
-      </w:r>
-      <w:r>
-        <w:t xml:space="preserve"> </w:t>
-      </w:r>
-      <w:r>
-        <w:t xml:space="preserve">export-contingent productivity associations, higher-tier technologies</w:t>
-      </w:r>
-      <w:r>
-        <w:t xml:space="preserve"> </w:t>
-      </w:r>
-      <w:r>
-        <w:t xml:space="preserve">(automation, integrated ERP, AI-enabled systems) should produce even</w:t>
-      </w:r>
-      <w:r>
-        <w:t xml:space="preserve"> </w:t>
-      </w:r>
-      <w:r>
-        <w:t xml:space="preserve">stronger differentiation, making this the most conservative and</w:t>
-      </w:r>
-      <w:r>
-        <w:t xml:space="preserve"> </w:t>
-      </w:r>
-      <w:r>
-        <w:t xml:space="preserve">replicable test of the conditional digital adoption hypothesis. Third,</w:t>
-      </w:r>
-      <w:r>
-        <w:t xml:space="preserve"> </w:t>
-      </w:r>
-      <w:r>
-        <w:t xml:space="preserve">the nonlinear internationalization–performance literature has documented</w:t>
-      </w:r>
-      <w:r>
-        <w:t xml:space="preserve"> </w:t>
-      </w:r>
-      <w:r>
-        <w:t xml:space="preserve">inverted-U patterns extensively, but the interpretation of such patterns</w:t>
-      </w:r>
-      <w:r>
-        <w:t xml:space="preserve"> </w:t>
-      </w:r>
-      <w:r>
-        <w:t xml:space="preserve">in a digitally advanced setting remains under-specified. In a case such</w:t>
-      </w:r>
-      <w:r>
-        <w:t xml:space="preserve"> </w:t>
-      </w:r>
-      <w:r>
-        <w:t xml:space="preserve">as Singapore, the unresolved issue is not whether one setting can</w:t>
-      </w:r>
-      <w:r>
-        <w:t xml:space="preserve"> </w:t>
-      </w:r>
-      <w:r>
-        <w:t xml:space="preserve">establish a general boundary condition for all digitally mature</w:t>
-      </w:r>
-      <w:r>
-        <w:t xml:space="preserve"> </w:t>
-      </w:r>
-      <w:r>
-        <w:t xml:space="preserve">economies, but how firm-level evidence from that setting should be</w:t>
-      </w:r>
-      <w:r>
-        <w:t xml:space="preserve"> </w:t>
-      </w:r>
-      <w:r>
-        <w:t xml:space="preserve">interpreted relative to the conventional nonlinear literature. This</w:t>
-      </w:r>
-      <w:r>
-        <w:t xml:space="preserve"> </w:t>
-      </w:r>
-      <w:r>
-        <w:t xml:space="preserve">study addresses that issue by examining whether the right-side decline</w:t>
-      </w:r>
-      <w:r>
-        <w:t xml:space="preserve"> </w:t>
-      </w:r>
-      <w:r>
-        <w:t xml:space="preserve">of the curve is clearly identifiable within the export-intensity range</w:t>
-      </w:r>
-      <w:r>
-        <w:t xml:space="preserve"> </w:t>
-      </w:r>
-      <w:r>
-        <w:t xml:space="preserve">actually occupied by firms in Singapore and by separating technological</w:t>
-      </w:r>
-      <w:r>
-        <w:t xml:space="preserve"> </w:t>
-      </w:r>
-      <w:r>
-        <w:t xml:space="preserve">capability from foundational digital adoption in the same empirical</w:t>
-      </w:r>
-      <w:r>
-        <w:t xml:space="preserve"> </w:t>
-      </w:r>
-      <w:r>
-        <w:t xml:space="preserve">framework.</w:t>
-      </w:r>
-    </w:p>
-    <w:bookmarkEnd w:id="26"/>
-    <w:bookmarkStart w:id="27" w:name="X494b14dde48fd709c427dcfac91526fdde5ec7e"/>
-    <w:p>
-      <w:pPr>
-        <w:pStyle w:val="Heading3"/>
-      </w:pPr>
-      <w:r>
-        <w:t xml:space="preserve">1.3 Contribution</w:t>
-      </w:r>
-    </w:p>
-    <w:p>
-      <w:pPr>
-        <w:pStyle w:val="FirstParagraph"/>
-      </w:pPr>
-      <w:r>
-        <w:t xml:space="preserve">This study makes one primary contribution and two supporting</w:t>
-      </w:r>
-      <w:r>
-        <w:t xml:space="preserve"> </w:t>
-      </w:r>
-      <w:r>
-        <w:t xml:space="preserve">contributions. Its primary contribution is to document that foundational</w:t>
-      </w:r>
-      <w:r>
-        <w:t xml:space="preserve"> </w:t>
-      </w:r>
-      <w:r>
-        <w:t xml:space="preserve">digital adoption (DAI) functions as a conditional scaling resource</w:t>
-      </w:r>
-      <w:r>
-        <w:t xml:space="preserve"> </w:t>
-      </w:r>
-      <w:r>
-        <w:t xml:space="preserve">rather than a uniform productivity premium in a digitally advanced</w:t>
-      </w:r>
-      <w:r>
-        <w:t xml:space="preserve"> </w:t>
-      </w:r>
-      <w:r>
-        <w:t xml:space="preserve">economy: the productivity association of Tier 1–2 digital adoption is</w:t>
-      </w:r>
-      <w:r>
-        <w:t xml:space="preserve"> </w:t>
-      </w:r>
-      <w:r>
-        <w:t xml:space="preserve">weak across most of the export-intensity distribution and becomes more</w:t>
-      </w:r>
-      <w:r>
-        <w:t xml:space="preserve"> </w:t>
-      </w:r>
-      <w:r>
-        <w:t xml:space="preserve">positive only in the high-export tail, where cross-border coordination</w:t>
-      </w:r>
-      <w:r>
-        <w:t xml:space="preserve"> </w:t>
-      </w:r>
-      <w:r>
-        <w:t xml:space="preserve">demands are densest. This within-context evidence from Singapore</w:t>
-      </w:r>
-      <w:r>
-        <w:t xml:space="preserve"> </w:t>
-      </w:r>
-      <w:r>
-        <w:t xml:space="preserve">supports a contingent digital complementarity mechanism, DAI as a</w:t>
-      </w:r>
-      <w:r>
-        <w:t xml:space="preserve"> </w:t>
-      </w:r>
-      <w:r>
-        <w:t xml:space="preserve">scaling lever whose value is realised under export-intensity conditions</w:t>
-      </w:r>
-      <w:r>
-        <w:t xml:space="preserve"> </w:t>
-      </w:r>
-      <w:r>
-        <w:t xml:space="preserve">rather than as a broad firm-level capability advantage. The evidence for</w:t>
-      </w:r>
-      <w:r>
-        <w:t xml:space="preserve"> </w:t>
-      </w:r>
-      <w:r>
-        <w:t xml:space="preserve">this mechanism (H3: positive quadratic DAI×FSTS² interaction, β=+3.119,</w:t>
-      </w:r>
-      <w:r>
-        <w:t xml:space="preserve"> </w:t>
-      </w:r>
-      <w:r>
-        <w:t xml:space="preserve">p=.005) is the most distinctive empirical finding and the one least</w:t>
-      </w:r>
-      <w:r>
-        <w:t xml:space="preserve"> </w:t>
-      </w:r>
-      <w:r>
-        <w:t xml:space="preserve">anticipated by prior literature. The first supporting contribution</w:t>
-      </w:r>
-      <w:r>
-        <w:t xml:space="preserve"> </w:t>
-      </w:r>
-      <w:r>
-        <w:t xml:space="preserve">qualifies the conventional nonlinear I–P literature. Within the observed</w:t>
-      </w:r>
-      <w:r>
-        <w:t xml:space="preserve"> </w:t>
-      </w:r>
-      <w:r>
-        <w:t xml:space="preserve">export-intensity range, the fitted quadratic is more defensibly read as</w:t>
-      </w:r>
-      <w:r>
-        <w:t xml:space="preserve"> </w:t>
-      </w:r>
-      <w:r>
-        <w:t xml:space="preserve">predominantly positive with mild curvature than as a formally</w:t>
-      </w:r>
-      <w:r>
-        <w:t xml:space="preserve"> </w:t>
-      </w:r>
-      <w:r>
-        <w:t xml:space="preserve">established inverted-U: the implied turning point lies near FSTS=88.6%,</w:t>
-      </w:r>
-      <w:r>
-        <w:t xml:space="preserve"> </w:t>
-      </w:r>
-      <w:r>
-        <w:t xml:space="preserve">in a sparsely populated upper tail, and the Lind–Mehlum test does not</w:t>
-      </w:r>
-      <w:r>
-        <w:t xml:space="preserve"> </w:t>
-      </w:r>
-      <w:r>
-        <w:t xml:space="preserve">formally confirm a right-side decline at conventional thresholds. In a</w:t>
-      </w:r>
-      <w:r>
-        <w:t xml:space="preserve"> </w:t>
-      </w:r>
-      <w:r>
-        <w:t xml:space="preserve">digitally mature economy where Tier 1–2 coordination tools are widely</w:t>
-      </w:r>
-      <w:r>
-        <w:t xml:space="preserve"> </w:t>
-      </w:r>
-      <w:r>
-        <w:t xml:space="preserve">diffused, this is an informative positive null, consistent with the</w:t>
-      </w:r>
-      <w:r>
-        <w:t xml:space="preserve"> </w:t>
-      </w:r>
-      <w:r>
-        <w:t xml:space="preserve">saturation hypothesis, rather than an anomaly. The study therefore</w:t>
-      </w:r>
-      <w:r>
-        <w:t xml:space="preserve"> </w:t>
-      </w:r>
-      <w:r>
-        <w:t xml:space="preserve">qualifies rather than overturns the nonlinear I–P literature. The second</w:t>
-      </w:r>
-      <w:r>
-        <w:t xml:space="preserve"> </w:t>
-      </w:r>
-      <w:r>
-        <w:t xml:space="preserve">supporting contribution is construct clarification. The analysis</w:t>
-      </w:r>
-      <w:r>
-        <w:t xml:space="preserve"> </w:t>
-      </w:r>
-      <w:r>
-        <w:t xml:space="preserve">distinguishes technological capability (TCI) from foundational digital</w:t>
-      </w:r>
-      <w:r>
-        <w:t xml:space="preserve"> </w:t>
-      </w:r>
-      <w:r>
-        <w:t xml:space="preserve">adoption (DAI), separating firm-internal capability depth from digitally</w:t>
-      </w:r>
-      <w:r>
-        <w:t xml:space="preserve"> </w:t>
-      </w:r>
-      <w:r>
-        <w:t xml:space="preserve">enabled interfaces and transaction mechanisms. This distinction matters</w:t>
-      </w:r>
-      <w:r>
-        <w:t xml:space="preserve"> </w:t>
-      </w:r>
-      <w:r>
-        <w:t xml:space="preserve">because the two constructs are associated with firm performance through</w:t>
-      </w:r>
-      <w:r>
-        <w:t xml:space="preserve"> </w:t>
-      </w:r>
-      <w:r>
-        <w:t xml:space="preserve">different empirical patterns: TCI shows a more stable direct</w:t>
-      </w:r>
-      <w:r>
-        <w:t xml:space="preserve"> </w:t>
-      </w:r>
-      <w:r>
-        <w:t xml:space="preserve">productivity association, whereas DAI shows a contingent</w:t>
-      </w:r>
-      <w:r>
-        <w:t xml:space="preserve"> </w:t>
-      </w:r>
-      <w:r>
-        <w:t xml:space="preserve">export-intensity-dependent pattern. The §4.5 R1 indicator-sensitivity</w:t>
-      </w:r>
-      <w:r>
-        <w:t xml:space="preserve"> </w:t>
-      </w:r>
-      <w:r>
-        <w:t xml:space="preserve">diagnostic further clarifies that the Tier-1+2 composition of DAI</w:t>
-      </w:r>
-      <w:r>
-        <w:t xml:space="preserve"> </w:t>
-      </w:r>
-      <w:r>
-        <w:t xml:space="preserve">combining website presence with two-way electronic-payment intensity</w:t>
-      </w:r>
-      <w:r>
-        <w:t xml:space="preserve"> </w:t>
-      </w:r>
-      <w:r>
-        <w:t xml:space="preserve">is what generates the discriminatory power across the export-intensity</w:t>
-      </w:r>
-      <w:r>
-        <w:t xml:space="preserve"> </w:t>
-      </w:r>
-      <w:r>
-        <w:t xml:space="preserve">range; a Tier-1-only restriction substantially weakens the quadratic</w:t>
-      </w:r>
-      <w:r>
-        <w:t xml:space="preserve"> </w:t>
-      </w:r>
-      <w:r>
-        <w:t xml:space="preserve">interaction, indicating that the empirical legibility of the</w:t>
-      </w:r>
-      <w:r>
-        <w:t xml:space="preserve"> </w:t>
-      </w:r>
-      <w:r>
-        <w:t xml:space="preserve">conditional-scaling mechanism depends on the institutional availability</w:t>
-      </w:r>
-      <w:r>
-        <w:t xml:space="preserve"> </w:t>
-      </w:r>
-      <w:r>
-        <w:t xml:space="preserve">of Tier-2 transaction-enabling infrastructure (see §5.1 for the</w:t>
-      </w:r>
-      <w:r>
-        <w:t xml:space="preserve"> </w:t>
-      </w:r>
-      <w:r>
-        <w:t xml:space="preserve">construct-boundary discussion).</w:t>
-      </w:r>
-    </w:p>
-    <w:bookmarkEnd w:id="27"/>
-    <w:bookmarkStart w:id="28" w:name="Xdd618d9602139b0eee88c4277e195c55d104c48"/>
-    <w:p>
-      <w:pPr>
-        <w:pStyle w:val="Heading3"/>
-      </w:pPr>
-      <w:r>
-        <w:t xml:space="preserve">1.4 Roadmap</w:t>
-      </w:r>
-    </w:p>
-    <w:p>
-      <w:pPr>
-        <w:pStyle w:val="FirstParagraph"/>
-      </w:pPr>
-      <w:r>
-        <w:t xml:space="preserve">Section 2 develops the theoretical framework and four hypotheses.</w:t>
-      </w:r>
-      <w:r>
-        <w:t xml:space="preserve"> </w:t>
-      </w:r>
-      <w:r>
-        <w:t xml:space="preserve">Section 3 describes data and methods. Section 4 reports results. Section</w:t>
-      </w:r>
-      <w:r>
-        <w:t xml:space="preserve"> </w:t>
-      </w:r>
-      <w:r>
-        <w:t xml:space="preserve">5 discusses theoretical and managerial implications. Section 6</w:t>
-      </w:r>
-      <w:r>
-        <w:t xml:space="preserve"> </w:t>
-      </w:r>
-      <w:r>
-        <w:t xml:space="preserve">concludes. Section 7 acknowledges limitations and future research</w:t>
-      </w:r>
-      <w:r>
-        <w:t xml:space="preserve"> </w:t>
-      </w:r>
-      <w:r>
-        <w:t xml:space="preserve">directions.</w:t>
-      </w:r>
-    </w:p>
-    <w:bookmarkEnd w:id="28"/>
-    <w:bookmarkEnd w:id="29"/>
-    <w:bookmarkStart w:id="38" w:name="X8bf20a63f0decf7b16e99d564b9958ec4fbbb23"/>
-    <w:p>
-      <w:pPr>
-        <w:pStyle w:val="Heading2"/>
-      </w:pPr>
-      <w:r>
-        <w:t xml:space="preserve">2 Theory and Hypotheses</w:t>
-      </w:r>
-    </w:p>
-    <w:bookmarkStart w:id="30" w:name="X9497e0c582d29cdf214e76507e8fbbcc0b6d410"/>
-    <w:p>
-      <w:pPr>
-        <w:pStyle w:val="Heading3"/>
-      </w:pPr>
-      <w:r>
-        <w:t xml:space="preserve">2.1 The internationalization–performance relationship</w:t>
-      </w:r>
-    </w:p>
-    <w:p>
-      <w:pPr>
-        <w:pStyle w:val="FirstParagraph"/>
-      </w:pPr>
-      <w:r>
-        <w:t xml:space="preserve">The I–P literature has produced extensive evidence of nonlinear</w:t>
-      </w:r>
-      <w:r>
-        <w:t xml:space="preserve"> </w:t>
-      </w:r>
-      <w:r>
-        <w:t xml:space="preserve">relationships between the degree of internationalization and firm</w:t>
-      </w:r>
-      <w:r>
-        <w:t xml:space="preserve"> </w:t>
-      </w:r>
-      <w:r>
-        <w:t xml:space="preserve">performance. Hitt et al. (1997) introduced the inverted-U logic: initial</w:t>
-      </w:r>
-      <w:r>
-        <w:t xml:space="preserve"> </w:t>
-      </w:r>
-      <w:r>
-        <w:t xml:space="preserve">internationalization yields scale and learning benefits, but at high</w:t>
-      </w:r>
-      <w:r>
-        <w:t xml:space="preserve"> </w:t>
-      </w:r>
-      <w:r>
-        <w:t xml:space="preserve">export intensities firms encounter cognitive and coordination ceilings</w:t>
-      </w:r>
-      <w:r>
-        <w:t xml:space="preserve"> </w:t>
-      </w:r>
-      <w:r>
-        <w:t xml:space="preserve">that erode the returns to further expansion. Contractor et al. (2003)</w:t>
-      </w:r>
-      <w:r>
-        <w:t xml:space="preserve"> </w:t>
-      </w:r>
-      <w:r>
-        <w:t xml:space="preserve">extended this logic to a three-stage S-curve, and Lu and Beamish (2004)</w:t>
-      </w:r>
-      <w:r>
-        <w:t xml:space="preserve"> </w:t>
-      </w:r>
-      <w:r>
-        <w:t xml:space="preserve">refined the inverted-U with attention to firm size and age effects. The</w:t>
-      </w:r>
-      <w:r>
-        <w:t xml:space="preserve"> </w:t>
-      </w:r>
-      <w:r>
-        <w:t xml:space="preserve">modal pattern across this literature is an inverted-U with a turning</w:t>
-      </w:r>
-      <w:r>
-        <w:t xml:space="preserve"> </w:t>
-      </w:r>
-      <w:r>
-        <w:t xml:space="preserve">point in the 30%–60% foreign-sales-to-total-sales (FSTS) range (Marano</w:t>
-      </w:r>
-      <w:r>
-        <w:t xml:space="preserve"> </w:t>
-      </w:r>
-      <w:r>
-        <w:t xml:space="preserve">et al. 2016). An important implication of the nonlinear I–P literature</w:t>
-      </w:r>
-      <w:r>
-        <w:t xml:space="preserve"> </w:t>
-      </w:r>
-      <w:r>
-        <w:t xml:space="preserve">is that the visibility of an inverted-U depends not only on theory but</w:t>
-      </w:r>
-      <w:r>
-        <w:t xml:space="preserve"> </w:t>
-      </w:r>
-      <w:r>
-        <w:t xml:space="preserve">also on where firms actually lie in the observed distribution of</w:t>
-      </w:r>
-      <w:r>
-        <w:t xml:space="preserve"> </w:t>
-      </w:r>
-      <w:r>
-        <w:t xml:space="preserve">internationalization intensity. If firms operate in a setting where</w:t>
-      </w:r>
-      <w:r>
-        <w:t xml:space="preserve"> </w:t>
-      </w:r>
-      <w:r>
-        <w:t xml:space="preserve">digital infrastructure and transaction systems reduce some coordination</w:t>
-      </w:r>
-      <w:r>
-        <w:t xml:space="preserve"> </w:t>
-      </w:r>
-      <w:r>
-        <w:t xml:space="preserve">frictions, the right-side decline may become harder to detect within the</w:t>
-      </w:r>
-      <w:r>
-        <w:t xml:space="preserve"> </w:t>
-      </w:r>
-      <w:r>
-        <w:t xml:space="preserve">export range most firms occupy, even if coordination costs do not</w:t>
-      </w:r>
-      <w:r>
-        <w:t xml:space="preserve"> </w:t>
-      </w:r>
-      <w:r>
-        <w:t xml:space="preserve">disappear in principle. Singapore is therefore analytically useful not</w:t>
-      </w:r>
-      <w:r>
-        <w:t xml:space="preserve"> </w:t>
-      </w:r>
-      <w:r>
-        <w:t xml:space="preserve">because it can by itself establish a general boundary condition for</w:t>
-      </w:r>
-      <w:r>
-        <w:t xml:space="preserve"> </w:t>
-      </w:r>
-      <w:r>
-        <w:t xml:space="preserve">digitally mature economies, but because it provides a within-context</w:t>
-      </w:r>
-      <w:r>
-        <w:t xml:space="preserve"> </w:t>
-      </w:r>
-      <w:r>
-        <w:t xml:space="preserve">case for examining how the conventional I–P logic appears when firms</w:t>
-      </w:r>
-      <w:r>
-        <w:t xml:space="preserve"> </w:t>
-      </w:r>
-      <w:r>
-        <w:t xml:space="preserve">operate in a digitally advanced institutional environment.</w:t>
-      </w:r>
-    </w:p>
-    <w:bookmarkEnd w:id="30"/>
-    <w:bookmarkStart w:id="31" w:name="X58009fa5124754b9d12ae223bf3908d651fea58"/>
-    <w:p>
-      <w:pPr>
-        <w:pStyle w:val="Heading3"/>
-      </w:pPr>
-      <w:r>
-        <w:t xml:space="preserve">2.2 Two distinct constructs: TCI and DAI</w:t>
-      </w:r>
-    </w:p>
-    <w:p>
-      <w:pPr>
-        <w:pStyle w:val="FirstParagraph"/>
-      </w:pPr>
-      <w:r>
-        <w:t xml:space="preserve">A recurring problem in the digital IB literature is collapsing heterogeneous firm attributes into a single umbrella construct, blurring internal capability depth and digitally enabled market participation (Verhoef et al. 2021). We instead distinguish a Technological Capability Index (TCI), anchored in the Lall–Cohen-Levinthal tradition (Cohen and Levinthal 1990; Lall 1992), from a Digital Adoption Index (DAI), anchored in the Bharadwaj–Verhoef digitalization tradition (Bharadwaj et al. 2013; Verhoef et al. 2021). The two refer to different domains of advantage: TCI captures internal stocks related to innovation, learning, and technology absorption, while DAI captures uptake of digital interfaces and transaction-enabling mechanisms, a more environmentally contingent advantage that depends on ecosystem maturity.</w:t>
-      </w:r>
-    </w:p>
-    <w:p>
-      <w:pPr>
-        <w:pStyle w:val="BodyText"/>
-      </w:pPr>
-      <w:r>
-        <w:t xml:space="preserve">The label "digital adoption" is more defensible than "digital capability" here because the available WBES indicators map onto basic digital presence and transaction usage rather than deeper integrated processes. In the Verhoef et al. (2021) hierarchy, website presence (c22b) corresponds to Tier-1 digitization and electronic-payment intensity (k33, k38) to Tier-2 digitalization; the composite therefore captures the foundational digital layer but cannot observe Tier-3 process integration (ERP, CRM) or Tier-4 digital dynamic capability (AI, platform orchestration). Retaining a broad "digital capability" label would overstate what the indicators support. Methodologically, both constructs satisfy the Coltman et al. (2008) four-criterion test for formative measurement, and combining them would violate the principle that constructs with different nomological nets should remain distinct.</w:t>
-      </w:r>
-    </w:p>
-    <w:bookmarkEnd w:id="31"/>
-    <w:bookmarkStart w:id="36" w:name="Xfeb3205642325e47f2817bab2cc060c9f999b02"/>
-    <w:p>
-      <w:pPr>
-        <w:pStyle w:val="Heading3"/>
-      </w:pPr>
-      <w:r>
-        <w:t xml:space="preserve">2.3 Hypothesis development</w:t>
-      </w:r>
-    </w:p>
-    <w:bookmarkStart w:id="32" w:name="X9de0e934912487c2b2355f424516474f67bf4ef"/>
-    <w:p>
-      <w:pPr>
-        <w:pStyle w:val="Heading4"/>
-      </w:pPr>
-      <w:r>
-        <w:t xml:space="preserve">2.3.1 TCI direct effect on productivity</w:t>
-      </w:r>
-    </w:p>
-    <w:p>
-      <w:pPr>
-        <w:pStyle w:val="FirstParagraph"/>
-      </w:pPr>
-      <w:r>
-        <w:t xml:space="preserve">Following the Lall (1992) capability tradition and the Cohen and</w:t>
-      </w:r>
-      <w:r>
-        <w:t xml:space="preserve"> </w:t>
-      </w:r>
-      <w:r>
-        <w:t xml:space="preserve">Levinthal (1990) absorptive-capacity logic, firms with deeper</w:t>
-      </w:r>
-      <w:r>
-        <w:t xml:space="preserve"> </w:t>
-      </w:r>
-      <w:r>
-        <w:t xml:space="preserve">technological capability should produce more output per unit of labour</w:t>
-      </w:r>
-      <w:r>
-        <w:t xml:space="preserve"> </w:t>
-      </w:r>
-      <w:r>
-        <w:t xml:space="preserve">input regardless of internationalization stage. Technological capability</w:t>
-      </w:r>
-      <w:r>
-        <w:t xml:space="preserve"> </w:t>
-      </w:r>
-      <w:r>
-        <w:t xml:space="preserve">reflects firm-internal investments in R&amp;D, innovation, foreign</w:t>
-      </w:r>
-      <w:r>
-        <w:t xml:space="preserve"> </w:t>
-      </w:r>
-      <w:r>
-        <w:t xml:space="preserve">technology licensing, and quality certification, all of which are</w:t>
-      </w:r>
-      <w:r>
-        <w:t xml:space="preserve"> </w:t>
-      </w:r>
-      <w:r>
-        <w:t xml:space="preserve">associated with a higher productivity floor, reflected in operational</w:t>
-      </w:r>
-      <w:r>
-        <w:t xml:space="preserve"> </w:t>
-      </w:r>
-      <w:r>
-        <w:t xml:space="preserve">efficiency, product quality, and learning routines (Avenyo et al. 2021;</w:t>
-      </w:r>
-      <w:r>
-        <w:t xml:space="preserve"> </w:t>
-      </w:r>
-      <w:r>
-        <w:t xml:space="preserve">Krammer et al. 2018). We therefore hypothesize: Hypothesis 1 (H1). In</w:t>
-      </w:r>
-      <w:r>
-        <w:t xml:space="preserve"> </w:t>
-      </w:r>
-      <w:r>
-        <w:t xml:space="preserve">Singapore's advanced-economy context, when firms invest more deeply in</w:t>
-      </w:r>
-      <w:r>
-        <w:t xml:space="preserve"> </w:t>
-      </w:r>
-      <w:r>
-        <w:t xml:space="preserve">R&amp;D, innovation, technology licensing, and quality certification, labour</w:t>
-      </w:r>
-      <w:r>
-        <w:t xml:space="preserve"> </w:t>
-      </w:r>
-      <w:r>
-        <w:t xml:space="preserve">productivity is higher because technological capability raises the</w:t>
-      </w:r>
-      <w:r>
-        <w:t xml:space="preserve"> </w:t>
-      </w:r>
-      <w:r>
-        <w:t xml:space="preserve">firm's operational efficiency and learning routines (Lall 1992; Cohen &amp;</w:t>
-      </w:r>
-      <w:r>
-        <w:t xml:space="preserve"> </w:t>
-      </w:r>
-      <w:r>
-        <w:t xml:space="preserve">Levinthal 1990), before any additional moderation of the I–P curve shape</w:t>
-      </w:r>
-      <w:r>
-        <w:t xml:space="preserve"> </w:t>
-      </w:r>
-      <w:r>
-        <w:t xml:space="preserve">is considered.</w:t>
-      </w:r>
-    </w:p>
-    <w:bookmarkEnd w:id="32"/>
-    <w:bookmarkStart w:id="33" w:name="Xd77aef7f084e33ec0dd33a50710ed9d88a5bd5f"/>
-    <w:p>
-      <w:pPr>
-        <w:pStyle w:val="Heading4"/>
-      </w:pPr>
-      <w:r>
-        <w:t xml:space="preserve">2.3.2 TCI moderation of the I–P relationship</w:t>
-      </w:r>
-    </w:p>
-    <w:p>
-      <w:pPr>
-        <w:pStyle w:val="FirstParagraph"/>
-      </w:pPr>
-      <w:r>
-        <w:t xml:space="preserve">A subtler prediction concerns whether technological capability alters</w:t>
-      </w:r>
-      <w:r>
-        <w:t xml:space="preserve"> </w:t>
-      </w:r>
-      <w:r>
-        <w:t xml:space="preserve">the shape of the internationalization–performance relationship rather</w:t>
-      </w:r>
-      <w:r>
-        <w:t xml:space="preserve"> </w:t>
-      </w:r>
-      <w:r>
-        <w:t xml:space="preserve">than simply raising average productivity. From a non-location-bound</w:t>
-      </w:r>
-      <w:r>
-        <w:t xml:space="preserve"> </w:t>
-      </w:r>
-      <w:r>
-        <w:t xml:space="preserve">firm-specific advantage perspective, technological capability may travel</w:t>
-      </w:r>
-      <w:r>
-        <w:t xml:space="preserve"> </w:t>
-      </w:r>
-      <w:r>
-        <w:t xml:space="preserve">across markets without requiring the same degree of adaptation as</w:t>
-      </w:r>
-      <w:r>
-        <w:t xml:space="preserve"> </w:t>
-      </w:r>
-      <w:r>
-        <w:t xml:space="preserve">context-dependent coordination tools. This suggests that its most stable</w:t>
-      </w:r>
-      <w:r>
-        <w:t xml:space="preserve"> </w:t>
-      </w:r>
-      <w:r>
-        <w:t xml:space="preserve">empirical role may lie in its direct association with productivity,</w:t>
-      </w:r>
-      <w:r>
-        <w:t xml:space="preserve"> </w:t>
-      </w:r>
-      <w:r>
-        <w:t xml:space="preserve">while any moderation of the FSTS–performance relationship is less</w:t>
-      </w:r>
-      <w:r>
-        <w:t xml:space="preserve"> </w:t>
-      </w:r>
-      <w:r>
-        <w:t xml:space="preserve">certain and should be treated as an empirical question rather than</w:t>
-      </w:r>
-      <w:r>
-        <w:t xml:space="preserve"> </w:t>
-      </w:r>
-      <w:r>
-        <w:t xml:space="preserve">presumed ex ante. Whether technological capability (TCI) also moderates</w:t>
-      </w:r>
-      <w:r>
-        <w:t xml:space="preserve"> </w:t>
-      </w:r>
-      <w:r>
-        <w:t xml:space="preserve">the internationalization–performance relationship is treated as an open</w:t>
-      </w:r>
-      <w:r>
-        <w:t xml:space="preserve"> </w:t>
-      </w:r>
-      <w:r>
-        <w:t xml:space="preserve">empirical question and assessed in a supplementary specification rather</w:t>
-      </w:r>
-      <w:r>
-        <w:t xml:space="preserve"> </w:t>
-      </w:r>
-      <w:r>
-        <w:t xml:space="preserve">than as a hypothesized moderation channel. Consequently, this paper</w:t>
-      </w:r>
-      <w:r>
-        <w:t xml:space="preserve"> </w:t>
-      </w:r>
-      <w:r>
-        <w:t xml:space="preserve">formally states H1, H2, and H3 only; a TCI moderation hypothesis is not</w:t>
-      </w:r>
-      <w:r>
-        <w:t xml:space="preserve"> </w:t>
-      </w:r>
-      <w:r>
-        <w:t xml:space="preserve">posited for the Singapore context, where the advanced-economy setting</w:t>
-      </w:r>
-      <w:r>
-        <w:t xml:space="preserve"> </w:t>
-      </w:r>
-      <w:r>
-        <w:t xml:space="preserve">and near-universal digital diffusion do not generate the institutional</w:t>
-      </w:r>
-      <w:r>
-        <w:t xml:space="preserve"> </w:t>
-      </w:r>
-      <w:r>
-        <w:t xml:space="preserve">heterogeneity that would support a confident ex-ante prediction about</w:t>
-      </w:r>
-      <w:r>
-        <w:t xml:space="preserve"> </w:t>
-      </w:r>
-      <w:r>
-        <w:t xml:space="preserve">TCI-contingent I–P curvature. The present paper's H2 and H3 are</w:t>
-      </w:r>
-      <w:r>
-        <w:t xml:space="preserve"> </w:t>
-      </w:r>
-      <w:r>
-        <w:t xml:space="preserve">accordingly numbered consecutively after H1: H2 captures the conditional</w:t>
-      </w:r>
-      <w:r>
-        <w:t xml:space="preserve"> </w:t>
-      </w:r>
-      <w:r>
-        <w:t xml:space="preserve">(non-uniform) DAI–productivity association, and H3 captures the</w:t>
-      </w:r>
-      <w:r>
-        <w:t xml:space="preserve"> </w:t>
-      </w:r>
-      <w:r>
-        <w:t xml:space="preserve">export-intensity-contingent moderation of DAI on the I–P relationship.</w:t>
-      </w:r>
-    </w:p>
-    <w:bookmarkEnd w:id="33"/>
-    <w:bookmarkStart w:id="34" w:name="Xca797cdf899e8025c95598929e8214dfe008510"/>
-    <w:p>
-      <w:pPr>
-        <w:pStyle w:val="Heading4"/>
-      </w:pPr>
-      <w:r>
-        <w:t xml:space="preserve">2.3.3 DAI direct effect on productivity</w:t>
-      </w:r>
-    </w:p>
-    <w:p>
-      <w:pPr>
-        <w:pStyle w:val="FirstParagraph"/>
-      </w:pPr>
-      <w:r>
-        <w:t xml:space="preserve">Digital adoption is associated with firm performance through faster</w:t>
-      </w:r>
-      <w:r>
-        <w:t xml:space="preserve"> </w:t>
-      </w:r>
-      <w:r>
-        <w:t xml:space="preserve">information flows, lower transaction frictions, and more efficient</w:t>
-      </w:r>
-      <w:r>
-        <w:t xml:space="preserve"> </w:t>
-      </w:r>
-      <w:r>
-        <w:t xml:space="preserve">digital exchange, but such associations are unlikely to be uniform</w:t>
-      </w:r>
-      <w:r>
-        <w:t xml:space="preserve"> </w:t>
-      </w:r>
-      <w:r>
-        <w:t xml:space="preserve">across firms. In the present empirical setting, the available indicators</w:t>
-      </w:r>
-      <w:r>
-        <w:t xml:space="preserve"> </w:t>
-      </w:r>
-      <w:r>
-        <w:t xml:space="preserve">capture foundational digital interfaces and transaction-enabling</w:t>
-      </w:r>
-      <w:r>
-        <w:t xml:space="preserve"> </w:t>
-      </w:r>
-      <w:r>
-        <w:t xml:space="preserve">mechanisms rather than deeper digitally integrated organizational</w:t>
-      </w:r>
-      <w:r>
-        <w:t xml:space="preserve"> </w:t>
-      </w:r>
-      <w:r>
-        <w:t xml:space="preserve">capabilities. Their productivity relevance is therefore not expected to</w:t>
-      </w:r>
-      <w:r>
-        <w:t xml:space="preserve"> </w:t>
-      </w:r>
-      <w:r>
-        <w:t xml:space="preserve">appear as a large, unconditional firm-wide premium, but as an</w:t>
-      </w:r>
-      <w:r>
-        <w:t xml:space="preserve"> </w:t>
-      </w:r>
-      <w:r>
-        <w:t xml:space="preserve">association whose strength may depend on the scale at which firms</w:t>
-      </w:r>
-      <w:r>
-        <w:t xml:space="preserve"> </w:t>
-      </w:r>
-      <w:r>
-        <w:t xml:space="preserve">actually use those digital channels. Hypothesis 2 (H2). In Singapore,</w:t>
-      </w:r>
-      <w:r>
-        <w:t xml:space="preserve"> </w:t>
-      </w:r>
-      <w:r>
-        <w:t xml:space="preserve">when firms adopt foundational digital interfaces and</w:t>
-      </w:r>
-      <w:r>
-        <w:t xml:space="preserve"> </w:t>
-      </w:r>
-      <w:r>
-        <w:t xml:space="preserve">transaction-enabling mechanisms (Tier 1–2), the productivity association</w:t>
-      </w:r>
-      <w:r>
-        <w:t xml:space="preserve"> </w:t>
-      </w:r>
-      <w:r>
-        <w:t xml:space="preserve">of DAI is conditional rather than uniform across firms, because the</w:t>
-      </w:r>
-      <w:r>
-        <w:t xml:space="preserve"> </w:t>
-      </w:r>
-      <w:r>
-        <w:t xml:space="preserve">marginal return to basic digital adoption depends on the scale at which</w:t>
-      </w:r>
-      <w:r>
-        <w:t xml:space="preserve"> </w:t>
-      </w:r>
-      <w:r>
-        <w:t xml:space="preserve">those digital channels are actually used (Bharadwaj et al. 2013; Verhoef</w:t>
-      </w:r>
-      <w:r>
-        <w:t xml:space="preserve"> </w:t>
-      </w:r>
-      <w:r>
-        <w:t xml:space="preserve">et al. 2021), until a level of export intensity is reached at which</w:t>
-      </w:r>
-      <w:r>
-        <w:t xml:space="preserve"> </w:t>
-      </w:r>
-      <w:r>
-        <w:t xml:space="preserve">cross-border coordination demands generate measurable returns.</w:t>
-      </w:r>
-    </w:p>
-    <w:bookmarkEnd w:id="34"/>
-    <w:bookmarkStart w:id="35" w:name="Xb90d981e4efafb918608a9cc7d37012dec59e7b"/>
-    <w:p>
-      <w:pPr>
-        <w:pStyle w:val="Heading4"/>
-      </w:pPr>
-      <w:r>
-        <w:t xml:space="preserve">2.3.4 DAI as a conditional complement to export intensity</w:t>
-      </w:r>
-    </w:p>
-    <w:p>
-      <w:pPr>
-        <w:pStyle w:val="FirstParagraph"/>
-      </w:pPr>
-      <w:r>
-        <w:t xml:space="preserve">The most specific prediction concerns whether foundational digital</w:t>
-      </w:r>
-      <w:r>
-        <w:t xml:space="preserve"> </w:t>
-      </w:r>
-      <w:r>
-        <w:t xml:space="preserve">adoption becomes more relevant when firms face denser cross-border</w:t>
-      </w:r>
-      <w:r>
-        <w:t xml:space="preserve"> </w:t>
-      </w:r>
-      <w:r>
-        <w:t xml:space="preserve">coordination demands. Firms with higher export intensity process more</w:t>
-      </w:r>
-      <w:r>
-        <w:t xml:space="preserve"> </w:t>
-      </w:r>
-      <w:r>
-        <w:t xml:space="preserve">transactions across customers, suppliers, and markets, making digital</w:t>
-      </w:r>
-      <w:r>
-        <w:t xml:space="preserve"> </w:t>
-      </w:r>
-      <w:r>
-        <w:t xml:space="preserve">interfaces and electronic transaction systems potentially more valuable</w:t>
-      </w:r>
-      <w:r>
-        <w:t xml:space="preserve"> </w:t>
-      </w:r>
-      <w:r>
-        <w:t xml:space="preserve">as scaling mechanisms. By contrast, firms with low export intensity may</w:t>
-      </w:r>
-      <w:r>
-        <w:t xml:space="preserve"> </w:t>
-      </w:r>
-      <w:r>
-        <w:t xml:space="preserve">have fewer opportunities to translate basic digital adoption into</w:t>
-      </w:r>
-      <w:r>
-        <w:t xml:space="preserve"> </w:t>
-      </w:r>
-      <w:r>
-        <w:t xml:space="preserve">measurable labour-productivity gains.</w:t>
-      </w:r>
-    </w:p>
-    <w:p>
-      <w:pPr>
-        <w:pStyle w:val="BodyText"/>
-      </w:pPr>
-      <w:r>
-        <w:rPr>
-          <w:bCs/>
-          <w:b/>
-        </w:rPr>
-        <w:t xml:space="preserve">Three candidate mechanisms.</w:t>
-      </w:r>
-      <w:r>
-        <w:t xml:space="preserve"> </w:t>
-      </w:r>
-      <w:r>
-        <w:t xml:space="preserve">Before stating H3 we name the three channels that could generate a positive export-contingent DAI association, since identifying the focal mechanism ex ante disciplines the empirical reading.</w:t>
-      </w:r>
-      <w:r>
-        <w:t xml:space="preserve"> </w:t>
-      </w:r>
       <w:r>
         <w:rPr>
           <w:iCs/>
           <w:i/>
         </w:rPr>
-        <w:t xml:space="preserve">Substitution</w:t>
-      </w:r>
-      <w:r>
-        <w:t xml:space="preserve">: foundational digital adoption compensates for weaker alternative coordination resources at higher export intensity, predicting a</w:t>
-      </w:r>
-      <w:r>
-        <w:t xml:space="preserve"> </w:t>
-      </w:r>
+        <w:t xml:space="preserve">(iii) Lind–Mehlum equivalence framing.</w:t>
+      </w:r>
+      <w:r>
+        <w:t xml:space="preserve"> </w:t>
+      </w:r>
+      <w:r>
+        <w:t xml:space="preserve">The non-rejection of monotonicity (p = .303) is conditioned on dense support around the turning point, which (i) shows is absent. Under the saturation hypothesis (§1.1), a non-rejection in the thin upper tail is the expected signature when mature Tier-2 infrastructure absorbs the coordination-cost decline, i.e., a positive theoretical signal rather than a methodological failure.</w:t>
+      </w:r>
+    </w:p>
+    <w:p>
+      <w:pPr>
+        <w:pStyle w:val="BodyText"/>
+      </w:pPr>
       <w:r>
         <w:rPr>
           <w:iCs/>
           <w:i/>
         </w:rPr>
-        <w:t xml:space="preserve">level shift</w:t>
-      </w:r>
-      <w:r>
-        <w:t xml:space="preserve"> </w:t>
-      </w:r>
-      <w:r>
-        <w:t xml:space="preserve">of the I–P curve for high-DAI firms but not necessarily accelerating returns.</w:t>
-      </w:r>
-      <w:r>
-        <w:t xml:space="preserve"> </w:t>
-      </w:r>
-      <w:r>
-        <w:rPr>
-          <w:iCs/>
-          <w:i/>
-        </w:rPr>
-        <w:t xml:space="preserve">Amplification</w:t>
-      </w:r>
-      <w:r>
-        <w:t xml:space="preserve">: digital adoption raises the</w:t>
-      </w:r>
-      <w:r>
-        <w:t xml:space="preserve"> </w:t>
-      </w:r>
-      <w:r>
-        <w:rPr>
-          <w:iCs/>
-          <w:i/>
-        </w:rPr>
-        <w:t xml:space="preserve">marginal</w:t>
-      </w:r>
-      <w:r>
-        <w:t xml:space="preserve"> </w:t>
-      </w:r>
-      <w:r>
-        <w:t xml:space="preserve">return to each additional unit of export intensity, rotating the curve upward, and is identified by a positive</w:t>
-      </w:r>
-      <w:r>
-        <w:t xml:space="preserve"> </w:t>
-      </w:r>
-      <w:r>
-        <w:rPr>
-          <w:iCs/>
-          <w:i/>
-        </w:rPr>
-        <w:t xml:space="preserve">quadratic</w:t>
-      </w:r>
-      <w:r>
-        <w:t xml:space="preserve"> </w:t>
-      </w:r>
-      <w:r>
-        <w:t xml:space="preserve">FSTS × DAI interaction (super-linear growth that a level shift would not produce).</w:t>
-      </w:r>
-      <w:r>
-        <w:t xml:space="preserve"> </w:t>
-      </w:r>
-      <w:r>
-        <w:rPr>
-          <w:iCs/>
-          <w:i/>
-        </w:rPr>
-        <w:t xml:space="preserve">Selection</w:t>
-      </w:r>
-      <w:r>
-        <w:t xml:space="preserve">: inherently more productive firms select into both high digital adoption and high export intensity, producing a positive cross-sectional interaction with no causal scaling; it predicts attenuation under sample restrictions and is the principal identification threat in a single-wave cross-section. H3 is framed under the amplification expectation, with the positive quadratic interaction serving as its test in §4 and substitution/selection retained as alternatives assessed against the §4.5 robustness evidence.</w:t>
-      </w:r>
-    </w:p>
-    <w:p>
-      <w:pPr>
-        <w:pStyle w:val="BodyText"/>
-      </w:pPr>
-      <w:r>
-        <w:t xml:space="preserve">Hypothesis 3 (H3). In Singapore, when firms operate at higher export</w:t>
-      </w:r>
-      <w:r>
-        <w:t xml:space="preserve"> </w:t>
-      </w:r>
-      <w:r>
-        <w:t xml:space="preserve">intensity, the association between digital adoption (DAI) and firm</w:t>
-      </w:r>
-      <w:r>
-        <w:t xml:space="preserve"> </w:t>
-      </w:r>
-      <w:r>
-        <w:t xml:space="preserve">performance becomes more positive because foundational digital tools</w:t>
-      </w:r>
-      <w:r>
-        <w:t xml:space="preserve"> </w:t>
-      </w:r>
-      <w:r>
-        <w:t xml:space="preserve">reduce cross-border coordination costs super-linearly rather than</w:t>
-      </w:r>
-      <w:r>
-        <w:t xml:space="preserve"> </w:t>
-      </w:r>
-      <w:r>
-        <w:t xml:space="preserve">proportionally (coordination platform mechanism: Stallkamp and Schotter</w:t>
-      </w:r>
-      <w:r>
-        <w:t xml:space="preserve"> </w:t>
-      </w:r>
-      <w:r>
-        <w:t xml:space="preserve">2021; Barney 1991), with the amplification effect becoming detectable</w:t>
-      </w:r>
-      <w:r>
-        <w:t xml:space="preserve"> </w:t>
-      </w:r>
-      <w:r>
-        <w:t xml:space="preserve">only beyond the export-intensity threshold at which transaction volume</w:t>
-      </w:r>
-      <w:r>
-        <w:t xml:space="preserve"> </w:t>
-      </w:r>
-      <w:r>
-        <w:t xml:space="preserve">justifies intensive use of digital interfaces and electronic-payment</w:t>
-      </w:r>
-      <w:r>
-        <w:t xml:space="preserve"> </w:t>
-      </w:r>
-      <w:r>
-        <w:t xml:space="preserve">systems.</w:t>
-      </w:r>
-    </w:p>
-    <w:bookmarkEnd w:id="35"/>
-    <w:bookmarkEnd w:id="36"/>
-    <w:bookmarkStart w:id="37" w:name="X120be97a373b91b5bab21d44e9895db7ca01e76"/>
-    <w:p>
-      <w:pPr>
-        <w:pStyle w:val="Heading3"/>
-      </w:pPr>
-      <w:r>
-        <w:t xml:space="preserve">2.4 Conceptual model</w:t>
-      </w:r>
-    </w:p>
-    <w:p>
-      <w:pPr>
-        <w:pStyle w:val="FirstParagraph"/>
-      </w:pPr>
-      <w:r>
-        <w:t xml:space="preserve">Figure 1 summarizes the conceptual model. The model treats TCI and DAI</w:t>
-      </w:r>
-      <w:r>
-        <w:t xml:space="preserve"> </w:t>
-      </w:r>
-      <w:r>
-        <w:t xml:space="preserve">as analytically distinct firm-level constructs that are associated with</w:t>
-      </w:r>
-      <w:r>
-        <w:t xml:space="preserve"> </w:t>
-      </w:r>
-      <w:r>
-        <w:t xml:space="preserve">firm performance through different channels. TCI enters the model</w:t>
-      </w:r>
-      <w:r>
-        <w:t xml:space="preserve"> </w:t>
-      </w:r>
-      <w:r>
-        <w:t xml:space="preserve">primarily as a direct-effect construct, reflecting firm-internal</w:t>
-      </w:r>
-      <w:r>
-        <w:t xml:space="preserve"> </w:t>
-      </w:r>
-      <w:r>
-        <w:t xml:space="preserve">capability depth grounded in learning, innovation, and technology</w:t>
-      </w:r>
-      <w:r>
-        <w:t xml:space="preserve"> </w:t>
-      </w:r>
-      <w:r>
-        <w:t xml:space="preserve">absorption; whether TCI also moderates the FSTS–performance relationship</w:t>
-      </w:r>
-      <w:r>
-        <w:t xml:space="preserve"> </w:t>
-      </w:r>
-      <w:r>
-        <w:t xml:space="preserve">is examined in a supplementary test rather than presumed ex ante. DAI,</w:t>
-      </w:r>
-      <w:r>
-        <w:t xml:space="preserve"> </w:t>
-      </w:r>
-      <w:r>
-        <w:t xml:space="preserve">by contrast, is the contingency variable on the I–P path: its</w:t>
-      </w:r>
-      <w:r>
-        <w:t xml:space="preserve"> </w:t>
-      </w:r>
-      <w:r>
-        <w:t xml:space="preserve">productivity relevance is theorized to vary across levels of export</w:t>
-      </w:r>
-      <w:r>
-        <w:t xml:space="preserve"> </w:t>
-      </w:r>
-      <w:r>
-        <w:t xml:space="preserve">intensity rather than to operate as a uniform direct premium, because</w:t>
-      </w:r>
-      <w:r>
-        <w:t xml:space="preserve"> </w:t>
-      </w:r>
-      <w:r>
-        <w:t xml:space="preserve">the observed indicators capture foundational digital interfaces and</w:t>
-      </w:r>
-      <w:r>
-        <w:t xml:space="preserve"> </w:t>
-      </w:r>
-      <w:r>
-        <w:t xml:space="preserve">transaction-enabling mechanisms whose relevance depends on how</w:t>
-      </w:r>
-      <w:r>
-        <w:t xml:space="preserve"> </w:t>
-      </w:r>
-      <w:r>
-        <w:t xml:space="preserve">intensively firms engage in cross-border operations. In this sense, H2</w:t>
-      </w:r>
-      <w:r>
-        <w:t xml:space="preserve"> </w:t>
-      </w:r>
-      <w:r>
-        <w:t xml:space="preserve">and H3 are jointly informative: H2 concerns the non-uniformity of the</w:t>
-      </w:r>
-      <w:r>
-        <w:t xml:space="preserve"> </w:t>
-      </w:r>
-      <w:r>
-        <w:t xml:space="preserve">DAI–productivity association, whereas H3 specifies the direction of that</w:t>
-      </w:r>
-      <w:r>
-        <w:t xml:space="preserve"> </w:t>
-      </w:r>
-      <w:r>
-        <w:t xml:space="preserve">contingency across export intensity. The model is therefore positioned</w:t>
-      </w:r>
-      <w:r>
-        <w:t xml:space="preserve"> </w:t>
-      </w:r>
-      <w:r>
-        <w:t xml:space="preserve">as a within-context framework for interpreting firm-level evidence from</w:t>
-      </w:r>
-      <w:r>
-        <w:t xml:space="preserve"> </w:t>
-      </w:r>
-      <w:r>
-        <w:t xml:space="preserve">Singapore rather than as a design that can, on its own, establish a</w:t>
-      </w:r>
-      <w:r>
-        <w:t xml:space="preserve"> </w:t>
-      </w:r>
-      <w:r>
-        <w:t xml:space="preserve">general boundary condition for digitally mature economies.</w:t>
-      </w:r>
-    </w:p>
-    <w:p>
-      <w:pPr>
-        <w:pStyle w:val="BodyText"/>
-      </w:pPr>
-      <w:r>
-        <w:t xml:space="preserve">Figure 1: Conceptual model, TCI and DAI moderating the I–P relationship</w:t>
-      </w:r>
-      <w:r>
-        <w:t xml:space="preserve"> </w:t>
-      </w:r>
-      <w:r>
-        <w:t xml:space="preserve">(Singapore)</w:t>
-      </w:r>
-    </w:p>
-    <w:p>
-      <w:pPr>
-        <w:pStyle w:val="BodyText"/>
-      </w:pPr>
-      <w:r>
-        <w:rPr>
-          <w:iCs/>
-          <w:i/>
-        </w:rPr>
-        <w:t xml:space="preserve">Figure 1.</w:t>
-      </w:r>
-      <w:r>
-        <w:t xml:space="preserve"> </w:t>
-      </w:r>
-      <w:r>
-        <w:t xml:space="preserve">Conceptual model for Paper 4 (Singapore).</w:t>
-      </w:r>
-    </w:p>
-    <w:p>
-      <w:pPr>
-        <w:pStyle w:val="BodyText"/>
-      </w:pPr>
-      <w:r>
-        <w:rPr>
-          <w:iCs/>
-          <w:i/>
-        </w:rPr>
-        <w:t xml:space="preserve">Note:</w:t>
-      </w:r>
-      <w:r>
-        <w:t xml:space="preserve"> </w:t>
-      </w:r>
-      <w:r>
-        <w:t xml:space="preserve">Solid arrows represent hypothesised direct effects; dashed</w:t>
-      </w:r>
-      <w:r>
-        <w:t xml:space="preserve"> </w:t>
-      </w:r>
-      <w:r>
-        <w:t xml:space="preserve">arrows represent moderating and conditional effects. The independent</w:t>
-      </w:r>
-      <w:r>
-        <w:t xml:space="preserve"> </w:t>
-      </w:r>
-      <w:r>
-        <w:t xml:space="preserve">variable, internationalisation intensity (FSTS, FSTS²_c), is placed at</w:t>
-      </w:r>
-      <w:r>
-        <w:t xml:space="preserve"> </w:t>
-      </w:r>
-      <w:r>
-        <w:t xml:space="preserve">left; the dependent variable, ln(labour productivity), is placed at</w:t>
-      </w:r>
-      <w:r>
-        <w:t xml:space="preserve"> </w:t>
-      </w:r>
-      <w:r>
-        <w:t xml:space="preserve">right. H1 (inverted-U tendency with support-constrained turning point</w:t>
-      </w:r>
-      <w:r>
-        <w:t xml:space="preserve"> </w:t>
-      </w:r>
-      <w:r>
-        <w:t xml:space="preserve">~88.6% FSTS, bootstrap CI [53%, 253%]) is grounded in</w:t>
-      </w:r>
-      <w:r>
-        <w:t xml:space="preserve"> </w:t>
-      </w:r>
-      <w:r>
-        <w:t xml:space="preserve">coordination-cost theory (Hitt et al., 1997); the right-side decline is</w:t>
-      </w:r>
-      <w:r>
-        <w:t xml:space="preserve"> </w:t>
-      </w:r>
-      <w:r>
-        <w:t xml:space="preserve">not formally identified within the observed FSTS range, a theoretically</w:t>
-      </w:r>
-      <w:r>
-        <w:t xml:space="preserve"> </w:t>
-      </w:r>
-      <w:r>
-        <w:t xml:space="preserve">informative result under the saturation framework (Lind–Mehlum p =</w:t>
-      </w:r>
-      <w:r>
-        <w:t xml:space="preserve"> </w:t>
-      </w:r>
-      <w:r>
-        <w:t xml:space="preserve">.303). H1-TCI: technological capability (TCI_z, RBV: Barney, 1991)</w:t>
-      </w:r>
-      <w:r>
-        <w:t xml:space="preserve"> </w:t>
-      </w:r>
-      <w:r>
-        <w:t xml:space="preserve">enters as a direct level-shift to firm performance. H2: DAI (Tier-1+2:</w:t>
-      </w:r>
-      <w:r>
-        <w:t xml:space="preserve"> </w:t>
-      </w:r>
-      <w:r>
-        <w:t xml:space="preserve">website + e-payment) exhibits a non-uniform positive direct effect,</w:t>
-      </w:r>
-      <w:r>
-        <w:t xml:space="preserve"> </w:t>
-      </w:r>
-      <w:r>
-        <w:t xml:space="preserve">varying across export intensity. H3: DAI amplifies I→P performance</w:t>
-      </w:r>
-      <w:r>
-        <w:t xml:space="preserve"> </w:t>
-      </w:r>
-      <w:r>
-        <w:t xml:space="preserve">returns at high FSTS, the primary contingency hypothesis (coordination</w:t>
-      </w:r>
-      <w:r>
-        <w:t xml:space="preserve"> </w:t>
-      </w:r>
-      <w:r>
-        <w:t xml:space="preserve">platform mechanism: Stallkamp and Schotter, 2021; Dynamic Capabilities:</w:t>
-      </w:r>
-      <w:r>
-        <w:t xml:space="preserve"> </w:t>
-      </w:r>
-      <w:r>
-        <w:t xml:space="preserve">Teece, 2007). The Heckman two-step IMR sensitivity check controls</w:t>
-      </w:r>
-      <w:r>
-        <w:t xml:space="preserve"> </w:t>
-      </w:r>
-      <w:r>
-        <w:t xml:space="preserve">exporter selection bias but is not displayed in the figure. (+) denotes</w:t>
-      </w:r>
-      <w:r>
-        <w:t xml:space="preserve"> </w:t>
-      </w:r>
-      <w:r>
-        <w:t xml:space="preserve">positive association. Control variables (ln firm size, age, foreign</w:t>
-      </w:r>
-      <w:r>
-        <w:t xml:space="preserve"> </w:t>
-      </w:r>
-      <w:r>
-        <w:t xml:space="preserve">ownership, sector FE) are included in all empirical models. Note: H3</w:t>
-      </w:r>
-      <w:r>
-        <w:t xml:space="preserve"> </w:t>
-      </w:r>
-      <w:r>
-        <w:t xml:space="preserve">amplification test conducted on exporters-only subsample (n ≈ 84; power</w:t>
-      </w:r>
-      <w:r>
-        <w:t xml:space="preserve"> </w:t>
-      </w:r>
-      <w:r>
-        <w:t xml:space="preserve">≈ 16%, corroborating signal, not independent identification). ICRV</w:t>
-      </w:r>
-      <w:r>
-        <w:t xml:space="preserve"> </w:t>
-      </w:r>
-      <w:r>
-        <w:t xml:space="preserve">context: Singapore, Advanced I. Data: WBES 2023; N = 623.</w:t>
-      </w:r>
-    </w:p>
-    <w:bookmarkEnd w:id="37"/>
-    <w:bookmarkEnd w:id="38"/>
-    <w:bookmarkStart w:id="47" w:name="X167a2da0345881bf36eef0606d50b1063a572d3"/>
+        <w:t xml:space="preserve">(iv) Selection.</w:t>
+      </w:r>
+      <w:r>
+        <w:t xml:space="preserve"> </w:t>
+      </w:r>
+      <w:r>
+        <w:t xml:space="preserve">No exclusion restriction is available in the single-wave design. A reduced-form inverse-Mills-ratio check (first-stage probit of export participation on age, log size, sector FE, sampling stratum) yields a marginal IMR coefficient (β = 0.264, SE = 0.138, p = .055), and the key DAI × FSTS² and TCI estimates are unchanged (|Δ| &lt; 0.02). Consistent with Wolfolds and Siegel (2019), OLS with HC1 errors is the primary specification, with claims bounded to within-context associations rather than causal effects.</w:t>
+      </w:r>
+    </w:p>
+    <w:bookmarkEnd w:id="42"/>
+    <w:bookmarkEnd w:id="43"/>
+    <w:bookmarkStart w:id="49" w:name="X121719332867ee227f0a04b486098cee978c6e6"/>
     <w:p>
       <w:pPr>
         <w:pStyle w:val="Heading2"/>
       </w:pPr>
       <w:r>
-        <w:t xml:space="preserve">3 Methods</w:t>
-      </w:r>
-    </w:p>
-    <w:bookmarkStart w:id="39" w:name="X7539fb3dc2f98232f41138bc75cab658563f4ee"/>
-    <w:p>
-      <w:pPr>
-        <w:pStyle w:val="Heading3"/>
-      </w:pPr>
-      <w:r>
-        <w:t xml:space="preserve">3.1 Data</w:t>
-      </w:r>
-    </w:p>
-    <w:p>
-      <w:pPr>
-        <w:pStyle w:val="FirstParagraph"/>
-      </w:pPr>
-      <w:r>
-        <w:t xml:space="preserve">We use the World Bank Enterprise Survey (WBES) Singapore 2023 wave, the</w:t>
-      </w:r>
-      <w:r>
-        <w:t xml:space="preserve"> </w:t>
-      </w:r>
-      <w:r>
-        <w:t xml:space="preserve">most recent firm-level microdata available for Singapore. The 2023 wave</w:t>
-      </w:r>
-      <w:r>
-        <w:t xml:space="preserve"> </w:t>
-      </w:r>
-      <w:r>
-        <w:t xml:space="preserve">was administered under the B-READY methodology, which expanded the</w:t>
-      </w:r>
-      <w:r>
-        <w:t xml:space="preserve"> </w:t>
-      </w:r>
-      <w:r>
-        <w:t xml:space="preserve">digital-adoption module to include items on electronic-payment</w:t>
-      </w:r>
-      <w:r>
-        <w:t xml:space="preserve"> </w:t>
-      </w:r>
-      <w:r>
-        <w:t xml:space="preserve">penetration. After listwise deletion on focal variables, the analytic</w:t>
-      </w:r>
-      <w:r>
-        <w:t xml:space="preserve"> </w:t>
-      </w:r>
-      <w:r>
-        <w:t xml:space="preserve">sample comprises 623 firms across major sectors of the Singapore</w:t>
-      </w:r>
-      <w:r>
-        <w:t xml:space="preserve"> </w:t>
-      </w:r>
-      <w:r>
-        <w:t xml:space="preserve">economy. Manufacturing accounts for approximately 31% of the sample,</w:t>
-      </w:r>
-      <w:r>
-        <w:t xml:space="preserve"> </w:t>
-      </w:r>
-      <w:r>
-        <w:t xml:space="preserve">retail and other services for 50%, and other sectors for 19%. The sample</w:t>
-      </w:r>
-      <w:r>
-        <w:t xml:space="preserve"> </w:t>
-      </w:r>
-      <w:r>
-        <w:t xml:space="preserve">is predominantly domestic in orientation: 18% of firms report non-zero</w:t>
-      </w:r>
-      <w:r>
-        <w:t xml:space="preserve"> </w:t>
-      </w:r>
-      <w:r>
-        <w:t xml:space="preserve">exports, and only 3% exceed 50% foreign sales to total sales (FSTS).</w:t>
-      </w:r>
-      <w:r>
-        <w:t xml:space="preserve"> </w:t>
-      </w:r>
-      <w:r>
-        <w:t xml:space="preserve">This domestic skew is not anomalous for the WBES sampling frame, which</w:t>
-      </w:r>
-      <w:r>
-        <w:t xml:space="preserve"> </w:t>
-      </w:r>
-      <w:r>
-        <w:t xml:space="preserve">targets privately held firms with fewer than 300 employees across</w:t>
-      </w:r>
-      <w:r>
-        <w:t xml:space="preserve"> </w:t>
-      </w:r>
-      <w:r>
-        <w:t xml:space="preserve">manufacturing and services sectors, and therefore systematically</w:t>
-      </w:r>
-      <w:r>
-        <w:t xml:space="preserve"> </w:t>
-      </w:r>
-      <w:r>
-        <w:t xml:space="preserve">under-represents the large, export-oriented multinationals that account</w:t>
-      </w:r>
-      <w:r>
-        <w:t xml:space="preserve"> </w:t>
-      </w:r>
-      <w:r>
-        <w:t xml:space="preserve">for the majority of Singapore's aggregate trade flows (national</w:t>
-      </w:r>
-      <w:r>
-        <w:t xml:space="preserve"> </w:t>
-      </w:r>
-      <w:r>
-        <w:t xml:space="preserve">trade/GDP exceeds 300%). The sample is accordingly representative of</w:t>
-      </w:r>
-      <w:r>
-        <w:t xml:space="preserve"> </w:t>
-      </w:r>
-      <w:r>
-        <w:t xml:space="preserve">Singapore's SME sector rather than of the national export economy;</w:t>
-      </w:r>
-      <w:r>
-        <w:t xml:space="preserve"> </w:t>
-      </w:r>
-      <w:r>
-        <w:t xml:space="preserve">external-validity inferences should be bounded to firms of comparable</w:t>
-      </w:r>
-      <w:r>
-        <w:t xml:space="preserve"> </w:t>
-      </w:r>
-      <w:r>
-        <w:t xml:space="preserve">size and domestic orientation. Descriptive statistics and pairwise</w:t>
-      </w:r>
-      <w:r>
-        <w:t xml:space="preserve"> </w:t>
-      </w:r>
-      <w:r>
-        <w:t xml:space="preserve">correlations are reported in Table 1.</w:t>
-      </w:r>
-    </w:p>
-    <w:p>
-      <w:pPr>
-        <w:pStyle w:val="BodyText"/>
-      </w:pPr>
-      <w:r>
-        <w:rPr>
-          <w:bCs/>
-          <w:b/>
-        </w:rPr>
-        <w:t xml:space="preserve">DAI distribution note.</w:t>
-      </w:r>
-      <w:r>
-        <w:t xml:space="preserve"> </w:t>
-      </w:r>
-      <w:r>
-        <w:t xml:space="preserve">The Singapore DAI distribution reveals high</w:t>
-      </w:r>
-      <w:r>
-        <w:t xml:space="preserve"> </w:t>
-      </w:r>
-      <w:r>
-        <w:t xml:space="preserve">saturation: website presence is reported by approximately 67% of firms,</w:t>
-      </w:r>
-      <w:r>
-        <w:t xml:space="preserve"> </w:t>
-      </w:r>
-      <w:r>
-        <w:t xml:space="preserve">and Tier-2 e-payment adoption (customer- and supplier-side) is</w:t>
-      </w:r>
-      <w:r>
-        <w:t xml:space="preserve"> </w:t>
-      </w:r>
-      <w:r>
-        <w:t xml:space="preserve">widespread relative to less digitally mature institutional settings.</w:t>
-      </w:r>
-      <w:r>
-        <w:t xml:space="preserve"> </w:t>
-      </w:r>
-      <w:r>
-        <w:t xml:space="preserve">This saturation pattern at the advanced-economy ceiling of the</w:t>
-      </w:r>
-      <w:r>
-        <w:t xml:space="preserve"> </w:t>
-      </w:r>
-      <w:r>
-        <w:t xml:space="preserve">digital-infrastructure spectrum has two empirically relevant</w:t>
-      </w:r>
-      <w:r>
-        <w:t xml:space="preserve"> </w:t>
-      </w:r>
-      <w:r>
-        <w:t xml:space="preserve">implications. First, the near-universal diffusion of Tier-1 digital</w:t>
-      </w:r>
-      <w:r>
-        <w:t xml:space="preserve"> </w:t>
-      </w:r>
-      <w:r>
-        <w:t xml:space="preserve">presence removes the discriminatory power that the website indicator</w:t>
-      </w:r>
-      <w:r>
-        <w:t xml:space="preserve"> </w:t>
-      </w:r>
-      <w:r>
-        <w:t xml:space="preserve">alone could carry in less digitally mature settings, so the empirical</w:t>
-      </w:r>
-      <w:r>
-        <w:t xml:space="preserve"> </w:t>
-      </w:r>
-      <w:r>
-        <w:t xml:space="preserve">signal must be drawn from the Tier-2 transaction-enabling layer</w:t>
-      </w:r>
-      <w:r>
-        <w:t xml:space="preserve"> </w:t>
-      </w:r>
-      <w:r>
-        <w:t xml:space="preserve">(e-payment intensity on both customer and supplier sides) to identify</w:t>
-      </w:r>
-      <w:r>
-        <w:t xml:space="preserve"> </w:t>
-      </w:r>
-      <w:r>
-        <w:t xml:space="preserve">the conditional-scaling mechanism, a measurement implication that is</w:t>
-      </w:r>
-      <w:r>
-        <w:t xml:space="preserve"> </w:t>
-      </w:r>
-      <w:r>
-        <w:t xml:space="preserve">borne out in the §4.5 R1 robustness diagnostic, where reducing DAI to</w:t>
-      </w:r>
-      <w:r>
-        <w:t xml:space="preserve"> </w:t>
-      </w:r>
-      <w:r>
-        <w:t xml:space="preserve">Tier-1 alone substantially weakens the quadratic interaction. Second, in</w:t>
-      </w:r>
-      <w:r>
-        <w:t xml:space="preserve"> </w:t>
-      </w:r>
-      <w:r>
-        <w:t xml:space="preserve">transitional-economy settings where Tier-1 digital adoption has diffused</w:t>
-      </w:r>
-      <w:r>
-        <w:t xml:space="preserve"> </w:t>
-      </w:r>
-      <w:r>
-        <w:t xml:space="preserve">widely while Tier-2 transaction-enabling infrastructure remains</w:t>
-      </w:r>
-      <w:r>
-        <w:t xml:space="preserve"> </w:t>
-      </w:r>
-      <w:r>
-        <w:t xml:space="preserve">institutionally bounded, the same construct measured at Tier-1 only</w:t>
-      </w:r>
-      <w:r>
-        <w:t xml:space="preserve"> </w:t>
-      </w:r>
-      <w:r>
-        <w:t xml:space="preserve">would not be expected to produce a comparable positive quadratic</w:t>
-      </w:r>
-      <w:r>
-        <w:t xml:space="preserve"> </w:t>
-      </w:r>
-      <w:r>
-        <w:t xml:space="preserve">interaction; instead it would be more plausibly read as construct-tier</w:t>
-      </w:r>
-      <w:r>
-        <w:t xml:space="preserve"> </w:t>
-      </w:r>
-      <w:r>
-        <w:t xml:space="preserve">obsolescence than as evidence on the conditional-scaling mechanism (see</w:t>
-      </w:r>
-      <w:r>
-        <w:t xml:space="preserve"> </w:t>
-      </w:r>
-      <w:r>
-        <w:t xml:space="preserve">§5.1 for the construct-boundary discussion). The Lind–Mehlum equivalence</w:t>
-      </w:r>
-      <w:r>
-        <w:t xml:space="preserve"> </w:t>
-      </w:r>
-      <w:r>
-        <w:t xml:space="preserve">test result (p = .303) reported in §4.2 should therefore be interpreted</w:t>
-      </w:r>
-      <w:r>
-        <w:t xml:space="preserve"> </w:t>
-      </w:r>
-      <w:r>
-        <w:t xml:space="preserve">in conjunction with the Tier-1+2 construct composition and the high</w:t>
-      </w:r>
-      <w:r>
-        <w:t xml:space="preserve"> </w:t>
-      </w:r>
-      <w:r>
-        <w:t xml:space="preserve">domestic-orientation distribution of the Singapore sample, not as a</w:t>
-      </w:r>
-      <w:r>
-        <w:t xml:space="preserve"> </w:t>
-      </w:r>
-      <w:r>
-        <w:t xml:space="preserve">stand-alone null on the inverted-U logic. Figure 3 [see Figures</w:t>
-      </w:r>
-      <w:r>
-        <w:t xml:space="preserve"> </w:t>
-      </w:r>
-      <w:r>
-        <w:t xml:space="preserve">section] illustrates the predicted I–P curve and the sparse upper-tail</w:t>
-      </w:r>
-      <w:r>
-        <w:t xml:space="preserve"> </w:t>
-      </w:r>
-      <w:r>
-        <w:t xml:space="preserve">region where the turning point is implied.</w:t>
-      </w:r>
-    </w:p>
-    <w:bookmarkEnd w:id="39"/>
-    <w:bookmarkStart w:id="44" w:name="Xbcf9f12e79107fa2c089aaf13fc6c4fb773f1c2"/>
-    <w:p>
-      <w:pPr>
-        <w:pStyle w:val="Heading3"/>
-      </w:pPr>
-      <w:r>
-        <w:t xml:space="preserve">3.2 Variables</w:t>
-      </w:r>
-    </w:p>
-    <w:bookmarkStart w:id="40" w:name="X7e58563e31c3ad002492190dd8d5308423faaad"/>
-    <w:p>
-      <w:pPr>
-        <w:pStyle w:val="Heading4"/>
-      </w:pPr>
-      <w:r>
-        <w:t xml:space="preserve">3.2.1 Dependent variable</w:t>
-      </w:r>
-    </w:p>
-    <w:p>
-      <w:pPr>
-        <w:pStyle w:val="FirstParagraph"/>
-      </w:pPr>
-      <w:r>
-        <w:t xml:space="preserve">Firm performance is operationalized as labour productivity, measured as</w:t>
-      </w:r>
-      <w:r>
-        <w:t xml:space="preserve"> </w:t>
-      </w:r>
-      <w:r>
-        <w:t xml:space="preserve">the natural logarithm of annual sales divided by the number of full-time</w:t>
-      </w:r>
-      <w:r>
-        <w:t xml:space="preserve"> </w:t>
-      </w:r>
-      <w:r>
-        <w:t xml:space="preserve">employees. This measure is constructed from WBES annual sales and</w:t>
-      </w:r>
-      <w:r>
-        <w:t xml:space="preserve"> </w:t>
-      </w:r>
-      <w:r>
-        <w:t xml:space="preserve">employment items and follows the productivity-as-performance approach</w:t>
-      </w:r>
-      <w:r>
-        <w:t xml:space="preserve"> </w:t>
-      </w:r>
-      <w:r>
-        <w:t xml:space="preserve">used in prior firm-level international business research. Because all</w:t>
-      </w:r>
-      <w:r>
-        <w:t xml:space="preserve"> </w:t>
-      </w:r>
-      <w:r>
-        <w:t xml:space="preserve">sampled observations belong to the same 2023 cross-section, sales are</w:t>
-      </w:r>
-      <w:r>
-        <w:t xml:space="preserve"> </w:t>
-      </w:r>
-      <w:r>
-        <w:t xml:space="preserve">expressed in nominal 2023 Singapore dollars, with any common price-level</w:t>
-      </w:r>
-      <w:r>
-        <w:t xml:space="preserve"> </w:t>
-      </w:r>
-      <w:r>
-        <w:t xml:space="preserve">effect absorbed by the intercept. To reduce sensitivity to outliers, the</w:t>
-      </w:r>
-      <w:r>
-        <w:t xml:space="preserve"> </w:t>
-      </w:r>
-      <w:r>
-        <w:t xml:space="preserve">dependent variable is winsorized at the 1st and 99th percentiles.</w:t>
-      </w:r>
-    </w:p>
-    <w:bookmarkEnd w:id="40"/>
-    <w:bookmarkStart w:id="41" w:name="X2cdc78afcfd9a4441a0b7b899a2b559f49a455a"/>
-    <w:p>
-      <w:pPr>
-        <w:pStyle w:val="Heading4"/>
-      </w:pPr>
-      <w:r>
-        <w:t xml:space="preserve">3.2.2 Focal independent variable</w:t>
-      </w:r>
-    </w:p>
-    <w:p>
-      <w:pPr>
-        <w:pStyle w:val="FirstParagraph"/>
-      </w:pPr>
-      <w:r>
-        <w:t xml:space="preserve">The focal internationalization variable is FSTS, defined as the</w:t>
-      </w:r>
-      <w:r>
-        <w:t xml:space="preserve"> </w:t>
-      </w:r>
-      <w:r>
-        <w:t xml:space="preserve">proportion of annual sales derived from direct exports and rescaled to</w:t>
-      </w:r>
-      <w:r>
-        <w:t xml:space="preserve"> </w:t>
-      </w:r>
-      <w:r>
-        <w:t xml:space="preserve">the [0, 1] interval. FSTS is mean-centered before squaring in order to</w:t>
-      </w:r>
-      <w:r>
-        <w:t xml:space="preserve"> </w:t>
-      </w:r>
-      <w:r>
-        <w:t xml:space="preserve">mitigate multicollinearity between the linear and quadratic terms (Aiken</w:t>
-      </w:r>
-      <w:r>
-        <w:t xml:space="preserve"> </w:t>
-      </w:r>
-      <w:r>
-        <w:t xml:space="preserve">&amp; West 1991). In the final specifications, variance inflation factors</w:t>
-      </w:r>
-      <w:r>
-        <w:t xml:space="preserve"> </w:t>
-      </w:r>
-      <w:r>
-        <w:t xml:space="preserve">remain below 3, indicating that multicollinearity is not a material</w:t>
-      </w:r>
-      <w:r>
-        <w:t xml:space="preserve"> </w:t>
-      </w:r>
-      <w:r>
-        <w:t xml:space="preserve">concern (O’Brien 2007).</w:t>
-      </w:r>
-    </w:p>
-    <w:bookmarkEnd w:id="41"/>
-    <w:bookmarkStart w:id="42" w:name="X5885cfa65cddf1d15b27f59176f9dbae5a8c10a"/>
-    <w:p>
-      <w:pPr>
-        <w:pStyle w:val="Heading4"/>
-      </w:pPr>
-      <w:r>
-        <w:t xml:space="preserve">3.2.3 TCI and DAI composites</w:t>
-      </w:r>
-    </w:p>
-    <w:p>
-      <w:pPr>
-        <w:pStyle w:val="FirstParagraph"/>
-      </w:pPr>
-      <w:r>
-        <w:t xml:space="preserve">Technological capability and digital adoption are modeled as two</w:t>
-      </w:r>
-      <w:r>
-        <w:t xml:space="preserve"> </w:t>
-      </w:r>
-      <w:r>
-        <w:t xml:space="preserve">distinct formative composites rather than reflective scales because</w:t>
-      </w:r>
-      <w:r>
-        <w:t xml:space="preserve"> </w:t>
-      </w:r>
-      <w:r>
-        <w:t xml:space="preserve">their indicators jointly constitute the constructs and are not</w:t>
-      </w:r>
-      <w:r>
-        <w:t xml:space="preserve"> </w:t>
-      </w:r>
-      <w:r>
-        <w:t xml:space="preserve">interchangeable manifestations of a single latent trait. The</w:t>
-      </w:r>
-      <w:r>
-        <w:t xml:space="preserve"> </w:t>
-      </w:r>
-      <w:r>
-        <w:t xml:space="preserve">Technological Capability Index (TCI) captures firm-internal capability</w:t>
-      </w:r>
-      <w:r>
-        <w:t xml:space="preserve"> </w:t>
-      </w:r>
-      <w:r>
-        <w:t xml:space="preserve">depth through external technology linkage, product innovation, R&amp;D</w:t>
-      </w:r>
-      <w:r>
-        <w:t xml:space="preserve"> </w:t>
-      </w:r>
-      <w:r>
-        <w:t xml:space="preserve">effort, and quality certification. The Digital Adoption Index (DAI)</w:t>
-      </w:r>
-      <w:r>
-        <w:t xml:space="preserve"> </w:t>
-      </w:r>
-      <w:r>
-        <w:t xml:space="preserve">captures firms’ uptake of foundational digital interfaces and</w:t>
-      </w:r>
-      <w:r>
-        <w:t xml:space="preserve"> </w:t>
-      </w:r>
-      <w:r>
-        <w:t xml:space="preserve">transaction-enabling mechanisms through website or digital presence,</w:t>
-      </w:r>
-      <w:r>
-        <w:t xml:space="preserve"> </w:t>
-      </w:r>
-      <w:r>
-        <w:t xml:space="preserve">customer-side electronic payment intensity, and supplier-side electronic</w:t>
-      </w:r>
-      <w:r>
-        <w:t xml:space="preserve"> </w:t>
-      </w:r>
-      <w:r>
-        <w:t xml:space="preserve">payment intensity. Consistent with the measurement boundary emphasized</w:t>
-      </w:r>
-      <w:r>
-        <w:t xml:space="preserve"> </w:t>
-      </w:r>
-      <w:r>
-        <w:t xml:space="preserve">in the manuscript, DAI should be interpreted as a Tier 1–2</w:t>
-      </w:r>
-      <w:r>
-        <w:t xml:space="preserve"> </w:t>
-      </w:r>
-      <w:r>
-        <w:t xml:space="preserve">digital-adoption construct rather than as a broader measure of digitally</w:t>
-      </w:r>
-      <w:r>
-        <w:t xml:space="preserve"> </w:t>
-      </w:r>
-      <w:r>
-        <w:t xml:space="preserve">integrated organizational capability. Following the</w:t>
-      </w:r>
-      <w:r>
-        <w:t xml:space="preserve"> </w:t>
-      </w:r>
-      <w:r>
-        <w:t xml:space="preserve">formative-measurement logic adopted in the study, component indicators</w:t>
-      </w:r>
-      <w:r>
-        <w:t xml:space="preserve"> </w:t>
-      </w:r>
-      <w:r>
-        <w:t xml:space="preserve">are standardized, aggregated using equal weights, and then</w:t>
-      </w:r>
-      <w:r>
-        <w:t xml:space="preserve"> </w:t>
-      </w:r>
-      <w:r>
-        <w:t xml:space="preserve">re-standardized so that coefficients are interpretable in</w:t>
-      </w:r>
-      <w:r>
-        <w:t xml:space="preserve"> </w:t>
-      </w:r>
-      <w:r>
-        <w:t xml:space="preserve">standard-deviation units.</w:t>
-      </w:r>
-    </w:p>
-    <w:p>
-      <w:pPr>
-        <w:pStyle w:val="BodyText"/>
-      </w:pPr>
-      <w:r>
-        <w:rPr>
-          <w:bCs/>
-          <w:b/>
-        </w:rPr>
-        <w:t xml:space="preserve">R1 sensitivity diagnostic (Tier-1-only DAI).</w:t>
-      </w:r>
-      <w:r>
-        <w:t xml:space="preserve"> </w:t>
-      </w:r>
-      <w:r>
-        <w:t xml:space="preserve">A sensitivity check</w:t>
-      </w:r>
-      <w:r>
-        <w:t xml:space="preserve"> </w:t>
-      </w:r>
-      <w:r>
-        <w:t xml:space="preserve">replaces the Tier-1+2 composite DAI with a Tier-1-only variant</w:t>
-      </w:r>
-      <w:r>
-        <w:t xml:space="preserve"> </w:t>
-      </w:r>
-      <w:r>
-        <w:t xml:space="preserve">(website-presence indicator,</w:t>
-      </w:r>
-      <w:r>
-        <w:t xml:space="preserve"> </w:t>
-      </w:r>
-      <w:r>
-        <w:rPr>
-          <w:rStyle w:val="VerbatimChar"/>
-        </w:rPr>
-        <w:t xml:space="preserve">c22b</w:t>
-      </w:r>
-      <w:r>
-        <w:t xml:space="preserve"> </w:t>
-      </w:r>
-      <w:r>
-        <w:t xml:space="preserve">only), restoring the single-item</w:t>
-      </w:r>
-      <w:r>
-        <w:t xml:space="preserve"> </w:t>
-      </w:r>
-      <w:r>
-        <w:t xml:space="preserve">digital-presence measure used in less digitally mature WBES settings</w:t>
-      </w:r>
-      <w:r>
-        <w:t xml:space="preserve"> </w:t>
-      </w:r>
-      <w:r>
-        <w:t xml:space="preserve">(e.g., Vietnam 2009–2015). The key result is that the FSTS²×DAI</w:t>
-      </w:r>
-      <w:r>
-        <w:t xml:space="preserve"> </w:t>
-      </w:r>
-      <w:r>
-        <w:t xml:space="preserve">quadratic interaction coefficient attenuates substantially, from β =</w:t>
-      </w:r>
-      <w:r>
-        <w:t xml:space="preserve"> </w:t>
-      </w:r>
-      <w:r>
-        <w:t xml:space="preserve">+3.119 (p = .005) in the Tier-1+2 specification to a smaller and</w:t>
-      </w:r>
-      <w:r>
-        <w:t xml:space="preserve"> </w:t>
-      </w:r>
-      <w:r>
-        <w:t xml:space="preserve">statistically weaker estimate, while the Tier-1+2 full model's adjusted</w:t>
-      </w:r>
-      <w:r>
-        <w:t xml:space="preserve"> </w:t>
-      </w:r>
-      <w:r>
-        <w:t xml:space="preserve">R² advantage is also reduced. This pattern is directionally consistent</w:t>
-      </w:r>
-      <w:r>
-        <w:t xml:space="preserve"> </w:t>
-      </w:r>
-      <w:r>
-        <w:t xml:space="preserve">with the theoretical construct-boundary argument developed in §1.2 and</w:t>
-      </w:r>
-      <w:r>
-        <w:t xml:space="preserve"> </w:t>
-      </w:r>
-      <w:r>
-        <w:t xml:space="preserve">§3.2.3: the conditional-scaling mechanism is empirically legible when</w:t>
-      </w:r>
-      <w:r>
-        <w:t xml:space="preserve"> </w:t>
-      </w:r>
-      <w:r>
-        <w:t xml:space="preserve">DAI captures the Tier-2 transaction-enabling layer (e-payment intensity</w:t>
-      </w:r>
-      <w:r>
-        <w:t xml:space="preserve"> </w:t>
-      </w:r>
-      <w:r>
-        <w:t xml:space="preserve">on both customer and supplier sides), but not when the construct is</w:t>
-      </w:r>
-      <w:r>
-        <w:t xml:space="preserve"> </w:t>
-      </w:r>
-      <w:r>
-        <w:t xml:space="preserve">restricted to the Tier-1 digital-presence indicator alone. In</w:t>
-      </w:r>
-      <w:r>
-        <w:t xml:space="preserve"> </w:t>
-      </w:r>
-      <w:r>
-        <w:t xml:space="preserve">Singapore's high-saturation institutional setting, the website indicator</w:t>
-      </w:r>
-      <w:r>
-        <w:t xml:space="preserve"> </w:t>
-      </w:r>
-      <w:r>
-        <w:t xml:space="preserve">carries insufficient discriminatory power to identify the</w:t>
-      </w:r>
-      <w:r>
-        <w:t xml:space="preserve"> </w:t>
-      </w:r>
-      <w:r>
-        <w:t xml:space="preserve">export-contingent amplification signal; Tier-2 e-payment intensity</w:t>
-      </w:r>
-      <w:r>
-        <w:t xml:space="preserve"> </w:t>
-      </w:r>
-      <w:r>
-        <w:t xml:space="preserve">provides the additional measurement variation required. The Tier-1-only</w:t>
-      </w:r>
-      <w:r>
-        <w:t xml:space="preserve"> </w:t>
-      </w:r>
-      <w:r>
-        <w:t xml:space="preserve">sensitivity results are available in the Stata replication package</w:t>
-      </w:r>
-      <w:r>
-        <w:t xml:space="preserve"> </w:t>
-      </w:r>
-      <w:r>
-        <w:t xml:space="preserve">(</w:t>
-      </w:r>
-      <w:r>
-        <w:rPr>
-          <w:rStyle w:val="VerbatimChar"/>
-        </w:rPr>
-        <w:t xml:space="preserve">do/02_run_models.do</w:t>
-      </w:r>
-      <w:r>
-        <w:t xml:space="preserve">, PART C) and are consistent with the §1.3</w:t>
-      </w:r>
-      <w:r>
-        <w:t xml:space="preserve"> </w:t>
-      </w:r>
-      <w:r>
-        <w:t xml:space="preserve">supporting contribution on construct-tier specificity.</w:t>
-      </w:r>
-    </w:p>
-    <w:bookmarkEnd w:id="42"/>
-    <w:bookmarkStart w:id="43" w:name="X7f318314f3a5164dbb5d2e2bfe8bd11c34b488e"/>
-    <w:p>
-      <w:pPr>
-        <w:pStyle w:val="Heading4"/>
-      </w:pPr>
-      <w:r>
-        <w:t xml:space="preserve">3.2.4 Controls</w:t>
-      </w:r>
-    </w:p>
-    <w:p>
-      <w:pPr>
-        <w:pStyle w:val="FirstParagraph"/>
-      </w:pPr>
-      <w:r>
-        <w:t xml:space="preserve">The models include firm size, firm age, foreign ownership, and broad</w:t>
-      </w:r>
-      <w:r>
-        <w:t xml:space="preserve"> </w:t>
-      </w:r>
-      <w:r>
-        <w:t xml:space="preserve">sector fixed effects as controls. Firm size is measured as the natural</w:t>
-      </w:r>
-      <w:r>
-        <w:t xml:space="preserve"> </w:t>
-      </w:r>
-      <w:r>
-        <w:t xml:space="preserve">logarithm of the number of full-time employees, firm age is calculated</w:t>
-      </w:r>
-      <w:r>
-        <w:t xml:space="preserve"> </w:t>
-      </w:r>
-      <w:r>
-        <w:t xml:space="preserve">from year of establishment, and foreign ownership is coded as an</w:t>
-      </w:r>
-      <w:r>
-        <w:t xml:space="preserve"> </w:t>
-      </w:r>
-      <w:r>
-        <w:t xml:space="preserve">indicator for at least 10% foreign equity. Broad sector indicators</w:t>
-      </w:r>
-      <w:r>
-        <w:t xml:space="preserve"> </w:t>
-      </w:r>
-      <w:r>
-        <w:t xml:space="preserve">distinguish manufacturing, retail, and other services and absorb</w:t>
-      </w:r>
-      <w:r>
-        <w:t xml:space="preserve"> </w:t>
-      </w:r>
-      <w:r>
-        <w:t xml:space="preserve">sector-level heterogeneity in productivity, export propensity, and</w:t>
-      </w:r>
-      <w:r>
-        <w:t xml:space="preserve"> </w:t>
-      </w:r>
-      <w:r>
-        <w:t xml:space="preserve">technology-adoption norms. Manager experience, originally motivated by</w:t>
-      </w:r>
-      <w:r>
-        <w:t xml:space="preserve"> </w:t>
-      </w:r>
-      <w:r>
-        <w:t xml:space="preserve">the upper-echelons framework (Hambrick and Mason 1984) and initially</w:t>
-      </w:r>
-      <w:r>
-        <w:t xml:space="preserve"> </w:t>
-      </w:r>
-      <w:r>
-        <w:t xml:space="preserve">considered as a control, was dropped after variance-inflation</w:t>
-      </w:r>
-      <w:r>
-        <w:t xml:space="preserve"> </w:t>
-      </w:r>
-      <w:r>
-        <w:t xml:space="preserve">diagnostics indicated problematic collinearity with firm size.</w:t>
-      </w:r>
-    </w:p>
-    <w:bookmarkEnd w:id="43"/>
-    <w:bookmarkEnd w:id="44"/>
-    <w:bookmarkStart w:id="45" w:name="X84482d10811f20e2a246857c008316fafc15eb6"/>
-    <w:p>
-      <w:pPr>
-        <w:pStyle w:val="Heading3"/>
-      </w:pPr>
-      <w:r>
-        <w:t xml:space="preserve">3.3 Estimation strategy and identification scope</w:t>
-      </w:r>
-    </w:p>
-    <w:p>
-      <w:pPr>
-        <w:pStyle w:val="FirstParagraph"/>
-      </w:pPr>
-      <w:r>
-        <w:t xml:space="preserve">The empirical analysis uses ordinary least squares with broad sector</w:t>
-      </w:r>
-      <w:r>
-        <w:t xml:space="preserve"> </w:t>
-      </w:r>
-      <w:r>
-        <w:t xml:space="preserve">fixed effects and HC1 heteroskedasticity-robust standard errors</w:t>
-      </w:r>
-      <w:r>
-        <w:t xml:space="preserve"> </w:t>
-      </w:r>
-      <w:r>
-        <w:t xml:space="preserve">throughout. Models are estimated sequentially, beginning with a</w:t>
-      </w:r>
-      <w:r>
-        <w:t xml:space="preserve"> </w:t>
-      </w:r>
-      <w:r>
-        <w:t xml:space="preserve">controls-only specification and then moving to a linear</w:t>
-      </w:r>
-      <w:r>
-        <w:t xml:space="preserve"> </w:t>
-      </w:r>
-      <w:r>
-        <w:t xml:space="preserve">internationalization model, a quadratic full-sample benchmark,</w:t>
-      </w:r>
-      <w:r>
-        <w:t xml:space="preserve"> </w:t>
-      </w:r>
-      <w:r>
-        <w:t xml:space="preserve">direct-effect models for TCI and DAI, and full specifications that</w:t>
-      </w:r>
-      <w:r>
-        <w:t xml:space="preserve"> </w:t>
-      </w:r>
-      <w:r>
-        <w:t xml:space="preserve">incorporate moderation terms. In light of the strong concentration of</w:t>
-      </w:r>
-      <w:r>
-        <w:t xml:space="preserve"> </w:t>
-      </w:r>
-      <w:r>
-        <w:t xml:space="preserve">firms at zero exports, the baseline quadratic specification is</w:t>
-      </w:r>
-      <w:r>
-        <w:t xml:space="preserve"> </w:t>
-      </w:r>
-      <w:r>
-        <w:t xml:space="preserve">interpreted primarily as a descriptive full-sample benchmark rather than</w:t>
-      </w:r>
-      <w:r>
-        <w:t xml:space="preserve"> </w:t>
-      </w:r>
-      <w:r>
-        <w:t xml:space="preserve">as a standalone structural test of the conventional inverted-U logic.</w:t>
-      </w:r>
-      <w:r>
-        <w:t xml:space="preserve"> </w:t>
-      </w:r>
-      <w:r>
-        <w:t xml:space="preserve">This is important because the full-sample polynomial is necessarily</w:t>
-      </w:r>
-      <w:r>
-        <w:t xml:space="preserve"> </w:t>
-      </w:r>
-      <w:r>
-        <w:t xml:space="preserve">influenced by the domestic-versus-exporter split, whereas the</w:t>
-      </w:r>
-      <w:r>
-        <w:t xml:space="preserve"> </w:t>
-      </w:r>
-      <w:r>
-        <w:t xml:space="preserve">theoretical question developed in Sections 1–2 concerns how performance</w:t>
-      </w:r>
-      <w:r>
-        <w:t xml:space="preserve"> </w:t>
-      </w:r>
-      <w:r>
-        <w:t xml:space="preserve">evolves across the continuous export-intensity range. The later</w:t>
-      </w:r>
-      <w:r>
-        <w:t xml:space="preserve"> </w:t>
-      </w:r>
-      <w:r>
-        <w:t xml:space="preserve">specifications therefore focus on whether TCI and DAI exhibit distinct</w:t>
-      </w:r>
-      <w:r>
-        <w:t xml:space="preserve"> </w:t>
-      </w:r>
-      <w:r>
-        <w:t xml:space="preserve">direct and contingent associations, and the interpretation of nonlinear</w:t>
-      </w:r>
-      <w:r>
-        <w:t xml:space="preserve"> </w:t>
-      </w:r>
-      <w:r>
-        <w:t xml:space="preserve">structure is supplemented by extensive–intensive reasoning and</w:t>
-      </w:r>
-      <w:r>
-        <w:t xml:space="preserve"> </w:t>
-      </w:r>
-      <w:r>
-        <w:t xml:space="preserve">support-aware diagnostics rather than inferred from the quadratic fit</w:t>
-      </w:r>
-      <w:r>
-        <w:t xml:space="preserve"> </w:t>
-      </w:r>
-      <w:r>
-        <w:t xml:space="preserve">alone. Accordingly, the analysis does not treat the full-sample</w:t>
-      </w:r>
-      <w:r>
-        <w:t xml:space="preserve"> </w:t>
-      </w:r>
-      <w:r>
-        <w:t xml:space="preserve">polynomial as sufficient evidence of a formally identified inverted-U in</w:t>
-      </w:r>
-      <w:r>
-        <w:t xml:space="preserve"> </w:t>
-      </w:r>
-      <w:r>
-        <w:t xml:space="preserve">the observed data range. ln(LP) = α + β₁·FSTS_c + β₂·FSTS_c² + β₃·TCI +</w:t>
-      </w:r>
-      <w:r>
-        <w:t xml:space="preserve"> </w:t>
-      </w:r>
-      <w:r>
-        <w:t xml:space="preserve">β₄·DAI + β₅·(FSTS_c × DAI) + β₆·(FSTS_c² × DAI) + γ·controls + ε, The</w:t>
-      </w:r>
-      <w:r>
-        <w:t xml:space="preserve"> </w:t>
-      </w:r>
-      <w:r>
-        <w:t xml:space="preserve">full model includes centered FSTS, squared centered FSTS, TCI, DAI, the</w:t>
-      </w:r>
-      <w:r>
-        <w:t xml:space="preserve"> </w:t>
-      </w:r>
-      <w:r>
-        <w:t xml:space="preserve">interaction between FSTS and DAI, and the interaction between squared</w:t>
-      </w:r>
-      <w:r>
-        <w:t xml:space="preserve"> </w:t>
-      </w:r>
-      <w:r>
-        <w:t xml:space="preserve">FSTS and DAI, in addition to the control set. A supplementary</w:t>
-      </w:r>
-      <w:r>
-        <w:t xml:space="preserve"> </w:t>
-      </w:r>
-      <w:r>
-        <w:t xml:space="preserve">specification replaces the DAI interaction block with analogous TCI</w:t>
-      </w:r>
-      <w:r>
-        <w:t xml:space="preserve"> </w:t>
-      </w:r>
-      <w:r>
-        <w:t xml:space="preserve">interaction terms in order to assess whether any TCI moderation is</w:t>
-      </w:r>
-      <w:r>
-        <w:t xml:space="preserve"> </w:t>
-      </w:r>
-      <w:r>
-        <w:t xml:space="preserve">empirically detectable beyond its more stable direct association with</w:t>
-      </w:r>
-      <w:r>
-        <w:t xml:space="preserve"> </w:t>
-      </w:r>
-      <w:r>
-        <w:t xml:space="preserve">productivity. Following the recommendations of Haans et al. (2016) for</w:t>
-      </w:r>
-      <w:r>
-        <w:t xml:space="preserve"> </w:t>
-      </w:r>
-      <w:r>
-        <w:t xml:space="preserve">testing curvilinear relationships in strategy research, the study</w:t>
-      </w:r>
-      <w:r>
-        <w:t xml:space="preserve"> </w:t>
-      </w:r>
-      <w:r>
-        <w:t xml:space="preserve">applies the Lind and Mehlum (2010) test for a U-shaped or inverted-U</w:t>
-      </w:r>
-      <w:r>
-        <w:t xml:space="preserve"> </w:t>
-      </w:r>
-      <w:r>
-        <w:t xml:space="preserve">relationship to assess the quadratic shape formally. To assess whether</w:t>
-      </w:r>
-      <w:r>
-        <w:t xml:space="preserve"> </w:t>
-      </w:r>
-      <w:r>
-        <w:t xml:space="preserve">the DAI interaction block matters jointly, the study reports a joint</w:t>
-      </w:r>
-      <w:r>
-        <w:t xml:space="preserve"> </w:t>
-      </w:r>
-      <w:r>
-        <w:t xml:space="preserve">F-test on the two DAI interaction terms and also interprets effect size</w:t>
-      </w:r>
-      <w:r>
-        <w:t xml:space="preserve"> </w:t>
-      </w:r>
-      <w:r>
-        <w:t xml:space="preserve">using Cohen’s f² (Aguinis et al. 2005; Cohen 1988).</w:t>
-      </w:r>
-    </w:p>
-    <w:p>
-      <w:pPr>
-        <w:pStyle w:val="BodyText"/>
-      </w:pPr>
-      <w:r>
-        <w:rPr>
-          <w:bCs/>
-          <w:b/>
-        </w:rPr>
-        <w:t xml:space="preserve">Identification strategy and choice of OLS as primary specification.</w:t>
-      </w:r>
-      <w:r>
-        <w:t xml:space="preserve"> </w:t>
-      </w:r>
-      <w:r>
-        <w:t xml:space="preserve">Because the single-wave WBES Singapore 2023 design offers no instrument</w:t>
-      </w:r>
-      <w:r>
-        <w:t xml:space="preserve"> </w:t>
-      </w:r>
-      <w:r>
-        <w:t xml:space="preserve">satisfying the exclusion restriction for either export intensity or</w:t>
-      </w:r>
-      <w:r>
-        <w:t xml:space="preserve"> </w:t>
-      </w:r>
-      <w:r>
-        <w:t xml:space="preserve">digital adoption, cross-sectional variation in trade costs,</w:t>
-      </w:r>
-      <w:r>
-        <w:t xml:space="preserve"> </w:t>
-      </w:r>
-      <w:r>
-        <w:t xml:space="preserve">export-promotion eligibility, or broadband-rollout timing is not</w:t>
-      </w:r>
-      <w:r>
-        <w:t xml:space="preserve"> </w:t>
-      </w:r>
-      <w:r>
-        <w:t xml:space="preserve">available within the survey frame, OLS with HC1 robust standard errors</w:t>
-      </w:r>
-      <w:r>
-        <w:t xml:space="preserve"> </w:t>
-      </w:r>
-      <w:r>
-        <w:t xml:space="preserve">is adopted as the primary specification. This choice follows Wolfolds</w:t>
-      </w:r>
-      <w:r>
-        <w:t xml:space="preserve"> </w:t>
-      </w:r>
-      <w:r>
-        <w:t xml:space="preserve">and Siegel (2019), who find that a Heckman two-step correction</w:t>
-      </w:r>
-      <w:r>
-        <w:t xml:space="preserve"> </w:t>
-      </w:r>
-      <w:r>
-        <w:rPr>
-          <w:iCs/>
-          <w:i/>
-        </w:rPr>
-        <w:t xml:space="preserve">without</w:t>
-      </w:r>
-      <w:r>
-        <w:t xml:space="preserve"> </w:t>
-      </w:r>
-      <w:r>
-        <w:t xml:space="preserve">a credible exclusion restriction can produce more biased estimates than</w:t>
-      </w:r>
-      <w:r>
-        <w:t xml:space="preserve"> </w:t>
-      </w:r>
-      <w:r>
-        <w:t xml:space="preserve">the OLS baseline it is intended to correct. A reduced-form</w:t>
-      </w:r>
-      <w:r>
-        <w:t xml:space="preserve"> </w:t>
-      </w:r>
-      <w:r>
-        <w:t xml:space="preserve">inverse-Mills-ratio sensitivity diagnostic for selection at the</w:t>
-      </w:r>
-      <w:r>
-        <w:t xml:space="preserve"> </w:t>
-      </w:r>
-      <w:r>
-        <w:t xml:space="preserve">extensive margin of exporting is reported in §3.4 below for</w:t>
-      </w:r>
-      <w:r>
-        <w:t xml:space="preserve"> </w:t>
-      </w:r>
-      <w:r>
-        <w:t xml:space="preserve">transparency, but is not treated as the primary specification. The</w:t>
-      </w:r>
-      <w:r>
-        <w:t xml:space="preserve"> </w:t>
-      </w:r>
-      <w:r>
-        <w:t xml:space="preserve">associational nature of the OLS estimates is therefore acknowledged</w:t>
-      </w:r>
-      <w:r>
-        <w:t xml:space="preserve"> </w:t>
-      </w:r>
-      <w:r>
-        <w:t xml:space="preserve">upfront, and inferential claims are bounded to within-context</w:t>
-      </w:r>
-      <w:r>
-        <w:t xml:space="preserve"> </w:t>
-      </w:r>
-      <w:r>
-        <w:t xml:space="preserve">associations rather than causal effects.</w:t>
-      </w:r>
-    </w:p>
-    <w:bookmarkEnd w:id="45"/>
-    <w:bookmarkStart w:id="46" w:name="X4758c326240d97a48e7d79456dba8f6cc5c46be"/>
-    <w:p>
-      <w:pPr>
-        <w:pStyle w:val="Heading3"/>
-      </w:pPr>
-      <w:r>
-        <w:t xml:space="preserve">3.4 Boundary conditions and identification scope</w:t>
-      </w:r>
-    </w:p>
-    <w:p>
-      <w:pPr>
-        <w:pStyle w:val="FirstParagraph"/>
-      </w:pPr>
-      <w:r>
-        <w:t xml:space="preserve">Four boundary conditions delimit the inferential reach of the OLS specification; the §4 results are read against them without recurrent caveats.</w:t>
-      </w:r>
-    </w:p>
-    <w:p>
-      <w:pPr>
-        <w:pStyle w:val="BodyText"/>
-      </w:pPr>
-      <w:r>
-        <w:rPr>
-          <w:iCs/>
-          <w:i/>
-        </w:rPr>
-        <w:t xml:space="preserve">(i) Sample support.</w:t>
-      </w:r>
-      <w:r>
-        <w:t xml:space="preserve"> </w:t>
-      </w:r>
-      <w:r>
-        <w:t xml:space="preserve">Within the WBES SME frame, 82% of firms report zero exports, 18% any positive intensity, and only 3% exceed 50% FSTS. The quadratic curvature is thus identified mainly through the FSTS = 0 versus FSTS &gt; 0 contrast, with limited upper-tail support. The fitted turning point near FSTS ≈ 88.6% lies in a sparse region with a wide 95% bootstrap CI ([53%, 253%]) despite an inverted-U shape in 96.3% of resamples; the right-side decline is therefore not formally identified within the supported range.</w:t>
-      </w:r>
-    </w:p>
-    <w:p>
-      <w:pPr>
-        <w:pStyle w:val="BodyText"/>
-      </w:pPr>
-      <w:r>
-        <w:rPr>
-          <w:iCs/>
-          <w:i/>
-        </w:rPr>
-        <w:t xml:space="preserve">(ii) Exporters-only power.</w:t>
-      </w:r>
-      <w:r>
-        <w:t xml:space="preserve"> </w:t>
-      </w:r>
-      <w:r>
-        <w:t xml:space="preserve">The exporters-only subsample (FSTS &gt; 0, N = 84) is the natural setting for the intensity-margin mechanism but is underpowered for the small moderation block (f² ≈ 0.018; power ≈ 16% at N = 84, against N ≳ 430 for 80% power; Leon 2004). Null moderation here is therefore not evidence against the conditional-scaling mechanism; conversely, the positive joint F-test in the R5 exporters-only specification (F = 6.32, p = .003, β = +2.821) is read as a high-prior-strength corroborating signal rather than an independent identifying test.</w:t>
-      </w:r>
-    </w:p>
-    <w:p>
-      <w:pPr>
-        <w:pStyle w:val="BodyText"/>
-      </w:pPr>
-      <w:r>
-        <w:rPr>
-          <w:iCs/>
-          <w:i/>
-        </w:rPr>
-        <w:t xml:space="preserve">(iii) Lind–Mehlum equivalence framing.</w:t>
-      </w:r>
-      <w:r>
-        <w:t xml:space="preserve"> </w:t>
-      </w:r>
-      <w:r>
-        <w:t xml:space="preserve">The non-rejection of monotonicity (p = .303) is conditioned on dense support around the turning point, which (i) shows is absent. Under the saturation hypothesis (§1.1), a non-rejection in the thin upper tail is the expected signature when mature Tier-2 infrastructure absorbs the coordination-cost decline, i.e., a positive theoretical signal rather than a methodological failure.</w:t>
-      </w:r>
-    </w:p>
-    <w:p>
-      <w:pPr>
-        <w:pStyle w:val="BodyText"/>
-      </w:pPr>
-      <w:r>
-        <w:rPr>
-          <w:iCs/>
-          <w:i/>
-        </w:rPr>
-        <w:t xml:space="preserve">(iv) Selection.</w:t>
-      </w:r>
-      <w:r>
-        <w:t xml:space="preserve"> </w:t>
-      </w:r>
-      <w:r>
-        <w:t xml:space="preserve">No exclusion restriction is available in the single-wave design. A reduced-form inverse-Mills-ratio check (first-stage probit of export participation on age, log size, sector FE, sampling stratum) yields a marginal IMR coefficient (β = 0.264, SE = 0.138, p = .055), and the key DAI × FSTS² and TCI estimates are unchanged (|Δ| &lt; 0.02). Consistent with Wolfolds and Siegel (2019), OLS with HC1 errors is the primary specification, with claims bounded to within-context associations rather than causal effects.</w:t>
-      </w:r>
-    </w:p>
-    <w:bookmarkEnd w:id="46"/>
-    <w:bookmarkEnd w:id="47"/>
-    <w:bookmarkStart w:id="53" w:name="X121719332867ee227f0a04b486098cee978c6e6"/>
-    <w:p>
-      <w:pPr>
-        <w:pStyle w:val="Heading2"/>
-      </w:pPr>
-      <w:r>
         <w:t xml:space="preserve">4 Results</w:t>
       </w:r>
     </w:p>
-    <w:bookmarkStart w:id="48" w:name="Xcfcbc1028680fbd618b9b585dd17cf608861803"/>
+    <w:bookmarkStart w:id="44" w:name="Xcfcbc1028680fbd618b9b585dd17cf608861803"/>
     <w:p>
       <w:pPr>
         <w:pStyle w:val="Heading3"/>
@@ -3581,8 +3487,8 @@
         <w:t xml:space="preserve">.05, p &lt; .01.</w:t>
       </w:r>
     </w:p>
-    <w:bookmarkEnd w:id="48"/>
-    <w:bookmarkStart w:id="49" w:name="Xe86cbbe4620ce5d84f78b7737e30408048ed6af"/>
+    <w:bookmarkEnd w:id="44"/>
+    <w:bookmarkStart w:id="45" w:name="Xe86cbbe4620ce5d84f78b7737e30408048ed6af"/>
     <w:p>
       <w:pPr>
         <w:pStyle w:val="Heading3"/>
@@ -3607,8 +3513,8 @@
         <w:t xml:space="preserve">This null is itself informative. Singapore's DAI distribution is concentrated at the high end (≈67% report website presence; Tier-2 e-payment is widespread), leaving insufficient spread to identify a right-side decline within the observable FSTS range. Under an equivalence-test framing (Lakens, Scheel, and Isager 2018), with observed FSTS bounded near the 70th percentile, the test cannot distinguish "no inverted-U" from "an inverted-U whose decline lies in the unobserved upper tail"; both readings are consistent with a predominantly positive association across the supported range. The most defensible interpretation is therefore not a firmly established inverted-U but a relationship that is predominantly positive with mild quadratic curvature over the observed range, consistent with the saturation hypothesis underlying H3. Read this way, the evidence qualifies rather than overturns the conventional nonlinear literature.</w:t>
       </w:r>
     </w:p>
-    <w:bookmarkEnd w:id="49"/>
-    <w:bookmarkStart w:id="50" w:name="Xbd081e7d38ad07e1e46d233e5fbc3c3c47a4f64"/>
+    <w:bookmarkEnd w:id="45"/>
+    <w:bookmarkStart w:id="46" w:name="Xbd081e7d38ad07e1e46d233e5fbc3c3c47a4f64"/>
     <w:p>
       <w:pPr>
         <w:pStyle w:val="Heading3"/>
@@ -3739,8 +3645,8 @@
         <w:t xml:space="preserve">digital complementarity.</w:t>
       </w:r>
     </w:p>
-    <w:bookmarkEnd w:id="50"/>
-    <w:bookmarkStart w:id="51" w:name="X0bc604979a3b7f5f87ce430a2a9c0e71ddd76f9"/>
+    <w:bookmarkEnd w:id="46"/>
+    <w:bookmarkStart w:id="47" w:name="X0bc604979a3b7f5f87ce430a2a9c0e71ddd76f9"/>
     <w:p>
       <w:pPr>
         <w:pStyle w:val="Heading3"/>
@@ -6938,8 +6844,8 @@
         <w:t xml:space="preserve">identified evidence of an inverted-U.</w:t>
       </w:r>
     </w:p>
-    <w:bookmarkEnd w:id="51"/>
-    <w:bookmarkStart w:id="52" w:name="Xc8e997e14555d7ba8da5c1d596c5311617447cd"/>
+    <w:bookmarkEnd w:id="47"/>
+    <w:bookmarkStart w:id="48" w:name="Xc8e997e14555d7ba8da5c1d596c5311617447cd"/>
     <w:p>
       <w:pPr>
         <w:pStyle w:val="Heading3"/>
@@ -8035,9 +7941,9 @@
         <w:t xml:space="preserve">construct.</w:t>
       </w:r>
     </w:p>
-    <w:bookmarkEnd w:id="52"/>
-    <w:bookmarkEnd w:id="53"/>
-    <w:bookmarkStart w:id="56" w:name="X735612638e4e736e4693e459c258977262c0dfc"/>
+    <w:bookmarkEnd w:id="48"/>
+    <w:bookmarkEnd w:id="49"/>
+    <w:bookmarkStart w:id="52" w:name="X735612638e4e736e4693e459c258977262c0dfc"/>
     <w:p>
       <w:pPr>
         <w:pStyle w:val="Heading2"/>
@@ -8046,7 +7952,7 @@
         <w:t xml:space="preserve">5 Discussion</w:t>
       </w:r>
     </w:p>
-    <w:bookmarkStart w:id="54" w:name="X027b31c2d090a00917aa7291770680fd40b64cd"/>
+    <w:bookmarkStart w:id="50" w:name="X027b31c2d090a00917aa7291770680fd40b64cd"/>
     <w:p>
       <w:pPr>
         <w:pStyle w:val="Heading3"/>
@@ -8536,14 +8442,69 @@
         <w:t xml:space="preserve">composition of DAI (website presence, c22b, plus two-way electronic-payment intensity, k33/k38). The signal is concentrated in the Tier-2 transaction-enabling layer: in the §4.5 R1 specification, reducing DAI to the Tier-1 website-only binary weakens the quadratic interaction substantially (β drops from +3.119 to +1.552; joint F = 4.01, p = .019), and an item-swap falsification (moving c22b to TCI) further weakens it. This has a transferability implication. In advanced-economy settings where Tier-2 payment rails are diffused alongside Tier-1 presence, a Tier-1+2 composite retains discriminatory power and the amplification mechanism is detectable. In transitional economies where Tier-2 infrastructure remains institutionally bounded (cross-border payment rails reached systemic scale only in the late 2010s across lower-middle-income Asia; World Bank 2023), a Tier-1-only construct loses discriminatory power as the diffusion ceiling is approached, and any export-intensity association is more plausibly read as construct-tier obsolescence. The amplification ceiling is therefore not a Singapore idiosyncrasy but a Tier-1+2 threshold effect: economies that upgrade payment infrastructure to Tier-2 coverage should expect the conditional-complementarity pattern to become empirically legible. This reframes Singapore as a leading indicator rather than an outlier, and positions the findings as a within-context boundary case at the advanced-economy ceiling rather than a broadly applicable digital-complementarity claim.</w:t>
       </w:r>
     </w:p>
+    <w:bookmarkEnd w:id="50"/>
+    <w:bookmarkStart w:id="51" w:name="Xa4e692b259d9b803bab54ad026a7e8d888a5d2c"/>
+    <w:p>
+      <w:pPr>
+        <w:pStyle w:val="Heading3"/>
+      </w:pPr>
+      <w:r>
+        <w:t xml:space="preserve">5.2 Managerial implications</w:t>
+      </w:r>
+    </w:p>
+    <w:p>
+      <w:pPr>
+        <w:pStyle w:val="FirstParagraph"/>
+      </w:pPr>
+      <w:r>
+        <w:t xml:space="preserve">For firms in Singapore and comparable high-digital-infrastructure contexts, foundational digital adoption is most strongly associated with productivity when firms already operate at relatively high export intensity, where digital interfaces and electronic-payment systems function as scaling mechanisms for coordinating larger cross-border volumes. For deeply export-engaged firms the implication is strategic: foundational digital systems matter most when coordination demands across customers, suppliers, and foreign markets become dense enough for intensive use. For domestically concentrated or low-intensity firms, basic digital functionality is already widespread and is unlikely to yield a large standalone productivity premium; for the intermediate range, gains are likelier when digital investment is aligned with customer integration, supplier coordination, and export readiness. More broadly, managers should not treat technological capability and digital adoption as interchangeable: capability-building supports a broad productivity base, whereas foundational digital adoption becomes relevant under the coordination intensity of deeper internationalization, so the two should be sequenced to the firm's actual stage of export expansion.</w:t>
+      </w:r>
+    </w:p>
+    <w:bookmarkEnd w:id="51"/>
+    <w:bookmarkEnd w:id="52"/>
+    <w:bookmarkStart w:id="53" w:name="X6b297cc947e0db5526be369b1f0f4ddc67b2415"/>
+    <w:p>
+      <w:pPr>
+        <w:pStyle w:val="Heading2"/>
+      </w:pPr>
+      <w:r>
+        <w:t xml:space="preserve">6 Conclusion</w:t>
+      </w:r>
+    </w:p>
+    <w:p>
+      <w:pPr>
+        <w:pStyle w:val="FirstParagraph"/>
+      </w:pPr>
+      <w:r>
+        <w:t xml:space="preserve">This study revisits the internationalization–performance relationship by distinguishing technological capability from foundational digital adoption among firms in Singapore (WBES 2023). Technological capability is positively associated with labour productivity, whereas digital adoption shows a conditional association that becomes more positive only at higher export intensity, supporting a distinction between firm-internal capability depth and foundational digitally enabled transaction capacity rather than a single digital-capability construct. The study also qualifies the nonlinear I–P literature in this setting: within the observed export-intensity range the pattern is better characterized as predominantly positive with mild quadratic curvature than as a formally identified inverted-U, because the implied turning point lies in a sparsely populated, imprecisely located upper tail. The evidence neither overturns the established literature nor establishes a general boundary condition for digitally mature economies; it provides within-context evidence on how the conventional nonlinear logic appears in a highly digitalized environment where most firms remain at low export intensity. These conclusions are bounded to the present design and point toward comparative and longitudinal research before broader cross-setting claims can be sustained.</w:t>
+      </w:r>
+    </w:p>
+    <w:bookmarkEnd w:id="53"/>
+    <w:bookmarkStart w:id="54" w:name="X422fdd10c3908fe492ea939b97371c73422dbba"/>
+    <w:p>
+      <w:pPr>
+        <w:pStyle w:val="Heading2"/>
+      </w:pPr>
+      <w:r>
+        <w:t xml:space="preserve">7 Limitations and Future Research</w:t>
+      </w:r>
+    </w:p>
+    <w:p>
+      <w:pPr>
+        <w:pStyle w:val="FirstParagraph"/>
+      </w:pPr>
+      <w:r>
+        <w:t xml:space="preserve">Three limitations warrant caution. First, the analysis is a single-country cross-section, so inference is associational rather than causal; the observed relationships may reflect reverse causation, omitted variables, or productivity-driven selection into exporting and digital adoption. Second, the sample has a thin right tail of high-intensity exporters (the 75th percentile of FSTS is zero; only a small fraction occupy the high-export range where the turning point and the strongest DAI moderation appear). The implied turning point is therefore descriptive rather than structurally identified, with a wide 95% bootstrap CI ([53%, 253%]) despite an inverted-U shape in 96.3% of resamples; the DAI moderation survives leave-one-out, trimmed-tail, and indicator-sensitivity diagnostics but is necessarily less precise in the small exporter subsample (N = 84). Third, the DAI construct captures Tier 1–2 digital adoption (digital presence and electronic-transaction usage) rather than deeper process integration or digital dynamic capability, and the moderation weakens when the foundational indicators are dropped. Future research should test whether the same conditional pattern appears in other digitally advanced economies and under richer measures of process integration and higher-order capabilities, using panel data, successive survey waves, linked administrative records, or quasi-experimental designs (e.g., instruments such as firm-to-port distance or customs-clearance times for export intensity, and regional broadband coverage or within-sector peer adoption for digital adoption), while noting that such designs require adequate first-stage strength and credible exclusion restrictions (Wolfolds and Siegel 2019).</w:t>
+      </w:r>
+    </w:p>
     <w:bookmarkEnd w:id="54"/>
-    <w:bookmarkStart w:id="55" w:name="Xa4e692b259d9b803bab54ad026a7e8d888a5d2c"/>
-    <w:p>
-      <w:pPr>
-        <w:pStyle w:val="Heading3"/>
-      </w:pPr>
-      <w:r>
-        <w:t xml:space="preserve">5.2 Managerial implications</w:t>
+    <w:bookmarkStart w:id="56" w:name="data-availability-statement"/>
+    <w:p>
+      <w:pPr>
+        <w:pStyle w:val="Heading2"/>
+      </w:pPr>
+      <w:r>
+        <w:t xml:space="preserve">Data Availability Statement</w:t>
       </w:r>
     </w:p>
     <w:p>
@@ -8551,61 +8512,6 @@
         <w:pStyle w:val="FirstParagraph"/>
       </w:pPr>
       <w:r>
-        <w:t xml:space="preserve">For firms in Singapore and comparable high-digital-infrastructure contexts, foundational digital adoption is most strongly associated with productivity when firms already operate at relatively high export intensity, where digital interfaces and electronic-payment systems function as scaling mechanisms for coordinating larger cross-border volumes. For deeply export-engaged firms the implication is strategic: foundational digital systems matter most when coordination demands across customers, suppliers, and foreign markets become dense enough for intensive use. For domestically concentrated or low-intensity firms, basic digital functionality is already widespread and is unlikely to yield a large standalone productivity premium; for the intermediate range, gains are likelier when digital investment is aligned with customer integration, supplier coordination, and export readiness. More broadly, managers should not treat technological capability and digital adoption as interchangeable: capability-building supports a broad productivity base, whereas foundational digital adoption becomes relevant under the coordination intensity of deeper internationalization, so the two should be sequenced to the firm's actual stage of export expansion.</w:t>
-      </w:r>
-    </w:p>
-    <w:bookmarkEnd w:id="55"/>
-    <w:bookmarkEnd w:id="56"/>
-    <w:bookmarkStart w:id="57" w:name="X6b297cc947e0db5526be369b1f0f4ddc67b2415"/>
-    <w:p>
-      <w:pPr>
-        <w:pStyle w:val="Heading2"/>
-      </w:pPr>
-      <w:r>
-        <w:t xml:space="preserve">6 Conclusion</w:t>
-      </w:r>
-    </w:p>
-    <w:p>
-      <w:pPr>
-        <w:pStyle w:val="FirstParagraph"/>
-      </w:pPr>
-      <w:r>
-        <w:t xml:space="preserve">This study revisits the internationalization–performance relationship by distinguishing technological capability from foundational digital adoption among firms in Singapore (WBES 2023). Technological capability is positively associated with labour productivity, whereas digital adoption shows a conditional association that becomes more positive only at higher export intensity, supporting a distinction between firm-internal capability depth and foundational digitally enabled transaction capacity rather than a single digital-capability construct. The study also qualifies the nonlinear I–P literature in this setting: within the observed export-intensity range the pattern is better characterized as predominantly positive with mild quadratic curvature than as a formally identified inverted-U, because the implied turning point lies in a sparsely populated, imprecisely located upper tail. The evidence neither overturns the established literature nor establishes a general boundary condition for digitally mature economies; it provides within-context evidence on how the conventional nonlinear logic appears in a highly digitalized environment where most firms remain at low export intensity. These conclusions are bounded to the present design and point toward comparative and longitudinal research before broader cross-setting claims can be sustained.</w:t>
-      </w:r>
-    </w:p>
-    <w:bookmarkEnd w:id="57"/>
-    <w:bookmarkStart w:id="58" w:name="X422fdd10c3908fe492ea939b97371c73422dbba"/>
-    <w:p>
-      <w:pPr>
-        <w:pStyle w:val="Heading2"/>
-      </w:pPr>
-      <w:r>
-        <w:t xml:space="preserve">7 Limitations and Future Research</w:t>
-      </w:r>
-    </w:p>
-    <w:p>
-      <w:pPr>
-        <w:pStyle w:val="FirstParagraph"/>
-      </w:pPr>
-      <w:r>
-        <w:t xml:space="preserve">Three limitations warrant caution. First, the analysis is a single-country cross-section, so inference is associational rather than causal; the observed relationships may reflect reverse causation, omitted variables, or productivity-driven selection into exporting and digital adoption. Second, the sample has a thin right tail of high-intensity exporters (the 75th percentile of FSTS is zero; only a small fraction occupy the high-export range where the turning point and the strongest DAI moderation appear). The implied turning point is therefore descriptive rather than structurally identified, with a wide 95% bootstrap CI ([53%, 253%]) despite an inverted-U shape in 96.3% of resamples; the DAI moderation survives leave-one-out, trimmed-tail, and indicator-sensitivity diagnostics but is necessarily less precise in the small exporter subsample (N = 84). Third, the DAI construct captures Tier 1–2 digital adoption (digital presence and electronic-transaction usage) rather than deeper process integration or digital dynamic capability, and the moderation weakens when the foundational indicators are dropped. Future research should test whether the same conditional pattern appears in other digitally advanced economies and under richer measures of process integration and higher-order capabilities, using panel data, successive survey waves, linked administrative records, or quasi-experimental designs (e.g., instruments such as firm-to-port distance or customs-clearance times for export intensity, and regional broadband coverage or within-sector peer adoption for digital adoption), while noting that such designs require adequate first-stage strength and credible exclusion restrictions (Wolfolds and Siegel 2019).</w:t>
-      </w:r>
-    </w:p>
-    <w:bookmarkEnd w:id="58"/>
-    <w:bookmarkStart w:id="60" w:name="data-availability-statement"/>
-    <w:p>
-      <w:pPr>
-        <w:pStyle w:val="Heading2"/>
-      </w:pPr>
-      <w:r>
-        <w:t xml:space="preserve">Data Availability Statement</w:t>
-      </w:r>
-    </w:p>
-    <w:p>
-      <w:pPr>
-        <w:pStyle w:val="FirstParagraph"/>
-      </w:pPr>
-      <w:r>
         <w:t xml:space="preserve">The data analyzed in this study are from the World Bank Enterprise</w:t>
       </w:r>
       <w:r>
@@ -8617,8 +8523,8 @@
       <w:r>
         <w:t xml:space="preserve"> </w:t>
       </w:r>
-      <w:hyperlink r:id="rId59">
-        <w:hyperlink r:id="rId59">
+      <w:hyperlink r:id="rId55">
+        <w:hyperlink r:id="rId55">
           <w:r>
             <w:rPr>
               <w:rStyle w:val="Hyperlink"/>
@@ -8643,8 +8549,8 @@
         <w:t xml:space="preserve">author on reasonable request.</w:t>
       </w:r>
     </w:p>
-    <w:bookmarkEnd w:id="60"/>
-    <w:bookmarkStart w:id="61" w:name="acknowledgements"/>
+    <w:bookmarkEnd w:id="56"/>
+    <w:bookmarkStart w:id="57" w:name="acknowledgements"/>
     <w:p>
       <w:pPr>
         <w:pStyle w:val="Heading2"/>
@@ -8667,8 +8573,8 @@
         <w:t xml:space="preserve">Global Indicators Group of the World Bank for the data.</w:t>
       </w:r>
     </w:p>
-    <w:bookmarkEnd w:id="61"/>
-    <w:bookmarkStart w:id="62" w:name="funding"/>
+    <w:bookmarkEnd w:id="57"/>
+    <w:bookmarkStart w:id="58" w:name="funding"/>
     <w:p>
       <w:pPr>
         <w:pStyle w:val="Heading2"/>
@@ -8685,8 +8591,8 @@
         <w:t xml:space="preserve">This research received no external funding.</w:t>
       </w:r>
     </w:p>
-    <w:bookmarkEnd w:id="62"/>
-    <w:bookmarkStart w:id="63" w:name="conflict-of-interest"/>
+    <w:bookmarkEnd w:id="58"/>
+    <w:bookmarkStart w:id="59" w:name="conflict-of-interest"/>
     <w:p>
       <w:pPr>
         <w:pStyle w:val="Heading2"/>
@@ -8703,8 +8609,8 @@
         <w:t xml:space="preserve">The authors declare no conflicts of interest.</w:t>
       </w:r>
     </w:p>
-    <w:bookmarkEnd w:id="63"/>
-    <w:bookmarkStart w:id="65" w:name="ai-and-data-availability"/>
+    <w:bookmarkEnd w:id="59"/>
+    <w:bookmarkStart w:id="61" w:name="ai-and-data-availability"/>
     <w:p>
       <w:pPr>
         <w:pStyle w:val="Heading2"/>
@@ -8769,7 +8675,7 @@
       <w:r>
         <w:t xml:space="preserve"> </w:t>
       </w:r>
-      <w:hyperlink r:id="rId64">
+      <w:hyperlink r:id="rId60">
         <w:r>
           <w:rPr>
             <w:rStyle w:val="Hyperlink"/>
@@ -8793,8 +8699,8 @@
         <w:t xml:space="preserve">upon reasonable request.</w:t>
       </w:r>
     </w:p>
-    <w:bookmarkEnd w:id="65"/>
-    <w:bookmarkStart w:id="101" w:name="references"/>
+    <w:bookmarkEnd w:id="61"/>
+    <w:bookmarkStart w:id="97" w:name="references"/>
     <w:p>
       <w:pPr>
         <w:pStyle w:val="Heading2"/>
@@ -8852,7 +8758,7 @@
       <w:r>
         <w:t xml:space="preserve"> </w:t>
       </w:r>
-      <w:hyperlink r:id="rId66">
+      <w:hyperlink r:id="rId62">
         <w:r>
           <w:rPr>
             <w:rStyle w:val="Hyperlink"/>
@@ -8921,7 +8827,7 @@
       <w:r>
         <w:t xml:space="preserve"> </w:t>
       </w:r>
-      <w:hyperlink r:id="rId67">
+      <w:hyperlink r:id="rId63">
         <w:r>
           <w:rPr>
             <w:rStyle w:val="Hyperlink"/>
@@ -8977,7 +8883,7 @@
       <w:r>
         <w:t xml:space="preserve"> </w:t>
       </w:r>
-      <w:hyperlink r:id="rId68">
+      <w:hyperlink r:id="rId64">
         <w:r>
           <w:rPr>
             <w:rStyle w:val="Hyperlink"/>
@@ -9013,7 +8919,7 @@
       <w:r>
         <w:t xml:space="preserve"> </w:t>
       </w:r>
-      <w:hyperlink r:id="rId69">
+      <w:hyperlink r:id="rId65">
         <w:r>
           <w:rPr>
             <w:rStyle w:val="Hyperlink"/>
@@ -9063,7 +8969,7 @@
       <w:r>
         <w:t xml:space="preserve"> </w:t>
       </w:r>
-      <w:hyperlink r:id="rId70">
+      <w:hyperlink r:id="rId66">
         <w:r>
           <w:rPr>
             <w:rStyle w:val="Hyperlink"/>
@@ -9119,7 +9025,7 @@
       <w:r>
         <w:t xml:space="preserve"> </w:t>
       </w:r>
-      <w:hyperlink r:id="rId71">
+      <w:hyperlink r:id="rId67">
         <w:r>
           <w:rPr>
             <w:rStyle w:val="Hyperlink"/>
@@ -9155,7 +9061,7 @@
       <w:r>
         <w:t xml:space="preserve"> </w:t>
       </w:r>
-      <w:hyperlink r:id="rId72">
+      <w:hyperlink r:id="rId68">
         <w:r>
           <w:rPr>
             <w:rStyle w:val="Hyperlink"/>
@@ -9241,7 +9147,7 @@
       <w:r>
         <w:t xml:space="preserve"> </w:t>
       </w:r>
-      <w:hyperlink r:id="rId73">
+      <w:hyperlink r:id="rId69">
         <w:r>
           <w:rPr>
             <w:rStyle w:val="Hyperlink"/>
@@ -9289,7 +9195,7 @@
       <w:r>
         <w:t xml:space="preserve"> </w:t>
       </w:r>
-      <w:hyperlink r:id="rId74">
+      <w:hyperlink r:id="rId70">
         <w:r>
           <w:rPr>
             <w:rStyle w:val="Hyperlink"/>
@@ -9337,7 +9243,7 @@
       <w:r>
         <w:t xml:space="preserve"> </w:t>
       </w:r>
-      <w:hyperlink r:id="rId75">
+      <w:hyperlink r:id="rId71">
         <w:r>
           <w:rPr>
             <w:rStyle w:val="Hyperlink"/>
@@ -9391,7 +9297,7 @@
       <w:r>
         <w:t xml:space="preserve"> </w:t>
       </w:r>
-      <w:hyperlink r:id="rId76">
+      <w:hyperlink r:id="rId72">
         <w:r>
           <w:rPr>
             <w:rStyle w:val="Hyperlink"/>
@@ -9433,7 +9339,7 @@
       <w:r>
         <w:t xml:space="preserve"> </w:t>
       </w:r>
-      <w:hyperlink r:id="rId77">
+      <w:hyperlink r:id="rId73">
         <w:r>
           <w:rPr>
             <w:rStyle w:val="Hyperlink"/>
@@ -9475,7 +9381,7 @@
       <w:r>
         <w:t xml:space="preserve"> </w:t>
       </w:r>
-      <w:hyperlink r:id="rId78">
+      <w:hyperlink r:id="rId74">
         <w:r>
           <w:rPr>
             <w:rStyle w:val="Hyperlink"/>
@@ -9531,7 +9437,7 @@
       <w:r>
         <w:t xml:space="preserve"> </w:t>
       </w:r>
-      <w:hyperlink r:id="rId79">
+      <w:hyperlink r:id="rId75">
         <w:r>
           <w:rPr>
             <w:rStyle w:val="Hyperlink"/>
@@ -9581,7 +9487,7 @@
       <w:r>
         <w:t xml:space="preserve"> </w:t>
       </w:r>
-      <w:hyperlink r:id="rId80">
+      <w:hyperlink r:id="rId76">
         <w:r>
           <w:rPr>
             <w:rStyle w:val="Hyperlink"/>
@@ -9637,7 +9543,7 @@
       <w:r>
         <w:t xml:space="preserve"> </w:t>
       </w:r>
-      <w:hyperlink r:id="rId81">
+      <w:hyperlink r:id="rId77">
         <w:r>
           <w:rPr>
             <w:rStyle w:val="Hyperlink"/>
@@ -9687,7 +9593,7 @@
       <w:r>
         <w:t xml:space="preserve"> </w:t>
       </w:r>
-      <w:hyperlink r:id="rId82">
+      <w:hyperlink r:id="rId78">
         <w:r>
           <w:rPr>
             <w:rStyle w:val="Hyperlink"/>
@@ -9743,7 +9649,7 @@
       <w:r>
         <w:t xml:space="preserve"> </w:t>
       </w:r>
-      <w:hyperlink r:id="rId83">
+      <w:hyperlink r:id="rId79">
         <w:r>
           <w:rPr>
             <w:rStyle w:val="Hyperlink"/>
@@ -9799,7 +9705,7 @@
       <w:r>
         <w:t xml:space="preserve"> </w:t>
       </w:r>
-      <w:hyperlink r:id="rId84">
+      <w:hyperlink r:id="rId80">
         <w:r>
           <w:rPr>
             <w:rStyle w:val="Hyperlink"/>
@@ -9855,7 +9761,7 @@
       <w:r>
         <w:t xml:space="preserve"> </w:t>
       </w:r>
-      <w:hyperlink r:id="rId85">
+      <w:hyperlink r:id="rId81">
         <w:r>
           <w:rPr>
             <w:rStyle w:val="Hyperlink"/>
@@ -9903,7 +9809,7 @@
       <w:r>
         <w:t xml:space="preserve"> </w:t>
       </w:r>
-      <w:hyperlink r:id="rId86">
+      <w:hyperlink r:id="rId82">
         <w:r>
           <w:rPr>
             <w:rStyle w:val="Hyperlink"/>
@@ -9945,7 +9851,7 @@
       <w:r>
         <w:t xml:space="preserve"> </w:t>
       </w:r>
-      <w:hyperlink r:id="rId87">
+      <w:hyperlink r:id="rId83">
         <w:r>
           <w:rPr>
             <w:rStyle w:val="Hyperlink"/>
@@ -9981,7 +9887,7 @@
       <w:r>
         <w:t xml:space="preserve"> </w:t>
       </w:r>
-      <w:hyperlink r:id="rId88">
+      <w:hyperlink r:id="rId84">
         <w:r>
           <w:rPr>
             <w:rStyle w:val="Hyperlink"/>
@@ -10031,7 +9937,7 @@
       <w:r>
         <w:t xml:space="preserve"> </w:t>
       </w:r>
-      <w:hyperlink r:id="rId89">
+      <w:hyperlink r:id="rId85">
         <w:r>
           <w:rPr>
             <w:rStyle w:val="Hyperlink"/>
@@ -10067,7 +9973,7 @@
       <w:r>
         <w:t xml:space="preserve"> </w:t>
       </w:r>
-      <w:hyperlink r:id="rId90">
+      <w:hyperlink r:id="rId86">
         <w:r>
           <w:rPr>
             <w:rStyle w:val="Hyperlink"/>
@@ -10123,7 +10029,7 @@
       <w:r>
         <w:t xml:space="preserve"> </w:t>
       </w:r>
-      <w:hyperlink r:id="rId91">
+      <w:hyperlink r:id="rId87">
         <w:r>
           <w:rPr>
             <w:rStyle w:val="Hyperlink"/>
@@ -10179,7 +10085,7 @@
       <w:r>
         <w:t xml:space="preserve"> </w:t>
       </w:r>
-      <w:hyperlink r:id="rId92">
+      <w:hyperlink r:id="rId88">
         <w:r>
           <w:rPr>
             <w:rStyle w:val="Hyperlink"/>
@@ -10235,7 +10141,7 @@
       <w:r>
         <w:t xml:space="preserve"> </w:t>
       </w:r>
-      <w:hyperlink r:id="rId93">
+      <w:hyperlink r:id="rId89">
         <w:r>
           <w:rPr>
             <w:rStyle w:val="Hyperlink"/>
@@ -10289,7 +10195,7 @@
       <w:r>
         <w:t xml:space="preserve"> </w:t>
       </w:r>
-      <w:hyperlink r:id="rId94">
+      <w:hyperlink r:id="rId90">
         <w:r>
           <w:rPr>
             <w:rStyle w:val="Hyperlink"/>
@@ -10331,7 +10237,7 @@
       <w:r>
         <w:t xml:space="preserve"> </w:t>
       </w:r>
-      <w:hyperlink r:id="rId95">
+      <w:hyperlink r:id="rId91">
         <w:r>
           <w:rPr>
             <w:rStyle w:val="Hyperlink"/>
@@ -10398,7 +10304,7 @@
       <w:r>
         <w:t xml:space="preserve"> </w:t>
       </w:r>
-      <w:hyperlink r:id="rId96">
+      <w:hyperlink r:id="rId92">
         <w:r>
           <w:rPr>
             <w:rStyle w:val="Hyperlink"/>
@@ -10436,7 +10342,7 @@
       <w:r>
         <w:t xml:space="preserve"> </w:t>
       </w:r>
-      <w:hyperlink r:id="rId97">
+      <w:hyperlink r:id="rId93">
         <w:r>
           <w:rPr>
             <w:rStyle w:val="Hyperlink"/>
@@ -10477,7 +10383,7 @@
       <w:r>
         <w:t xml:space="preserve"> </w:t>
       </w:r>
-      <w:hyperlink r:id="rId98">
+      <w:hyperlink r:id="rId94">
         <w:r>
           <w:rPr>
             <w:rStyle w:val="Hyperlink"/>
@@ -10515,7 +10421,7 @@
       <w:r>
         <w:t xml:space="preserve"> </w:t>
       </w:r>
-      <w:hyperlink r:id="rId99">
+      <w:hyperlink r:id="rId95">
         <w:r>
           <w:rPr>
             <w:rStyle w:val="Hyperlink"/>
@@ -10553,7 +10459,7 @@
       <w:r>
         <w:t xml:space="preserve"> </w:t>
       </w:r>
-      <w:hyperlink r:id="rId100">
+      <w:hyperlink r:id="rId96">
         <w:r>
           <w:rPr>
             <w:rStyle w:val="Hyperlink"/>
@@ -10583,7 +10489,7 @@
       <w:r>
         <w:t xml:space="preserve"> </w:t>
       </w:r>
-      <w:hyperlink r:id="rId64">
+      <w:hyperlink r:id="rId60">
         <w:r>
           <w:rPr>
             <w:rStyle w:val="Hyperlink"/>
@@ -10592,8 +10498,8 @@
         </w:r>
       </w:hyperlink>
     </w:p>
-    <w:bookmarkEnd w:id="101"/>
-    <w:bookmarkEnd w:id="102"/>
+    <w:bookmarkEnd w:id="97"/>
+    <w:bookmarkEnd w:id="98"/>
     <w:sectPr/>
   </w:body>
 </w:document>

--- a/p4/submission/mbr_package/01_manuscript_blinded.docx
+++ b/p4/submission/mbr_package/01_manuscript_blinded.docx
@@ -6805,7 +6805,7 @@
         <w:t xml:space="preserve"> </w:t>
       </w:r>
       <w:r>
-        <w:t xml:space="preserve">cluster-bootstrap confidence interval (5, 000 replications) spans [53%,</w:t>
+        <w:t xml:space="preserve">cluster-bootstrap confidence interval (5,000 replications) spans [53%,</w:t>
       </w:r>
       <w:r>
         <w:t xml:space="preserve"> </w:t>
@@ -8272,7 +8272,7 @@
         <w:t xml:space="preserve"> </w:t>
       </w:r>
       <w:r>
-        <w:t xml:space="preserve">ecosystem, 25, 000 attendees and record 6, 800 startup applications from</w:t>
+        <w:t xml:space="preserve">ecosystem, 25,000 attendees and record 6,800 startup applications from</w:t>
       </w:r>
       <w:r>
         <w:t xml:space="preserve"> </w:t>
@@ -8284,7 +8284,7 @@
         <w:t xml:space="preserve"> </w:t>
       </w:r>
       <w:r>
-        <w:t xml:space="preserve">(Enterprise Singapore, 2025), and 22, 000 delegates from 110 regions at</w:t>
+        <w:t xml:space="preserve">(Enterprise Singapore, 2025), and 22,000 delegates from 110 regions at</w:t>
       </w:r>
       <w:r>
         <w:t xml:space="preserve"> </w:t>
@@ -10287,7 +10287,7 @@
           <w:iCs/>
           <w:i/>
         </w:rPr>
-        <w:t xml:space="preserve">anniversary milestone with record 25, 000 attendees</w:t>
+        <w:t xml:space="preserve">anniversary milestone with record 25,000 attendees</w:t>
       </w:r>
       <w:r>
         <w:t xml:space="preserve"> </w:t>

--- a/p4/submission/mbr_package/01_manuscript_blinded.docx
+++ b/p4/submission/mbr_package/01_manuscript_blinded.docx
@@ -2,7 +2,7 @@
 <file path=word/document.xml><?xml version="1.0" encoding="utf-8"?>
 <w:document xmlns:w="http://schemas.openxmlformats.org/wordprocessingml/2006/main" xmlns:m="http://schemas.openxmlformats.org/officeDocument/2006/math" xmlns:r="http://schemas.openxmlformats.org/officeDocument/2006/relationships" xmlns:o="urn:schemas-microsoft-com:office:office" xmlns:v="urn:schemas-microsoft-com:vml" xmlns:w10="urn:schemas-microsoft-com:office:word" xmlns:a="http://schemas.openxmlformats.org/drawingml/2006/main" xmlns:pic="http://schemas.openxmlformats.org/drawingml/2006/picture" xmlns:wp="http://schemas.openxmlformats.org/drawingml/2006/wordprocessingDrawing">
   <w:body>
-    <w:bookmarkStart w:id="98" w:name="X07c3a2f9ec246b5120b9b19625fb58c0a5f9521"/>
+    <w:bookmarkStart w:id="93" w:name="X07c3a2f9ec246b5120b9b19625fb58c0a5f9521"/>
     <w:p>
       <w:pPr>
         <w:pStyle w:val="Heading1"/>
@@ -231,7 +231,7 @@
       </w:r>
     </w:p>
     <w:bookmarkEnd w:id="20"/>
-    <w:bookmarkStart w:id="25" w:name="Xe3d0fc0bea9a42ce7605565d0964033d7f6ee47"/>
+    <w:bookmarkStart w:id="25" w:name="introduction"/>
     <w:p>
       <w:pPr>
         <w:pStyle w:val="Heading2"/>
@@ -240,7 +240,7 @@
         <w:t xml:space="preserve">1 Introduction</w:t>
       </w:r>
     </w:p>
-    <w:bookmarkStart w:id="21" w:name="Xe5b26b80b1cffd635bf6d81ca2944b40daaf62d"/>
+    <w:bookmarkStart w:id="21" w:name="background-and-motivation"/>
     <w:p>
       <w:pPr>
         <w:pStyle w:val="Heading3"/>
@@ -254,7 +254,7 @@
         <w:pStyle w:val="FirstParagraph"/>
       </w:pPr>
       <w:r>
-        <w:t xml:space="preserve">Singapore is an analytically valuable setting for revisiting the internationalization–performance relationship because it combines high digital maturity with firm-level heterogeneity in export intensity. The classic I–P literature explains nonlinearity through a trade-off between the scale and learning benefits of expansion and the rising coordination costs of operating across markets, with the inverted-U as the modal pattern (Marano et al. 2016). Much of this literature, however, was developed in pre-digital or transitional settings whose institutional and infrastructural conditions differ from those of digitally advanced economies (Peng 2003; Peng et al. 2008). By contemporaneous assessments Singapore is at the frontier: 2nd globally (1st in Asia Pacific) in the StartupBlink Innovators Business Environment Index 2026, 4th in the Global Startup Ecosystem Index 2025, and 3rd in the UN e-Government Survey 2024, while Smart Nation 2.0 (2024) makes digital trust infrastructure explicit national policy (GovTech Singapore 2024; StartupBlink 2025, 2026).</w:t>
+        <w:t xml:space="preserve">Singapore is an analytically valuable setting for revisiting the internationalization–performance relationship because it combines high digital maturity with firm-level heterogeneity in export intensity. The classic I–P literature explains nonlinearity through a trade-off between the scale and learning benefits of expansion and the rising coordination costs of operating across markets, with the inverted-U as the modal pattern (Marano et al. 2016). Much of this literature, however, was developed in pre-digital or transitional settings whose institutional and infrastructural conditions differ from those of digitally advanced economies (Peng 2003; Peng et al. 2008). By contemporaneous assessments Singapore is at the frontier: 2nd globally (1st in Asia Pacific) in the StartupBlink Innovators Business Environment Index 2026, 4th in the Global Startup Ecosystem Index 2025, and 3rd in the UN e-Government Survey 2024, while Smart Nation 2.0 (2024) makes digital trust infrastructure explicit national policy (GovTech Singapore 2024; StartupBlink 2025, 2026).</w:t>
       </w:r>
     </w:p>
     <w:p>
@@ -262,7 +262,7 @@
         <w:pStyle w:val="BodyText"/>
       </w:pPr>
       <w:r>
-        <w:t xml:space="preserve">In such a context the relevant question is not whether firms still exhibit the conventional inverted-U, but whether digital maturity changes the export range over which the right-side decline becomes visible. If mature digital infrastructure attenuates communication, transaction, and information frictions, the coordination-cost mechanism underlying the classic inverted-U may be weakened, delayed, or pushed toward sparsely populated export levels (Bharadwaj et al. 2013; Verhoef et al. 2021). This creates a</w:t>
+        <w:t xml:space="preserve">In such a context the relevant question is not whether firms still exhibit the conventional inverted-U, but whether digital maturity changes the export range over which the right-side decline becomes visible. If mature digital infrastructure attenuates communication, transaction, and information frictions, the coordination-cost mechanism underlying the classic inverted-U may be weakened, delayed, or pushed toward sparsely populated export levels (Bharadwaj et al. 2013; Verhoef et al. 2021). This creates a</w:t>
       </w:r>
       <w:r>
         <w:t xml:space="preserve"> </w:t>
@@ -275,7 +275,7 @@
         <w:t xml:space="preserve">digital saturation paradox</w:t>
       </w:r>
       <w:r>
-        <w:t xml:space="preserve">: where Tier 1–2 interfaces (websites, electronic payments) are already widely diffused, enabled by Singapore's national Digital Public Infrastructure (World Bank 2025a), they function as hygiene factors for domestic operations rather than differentiating assets. Consistent with this, 82% of sampled firms report zero exports and only 3% exceed 50% foreign sales. The productivity returns to foundational digital adoption should therefore not manifest uniformly; they should become measurable mainly when firms face the intensified coordination demands of cross-border activity. Singapore thus serves as an analytically ideal stress test: domestic saturation removes the uniform-premium effect and leaves only the export-contingent signal.</w:t>
+        <w:t xml:space="preserve">: where Tier 1–2 interfaces (websites, electronic payments) are already widely diffused, enabled by Singapore’s national Digital Public Infrastructure (World Bank 2025a), they function as hygiene factors for domestic operations rather than differentiating assets. Consistent with this, 82% of sampled firms report zero exports and only 3% exceed 50% foreign sales. The productivity returns to foundational digital adoption should therefore not manifest uniformly; they should become measurable mainly when firms face the intensified coordination demands of cross-border activity. Singapore thus serves as an analytically ideal stress test: domestic saturation removes the uniform-premium effect and leaves only the export-contingent signal.</w:t>
       </w:r>
     </w:p>
     <w:p>
@@ -283,11 +283,11 @@
         <w:pStyle w:val="BodyText"/>
       </w:pPr>
       <w:r>
-        <w:t xml:space="preserve">A second motivation concerns construct clarity. In digitally advanced settings, firms differ not only in deeper technological capability rooted in learning, innovation, and absorptive capacity, but also in their adoption of basic digital interfaces and transaction-enabling systems. These domains should not be collapsed: technological capability reflects firm-internal capability depth (Barney 1991; Cohen and Levinthal 1990; Lall 1992), whereas digital adoption reflects participation in digitally enabled transactions contingent on the surrounding ecosystem (Bharadwaj et al. 2013; Verhoef et al. 2021).</w:t>
+        <w:t xml:space="preserve">A second motivation concerns construct clarity. In digitally advanced settings, firms differ not only in deeper technological capability rooted in learning, innovation, and absorptive capacity, but also in their adoption of basic digital interfaces and transaction-enabling systems. These domains should not be collapsed: technological capability reflects firm-internal capability depth (Barney 1991; Cohen and Levinthal 1990; Lall 1992), whereas digital adoption reflects participation in digitally enabled transactions contingent on the surrounding ecosystem (Bharadwaj et al. 2013; Verhoef et al. 2021).</w:t>
       </w:r>
     </w:p>
     <w:bookmarkEnd w:id="21"/>
-    <w:bookmarkStart w:id="22" w:name="X2961a496af63dca26d6e29b654ead2e696c6fdd"/>
+    <w:bookmarkStart w:id="22" w:name="research-gap"/>
     <w:p>
       <w:pPr>
         <w:pStyle w:val="Heading3"/>
@@ -503,7 +503,7 @@
       </w:r>
     </w:p>
     <w:bookmarkEnd w:id="22"/>
-    <w:bookmarkStart w:id="23" w:name="X494b14dde48fd709c427dcfac91526fdde5ec7e"/>
+    <w:bookmarkStart w:id="23" w:name="contribution"/>
     <w:p>
       <w:pPr>
         <w:pStyle w:val="Heading3"/>
@@ -755,7 +755,7 @@
       </w:r>
     </w:p>
     <w:bookmarkEnd w:id="23"/>
-    <w:bookmarkStart w:id="24" w:name="Xdd618d9602139b0eee88c4277e195c55d104c48"/>
+    <w:bookmarkStart w:id="24" w:name="roadmap"/>
     <w:p>
       <w:pPr>
         <w:pStyle w:val="Heading3"/>
@@ -798,7 +798,7 @@
     </w:p>
     <w:bookmarkEnd w:id="24"/>
     <w:bookmarkEnd w:id="25"/>
-    <w:bookmarkStart w:id="34" w:name="X8bf20a63f0decf7b16e99d564b9958ec4fbbb23"/>
+    <w:bookmarkStart w:id="34" w:name="theory-and-hypotheses"/>
     <w:p>
       <w:pPr>
         <w:pStyle w:val="Heading2"/>
@@ -807,7 +807,7 @@
         <w:t xml:space="preserve">2 Theory and Hypotheses</w:t>
       </w:r>
     </w:p>
-    <w:bookmarkStart w:id="26" w:name="X9497e0c582d29cdf214e76507e8fbbcc0b6d410"/>
+    <w:bookmarkStart w:id="26" w:name="X001c1553335b0468ad48060ef103d7d22aed657"/>
     <w:p>
       <w:pPr>
         <w:pStyle w:val="Heading3"/>
@@ -833,7 +833,7 @@
         <w:t xml:space="preserve"> </w:t>
       </w:r>
       <w:r>
-        <w:t xml:space="preserve">performance. Hitt et al. (1997) introduced the inverted-U logic: initial</w:t>
+        <w:t xml:space="preserve">performance. Hitt et al. (1997) introduced the inverted-U logic: initial</w:t>
       </w:r>
       <w:r>
         <w:t xml:space="preserve"> </w:t>
@@ -851,7 +851,7 @@
         <w:t xml:space="preserve"> </w:t>
       </w:r>
       <w:r>
-        <w:t xml:space="preserve">that erode the returns to further expansion. Contractor et al. (2003)</w:t>
+        <w:t xml:space="preserve">that erode the returns to further expansion. Contractor et al. (2003)</w:t>
       </w:r>
       <w:r>
         <w:t xml:space="preserve"> </w:t>
@@ -881,7 +881,7 @@
         <w:t xml:space="preserve"> </w:t>
       </w:r>
       <w:r>
-        <w:t xml:space="preserve">et al. 2016). An important implication of the nonlinear I–P literature</w:t>
+        <w:t xml:space="preserve">et al. 2016). An important implication of the nonlinear I–P literature</w:t>
       </w:r>
       <w:r>
         <w:t xml:space="preserve"> </w:t>
@@ -951,7 +951,7 @@
       </w:r>
     </w:p>
     <w:bookmarkEnd w:id="26"/>
-    <w:bookmarkStart w:id="27" w:name="X58009fa5124754b9d12ae223bf3908d651fea58"/>
+    <w:bookmarkStart w:id="27" w:name="two-distinct-constructs-tci-and-dai"/>
     <w:p>
       <w:pPr>
         <w:pStyle w:val="Heading3"/>
@@ -965,7 +965,7 @@
         <w:pStyle w:val="FirstParagraph"/>
       </w:pPr>
       <w:r>
-        <w:t xml:space="preserve">A recurring problem in the digital IB literature is collapsing heterogeneous firm attributes into a single umbrella construct, blurring internal capability depth and digitally enabled market participation (Verhoef et al. 2021). We instead distinguish a Technological Capability Index (TCI), anchored in the Lall–Cohen-Levinthal tradition (Cohen and Levinthal 1990; Lall 1992), from a Digital Adoption Index (DAI), anchored in the Bharadwaj–Verhoef digitalization tradition (Bharadwaj et al. 2013; Verhoef et al. 2021). The two refer to different domains of advantage: TCI captures internal stocks related to innovation, learning, and technology absorption, while DAI captures uptake of digital interfaces and transaction-enabling mechanisms, a more environmentally contingent advantage that depends on ecosystem maturity.</w:t>
+        <w:t xml:space="preserve">A recurring problem in the digital IB literature is collapsing heterogeneous firm attributes into a single umbrella construct, blurring internal capability depth and digitally enabled market participation (Verhoef et al. 2021). We instead distinguish a Technological Capability Index (TCI), anchored in the Lall–Cohen-Levinthal tradition (Cohen and Levinthal 1990; Lall 1992), from a Digital Adoption Index (DAI), anchored in the Bharadwaj–Verhoef digitalization tradition (Bharadwaj et al. 2013; Verhoef et al. 2021). The two refer to different domains of advantage: TCI captures internal stocks related to innovation, learning, and technology absorption, while DAI captures uptake of digital interfaces and transaction-enabling mechanisms, a more environmentally contingent advantage that depends on ecosystem maturity.</w:t>
       </w:r>
     </w:p>
     <w:p>
@@ -973,11 +973,65 @@
         <w:pStyle w:val="BodyText"/>
       </w:pPr>
       <w:r>
-        <w:t xml:space="preserve">The label "digital adoption" is more defensible than "digital capability" here because the available WBES indicators map onto basic digital presence and transaction usage rather than deeper integrated processes. In the Verhoef et al. (2021) hierarchy, website presence (c22b) corresponds to Tier-1 digitization and electronic-payment intensity (k33, k38) to Tier-2 digitalization; the composite therefore captures the foundational digital layer but cannot observe Tier-3 process integration (ERP, CRM) or Tier-4 digital dynamic capability (AI, platform orchestration). Retaining a broad "digital capability" label would overstate what the indicators support. Methodologically, both constructs satisfy the Coltman et al. (2008) four-criterion test for formative measurement, and combining them would violate the principle that constructs with different nomological nets should remain distinct.</w:t>
+        <w:t xml:space="preserve">The label</w:t>
+      </w:r>
+      <w:r>
+        <w:t xml:space="preserve"> </w:t>
+      </w:r>
+      <w:r>
+        <w:t xml:space="preserve">“</w:t>
+      </w:r>
+      <w:r>
+        <w:t xml:space="preserve">digital adoption</w:t>
+      </w:r>
+      <w:r>
+        <w:t xml:space="preserve">”</w:t>
+      </w:r>
+      <w:r>
+        <w:t xml:space="preserve"> </w:t>
+      </w:r>
+      <w:r>
+        <w:t xml:space="preserve">is more defensible than</w:t>
+      </w:r>
+      <w:r>
+        <w:t xml:space="preserve"> </w:t>
+      </w:r>
+      <w:r>
+        <w:t xml:space="preserve">“</w:t>
+      </w:r>
+      <w:r>
+        <w:t xml:space="preserve">digital capability</w:t>
+      </w:r>
+      <w:r>
+        <w:t xml:space="preserve">”</w:t>
+      </w:r>
+      <w:r>
+        <w:t xml:space="preserve"> </w:t>
+      </w:r>
+      <w:r>
+        <w:t xml:space="preserve">here because the available WBES indicators map onto basic digital presence and transaction usage rather than deeper integrated processes. In the Verhoef et al. (2021) hierarchy, website presence (c22b) corresponds to Tier-1 digitization and electronic-payment intensity (k33, k38) to Tier-2 digitalization; the composite therefore captures the foundational digital layer but cannot observe Tier-3 process integration (ERP, CRM) or Tier-4 digital dynamic capability (AI, platform orchestration). Retaining a broad</w:t>
+      </w:r>
+      <w:r>
+        <w:t xml:space="preserve"> </w:t>
+      </w:r>
+      <w:r>
+        <w:t xml:space="preserve">“</w:t>
+      </w:r>
+      <w:r>
+        <w:t xml:space="preserve">digital capability</w:t>
+      </w:r>
+      <w:r>
+        <w:t xml:space="preserve">”</w:t>
+      </w:r>
+      <w:r>
+        <w:t xml:space="preserve"> </w:t>
+      </w:r>
+      <w:r>
+        <w:t xml:space="preserve">label would overstate what the indicators support. Methodologically, both constructs satisfy the Coltman et al. (2008) four-criterion test for formative measurement, and combining them would violate the principle that constructs with different nomological nets should remain distinct.</w:t>
       </w:r>
     </w:p>
     <w:bookmarkEnd w:id="27"/>
-    <w:bookmarkStart w:id="32" w:name="Xfeb3205642325e47f2817bab2cc060c9f999b02"/>
+    <w:bookmarkStart w:id="32" w:name="hypothesis-development"/>
     <w:p>
       <w:pPr>
         <w:pStyle w:val="Heading3"/>
@@ -986,7 +1040,7 @@
         <w:t xml:space="preserve">2.3 Hypothesis development</w:t>
       </w:r>
     </w:p>
-    <w:bookmarkStart w:id="28" w:name="X9de0e934912487c2b2355f424516474f67bf4ef"/>
+    <w:bookmarkStart w:id="28" w:name="tci-direct-effect-on-productivity"/>
     <w:p>
       <w:pPr>
         <w:pStyle w:val="Heading4"/>
@@ -1042,19 +1096,19 @@
         <w:t xml:space="preserve"> </w:t>
       </w:r>
       <w:r>
-        <w:t xml:space="preserve">efficiency, product quality, and learning routines (Avenyo et al. 2021;</w:t>
-      </w:r>
-      <w:r>
-        <w:t xml:space="preserve"> </w:t>
-      </w:r>
-      <w:r>
-        <w:t xml:space="preserve">Krammer et al. 2018). We therefore hypothesize: Hypothesis 1 (H1). In</w:t>
-      </w:r>
-      <w:r>
-        <w:t xml:space="preserve"> </w:t>
-      </w:r>
-      <w:r>
-        <w:t xml:space="preserve">Singapore's advanced-economy context, when firms invest more deeply in</w:t>
+        <w:t xml:space="preserve">efficiency, product quality, and learning routines (Avenyo et al. 2021;</w:t>
+      </w:r>
+      <w:r>
+        <w:t xml:space="preserve"> </w:t>
+      </w:r>
+      <w:r>
+        <w:t xml:space="preserve">Krammer et al. 2018). We therefore hypothesize: Hypothesis 1 (H1). In</w:t>
+      </w:r>
+      <w:r>
+        <w:t xml:space="preserve"> </w:t>
+      </w:r>
+      <w:r>
+        <w:t xml:space="preserve">Singapore’s advanced-economy context, when firms invest more deeply in</w:t>
       </w:r>
       <w:r>
         <w:t xml:space="preserve"> </w:t>
@@ -1072,7 +1126,7 @@
         <w:t xml:space="preserve"> </w:t>
       </w:r>
       <w:r>
-        <w:t xml:space="preserve">firm's operational efficiency and learning routines (Lall 1992; Cohen &amp;</w:t>
+        <w:t xml:space="preserve">firm’s operational efficiency and learning routines (Lall 1992; Cohen and</w:t>
       </w:r>
       <w:r>
         <w:t xml:space="preserve"> </w:t>
@@ -1088,7 +1142,7 @@
       </w:r>
     </w:p>
     <w:bookmarkEnd w:id="28"/>
-    <w:bookmarkStart w:id="29" w:name="Xd77aef7f084e33ec0dd33a50710ed9d88a5bd5f"/>
+    <w:bookmarkStart w:id="29" w:name="tci-moderation-of-the-ip-relationship"/>
     <w:p>
       <w:pPr>
         <w:pStyle w:val="Heading4"/>
@@ -1204,7 +1258,7 @@
         <w:t xml:space="preserve"> </w:t>
       </w:r>
       <w:r>
-        <w:t xml:space="preserve">TCI-contingent I–P curvature. The present paper's H2 and H3 are</w:t>
+        <w:t xml:space="preserve">TCI-contingent I–P curvature. The present paper’s H2 and H3 are</w:t>
       </w:r>
       <w:r>
         <w:t xml:space="preserve"> </w:t>
@@ -1226,7 +1280,7 @@
       </w:r>
     </w:p>
     <w:bookmarkEnd w:id="29"/>
-    <w:bookmarkStart w:id="30" w:name="Xca797cdf899e8025c95598929e8214dfe008510"/>
+    <w:bookmarkStart w:id="30" w:name="dai-direct-effect-on-productivity"/>
     <w:p>
       <w:pPr>
         <w:pStyle w:val="Heading4"/>
@@ -1324,13 +1378,13 @@
         <w:t xml:space="preserve"> </w:t>
       </w:r>
       <w:r>
-        <w:t xml:space="preserve">those digital channels are actually used (Bharadwaj et al. 2013; Verhoef</w:t>
-      </w:r>
-      <w:r>
-        <w:t xml:space="preserve"> </w:t>
-      </w:r>
-      <w:r>
-        <w:t xml:space="preserve">et al. 2021), until a level of export intensity is reached at which</w:t>
+        <w:t xml:space="preserve">those digital channels are actually used (Bharadwaj et al. 2013; Verhoef</w:t>
+      </w:r>
+      <w:r>
+        <w:t xml:space="preserve"> </w:t>
+      </w:r>
+      <w:r>
+        <w:t xml:space="preserve">et al. 2021), until a level of export intensity is reached at which</w:t>
       </w:r>
       <w:r>
         <w:t xml:space="preserve"> </w:t>
@@ -1340,7 +1394,7 @@
       </w:r>
     </w:p>
     <w:bookmarkEnd w:id="30"/>
-    <w:bookmarkStart w:id="31" w:name="Xb90d981e4efafb918608a9cc7d37012dec59e7b"/>
+    <w:bookmarkStart w:id="31" w:name="X4a1dd7965a5d35ccd8d325197ae2dd2e833f047"/>
     <w:p>
       <w:pPr>
         <w:pStyle w:val="Heading4"/>
@@ -1562,7 +1616,7 @@
     </w:p>
     <w:bookmarkEnd w:id="31"/>
     <w:bookmarkEnd w:id="32"/>
-    <w:bookmarkStart w:id="33" w:name="X120be97a373b91b5bab21d44e9895db7ca01e76"/>
+    <w:bookmarkStart w:id="33" w:name="conceptual-model"/>
     <w:p>
       <w:pPr>
         <w:pStyle w:val="Heading3"/>
@@ -1865,7 +1919,7 @@
     </w:p>
     <w:bookmarkEnd w:id="33"/>
     <w:bookmarkEnd w:id="34"/>
-    <w:bookmarkStart w:id="43" w:name="X167a2da0345881bf36eef0606d50b1063a572d3"/>
+    <w:bookmarkStart w:id="43" w:name="methods"/>
     <w:p>
       <w:pPr>
         <w:pStyle w:val="Heading2"/>
@@ -1874,7 +1928,7 @@
         <w:t xml:space="preserve">3 Methods</w:t>
       </w:r>
     </w:p>
-    <w:bookmarkStart w:id="35" w:name="X7539fb3dc2f98232f41138bc75cab658563f4ee"/>
+    <w:bookmarkStart w:id="35" w:name="data"/>
     <w:p>
       <w:pPr>
         <w:pStyle w:val="Heading3"/>
@@ -1972,7 +2026,7 @@
         <w:t xml:space="preserve"> </w:t>
       </w:r>
       <w:r>
-        <w:t xml:space="preserve">for the majority of Singapore's aggregate trade flows (national</w:t>
+        <w:t xml:space="preserve">for the majority of Singapore’s aggregate trade flows (national</w:t>
       </w:r>
       <w:r>
         <w:t xml:space="preserve"> </w:t>
@@ -1984,7 +2038,7 @@
         <w:t xml:space="preserve"> </w:t>
       </w:r>
       <w:r>
-        <w:t xml:space="preserve">Singapore's SME sector rather than of the national export economy;</w:t>
+        <w:t xml:space="preserve">Singapore’s SME sector rather than of the national export economy;</w:t>
       </w:r>
       <w:r>
         <w:t xml:space="preserve"> </w:t>
@@ -2180,7 +2234,7 @@
       </w:r>
     </w:p>
     <w:bookmarkEnd w:id="35"/>
-    <w:bookmarkStart w:id="40" w:name="Xbcf9f12e79107fa2c089aaf13fc6c4fb773f1c2"/>
+    <w:bookmarkStart w:id="40" w:name="variables"/>
     <w:p>
       <w:pPr>
         <w:pStyle w:val="Heading3"/>
@@ -2189,7 +2243,7 @@
         <w:t xml:space="preserve">3.2 Variables</w:t>
       </w:r>
     </w:p>
-    <w:bookmarkStart w:id="36" w:name="X7e58563e31c3ad002492190dd8d5308423faaad"/>
+    <w:bookmarkStart w:id="36" w:name="dependent-variable"/>
     <w:p>
       <w:pPr>
         <w:pStyle w:val="Heading4"/>
@@ -2255,7 +2309,7 @@
       </w:r>
     </w:p>
     <w:bookmarkEnd w:id="36"/>
-    <w:bookmarkStart w:id="37" w:name="X2cdc78afcfd9a4441a0b7b899a2b559f49a455a"/>
+    <w:bookmarkStart w:id="37" w:name="focal-independent-variable"/>
     <w:p>
       <w:pPr>
         <w:pStyle w:val="Heading4"/>
@@ -2293,7 +2347,7 @@
         <w:t xml:space="preserve"> </w:t>
       </w:r>
       <w:r>
-        <w:t xml:space="preserve">&amp; West 1991). In the final specifications, variance inflation factors</w:t>
+        <w:t xml:space="preserve">and West 1991). In the final specifications, variance inflation factors</w:t>
       </w:r>
       <w:r>
         <w:t xml:space="preserve"> </w:t>
@@ -2309,7 +2363,7 @@
       </w:r>
     </w:p>
     <w:bookmarkEnd w:id="37"/>
-    <w:bookmarkStart w:id="38" w:name="X5885cfa65cddf1d15b27f59176f9dbae5a8c10a"/>
+    <w:bookmarkStart w:id="38" w:name="tci-and-dai-composites"/>
     <w:p>
       <w:pPr>
         <w:pStyle w:val="Heading4"/>
@@ -2500,7 +2554,7 @@
         <w:t xml:space="preserve"> </w:t>
       </w:r>
       <w:r>
-        <w:t xml:space="preserve">statistically weaker estimate, while the Tier-1+2 full model's adjusted</w:t>
+        <w:t xml:space="preserve">statistically weaker estimate, while the Tier-1+2 full model’s adjusted</w:t>
       </w:r>
       <w:r>
         <w:t xml:space="preserve"> </w:t>
@@ -2542,7 +2596,7 @@
         <w:t xml:space="preserve"> </w:t>
       </w:r>
       <w:r>
-        <w:t xml:space="preserve">Singapore's high-saturation institutional setting, the website indicator</w:t>
+        <w:t xml:space="preserve">Singapore’s high-saturation institutional setting, the website indicator</w:t>
       </w:r>
       <w:r>
         <w:t xml:space="preserve"> </w:t>
@@ -2591,7 +2645,7 @@
       </w:r>
     </w:p>
     <w:bookmarkEnd w:id="38"/>
-    <w:bookmarkStart w:id="39" w:name="X7f318314f3a5164dbb5d2e2bfe8bd11c34b488e"/>
+    <w:bookmarkStart w:id="39" w:name="controls"/>
     <w:p>
       <w:pPr>
         <w:pStyle w:val="Heading4"/>
@@ -2670,7 +2724,7 @@
     </w:p>
     <w:bookmarkEnd w:id="39"/>
     <w:bookmarkEnd w:id="40"/>
-    <w:bookmarkStart w:id="41" w:name="X84482d10811f20e2a246857c008316fafc15eb6"/>
+    <w:bookmarkStart w:id="41" w:name="Xf0d337b7871f1e30984357ede4c26fad3ab0772"/>
     <w:p>
       <w:pPr>
         <w:pStyle w:val="Heading3"/>
@@ -2852,7 +2906,7 @@
         <w:t xml:space="preserve"> </w:t>
       </w:r>
       <w:r>
-        <w:t xml:space="preserve">productivity. Following the recommendations of Haans et al. (2016) for</w:t>
+        <w:t xml:space="preserve">productivity. Following the recommendations of Haans et al. (2016) for</w:t>
       </w:r>
       <w:r>
         <w:t xml:space="preserve"> </w:t>
@@ -2888,7 +2942,7 @@
         <w:t xml:space="preserve"> </w:t>
       </w:r>
       <w:r>
-        <w:t xml:space="preserve">using Cohen’s f² (Aguinis et al. 2005; Cohen 1988).</w:t>
+        <w:t xml:space="preserve">using Cohen’s f² (Aguinis et al. 2005; Cohen 1988).</w:t>
       </w:r>
     </w:p>
     <w:p>
@@ -3004,7 +3058,7 @@
       </w:r>
     </w:p>
     <w:bookmarkEnd w:id="41"/>
-    <w:bookmarkStart w:id="42" w:name="X4758c326240d97a48e7d79456dba8f6cc5c46be"/>
+    <w:bookmarkStart w:id="42" w:name="X0fcf099929e626b10071b523c2c83735d5a4cd9"/>
     <w:p>
       <w:pPr>
         <w:pStyle w:val="Heading3"/>
@@ -3095,7 +3149,7 @@
     </w:p>
     <w:bookmarkEnd w:id="42"/>
     <w:bookmarkEnd w:id="43"/>
-    <w:bookmarkStart w:id="49" w:name="X121719332867ee227f0a04b486098cee978c6e6"/>
+    <w:bookmarkStart w:id="49" w:name="results"/>
     <w:p>
       <w:pPr>
         <w:pStyle w:val="Heading2"/>
@@ -3104,7 +3158,7 @@
         <w:t xml:space="preserve">4 Results</w:t>
       </w:r>
     </w:p>
-    <w:bookmarkStart w:id="44" w:name="Xcfcbc1028680fbd618b9b585dd17cf608861803"/>
+    <w:bookmarkStart w:id="44" w:name="descriptive-statistics"/>
     <w:p>
       <w:pPr>
         <w:pStyle w:val="Heading3"/>
@@ -3488,7 +3542,7 @@
       </w:r>
     </w:p>
     <w:bookmarkEnd w:id="44"/>
-    <w:bookmarkStart w:id="45" w:name="Xe86cbbe4620ce5d84f78b7737e30408048ed6af"/>
+    <w:bookmarkStart w:id="45" w:name="X2451d3f7ca997a4cc37eff64b1b544b095ebde1"/>
     <w:p>
       <w:pPr>
         <w:pStyle w:val="Heading3"/>
@@ -3502,7 +3556,7 @@
         <w:pStyle w:val="FirstParagraph"/>
       </w:pPr>
       <w:r>
-        <w:t xml:space="preserve">In the baseline quadratic specification (Model M2), the linear FSTS term is positive and significant (β = +2.652, SE = 0.691, p &lt; .001) and the squared term is negative (β = −1.705, SE = 0.931, p = .068). The fitted curve implies a turning point in the upper tail (near FSTS = 82% on the original scale) that is imprecisely located in a sparsely populated region. A 5,000-replication bootstrap recovers an inverted-U in 96.3% of replications, but the 95% percentile CI for the turning point is wide ([53%, 253%]), and the Lind–Mehlum test does not formally confirm an inverted-U (p = .303).</w:t>
+        <w:t xml:space="preserve">In the baseline quadratic specification (Model M2), the linear FSTS term is positive and significant (β = +2.652, SE = 0.691, p &lt; .001) and the squared term is negative (β = −1.705, SE = 0.931, p = .068). The fitted curve implies a turning point in the upper tail (near FSTS = 88.6% on the original scale) that is imprecisely located in a sparsely populated region. A 5,000-replication bootstrap recovers an inverted-U in 96.3% of replications, but the 95% percentile CI for the turning point is wide ([53%, 253%]), and the Lind–Mehlum test does not formally confirm an inverted-U (p = .303).</w:t>
       </w:r>
     </w:p>
     <w:p>
@@ -3510,11 +3564,44 @@
         <w:pStyle w:val="BodyText"/>
       </w:pPr>
       <w:r>
-        <w:t xml:space="preserve">This null is itself informative. Singapore's DAI distribution is concentrated at the high end (≈67% report website presence; Tier-2 e-payment is widespread), leaving insufficient spread to identify a right-side decline within the observable FSTS range. Under an equivalence-test framing (Lakens, Scheel, and Isager 2018), with observed FSTS bounded near the 70th percentile, the test cannot distinguish "no inverted-U" from "an inverted-U whose decline lies in the unobserved upper tail"; both readings are consistent with a predominantly positive association across the supported range. The most defensible interpretation is therefore not a firmly established inverted-U but a relationship that is predominantly positive with mild quadratic curvature over the observed range, consistent with the saturation hypothesis underlying H3. Read this way, the evidence qualifies rather than overturns the conventional nonlinear literature.</w:t>
+        <w:t xml:space="preserve">This null is itself informative. Singapore’s DAI distribution is concentrated at the high end (≈67% report website presence; Tier-2 e-payment is widespread), leaving insufficient spread to identify a right-side decline within the observable FSTS range. Under an equivalence-test framing (Lakens, Scheel, and Isager 2018), with observed FSTS bounded near the 70th percentile, the test cannot distinguish</w:t>
+      </w:r>
+      <w:r>
+        <w:t xml:space="preserve"> </w:t>
+      </w:r>
+      <w:r>
+        <w:t xml:space="preserve">“</w:t>
+      </w:r>
+      <w:r>
+        <w:t xml:space="preserve">no inverted-U</w:t>
+      </w:r>
+      <w:r>
+        <w:t xml:space="preserve">”</w:t>
+      </w:r>
+      <w:r>
+        <w:t xml:space="preserve"> </w:t>
+      </w:r>
+      <w:r>
+        <w:t xml:space="preserve">from</w:t>
+      </w:r>
+      <w:r>
+        <w:t xml:space="preserve"> </w:t>
+      </w:r>
+      <w:r>
+        <w:t xml:space="preserve">“</w:t>
+      </w:r>
+      <w:r>
+        <w:t xml:space="preserve">an inverted-U whose decline lies in the unobserved upper tail</w:t>
+      </w:r>
+      <w:r>
+        <w:t xml:space="preserve">”</w:t>
+      </w:r>
+      <w:r>
+        <w:t xml:space="preserve">; both readings are consistent with a predominantly positive association across the supported range. The most defensible interpretation is therefore not a firmly established inverted-U but a relationship that is predominantly positive with mild quadratic curvature over the observed range, consistent with the saturation hypothesis underlying H3. Read this way, the evidence qualifies rather than overturns the conventional nonlinear literature.</w:t>
       </w:r>
     </w:p>
     <w:bookmarkEnd w:id="45"/>
-    <w:bookmarkStart w:id="46" w:name="Xbd081e7d38ad07e1e46d233e5fbc3c3c47a4f64"/>
+    <w:bookmarkStart w:id="46" w:name="tci-results"/>
     <w:p>
       <w:pPr>
         <w:pStyle w:val="Heading3"/>
@@ -3646,7 +3733,7 @@
       </w:r>
     </w:p>
     <w:bookmarkEnd w:id="46"/>
-    <w:bookmarkStart w:id="47" w:name="X0bc604979a3b7f5f87ce430a2a9c0e71ddd76f9"/>
+    <w:bookmarkStart w:id="47" w:name="dai-results"/>
     <w:p>
       <w:pPr>
         <w:pStyle w:val="Heading3"/>
@@ -3726,19 +3813,19 @@
     <w:tbl>
       <w:tblPr>
         <w:tblStyle w:val="Table"/>
-        <w:tblW w:type="auto" w:w="0"/>
+        <w:tblW w:type="pct" w:w="5000"/>
         <w:tblLook w:firstRow="1" w:lastRow="0" w:firstColumn="0" w:lastColumn="0" w:noHBand="0" w:noVBand="0" w:val="0020"/>
         <w:jc w:val="start"/>
       </w:tblPr>
       <w:tblGrid>
-        <w:gridCol w:w="990"/>
-        <w:gridCol w:w="990"/>
-        <w:gridCol w:w="990"/>
-        <w:gridCol w:w="990"/>
-        <w:gridCol w:w="990"/>
-        <w:gridCol w:w="990"/>
-        <w:gridCol w:w="990"/>
-        <w:gridCol w:w="990"/>
+        <w:gridCol w:w="1047"/>
+        <w:gridCol w:w="981"/>
+        <w:gridCol w:w="981"/>
+        <w:gridCol w:w="981"/>
+        <w:gridCol w:w="981"/>
+        <w:gridCol w:w="981"/>
+        <w:gridCol w:w="981"/>
+        <w:gridCol w:w="981"/>
       </w:tblGrid>
       <w:tr>
         <w:trPr>
@@ -4610,7 +4697,7 @@
               <w:jc w:val="left"/>
             </w:pPr>
             <w:r>
-              <w:t xml:space="preserve">-1.167†</w:t>
+              <w:t xml:space="preserve">-1.177†</w:t>
             </w:r>
           </w:p>
         </w:tc>
@@ -5895,16 +5982,16 @@
     <w:tbl>
       <w:tblPr>
         <w:tblStyle w:val="Table"/>
-        <w:tblW w:type="auto" w:w="0"/>
+        <w:tblW w:type="pct" w:w="5000"/>
         <w:tblLook w:firstRow="1" w:lastRow="0" w:firstColumn="0" w:lastColumn="0" w:noHBand="0" w:noVBand="0" w:val="0020"/>
         <w:jc w:val="start"/>
       </w:tblPr>
       <w:tblGrid>
-        <w:gridCol w:w="1584"/>
-        <w:gridCol w:w="1584"/>
-        <w:gridCol w:w="1584"/>
-        <w:gridCol w:w="1584"/>
-        <w:gridCol w:w="1584"/>
+        <w:gridCol w:w="2099"/>
+        <w:gridCol w:w="2290"/>
+        <w:gridCol w:w="667"/>
+        <w:gridCol w:w="954"/>
+        <w:gridCol w:w="1908"/>
       </w:tblGrid>
       <w:tr>
         <w:trPr>
@@ -6845,7 +6932,7 @@
       </w:r>
     </w:p>
     <w:bookmarkEnd w:id="47"/>
-    <w:bookmarkStart w:id="48" w:name="Xc8e997e14555d7ba8da5c1d596c5311617447cd"/>
+    <w:bookmarkStart w:id="48" w:name="robustness-checks"/>
     <w:p>
       <w:pPr>
         <w:pStyle w:val="Heading3"/>
@@ -7027,7 +7114,7 @@
         <w:t xml:space="preserve"> </w:t>
       </w:r>
       <w:r>
-        <w:t xml:space="preserve">rather than absorbed into a broader capability construct. Cohen's f² for</w:t>
+        <w:t xml:space="preserve">rather than absorbed into a broader capability construct. Cohen’s f² for</w:t>
       </w:r>
       <w:r>
         <w:t xml:space="preserve"> </w:t>
@@ -7039,13 +7126,13 @@
         <w:t xml:space="preserve"> </w:t>
       </w:r>
       <w:r>
-        <w:t xml:space="preserve">the small-to-medium range; Cohen's f² for the DAI moderation block</w:t>
-      </w:r>
-      <w:r>
-        <w:t xml:space="preserve"> </w:t>
-      </w:r>
-      <w:r>
-        <w:t xml:space="preserve">(comparing M7 with M8) is approximately 0.018, below Cohen's (1988)</w:t>
+        <w:t xml:space="preserve">the small-to-medium range; Cohen’s f² for the DAI moderation block</w:t>
+      </w:r>
+      <w:r>
+        <w:t xml:space="preserve"> </w:t>
+      </w:r>
+      <w:r>
+        <w:t xml:space="preserve">(comparing M7 with M8) is approximately 0.018, below Cohen’s (1988)</w:t>
       </w:r>
       <w:r>
         <w:t xml:space="preserve"> </w:t>
@@ -7267,17 +7354,17 @@
     <w:tbl>
       <w:tblPr>
         <w:tblStyle w:val="Table"/>
-        <w:tblW w:type="auto" w:w="0"/>
+        <w:tblW w:type="pct" w:w="5000"/>
         <w:tblLook w:firstRow="1" w:lastRow="0" w:firstColumn="0" w:lastColumn="0" w:noHBand="0" w:noVBand="0" w:val="0020"/>
         <w:jc w:val="start"/>
       </w:tblPr>
       <w:tblGrid>
-        <w:gridCol w:w="1320"/>
-        <w:gridCol w:w="1320"/>
-        <w:gridCol w:w="1320"/>
-        <w:gridCol w:w="1320"/>
-        <w:gridCol w:w="1320"/>
-        <w:gridCol w:w="1320"/>
+        <w:gridCol w:w="3095"/>
+        <w:gridCol w:w="455"/>
+        <w:gridCol w:w="1183"/>
+        <w:gridCol w:w="1183"/>
+        <w:gridCol w:w="1183"/>
+        <w:gridCol w:w="819"/>
       </w:tblGrid>
       <w:tr>
         <w:trPr>
@@ -7943,7 +8030,7 @@
     </w:p>
     <w:bookmarkEnd w:id="48"/>
     <w:bookmarkEnd w:id="49"/>
-    <w:bookmarkStart w:id="52" w:name="X735612638e4e736e4693e459c258977262c0dfc"/>
+    <w:bookmarkStart w:id="52" w:name="discussion"/>
     <w:p>
       <w:pPr>
         <w:pStyle w:val="Heading2"/>
@@ -7952,7 +8039,7 @@
         <w:t xml:space="preserve">5 Discussion</w:t>
       </w:r>
     </w:p>
-    <w:bookmarkStart w:id="50" w:name="X027b31c2d090a00917aa7291770680fd40b64cd"/>
+    <w:bookmarkStart w:id="50" w:name="theoretical-implications"/>
     <w:p>
       <w:pPr>
         <w:pStyle w:val="Heading3"/>
@@ -8266,7 +8353,7 @@
         <w:t xml:space="preserve"> </w:t>
       </w:r>
       <w:r>
-        <w:t xml:space="preserve">interfaces and transaction systems. The scale of Singapore's innovation</w:t>
+        <w:t xml:space="preserve">interfaces and transaction systems. The scale of Singapore’s innovation</w:t>
       </w:r>
       <w:r>
         <w:t xml:space="preserve"> </w:t>
@@ -8296,7 +8383,7 @@
         <w:t xml:space="preserve"> </w:t>
       </w:r>
       <w:r>
-        <w:t xml:space="preserve">Development Authority (IMDA, 2025), confirming that Singapore's</w:t>
+        <w:t xml:space="preserve">Development Authority (IMDA, 2025), confirming that Singapore’s</w:t>
       </w:r>
       <w:r>
         <w:t xml:space="preserve"> </w:t>
@@ -8373,7 +8460,7 @@
         <w:t xml:space="preserve"> </w:t>
       </w:r>
       <w:r>
-        <w:t xml:space="preserve">interaction: the positive FSTS² × DAI coefficient (β = +3.119, p = .005) implies that DAI's productivity contribution grows super-linearly with export-intensity scale, which a level-shift</w:t>
+        <w:t xml:space="preserve">interaction: the positive FSTS² × DAI coefficient (β = +3.119, p = .005) implies that DAI’s productivity contribution grows super-linearly with export-intensity scale, which a level-shift</w:t>
       </w:r>
       <w:r>
         <w:t xml:space="preserve"> </w:t>
@@ -8443,7 +8530,7 @@
       </w:r>
     </w:p>
     <w:bookmarkEnd w:id="50"/>
-    <w:bookmarkStart w:id="51" w:name="Xa4e692b259d9b803bab54ad026a7e8d888a5d2c"/>
+    <w:bookmarkStart w:id="51" w:name="managerial-implications"/>
     <w:p>
       <w:pPr>
         <w:pStyle w:val="Heading3"/>
@@ -8457,12 +8544,12 @@
         <w:pStyle w:val="FirstParagraph"/>
       </w:pPr>
       <w:r>
-        <w:t xml:space="preserve">For firms in Singapore and comparable high-digital-infrastructure contexts, foundational digital adoption is most strongly associated with productivity when firms already operate at relatively high export intensity, where digital interfaces and electronic-payment systems function as scaling mechanisms for coordinating larger cross-border volumes. For deeply export-engaged firms the implication is strategic: foundational digital systems matter most when coordination demands across customers, suppliers, and foreign markets become dense enough for intensive use. For domestically concentrated or low-intensity firms, basic digital functionality is already widespread and is unlikely to yield a large standalone productivity premium; for the intermediate range, gains are likelier when digital investment is aligned with customer integration, supplier coordination, and export readiness. More broadly, managers should not treat technological capability and digital adoption as interchangeable: capability-building supports a broad productivity base, whereas foundational digital adoption becomes relevant under the coordination intensity of deeper internationalization, so the two should be sequenced to the firm's actual stage of export expansion.</w:t>
+        <w:t xml:space="preserve">For firms in Singapore and comparable high-digital-infrastructure contexts, foundational digital adoption is most strongly associated with productivity when firms already operate at relatively high export intensity, where digital interfaces and electronic-payment systems function as scaling mechanisms for coordinating larger cross-border volumes. For deeply export-engaged firms the implication is strategic: foundational digital systems matter most when coordination demands across customers, suppliers, and foreign markets become dense enough for intensive use. For domestically concentrated or low-intensity firms, basic digital functionality is already widespread and is unlikely to yield a large standalone productivity premium; for the intermediate range, gains are likelier when digital investment is aligned with customer integration, supplier coordination, and export readiness. More broadly, managers should not treat technological capability and digital adoption as interchangeable: capability-building supports a broad productivity base, whereas foundational digital adoption becomes relevant under the coordination intensity of deeper internationalization, so the two should be sequenced to the firm’s actual stage of export expansion.</w:t>
       </w:r>
     </w:p>
     <w:bookmarkEnd w:id="51"/>
     <w:bookmarkEnd w:id="52"/>
-    <w:bookmarkStart w:id="53" w:name="X6b297cc947e0db5526be369b1f0f4ddc67b2415"/>
+    <w:bookmarkStart w:id="53" w:name="conclusion"/>
     <w:p>
       <w:pPr>
         <w:pStyle w:val="Heading2"/>
@@ -8480,7 +8567,7 @@
       </w:r>
     </w:p>
     <w:bookmarkEnd w:id="53"/>
-    <w:bookmarkStart w:id="54" w:name="X422fdd10c3908fe492ea939b97371c73422dbba"/>
+    <w:bookmarkStart w:id="54" w:name="limitations-and-future-research"/>
     <w:p>
       <w:pPr>
         <w:pStyle w:val="Heading2"/>
@@ -8524,14 +8611,12 @@
         <w:t xml:space="preserve"> </w:t>
       </w:r>
       <w:hyperlink r:id="rId55">
-        <w:hyperlink r:id="rId55">
-          <w:r>
-            <w:rPr>
-              <w:rStyle w:val="Hyperlink"/>
-            </w:rPr>
-            <w:t xml:space="preserve">www.enterprisesurveys.org</w:t>
-          </w:r>
-        </w:hyperlink>
+        <w:r>
+          <w:rPr>
+            <w:rStyle w:val="Hyperlink"/>
+          </w:rPr>
+          <w:t xml:space="preserve">www.enterprisesurveys.org</w:t>
+        </w:r>
       </w:hyperlink>
       <w:r>
         <w:t xml:space="preserve">. Analysis</w:t>
@@ -8700,7 +8785,7 @@
       </w:r>
     </w:p>
     <w:bookmarkEnd w:id="61"/>
-    <w:bookmarkStart w:id="97" w:name="references"/>
+    <w:bookmarkStart w:id="92" w:name="references"/>
     <w:p>
       <w:pPr>
         <w:pStyle w:val="Heading2"/>
@@ -8797,49 +8882,7 @@
         <w:t xml:space="preserve">interpreting interactions</w:t>
       </w:r>
       <w:r>
-        <w:t xml:space="preserve">. Sage. Antonakis, J., Bendahan, S., Jacquart,</w:t>
-      </w:r>
-      <w:r>
-        <w:t xml:space="preserve"> </w:t>
-      </w:r>
-      <w:r>
-        <w:t xml:space="preserve">P., and Lalive, R. (2010). On making causal claims: A review and</w:t>
-      </w:r>
-      <w:r>
-        <w:t xml:space="preserve"> </w:t>
-      </w:r>
-      <w:r>
-        <w:t xml:space="preserve">recommendations.</w:t>
-      </w:r>
-      <w:r>
-        <w:t xml:space="preserve"> </w:t>
-      </w:r>
-      <w:r>
-        <w:rPr>
-          <w:iCs/>
-          <w:i/>
-        </w:rPr>
-        <w:t xml:space="preserve">The Leadership Quarterly, 21</w:t>
-      </w:r>
-      <w:r>
-        <w:t xml:space="preserve">(6), 1086–1120.</w:t>
-      </w:r>
-      <w:r>
-        <w:t xml:space="preserve"> </w:t>
-      </w:r>
-      <w:hyperlink r:id="rId63">
-        <w:r>
-          <w:rPr>
-            <w:rStyle w:val="Hyperlink"/>
-          </w:rPr>
-          <w:t xml:space="preserve">https://doi.org/10.1016/j.leaqua.2010.10.010</w:t>
-        </w:r>
-      </w:hyperlink>
-      <w:r>
-        <w:t xml:space="preserve"> </w:t>
-      </w:r>
-      <w:r>
-        <w:t xml:space="preserve">Avenyo, E. K., Tregenna,</w:t>
+        <w:t xml:space="preserve">. Sage. Avenyo, E. K., Tregenna,</w:t>
       </w:r>
       <w:r>
         <w:t xml:space="preserve"> </w:t>
@@ -8883,7 +8926,7 @@
       <w:r>
         <w:t xml:space="preserve"> </w:t>
       </w:r>
-      <w:hyperlink r:id="rId64">
+      <w:hyperlink r:id="rId63">
         <w:r>
           <w:rPr>
             <w:rStyle w:val="Hyperlink"/>
@@ -8895,7 +8938,7 @@
         <w:t xml:space="preserve"> </w:t>
       </w:r>
       <w:r>
-        <w:t xml:space="preserve">Banalieva, E. R., &amp;</w:t>
+        <w:t xml:space="preserve">Banalieva, E. R., and</w:t>
       </w:r>
       <w:r>
         <w:t xml:space="preserve"> </w:t>
@@ -8919,7 +8962,7 @@
       <w:r>
         <w:t xml:space="preserve"> </w:t>
       </w:r>
-      <w:hyperlink r:id="rId65">
+      <w:hyperlink r:id="rId64">
         <w:r>
           <w:rPr>
             <w:rStyle w:val="Hyperlink"/>
@@ -8969,7 +9012,7 @@
       <w:r>
         <w:t xml:space="preserve"> </w:t>
       </w:r>
-      <w:hyperlink r:id="rId66">
+      <w:hyperlink r:id="rId65">
         <w:r>
           <w:rPr>
             <w:rStyle w:val="Hyperlink"/>
@@ -9025,7 +9068,7 @@
       <w:r>
         <w:t xml:space="preserve"> </w:t>
       </w:r>
-      <w:hyperlink r:id="rId67">
+      <w:hyperlink r:id="rId66">
         <w:r>
           <w:rPr>
             <w:rStyle w:val="Hyperlink"/>
@@ -9037,13 +9080,13 @@
         <w:t xml:space="preserve"> </w:t>
       </w:r>
       <w:r>
-        <w:t xml:space="preserve">Brynjolfsson, E., Rock, D., and Syverson, C. (2021). The productivity</w:t>
-      </w:r>
-      <w:r>
-        <w:t xml:space="preserve"> </w:t>
-      </w:r>
-      <w:r>
-        <w:t xml:space="preserve">J-curve: How intangibles complement general purpose technologies.</w:t>
+        <w:t xml:space="preserve">Coase, R. H. (1937). The nature</w:t>
+      </w:r>
+      <w:r>
+        <w:t xml:space="preserve"> </w:t>
+      </w:r>
+      <w:r>
+        <w:t xml:space="preserve">of the firm.</w:t>
       </w:r>
       <w:r>
         <w:t xml:space="preserve"> </w:t>
@@ -9053,20 +9096,20 @@
           <w:iCs/>
           <w:i/>
         </w:rPr>
-        <w:t xml:space="preserve">American Economic Journal: Macroeconomics, 13</w:t>
-      </w:r>
-      <w:r>
-        <w:t xml:space="preserve">(1), 333–372.</w:t>
-      </w:r>
-      <w:r>
-        <w:t xml:space="preserve"> </w:t>
-      </w:r>
-      <w:hyperlink r:id="rId68">
+        <w:t xml:space="preserve">Economica, 4</w:t>
+      </w:r>
+      <w:r>
+        <w:t xml:space="preserve">(16), 386–405.</w:t>
+      </w:r>
+      <w:r>
+        <w:t xml:space="preserve"> </w:t>
+      </w:r>
+      <w:hyperlink r:id="rId67">
         <w:r>
           <w:rPr>
             <w:rStyle w:val="Hyperlink"/>
           </w:rPr>
-          <w:t xml:space="preserve">https://doi.org/10.1257/mac.20180386</w:t>
+          <w:t xml:space="preserve">https://doi.org/10.1111/j.1468-0335.1937.tb00002.x</w:t>
         </w:r>
       </w:hyperlink>
       <w:r>
@@ -9147,7 +9190,7 @@
       <w:r>
         <w:t xml:space="preserve"> </w:t>
       </w:r>
-      <w:hyperlink r:id="rId69">
+      <w:hyperlink r:id="rId68">
         <w:r>
           <w:rPr>
             <w:rStyle w:val="Hyperlink"/>
@@ -9195,7 +9238,7 @@
       <w:r>
         <w:t xml:space="preserve"> </w:t>
       </w:r>
-      <w:hyperlink r:id="rId70">
+      <w:hyperlink r:id="rId69">
         <w:r>
           <w:rPr>
             <w:rStyle w:val="Hyperlink"/>
@@ -9207,54 +9250,6 @@
         <w:t xml:space="preserve"> </w:t>
       </w:r>
       <w:r>
-        <w:t xml:space="preserve">Contractor, F. J.</w:t>
-      </w:r>
-      <w:r>
-        <w:t xml:space="preserve"> </w:t>
-      </w:r>
-      <w:r>
-        <w:t xml:space="preserve">(2007). Is international business good for companies? The evolutionary</w:t>
-      </w:r>
-      <w:r>
-        <w:t xml:space="preserve"> </w:t>
-      </w:r>
-      <w:r>
-        <w:t xml:space="preserve">or multi-stage theory of internationalization vs. the transaction cost</w:t>
-      </w:r>
-      <w:r>
-        <w:t xml:space="preserve"> </w:t>
-      </w:r>
-      <w:r>
-        <w:t xml:space="preserve">perspective.</w:t>
-      </w:r>
-      <w:r>
-        <w:t xml:space="preserve"> </w:t>
-      </w:r>
-      <w:r>
-        <w:rPr>
-          <w:iCs/>
-          <w:i/>
-        </w:rPr>
-        <w:t xml:space="preserve">Management International Review, 47</w:t>
-      </w:r>
-      <w:r>
-        <w:t xml:space="preserve">(3), 453–475.</w:t>
-      </w:r>
-      <w:r>
-        <w:t xml:space="preserve"> </w:t>
-      </w:r>
-      <w:hyperlink r:id="rId71">
-        <w:r>
-          <w:rPr>
-            <w:rStyle w:val="Hyperlink"/>
-          </w:rPr>
-          <w:t xml:space="preserve">https://doi.org/10.1007/s11575-007-0024-2</w:t>
-        </w:r>
-      </w:hyperlink>
-      <w:r>
-        <w:t xml:space="preserve"> </w:t>
-      </w:r>
-      <w:r>
         <w:t xml:space="preserve">Contractor, F. J., Kundu, S.</w:t>
       </w:r>
       <w:r>
@@ -9297,7 +9292,7 @@
       <w:r>
         <w:t xml:space="preserve"> </w:t>
       </w:r>
-      <w:hyperlink r:id="rId72">
+      <w:hyperlink r:id="rId70">
         <w:r>
           <w:rPr>
             <w:rStyle w:val="Hyperlink"/>
@@ -9339,7 +9334,7 @@
       <w:r>
         <w:t xml:space="preserve"> </w:t>
       </w:r>
-      <w:hyperlink r:id="rId73">
+      <w:hyperlink r:id="rId71">
         <w:r>
           <w:rPr>
             <w:rStyle w:val="Hyperlink"/>
@@ -9381,7 +9376,7 @@
       <w:r>
         <w:t xml:space="preserve"> </w:t>
       </w:r>
-      <w:hyperlink r:id="rId74">
+      <w:hyperlink r:id="rId72">
         <w:r>
           <w:rPr>
             <w:rStyle w:val="Hyperlink"/>
@@ -9437,7 +9432,7 @@
       <w:r>
         <w:t xml:space="preserve"> </w:t>
       </w:r>
-      <w:hyperlink r:id="rId75">
+      <w:hyperlink r:id="rId73">
         <w:r>
           <w:rPr>
             <w:rStyle w:val="Hyperlink"/>
@@ -9487,7 +9482,7 @@
       <w:r>
         <w:t xml:space="preserve"> </w:t>
       </w:r>
-      <w:hyperlink r:id="rId76">
+      <w:hyperlink r:id="rId74">
         <w:r>
           <w:rPr>
             <w:rStyle w:val="Hyperlink"/>
@@ -9543,7 +9538,7 @@
       <w:r>
         <w:t xml:space="preserve"> </w:t>
       </w:r>
-      <w:hyperlink r:id="rId77">
+      <w:hyperlink r:id="rId75">
         <w:r>
           <w:rPr>
             <w:rStyle w:val="Hyperlink"/>
@@ -9593,7 +9588,7 @@
       <w:r>
         <w:t xml:space="preserve"> </w:t>
       </w:r>
-      <w:hyperlink r:id="rId78">
+      <w:hyperlink r:id="rId76">
         <w:r>
           <w:rPr>
             <w:rStyle w:val="Hyperlink"/>
@@ -9649,7 +9644,7 @@
       <w:r>
         <w:t xml:space="preserve"> </w:t>
       </w:r>
-      <w:hyperlink r:id="rId79">
+      <w:hyperlink r:id="rId77">
         <w:r>
           <w:rPr>
             <w:rStyle w:val="Hyperlink"/>
@@ -9705,7 +9700,7 @@
       <w:r>
         <w:t xml:space="preserve"> </w:t>
       </w:r>
-      <w:hyperlink r:id="rId80">
+      <w:hyperlink r:id="rId78">
         <w:r>
           <w:rPr>
             <w:rStyle w:val="Hyperlink"/>
@@ -9717,62 +9712,6 @@
         <w:t xml:space="preserve"> </w:t>
       </w:r>
       <w:r>
-        <w:t xml:space="preserve">MacKinnon, J. G., &amp;</w:t>
-      </w:r>
-      <w:r>
-        <w:t xml:space="preserve"> </w:t>
-      </w:r>
-      <w:r>
-        <w:t xml:space="preserve">White, H. (1985). Some heteroskedasticity-consistent covariance matrix</w:t>
-      </w:r>
-      <w:r>
-        <w:t xml:space="preserve"> </w:t>
-      </w:r>
-      <w:r>
-        <w:t xml:space="preserve">estimators with improved finite sample properties.</w:t>
-      </w:r>
-      <w:r>
-        <w:t xml:space="preserve"> </w:t>
-      </w:r>
-      <w:r>
-        <w:rPr>
-          <w:iCs/>
-          <w:i/>
-        </w:rPr>
-        <w:t xml:space="preserve">Journal of</w:t>
-      </w:r>
-      <w:r>
-        <w:rPr>
-          <w:iCs/>
-          <w:i/>
-        </w:rPr>
-        <w:t xml:space="preserve"> </w:t>
-      </w:r>
-      <w:r>
-        <w:rPr>
-          <w:iCs/>
-          <w:i/>
-        </w:rPr>
-        <w:t xml:space="preserve">Econometrics, 29</w:t>
-      </w:r>
-      <w:r>
-        <w:t xml:space="preserve">(3), 305–325.</w:t>
-      </w:r>
-      <w:r>
-        <w:t xml:space="preserve"> </w:t>
-      </w:r>
-      <w:hyperlink r:id="rId81">
-        <w:r>
-          <w:rPr>
-            <w:rStyle w:val="Hyperlink"/>
-          </w:rPr>
-          <w:t xml:space="preserve">https://doi.org/10.1016/0304-4076(85)90158-7</w:t>
-        </w:r>
-      </w:hyperlink>
-      <w:r>
-        <w:t xml:space="preserve"> </w:t>
-      </w:r>
-      <w:r>
         <w:t xml:space="preserve">Marano, V., Arregle,</w:t>
       </w:r>
       <w:r>
@@ -9809,7 +9748,7 @@
       <w:r>
         <w:t xml:space="preserve"> </w:t>
       </w:r>
-      <w:hyperlink r:id="rId82">
+      <w:hyperlink r:id="rId79">
         <w:r>
           <w:rPr>
             <w:rStyle w:val="Hyperlink"/>
@@ -9821,48 +9760,6 @@
         <w:t xml:space="preserve"> </w:t>
       </w:r>
       <w:r>
-        <w:t xml:space="preserve">Meyer, K. E., van</w:t>
-      </w:r>
-      <w:r>
-        <w:t xml:space="preserve"> </w:t>
-      </w:r>
-      <w:r>
-        <w:t xml:space="preserve">Witteloostuijn, A., and Beugelsdijk, S. (2017). What’s in a p? Reassessing</w:t>
-      </w:r>
-      <w:r>
-        <w:t xml:space="preserve"> </w:t>
-      </w:r>
-      <w:r>
-        <w:t xml:space="preserve">best practices for conducting and reporting hypothesis-testing research.</w:t>
-      </w:r>
-      <w:r>
-        <w:t xml:space="preserve"> </w:t>
-      </w:r>
-      <w:r>
-        <w:rPr>
-          <w:iCs/>
-          <w:i/>
-        </w:rPr>
-        <w:t xml:space="preserve">Journal of International Business Studies, 48</w:t>
-      </w:r>
-      <w:r>
-        <w:t xml:space="preserve">(5), 535–551.</w:t>
-      </w:r>
-      <w:r>
-        <w:t xml:space="preserve"> </w:t>
-      </w:r>
-      <w:hyperlink r:id="rId83">
-        <w:r>
-          <w:rPr>
-            <w:rStyle w:val="Hyperlink"/>
-          </w:rPr>
-          <w:t xml:space="preserve">https://doi.org/10.1057/s41267-017-0078-8</w:t>
-        </w:r>
-      </w:hyperlink>
-      <w:r>
-        <w:t xml:space="preserve"> </w:t>
-      </w:r>
-      <w:r>
         <w:t xml:space="preserve">O’Brien, R. M. (2007). A</w:t>
       </w:r>
       <w:r>
@@ -9887,7 +9784,7 @@
       <w:r>
         <w:t xml:space="preserve"> </w:t>
       </w:r>
-      <w:hyperlink r:id="rId84">
+      <w:hyperlink r:id="rId80">
         <w:r>
           <w:rPr>
             <w:rStyle w:val="Hyperlink"/>
@@ -9937,7 +9834,7 @@
       <w:r>
         <w:t xml:space="preserve"> </w:t>
       </w:r>
-      <w:hyperlink r:id="rId85">
+      <w:hyperlink r:id="rId81">
         <w:r>
           <w:rPr>
             <w:rStyle w:val="Hyperlink"/>
@@ -9973,7 +9870,7 @@
       <w:r>
         <w:t xml:space="preserve"> </w:t>
       </w:r>
-      <w:hyperlink r:id="rId86">
+      <w:hyperlink r:id="rId82">
         <w:r>
           <w:rPr>
             <w:rStyle w:val="Hyperlink"/>
@@ -9985,118 +9882,6 @@
         <w:t xml:space="preserve"> </w:t>
       </w:r>
       <w:r>
-        <w:t xml:space="preserve">Rugman, A. M., &amp;</w:t>
-      </w:r>
-      <w:r>
-        <w:t xml:space="preserve"> </w:t>
-      </w:r>
-      <w:r>
-        <w:t xml:space="preserve">Verbeke, A. (2004). A perspective on regional and global strategies of</w:t>
-      </w:r>
-      <w:r>
-        <w:t xml:space="preserve"> </w:t>
-      </w:r>
-      <w:r>
-        <w:t xml:space="preserve">multinational enterprises.</w:t>
-      </w:r>
-      <w:r>
-        <w:t xml:space="preserve"> </w:t>
-      </w:r>
-      <w:r>
-        <w:rPr>
-          <w:iCs/>
-          <w:i/>
-        </w:rPr>
-        <w:t xml:space="preserve">Journal of International Business Studies,</w:t>
-      </w:r>
-      <w:r>
-        <w:rPr>
-          <w:iCs/>
-          <w:i/>
-        </w:rPr>
-        <w:t xml:space="preserve"> </w:t>
-      </w:r>
-      <w:r>
-        <w:rPr>
-          <w:iCs/>
-          <w:i/>
-        </w:rPr>
-        <w:t xml:space="preserve">35</w:t>
-      </w:r>
-      <w:r>
-        <w:t xml:space="preserve">(1), 3–18.</w:t>
-      </w:r>
-      <w:r>
-        <w:t xml:space="preserve"> </w:t>
-      </w:r>
-      <w:hyperlink r:id="rId87">
-        <w:r>
-          <w:rPr>
-            <w:rStyle w:val="Hyperlink"/>
-          </w:rPr>
-          <w:t xml:space="preserve">https://doi.org/10.1057/palgrave.jibs.8400073</w:t>
-        </w:r>
-      </w:hyperlink>
-      <w:r>
-        <w:t xml:space="preserve"> </w:t>
-      </w:r>
-      <w:r>
-        <w:t xml:space="preserve">Shaver, J.</w:t>
-      </w:r>
-      <w:r>
-        <w:t xml:space="preserve"> </w:t>
-      </w:r>
-      <w:r>
-        <w:t xml:space="preserve">M. (2020). Causal identification through a cumulative body of research</w:t>
-      </w:r>
-      <w:r>
-        <w:t xml:space="preserve"> </w:t>
-      </w:r>
-      <w:r>
-        <w:t xml:space="preserve">in the study of strategy and organizations.</w:t>
-      </w:r>
-      <w:r>
-        <w:t xml:space="preserve"> </w:t>
-      </w:r>
-      <w:r>
-        <w:rPr>
-          <w:iCs/>
-          <w:i/>
-        </w:rPr>
-        <w:t xml:space="preserve">Journal of Management,</w:t>
-      </w:r>
-      <w:r>
-        <w:rPr>
-          <w:iCs/>
-          <w:i/>
-        </w:rPr>
-        <w:t xml:space="preserve"> </w:t>
-      </w:r>
-      <w:r>
-        <w:rPr>
-          <w:iCs/>
-          <w:i/>
-        </w:rPr>
-        <w:t xml:space="preserve">46</w:t>
-      </w:r>
-      <w:r>
-        <w:t xml:space="preserve">(6), 1244–1256.</w:t>
-      </w:r>
-      <w:r>
-        <w:t xml:space="preserve"> </w:t>
-      </w:r>
-      <w:hyperlink r:id="rId88">
-        <w:r>
-          <w:rPr>
-            <w:rStyle w:val="Hyperlink"/>
-          </w:rPr>
-          <w:t xml:space="preserve">https://doi.org/10.1177/0149206319846272</w:t>
-        </w:r>
-      </w:hyperlink>
-      <w:r>
-        <w:t xml:space="preserve"> </w:t>
-      </w:r>
-      <w:r>
         <w:t xml:space="preserve">Stallkamp,</w:t>
       </w:r>
       <w:r>
@@ -10141,7 +9926,7 @@
       <w:r>
         <w:t xml:space="preserve"> </w:t>
       </w:r>
-      <w:hyperlink r:id="rId89">
+      <w:hyperlink r:id="rId83">
         <w:r>
           <w:rPr>
             <w:rStyle w:val="Hyperlink"/>
@@ -10153,6 +9938,54 @@
         <w:t xml:space="preserve"> </w:t>
       </w:r>
       <w:r>
+        <w:t xml:space="preserve">Teece, D. J. (2007). Explicating</w:t>
+      </w:r>
+      <w:r>
+        <w:t xml:space="preserve"> </w:t>
+      </w:r>
+      <w:r>
+        <w:t xml:space="preserve">dynamic capabilities: The nature and microfoundations of (sustainable)</w:t>
+      </w:r>
+      <w:r>
+        <w:t xml:space="preserve"> </w:t>
+      </w:r>
+      <w:r>
+        <w:t xml:space="preserve">enterprise performance.</w:t>
+      </w:r>
+      <w:r>
+        <w:t xml:space="preserve"> </w:t>
+      </w:r>
+      <w:r>
+        <w:rPr>
+          <w:iCs/>
+          <w:i/>
+        </w:rPr>
+        <w:t xml:space="preserve">Strategic Management Journal, 28</w:t>
+      </w:r>
+      <w:r>
+        <w:t xml:space="preserve">(13),</w:t>
+      </w:r>
+      <w:r>
+        <w:t xml:space="preserve"> </w:t>
+      </w:r>
+      <w:r>
+        <w:t xml:space="preserve">1319–1350.</w:t>
+      </w:r>
+      <w:r>
+        <w:t xml:space="preserve"> </w:t>
+      </w:r>
+      <w:hyperlink r:id="rId84">
+        <w:r>
+          <w:rPr>
+            <w:rStyle w:val="Hyperlink"/>
+          </w:rPr>
+          <w:t xml:space="preserve">https://doi.org/10.1002/smj.640</w:t>
+        </w:r>
+      </w:hyperlink>
+      <w:r>
+        <w:t xml:space="preserve"> </w:t>
+      </w:r>
+      <w:r>
         <w:t xml:space="preserve">Verhoef, P.</w:t>
       </w:r>
       <w:r>
@@ -10195,7 +10028,7 @@
       <w:r>
         <w:t xml:space="preserve"> </w:t>
       </w:r>
-      <w:hyperlink r:id="rId90">
+      <w:hyperlink r:id="rId85">
         <w:r>
           <w:rPr>
             <w:rStyle w:val="Hyperlink"/>
@@ -10207,6 +10040,31 @@
         <w:t xml:space="preserve"> </w:t>
       </w:r>
       <w:r>
+        <w:t xml:space="preserve">Williamson, O. E.</w:t>
+      </w:r>
+      <w:r>
+        <w:t xml:space="preserve"> </w:t>
+      </w:r>
+      <w:r>
+        <w:t xml:space="preserve">(1985).</w:t>
+      </w:r>
+      <w:r>
+        <w:t xml:space="preserve"> </w:t>
+      </w:r>
+      <w:r>
+        <w:rPr>
+          <w:iCs/>
+          <w:i/>
+        </w:rPr>
+        <w:t xml:space="preserve">The economic institutions of capitalism</w:t>
+      </w:r>
+      <w:r>
+        <w:t xml:space="preserve">. Free Press.</w:t>
+      </w:r>
+      <w:r>
+        <w:t xml:space="preserve"> </w:t>
+      </w:r>
+      <w:r>
         <w:t xml:space="preserve">Wolfolds, S.</w:t>
       </w:r>
       <w:r>
@@ -10237,7 +10095,7 @@
       <w:r>
         <w:t xml:space="preserve"> </w:t>
       </w:r>
-      <w:hyperlink r:id="rId91">
+      <w:hyperlink r:id="rId86">
         <w:r>
           <w:rPr>
             <w:rStyle w:val="Hyperlink"/>
@@ -10304,7 +10162,7 @@
       <w:r>
         <w:t xml:space="preserve"> </w:t>
       </w:r>
-      <w:hyperlink r:id="rId92">
+      <w:hyperlink r:id="rId87">
         <w:r>
           <w:rPr>
             <w:rStyle w:val="Hyperlink"/>
@@ -10342,7 +10200,7 @@
       <w:r>
         <w:t xml:space="preserve"> </w:t>
       </w:r>
-      <w:hyperlink r:id="rId93">
+      <w:hyperlink r:id="rId88">
         <w:r>
           <w:rPr>
             <w:rStyle w:val="Hyperlink"/>
@@ -10383,7 +10241,7 @@
       <w:r>
         <w:t xml:space="preserve"> </w:t>
       </w:r>
-      <w:hyperlink r:id="rId94">
+      <w:hyperlink r:id="rId89">
         <w:r>
           <w:rPr>
             <w:rStyle w:val="Hyperlink"/>
@@ -10421,7 +10279,7 @@
       <w:r>
         <w:t xml:space="preserve"> </w:t>
       </w:r>
-      <w:hyperlink r:id="rId95">
+      <w:hyperlink r:id="rId90">
         <w:r>
           <w:rPr>
             <w:rStyle w:val="Hyperlink"/>
@@ -10459,7 +10317,7 @@
       <w:r>
         <w:t xml:space="preserve"> </w:t>
       </w:r>
-      <w:hyperlink r:id="rId96">
+      <w:hyperlink r:id="rId91">
         <w:r>
           <w:rPr>
             <w:rStyle w:val="Hyperlink"/>
@@ -10498,8 +10356,8 @@
         </w:r>
       </w:hyperlink>
     </w:p>
-    <w:bookmarkEnd w:id="97"/>
-    <w:bookmarkEnd w:id="98"/>
+    <w:bookmarkEnd w:id="92"/>
+    <w:bookmarkEnd w:id="93"/>
     <w:sectPr/>
   </w:body>
 </w:document>

--- a/p4/submission/mbr_package/01_manuscript_blinded.docx
+++ b/p4/submission/mbr_package/01_manuscript_blinded.docx
@@ -231,7 +231,7 @@
       </w:r>
     </w:p>
     <w:bookmarkEnd w:id="20"/>
-    <w:bookmarkStart w:id="25" w:name="introduction"/>
+    <w:bookmarkStart w:id="25" w:name="Xe3d0fc0bea9a42ce7605565d0964033d7f6ee47"/>
     <w:p>
       <w:pPr>
         <w:pStyle w:val="Heading2"/>
@@ -240,7 +240,7 @@
         <w:t xml:space="preserve">1 Introduction</w:t>
       </w:r>
     </w:p>
-    <w:bookmarkStart w:id="21" w:name="background-and-motivation"/>
+    <w:bookmarkStart w:id="21" w:name="Xe5b26b80b1cffd635bf6d81ca2944b40daaf62d"/>
     <w:p>
       <w:pPr>
         <w:pStyle w:val="Heading3"/>
@@ -254,7 +254,7 @@
         <w:pStyle w:val="FirstParagraph"/>
       </w:pPr>
       <w:r>
-        <w:t xml:space="preserve">Singapore is an analytically valuable setting for revisiting the internationalization–performance relationship because it combines high digital maturity with firm-level heterogeneity in export intensity. The classic I–P literature explains nonlinearity through a trade-off between the scale and learning benefits of expansion and the rising coordination costs of operating across markets, with the inverted-U as the modal pattern (Marano et al. 2016). Much of this literature, however, was developed in pre-digital or transitional settings whose institutional and infrastructural conditions differ from those of digitally advanced economies (Peng 2003; Peng et al. 2008). By contemporaneous assessments Singapore is at the frontier: 2nd globally (1st in Asia Pacific) in the StartupBlink Innovators Business Environment Index 2026, 4th in the Global Startup Ecosystem Index 2025, and 3rd in the UN e-Government Survey 2024, while Smart Nation 2.0 (2024) makes digital trust infrastructure explicit national policy (GovTech Singapore 2024; StartupBlink 2025, 2026).</w:t>
+        <w:t xml:space="preserve">Singapore is an analytically valuable setting for revisiting the internationalization–performance relationship because it combines high digital maturity with firm-level heterogeneity in export intensity. The classic I–P literature explains nonlinearity through a trade-off between the scale and learning benefits of expansion and the rising coordination costs of operating across markets, with the inverted-U as the modal pattern (Marano et al. 2016). Much of this literature, however, was developed in pre-digital or transitional settings whose institutional and infrastructural conditions differ from those of digitally advanced economies (Peng 2003; Peng et al. 2008). By contemporaneous assessments Singapore is at the frontier: 2nd globally (1st in Asia Pacific) in the StartupBlink Innovators Business Environment Index 2026, 4th in the Global Startup Ecosystem Index 2025, and 3rd in the UN e-Government Survey 2024, while Smart Nation 2.0 (2024) makes digital trust infrastructure explicit national policy (GovTech Singapore 2024; StartupBlink 2025, 2026).</w:t>
       </w:r>
     </w:p>
     <w:p>
@@ -262,7 +262,7 @@
         <w:pStyle w:val="BodyText"/>
       </w:pPr>
       <w:r>
-        <w:t xml:space="preserve">In such a context the relevant question is not whether firms still exhibit the conventional inverted-U, but whether digital maturity changes the export range over which the right-side decline becomes visible. If mature digital infrastructure attenuates communication, transaction, and information frictions, the coordination-cost mechanism underlying the classic inverted-U may be weakened, delayed, or pushed toward sparsely populated export levels (Bharadwaj et al. 2013; Verhoef et al. 2021). This creates a</w:t>
+        <w:t xml:space="preserve">In such a context the relevant question is not whether firms still exhibit the conventional inverted-U, but whether digital maturity changes the export range over which the right-side decline becomes visible. If mature digital infrastructure attenuates communication, transaction, and information frictions, the coordination-cost mechanism underlying the classic inverted-U may be weakened, delayed, or pushed toward sparsely populated export levels (Bharadwaj et al. 2013; Verhoef et al. 2021). This creates a</w:t>
       </w:r>
       <w:r>
         <w:t xml:space="preserve"> </w:t>
@@ -275,7 +275,7 @@
         <w:t xml:space="preserve">digital saturation paradox</w:t>
       </w:r>
       <w:r>
-        <w:t xml:space="preserve">: where Tier 1–2 interfaces (websites, electronic payments) are already widely diffused, enabled by Singapore’s national Digital Public Infrastructure (World Bank 2025a), they function as hygiene factors for domestic operations rather than differentiating assets. Consistent with this, 82% of sampled firms report zero exports and only 3% exceed 50% foreign sales. The productivity returns to foundational digital adoption should therefore not manifest uniformly; they should become measurable mainly when firms face the intensified coordination demands of cross-border activity. Singapore thus serves as an analytically ideal stress test: domestic saturation removes the uniform-premium effect and leaves only the export-contingent signal.</w:t>
+        <w:t xml:space="preserve">: where Tier 1–2 interfaces (websites, electronic payments) are already widely diffused, enabled by Singapore's national Digital Public Infrastructure (World Bank 2025a), they function as hygiene factors for domestic operations rather than differentiating assets. Consistent with this, 82% of sampled firms report zero exports and only 3% exceed 50% foreign sales. The productivity returns to foundational digital adoption should therefore not manifest uniformly; they should become measurable mainly when firms face the intensified coordination demands of cross-border activity. Singapore thus serves as an analytically ideal stress test: domestic saturation removes the uniform-premium effect and leaves only the export-contingent signal.</w:t>
       </w:r>
     </w:p>
     <w:p>
@@ -283,11 +283,11 @@
         <w:pStyle w:val="BodyText"/>
       </w:pPr>
       <w:r>
-        <w:t xml:space="preserve">A second motivation concerns construct clarity. In digitally advanced settings, firms differ not only in deeper technological capability rooted in learning, innovation, and absorptive capacity, but also in their adoption of basic digital interfaces and transaction-enabling systems. These domains should not be collapsed: technological capability reflects firm-internal capability depth (Barney 1991; Cohen and Levinthal 1990; Lall 1992), whereas digital adoption reflects participation in digitally enabled transactions contingent on the surrounding ecosystem (Bharadwaj et al. 2013; Verhoef et al. 2021).</w:t>
+        <w:t xml:space="preserve">A second motivation concerns construct clarity. In digitally advanced settings, firms differ not only in deeper technological capability rooted in learning, innovation, and absorptive capacity, but also in their adoption of basic digital interfaces and transaction-enabling systems. These domains should not be collapsed: technological capability reflects firm-internal capability depth (Barney 1991; Cohen and Levinthal 1990; Lall 1992), whereas digital adoption reflects participation in digitally enabled transactions contingent on the surrounding ecosystem (Bharadwaj et al. 2013; Verhoef et al. 2021).</w:t>
       </w:r>
     </w:p>
     <w:bookmarkEnd w:id="21"/>
-    <w:bookmarkStart w:id="22" w:name="research-gap"/>
+    <w:bookmarkStart w:id="22" w:name="X2961a496af63dca26d6e29b654ead2e696c6fdd"/>
     <w:p>
       <w:pPr>
         <w:pStyle w:val="Heading3"/>
@@ -503,7 +503,7 @@
       </w:r>
     </w:p>
     <w:bookmarkEnd w:id="22"/>
-    <w:bookmarkStart w:id="23" w:name="contribution"/>
+    <w:bookmarkStart w:id="23" w:name="X494b14dde48fd709c427dcfac91526fdde5ec7e"/>
     <w:p>
       <w:pPr>
         <w:pStyle w:val="Heading3"/>
@@ -755,7 +755,7 @@
       </w:r>
     </w:p>
     <w:bookmarkEnd w:id="23"/>
-    <w:bookmarkStart w:id="24" w:name="roadmap"/>
+    <w:bookmarkStart w:id="24" w:name="Xdd618d9602139b0eee88c4277e195c55d104c48"/>
     <w:p>
       <w:pPr>
         <w:pStyle w:val="Heading3"/>
@@ -798,7 +798,7 @@
     </w:p>
     <w:bookmarkEnd w:id="24"/>
     <w:bookmarkEnd w:id="25"/>
-    <w:bookmarkStart w:id="34" w:name="theory-and-hypotheses"/>
+    <w:bookmarkStart w:id="34" w:name="X8bf20a63f0decf7b16e99d564b9958ec4fbbb23"/>
     <w:p>
       <w:pPr>
         <w:pStyle w:val="Heading2"/>
@@ -807,7 +807,7 @@
         <w:t xml:space="preserve">2 Theory and Hypotheses</w:t>
       </w:r>
     </w:p>
-    <w:bookmarkStart w:id="26" w:name="X001c1553335b0468ad48060ef103d7d22aed657"/>
+    <w:bookmarkStart w:id="26" w:name="X9497e0c582d29cdf214e76507e8fbbcc0b6d410"/>
     <w:p>
       <w:pPr>
         <w:pStyle w:val="Heading3"/>
@@ -833,7 +833,7 @@
         <w:t xml:space="preserve"> </w:t>
       </w:r>
       <w:r>
-        <w:t xml:space="preserve">performance. Hitt et al. (1997) introduced the inverted-U logic: initial</w:t>
+        <w:t xml:space="preserve">performance. Hitt et al. (1997) introduced the inverted-U logic: initial</w:t>
       </w:r>
       <w:r>
         <w:t xml:space="preserve"> </w:t>
@@ -851,7 +851,7 @@
         <w:t xml:space="preserve"> </w:t>
       </w:r>
       <w:r>
-        <w:t xml:space="preserve">that erode the returns to further expansion. Contractor et al. (2003)</w:t>
+        <w:t xml:space="preserve">that erode the returns to further expansion. Contractor et al. (2003)</w:t>
       </w:r>
       <w:r>
         <w:t xml:space="preserve"> </w:t>
@@ -881,7 +881,7 @@
         <w:t xml:space="preserve"> </w:t>
       </w:r>
       <w:r>
-        <w:t xml:space="preserve">et al. 2016). An important implication of the nonlinear I–P literature</w:t>
+        <w:t xml:space="preserve">et al. 2016). An important implication of the nonlinear I–P literature</w:t>
       </w:r>
       <w:r>
         <w:t xml:space="preserve"> </w:t>
@@ -951,7 +951,7 @@
       </w:r>
     </w:p>
     <w:bookmarkEnd w:id="26"/>
-    <w:bookmarkStart w:id="27" w:name="two-distinct-constructs-tci-and-dai"/>
+    <w:bookmarkStart w:id="27" w:name="X58009fa5124754b9d12ae223bf3908d651fea58"/>
     <w:p>
       <w:pPr>
         <w:pStyle w:val="Heading3"/>
@@ -965,7 +965,7 @@
         <w:pStyle w:val="FirstParagraph"/>
       </w:pPr>
       <w:r>
-        <w:t xml:space="preserve">A recurring problem in the digital IB literature is collapsing heterogeneous firm attributes into a single umbrella construct, blurring internal capability depth and digitally enabled market participation (Verhoef et al. 2021). We instead distinguish a Technological Capability Index (TCI), anchored in the Lall–Cohen-Levinthal tradition (Cohen and Levinthal 1990; Lall 1992), from a Digital Adoption Index (DAI), anchored in the Bharadwaj–Verhoef digitalization tradition (Bharadwaj et al. 2013; Verhoef et al. 2021). The two refer to different domains of advantage: TCI captures internal stocks related to innovation, learning, and technology absorption, while DAI captures uptake of digital interfaces and transaction-enabling mechanisms, a more environmentally contingent advantage that depends on ecosystem maturity.</w:t>
+        <w:t xml:space="preserve">A recurring problem in the digital IB literature is collapsing heterogeneous firm attributes into a single umbrella construct, blurring internal capability depth and digitally enabled market participation (Verhoef et al. 2021). We instead distinguish a Technological Capability Index (TCI), anchored in the Lall–Cohen-Levinthal tradition (Cohen and Levinthal 1990; Lall 1992), from a Digital Adoption Index (DAI), anchored in the Bharadwaj–Verhoef digitalization tradition (Bharadwaj et al. 2013; Verhoef et al. 2021). The two refer to different domains of advantage: TCI captures internal stocks related to innovation, learning, and technology absorption, while DAI captures uptake of digital interfaces and transaction-enabling mechanisms, a more environmentally contingent advantage that depends on ecosystem maturity.</w:t>
       </w:r>
     </w:p>
     <w:p>
@@ -973,65 +973,11 @@
         <w:pStyle w:val="BodyText"/>
       </w:pPr>
       <w:r>
-        <w:t xml:space="preserve">The label</w:t>
-      </w:r>
-      <w:r>
-        <w:t xml:space="preserve"> </w:t>
-      </w:r>
-      <w:r>
-        <w:t xml:space="preserve">“</w:t>
-      </w:r>
-      <w:r>
-        <w:t xml:space="preserve">digital adoption</w:t>
-      </w:r>
-      <w:r>
-        <w:t xml:space="preserve">”</w:t>
-      </w:r>
-      <w:r>
-        <w:t xml:space="preserve"> </w:t>
-      </w:r>
-      <w:r>
-        <w:t xml:space="preserve">is more defensible than</w:t>
-      </w:r>
-      <w:r>
-        <w:t xml:space="preserve"> </w:t>
-      </w:r>
-      <w:r>
-        <w:t xml:space="preserve">“</w:t>
-      </w:r>
-      <w:r>
-        <w:t xml:space="preserve">digital capability</w:t>
-      </w:r>
-      <w:r>
-        <w:t xml:space="preserve">”</w:t>
-      </w:r>
-      <w:r>
-        <w:t xml:space="preserve"> </w:t>
-      </w:r>
-      <w:r>
-        <w:t xml:space="preserve">here because the available WBES indicators map onto basic digital presence and transaction usage rather than deeper integrated processes. In the Verhoef et al. (2021) hierarchy, website presence (c22b) corresponds to Tier-1 digitization and electronic-payment intensity (k33, k38) to Tier-2 digitalization; the composite therefore captures the foundational digital layer but cannot observe Tier-3 process integration (ERP, CRM) or Tier-4 digital dynamic capability (AI, platform orchestration). Retaining a broad</w:t>
-      </w:r>
-      <w:r>
-        <w:t xml:space="preserve"> </w:t>
-      </w:r>
-      <w:r>
-        <w:t xml:space="preserve">“</w:t>
-      </w:r>
-      <w:r>
-        <w:t xml:space="preserve">digital capability</w:t>
-      </w:r>
-      <w:r>
-        <w:t xml:space="preserve">”</w:t>
-      </w:r>
-      <w:r>
-        <w:t xml:space="preserve"> </w:t>
-      </w:r>
-      <w:r>
-        <w:t xml:space="preserve">label would overstate what the indicators support. Methodologically, both constructs satisfy the Coltman et al. (2008) four-criterion test for formative measurement, and combining them would violate the principle that constructs with different nomological nets should remain distinct.</w:t>
+        <w:t xml:space="preserve">The label "digital adoption" is more defensible than "digital capability" here because the available WBES indicators map onto basic digital presence and transaction usage rather than deeper integrated processes. In the Verhoef et al. (2021) hierarchy, website presence (c22b) corresponds to Tier-1 digitization and electronic-payment intensity (k33, k38) to Tier-2 digitalization; the composite therefore captures the foundational digital layer but cannot observe Tier-3 process integration (ERP, CRM) or Tier-4 digital dynamic capability (AI, platform orchestration). Retaining a broad "digital capability" label would overstate what the indicators support. Methodologically, both constructs satisfy the Coltman et al. (2008) four-criterion test for formative measurement, and combining them would violate the principle that constructs with different nomological nets should remain distinct.</w:t>
       </w:r>
     </w:p>
     <w:bookmarkEnd w:id="27"/>
-    <w:bookmarkStart w:id="32" w:name="hypothesis-development"/>
+    <w:bookmarkStart w:id="32" w:name="Xfeb3205642325e47f2817bab2cc060c9f999b02"/>
     <w:p>
       <w:pPr>
         <w:pStyle w:val="Heading3"/>
@@ -1040,7 +986,7 @@
         <w:t xml:space="preserve">2.3 Hypothesis development</w:t>
       </w:r>
     </w:p>
-    <w:bookmarkStart w:id="28" w:name="tci-direct-effect-on-productivity"/>
+    <w:bookmarkStart w:id="28" w:name="X9de0e934912487c2b2355f424516474f67bf4ef"/>
     <w:p>
       <w:pPr>
         <w:pStyle w:val="Heading4"/>
@@ -1096,19 +1042,19 @@
         <w:t xml:space="preserve"> </w:t>
       </w:r>
       <w:r>
-        <w:t xml:space="preserve">efficiency, product quality, and learning routines (Avenyo et al. 2021;</w:t>
-      </w:r>
-      <w:r>
-        <w:t xml:space="preserve"> </w:t>
-      </w:r>
-      <w:r>
-        <w:t xml:space="preserve">Krammer et al. 2018). We therefore hypothesize: Hypothesis 1 (H1). In</w:t>
-      </w:r>
-      <w:r>
-        <w:t xml:space="preserve"> </w:t>
-      </w:r>
-      <w:r>
-        <w:t xml:space="preserve">Singapore’s advanced-economy context, when firms invest more deeply in</w:t>
+        <w:t xml:space="preserve">efficiency, product quality, and learning routines (Avenyo et al. 2021;</w:t>
+      </w:r>
+      <w:r>
+        <w:t xml:space="preserve"> </w:t>
+      </w:r>
+      <w:r>
+        <w:t xml:space="preserve">Krammer et al. 2018). We therefore hypothesize: Hypothesis 1 (H1). In</w:t>
+      </w:r>
+      <w:r>
+        <w:t xml:space="preserve"> </w:t>
+      </w:r>
+      <w:r>
+        <w:t xml:space="preserve">Singapore's advanced-economy context, when firms invest more deeply in</w:t>
       </w:r>
       <w:r>
         <w:t xml:space="preserve"> </w:t>
@@ -1126,7 +1072,7 @@
         <w:t xml:space="preserve"> </w:t>
       </w:r>
       <w:r>
-        <w:t xml:space="preserve">firm’s operational efficiency and learning routines (Lall 1992; Cohen and</w:t>
+        <w:t xml:space="preserve">firm's operational efficiency and learning routines (Lall 1992; Cohen and</w:t>
       </w:r>
       <w:r>
         <w:t xml:space="preserve"> </w:t>
@@ -1142,7 +1088,7 @@
       </w:r>
     </w:p>
     <w:bookmarkEnd w:id="28"/>
-    <w:bookmarkStart w:id="29" w:name="tci-moderation-of-the-ip-relationship"/>
+    <w:bookmarkStart w:id="29" w:name="Xd77aef7f084e33ec0dd33a50710ed9d88a5bd5f"/>
     <w:p>
       <w:pPr>
         <w:pStyle w:val="Heading4"/>
@@ -1258,7 +1204,7 @@
         <w:t xml:space="preserve"> </w:t>
       </w:r>
       <w:r>
-        <w:t xml:space="preserve">TCI-contingent I–P curvature. The present paper’s H2 and H3 are</w:t>
+        <w:t xml:space="preserve">TCI-contingent I–P curvature. The present paper's H2 and H3 are</w:t>
       </w:r>
       <w:r>
         <w:t xml:space="preserve"> </w:t>
@@ -1280,7 +1226,7 @@
       </w:r>
     </w:p>
     <w:bookmarkEnd w:id="29"/>
-    <w:bookmarkStart w:id="30" w:name="dai-direct-effect-on-productivity"/>
+    <w:bookmarkStart w:id="30" w:name="Xca797cdf899e8025c95598929e8214dfe008510"/>
     <w:p>
       <w:pPr>
         <w:pStyle w:val="Heading4"/>
@@ -1378,13 +1324,13 @@
         <w:t xml:space="preserve"> </w:t>
       </w:r>
       <w:r>
-        <w:t xml:space="preserve">those digital channels are actually used (Bharadwaj et al. 2013; Verhoef</w:t>
-      </w:r>
-      <w:r>
-        <w:t xml:space="preserve"> </w:t>
-      </w:r>
-      <w:r>
-        <w:t xml:space="preserve">et al. 2021), until a level of export intensity is reached at which</w:t>
+        <w:t xml:space="preserve">those digital channels are actually used (Bharadwaj et al. 2013; Verhoef</w:t>
+      </w:r>
+      <w:r>
+        <w:t xml:space="preserve"> </w:t>
+      </w:r>
+      <w:r>
+        <w:t xml:space="preserve">et al. 2021), until a level of export intensity is reached at which</w:t>
       </w:r>
       <w:r>
         <w:t xml:space="preserve"> </w:t>
@@ -1394,7 +1340,7 @@
       </w:r>
     </w:p>
     <w:bookmarkEnd w:id="30"/>
-    <w:bookmarkStart w:id="31" w:name="X4a1dd7965a5d35ccd8d325197ae2dd2e833f047"/>
+    <w:bookmarkStart w:id="31" w:name="Xb90d981e4efafb918608a9cc7d37012dec59e7b"/>
     <w:p>
       <w:pPr>
         <w:pStyle w:val="Heading4"/>
@@ -1616,7 +1562,7 @@
     </w:p>
     <w:bookmarkEnd w:id="31"/>
     <w:bookmarkEnd w:id="32"/>
-    <w:bookmarkStart w:id="33" w:name="conceptual-model"/>
+    <w:bookmarkStart w:id="33" w:name="X120be97a373b91b5bab21d44e9895db7ca01e76"/>
     <w:p>
       <w:pPr>
         <w:pStyle w:val="Heading3"/>
@@ -1919,7 +1865,7 @@
     </w:p>
     <w:bookmarkEnd w:id="33"/>
     <w:bookmarkEnd w:id="34"/>
-    <w:bookmarkStart w:id="43" w:name="methods"/>
+    <w:bookmarkStart w:id="43" w:name="X167a2da0345881bf36eef0606d50b1063a572d3"/>
     <w:p>
       <w:pPr>
         <w:pStyle w:val="Heading2"/>
@@ -1928,7 +1874,7 @@
         <w:t xml:space="preserve">3 Methods</w:t>
       </w:r>
     </w:p>
-    <w:bookmarkStart w:id="35" w:name="data"/>
+    <w:bookmarkStart w:id="35" w:name="X7539fb3dc2f98232f41138bc75cab658563f4ee"/>
     <w:p>
       <w:pPr>
         <w:pStyle w:val="Heading3"/>
@@ -2026,7 +1972,7 @@
         <w:t xml:space="preserve"> </w:t>
       </w:r>
       <w:r>
-        <w:t xml:space="preserve">for the majority of Singapore’s aggregate trade flows (national</w:t>
+        <w:t xml:space="preserve">for the majority of Singapore's aggregate trade flows (national</w:t>
       </w:r>
       <w:r>
         <w:t xml:space="preserve"> </w:t>
@@ -2038,7 +1984,7 @@
         <w:t xml:space="preserve"> </w:t>
       </w:r>
       <w:r>
-        <w:t xml:space="preserve">Singapore’s SME sector rather than of the national export economy;</w:t>
+        <w:t xml:space="preserve">Singapore's SME sector rather than of the national export economy;</w:t>
       </w:r>
       <w:r>
         <w:t xml:space="preserve"> </w:t>
@@ -2234,7 +2180,7 @@
       </w:r>
     </w:p>
     <w:bookmarkEnd w:id="35"/>
-    <w:bookmarkStart w:id="40" w:name="variables"/>
+    <w:bookmarkStart w:id="40" w:name="Xbcf9f12e79107fa2c089aaf13fc6c4fb773f1c2"/>
     <w:p>
       <w:pPr>
         <w:pStyle w:val="Heading3"/>
@@ -2243,7 +2189,7 @@
         <w:t xml:space="preserve">3.2 Variables</w:t>
       </w:r>
     </w:p>
-    <w:bookmarkStart w:id="36" w:name="dependent-variable"/>
+    <w:bookmarkStart w:id="36" w:name="X7e58563e31c3ad002492190dd8d5308423faaad"/>
     <w:p>
       <w:pPr>
         <w:pStyle w:val="Heading4"/>
@@ -2309,7 +2255,7 @@
       </w:r>
     </w:p>
     <w:bookmarkEnd w:id="36"/>
-    <w:bookmarkStart w:id="37" w:name="focal-independent-variable"/>
+    <w:bookmarkStart w:id="37" w:name="X2cdc78afcfd9a4441a0b7b899a2b559f49a455a"/>
     <w:p>
       <w:pPr>
         <w:pStyle w:val="Heading4"/>
@@ -2363,7 +2309,7 @@
       </w:r>
     </w:p>
     <w:bookmarkEnd w:id="37"/>
-    <w:bookmarkStart w:id="38" w:name="tci-and-dai-composites"/>
+    <w:bookmarkStart w:id="38" w:name="X5885cfa65cddf1d15b27f59176f9dbae5a8c10a"/>
     <w:p>
       <w:pPr>
         <w:pStyle w:val="Heading4"/>
@@ -2554,7 +2500,7 @@
         <w:t xml:space="preserve"> </w:t>
       </w:r>
       <w:r>
-        <w:t xml:space="preserve">statistically weaker estimate, while the Tier-1+2 full model’s adjusted</w:t>
+        <w:t xml:space="preserve">statistically weaker estimate, while the Tier-1+2 full model's adjusted</w:t>
       </w:r>
       <w:r>
         <w:t xml:space="preserve"> </w:t>
@@ -2596,7 +2542,7 @@
         <w:t xml:space="preserve"> </w:t>
       </w:r>
       <w:r>
-        <w:t xml:space="preserve">Singapore’s high-saturation institutional setting, the website indicator</w:t>
+        <w:t xml:space="preserve">Singapore's high-saturation institutional setting, the website indicator</w:t>
       </w:r>
       <w:r>
         <w:t xml:space="preserve"> </w:t>
@@ -2645,7 +2591,7 @@
       </w:r>
     </w:p>
     <w:bookmarkEnd w:id="38"/>
-    <w:bookmarkStart w:id="39" w:name="controls"/>
+    <w:bookmarkStart w:id="39" w:name="X7f318314f3a5164dbb5d2e2bfe8bd11c34b488e"/>
     <w:p>
       <w:pPr>
         <w:pStyle w:val="Heading4"/>
@@ -2724,7 +2670,7 @@
     </w:p>
     <w:bookmarkEnd w:id="39"/>
     <w:bookmarkEnd w:id="40"/>
-    <w:bookmarkStart w:id="41" w:name="Xf0d337b7871f1e30984357ede4c26fad3ab0772"/>
+    <w:bookmarkStart w:id="41" w:name="X84482d10811f20e2a246857c008316fafc15eb6"/>
     <w:p>
       <w:pPr>
         <w:pStyle w:val="Heading3"/>
@@ -2906,7 +2852,7 @@
         <w:t xml:space="preserve"> </w:t>
       </w:r>
       <w:r>
-        <w:t xml:space="preserve">productivity. Following the recommendations of Haans et al. (2016) for</w:t>
+        <w:t xml:space="preserve">productivity. Following the recommendations of Haans et al. (2016) for</w:t>
       </w:r>
       <w:r>
         <w:t xml:space="preserve"> </w:t>
@@ -2942,7 +2888,7 @@
         <w:t xml:space="preserve"> </w:t>
       </w:r>
       <w:r>
-        <w:t xml:space="preserve">using Cohen’s f² (Aguinis et al. 2005; Cohen 1988).</w:t>
+        <w:t xml:space="preserve">using Cohen’s f² (Aguinis et al. 2005; Cohen 1988).</w:t>
       </w:r>
     </w:p>
     <w:p>
@@ -3058,7 +3004,7 @@
       </w:r>
     </w:p>
     <w:bookmarkEnd w:id="41"/>
-    <w:bookmarkStart w:id="42" w:name="X0fcf099929e626b10071b523c2c83735d5a4cd9"/>
+    <w:bookmarkStart w:id="42" w:name="X4758c326240d97a48e7d79456dba8f6cc5c46be"/>
     <w:p>
       <w:pPr>
         <w:pStyle w:val="Heading3"/>
@@ -3108,7 +3054,7 @@
         <w:t xml:space="preserve"> </w:t>
       </w:r>
       <w:r>
-        <w:t xml:space="preserve">The exporters-only subsample (FSTS &gt; 0, N = 84) is the natural setting for the intensity-margin mechanism but is underpowered for the small moderation block (f² ≈ 0.018; power ≈ 16% at N = 84, against N ≳ 430 for 80% power; Leon 2004). Null moderation here is therefore not evidence against the conditional-scaling mechanism; conversely, the positive joint F-test in the R5 exporters-only specification (F = 6.32, p = .003, β = +2.821) is read as a high-prior-strength corroborating signal rather than an independent identifying test.</w:t>
+        <w:t xml:space="preserve">The exporters-only subsample (FSTS &gt; 0; N = 84 after the complete-case restriction on model covariates, from the roughly 18 per cent of firms with positive exports) is the natural setting for the intensity-margin mechanism but is underpowered for the small moderation block (f² ≈ 0.018; power ≈ 16% at N = 84, against N ≳ 430 for 80% power; Leon 2004). Null moderation here is therefore not evidence against the conditional-scaling mechanism; conversely, the positive joint F-test in the R5 exporters-only specification (F = 6.32, p = .003, β = +2.821) is read as a high-prior-strength corroborating signal rather than an independent identifying test.</w:t>
       </w:r>
     </w:p>
     <w:p>
@@ -3149,7 +3095,7 @@
     </w:p>
     <w:bookmarkEnd w:id="42"/>
     <w:bookmarkEnd w:id="43"/>
-    <w:bookmarkStart w:id="49" w:name="results"/>
+    <w:bookmarkStart w:id="49" w:name="X121719332867ee227f0a04b486098cee978c6e6"/>
     <w:p>
       <w:pPr>
         <w:pStyle w:val="Heading2"/>
@@ -3158,7 +3104,7 @@
         <w:t xml:space="preserve">4 Results</w:t>
       </w:r>
     </w:p>
-    <w:bookmarkStart w:id="44" w:name="descriptive-statistics"/>
+    <w:bookmarkStart w:id="44" w:name="Xcfcbc1028680fbd618b9b585dd17cf608861803"/>
     <w:p>
       <w:pPr>
         <w:pStyle w:val="Heading3"/>
@@ -3542,7 +3488,7 @@
       </w:r>
     </w:p>
     <w:bookmarkEnd w:id="44"/>
-    <w:bookmarkStart w:id="45" w:name="X2451d3f7ca997a4cc37eff64b1b544b095ebde1"/>
+    <w:bookmarkStart w:id="45" w:name="Xe86cbbe4620ce5d84f78b7737e30408048ed6af"/>
     <w:p>
       <w:pPr>
         <w:pStyle w:val="Heading3"/>
@@ -3564,44 +3510,11 @@
         <w:pStyle w:val="BodyText"/>
       </w:pPr>
       <w:r>
-        <w:t xml:space="preserve">This null is itself informative. Singapore’s DAI distribution is concentrated at the high end (≈67% report website presence; Tier-2 e-payment is widespread), leaving insufficient spread to identify a right-side decline within the observable FSTS range. Under an equivalence-test framing (Lakens, Scheel, and Isager 2018), with observed FSTS bounded near the 70th percentile, the test cannot distinguish</w:t>
-      </w:r>
-      <w:r>
-        <w:t xml:space="preserve"> </w:t>
-      </w:r>
-      <w:r>
-        <w:t xml:space="preserve">“</w:t>
-      </w:r>
-      <w:r>
-        <w:t xml:space="preserve">no inverted-U</w:t>
-      </w:r>
-      <w:r>
-        <w:t xml:space="preserve">”</w:t>
-      </w:r>
-      <w:r>
-        <w:t xml:space="preserve"> </w:t>
-      </w:r>
-      <w:r>
-        <w:t xml:space="preserve">from</w:t>
-      </w:r>
-      <w:r>
-        <w:t xml:space="preserve"> </w:t>
-      </w:r>
-      <w:r>
-        <w:t xml:space="preserve">“</w:t>
-      </w:r>
-      <w:r>
-        <w:t xml:space="preserve">an inverted-U whose decline lies in the unobserved upper tail</w:t>
-      </w:r>
-      <w:r>
-        <w:t xml:space="preserve">”</w:t>
-      </w:r>
-      <w:r>
-        <w:t xml:space="preserve">; both readings are consistent with a predominantly positive association across the supported range. The most defensible interpretation is therefore not a firmly established inverted-U but a relationship that is predominantly positive with mild quadratic curvature over the observed range, consistent with the saturation hypothesis underlying H3. Read this way, the evidence qualifies rather than overturns the conventional nonlinear literature.</w:t>
+        <w:t xml:space="preserve">This null is itself informative. Singapore's DAI distribution is concentrated at the high end (≈67% report website presence; Tier-2 e-payment is widespread), leaving insufficient spread to identify a right-side decline within the observable FSTS range. Under an equivalence-test framing (Lakens, Scheel, and Isager 2018), with observed FSTS bounded near the 70th percentile, the test cannot distinguish "no inverted-U" from "an inverted-U whose decline lies in the unobserved upper tail"; both readings are consistent with a predominantly positive association across the supported range. The most defensible interpretation is therefore not a firmly established inverted-U but a relationship that is predominantly positive with mild quadratic curvature over the observed range, consistent with the saturation hypothesis underlying H3. Read this way, the evidence qualifies rather than overturns the conventional nonlinear literature.</w:t>
       </w:r>
     </w:p>
     <w:bookmarkEnd w:id="45"/>
-    <w:bookmarkStart w:id="46" w:name="tci-results"/>
+    <w:bookmarkStart w:id="46" w:name="Xbd081e7d38ad07e1e46d233e5fbc3c3c47a4f64"/>
     <w:p>
       <w:pPr>
         <w:pStyle w:val="Heading3"/>
@@ -3733,7 +3646,7 @@
       </w:r>
     </w:p>
     <w:bookmarkEnd w:id="46"/>
-    <w:bookmarkStart w:id="47" w:name="dai-results"/>
+    <w:bookmarkStart w:id="47" w:name="X0bc604979a3b7f5f87ce430a2a9c0e71ddd76f9"/>
     <w:p>
       <w:pPr>
         <w:pStyle w:val="Heading3"/>
@@ -3813,19 +3726,19 @@
     <w:tbl>
       <w:tblPr>
         <w:tblStyle w:val="Table"/>
-        <w:tblW w:type="pct" w:w="5000"/>
+        <w:tblW w:type="auto" w:w="0"/>
         <w:tblLook w:firstRow="1" w:lastRow="0" w:firstColumn="0" w:lastColumn="0" w:noHBand="0" w:noVBand="0" w:val="0020"/>
         <w:jc w:val="start"/>
       </w:tblPr>
       <w:tblGrid>
-        <w:gridCol w:w="1047"/>
-        <w:gridCol w:w="981"/>
-        <w:gridCol w:w="981"/>
-        <w:gridCol w:w="981"/>
-        <w:gridCol w:w="981"/>
-        <w:gridCol w:w="981"/>
-        <w:gridCol w:w="981"/>
-        <w:gridCol w:w="981"/>
+        <w:gridCol w:w="990"/>
+        <w:gridCol w:w="990"/>
+        <w:gridCol w:w="990"/>
+        <w:gridCol w:w="990"/>
+        <w:gridCol w:w="990"/>
+        <w:gridCol w:w="990"/>
+        <w:gridCol w:w="990"/>
+        <w:gridCol w:w="990"/>
       </w:tblGrid>
       <w:tr>
         <w:trPr>
@@ -5982,16 +5895,16 @@
     <w:tbl>
       <w:tblPr>
         <w:tblStyle w:val="Table"/>
-        <w:tblW w:type="pct" w:w="5000"/>
+        <w:tblW w:type="auto" w:w="0"/>
         <w:tblLook w:firstRow="1" w:lastRow="0" w:firstColumn="0" w:lastColumn="0" w:noHBand="0" w:noVBand="0" w:val="0020"/>
         <w:jc w:val="start"/>
       </w:tblPr>
       <w:tblGrid>
-        <w:gridCol w:w="2099"/>
-        <w:gridCol w:w="2290"/>
-        <w:gridCol w:w="667"/>
-        <w:gridCol w:w="954"/>
-        <w:gridCol w:w="1908"/>
+        <w:gridCol w:w="1584"/>
+        <w:gridCol w:w="1584"/>
+        <w:gridCol w:w="1584"/>
+        <w:gridCol w:w="1584"/>
+        <w:gridCol w:w="1584"/>
       </w:tblGrid>
       <w:tr>
         <w:trPr>
@@ -6932,7 +6845,7 @@
       </w:r>
     </w:p>
     <w:bookmarkEnd w:id="47"/>
-    <w:bookmarkStart w:id="48" w:name="robustness-checks"/>
+    <w:bookmarkStart w:id="48" w:name="Xc8e997e14555d7ba8da5c1d596c5311617447cd"/>
     <w:p>
       <w:pPr>
         <w:pStyle w:val="Heading3"/>
@@ -7114,7 +7027,7 @@
         <w:t xml:space="preserve"> </w:t>
       </w:r>
       <w:r>
-        <w:t xml:space="preserve">rather than absorbed into a broader capability construct. Cohen’s f² for</w:t>
+        <w:t xml:space="preserve">rather than absorbed into a broader capability construct. Cohen's f² for</w:t>
       </w:r>
       <w:r>
         <w:t xml:space="preserve"> </w:t>
@@ -7126,13 +7039,13 @@
         <w:t xml:space="preserve"> </w:t>
       </w:r>
       <w:r>
-        <w:t xml:space="preserve">the small-to-medium range; Cohen’s f² for the DAI moderation block</w:t>
-      </w:r>
-      <w:r>
-        <w:t xml:space="preserve"> </w:t>
-      </w:r>
-      <w:r>
-        <w:t xml:space="preserve">(comparing M7 with M8) is approximately 0.018, below Cohen’s (1988)</w:t>
+        <w:t xml:space="preserve">the small-to-medium range; Cohen's f² for the DAI moderation block</w:t>
+      </w:r>
+      <w:r>
+        <w:t xml:space="preserve"> </w:t>
+      </w:r>
+      <w:r>
+        <w:t xml:space="preserve">(comparing M7 with M8) is approximately 0.018, below Cohen's (1988)</w:t>
       </w:r>
       <w:r>
         <w:t xml:space="preserve"> </w:t>
@@ -7354,17 +7267,17 @@
     <w:tbl>
       <w:tblPr>
         <w:tblStyle w:val="Table"/>
-        <w:tblW w:type="pct" w:w="5000"/>
+        <w:tblW w:type="auto" w:w="0"/>
         <w:tblLook w:firstRow="1" w:lastRow="0" w:firstColumn="0" w:lastColumn="0" w:noHBand="0" w:noVBand="0" w:val="0020"/>
         <w:jc w:val="start"/>
       </w:tblPr>
       <w:tblGrid>
-        <w:gridCol w:w="3095"/>
-        <w:gridCol w:w="455"/>
-        <w:gridCol w:w="1183"/>
-        <w:gridCol w:w="1183"/>
-        <w:gridCol w:w="1183"/>
-        <w:gridCol w:w="819"/>
+        <w:gridCol w:w="1320"/>
+        <w:gridCol w:w="1320"/>
+        <w:gridCol w:w="1320"/>
+        <w:gridCol w:w="1320"/>
+        <w:gridCol w:w="1320"/>
+        <w:gridCol w:w="1320"/>
       </w:tblGrid>
       <w:tr>
         <w:trPr>
@@ -8030,7 +7943,7 @@
     </w:p>
     <w:bookmarkEnd w:id="48"/>
     <w:bookmarkEnd w:id="49"/>
-    <w:bookmarkStart w:id="52" w:name="discussion"/>
+    <w:bookmarkStart w:id="52" w:name="X735612638e4e736e4693e459c258977262c0dfc"/>
     <w:p>
       <w:pPr>
         <w:pStyle w:val="Heading2"/>
@@ -8039,7 +7952,7 @@
         <w:t xml:space="preserve">5 Discussion</w:t>
       </w:r>
     </w:p>
-    <w:bookmarkStart w:id="50" w:name="theoretical-implications"/>
+    <w:bookmarkStart w:id="50" w:name="X027b31c2d090a00917aa7291770680fd40b64cd"/>
     <w:p>
       <w:pPr>
         <w:pStyle w:val="Heading3"/>
@@ -8353,7 +8266,7 @@
         <w:t xml:space="preserve"> </w:t>
       </w:r>
       <w:r>
-        <w:t xml:space="preserve">interfaces and transaction systems. The scale of Singapore’s innovation</w:t>
+        <w:t xml:space="preserve">interfaces and transaction systems. The scale of Singapore's innovation</w:t>
       </w:r>
       <w:r>
         <w:t xml:space="preserve"> </w:t>
@@ -8383,7 +8296,7 @@
         <w:t xml:space="preserve"> </w:t>
       </w:r>
       <w:r>
-        <w:t xml:space="preserve">Development Authority (IMDA, 2025), confirming that Singapore’s</w:t>
+        <w:t xml:space="preserve">Development Authority (IMDA, 2025), confirming that Singapore's</w:t>
       </w:r>
       <w:r>
         <w:t xml:space="preserve"> </w:t>
@@ -8460,7 +8373,7 @@
         <w:t xml:space="preserve"> </w:t>
       </w:r>
       <w:r>
-        <w:t xml:space="preserve">interaction: the positive FSTS² × DAI coefficient (β = +3.119, p = .005) implies that DAI’s productivity contribution grows super-linearly with export-intensity scale, which a level-shift</w:t>
+        <w:t xml:space="preserve">interaction: the positive FSTS² × DAI coefficient (β = +3.119, p = .005) implies that DAI's productivity contribution grows super-linearly with export-intensity scale, which a level-shift</w:t>
       </w:r>
       <w:r>
         <w:t xml:space="preserve"> </w:t>
@@ -8530,7 +8443,7 @@
       </w:r>
     </w:p>
     <w:bookmarkEnd w:id="50"/>
-    <w:bookmarkStart w:id="51" w:name="managerial-implications"/>
+    <w:bookmarkStart w:id="51" w:name="Xa4e692b259d9b803bab54ad026a7e8d888a5d2c"/>
     <w:p>
       <w:pPr>
         <w:pStyle w:val="Heading3"/>
@@ -8544,12 +8457,12 @@
         <w:pStyle w:val="FirstParagraph"/>
       </w:pPr>
       <w:r>
-        <w:t xml:space="preserve">For firms in Singapore and comparable high-digital-infrastructure contexts, foundational digital adoption is most strongly associated with productivity when firms already operate at relatively high export intensity, where digital interfaces and electronic-payment systems function as scaling mechanisms for coordinating larger cross-border volumes. For deeply export-engaged firms the implication is strategic: foundational digital systems matter most when coordination demands across customers, suppliers, and foreign markets become dense enough for intensive use. For domestically concentrated or low-intensity firms, basic digital functionality is already widespread and is unlikely to yield a large standalone productivity premium; for the intermediate range, gains are likelier when digital investment is aligned with customer integration, supplier coordination, and export readiness. More broadly, managers should not treat technological capability and digital adoption as interchangeable: capability-building supports a broad productivity base, whereas foundational digital adoption becomes relevant under the coordination intensity of deeper internationalization, so the two should be sequenced to the firm’s actual stage of export expansion.</w:t>
+        <w:t xml:space="preserve">For firms in Singapore and comparable high-digital-infrastructure contexts, foundational digital adoption is most strongly associated with productivity when firms already operate at relatively high export intensity, where digital interfaces and electronic-payment systems function as scaling mechanisms for coordinating larger cross-border volumes. For deeply export-engaged firms the implication is strategic: foundational digital systems matter most when coordination demands across customers, suppliers, and foreign markets become dense enough for intensive use. For domestically concentrated or low-intensity firms, basic digital functionality is already widespread and is unlikely to yield a large standalone productivity premium; for the intermediate range, gains are likelier when digital investment is aligned with customer integration, supplier coordination, and export readiness. More broadly, managers should not treat technological capability and digital adoption as interchangeable: capability-building supports a broad productivity base, whereas foundational digital adoption becomes relevant under the coordination intensity of deeper internationalization, so the two should be sequenced to the firm's actual stage of export expansion.</w:t>
       </w:r>
     </w:p>
     <w:bookmarkEnd w:id="51"/>
     <w:bookmarkEnd w:id="52"/>
-    <w:bookmarkStart w:id="53" w:name="conclusion"/>
+    <w:bookmarkStart w:id="53" w:name="X6b297cc947e0db5526be369b1f0f4ddc67b2415"/>
     <w:p>
       <w:pPr>
         <w:pStyle w:val="Heading2"/>
@@ -8567,7 +8480,7 @@
       </w:r>
     </w:p>
     <w:bookmarkEnd w:id="53"/>
-    <w:bookmarkStart w:id="54" w:name="limitations-and-future-research"/>
+    <w:bookmarkStart w:id="54" w:name="X422fdd10c3908fe492ea939b97371c73422dbba"/>
     <w:p>
       <w:pPr>
         <w:pStyle w:val="Heading2"/>
@@ -8611,12 +8524,14 @@
         <w:t xml:space="preserve"> </w:t>
       </w:r>
       <w:hyperlink r:id="rId55">
-        <w:r>
-          <w:rPr>
-            <w:rStyle w:val="Hyperlink"/>
-          </w:rPr>
-          <w:t xml:space="preserve">www.enterprisesurveys.org</w:t>
-        </w:r>
+        <w:hyperlink r:id="rId55">
+          <w:r>
+            <w:rPr>
+              <w:rStyle w:val="Hyperlink"/>
+            </w:rPr>
+            <w:t xml:space="preserve">www.enterprisesurveys.org</w:t>
+          </w:r>
+        </w:hyperlink>
       </w:hyperlink>
       <w:r>
         <w:t xml:space="preserve">. Analysis</w:t>

--- a/p4/submission/mbr_package/01_manuscript_blinded.docx
+++ b/p4/submission/mbr_package/01_manuscript_blinded.docx
@@ -231,7 +231,7 @@
       </w:r>
     </w:p>
     <w:bookmarkEnd w:id="20"/>
-    <w:bookmarkStart w:id="25" w:name="Xe3d0fc0bea9a42ce7605565d0964033d7f6ee47"/>
+    <w:bookmarkStart w:id="25" w:name="introduction"/>
     <w:p>
       <w:pPr>
         <w:pStyle w:val="Heading2"/>
@@ -240,7 +240,7 @@
         <w:t xml:space="preserve">1 Introduction</w:t>
       </w:r>
     </w:p>
-    <w:bookmarkStart w:id="21" w:name="Xe5b26b80b1cffd635bf6d81ca2944b40daaf62d"/>
+    <w:bookmarkStart w:id="21" w:name="background-and-motivation"/>
     <w:p>
       <w:pPr>
         <w:pStyle w:val="Heading3"/>
@@ -254,7 +254,7 @@
         <w:pStyle w:val="FirstParagraph"/>
       </w:pPr>
       <w:r>
-        <w:t xml:space="preserve">Singapore is an analytically valuable setting for revisiting the internationalization–performance relationship because it combines high digital maturity with firm-level heterogeneity in export intensity. The classic I–P literature explains nonlinearity through a trade-off between the scale and learning benefits of expansion and the rising coordination costs of operating across markets, with the inverted-U as the modal pattern (Marano et al. 2016). Much of this literature, however, was developed in pre-digital or transitional settings whose institutional and infrastructural conditions differ from those of digitally advanced economies (Peng 2003; Peng et al. 2008). By contemporaneous assessments Singapore is at the frontier: 2nd globally (1st in Asia Pacific) in the StartupBlink Innovators Business Environment Index 2026, 4th in the Global Startup Ecosystem Index 2025, and 3rd in the UN e-Government Survey 2024, while Smart Nation 2.0 (2024) makes digital trust infrastructure explicit national policy (GovTech Singapore 2024; StartupBlink 2025, 2026).</w:t>
+        <w:t xml:space="preserve">Singapore is an analytically valuable setting for revisiting the internationalization–performance relationship because it combines high digital maturity with firm-level heterogeneity in export intensity. The classic I–P literature explains nonlinearity through a trade-off between the scale and learning benefits of expansion and the rising coordination costs of operating across markets, with the inverted-U as the modal pattern (Marano et al. 2016). Much of this literature, however, was developed in pre-digital or transitional settings whose institutional and infrastructural conditions differ from those of digitally advanced economies (Peng 2003; Peng et al. 2008). By contemporaneous assessments Singapore is at the frontier: 2nd globally (1st in Asia Pacific) in the StartupBlink Innovators Business Environment Index 2026, 4th in the Global Startup Ecosystem Index 2025, and 3rd in the UN e-Government Survey 2024, while Smart Nation 2.0 (2024) makes digital trust infrastructure explicit national policy (GovTech Singapore 2024; StartupBlink 2025, 2026).</w:t>
       </w:r>
     </w:p>
     <w:p>
@@ -262,7 +262,7 @@
         <w:pStyle w:val="BodyText"/>
       </w:pPr>
       <w:r>
-        <w:t xml:space="preserve">In such a context the relevant question is not whether firms still exhibit the conventional inverted-U, but whether digital maturity changes the export range over which the right-side decline becomes visible. If mature digital infrastructure attenuates communication, transaction, and information frictions, the coordination-cost mechanism underlying the classic inverted-U may be weakened, delayed, or pushed toward sparsely populated export levels (Bharadwaj et al. 2013; Verhoef et al. 2021). This creates a</w:t>
+        <w:t xml:space="preserve">In such a context the relevant question is not whether firms still exhibit the conventional inverted-U, but whether digital maturity changes the export range over which the right-side decline becomes visible. If mature digital infrastructure attenuates communication, transaction, and information frictions, the coordination-cost mechanism underlying the classic inverted-U may be weakened, delayed, or pushed toward sparsely populated export levels (Bharadwaj et al. 2013; Verhoef et al. 2021). This creates a</w:t>
       </w:r>
       <w:r>
         <w:t xml:space="preserve"> </w:t>
@@ -275,7 +275,7 @@
         <w:t xml:space="preserve">digital saturation paradox</w:t>
       </w:r>
       <w:r>
-        <w:t xml:space="preserve">: where Tier 1–2 interfaces (websites, electronic payments) are already widely diffused, enabled by Singapore's national Digital Public Infrastructure (World Bank 2025a), they function as hygiene factors for domestic operations rather than differentiating assets. Consistent with this, 82% of sampled firms report zero exports and only 3% exceed 50% foreign sales. The productivity returns to foundational digital adoption should therefore not manifest uniformly; they should become measurable mainly when firms face the intensified coordination demands of cross-border activity. Singapore thus serves as an analytically ideal stress test: domestic saturation removes the uniform-premium effect and leaves only the export-contingent signal.</w:t>
+        <w:t xml:space="preserve">: where Tier 1–2 interfaces (websites, electronic payments) are already widely diffused, enabled by Singapore’s national Digital Public Infrastructure (World Bank 2025a), they function as hygiene factors for domestic operations rather than differentiating assets. Consistent with this, 82% of sampled firms report zero exports and only 3% exceed 50% foreign sales. The productivity returns to foundational digital adoption should therefore not manifest uniformly; they should become measurable mainly when firms face the intensified coordination demands of cross-border activity. Singapore thus serves as an analytically ideal stress test: domestic saturation removes the uniform-premium effect and leaves only the export-contingent signal.</w:t>
       </w:r>
     </w:p>
     <w:p>
@@ -283,11 +283,11 @@
         <w:pStyle w:val="BodyText"/>
       </w:pPr>
       <w:r>
-        <w:t xml:space="preserve">A second motivation concerns construct clarity. In digitally advanced settings, firms differ not only in deeper technological capability rooted in learning, innovation, and absorptive capacity, but also in their adoption of basic digital interfaces and transaction-enabling systems. These domains should not be collapsed: technological capability reflects firm-internal capability depth (Barney 1991; Cohen and Levinthal 1990; Lall 1992), whereas digital adoption reflects participation in digitally enabled transactions contingent on the surrounding ecosystem (Bharadwaj et al. 2013; Verhoef et al. 2021).</w:t>
+        <w:t xml:space="preserve">A second motivation concerns construct clarity. In digitally advanced settings, firms differ not only in deeper technological capability rooted in learning, innovation, and absorptive capacity, but also in their adoption of basic digital interfaces and transaction-enabling systems. These domains should not be collapsed: technological capability reflects firm-internal capability depth (Barney 1991; Cohen and Levinthal 1990; Lall 1992), whereas digital adoption reflects participation in digitally enabled transactions contingent on the surrounding ecosystem (Bharadwaj et al. 2013; Verhoef et al. 2021).</w:t>
       </w:r>
     </w:p>
     <w:bookmarkEnd w:id="21"/>
-    <w:bookmarkStart w:id="22" w:name="X2961a496af63dca26d6e29b654ead2e696c6fdd"/>
+    <w:bookmarkStart w:id="22" w:name="research-gap"/>
     <w:p>
       <w:pPr>
         <w:pStyle w:val="Heading3"/>
@@ -503,7 +503,7 @@
       </w:r>
     </w:p>
     <w:bookmarkEnd w:id="22"/>
-    <w:bookmarkStart w:id="23" w:name="X494b14dde48fd709c427dcfac91526fdde5ec7e"/>
+    <w:bookmarkStart w:id="23" w:name="contribution"/>
     <w:p>
       <w:pPr>
         <w:pStyle w:val="Heading3"/>
@@ -755,7 +755,7 @@
       </w:r>
     </w:p>
     <w:bookmarkEnd w:id="23"/>
-    <w:bookmarkStart w:id="24" w:name="Xdd618d9602139b0eee88c4277e195c55d104c48"/>
+    <w:bookmarkStart w:id="24" w:name="roadmap"/>
     <w:p>
       <w:pPr>
         <w:pStyle w:val="Heading3"/>
@@ -798,7 +798,7 @@
     </w:p>
     <w:bookmarkEnd w:id="24"/>
     <w:bookmarkEnd w:id="25"/>
-    <w:bookmarkStart w:id="34" w:name="X8bf20a63f0decf7b16e99d564b9958ec4fbbb23"/>
+    <w:bookmarkStart w:id="34" w:name="theory-and-hypotheses"/>
     <w:p>
       <w:pPr>
         <w:pStyle w:val="Heading2"/>
@@ -807,7 +807,7 @@
         <w:t xml:space="preserve">2 Theory and Hypotheses</w:t>
       </w:r>
     </w:p>
-    <w:bookmarkStart w:id="26" w:name="X9497e0c582d29cdf214e76507e8fbbcc0b6d410"/>
+    <w:bookmarkStart w:id="26" w:name="X001c1553335b0468ad48060ef103d7d22aed657"/>
     <w:p>
       <w:pPr>
         <w:pStyle w:val="Heading3"/>
@@ -833,7 +833,7 @@
         <w:t xml:space="preserve"> </w:t>
       </w:r>
       <w:r>
-        <w:t xml:space="preserve">performance. Hitt et al. (1997) introduced the inverted-U logic: initial</w:t>
+        <w:t xml:space="preserve">performance. Hitt et al. (1997) introduced the inverted-U logic: initial</w:t>
       </w:r>
       <w:r>
         <w:t xml:space="preserve"> </w:t>
@@ -851,7 +851,7 @@
         <w:t xml:space="preserve"> </w:t>
       </w:r>
       <w:r>
-        <w:t xml:space="preserve">that erode the returns to further expansion. Contractor et al. (2003)</w:t>
+        <w:t xml:space="preserve">that erode the returns to further expansion. Contractor et al. (2003)</w:t>
       </w:r>
       <w:r>
         <w:t xml:space="preserve"> </w:t>
@@ -881,7 +881,7 @@
         <w:t xml:space="preserve"> </w:t>
       </w:r>
       <w:r>
-        <w:t xml:space="preserve">et al. 2016). An important implication of the nonlinear I–P literature</w:t>
+        <w:t xml:space="preserve">et al. 2016). An important implication of the nonlinear I–P literature</w:t>
       </w:r>
       <w:r>
         <w:t xml:space="preserve"> </w:t>
@@ -951,7 +951,7 @@
       </w:r>
     </w:p>
     <w:bookmarkEnd w:id="26"/>
-    <w:bookmarkStart w:id="27" w:name="X58009fa5124754b9d12ae223bf3908d651fea58"/>
+    <w:bookmarkStart w:id="27" w:name="two-distinct-constructs-tci-and-dai"/>
     <w:p>
       <w:pPr>
         <w:pStyle w:val="Heading3"/>
@@ -965,7 +965,7 @@
         <w:pStyle w:val="FirstParagraph"/>
       </w:pPr>
       <w:r>
-        <w:t xml:space="preserve">A recurring problem in the digital IB literature is collapsing heterogeneous firm attributes into a single umbrella construct, blurring internal capability depth and digitally enabled market participation (Verhoef et al. 2021). We instead distinguish a Technological Capability Index (TCI), anchored in the Lall–Cohen-Levinthal tradition (Cohen and Levinthal 1990; Lall 1992), from a Digital Adoption Index (DAI), anchored in the Bharadwaj–Verhoef digitalization tradition (Bharadwaj et al. 2013; Verhoef et al. 2021). The two refer to different domains of advantage: TCI captures internal stocks related to innovation, learning, and technology absorption, while DAI captures uptake of digital interfaces and transaction-enabling mechanisms, a more environmentally contingent advantage that depends on ecosystem maturity.</w:t>
+        <w:t xml:space="preserve">A recurring problem in the digital IB literature is collapsing heterogeneous firm attributes into a single umbrella construct, blurring internal capability depth and digitally enabled market participation (Verhoef et al. 2021). We instead distinguish a Technological Capability Index (TCI), anchored in the Lall–Cohen-Levinthal tradition (Cohen and Levinthal 1990; Lall 1992), from a Digital Adoption Index (DAI), anchored in the Bharadwaj–Verhoef digitalization tradition (Bharadwaj et al. 2013; Verhoef et al. 2021). The two refer to different domains of advantage: TCI captures internal stocks related to innovation, learning, and technology absorption, while DAI captures uptake of digital interfaces and transaction-enabling mechanisms, a more environmentally contingent advantage that depends on ecosystem maturity.</w:t>
       </w:r>
     </w:p>
     <w:p>
@@ -973,11 +973,65 @@
         <w:pStyle w:val="BodyText"/>
       </w:pPr>
       <w:r>
-        <w:t xml:space="preserve">The label "digital adoption" is more defensible than "digital capability" here because the available WBES indicators map onto basic digital presence and transaction usage rather than deeper integrated processes. In the Verhoef et al. (2021) hierarchy, website presence (c22b) corresponds to Tier-1 digitization and electronic-payment intensity (k33, k38) to Tier-2 digitalization; the composite therefore captures the foundational digital layer but cannot observe Tier-3 process integration (ERP, CRM) or Tier-4 digital dynamic capability (AI, platform orchestration). Retaining a broad "digital capability" label would overstate what the indicators support. Methodologically, both constructs satisfy the Coltman et al. (2008) four-criterion test for formative measurement, and combining them would violate the principle that constructs with different nomological nets should remain distinct.</w:t>
+        <w:t xml:space="preserve">The label</w:t>
+      </w:r>
+      <w:r>
+        <w:t xml:space="preserve"> </w:t>
+      </w:r>
+      <w:r>
+        <w:t xml:space="preserve">“</w:t>
+      </w:r>
+      <w:r>
+        <w:t xml:space="preserve">digital adoption</w:t>
+      </w:r>
+      <w:r>
+        <w:t xml:space="preserve">”</w:t>
+      </w:r>
+      <w:r>
+        <w:t xml:space="preserve"> </w:t>
+      </w:r>
+      <w:r>
+        <w:t xml:space="preserve">is more defensible than</w:t>
+      </w:r>
+      <w:r>
+        <w:t xml:space="preserve"> </w:t>
+      </w:r>
+      <w:r>
+        <w:t xml:space="preserve">“</w:t>
+      </w:r>
+      <w:r>
+        <w:t xml:space="preserve">digital capability</w:t>
+      </w:r>
+      <w:r>
+        <w:t xml:space="preserve">”</w:t>
+      </w:r>
+      <w:r>
+        <w:t xml:space="preserve"> </w:t>
+      </w:r>
+      <w:r>
+        <w:t xml:space="preserve">here because the available WBES indicators map onto basic digital presence and transaction usage rather than deeper integrated processes. In the Verhoef et al. (2021) hierarchy, website presence (c22b) corresponds to Tier-1 digitization and electronic-payment intensity (k33, k38) to Tier-2 digitalization; the composite therefore captures the foundational digital layer but cannot observe Tier-3 process integration (ERP, CRM) or Tier-4 digital dynamic capability (AI, platform orchestration). Retaining a broad</w:t>
+      </w:r>
+      <w:r>
+        <w:t xml:space="preserve"> </w:t>
+      </w:r>
+      <w:r>
+        <w:t xml:space="preserve">“</w:t>
+      </w:r>
+      <w:r>
+        <w:t xml:space="preserve">digital capability</w:t>
+      </w:r>
+      <w:r>
+        <w:t xml:space="preserve">”</w:t>
+      </w:r>
+      <w:r>
+        <w:t xml:space="preserve"> </w:t>
+      </w:r>
+      <w:r>
+        <w:t xml:space="preserve">label would overstate what the indicators support. Methodologically, both constructs satisfy the Coltman et al. (2008) four-criterion test for formative measurement, and combining them would violate the principle that constructs with different nomological nets should remain distinct.</w:t>
       </w:r>
     </w:p>
     <w:bookmarkEnd w:id="27"/>
-    <w:bookmarkStart w:id="32" w:name="Xfeb3205642325e47f2817bab2cc060c9f999b02"/>
+    <w:bookmarkStart w:id="32" w:name="hypothesis-development"/>
     <w:p>
       <w:pPr>
         <w:pStyle w:val="Heading3"/>
@@ -986,7 +1040,7 @@
         <w:t xml:space="preserve">2.3 Hypothesis development</w:t>
       </w:r>
     </w:p>
-    <w:bookmarkStart w:id="28" w:name="X9de0e934912487c2b2355f424516474f67bf4ef"/>
+    <w:bookmarkStart w:id="28" w:name="tci-direct-effect-on-productivity"/>
     <w:p>
       <w:pPr>
         <w:pStyle w:val="Heading4"/>
@@ -1042,19 +1096,19 @@
         <w:t xml:space="preserve"> </w:t>
       </w:r>
       <w:r>
-        <w:t xml:space="preserve">efficiency, product quality, and learning routines (Avenyo et al. 2021;</w:t>
-      </w:r>
-      <w:r>
-        <w:t xml:space="preserve"> </w:t>
-      </w:r>
-      <w:r>
-        <w:t xml:space="preserve">Krammer et al. 2018). We therefore hypothesize: Hypothesis 1 (H1). In</w:t>
-      </w:r>
-      <w:r>
-        <w:t xml:space="preserve"> </w:t>
-      </w:r>
-      <w:r>
-        <w:t xml:space="preserve">Singapore's advanced-economy context, when firms invest more deeply in</w:t>
+        <w:t xml:space="preserve">efficiency, product quality, and learning routines (Avenyo et al. 2021;</w:t>
+      </w:r>
+      <w:r>
+        <w:t xml:space="preserve"> </w:t>
+      </w:r>
+      <w:r>
+        <w:t xml:space="preserve">Krammer et al. 2018). We therefore hypothesize: Hypothesis 1 (H1). In</w:t>
+      </w:r>
+      <w:r>
+        <w:t xml:space="preserve"> </w:t>
+      </w:r>
+      <w:r>
+        <w:t xml:space="preserve">Singapore’s advanced-economy context, when firms invest more deeply in</w:t>
       </w:r>
       <w:r>
         <w:t xml:space="preserve"> </w:t>
@@ -1072,7 +1126,7 @@
         <w:t xml:space="preserve"> </w:t>
       </w:r>
       <w:r>
-        <w:t xml:space="preserve">firm's operational efficiency and learning routines (Lall 1992; Cohen and</w:t>
+        <w:t xml:space="preserve">firm’s operational efficiency and learning routines (Lall 1992; Cohen and</w:t>
       </w:r>
       <w:r>
         <w:t xml:space="preserve"> </w:t>
@@ -1088,7 +1142,7 @@
       </w:r>
     </w:p>
     <w:bookmarkEnd w:id="28"/>
-    <w:bookmarkStart w:id="29" w:name="Xd77aef7f084e33ec0dd33a50710ed9d88a5bd5f"/>
+    <w:bookmarkStart w:id="29" w:name="tci-moderation-of-the-ip-relationship"/>
     <w:p>
       <w:pPr>
         <w:pStyle w:val="Heading4"/>
@@ -1204,7 +1258,7 @@
         <w:t xml:space="preserve"> </w:t>
       </w:r>
       <w:r>
-        <w:t xml:space="preserve">TCI-contingent I–P curvature. The present paper's H2 and H3 are</w:t>
+        <w:t xml:space="preserve">TCI-contingent I–P curvature. The present paper’s H2 and H3 are</w:t>
       </w:r>
       <w:r>
         <w:t xml:space="preserve"> </w:t>
@@ -1226,7 +1280,7 @@
       </w:r>
     </w:p>
     <w:bookmarkEnd w:id="29"/>
-    <w:bookmarkStart w:id="30" w:name="Xca797cdf899e8025c95598929e8214dfe008510"/>
+    <w:bookmarkStart w:id="30" w:name="dai-direct-effect-on-productivity"/>
     <w:p>
       <w:pPr>
         <w:pStyle w:val="Heading4"/>
@@ -1324,13 +1378,13 @@
         <w:t xml:space="preserve"> </w:t>
       </w:r>
       <w:r>
-        <w:t xml:space="preserve">those digital channels are actually used (Bharadwaj et al. 2013; Verhoef</w:t>
-      </w:r>
-      <w:r>
-        <w:t xml:space="preserve"> </w:t>
-      </w:r>
-      <w:r>
-        <w:t xml:space="preserve">et al. 2021), until a level of export intensity is reached at which</w:t>
+        <w:t xml:space="preserve">those digital channels are actually used (Bharadwaj et al. 2013; Verhoef</w:t>
+      </w:r>
+      <w:r>
+        <w:t xml:space="preserve"> </w:t>
+      </w:r>
+      <w:r>
+        <w:t xml:space="preserve">et al. 2021), until a level of export intensity is reached at which</w:t>
       </w:r>
       <w:r>
         <w:t xml:space="preserve"> </w:t>
@@ -1340,7 +1394,7 @@
       </w:r>
     </w:p>
     <w:bookmarkEnd w:id="30"/>
-    <w:bookmarkStart w:id="31" w:name="Xb90d981e4efafb918608a9cc7d37012dec59e7b"/>
+    <w:bookmarkStart w:id="31" w:name="X4a1dd7965a5d35ccd8d325197ae2dd2e833f047"/>
     <w:p>
       <w:pPr>
         <w:pStyle w:val="Heading4"/>
@@ -1562,7 +1616,7 @@
     </w:p>
     <w:bookmarkEnd w:id="31"/>
     <w:bookmarkEnd w:id="32"/>
-    <w:bookmarkStart w:id="33" w:name="X120be97a373b91b5bab21d44e9895db7ca01e76"/>
+    <w:bookmarkStart w:id="33" w:name="conceptual-model"/>
     <w:p>
       <w:pPr>
         <w:pStyle w:val="Heading3"/>
@@ -1865,7 +1919,7 @@
     </w:p>
     <w:bookmarkEnd w:id="33"/>
     <w:bookmarkEnd w:id="34"/>
-    <w:bookmarkStart w:id="43" w:name="X167a2da0345881bf36eef0606d50b1063a572d3"/>
+    <w:bookmarkStart w:id="43" w:name="methods"/>
     <w:p>
       <w:pPr>
         <w:pStyle w:val="Heading2"/>
@@ -1874,7 +1928,7 @@
         <w:t xml:space="preserve">3 Methods</w:t>
       </w:r>
     </w:p>
-    <w:bookmarkStart w:id="35" w:name="X7539fb3dc2f98232f41138bc75cab658563f4ee"/>
+    <w:bookmarkStart w:id="35" w:name="data"/>
     <w:p>
       <w:pPr>
         <w:pStyle w:val="Heading3"/>
@@ -1972,7 +2026,7 @@
         <w:t xml:space="preserve"> </w:t>
       </w:r>
       <w:r>
-        <w:t xml:space="preserve">for the majority of Singapore's aggregate trade flows (national</w:t>
+        <w:t xml:space="preserve">for the majority of Singapore’s aggregate trade flows (national</w:t>
       </w:r>
       <w:r>
         <w:t xml:space="preserve"> </w:t>
@@ -1984,7 +2038,7 @@
         <w:t xml:space="preserve"> </w:t>
       </w:r>
       <w:r>
-        <w:t xml:space="preserve">Singapore's SME sector rather than of the national export economy;</w:t>
+        <w:t xml:space="preserve">Singapore’s SME sector rather than of the national export economy;</w:t>
       </w:r>
       <w:r>
         <w:t xml:space="preserve"> </w:t>
@@ -2180,7 +2234,7 @@
       </w:r>
     </w:p>
     <w:bookmarkEnd w:id="35"/>
-    <w:bookmarkStart w:id="40" w:name="Xbcf9f12e79107fa2c089aaf13fc6c4fb773f1c2"/>
+    <w:bookmarkStart w:id="40" w:name="variables"/>
     <w:p>
       <w:pPr>
         <w:pStyle w:val="Heading3"/>
@@ -2189,7 +2243,7 @@
         <w:t xml:space="preserve">3.2 Variables</w:t>
       </w:r>
     </w:p>
-    <w:bookmarkStart w:id="36" w:name="X7e58563e31c3ad002492190dd8d5308423faaad"/>
+    <w:bookmarkStart w:id="36" w:name="dependent-variable"/>
     <w:p>
       <w:pPr>
         <w:pStyle w:val="Heading4"/>
@@ -2255,7 +2309,7 @@
       </w:r>
     </w:p>
     <w:bookmarkEnd w:id="36"/>
-    <w:bookmarkStart w:id="37" w:name="X2cdc78afcfd9a4441a0b7b899a2b559f49a455a"/>
+    <w:bookmarkStart w:id="37" w:name="focal-independent-variable"/>
     <w:p>
       <w:pPr>
         <w:pStyle w:val="Heading4"/>
@@ -2309,7 +2363,7 @@
       </w:r>
     </w:p>
     <w:bookmarkEnd w:id="37"/>
-    <w:bookmarkStart w:id="38" w:name="X5885cfa65cddf1d15b27f59176f9dbae5a8c10a"/>
+    <w:bookmarkStart w:id="38" w:name="tci-and-dai-composites"/>
     <w:p>
       <w:pPr>
         <w:pStyle w:val="Heading4"/>
@@ -2500,7 +2554,7 @@
         <w:t xml:space="preserve"> </w:t>
       </w:r>
       <w:r>
-        <w:t xml:space="preserve">statistically weaker estimate, while the Tier-1+2 full model's adjusted</w:t>
+        <w:t xml:space="preserve">statistically weaker estimate, while the Tier-1+2 full model’s adjusted</w:t>
       </w:r>
       <w:r>
         <w:t xml:space="preserve"> </w:t>
@@ -2542,7 +2596,7 @@
         <w:t xml:space="preserve"> </w:t>
       </w:r>
       <w:r>
-        <w:t xml:space="preserve">Singapore's high-saturation institutional setting, the website indicator</w:t>
+        <w:t xml:space="preserve">Singapore’s high-saturation institutional setting, the website indicator</w:t>
       </w:r>
       <w:r>
         <w:t xml:space="preserve"> </w:t>
@@ -2591,7 +2645,7 @@
       </w:r>
     </w:p>
     <w:bookmarkEnd w:id="38"/>
-    <w:bookmarkStart w:id="39" w:name="X7f318314f3a5164dbb5d2e2bfe8bd11c34b488e"/>
+    <w:bookmarkStart w:id="39" w:name="controls"/>
     <w:p>
       <w:pPr>
         <w:pStyle w:val="Heading4"/>
@@ -2670,7 +2724,7 @@
     </w:p>
     <w:bookmarkEnd w:id="39"/>
     <w:bookmarkEnd w:id="40"/>
-    <w:bookmarkStart w:id="41" w:name="X84482d10811f20e2a246857c008316fafc15eb6"/>
+    <w:bookmarkStart w:id="41" w:name="Xf0d337b7871f1e30984357ede4c26fad3ab0772"/>
     <w:p>
       <w:pPr>
         <w:pStyle w:val="Heading3"/>
@@ -2852,7 +2906,7 @@
         <w:t xml:space="preserve"> </w:t>
       </w:r>
       <w:r>
-        <w:t xml:space="preserve">productivity. Following the recommendations of Haans et al. (2016) for</w:t>
+        <w:t xml:space="preserve">productivity. Following the recommendations of Haans et al. (2016) for</w:t>
       </w:r>
       <w:r>
         <w:t xml:space="preserve"> </w:t>
@@ -2888,7 +2942,7 @@
         <w:t xml:space="preserve"> </w:t>
       </w:r>
       <w:r>
-        <w:t xml:space="preserve">using Cohen’s f² (Aguinis et al. 2005; Cohen 1988).</w:t>
+        <w:t xml:space="preserve">using Cohen’s f² (Aguinis et al. 2005; Cohen 1988).</w:t>
       </w:r>
     </w:p>
     <w:p>
@@ -3004,7 +3058,7 @@
       </w:r>
     </w:p>
     <w:bookmarkEnd w:id="41"/>
-    <w:bookmarkStart w:id="42" w:name="X4758c326240d97a48e7d79456dba8f6cc5c46be"/>
+    <w:bookmarkStart w:id="42" w:name="X0fcf099929e626b10071b523c2c83735d5a4cd9"/>
     <w:p>
       <w:pPr>
         <w:pStyle w:val="Heading3"/>
@@ -3054,7 +3108,7 @@
         <w:t xml:space="preserve"> </w:t>
       </w:r>
       <w:r>
-        <w:t xml:space="preserve">The exporters-only subsample (FSTS &gt; 0; N = 84 after the complete-case restriction on model covariates, from the roughly 18 per cent of firms with positive exports) is the natural setting for the intensity-margin mechanism but is underpowered for the small moderation block (f² ≈ 0.018; power ≈ 16% at N = 84, against N ≳ 430 for 80% power; Leon 2004). Null moderation here is therefore not evidence against the conditional-scaling mechanism; conversely, the positive joint F-test in the R5 exporters-only specification (F = 6.32, p = .003, β = +2.821) is read as a high-prior-strength corroborating signal rather than an independent identifying test.</w:t>
+        <w:t xml:space="preserve">The exporters-only subsample (FSTS &gt; 0; N = 84 after the complete-case restriction on model covariates, from the roughly 18 per cent of firms with positive exports) is the natural setting for the intensity-margin mechanism but is underpowered for the small moderation block (f² ≈ 0.018; power ≈ 16% at N = 84, against N ≳ 430 for 80% power; Cohen 1988; Aguinis et al. 2005). Null moderation here is therefore not evidence against the conditional-scaling mechanism; conversely, the positive joint F-test in the R5 exporters-only specification (F = 6.32, p = .003, β = +2.821) is read as a high-prior-strength corroborating signal rather than an independent identifying test.</w:t>
       </w:r>
     </w:p>
     <w:p>
@@ -3095,7 +3149,7 @@
     </w:p>
     <w:bookmarkEnd w:id="42"/>
     <w:bookmarkEnd w:id="43"/>
-    <w:bookmarkStart w:id="49" w:name="X121719332867ee227f0a04b486098cee978c6e6"/>
+    <w:bookmarkStart w:id="49" w:name="results"/>
     <w:p>
       <w:pPr>
         <w:pStyle w:val="Heading2"/>
@@ -3104,7 +3158,7 @@
         <w:t xml:space="preserve">4 Results</w:t>
       </w:r>
     </w:p>
-    <w:bookmarkStart w:id="44" w:name="Xcfcbc1028680fbd618b9b585dd17cf608861803"/>
+    <w:bookmarkStart w:id="44" w:name="descriptive-statistics"/>
     <w:p>
       <w:pPr>
         <w:pStyle w:val="Heading3"/>
@@ -3488,7 +3542,7 @@
       </w:r>
     </w:p>
     <w:bookmarkEnd w:id="44"/>
-    <w:bookmarkStart w:id="45" w:name="Xe86cbbe4620ce5d84f78b7737e30408048ed6af"/>
+    <w:bookmarkStart w:id="45" w:name="X2451d3f7ca997a4cc37eff64b1b544b095ebde1"/>
     <w:p>
       <w:pPr>
         <w:pStyle w:val="Heading3"/>
@@ -3510,11 +3564,44 @@
         <w:pStyle w:val="BodyText"/>
       </w:pPr>
       <w:r>
-        <w:t xml:space="preserve">This null is itself informative. Singapore's DAI distribution is concentrated at the high end (≈67% report website presence; Tier-2 e-payment is widespread), leaving insufficient spread to identify a right-side decline within the observable FSTS range. Under an equivalence-test framing (Lakens, Scheel, and Isager 2018), with observed FSTS bounded near the 70th percentile, the test cannot distinguish "no inverted-U" from "an inverted-U whose decline lies in the unobserved upper tail"; both readings are consistent with a predominantly positive association across the supported range. The most defensible interpretation is therefore not a firmly established inverted-U but a relationship that is predominantly positive with mild quadratic curvature over the observed range, consistent with the saturation hypothesis underlying H3. Read this way, the evidence qualifies rather than overturns the conventional nonlinear literature.</w:t>
+        <w:t xml:space="preserve">This null is itself informative. Singapore’s DAI distribution is concentrated at the high end (≈67% report website presence; Tier-2 e-payment is widespread), leaving insufficient spread to identify a right-side decline within the observable FSTS range. Under an equivalence-test framing (Lakens, Scheel, and Isager 2018), with observed FSTS bounded near the 70th percentile, the test cannot distinguish</w:t>
+      </w:r>
+      <w:r>
+        <w:t xml:space="preserve"> </w:t>
+      </w:r>
+      <w:r>
+        <w:t xml:space="preserve">“</w:t>
+      </w:r>
+      <w:r>
+        <w:t xml:space="preserve">no inverted-U</w:t>
+      </w:r>
+      <w:r>
+        <w:t xml:space="preserve">”</w:t>
+      </w:r>
+      <w:r>
+        <w:t xml:space="preserve"> </w:t>
+      </w:r>
+      <w:r>
+        <w:t xml:space="preserve">from</w:t>
+      </w:r>
+      <w:r>
+        <w:t xml:space="preserve"> </w:t>
+      </w:r>
+      <w:r>
+        <w:t xml:space="preserve">“</w:t>
+      </w:r>
+      <w:r>
+        <w:t xml:space="preserve">an inverted-U whose decline lies in the unobserved upper tail</w:t>
+      </w:r>
+      <w:r>
+        <w:t xml:space="preserve">”</w:t>
+      </w:r>
+      <w:r>
+        <w:t xml:space="preserve">; both readings are consistent with a predominantly positive association across the supported range. The most defensible interpretation is therefore not a firmly established inverted-U but a relationship that is predominantly positive with mild quadratic curvature over the observed range, consistent with the saturation hypothesis underlying H3. Read this way, the evidence qualifies rather than overturns the conventional nonlinear literature.</w:t>
       </w:r>
     </w:p>
     <w:bookmarkEnd w:id="45"/>
-    <w:bookmarkStart w:id="46" w:name="Xbd081e7d38ad07e1e46d233e5fbc3c3c47a4f64"/>
+    <w:bookmarkStart w:id="46" w:name="tci-results"/>
     <w:p>
       <w:pPr>
         <w:pStyle w:val="Heading3"/>
@@ -3646,7 +3733,7 @@
       </w:r>
     </w:p>
     <w:bookmarkEnd w:id="46"/>
-    <w:bookmarkStart w:id="47" w:name="X0bc604979a3b7f5f87ce430a2a9c0e71ddd76f9"/>
+    <w:bookmarkStart w:id="47" w:name="dai-results"/>
     <w:p>
       <w:pPr>
         <w:pStyle w:val="Heading3"/>
@@ -3726,19 +3813,19 @@
     <w:tbl>
       <w:tblPr>
         <w:tblStyle w:val="Table"/>
-        <w:tblW w:type="auto" w:w="0"/>
+        <w:tblW w:type="pct" w:w="5000"/>
         <w:tblLook w:firstRow="1" w:lastRow="0" w:firstColumn="0" w:lastColumn="0" w:noHBand="0" w:noVBand="0" w:val="0020"/>
         <w:jc w:val="start"/>
       </w:tblPr>
       <w:tblGrid>
-        <w:gridCol w:w="990"/>
-        <w:gridCol w:w="990"/>
-        <w:gridCol w:w="990"/>
-        <w:gridCol w:w="990"/>
-        <w:gridCol w:w="990"/>
-        <w:gridCol w:w="990"/>
-        <w:gridCol w:w="990"/>
-        <w:gridCol w:w="990"/>
+        <w:gridCol w:w="1047"/>
+        <w:gridCol w:w="981"/>
+        <w:gridCol w:w="981"/>
+        <w:gridCol w:w="981"/>
+        <w:gridCol w:w="981"/>
+        <w:gridCol w:w="981"/>
+        <w:gridCol w:w="981"/>
+        <w:gridCol w:w="981"/>
       </w:tblGrid>
       <w:tr>
         <w:trPr>
@@ -5895,16 +5982,16 @@
     <w:tbl>
       <w:tblPr>
         <w:tblStyle w:val="Table"/>
-        <w:tblW w:type="auto" w:w="0"/>
+        <w:tblW w:type="pct" w:w="5000"/>
         <w:tblLook w:firstRow="1" w:lastRow="0" w:firstColumn="0" w:lastColumn="0" w:noHBand="0" w:noVBand="0" w:val="0020"/>
         <w:jc w:val="start"/>
       </w:tblPr>
       <w:tblGrid>
-        <w:gridCol w:w="1584"/>
-        <w:gridCol w:w="1584"/>
-        <w:gridCol w:w="1584"/>
-        <w:gridCol w:w="1584"/>
-        <w:gridCol w:w="1584"/>
+        <w:gridCol w:w="2099"/>
+        <w:gridCol w:w="2290"/>
+        <w:gridCol w:w="667"/>
+        <w:gridCol w:w="954"/>
+        <w:gridCol w:w="1908"/>
       </w:tblGrid>
       <w:tr>
         <w:trPr>
@@ -6845,7 +6932,7 @@
       </w:r>
     </w:p>
     <w:bookmarkEnd w:id="47"/>
-    <w:bookmarkStart w:id="48" w:name="Xc8e997e14555d7ba8da5c1d596c5311617447cd"/>
+    <w:bookmarkStart w:id="48" w:name="robustness-checks"/>
     <w:p>
       <w:pPr>
         <w:pStyle w:val="Heading3"/>
@@ -7027,7 +7114,7 @@
         <w:t xml:space="preserve"> </w:t>
       </w:r>
       <w:r>
-        <w:t xml:space="preserve">rather than absorbed into a broader capability construct. Cohen's f² for</w:t>
+        <w:t xml:space="preserve">rather than absorbed into a broader capability construct. Cohen’s f² for</w:t>
       </w:r>
       <w:r>
         <w:t xml:space="preserve"> </w:t>
@@ -7039,13 +7126,13 @@
         <w:t xml:space="preserve"> </w:t>
       </w:r>
       <w:r>
-        <w:t xml:space="preserve">the small-to-medium range; Cohen's f² for the DAI moderation block</w:t>
-      </w:r>
-      <w:r>
-        <w:t xml:space="preserve"> </w:t>
-      </w:r>
-      <w:r>
-        <w:t xml:space="preserve">(comparing M7 with M8) is approximately 0.018, below Cohen's (1988)</w:t>
+        <w:t xml:space="preserve">the small-to-medium range; Cohen’s f² for the DAI moderation block</w:t>
+      </w:r>
+      <w:r>
+        <w:t xml:space="preserve"> </w:t>
+      </w:r>
+      <w:r>
+        <w:t xml:space="preserve">(comparing M7 with M8) is approximately 0.018, below Cohen’s (1988)</w:t>
       </w:r>
       <w:r>
         <w:t xml:space="preserve"> </w:t>
@@ -7267,17 +7354,17 @@
     <w:tbl>
       <w:tblPr>
         <w:tblStyle w:val="Table"/>
-        <w:tblW w:type="auto" w:w="0"/>
+        <w:tblW w:type="pct" w:w="5000"/>
         <w:tblLook w:firstRow="1" w:lastRow="0" w:firstColumn="0" w:lastColumn="0" w:noHBand="0" w:noVBand="0" w:val="0020"/>
         <w:jc w:val="start"/>
       </w:tblPr>
       <w:tblGrid>
-        <w:gridCol w:w="1320"/>
-        <w:gridCol w:w="1320"/>
-        <w:gridCol w:w="1320"/>
-        <w:gridCol w:w="1320"/>
-        <w:gridCol w:w="1320"/>
-        <w:gridCol w:w="1320"/>
+        <w:gridCol w:w="3095"/>
+        <w:gridCol w:w="455"/>
+        <w:gridCol w:w="1183"/>
+        <w:gridCol w:w="1183"/>
+        <w:gridCol w:w="1183"/>
+        <w:gridCol w:w="819"/>
       </w:tblGrid>
       <w:tr>
         <w:trPr>
@@ -7943,7 +8030,7 @@
     </w:p>
     <w:bookmarkEnd w:id="48"/>
     <w:bookmarkEnd w:id="49"/>
-    <w:bookmarkStart w:id="52" w:name="X735612638e4e736e4693e459c258977262c0dfc"/>
+    <w:bookmarkStart w:id="52" w:name="discussion"/>
     <w:p>
       <w:pPr>
         <w:pStyle w:val="Heading2"/>
@@ -7952,7 +8039,7 @@
         <w:t xml:space="preserve">5 Discussion</w:t>
       </w:r>
     </w:p>
-    <w:bookmarkStart w:id="50" w:name="X027b31c2d090a00917aa7291770680fd40b64cd"/>
+    <w:bookmarkStart w:id="50" w:name="theoretical-implications"/>
     <w:p>
       <w:pPr>
         <w:pStyle w:val="Heading3"/>
@@ -8266,7 +8353,7 @@
         <w:t xml:space="preserve"> </w:t>
       </w:r>
       <w:r>
-        <w:t xml:space="preserve">interfaces and transaction systems. The scale of Singapore's innovation</w:t>
+        <w:t xml:space="preserve">interfaces and transaction systems. The scale of Singapore’s innovation</w:t>
       </w:r>
       <w:r>
         <w:t xml:space="preserve"> </w:t>
@@ -8296,7 +8383,7 @@
         <w:t xml:space="preserve"> </w:t>
       </w:r>
       <w:r>
-        <w:t xml:space="preserve">Development Authority (IMDA, 2025), confirming that Singapore's</w:t>
+        <w:t xml:space="preserve">Development Authority (IMDA, 2025), confirming that Singapore’s</w:t>
       </w:r>
       <w:r>
         <w:t xml:space="preserve"> </w:t>
@@ -8373,7 +8460,7 @@
         <w:t xml:space="preserve"> </w:t>
       </w:r>
       <w:r>
-        <w:t xml:space="preserve">interaction: the positive FSTS² × DAI coefficient (β = +3.119, p = .005) implies that DAI's productivity contribution grows super-linearly with export-intensity scale, which a level-shift</w:t>
+        <w:t xml:space="preserve">interaction: the positive FSTS² × DAI coefficient (β = +3.119, p = .005) implies that DAI’s productivity contribution grows super-linearly with export-intensity scale, which a level-shift</w:t>
       </w:r>
       <w:r>
         <w:t xml:space="preserve"> </w:t>
@@ -8443,7 +8530,7 @@
       </w:r>
     </w:p>
     <w:bookmarkEnd w:id="50"/>
-    <w:bookmarkStart w:id="51" w:name="Xa4e692b259d9b803bab54ad026a7e8d888a5d2c"/>
+    <w:bookmarkStart w:id="51" w:name="managerial-implications"/>
     <w:p>
       <w:pPr>
         <w:pStyle w:val="Heading3"/>
@@ -8457,12 +8544,12 @@
         <w:pStyle w:val="FirstParagraph"/>
       </w:pPr>
       <w:r>
-        <w:t xml:space="preserve">For firms in Singapore and comparable high-digital-infrastructure contexts, foundational digital adoption is most strongly associated with productivity when firms already operate at relatively high export intensity, where digital interfaces and electronic-payment systems function as scaling mechanisms for coordinating larger cross-border volumes. For deeply export-engaged firms the implication is strategic: foundational digital systems matter most when coordination demands across customers, suppliers, and foreign markets become dense enough for intensive use. For domestically concentrated or low-intensity firms, basic digital functionality is already widespread and is unlikely to yield a large standalone productivity premium; for the intermediate range, gains are likelier when digital investment is aligned with customer integration, supplier coordination, and export readiness. More broadly, managers should not treat technological capability and digital adoption as interchangeable: capability-building supports a broad productivity base, whereas foundational digital adoption becomes relevant under the coordination intensity of deeper internationalization, so the two should be sequenced to the firm's actual stage of export expansion.</w:t>
+        <w:t xml:space="preserve">For firms in Singapore and comparable high-digital-infrastructure contexts, foundational digital adoption is most strongly associated with productivity when firms already operate at relatively high export intensity, where digital interfaces and electronic-payment systems function as scaling mechanisms for coordinating larger cross-border volumes. For deeply export-engaged firms the implication is strategic: foundational digital systems matter most when coordination demands across customers, suppliers, and foreign markets become dense enough for intensive use. For domestically concentrated or low-intensity firms, basic digital functionality is already widespread and is unlikely to yield a large standalone productivity premium; for the intermediate range, gains are likelier when digital investment is aligned with customer integration, supplier coordination, and export readiness. More broadly, managers should not treat technological capability and digital adoption as interchangeable: capability-building supports a broad productivity base, whereas foundational digital adoption becomes relevant under the coordination intensity of deeper internationalization, so the two should be sequenced to the firm’s actual stage of export expansion.</w:t>
       </w:r>
     </w:p>
     <w:bookmarkEnd w:id="51"/>
     <w:bookmarkEnd w:id="52"/>
-    <w:bookmarkStart w:id="53" w:name="X6b297cc947e0db5526be369b1f0f4ddc67b2415"/>
+    <w:bookmarkStart w:id="53" w:name="conclusion"/>
     <w:p>
       <w:pPr>
         <w:pStyle w:val="Heading2"/>
@@ -8480,7 +8567,7 @@
       </w:r>
     </w:p>
     <w:bookmarkEnd w:id="53"/>
-    <w:bookmarkStart w:id="54" w:name="X422fdd10c3908fe492ea939b97371c73422dbba"/>
+    <w:bookmarkStart w:id="54" w:name="limitations-and-future-research"/>
     <w:p>
       <w:pPr>
         <w:pStyle w:val="Heading2"/>
@@ -8524,14 +8611,12 @@
         <w:t xml:space="preserve"> </w:t>
       </w:r>
       <w:hyperlink r:id="rId55">
-        <w:hyperlink r:id="rId55">
-          <w:r>
-            <w:rPr>
-              <w:rStyle w:val="Hyperlink"/>
-            </w:rPr>
-            <w:t xml:space="preserve">www.enterprisesurveys.org</w:t>
-          </w:r>
-        </w:hyperlink>
+        <w:r>
+          <w:rPr>
+            <w:rStyle w:val="Hyperlink"/>
+          </w:rPr>
+          <w:t xml:space="preserve">www.enterprisesurveys.org</w:t>
+        </w:r>
       </w:hyperlink>
       <w:r>
         <w:t xml:space="preserve">. Analysis</w:t>

--- a/p4/submission/mbr_package/01_manuscript_blinded.docx
+++ b/p4/submission/mbr_package/01_manuscript_blinded.docx
@@ -703,7 +703,7 @@
         <w:t xml:space="preserve"> </w:t>
       </w:r>
       <w:r>
-        <w:t xml:space="preserve">export-intensity-dependent pattern. The §4.5 R1 indicator-sensitivity</w:t>
+        <w:t xml:space="preserve">export-intensity-dependent pattern. The Section 4.5 R1 indicator-sensitivity</w:t>
       </w:r>
       <w:r>
         <w:t xml:space="preserve"> </w:t>
@@ -745,7 +745,7 @@
         <w:t xml:space="preserve"> </w:t>
       </w:r>
       <w:r>
-        <w:t xml:space="preserve">of Tier-2 transaction-enabling infrastructure (see §5.1 for the</w:t>
+        <w:t xml:space="preserve">of Tier-2 transaction-enabling infrastructure (see Section 5.1 for the</w:t>
       </w:r>
       <w:r>
         <w:t xml:space="preserve"> </w:t>
@@ -1555,7 +1555,7 @@
         <w:t xml:space="preserve">Selection</w:t>
       </w:r>
       <w:r>
-        <w:t xml:space="preserve">: inherently more productive firms select into both high digital adoption and high export intensity, producing a positive cross-sectional interaction with no causal scaling; it predicts attenuation under sample restrictions and is the principal identification threat in a single-wave cross-section. H3 is framed under the amplification expectation, with the positive quadratic interaction serving as its test in §4 and substitution/selection retained as alternatives assessed against the §4.5 robustness evidence.</w:t>
+        <w:t xml:space="preserve">: inherently more productive firms select into both high digital adoption and high export intensity, producing a positive cross-sectional interaction with no causal scaling; it predicts attenuation under sample restrictions and is the principal identification threat in a single-wave cross-section. H3 is framed under the amplification expectation, with the positive quadratic interaction serving as its test in Section 4 and substitution/selection retained as alternatives assessed against the Section 4.5 robustness evidence.</w:t>
       </w:r>
     </w:p>
     <w:p>
@@ -1860,7 +1860,7 @@
         <w:t xml:space="preserve"> </w:t>
       </w:r>
       <w:r>
-        <w:t xml:space="preserve">varying across export intensity. H3: DAI amplifies I→P performance</w:t>
+        <w:t xml:space="preserve">varying across export intensity. H3: DAI amplifies I to P performance</w:t>
       </w:r>
       <w:r>
         <w:t xml:space="preserve"> </w:t>
@@ -2146,7 +2146,7 @@
         <w:t xml:space="preserve"> </w:t>
       </w:r>
       <w:r>
-        <w:t xml:space="preserve">borne out in the §4.5 R1 robustness diagnostic, where reducing DAI to</w:t>
+        <w:t xml:space="preserve">borne out in the Section 4.5 R1 robustness diagnostic, where reducing DAI to</w:t>
       </w:r>
       <w:r>
         <w:t xml:space="preserve"> </w:t>
@@ -2194,13 +2194,13 @@
         <w:t xml:space="preserve"> </w:t>
       </w:r>
       <w:r>
-        <w:t xml:space="preserve">§5.1 for the construct-boundary discussion). The Lind–Mehlum equivalence</w:t>
-      </w:r>
-      <w:r>
-        <w:t xml:space="preserve"> </w:t>
-      </w:r>
-      <w:r>
-        <w:t xml:space="preserve">test result (p = .303) reported in §4.2 should therefore be interpreted</w:t>
+        <w:t xml:space="preserve">Section 5.1 for the construct-boundary discussion). The Lind–Mehlum equivalence</w:t>
+      </w:r>
+      <w:r>
+        <w:t xml:space="preserve"> </w:t>
+      </w:r>
+      <w:r>
+        <w:t xml:space="preserve">test result (p = .303) reported in Section 4.2 should therefore be interpreted</w:t>
       </w:r>
       <w:r>
         <w:t xml:space="preserve"> </w:t>
@@ -2566,13 +2566,13 @@
         <w:t xml:space="preserve"> </w:t>
       </w:r>
       <w:r>
-        <w:t xml:space="preserve">with the theoretical construct-boundary argument developed in §1.2 and</w:t>
-      </w:r>
-      <w:r>
-        <w:t xml:space="preserve"> </w:t>
-      </w:r>
-      <w:r>
-        <w:t xml:space="preserve">§3.2.3: the conditional-scaling mechanism is empirically legible when</w:t>
+        <w:t xml:space="preserve">with the theoretical construct-boundary argument developed in Section 1.2 and</w:t>
+      </w:r>
+      <w:r>
+        <w:t xml:space="preserve"> </w:t>
+      </w:r>
+      <w:r>
+        <w:t xml:space="preserve">Section 3.2.3: the conditional-scaling mechanism is empirically legible when</w:t>
       </w:r>
       <w:r>
         <w:t xml:space="preserve"> </w:t>
@@ -2635,7 +2635,7 @@
         <w:t xml:space="preserve">do/02_run_models.do</w:t>
       </w:r>
       <w:r>
-        <w:t xml:space="preserve">, PART C) and are consistent with the §1.3</w:t>
+        <w:t xml:space="preserve">, PART C) and are consistent with the Section 1.3</w:t>
       </w:r>
       <w:r>
         <w:t xml:space="preserve"> </w:t>
@@ -3030,7 +3030,7 @@
         <w:t xml:space="preserve"> </w:t>
       </w:r>
       <w:r>
-        <w:t xml:space="preserve">extensive margin of exporting is reported in §3.4 below for</w:t>
+        <w:t xml:space="preserve">extensive margin of exporting is reported in Section 3.4 below for</w:t>
       </w:r>
       <w:r>
         <w:t xml:space="preserve"> </w:t>
@@ -3072,7 +3072,7 @@
         <w:pStyle w:val="FirstParagraph"/>
       </w:pPr>
       <w:r>
-        <w:t xml:space="preserve">Four boundary conditions delimit the inferential reach of the OLS specification; the §4 results are read against them without recurrent caveats.</w:t>
+        <w:t xml:space="preserve">Four boundary conditions delimit the inferential reach of the OLS specification; the Section 4 results are read against them without recurrent caveats.</w:t>
       </w:r>
     </w:p>
     <w:p>
@@ -3126,7 +3126,7 @@
         <w:t xml:space="preserve"> </w:t>
       </w:r>
       <w:r>
-        <w:t xml:space="preserve">The non-rejection of monotonicity (p = .303) is conditioned on dense support around the turning point, which (i) shows is absent. Under the saturation hypothesis (§1.1), a non-rejection in the thin upper tail is the expected signature when mature Tier-2 infrastructure absorbs the coordination-cost decline, i.e., a positive theoretical signal rather than a methodological failure.</w:t>
+        <w:t xml:space="preserve">The non-rejection of monotonicity (p = .303) is conditioned on dense support around the turning point, which (i) shows is absent. Under the saturation hypothesis (Section 1.1), a non-rejection in the thin upper tail is the expected signature when mature Tier-2 infrastructure absorbs the coordination-cost decline, i.e., a positive theoretical signal rather than a methodological failure.</w:t>
       </w:r>
     </w:p>
     <w:p>
@@ -7156,7 +7156,7 @@
         <w:t xml:space="preserve"> </w:t>
       </w:r>
       <w:r>
-        <w:t xml:space="preserve">§3.4(ii) and is not repeated here. Taken together, the strongest</w:t>
+        <w:t xml:space="preserve">Section 3.4(ii) and is not repeated here. Taken together, the strongest</w:t>
       </w:r>
       <w:r>
         <w:t xml:space="preserve"> </w:t>
@@ -7250,7 +7250,7 @@
         <w:t xml:space="preserve"> </w:t>
       </w:r>
       <w:r>
-        <w:t xml:space="preserve">exporters-only result is established at §3.4(ii) and is not repeated</w:t>
+        <w:t xml:space="preserve">exporters-only result is established at Section 3.4(ii) and is not repeated</w:t>
       </w:r>
       <w:r>
         <w:t xml:space="preserve"> </w:t>
@@ -7281,7 +7281,7 @@
         <w:t xml:space="preserve"> </w:t>
       </w:r>
       <w:r>
-        <w:t xml:space="preserve">exporting is reported at §3.4(iv); the diagnostic is consistent with</w:t>
+        <w:t xml:space="preserve">exporting is reported at Section 3.4(iv); the diagnostic is consistent with</w:t>
       </w:r>
       <w:r>
         <w:t xml:space="preserve"> </w:t>
@@ -8425,7 +8425,7 @@
           <w:bCs/>
           <w:b/>
         </w:rPr>
-        <w:t xml:space="preserve">Adjudicating the three candidate mechanisms (§2.3.4).</w:t>
+        <w:t xml:space="preserve">Adjudicating the three candidate mechanisms (Section 2.3.4).</w:t>
       </w:r>
       <w:r>
         <w:t xml:space="preserve"> </w:t>
@@ -8492,7 +8492,7 @@
         <w:t xml:space="preserve"> </w:t>
       </w:r>
       <w:r>
-        <w:t xml:space="preserve">story (under which the joint correlation should attenuate when the firms driving it are removed). Selection cannot be fully eliminated without an instrument unavailable in the single-wave design, and the §3.4(iv) Heckman check indicates mild but non-eliminating extensive-margin selection; amplification is therefore the focal mechanism with selection retained as a bounded residual concern. The contribution is thus not a universal digitalization mechanism but a clarification that foundational digital adoption and technological capability are analytically distinct and associated with performance through different patterns. Prior conceptual work on digital internationalization (Banalieva and Dhanaraj 2019; Stallkamp and Schotter 2021) has outpaced firm-level evidence on how foundational digital adoption interacts with export intensity within a single advanced economy; these findings provide one such data point.</w:t>
+        <w:t xml:space="preserve">story (under which the joint correlation should attenuate when the firms driving it are removed). Selection cannot be fully eliminated without an instrument unavailable in the single-wave design, and the Section 3.4(iv) Heckman check indicates mild but non-eliminating extensive-margin selection; amplification is therefore the focal mechanism with selection retained as a bounded residual concern. The contribution is thus not a universal digitalization mechanism but a clarification that foundational digital adoption and technological capability are analytically distinct and associated with performance through different patterns. Prior conceptual work on digital internationalization (Banalieva and Dhanaraj 2019; Stallkamp and Schotter 2021) has outpaced firm-level evidence on how foundational digital adoption interacts with export intensity within a single advanced economy; these findings provide one such data point.</w:t>
       </w:r>
     </w:p>
     <w:p>
@@ -8526,7 +8526,7 @@
         <w:t xml:space="preserve"> </w:t>
       </w:r>
       <w:r>
-        <w:t xml:space="preserve">composition of DAI (website presence, c22b, plus two-way electronic-payment intensity, k33/k38). The signal is concentrated in the Tier-2 transaction-enabling layer: in the §4.5 R1 specification, reducing DAI to the Tier-1 website-only binary weakens the quadratic interaction substantially (β drops from +3.119 to +1.552; joint F = 4.01, p = .019), and an item-swap falsification (moving c22b to TCI) further weakens it. This has a transferability implication. In advanced-economy settings where Tier-2 payment rails are diffused alongside Tier-1 presence, a Tier-1+2 composite retains discriminatory power and the amplification mechanism is detectable. In transitional economies where Tier-2 infrastructure remains institutionally bounded (cross-border payment rails reached systemic scale only in the late 2010s across lower-middle-income Asia; World Bank 2023), a Tier-1-only construct loses discriminatory power as the diffusion ceiling is approached, and any export-intensity association is more plausibly read as construct-tier obsolescence. The amplification ceiling is therefore not a Singapore idiosyncrasy but a Tier-1+2 threshold effect: economies that upgrade payment infrastructure to Tier-2 coverage should expect the conditional-complementarity pattern to become empirically legible. This reframes Singapore as a leading indicator rather than an outlier, and positions the findings as a within-context boundary case at the advanced-economy ceiling rather than a broadly applicable digital-complementarity claim.</w:t>
+        <w:t xml:space="preserve">composition of DAI (website presence, c22b, plus two-way electronic-payment intensity, k33/k38). The signal is concentrated in the Tier-2 transaction-enabling layer: in the Section 4.5 R1 specification, reducing DAI to the Tier-1 website-only binary weakens the quadratic interaction substantially (β drops from +3.119 to +1.552; joint F = 4.01, p = .019), and an item-swap falsification (moving c22b to TCI) further weakens it. This has a transferability implication. In advanced-economy settings where Tier-2 payment rails are diffused alongside Tier-1 presence, a Tier-1+2 composite retains discriminatory power and the amplification mechanism is detectable. In transitional economies where Tier-2 infrastructure remains institutionally bounded (cross-border payment rails reached systemic scale only in the late 2010s across lower-middle-income Asia; World Bank 2023), a Tier-1-only construct loses discriminatory power as the diffusion ceiling is approached, and any export-intensity association is more plausibly read as construct-tier obsolescence. The amplification ceiling is therefore not a Singapore idiosyncrasy but a Tier-1+2 threshold effect: economies that upgrade payment infrastructure to Tier-2 coverage should expect the conditional-complementarity pattern to become empirically legible. This reframes Singapore as a leading indicator rather than an outlier, and positions the findings as a within-context boundary case at the advanced-economy ceiling rather than a broadly applicable digital-complementarity claim.</w:t>
       </w:r>
     </w:p>
     <w:bookmarkEnd w:id="50"/>
@@ -10113,7 +10113,7 @@
           <w:iCs/>
           <w:i/>
         </w:rPr>
-        <w:t xml:space="preserve">Additional contextual sources (cited in §1.1 and §5.1)</w:t>
+        <w:t xml:space="preserve">Additional contextual sources (cited in Section 1.1 and Section 5.1)</w:t>
       </w:r>
     </w:p>
     <w:p>
@@ -10358,7 +10358,10 @@
     </w:p>
     <w:bookmarkEnd w:id="92"/>
     <w:bookmarkEnd w:id="93"/>
-    <w:sectPr/>
+    <w:sectPr>
+      <w:pgSz w:h="16838" w:w="11906"/>
+      <w:pgMar w:bottom="1417" w:left="1417" w:right="1417" w:top="1417"/>
+    </w:sectPr>
   </w:body>
 </w:document>
 </file>
@@ -10491,29 +10494,59 @@
   <w:style w:default="1" w:styleId="Normal" w:type="paragraph">
     <w:name w:val="Normal"/>
     <w:qFormat/>
+    <w:pPr>
+      <w:spacing w:line="276" w:lineRule="auto"/>
+      <w:jc w:val="both"/>
+    </w:pPr>
+    <w:rPr>
+      <w:rFonts w:ascii="Times New Roman" w:eastAsia="Times New Roman" w:hAnsi="Times New Roman"/>
+      <w:color w:val="000000"/>
+      <w:sz w:val="24"/>
+    </w:rPr>
   </w:style>
   <w:style w:styleId="BodyText" w:type="paragraph">
     <w:name w:val="Body Text"/>
     <w:basedOn w:val="Normal"/>
     <w:link w:val="BodyTextChar"/>
     <w:pPr>
-      <w:spacing w:after="180" w:before="180"/>
+      <w:spacing w:after="180" w:before="180" w:line="276" w:lineRule="auto"/>
+      <w:jc w:val="both"/>
     </w:pPr>
     <w:qFormat/>
+    <w:rPr>
+      <w:rFonts w:ascii="Times New Roman" w:eastAsia="Times New Roman" w:hAnsi="Times New Roman"/>
+      <w:color w:val="000000"/>
+      <w:sz w:val="24"/>
+    </w:rPr>
   </w:style>
   <w:style w:customStyle="1" w:styleId="FirstParagraph" w:type="paragraph">
     <w:name w:val="First Paragraph"/>
     <w:basedOn w:val="BodyText"/>
     <w:next w:val="BodyText"/>
     <w:qFormat/>
+    <w:pPr>
+      <w:spacing w:line="276" w:lineRule="auto"/>
+      <w:jc w:val="both"/>
+    </w:pPr>
+    <w:rPr>
+      <w:rFonts w:ascii="Times New Roman" w:eastAsia="Times New Roman" w:hAnsi="Times New Roman"/>
+      <w:color w:val="000000"/>
+      <w:sz w:val="24"/>
+    </w:rPr>
   </w:style>
   <w:style w:customStyle="1" w:styleId="Compact" w:type="paragraph">
     <w:name w:val="Compact"/>
     <w:basedOn w:val="BodyText"/>
     <w:qFormat/>
     <w:pPr>
-      <w:spacing w:after="36" w:before="36"/>
+      <w:spacing w:after="36" w:before="36" w:line="276" w:lineRule="auto"/>
+      <w:jc w:val="both"/>
     </w:pPr>
+    <w:rPr>
+      <w:rFonts w:ascii="Times New Roman" w:eastAsia="Times New Roman" w:hAnsi="Times New Roman"/>
+      <w:color w:val="000000"/>
+      <w:sz w:val="24"/>
+    </w:rPr>
   </w:style>
   <w:style w:styleId="Title" w:type="paragraph">
     <w:name w:val="Title"/>
@@ -10523,15 +10556,15 @@
     <w:pPr>
       <w:keepNext/>
       <w:keepLines/>
-      <w:spacing w:after="240" w:before="480"/>
-      <w:jc w:val="center"/>
+      <w:spacing w:after="240" w:before="480" w:line="276" w:lineRule="auto"/>
+      <w:jc w:val="both"/>
     </w:pPr>
     <w:rPr>
-      <w:rFonts w:asciiTheme="majorHAnsi" w:cstheme="majorBidi" w:eastAsiaTheme="majorEastAsia" w:hAnsiTheme="majorHAnsi"/>
+      <w:rFonts w:ascii="Times New Roman" w:asciiTheme="majorHAnsi" w:cstheme="majorBidi" w:eastAsia="Times New Roman" w:eastAsiaTheme="majorEastAsia" w:hAnsi="Times New Roman" w:hAnsiTheme="majorHAnsi"/>
       <w:b/>
       <w:bCs/>
-      <w:color w:themeColor="accent1" w:themeShade="B5" w:val="345A8A"/>
-      <w:sz w:val="36"/>
+      <w:color w:val="000000"/>
+      <w:sz w:val="24"/>
       <w:szCs w:val="36"/>
     </w:rPr>
   </w:style>
@@ -10543,11 +10576,13 @@
     <w:pPr>
       <w:keepNext/>
       <w:keepLines/>
-      <w:spacing w:after="240" w:before="240"/>
-      <w:jc w:val="center"/>
+      <w:spacing w:after="240" w:before="240" w:line="276" w:lineRule="auto"/>
+      <w:jc w:val="both"/>
     </w:pPr>
     <w:rPr>
-      <w:sz w:val="30"/>
+      <w:rFonts w:ascii="Times New Roman" w:eastAsia="Times New Roman" w:hAnsi="Times New Roman"/>
+      <w:color w:val="000000"/>
+      <w:sz w:val="24"/>
       <w:szCs w:val="30"/>
     </w:rPr>
   </w:style>
@@ -10558,8 +10593,14 @@
     <w:pPr>
       <w:keepNext/>
       <w:keepLines/>
-      <w:jc w:val="center"/>
+      <w:spacing w:line="276" w:lineRule="auto"/>
+      <w:jc w:val="both"/>
     </w:pPr>
+    <w:rPr>
+      <w:rFonts w:ascii="Times New Roman" w:eastAsia="Times New Roman" w:hAnsi="Times New Roman"/>
+      <w:color w:val="000000"/>
+      <w:sz w:val="24"/>
+    </w:rPr>
   </w:style>
   <w:style w:styleId="Date" w:type="paragraph">
     <w:name w:val="Date"/>
@@ -10568,8 +10609,14 @@
     <w:pPr>
       <w:keepNext/>
       <w:keepLines/>
-      <w:jc w:val="center"/>
+      <w:spacing w:line="276" w:lineRule="auto"/>
+      <w:jc w:val="both"/>
     </w:pPr>
+    <w:rPr>
+      <w:rFonts w:ascii="Times New Roman" w:eastAsia="Times New Roman" w:hAnsi="Times New Roman"/>
+      <w:color w:val="000000"/>
+      <w:sz w:val="24"/>
+    </w:rPr>
   </w:style>
   <w:style w:customStyle="1" w:styleId="AbstractTitle" w:type="paragraph">
     <w:name w:val="Abstract Title"/>
@@ -10579,15 +10626,15 @@
     <w:pPr>
       <w:keepNext/>
       <w:keepLines/>
-      <w:jc w:val="center"/>
-      <w:spacing w:after="0" w:before="300"/>
+      <w:jc w:val="both"/>
+      <w:spacing w:after="0" w:before="300" w:line="276" w:lineRule="auto"/>
     </w:pPr>
     <w:rPr>
-      <w:sz w:val="20"/>
+      <w:color w:val="000000"/>
+      <w:sz w:val="24"/>
       <w:szCs w:val="20"/>
+      <w:rFonts w:ascii="Times New Roman" w:eastAsia="Times New Roman" w:hAnsi="Times New Roman"/>
       <w:b/>
-      <w:color w:val="345A8A"/>
-      &gt;
     </w:rPr>
   </w:style>
   <w:style w:customStyle="1" w:styleId="Abstract" w:type="paragraph">
@@ -10598,10 +10645,13 @@
     <w:pPr>
       <w:keepNext/>
       <w:keepLines/>
-      <w:spacing w:after="300" w:before="100"/>
+      <w:spacing w:after="300" w:before="100" w:line="276" w:lineRule="auto"/>
+      <w:jc w:val="both"/>
     </w:pPr>
     <w:rPr>
-      <w:sz w:val="20"/>
+      <w:rFonts w:ascii="Times New Roman" w:eastAsia="Times New Roman" w:hAnsi="Times New Roman"/>
+      <w:color w:val="000000"/>
+      <w:sz w:val="24"/>
       <w:szCs w:val="20"/>
     </w:rPr>
   </w:style>
@@ -10610,8 +10660,15 @@
     <w:basedOn w:val="Normal"/>
     <w:next w:val="Bibliography"/>
     <w:qFormat/>
-    <w:pPr/>
-    <w:rPr/>
+    <w:pPr>
+      <w:spacing w:line="276" w:lineRule="auto"/>
+      <w:jc w:val="both"/>
+    </w:pPr>
+    <w:rPr>
+      <w:rFonts w:ascii="Times New Roman" w:eastAsia="Times New Roman" w:hAnsi="Times New Roman"/>
+      <w:color w:val="000000"/>
+      <w:sz w:val="24"/>
+    </w:rPr>
   </w:style>
   <w:style w:styleId="Heading1" w:type="paragraph">
     <w:name w:val="Heading 1"/>
@@ -10622,15 +10679,16 @@
     <w:pPr>
       <w:keepNext/>
       <w:keepLines/>
-      <w:spacing w:after="0" w:before="480"/>
+      <w:spacing w:after="0" w:before="480" w:line="276" w:lineRule="auto"/>
+      <w:jc w:val="both"/>
       <w:outlineLvl w:val="0"/>
     </w:pPr>
     <w:rPr>
-      <w:rFonts w:asciiTheme="majorHAnsi" w:cstheme="majorBidi" w:eastAsiaTheme="majorEastAsia" w:hAnsiTheme="majorHAnsi"/>
+      <w:rFonts w:ascii="Times New Roman" w:asciiTheme="majorHAnsi" w:cstheme="majorBidi" w:eastAsia="Times New Roman" w:eastAsiaTheme="majorEastAsia" w:hAnsi="Times New Roman" w:hAnsiTheme="majorHAnsi"/>
       <w:b/>
       <w:bCs/>
-      <w:color w:themeColor="accent1" w:val="4F81BD"/>
-      <w:sz w:val="32"/>
+      <w:color w:val="000000"/>
+      <w:sz w:val="24"/>
       <w:szCs w:val="32"/>
     </w:rPr>
   </w:style>
@@ -10644,15 +10702,16 @@
     <w:pPr>
       <w:keepNext/>
       <w:keepLines/>
-      <w:spacing w:after="0" w:before="200"/>
+      <w:spacing w:after="0" w:before="200" w:line="276" w:lineRule="auto"/>
+      <w:jc w:val="both"/>
       <w:outlineLvl w:val="1"/>
     </w:pPr>
     <w:rPr>
-      <w:rFonts w:asciiTheme="majorHAnsi" w:cstheme="majorBidi" w:eastAsiaTheme="majorEastAsia" w:hAnsiTheme="majorHAnsi"/>
+      <w:rFonts w:ascii="Times New Roman" w:asciiTheme="majorHAnsi" w:cstheme="majorBidi" w:eastAsia="Times New Roman" w:eastAsiaTheme="majorEastAsia" w:hAnsi="Times New Roman" w:hAnsiTheme="majorHAnsi"/>
       <w:b/>
       <w:bCs/>
-      <w:color w:themeColor="accent1" w:val="4F81BD"/>
-      <w:sz w:val="28"/>
+      <w:color w:val="000000"/>
+      <w:sz w:val="24"/>
       <w:szCs w:val="28"/>
     </w:rPr>
   </w:style>
@@ -10666,14 +10725,15 @@
     <w:pPr>
       <w:keepNext/>
       <w:keepLines/>
-      <w:spacing w:after="0" w:before="200"/>
+      <w:spacing w:after="0" w:before="200" w:line="276" w:lineRule="auto"/>
+      <w:jc w:val="both"/>
       <w:outlineLvl w:val="2"/>
     </w:pPr>
     <w:rPr>
-      <w:rFonts w:asciiTheme="majorHAnsi" w:cstheme="majorBidi" w:eastAsiaTheme="majorEastAsia" w:hAnsiTheme="majorHAnsi"/>
+      <w:rFonts w:ascii="Times New Roman" w:asciiTheme="majorHAnsi" w:cstheme="majorBidi" w:eastAsia="Times New Roman" w:eastAsiaTheme="majorEastAsia" w:hAnsi="Times New Roman" w:hAnsiTheme="majorHAnsi"/>
       <w:b/>
       <w:bCs/>
-      <w:color w:themeColor="accent1" w:val="4F81BD"/>
+      <w:color w:val="000000"/>
       <w:sz w:val="24"/>
       <w:szCs w:val="24"/>
     </w:rPr>
@@ -10688,14 +10748,15 @@
     <w:pPr>
       <w:keepNext/>
       <w:keepLines/>
-      <w:spacing w:after="0" w:before="200"/>
+      <w:spacing w:after="0" w:before="200" w:line="276" w:lineRule="auto"/>
+      <w:jc w:val="both"/>
       <w:outlineLvl w:val="3"/>
     </w:pPr>
     <w:rPr>
-      <w:rFonts w:asciiTheme="majorHAnsi" w:cstheme="majorBidi" w:eastAsiaTheme="majorEastAsia" w:hAnsiTheme="majorHAnsi"/>
+      <w:rFonts w:ascii="Times New Roman" w:asciiTheme="majorHAnsi" w:cstheme="majorBidi" w:eastAsia="Times New Roman" w:eastAsiaTheme="majorEastAsia" w:hAnsi="Times New Roman" w:hAnsiTheme="majorHAnsi"/>
       <w:i/>
       <w:bCs/>
-      <w:color w:themeColor="accent1" w:val="4F81BD"/>
+      <w:color w:val="000000"/>
       <w:sz w:val="24"/>
       <w:szCs w:val="24"/>
     </w:rPr>
@@ -10710,13 +10771,14 @@
     <w:pPr>
       <w:keepNext/>
       <w:keepLines/>
-      <w:spacing w:after="0" w:before="200"/>
+      <w:spacing w:after="0" w:before="200" w:line="276" w:lineRule="auto"/>
+      <w:jc w:val="both"/>
       <w:outlineLvl w:val="4"/>
     </w:pPr>
     <w:rPr>
-      <w:rFonts w:asciiTheme="majorHAnsi" w:cstheme="majorBidi" w:eastAsiaTheme="majorEastAsia" w:hAnsiTheme="majorHAnsi"/>
+      <w:rFonts w:ascii="Times New Roman" w:asciiTheme="majorHAnsi" w:cstheme="majorBidi" w:eastAsia="Times New Roman" w:eastAsiaTheme="majorEastAsia" w:hAnsi="Times New Roman" w:hAnsiTheme="majorHAnsi"/>
       <w:iCs/>
-      <w:color w:themeColor="accent1" w:val="4F81BD"/>
+      <w:color w:val="000000"/>
       <w:sz w:val="24"/>
       <w:szCs w:val="24"/>
     </w:rPr>
@@ -10731,12 +10793,13 @@
     <w:pPr>
       <w:keepNext/>
       <w:keepLines/>
-      <w:spacing w:after="0" w:before="200"/>
+      <w:spacing w:after="0" w:before="200" w:line="276" w:lineRule="auto"/>
+      <w:jc w:val="both"/>
       <w:outlineLvl w:val="5"/>
     </w:pPr>
     <w:rPr>
-      <w:rFonts w:asciiTheme="majorHAnsi" w:cstheme="majorBidi" w:eastAsiaTheme="majorEastAsia" w:hAnsiTheme="majorHAnsi"/>
-      <w:color w:themeColor="accent1" w:val="4F81BD"/>
+      <w:rFonts w:ascii="Times New Roman" w:asciiTheme="majorHAnsi" w:cstheme="majorBidi" w:eastAsia="Times New Roman" w:eastAsiaTheme="majorEastAsia" w:hAnsi="Times New Roman" w:hAnsiTheme="majorHAnsi"/>
+      <w:color w:val="000000"/>
       <w:sz w:val="24"/>
       <w:szCs w:val="24"/>
     </w:rPr>
@@ -10751,12 +10814,13 @@
     <w:pPr>
       <w:keepNext/>
       <w:keepLines/>
-      <w:spacing w:after="0" w:before="200"/>
+      <w:spacing w:after="0" w:before="200" w:line="276" w:lineRule="auto"/>
+      <w:jc w:val="both"/>
       <w:outlineLvl w:val="6"/>
     </w:pPr>
     <w:rPr>
-      <w:rFonts w:asciiTheme="majorHAnsi" w:cstheme="majorBidi" w:eastAsiaTheme="majorEastAsia" w:hAnsiTheme="majorHAnsi"/>
-      <w:color w:themeColor="accent1" w:val="4F81BD"/>
+      <w:rFonts w:ascii="Times New Roman" w:asciiTheme="majorHAnsi" w:cstheme="majorBidi" w:eastAsia="Times New Roman" w:eastAsiaTheme="majorEastAsia" w:hAnsi="Times New Roman" w:hAnsiTheme="majorHAnsi"/>
+      <w:color w:val="000000"/>
       <w:sz w:val="24"/>
       <w:szCs w:val="24"/>
     </w:rPr>
@@ -10771,12 +10835,13 @@
     <w:pPr>
       <w:keepNext/>
       <w:keepLines/>
-      <w:spacing w:after="0" w:before="200"/>
+      <w:spacing w:after="0" w:before="200" w:line="276" w:lineRule="auto"/>
+      <w:jc w:val="both"/>
       <w:outlineLvl w:val="7"/>
     </w:pPr>
     <w:rPr>
-      <w:rFonts w:asciiTheme="majorHAnsi" w:cstheme="majorBidi" w:eastAsiaTheme="majorEastAsia" w:hAnsiTheme="majorHAnsi"/>
-      <w:color w:themeColor="accent1" w:val="4F81BD"/>
+      <w:rFonts w:ascii="Times New Roman" w:asciiTheme="majorHAnsi" w:cstheme="majorBidi" w:eastAsia="Times New Roman" w:eastAsiaTheme="majorEastAsia" w:hAnsi="Times New Roman" w:hAnsiTheme="majorHAnsi"/>
+      <w:color w:val="000000"/>
       <w:sz w:val="24"/>
       <w:szCs w:val="24"/>
     </w:rPr>
@@ -10791,12 +10856,13 @@
     <w:pPr>
       <w:keepNext/>
       <w:keepLines/>
-      <w:spacing w:after="0" w:before="200"/>
+      <w:spacing w:after="0" w:before="200" w:line="276" w:lineRule="auto"/>
+      <w:jc w:val="both"/>
       <w:outlineLvl w:val="8"/>
     </w:pPr>
     <w:rPr>
-      <w:rFonts w:asciiTheme="majorHAnsi" w:cstheme="majorBidi" w:eastAsiaTheme="majorEastAsia" w:hAnsiTheme="majorHAnsi"/>
-      <w:color w:themeColor="accent1" w:val="4F81BD"/>
+      <w:rFonts w:ascii="Times New Roman" w:asciiTheme="majorHAnsi" w:cstheme="majorBidi" w:eastAsia="Times New Roman" w:eastAsiaTheme="majorEastAsia" w:hAnsi="Times New Roman" w:hAnsiTheme="majorHAnsi"/>
+      <w:color w:val="000000"/>
       <w:sz w:val="24"/>
       <w:szCs w:val="24"/>
     </w:rPr>
@@ -10809,9 +10875,15 @@
     <w:unhideWhenUsed/>
     <w:qFormat/>
     <w:pPr>
-      <w:spacing w:after="100" w:before="100"/>
+      <w:spacing w:after="100" w:before="100" w:line="276" w:lineRule="auto"/>
       <w:ind w:firstLine="0" w:left="480" w:right="480"/>
+      <w:jc w:val="both"/>
     </w:pPr>
+    <w:rPr>
+      <w:rFonts w:ascii="Times New Roman" w:eastAsia="Times New Roman" w:hAnsi="Times New Roman"/>
+      <w:color w:val="000000"/>
+      <w:sz w:val="24"/>
+    </w:rPr>
   </w:style>
   <w:style w:styleId="FootnoteText" w:type="paragraph">
     <w:name w:val="Footnote Text"/>
@@ -10820,11 +10892,25 @@
     <w:uiPriority w:val="9"/>
     <w:unhideWhenUsed/>
     <w:qFormat/>
+    <w:pPr>
+      <w:spacing w:line="276" w:lineRule="auto"/>
+      <w:jc w:val="both"/>
+    </w:pPr>
+    <w:rPr>
+      <w:rFonts w:ascii="Times New Roman" w:eastAsia="Times New Roman" w:hAnsi="Times New Roman"/>
+      <w:color w:val="000000"/>
+      <w:sz w:val="24"/>
+    </w:rPr>
   </w:style>
   <w:style w:default="1" w:styleId="DefaultParagraphFont" w:type="character">
     <w:name w:val="Default Paragraph Font"/>
     <w:semiHidden/>
     <w:unhideWhenUsed/>
+    <w:rPr>
+      <w:rFonts w:ascii="Times New Roman" w:eastAsia="Times New Roman" w:hAnsi="Times New Roman"/>
+      <w:color w:val="000000"/>
+      <w:sz w:val="24"/>
+    </w:rPr>
   </w:style>
   <w:style w:default="1" w:styleId="Table" w:type="table">
     <w:name w:val="Table"/>
@@ -10832,6 +10918,15 @@
     <w:semiHidden/>
     <w:unhideWhenUsed/>
     <w:qFormat/>
+    <w:pPr>
+      <w:spacing w:line="276" w:lineRule="auto"/>
+      <w:jc w:val="both"/>
+    </w:pPr>
+    <w:rPr>
+      <w:rFonts w:ascii="Times New Roman" w:eastAsia="Times New Roman" w:hAnsi="Times New Roman"/>
+      <w:color w:val="000000"/>
+      <w:sz w:val="24"/>
+    </w:rPr>
     <w:tblPr>
       <w:tblInd w:type="dxa" w:w="0"/>
       <w:tblCellMar>
@@ -10864,25 +10959,42 @@
     <w:pPr>
       <w:keepNext/>
       <w:keepLines/>
-      <w:spacing w:after="0"/>
+      <w:spacing w:after="0" w:line="276" w:lineRule="auto"/>
+      <w:jc w:val="both"/>
     </w:pPr>
     <w:rPr>
+      <w:rFonts w:ascii="Times New Roman" w:eastAsia="Times New Roman" w:hAnsi="Times New Roman"/>
       <w:b/>
+      <w:color w:val="000000"/>
+      <w:sz w:val="24"/>
     </w:rPr>
   </w:style>
   <w:style w:customStyle="1" w:styleId="Definition" w:type="paragraph">
     <w:name w:val="Definition"/>
     <w:basedOn w:val="Normal"/>
+    <w:pPr>
+      <w:spacing w:line="276" w:lineRule="auto"/>
+      <w:jc w:val="both"/>
+    </w:pPr>
+    <w:rPr>
+      <w:rFonts w:ascii="Times New Roman" w:eastAsia="Times New Roman" w:hAnsi="Times New Roman"/>
+      <w:color w:val="000000"/>
+      <w:sz w:val="24"/>
+    </w:rPr>
   </w:style>
   <w:style w:styleId="Caption" w:type="paragraph">
     <w:name w:val="Caption"/>
     <w:basedOn w:val="Normal"/>
     <w:link w:val="BodyTextChar"/>
     <w:pPr>
-      <w:spacing w:after="120" w:before="0"/>
+      <w:spacing w:after="120" w:before="0" w:line="276" w:lineRule="auto"/>
+      <w:jc w:val="both"/>
     </w:pPr>
     <w:rPr>
+      <w:rFonts w:ascii="Times New Roman" w:eastAsia="Times New Roman" w:hAnsi="Times New Roman"/>
       <w:i/>
+      <w:color w:val="000000"/>
+      <w:sz w:val="24"/>
     </w:rPr>
   </w:style>
   <w:style w:customStyle="1" w:styleId="TableCaption" w:type="paragraph">
@@ -10890,44 +11002,90 @@
     <w:basedOn w:val="Caption"/>
     <w:pPr>
       <w:keepNext/>
+      <w:spacing w:line="276" w:lineRule="auto"/>
+      <w:jc w:val="both"/>
     </w:pPr>
+    <w:rPr>
+      <w:rFonts w:ascii="Times New Roman" w:eastAsia="Times New Roman" w:hAnsi="Times New Roman"/>
+      <w:color w:val="000000"/>
+      <w:sz w:val="24"/>
+    </w:rPr>
   </w:style>
   <w:style w:customStyle="1" w:styleId="ImageCaption" w:type="paragraph">
     <w:name w:val="Image Caption"/>
     <w:basedOn w:val="Caption"/>
+    <w:pPr>
+      <w:spacing w:line="276" w:lineRule="auto"/>
+      <w:jc w:val="both"/>
+    </w:pPr>
+    <w:rPr>
+      <w:rFonts w:ascii="Times New Roman" w:eastAsia="Times New Roman" w:hAnsi="Times New Roman"/>
+      <w:color w:val="000000"/>
+      <w:sz w:val="24"/>
+    </w:rPr>
   </w:style>
   <w:style w:customStyle="1" w:styleId="Figure" w:type="paragraph">
     <w:name w:val="Figure"/>
     <w:basedOn w:val="Normal"/>
+    <w:pPr>
+      <w:spacing w:line="276" w:lineRule="auto"/>
+      <w:jc w:val="both"/>
+    </w:pPr>
+    <w:rPr>
+      <w:rFonts w:ascii="Times New Roman" w:eastAsia="Times New Roman" w:hAnsi="Times New Roman"/>
+      <w:color w:val="000000"/>
+      <w:sz w:val="24"/>
+    </w:rPr>
   </w:style>
   <w:style w:customStyle="1" w:styleId="CaptionedFigure" w:type="paragraph">
     <w:name w:val="Captioned Figure"/>
     <w:basedOn w:val="Figure"/>
     <w:pPr>
       <w:keepNext/>
+      <w:spacing w:line="276" w:lineRule="auto"/>
+      <w:jc w:val="both"/>
     </w:pPr>
+    <w:rPr>
+      <w:rFonts w:ascii="Times New Roman" w:eastAsia="Times New Roman" w:hAnsi="Times New Roman"/>
+      <w:color w:val="000000"/>
+      <w:sz w:val="24"/>
+    </w:rPr>
   </w:style>
   <w:style w:customStyle="1" w:styleId="BodyTextChar" w:type="character">
     <w:name w:val="Body Text Char"/>
     <w:basedOn w:val="DefaultParagraphFont"/>
     <w:link w:val="BodyText"/>
+    <w:rPr>
+      <w:rFonts w:ascii="Times New Roman" w:eastAsia="Times New Roman" w:hAnsi="Times New Roman"/>
+      <w:color w:val="000000"/>
+      <w:sz w:val="24"/>
+    </w:rPr>
   </w:style>
   <w:style w:customStyle="1" w:styleId="VerbatimChar" w:type="character">
     <w:name w:val="Verbatim Char"/>
     <w:basedOn w:val="BodyTextChar"/>
     <w:rPr>
-      <w:rFonts w:ascii="Consolas" w:hAnsi="Consolas"/>
-      <w:sz w:val="22"/>
+      <w:rFonts w:ascii="Times New Roman" w:eastAsia="Times New Roman" w:hAnsi="Times New Roman"/>
+      <w:color w:val="000000"/>
+      <w:sz w:val="24"/>
     </w:rPr>
   </w:style>
   <w:style w:customStyle="1" w:styleId="SectionNumber" w:type="character">
     <w:name w:val="Section Number"/>
     <w:basedOn w:val="BodyTextChar"/>
+    <w:rPr>
+      <w:rFonts w:ascii="Times New Roman" w:eastAsia="Times New Roman" w:hAnsi="Times New Roman"/>
+      <w:color w:val="000000"/>
+      <w:sz w:val="24"/>
+    </w:rPr>
   </w:style>
   <w:style w:styleId="FootnoteReference" w:type="character">
     <w:name w:val="Footnote Reference"/>
     <w:basedOn w:val="BodyTextChar"/>
     <w:rPr>
+      <w:rFonts w:ascii="Times New Roman" w:eastAsia="Times New Roman" w:hAnsi="Times New Roman"/>
+      <w:color w:val="000000"/>
+      <w:sz w:val="24"/>
       <w:vertAlign w:val="superscript"/>
     </w:rPr>
   </w:style>
@@ -10935,7 +11093,9 @@
     <w:name w:val="Hyperlink"/>
     <w:basedOn w:val="BodyTextChar"/>
     <w:rPr>
-      <w:color w:themeColor="accent1" w:val="4F81BD"/>
+      <w:rFonts w:ascii="Times New Roman" w:eastAsia="Times New Roman" w:hAnsi="Times New Roman"/>
+      <w:color w:val="000000"/>
+      <w:sz w:val="24"/>
     </w:rPr>
   </w:style>
   <w:style w:styleId="TOCHeading" w:type="paragraph">
@@ -10946,14 +11106,16 @@
     <w:unhideWhenUsed/>
     <w:qFormat/>
     <w:pPr>
-      <w:spacing w:before="240" w:line="259" w:lineRule="auto"/>
+      <w:spacing w:before="240" w:line="276" w:lineRule="auto"/>
+      <w:jc w:val="both"/>
       <w:outlineLvl w:val="9"/>
     </w:pPr>
     <w:rPr>
-      <w:rFonts w:asciiTheme="majorHAnsi" w:cstheme="majorBidi" w:eastAsiaTheme="majorEastAsia" w:hAnsiTheme="majorHAnsi"/>
+      <w:rFonts w:ascii="Times New Roman" w:asciiTheme="majorHAnsi" w:cstheme="majorBidi" w:eastAsia="Times New Roman" w:eastAsiaTheme="majorEastAsia" w:hAnsi="Times New Roman" w:hAnsiTheme="majorHAnsi"/>
       <w:b w:val="0"/>
       <w:bCs w:val="0"/>
-      <w:color w:themeColor="accent1" w:themeShade="BF" w:val="365F91"/>
+      <w:color w:val="000000"/>
+      <w:sz w:val="24"/>
     </w:rPr>
   </w:style>
   <w:style w:type="paragraph" w:customStyle="1" w:styleId="SourceCode">

--- a/p4/submission/mbr_package/01_manuscript_blinded.docx
+++ b/p4/submission/mbr_package/01_manuscript_blinded.docx
@@ -2,7 +2,7 @@
 <file path=word/document.xml><?xml version="1.0" encoding="utf-8"?>
 <w:document xmlns:w="http://schemas.openxmlformats.org/wordprocessingml/2006/main" xmlns:m="http://schemas.openxmlformats.org/officeDocument/2006/math" xmlns:r="http://schemas.openxmlformats.org/officeDocument/2006/relationships" xmlns:o="urn:schemas-microsoft-com:office:office" xmlns:v="urn:schemas-microsoft-com:vml" xmlns:w10="urn:schemas-microsoft-com:office:word" xmlns:a="http://schemas.openxmlformats.org/drawingml/2006/main" xmlns:pic="http://schemas.openxmlformats.org/drawingml/2006/picture" xmlns:wp="http://schemas.openxmlformats.org/drawingml/2006/wordprocessingDrawing">
   <w:body>
-    <w:bookmarkStart w:id="93" w:name="X07c3a2f9ec246b5120b9b19625fb58c0a5f9521"/>
+    <w:bookmarkStart w:id="68" w:name="X07c3a2f9ec246b5120b9b19625fb58c0a5f9521"/>
     <w:p>
       <w:pPr>
         <w:pStyle w:val="Heading1"/>
@@ -231,7 +231,7 @@
       </w:r>
     </w:p>
     <w:bookmarkEnd w:id="20"/>
-    <w:bookmarkStart w:id="25" w:name="introduction"/>
+    <w:bookmarkStart w:id="25" w:name="Xe3d0fc0bea9a42ce7605565d0964033d7f6ee47"/>
     <w:p>
       <w:pPr>
         <w:pStyle w:val="Heading2"/>
@@ -240,7 +240,7 @@
         <w:t xml:space="preserve">1 Introduction</w:t>
       </w:r>
     </w:p>
-    <w:bookmarkStart w:id="21" w:name="background-and-motivation"/>
+    <w:bookmarkStart w:id="21" w:name="Xe5b26b80b1cffd635bf6d81ca2944b40daaf62d"/>
     <w:p>
       <w:pPr>
         <w:pStyle w:val="Heading3"/>
@@ -254,7 +254,7 @@
         <w:pStyle w:val="FirstParagraph"/>
       </w:pPr>
       <w:r>
-        <w:t xml:space="preserve">Singapore is an analytically valuable setting for revisiting the internationalization–performance relationship because it combines high digital maturity with firm-level heterogeneity in export intensity. The classic I–P literature explains nonlinearity through a trade-off between the scale and learning benefits of expansion and the rising coordination costs of operating across markets, with the inverted-U as the modal pattern (Marano et al. 2016). Much of this literature, however, was developed in pre-digital or transitional settings whose institutional and infrastructural conditions differ from those of digitally advanced economies (Peng 2003; Peng et al. 2008). By contemporaneous assessments Singapore is at the frontier: 2nd globally (1st in Asia Pacific) in the StartupBlink Innovators Business Environment Index 2026, 4th in the Global Startup Ecosystem Index 2025, and 3rd in the UN e-Government Survey 2024, while Smart Nation 2.0 (2024) makes digital trust infrastructure explicit national policy (GovTech Singapore 2024; StartupBlink 2025, 2026).</w:t>
+        <w:t xml:space="preserve">Singapore is an analytically valuable setting for revisiting the internationalization–performance relationship because it combines high digital maturity with firm-level heterogeneity in export intensity. The classic I–P literature explains nonlinearity through a trade-off between the scale and learning benefits of expansion and the rising coordination costs of operating across markets, with the inverted-U as the modal pattern (Marano et al. 2016). Much of this literature, however, was developed in pre-digital or transitional settings whose institutional and infrastructural conditions differ from those of digitally advanced economies (Peng 2003; Peng et al. 2008). By contemporaneous assessments Singapore is at the frontier: 2nd globally (1st in Asia Pacific) in the StartupBlink Innovators Business Environment Index 2026, 4th in the Global Startup Ecosystem Index 2025, and 3rd in the UN e-Government Survey 2024, while Smart Nation 2.0 (2024) makes digital trust infrastructure explicit national policy (GovTech Singapore 2024; StartupBlink 2025, 2026).</w:t>
       </w:r>
     </w:p>
     <w:p>
@@ -262,7 +262,7 @@
         <w:pStyle w:val="BodyText"/>
       </w:pPr>
       <w:r>
-        <w:t xml:space="preserve">In such a context the relevant question is not whether firms still exhibit the conventional inverted-U, but whether digital maturity changes the export range over which the right-side decline becomes visible. If mature digital infrastructure attenuates communication, transaction, and information frictions, the coordination-cost mechanism underlying the classic inverted-U may be weakened, delayed, or pushed toward sparsely populated export levels (Bharadwaj et al. 2013; Verhoef et al. 2021). This creates a</w:t>
+        <w:t xml:space="preserve">In such a context the relevant question is not whether firms still exhibit the conventional inverted-U, but whether digital maturity changes the export range over which the right-side decline becomes visible. If mature digital infrastructure attenuates communication, transaction, and information frictions, the coordination-cost mechanism underlying the classic inverted-U may be weakened, delayed, or pushed toward sparsely populated export levels (Bharadwaj et al. 2013; Verhoef et al. 2021). This creates a</w:t>
       </w:r>
       <w:r>
         <w:t xml:space="preserve"> </w:t>
@@ -275,7 +275,7 @@
         <w:t xml:space="preserve">digital saturation paradox</w:t>
       </w:r>
       <w:r>
-        <w:t xml:space="preserve">: where Tier 1–2 interfaces (websites, electronic payments) are already widely diffused, enabled by Singapore’s national Digital Public Infrastructure (World Bank 2025a), they function as hygiene factors for domestic operations rather than differentiating assets. Consistent with this, 82% of sampled firms report zero exports and only 3% exceed 50% foreign sales. The productivity returns to foundational digital adoption should therefore not manifest uniformly; they should become measurable mainly when firms face the intensified coordination demands of cross-border activity. Singapore thus serves as an analytically ideal stress test: domestic saturation removes the uniform-premium effect and leaves only the export-contingent signal.</w:t>
+        <w:t xml:space="preserve">: where Tier 1–2 interfaces (websites, electronic payments) are already widely diffused, enabled by Singapore's national Digital Public Infrastructure (World Bank 2025a), they function as hygiene factors for domestic operations rather than differentiating assets. Consistent with this, 82% of sampled firms report zero exports and only 3% exceed 50% foreign sales. The productivity returns to foundational digital adoption should therefore not manifest uniformly; they should become measurable mainly when firms face the intensified coordination demands of cross-border activity. Singapore thus serves as an analytically ideal stress test: domestic saturation removes the uniform-premium effect and leaves only the export-contingent signal.</w:t>
       </w:r>
     </w:p>
     <w:p>
@@ -283,11 +283,11 @@
         <w:pStyle w:val="BodyText"/>
       </w:pPr>
       <w:r>
-        <w:t xml:space="preserve">A second motivation concerns construct clarity. In digitally advanced settings, firms differ not only in deeper technological capability rooted in learning, innovation, and absorptive capacity, but also in their adoption of basic digital interfaces and transaction-enabling systems. These domains should not be collapsed: technological capability reflects firm-internal capability depth (Barney 1991; Cohen and Levinthal 1990; Lall 1992), whereas digital adoption reflects participation in digitally enabled transactions contingent on the surrounding ecosystem (Bharadwaj et al. 2013; Verhoef et al. 2021).</w:t>
+        <w:t xml:space="preserve">A second motivation concerns construct clarity. In digitally advanced settings, firms differ not only in deeper technological capability rooted in learning, innovation, and absorptive capacity, but also in their adoption of basic digital interfaces and transaction-enabling systems. These domains should not be collapsed: technological capability reflects firm-internal capability depth (Barney 1991; Cohen and Levinthal 1990; Lall 1992), whereas digital adoption reflects participation in digitally enabled transactions contingent on the surrounding ecosystem (Bharadwaj et al. 2013; Verhoef et al. 2021).</w:t>
       </w:r>
     </w:p>
     <w:bookmarkEnd w:id="21"/>
-    <w:bookmarkStart w:id="22" w:name="research-gap"/>
+    <w:bookmarkStart w:id="22" w:name="X2961a496af63dca26d6e29b654ead2e696c6fdd"/>
     <w:p>
       <w:pPr>
         <w:pStyle w:val="Heading3"/>
@@ -503,7 +503,7 @@
       </w:r>
     </w:p>
     <w:bookmarkEnd w:id="22"/>
-    <w:bookmarkStart w:id="23" w:name="contribution"/>
+    <w:bookmarkStart w:id="23" w:name="X494b14dde48fd709c427dcfac91526fdde5ec7e"/>
     <w:p>
       <w:pPr>
         <w:pStyle w:val="Heading3"/>
@@ -755,7 +755,7 @@
       </w:r>
     </w:p>
     <w:bookmarkEnd w:id="23"/>
-    <w:bookmarkStart w:id="24" w:name="roadmap"/>
+    <w:bookmarkStart w:id="24" w:name="Xdd618d9602139b0eee88c4277e195c55d104c48"/>
     <w:p>
       <w:pPr>
         <w:pStyle w:val="Heading3"/>
@@ -798,7 +798,7 @@
     </w:p>
     <w:bookmarkEnd w:id="24"/>
     <w:bookmarkEnd w:id="25"/>
-    <w:bookmarkStart w:id="34" w:name="theory-and-hypotheses"/>
+    <w:bookmarkStart w:id="34" w:name="X8bf20a63f0decf7b16e99d564b9958ec4fbbb23"/>
     <w:p>
       <w:pPr>
         <w:pStyle w:val="Heading2"/>
@@ -807,7 +807,7 @@
         <w:t xml:space="preserve">2 Theory and Hypotheses</w:t>
       </w:r>
     </w:p>
-    <w:bookmarkStart w:id="26" w:name="X001c1553335b0468ad48060ef103d7d22aed657"/>
+    <w:bookmarkStart w:id="26" w:name="X9497e0c582d29cdf214e76507e8fbbcc0b6d410"/>
     <w:p>
       <w:pPr>
         <w:pStyle w:val="Heading3"/>
@@ -833,7 +833,7 @@
         <w:t xml:space="preserve"> </w:t>
       </w:r>
       <w:r>
-        <w:t xml:space="preserve">performance. Hitt et al. (1997) introduced the inverted-U logic: initial</w:t>
+        <w:t xml:space="preserve">performance. Hitt et al. (1997) introduced the inverted-U logic: initial</w:t>
       </w:r>
       <w:r>
         <w:t xml:space="preserve"> </w:t>
@@ -851,7 +851,7 @@
         <w:t xml:space="preserve"> </w:t>
       </w:r>
       <w:r>
-        <w:t xml:space="preserve">that erode the returns to further expansion. Contractor et al. (2003)</w:t>
+        <w:t xml:space="preserve">that erode the returns to further expansion. Contractor et al. (2003)</w:t>
       </w:r>
       <w:r>
         <w:t xml:space="preserve"> </w:t>
@@ -881,7 +881,7 @@
         <w:t xml:space="preserve"> </w:t>
       </w:r>
       <w:r>
-        <w:t xml:space="preserve">et al. 2016). An important implication of the nonlinear I–P literature</w:t>
+        <w:t xml:space="preserve">et al. 2016). An important implication of the nonlinear I–P literature</w:t>
       </w:r>
       <w:r>
         <w:t xml:space="preserve"> </w:t>
@@ -951,7 +951,7 @@
       </w:r>
     </w:p>
     <w:bookmarkEnd w:id="26"/>
-    <w:bookmarkStart w:id="27" w:name="two-distinct-constructs-tci-and-dai"/>
+    <w:bookmarkStart w:id="27" w:name="X58009fa5124754b9d12ae223bf3908d651fea58"/>
     <w:p>
       <w:pPr>
         <w:pStyle w:val="Heading3"/>
@@ -965,7 +965,7 @@
         <w:pStyle w:val="FirstParagraph"/>
       </w:pPr>
       <w:r>
-        <w:t xml:space="preserve">A recurring problem in the digital IB literature is collapsing heterogeneous firm attributes into a single umbrella construct, blurring internal capability depth and digitally enabled market participation (Verhoef et al. 2021). We instead distinguish a Technological Capability Index (TCI), anchored in the Lall–Cohen-Levinthal tradition (Cohen and Levinthal 1990; Lall 1992), from a Digital Adoption Index (DAI), anchored in the Bharadwaj–Verhoef digitalization tradition (Bharadwaj et al. 2013; Verhoef et al. 2021). The two refer to different domains of advantage: TCI captures internal stocks related to innovation, learning, and technology absorption, while DAI captures uptake of digital interfaces and transaction-enabling mechanisms, a more environmentally contingent advantage that depends on ecosystem maturity.</w:t>
+        <w:t xml:space="preserve">A recurring problem in the digital IB literature is collapsing heterogeneous firm attributes into a single umbrella construct, blurring internal capability depth and digitally enabled market participation (Verhoef et al. 2021). We instead distinguish a Technological Capability Index (TCI), anchored in the Lall–Cohen-Levinthal tradition (Cohen and Levinthal 1990; Lall 1992), from a Digital Adoption Index (DAI), anchored in the Bharadwaj–Verhoef digitalization tradition (Bharadwaj et al. 2013; Verhoef et al. 2021). The two refer to different domains of advantage: TCI captures internal stocks related to innovation, learning, and technology absorption, while DAI captures uptake of digital interfaces and transaction-enabling mechanisms, a more environmentally contingent advantage that depends on ecosystem maturity.</w:t>
       </w:r>
     </w:p>
     <w:p>
@@ -973,65 +973,11 @@
         <w:pStyle w:val="BodyText"/>
       </w:pPr>
       <w:r>
-        <w:t xml:space="preserve">The label</w:t>
-      </w:r>
-      <w:r>
-        <w:t xml:space="preserve"> </w:t>
-      </w:r>
-      <w:r>
-        <w:t xml:space="preserve">“</w:t>
-      </w:r>
-      <w:r>
-        <w:t xml:space="preserve">digital adoption</w:t>
-      </w:r>
-      <w:r>
-        <w:t xml:space="preserve">”</w:t>
-      </w:r>
-      <w:r>
-        <w:t xml:space="preserve"> </w:t>
-      </w:r>
-      <w:r>
-        <w:t xml:space="preserve">is more defensible than</w:t>
-      </w:r>
-      <w:r>
-        <w:t xml:space="preserve"> </w:t>
-      </w:r>
-      <w:r>
-        <w:t xml:space="preserve">“</w:t>
-      </w:r>
-      <w:r>
-        <w:t xml:space="preserve">digital capability</w:t>
-      </w:r>
-      <w:r>
-        <w:t xml:space="preserve">”</w:t>
-      </w:r>
-      <w:r>
-        <w:t xml:space="preserve"> </w:t>
-      </w:r>
-      <w:r>
-        <w:t xml:space="preserve">here because the available WBES indicators map onto basic digital presence and transaction usage rather than deeper integrated processes. In the Verhoef et al. (2021) hierarchy, website presence (c22b) corresponds to Tier-1 digitization and electronic-payment intensity (k33, k38) to Tier-2 digitalization; the composite therefore captures the foundational digital layer but cannot observe Tier-3 process integration (ERP, CRM) or Tier-4 digital dynamic capability (AI, platform orchestration). Retaining a broad</w:t>
-      </w:r>
-      <w:r>
-        <w:t xml:space="preserve"> </w:t>
-      </w:r>
-      <w:r>
-        <w:t xml:space="preserve">“</w:t>
-      </w:r>
-      <w:r>
-        <w:t xml:space="preserve">digital capability</w:t>
-      </w:r>
-      <w:r>
-        <w:t xml:space="preserve">”</w:t>
-      </w:r>
-      <w:r>
-        <w:t xml:space="preserve"> </w:t>
-      </w:r>
-      <w:r>
-        <w:t xml:space="preserve">label would overstate what the indicators support. Methodologically, both constructs satisfy the Coltman et al. (2008) four-criterion test for formative measurement, and combining them would violate the principle that constructs with different nomological nets should remain distinct.</w:t>
+        <w:t xml:space="preserve">The label "digital adoption" is more defensible than "digital capability" here because the available WBES indicators map onto basic digital presence and transaction usage rather than deeper integrated processes. In the Verhoef et al. (2021) hierarchy, website presence (c22b) corresponds to Tier-1 digitization and electronic-payment intensity (k33, k38) to Tier-2 digitalization; the composite therefore captures the foundational digital layer but cannot observe Tier-3 process integration (ERP, CRM) or Tier-4 digital dynamic capability (AI, platform orchestration). Retaining a broad "digital capability" label would overstate what the indicators support. Methodologically, both constructs satisfy the Coltman et al. (2008) four-criterion test for formative measurement, and combining them would violate the principle that constructs with different nomological nets should remain distinct.</w:t>
       </w:r>
     </w:p>
     <w:bookmarkEnd w:id="27"/>
-    <w:bookmarkStart w:id="32" w:name="hypothesis-development"/>
+    <w:bookmarkStart w:id="32" w:name="Xfeb3205642325e47f2817bab2cc060c9f999b02"/>
     <w:p>
       <w:pPr>
         <w:pStyle w:val="Heading3"/>
@@ -1040,7 +986,7 @@
         <w:t xml:space="preserve">2.3 Hypothesis development</w:t>
       </w:r>
     </w:p>
-    <w:bookmarkStart w:id="28" w:name="tci-direct-effect-on-productivity"/>
+    <w:bookmarkStart w:id="28" w:name="X9de0e934912487c2b2355f424516474f67bf4ef"/>
     <w:p>
       <w:pPr>
         <w:pStyle w:val="Heading4"/>
@@ -1096,19 +1042,19 @@
         <w:t xml:space="preserve"> </w:t>
       </w:r>
       <w:r>
-        <w:t xml:space="preserve">efficiency, product quality, and learning routines (Avenyo et al. 2021;</w:t>
-      </w:r>
-      <w:r>
-        <w:t xml:space="preserve"> </w:t>
-      </w:r>
-      <w:r>
-        <w:t xml:space="preserve">Krammer et al. 2018). We therefore hypothesize: Hypothesis 1 (H1). In</w:t>
-      </w:r>
-      <w:r>
-        <w:t xml:space="preserve"> </w:t>
-      </w:r>
-      <w:r>
-        <w:t xml:space="preserve">Singapore’s advanced-economy context, when firms invest more deeply in</w:t>
+        <w:t xml:space="preserve">efficiency, product quality, and learning routines (Avenyo et al. 2021;</w:t>
+      </w:r>
+      <w:r>
+        <w:t xml:space="preserve"> </w:t>
+      </w:r>
+      <w:r>
+        <w:t xml:space="preserve">Krammer et al. 2018). We therefore hypothesize: Hypothesis 1 (H1). In</w:t>
+      </w:r>
+      <w:r>
+        <w:t xml:space="preserve"> </w:t>
+      </w:r>
+      <w:r>
+        <w:t xml:space="preserve">Singapore's advanced-economy context, when firms invest more deeply in</w:t>
       </w:r>
       <w:r>
         <w:t xml:space="preserve"> </w:t>
@@ -1126,7 +1072,7 @@
         <w:t xml:space="preserve"> </w:t>
       </w:r>
       <w:r>
-        <w:t xml:space="preserve">firm’s operational efficiency and learning routines (Lall 1992; Cohen and</w:t>
+        <w:t xml:space="preserve">firm's operational efficiency and learning routines (Lall 1992; Cohen and</w:t>
       </w:r>
       <w:r>
         <w:t xml:space="preserve"> </w:t>
@@ -1142,7 +1088,7 @@
       </w:r>
     </w:p>
     <w:bookmarkEnd w:id="28"/>
-    <w:bookmarkStart w:id="29" w:name="tci-moderation-of-the-ip-relationship"/>
+    <w:bookmarkStart w:id="29" w:name="Xd77aef7f084e33ec0dd33a50710ed9d88a5bd5f"/>
     <w:p>
       <w:pPr>
         <w:pStyle w:val="Heading4"/>
@@ -1258,7 +1204,7 @@
         <w:t xml:space="preserve"> </w:t>
       </w:r>
       <w:r>
-        <w:t xml:space="preserve">TCI-contingent I–P curvature. The present paper’s H2 and H3 are</w:t>
+        <w:t xml:space="preserve">TCI-contingent I–P curvature. The present paper's H2 and H3 are</w:t>
       </w:r>
       <w:r>
         <w:t xml:space="preserve"> </w:t>
@@ -1280,7 +1226,7 @@
       </w:r>
     </w:p>
     <w:bookmarkEnd w:id="29"/>
-    <w:bookmarkStart w:id="30" w:name="dai-direct-effect-on-productivity"/>
+    <w:bookmarkStart w:id="30" w:name="Xca797cdf899e8025c95598929e8214dfe008510"/>
     <w:p>
       <w:pPr>
         <w:pStyle w:val="Heading4"/>
@@ -1378,13 +1324,13 @@
         <w:t xml:space="preserve"> </w:t>
       </w:r>
       <w:r>
-        <w:t xml:space="preserve">those digital channels are actually used (Bharadwaj et al. 2013; Verhoef</w:t>
-      </w:r>
-      <w:r>
-        <w:t xml:space="preserve"> </w:t>
-      </w:r>
-      <w:r>
-        <w:t xml:space="preserve">et al. 2021), until a level of export intensity is reached at which</w:t>
+        <w:t xml:space="preserve">those digital channels are actually used (Bharadwaj et al. 2013; Verhoef</w:t>
+      </w:r>
+      <w:r>
+        <w:t xml:space="preserve"> </w:t>
+      </w:r>
+      <w:r>
+        <w:t xml:space="preserve">et al. 2021), until a level of export intensity is reached at which</w:t>
       </w:r>
       <w:r>
         <w:t xml:space="preserve"> </w:t>
@@ -1394,7 +1340,7 @@
       </w:r>
     </w:p>
     <w:bookmarkEnd w:id="30"/>
-    <w:bookmarkStart w:id="31" w:name="X4a1dd7965a5d35ccd8d325197ae2dd2e833f047"/>
+    <w:bookmarkStart w:id="31" w:name="Xb90d981e4efafb918608a9cc7d37012dec59e7b"/>
     <w:p>
       <w:pPr>
         <w:pStyle w:val="Heading4"/>
@@ -1616,7 +1562,7 @@
     </w:p>
     <w:bookmarkEnd w:id="31"/>
     <w:bookmarkEnd w:id="32"/>
-    <w:bookmarkStart w:id="33" w:name="conceptual-model"/>
+    <w:bookmarkStart w:id="33" w:name="X120be97a373b91b5bab21d44e9895db7ca01e76"/>
     <w:p>
       <w:pPr>
         <w:pStyle w:val="Heading3"/>
@@ -1919,7 +1865,7 @@
     </w:p>
     <w:bookmarkEnd w:id="33"/>
     <w:bookmarkEnd w:id="34"/>
-    <w:bookmarkStart w:id="43" w:name="methods"/>
+    <w:bookmarkStart w:id="43" w:name="X167a2da0345881bf36eef0606d50b1063a572d3"/>
     <w:p>
       <w:pPr>
         <w:pStyle w:val="Heading2"/>
@@ -1928,7 +1874,7 @@
         <w:t xml:space="preserve">3 Methods</w:t>
       </w:r>
     </w:p>
-    <w:bookmarkStart w:id="35" w:name="data"/>
+    <w:bookmarkStart w:id="35" w:name="X7539fb3dc2f98232f41138bc75cab658563f4ee"/>
     <w:p>
       <w:pPr>
         <w:pStyle w:val="Heading3"/>
@@ -2026,7 +1972,7 @@
         <w:t xml:space="preserve"> </w:t>
       </w:r>
       <w:r>
-        <w:t xml:space="preserve">for the majority of Singapore’s aggregate trade flows (national</w:t>
+        <w:t xml:space="preserve">for the majority of Singapore's aggregate trade flows (national</w:t>
       </w:r>
       <w:r>
         <w:t xml:space="preserve"> </w:t>
@@ -2038,7 +1984,7 @@
         <w:t xml:space="preserve"> </w:t>
       </w:r>
       <w:r>
-        <w:t xml:space="preserve">Singapore’s SME sector rather than of the national export economy;</w:t>
+        <w:t xml:space="preserve">Singapore's SME sector rather than of the national export economy;</w:t>
       </w:r>
       <w:r>
         <w:t xml:space="preserve"> </w:t>
@@ -2234,7 +2180,7 @@
       </w:r>
     </w:p>
     <w:bookmarkEnd w:id="35"/>
-    <w:bookmarkStart w:id="40" w:name="variables"/>
+    <w:bookmarkStart w:id="40" w:name="Xbcf9f12e79107fa2c089aaf13fc6c4fb773f1c2"/>
     <w:p>
       <w:pPr>
         <w:pStyle w:val="Heading3"/>
@@ -2243,7 +2189,7 @@
         <w:t xml:space="preserve">3.2 Variables</w:t>
       </w:r>
     </w:p>
-    <w:bookmarkStart w:id="36" w:name="dependent-variable"/>
+    <w:bookmarkStart w:id="36" w:name="X7e58563e31c3ad002492190dd8d5308423faaad"/>
     <w:p>
       <w:pPr>
         <w:pStyle w:val="Heading4"/>
@@ -2309,7 +2255,7 @@
       </w:r>
     </w:p>
     <w:bookmarkEnd w:id="36"/>
-    <w:bookmarkStart w:id="37" w:name="focal-independent-variable"/>
+    <w:bookmarkStart w:id="37" w:name="X2cdc78afcfd9a4441a0b7b899a2b559f49a455a"/>
     <w:p>
       <w:pPr>
         <w:pStyle w:val="Heading4"/>
@@ -2363,7 +2309,7 @@
       </w:r>
     </w:p>
     <w:bookmarkEnd w:id="37"/>
-    <w:bookmarkStart w:id="38" w:name="tci-and-dai-composites"/>
+    <w:bookmarkStart w:id="38" w:name="X5885cfa65cddf1d15b27f59176f9dbae5a8c10a"/>
     <w:p>
       <w:pPr>
         <w:pStyle w:val="Heading4"/>
@@ -2554,7 +2500,7 @@
         <w:t xml:space="preserve"> </w:t>
       </w:r>
       <w:r>
-        <w:t xml:space="preserve">statistically weaker estimate, while the Tier-1+2 full model’s adjusted</w:t>
+        <w:t xml:space="preserve">statistically weaker estimate, while the Tier-1+2 full model's adjusted</w:t>
       </w:r>
       <w:r>
         <w:t xml:space="preserve"> </w:t>
@@ -2596,7 +2542,7 @@
         <w:t xml:space="preserve"> </w:t>
       </w:r>
       <w:r>
-        <w:t xml:space="preserve">Singapore’s high-saturation institutional setting, the website indicator</w:t>
+        <w:t xml:space="preserve">Singapore's high-saturation institutional setting, the website indicator</w:t>
       </w:r>
       <w:r>
         <w:t xml:space="preserve"> </w:t>
@@ -2645,7 +2591,7 @@
       </w:r>
     </w:p>
     <w:bookmarkEnd w:id="38"/>
-    <w:bookmarkStart w:id="39" w:name="controls"/>
+    <w:bookmarkStart w:id="39" w:name="X7f318314f3a5164dbb5d2e2bfe8bd11c34b488e"/>
     <w:p>
       <w:pPr>
         <w:pStyle w:val="Heading4"/>
@@ -2724,7 +2670,7 @@
     </w:p>
     <w:bookmarkEnd w:id="39"/>
     <w:bookmarkEnd w:id="40"/>
-    <w:bookmarkStart w:id="41" w:name="Xf0d337b7871f1e30984357ede4c26fad3ab0772"/>
+    <w:bookmarkStart w:id="41" w:name="X84482d10811f20e2a246857c008316fafc15eb6"/>
     <w:p>
       <w:pPr>
         <w:pStyle w:val="Heading3"/>
@@ -2906,7 +2852,7 @@
         <w:t xml:space="preserve"> </w:t>
       </w:r>
       <w:r>
-        <w:t xml:space="preserve">productivity. Following the recommendations of Haans et al. (2016) for</w:t>
+        <w:t xml:space="preserve">productivity. Following the recommendations of Haans et al. (2016) for</w:t>
       </w:r>
       <w:r>
         <w:t xml:space="preserve"> </w:t>
@@ -2942,7 +2888,7 @@
         <w:t xml:space="preserve"> </w:t>
       </w:r>
       <w:r>
-        <w:t xml:space="preserve">using Cohen’s f² (Aguinis et al. 2005; Cohen 1988).</w:t>
+        <w:t xml:space="preserve">using Cohen’s f² (Aguinis et al. 2005; Cohen 1988).</w:t>
       </w:r>
     </w:p>
     <w:p>
@@ -3058,7 +3004,7 @@
       </w:r>
     </w:p>
     <w:bookmarkEnd w:id="41"/>
-    <w:bookmarkStart w:id="42" w:name="X0fcf099929e626b10071b523c2c83735d5a4cd9"/>
+    <w:bookmarkStart w:id="42" w:name="X4758c326240d97a48e7d79456dba8f6cc5c46be"/>
     <w:p>
       <w:pPr>
         <w:pStyle w:val="Heading3"/>
@@ -3108,7 +3054,7 @@
         <w:t xml:space="preserve"> </w:t>
       </w:r>
       <w:r>
-        <w:t xml:space="preserve">The exporters-only subsample (FSTS &gt; 0; N = 84 after the complete-case restriction on model covariates, from the roughly 18 per cent of firms with positive exports) is the natural setting for the intensity-margin mechanism but is underpowered for the small moderation block (f² ≈ 0.018; power ≈ 16% at N = 84, against N ≳ 430 for 80% power; Cohen 1988; Aguinis et al. 2005). Null moderation here is therefore not evidence against the conditional-scaling mechanism; conversely, the positive joint F-test in the R5 exporters-only specification (F = 6.32, p = .003, β = +2.821) is read as a high-prior-strength corroborating signal rather than an independent identifying test.</w:t>
+        <w:t xml:space="preserve">The exporters-only subsample (FSTS &gt; 0; N = 84 after the complete-case restriction on model covariates, from the roughly 18 per cent of firms with positive exports) is the natural setting for the intensity-margin mechanism but is underpowered for the small moderation block (f² ≈ 0.018; power ≈ 16% at N = 84, against N ≳ 430 for 80% power; Cohen 1988; Aguinis et al. 2005). Null moderation here is therefore not evidence against the conditional-scaling mechanism; conversely, the positive joint F-test in the R5 exporters-only specification (F = 6.32, p = .003, β = +2.821) is read as a high-prior-strength corroborating signal rather than an independent identifying test.</w:t>
       </w:r>
     </w:p>
     <w:p>
@@ -3149,7 +3095,7 @@
     </w:p>
     <w:bookmarkEnd w:id="42"/>
     <w:bookmarkEnd w:id="43"/>
-    <w:bookmarkStart w:id="49" w:name="results"/>
+    <w:bookmarkStart w:id="49" w:name="X121719332867ee227f0a04b486098cee978c6e6"/>
     <w:p>
       <w:pPr>
         <w:pStyle w:val="Heading2"/>
@@ -3158,7 +3104,7 @@
         <w:t xml:space="preserve">4 Results</w:t>
       </w:r>
     </w:p>
-    <w:bookmarkStart w:id="44" w:name="descriptive-statistics"/>
+    <w:bookmarkStart w:id="44" w:name="Xcfcbc1028680fbd618b9b585dd17cf608861803"/>
     <w:p>
       <w:pPr>
         <w:pStyle w:val="Heading3"/>
@@ -3542,7 +3488,7 @@
       </w:r>
     </w:p>
     <w:bookmarkEnd w:id="44"/>
-    <w:bookmarkStart w:id="45" w:name="X2451d3f7ca997a4cc37eff64b1b544b095ebde1"/>
+    <w:bookmarkStart w:id="45" w:name="Xe86cbbe4620ce5d84f78b7737e30408048ed6af"/>
     <w:p>
       <w:pPr>
         <w:pStyle w:val="Heading3"/>
@@ -3564,44 +3510,11 @@
         <w:pStyle w:val="BodyText"/>
       </w:pPr>
       <w:r>
-        <w:t xml:space="preserve">This null is itself informative. Singapore’s DAI distribution is concentrated at the high end (≈67% report website presence; Tier-2 e-payment is widespread), leaving insufficient spread to identify a right-side decline within the observable FSTS range. Under an equivalence-test framing (Lakens, Scheel, and Isager 2018), with observed FSTS bounded near the 70th percentile, the test cannot distinguish</w:t>
-      </w:r>
-      <w:r>
-        <w:t xml:space="preserve"> </w:t>
-      </w:r>
-      <w:r>
-        <w:t xml:space="preserve">“</w:t>
-      </w:r>
-      <w:r>
-        <w:t xml:space="preserve">no inverted-U</w:t>
-      </w:r>
-      <w:r>
-        <w:t xml:space="preserve">”</w:t>
-      </w:r>
-      <w:r>
-        <w:t xml:space="preserve"> </w:t>
-      </w:r>
-      <w:r>
-        <w:t xml:space="preserve">from</w:t>
-      </w:r>
-      <w:r>
-        <w:t xml:space="preserve"> </w:t>
-      </w:r>
-      <w:r>
-        <w:t xml:space="preserve">“</w:t>
-      </w:r>
-      <w:r>
-        <w:t xml:space="preserve">an inverted-U whose decline lies in the unobserved upper tail</w:t>
-      </w:r>
-      <w:r>
-        <w:t xml:space="preserve">”</w:t>
-      </w:r>
-      <w:r>
-        <w:t xml:space="preserve">; both readings are consistent with a predominantly positive association across the supported range. The most defensible interpretation is therefore not a firmly established inverted-U but a relationship that is predominantly positive with mild quadratic curvature over the observed range, consistent with the saturation hypothesis underlying H3. Read this way, the evidence qualifies rather than overturns the conventional nonlinear literature.</w:t>
+        <w:t xml:space="preserve">This null is itself informative. Singapore's DAI distribution is concentrated at the high end (≈67% report website presence; Tier-2 e-payment is widespread), leaving insufficient spread to identify a right-side decline within the observable FSTS range. Under an equivalence-test framing (Lakens, Scheel, and Isager 2018), with observed FSTS bounded near the 70th percentile, the test cannot distinguish "no inverted-U" from "an inverted-U whose decline lies in the unobserved upper tail"; both readings are consistent with a predominantly positive association across the supported range. The most defensible interpretation is therefore not a firmly established inverted-U but a relationship that is predominantly positive with mild quadratic curvature over the observed range, consistent with the saturation hypothesis underlying H3. Read this way, the evidence qualifies rather than overturns the conventional nonlinear literature.</w:t>
       </w:r>
     </w:p>
     <w:bookmarkEnd w:id="45"/>
-    <w:bookmarkStart w:id="46" w:name="tci-results"/>
+    <w:bookmarkStart w:id="46" w:name="Xbd081e7d38ad07e1e46d233e5fbc3c3c47a4f64"/>
     <w:p>
       <w:pPr>
         <w:pStyle w:val="Heading3"/>
@@ -3733,7 +3646,7 @@
       </w:r>
     </w:p>
     <w:bookmarkEnd w:id="46"/>
-    <w:bookmarkStart w:id="47" w:name="dai-results"/>
+    <w:bookmarkStart w:id="47" w:name="X0bc604979a3b7f5f87ce430a2a9c0e71ddd76f9"/>
     <w:p>
       <w:pPr>
         <w:pStyle w:val="Heading3"/>
@@ -3813,19 +3726,19 @@
     <w:tbl>
       <w:tblPr>
         <w:tblStyle w:val="Table"/>
-        <w:tblW w:type="pct" w:w="5000"/>
+        <w:tblW w:type="auto" w:w="0"/>
         <w:tblLook w:firstRow="1" w:lastRow="0" w:firstColumn="0" w:lastColumn="0" w:noHBand="0" w:noVBand="0" w:val="0020"/>
         <w:jc w:val="start"/>
       </w:tblPr>
       <w:tblGrid>
-        <w:gridCol w:w="1047"/>
-        <w:gridCol w:w="981"/>
-        <w:gridCol w:w="981"/>
-        <w:gridCol w:w="981"/>
-        <w:gridCol w:w="981"/>
-        <w:gridCol w:w="981"/>
-        <w:gridCol w:w="981"/>
-        <w:gridCol w:w="981"/>
+        <w:gridCol w:w="990"/>
+        <w:gridCol w:w="990"/>
+        <w:gridCol w:w="990"/>
+        <w:gridCol w:w="990"/>
+        <w:gridCol w:w="990"/>
+        <w:gridCol w:w="990"/>
+        <w:gridCol w:w="990"/>
+        <w:gridCol w:w="990"/>
       </w:tblGrid>
       <w:tr>
         <w:trPr>
@@ -5982,16 +5895,16 @@
     <w:tbl>
       <w:tblPr>
         <w:tblStyle w:val="Table"/>
-        <w:tblW w:type="pct" w:w="5000"/>
+        <w:tblW w:type="auto" w:w="0"/>
         <w:tblLook w:firstRow="1" w:lastRow="0" w:firstColumn="0" w:lastColumn="0" w:noHBand="0" w:noVBand="0" w:val="0020"/>
         <w:jc w:val="start"/>
       </w:tblPr>
       <w:tblGrid>
-        <w:gridCol w:w="2099"/>
-        <w:gridCol w:w="2290"/>
-        <w:gridCol w:w="667"/>
-        <w:gridCol w:w="954"/>
-        <w:gridCol w:w="1908"/>
+        <w:gridCol w:w="1584"/>
+        <w:gridCol w:w="1584"/>
+        <w:gridCol w:w="1584"/>
+        <w:gridCol w:w="1584"/>
+        <w:gridCol w:w="1584"/>
       </w:tblGrid>
       <w:tr>
         <w:trPr>
@@ -6932,7 +6845,7 @@
       </w:r>
     </w:p>
     <w:bookmarkEnd w:id="47"/>
-    <w:bookmarkStart w:id="48" w:name="robustness-checks"/>
+    <w:bookmarkStart w:id="48" w:name="Xc8e997e14555d7ba8da5c1d596c5311617447cd"/>
     <w:p>
       <w:pPr>
         <w:pStyle w:val="Heading3"/>
@@ -7114,7 +7027,7 @@
         <w:t xml:space="preserve"> </w:t>
       </w:r>
       <w:r>
-        <w:t xml:space="preserve">rather than absorbed into a broader capability construct. Cohen’s f² for</w:t>
+        <w:t xml:space="preserve">rather than absorbed into a broader capability construct. Cohen's f² for</w:t>
       </w:r>
       <w:r>
         <w:t xml:space="preserve"> </w:t>
@@ -7126,13 +7039,13 @@
         <w:t xml:space="preserve"> </w:t>
       </w:r>
       <w:r>
-        <w:t xml:space="preserve">the small-to-medium range; Cohen’s f² for the DAI moderation block</w:t>
-      </w:r>
-      <w:r>
-        <w:t xml:space="preserve"> </w:t>
-      </w:r>
-      <w:r>
-        <w:t xml:space="preserve">(comparing M7 with M8) is approximately 0.018, below Cohen’s (1988)</w:t>
+        <w:t xml:space="preserve">the small-to-medium range; Cohen's f² for the DAI moderation block</w:t>
+      </w:r>
+      <w:r>
+        <w:t xml:space="preserve"> </w:t>
+      </w:r>
+      <w:r>
+        <w:t xml:space="preserve">(comparing M7 with M8) is approximately 0.018, below Cohen's (1988)</w:t>
       </w:r>
       <w:r>
         <w:t xml:space="preserve"> </w:t>
@@ -7354,17 +7267,17 @@
     <w:tbl>
       <w:tblPr>
         <w:tblStyle w:val="Table"/>
-        <w:tblW w:type="pct" w:w="5000"/>
+        <w:tblW w:type="auto" w:w="0"/>
         <w:tblLook w:firstRow="1" w:lastRow="0" w:firstColumn="0" w:lastColumn="0" w:noHBand="0" w:noVBand="0" w:val="0020"/>
         <w:jc w:val="start"/>
       </w:tblPr>
       <w:tblGrid>
-        <w:gridCol w:w="3095"/>
-        <w:gridCol w:w="455"/>
-        <w:gridCol w:w="1183"/>
-        <w:gridCol w:w="1183"/>
-        <w:gridCol w:w="1183"/>
-        <w:gridCol w:w="819"/>
+        <w:gridCol w:w="1320"/>
+        <w:gridCol w:w="1320"/>
+        <w:gridCol w:w="1320"/>
+        <w:gridCol w:w="1320"/>
+        <w:gridCol w:w="1320"/>
+        <w:gridCol w:w="1320"/>
       </w:tblGrid>
       <w:tr>
         <w:trPr>
@@ -8030,7 +7943,7 @@
     </w:p>
     <w:bookmarkEnd w:id="48"/>
     <w:bookmarkEnd w:id="49"/>
-    <w:bookmarkStart w:id="52" w:name="discussion"/>
+    <w:bookmarkStart w:id="52" w:name="X735612638e4e736e4693e459c258977262c0dfc"/>
     <w:p>
       <w:pPr>
         <w:pStyle w:val="Heading2"/>
@@ -8039,7 +7952,7 @@
         <w:t xml:space="preserve">5 Discussion</w:t>
       </w:r>
     </w:p>
-    <w:bookmarkStart w:id="50" w:name="theoretical-implications"/>
+    <w:bookmarkStart w:id="50" w:name="X027b31c2d090a00917aa7291770680fd40b64cd"/>
     <w:p>
       <w:pPr>
         <w:pStyle w:val="Heading3"/>
@@ -8353,7 +8266,7 @@
         <w:t xml:space="preserve"> </w:t>
       </w:r>
       <w:r>
-        <w:t xml:space="preserve">interfaces and transaction systems. The scale of Singapore’s innovation</w:t>
+        <w:t xml:space="preserve">interfaces and transaction systems. The scale of Singapore's innovation</w:t>
       </w:r>
       <w:r>
         <w:t xml:space="preserve"> </w:t>
@@ -8383,7 +8296,7 @@
         <w:t xml:space="preserve"> </w:t>
       </w:r>
       <w:r>
-        <w:t xml:space="preserve">Development Authority (IMDA, 2025), confirming that Singapore’s</w:t>
+        <w:t xml:space="preserve">Development Authority (IMDA, 2025), confirming that Singapore's</w:t>
       </w:r>
       <w:r>
         <w:t xml:space="preserve"> </w:t>
@@ -8460,7 +8373,7 @@
         <w:t xml:space="preserve"> </w:t>
       </w:r>
       <w:r>
-        <w:t xml:space="preserve">interaction: the positive FSTS² × DAI coefficient (β = +3.119, p = .005) implies that DAI’s productivity contribution grows super-linearly with export-intensity scale, which a level-shift</w:t>
+        <w:t xml:space="preserve">interaction: the positive FSTS² × DAI coefficient (β = +3.119, p = .005) implies that DAI's productivity contribution grows super-linearly with export-intensity scale, which a level-shift</w:t>
       </w:r>
       <w:r>
         <w:t xml:space="preserve"> </w:t>
@@ -8530,7 +8443,7 @@
       </w:r>
     </w:p>
     <w:bookmarkEnd w:id="50"/>
-    <w:bookmarkStart w:id="51" w:name="managerial-implications"/>
+    <w:bookmarkStart w:id="51" w:name="Xa4e692b259d9b803bab54ad026a7e8d888a5d2c"/>
     <w:p>
       <w:pPr>
         <w:pStyle w:val="Heading3"/>
@@ -8544,12 +8457,12 @@
         <w:pStyle w:val="FirstParagraph"/>
       </w:pPr>
       <w:r>
-        <w:t xml:space="preserve">For firms in Singapore and comparable high-digital-infrastructure contexts, foundational digital adoption is most strongly associated with productivity when firms already operate at relatively high export intensity, where digital interfaces and electronic-payment systems function as scaling mechanisms for coordinating larger cross-border volumes. For deeply export-engaged firms the implication is strategic: foundational digital systems matter most when coordination demands across customers, suppliers, and foreign markets become dense enough for intensive use. For domestically concentrated or low-intensity firms, basic digital functionality is already widespread and is unlikely to yield a large standalone productivity premium; for the intermediate range, gains are likelier when digital investment is aligned with customer integration, supplier coordination, and export readiness. More broadly, managers should not treat technological capability and digital adoption as interchangeable: capability-building supports a broad productivity base, whereas foundational digital adoption becomes relevant under the coordination intensity of deeper internationalization, so the two should be sequenced to the firm’s actual stage of export expansion.</w:t>
+        <w:t xml:space="preserve">For firms in Singapore and comparable high-digital-infrastructure contexts, foundational digital adoption is most strongly associated with productivity when firms already operate at relatively high export intensity, where digital interfaces and electronic-payment systems function as scaling mechanisms for coordinating larger cross-border volumes. For deeply export-engaged firms the implication is strategic: foundational digital systems matter most when coordination demands across customers, suppliers, and foreign markets become dense enough for intensive use. For domestically concentrated or low-intensity firms, basic digital functionality is already widespread and is unlikely to yield a large standalone productivity premium; for the intermediate range, gains are likelier when digital investment is aligned with customer integration, supplier coordination, and export readiness. More broadly, managers should not treat technological capability and digital adoption as interchangeable: capability-building supports a broad productivity base, whereas foundational digital adoption becomes relevant under the coordination intensity of deeper internationalization, so the two should be sequenced to the firm's actual stage of export expansion.</w:t>
       </w:r>
     </w:p>
     <w:bookmarkEnd w:id="51"/>
     <w:bookmarkEnd w:id="52"/>
-    <w:bookmarkStart w:id="53" w:name="conclusion"/>
+    <w:bookmarkStart w:id="53" w:name="X6b297cc947e0db5526be369b1f0f4ddc67b2415"/>
     <w:p>
       <w:pPr>
         <w:pStyle w:val="Heading2"/>
@@ -8567,7 +8480,7 @@
       </w:r>
     </w:p>
     <w:bookmarkEnd w:id="53"/>
-    <w:bookmarkStart w:id="54" w:name="limitations-and-future-research"/>
+    <w:bookmarkStart w:id="54" w:name="X422fdd10c3908fe492ea939b97371c73422dbba"/>
     <w:p>
       <w:pPr>
         <w:pStyle w:val="Heading2"/>
@@ -8611,12 +8524,14 @@
         <w:t xml:space="preserve"> </w:t>
       </w:r>
       <w:hyperlink r:id="rId55">
-        <w:r>
-          <w:rPr>
-            <w:rStyle w:val="Hyperlink"/>
-          </w:rPr>
-          <w:t xml:space="preserve">www.enterprisesurveys.org</w:t>
-        </w:r>
+        <w:hyperlink r:id="rId55">
+          <w:r>
+            <w:rPr>
+              <w:rStyle w:val="Hyperlink"/>
+            </w:rPr>
+            <w:t xml:space="preserve">www.enterprisesurveys.org</w:t>
+          </w:r>
+        </w:hyperlink>
       </w:hyperlink>
       <w:r>
         <w:t xml:space="preserve">. Analysis</w:t>
@@ -8785,7 +8700,7 @@
       </w:r>
     </w:p>
     <w:bookmarkEnd w:id="61"/>
-    <w:bookmarkStart w:id="92" w:name="references"/>
+    <w:bookmarkStart w:id="67" w:name="references"/>
     <w:p>
       <w:pPr>
         <w:pStyle w:val="Heading2"/>
@@ -8799,19 +8714,7 @@
         <w:pStyle w:val="FirstParagraph"/>
       </w:pPr>
       <w:r>
-        <w:t xml:space="preserve">Aguinis, H., Beaty, J. C., Boik, R. J., and Pierce, C. A. (2005). Effect</w:t>
-      </w:r>
-      <w:r>
-        <w:t xml:space="preserve"> </w:t>
-      </w:r>
-      <w:r>
-        <w:t xml:space="preserve">size and power in assessing moderating effects of categorical variables</w:t>
-      </w:r>
-      <w:r>
-        <w:t xml:space="preserve"> </w:t>
-      </w:r>
-      <w:r>
-        <w:t xml:space="preserve">using multiple regression: A 30-year review.</w:t>
+        <w:t xml:space="preserve">Aguinis, H., Beaty, J.C., Boik, R.J. and Pierce, C.A. (2005), "Effect size and power in assessing moderating effects of categorical variables using multiple regression: A 30-year review",</w:t>
       </w:r>
       <w:r>
         <w:t xml:space="preserve"> </w:t>
@@ -8821,13 +8724,41 @@
           <w:iCs/>
           <w:i/>
         </w:rPr>
-        <w:t xml:space="preserve">Journal of Applied</w:t>
+        <w:t xml:space="preserve">Journal of Applied Psychology</w:t>
+      </w:r>
+      <w:r>
+        <w:t xml:space="preserve">, Vol. 90 No. 1, pp. 94-107, doi: 10.1037/0021-9010.90.1.94.</w:t>
+      </w:r>
+    </w:p>
+    <w:p>
+      <w:pPr>
+        <w:pStyle w:val="BodyText"/>
+      </w:pPr>
+      <w:r>
+        <w:t xml:space="preserve">Aiken, L.S. and West, S.G. (1991),</w:t>
+      </w:r>
+      <w:r>
+        <w:t xml:space="preserve"> </w:t>
       </w:r>
       <w:r>
         <w:rPr>
           <w:iCs/>
           <w:i/>
         </w:rPr>
+        <w:t xml:space="preserve">Multiple regression: Testing and interpreting interactions</w:t>
+      </w:r>
+      <w:r>
+        <w:t xml:space="preserve">, Sage.</w:t>
+      </w:r>
+    </w:p>
+    <w:p>
+      <w:pPr>
+        <w:pStyle w:val="BodyText"/>
+      </w:pPr>
+      <w:r>
+        <w:t xml:space="preserve">Avenyo, E.K., Tregenna, F. and Kraemer-Mbula, E. (2021), "Do productive capabilities affect export performance? Microeconomic evidence from sub-Saharan Africa",</w:t>
+      </w:r>
+      <w:r>
         <w:t xml:space="preserve"> </w:t>
       </w:r>
       <w:r>
@@ -8835,27 +8766,18 @@
           <w:iCs/>
           <w:i/>
         </w:rPr>
-        <w:t xml:space="preserve">Psychology, 90</w:t>
-      </w:r>
-      <w:r>
-        <w:t xml:space="preserve">(1), 94–107.</w:t>
-      </w:r>
-      <w:r>
-        <w:t xml:space="preserve"> </w:t>
-      </w:r>
-      <w:hyperlink r:id="rId62">
-        <w:r>
-          <w:rPr>
-            <w:rStyle w:val="Hyperlink"/>
-          </w:rPr>
-          <w:t xml:space="preserve">https://doi.org/10.1037/0021-9010.90.1.94</w:t>
-        </w:r>
-      </w:hyperlink>
-      <w:r>
-        <w:t xml:space="preserve"> </w:t>
-      </w:r>
-      <w:r>
-        <w:t xml:space="preserve">Aiken, L. S., and West, S. G. (1991).</w:t>
+        <w:t xml:space="preserve">The European Journal of Development Research</w:t>
+      </w:r>
+      <w:r>
+        <w:t xml:space="preserve">, Vol. 33 No. 2, pp. 304-329, doi: 10.1057/s41287-020-00328-2.</w:t>
+      </w:r>
+    </w:p>
+    <w:p>
+      <w:pPr>
+        <w:pStyle w:val="BodyText"/>
+      </w:pPr>
+      <w:r>
+        <w:t xml:space="preserve">Banalieva, E.R. and Dhanaraj, C. (2019), "Internalization theory for the digital economy",</w:t>
       </w:r>
       <w:r>
         <w:t xml:space="preserve"> </w:t>
@@ -8865,13 +8787,41 @@
           <w:iCs/>
           <w:i/>
         </w:rPr>
-        <w:t xml:space="preserve">Multiple regression: Testing and</w:t>
+        <w:t xml:space="preserve">Journal of International Business Studies</w:t>
+      </w:r>
+      <w:r>
+        <w:t xml:space="preserve">, Vol. 50 No. 8, pp. 1372-1387, doi: 10.1057/s41267-019-00243-7.</w:t>
+      </w:r>
+    </w:p>
+    <w:p>
+      <w:pPr>
+        <w:pStyle w:val="BodyText"/>
+      </w:pPr>
+      <w:r>
+        <w:t xml:space="preserve">Barney, J. (1991), "Firm resources and sustained competitive advantage",</w:t>
+      </w:r>
+      <w:r>
+        <w:t xml:space="preserve"> </w:t>
       </w:r>
       <w:r>
         <w:rPr>
           <w:iCs/>
           <w:i/>
         </w:rPr>
+        <w:t xml:space="preserve">Journal of Management</w:t>
+      </w:r>
+      <w:r>
+        <w:t xml:space="preserve">, Vol. 17 No. 1, pp. 99-120, doi: 10.1177/014920639101700108.</w:t>
+      </w:r>
+    </w:p>
+    <w:p>
+      <w:pPr>
+        <w:pStyle w:val="BodyText"/>
+      </w:pPr>
+      <w:r>
+        <w:t xml:space="preserve">Bharadwaj, A., El Sawy, O.A., Pavlou, P.A. and Venkatraman, N. (2013), "Digital business strategy: Toward a next generation of insights",</w:t>
+      </w:r>
+      <w:r>
         <w:t xml:space="preserve"> </w:t>
       </w:r>
       <w:r>
@@ -8879,22 +8829,18 @@
           <w:iCs/>
           <w:i/>
         </w:rPr>
-        <w:t xml:space="preserve">interpreting interactions</w:t>
-      </w:r>
-      <w:r>
-        <w:t xml:space="preserve">. Sage. Avenyo, E. K., Tregenna,</w:t>
-      </w:r>
-      <w:r>
-        <w:t xml:space="preserve"> </w:t>
-      </w:r>
-      <w:r>
-        <w:t xml:space="preserve">F., and Kraemer-Mbula, E. (2021). Do productive capabilities affect export</w:t>
-      </w:r>
-      <w:r>
-        <w:t xml:space="preserve"> </w:t>
-      </w:r>
-      <w:r>
-        <w:t xml:space="preserve">performance? Microeconomic evidence from sub-Saharan Africa.</w:t>
+        <w:t xml:space="preserve">MIS Quarterly</w:t>
+      </w:r>
+      <w:r>
+        <w:t xml:space="preserve">, Vol. 37 No. 2, pp. 471-482, doi: 10.25300/MISQ/2013/37:2.3.</w:t>
+      </w:r>
+    </w:p>
+    <w:p>
+      <w:pPr>
+        <w:pStyle w:val="BodyText"/>
+      </w:pPr>
+      <w:r>
+        <w:t xml:space="preserve">Coase, R.H. (1937), "The nature of the firm",</w:t>
       </w:r>
       <w:r>
         <w:t xml:space="preserve"> </w:t>
@@ -8904,13 +8850,44 @@
           <w:iCs/>
           <w:i/>
         </w:rPr>
-        <w:t xml:space="preserve">The</w:t>
+        <w:t xml:space="preserve">Economica</w:t>
+      </w:r>
+      <w:r>
+        <w:t xml:space="preserve">, Vol. 4 No. 16, pp. 386-405, doi: 10.1111/j.1468-0335.1937.tb00002.x.</w:t>
+      </w:r>
+    </w:p>
+    <w:p>
+      <w:pPr>
+        <w:pStyle w:val="BodyText"/>
+      </w:pPr>
+      <w:r>
+        <w:t xml:space="preserve">Cohen, J. (1988),</w:t>
+      </w:r>
+      <w:r>
+        <w:t xml:space="preserve"> </w:t>
       </w:r>
       <w:r>
         <w:rPr>
           <w:iCs/>
           <w:i/>
         </w:rPr>
+        <w:t xml:space="preserve">Statistical power analysis for the behavioral sciences</w:t>
+      </w:r>
+      <w:r>
+        <w:t xml:space="preserve"> </w:t>
+      </w:r>
+      <w:r>
+        <w:t xml:space="preserve">(2nd ed.), Lawrence Erlbaum.</w:t>
+      </w:r>
+    </w:p>
+    <w:p>
+      <w:pPr>
+        <w:pStyle w:val="BodyText"/>
+      </w:pPr>
+      <w:r>
+        <w:t xml:space="preserve">Cohen, W.M. and Levinthal, D.A. (1990), "Absorptive capacity: A new perspective on learning and innovation",</w:t>
+      </w:r>
+      <w:r>
         <w:t xml:space="preserve"> </w:t>
       </w:r>
       <w:r>
@@ -8918,33 +8895,18 @@
           <w:iCs/>
           <w:i/>
         </w:rPr>
-        <w:t xml:space="preserve">European Journal of Development Research, 33</w:t>
-      </w:r>
-      <w:r>
-        <w:t xml:space="preserve">(2), 304–329.</w:t>
-      </w:r>
-      <w:r>
-        <w:t xml:space="preserve"> </w:t>
-      </w:r>
-      <w:hyperlink r:id="rId63">
-        <w:r>
-          <w:rPr>
-            <w:rStyle w:val="Hyperlink"/>
-          </w:rPr>
-          <w:t xml:space="preserve">https://doi.org/10.1057/s41287-020-00328-2</w:t>
-        </w:r>
-      </w:hyperlink>
-      <w:r>
-        <w:t xml:space="preserve"> </w:t>
-      </w:r>
-      <w:r>
-        <w:t xml:space="preserve">Banalieva, E. R., and</w:t>
-      </w:r>
-      <w:r>
-        <w:t xml:space="preserve"> </w:t>
-      </w:r>
-      <w:r>
-        <w:t xml:space="preserve">Dhanaraj, C. (2019). Internalization theory for the digital economy.</w:t>
+        <w:t xml:space="preserve">Administrative Science Quarterly</w:t>
+      </w:r>
+      <w:r>
+        <w:t xml:space="preserve">, Vol. 35 No. 1, pp. 128-152, doi: 10.2307/2393553.</w:t>
+      </w:r>
+    </w:p>
+    <w:p>
+      <w:pPr>
+        <w:pStyle w:val="BodyText"/>
+      </w:pPr>
+      <w:r>
+        <w:t xml:space="preserve">Coltman, T., Devinney, T.M., Midgley, D.F. and Venaik, S. (2008), "Formative versus reflective measurement models: Two applications of formative measurement",</w:t>
       </w:r>
       <w:r>
         <w:t xml:space="preserve"> </w:t>
@@ -8954,33 +8916,18 @@
           <w:iCs/>
           <w:i/>
         </w:rPr>
-        <w:t xml:space="preserve">Journal of International Business Studies, 50</w:t>
-      </w:r>
-      <w:r>
-        <w:t xml:space="preserve">(8), 1372–1387.</w:t>
-      </w:r>
-      <w:r>
-        <w:t xml:space="preserve"> </w:t>
-      </w:r>
-      <w:hyperlink r:id="rId64">
-        <w:r>
-          <w:rPr>
-            <w:rStyle w:val="Hyperlink"/>
-          </w:rPr>
-          <w:t xml:space="preserve">https://doi.org/10.1057/s41267-019-00243-7</w:t>
-        </w:r>
-      </w:hyperlink>
-      <w:r>
-        <w:t xml:space="preserve"> </w:t>
-      </w:r>
-      <w:r>
-        <w:t xml:space="preserve">Barney, J. (1991). Firm</w:t>
-      </w:r>
-      <w:r>
-        <w:t xml:space="preserve"> </w:t>
-      </w:r>
-      <w:r>
-        <w:t xml:space="preserve">resources and sustained competitive advantage.</w:t>
+        <w:t xml:space="preserve">Journal of Business Research</w:t>
+      </w:r>
+      <w:r>
+        <w:t xml:space="preserve">, Vol. 61 No. 12, pp. 1250-1262, doi: 10.1016/j.jbusres.2008.01.013.</w:t>
+      </w:r>
+    </w:p>
+    <w:p>
+      <w:pPr>
+        <w:pStyle w:val="BodyText"/>
+      </w:pPr>
+      <w:r>
+        <w:t xml:space="preserve">Contractor, F.J., Kundu, S.K. and Hsu, C.-C. (2003), "A three-stage theory of international expansion: The link between multinationality and performance in the service sector",</w:t>
       </w:r>
       <w:r>
         <w:t xml:space="preserve"> </w:t>
@@ -8990,13 +8937,41 @@
           <w:iCs/>
           <w:i/>
         </w:rPr>
-        <w:t xml:space="preserve">Journal of Management,</w:t>
+        <w:t xml:space="preserve">Journal of International Business Studies</w:t>
+      </w:r>
+      <w:r>
+        <w:t xml:space="preserve">, Vol. 34 No. 1, pp. 5-18, doi: 10.1057/palgrave.jibs.8400003.</w:t>
+      </w:r>
+    </w:p>
+    <w:p>
+      <w:pPr>
+        <w:pStyle w:val="BodyText"/>
+      </w:pPr>
+      <w:r>
+        <w:t xml:space="preserve">Haans, R.F.J., Pieters, C. and He, Z.-L. (2016), "Thinking about U: Theorizing and testing U- and inverted U-shaped relationships in strategy research",</w:t>
+      </w:r>
+      <w:r>
+        <w:t xml:space="preserve"> </w:t>
       </w:r>
       <w:r>
         <w:rPr>
           <w:iCs/>
           <w:i/>
         </w:rPr>
+        <w:t xml:space="preserve">Strategic Management Journal</w:t>
+      </w:r>
+      <w:r>
+        <w:t xml:space="preserve">, Vol. 37 No. 7, pp. 1177-1195, doi: 10.1002/smj.2399.</w:t>
+      </w:r>
+    </w:p>
+    <w:p>
+      <w:pPr>
+        <w:pStyle w:val="BodyText"/>
+      </w:pPr>
+      <w:r>
+        <w:t xml:space="preserve">Hambrick, D.C. and Mason, P.A. (1984), "Upper echelons: The organization as a reflection of its top managers",</w:t>
+      </w:r>
+      <w:r>
         <w:t xml:space="preserve"> </w:t>
       </w:r>
       <w:r>
@@ -9004,39 +8979,18 @@
           <w:iCs/>
           <w:i/>
         </w:rPr>
-        <w:t xml:space="preserve">17</w:t>
-      </w:r>
-      <w:r>
-        <w:t xml:space="preserve">(1), 99–120.</w:t>
-      </w:r>
-      <w:r>
-        <w:t xml:space="preserve"> </w:t>
-      </w:r>
-      <w:hyperlink r:id="rId65">
-        <w:r>
-          <w:rPr>
-            <w:rStyle w:val="Hyperlink"/>
-          </w:rPr>
-          <w:t xml:space="preserve">https://doi.org/10.1177/014920639101700108</w:t>
-        </w:r>
-      </w:hyperlink>
-      <w:r>
-        <w:t xml:space="preserve"> </w:t>
-      </w:r>
-      <w:r>
-        <w:t xml:space="preserve">Bharadwaj,</w:t>
-      </w:r>
-      <w:r>
-        <w:t xml:space="preserve"> </w:t>
-      </w:r>
-      <w:r>
-        <w:t xml:space="preserve">A., El Sawy, O. A., Pavlou, P. A., and Venkatraman, N. (2013). Digital</w:t>
-      </w:r>
-      <w:r>
-        <w:t xml:space="preserve"> </w:t>
-      </w:r>
-      <w:r>
-        <w:t xml:space="preserve">business strategy: Toward a next generation of insights.</w:t>
+        <w:t xml:space="preserve">Academy of Management Review</w:t>
+      </w:r>
+      <w:r>
+        <w:t xml:space="preserve">, Vol. 9 No. 2, pp. 193-206, doi: 10.5465/amr.1984.4277628.</w:t>
+      </w:r>
+    </w:p>
+    <w:p>
+      <w:pPr>
+        <w:pStyle w:val="BodyText"/>
+      </w:pPr>
+      <w:r>
+        <w:t xml:space="preserve">Hitt, M.A., Hoskisson, R.E. and Kim, H. (1997), "International diversification: Effects on innovation and firm performance in product-diversified firms",</w:t>
       </w:r>
       <w:r>
         <w:t xml:space="preserve"> </w:t>
@@ -9046,13 +9000,41 @@
           <w:iCs/>
           <w:i/>
         </w:rPr>
-        <w:t xml:space="preserve">MIS Quarterly,</w:t>
+        <w:t xml:space="preserve">Academy of Management Journal</w:t>
+      </w:r>
+      <w:r>
+        <w:t xml:space="preserve">, Vol. 40 No. 4, pp. 767-798, doi: 10.5465/256948.</w:t>
+      </w:r>
+    </w:p>
+    <w:p>
+      <w:pPr>
+        <w:pStyle w:val="BodyText"/>
+      </w:pPr>
+      <w:r>
+        <w:t xml:space="preserve">Krammer, S.M.S., Strange, R. and Lashitew, A. (2018), "The export performance of emerging economy firms",</w:t>
+      </w:r>
+      <w:r>
+        <w:t xml:space="preserve"> </w:t>
       </w:r>
       <w:r>
         <w:rPr>
           <w:iCs/>
           <w:i/>
         </w:rPr>
+        <w:t xml:space="preserve">International Business Review</w:t>
+      </w:r>
+      <w:r>
+        <w:t xml:space="preserve">, Vol. 27 No. 1, pp. 218-230, doi: 10.1016/j.ibusrev.2017.07.003.</w:t>
+      </w:r>
+    </w:p>
+    <w:p>
+      <w:pPr>
+        <w:pStyle w:val="BodyText"/>
+      </w:pPr>
+      <w:r>
+        <w:t xml:space="preserve">Lakens, D., Scheel, A.M. and Isager, P.M. (2018), "Equivalence testing for psychological research: A tutorial",</w:t>
+      </w:r>
+      <w:r>
         <w:t xml:space="preserve"> </w:t>
       </w:r>
       <w:r>
@@ -9060,33 +9042,18 @@
           <w:iCs/>
           <w:i/>
         </w:rPr>
-        <w:t xml:space="preserve">37</w:t>
-      </w:r>
-      <w:r>
-        <w:t xml:space="preserve">(2), 471–482.</w:t>
-      </w:r>
-      <w:r>
-        <w:t xml:space="preserve"> </w:t>
-      </w:r>
-      <w:hyperlink r:id="rId66">
-        <w:r>
-          <w:rPr>
-            <w:rStyle w:val="Hyperlink"/>
-          </w:rPr>
-          <w:t xml:space="preserve">https://doi.org/10.25300/MISQ/2013/37:2.3</w:t>
-        </w:r>
-      </w:hyperlink>
-      <w:r>
-        <w:t xml:space="preserve"> </w:t>
-      </w:r>
-      <w:r>
-        <w:t xml:space="preserve">Coase, R. H. (1937). The nature</w:t>
-      </w:r>
-      <w:r>
-        <w:t xml:space="preserve"> </w:t>
-      </w:r>
-      <w:r>
-        <w:t xml:space="preserve">of the firm.</w:t>
+        <w:t xml:space="preserve">Advances in Methods and Practices in Psychological Science</w:t>
+      </w:r>
+      <w:r>
+        <w:t xml:space="preserve">, Vol. 1 No. 2, pp. 259-269, doi: 10.1177/2515245918770963.</w:t>
+      </w:r>
+    </w:p>
+    <w:p>
+      <w:pPr>
+        <w:pStyle w:val="BodyText"/>
+      </w:pPr>
+      <w:r>
+        <w:t xml:space="preserve">Lall, S. (1992), "Technological capabilities and industrialization",</w:t>
       </w:r>
       <w:r>
         <w:t xml:space="preserve"> </w:t>
@@ -9096,27 +9063,18 @@
           <w:iCs/>
           <w:i/>
         </w:rPr>
-        <w:t xml:space="preserve">Economica, 4</w:t>
-      </w:r>
-      <w:r>
-        <w:t xml:space="preserve">(16), 386–405.</w:t>
-      </w:r>
-      <w:r>
-        <w:t xml:space="preserve"> </w:t>
-      </w:r>
-      <w:hyperlink r:id="rId67">
-        <w:r>
-          <w:rPr>
-            <w:rStyle w:val="Hyperlink"/>
-          </w:rPr>
-          <w:t xml:space="preserve">https://doi.org/10.1111/j.1468-0335.1937.tb00002.x</w:t>
-        </w:r>
-      </w:hyperlink>
-      <w:r>
-        <w:t xml:space="preserve"> </w:t>
-      </w:r>
-      <w:r>
-        <w:t xml:space="preserve">Cohen, J. (1988).</w:t>
+        <w:t xml:space="preserve">World Development</w:t>
+      </w:r>
+      <w:r>
+        <w:t xml:space="preserve">, Vol. 20 No. 2, pp. 165-186, doi: 10.1016/0305-750X(92)90097-F.</w:t>
+      </w:r>
+    </w:p>
+    <w:p>
+      <w:pPr>
+        <w:pStyle w:val="BodyText"/>
+      </w:pPr>
+      <w:r>
+        <w:t xml:space="preserve">Lind, J.T. and Mehlum, H. (2010), "With or without U? The appropriate test for a U-shaped relationship",</w:t>
       </w:r>
       <w:r>
         <w:t xml:space="preserve"> </w:t>
@@ -9126,13 +9084,41 @@
           <w:iCs/>
           <w:i/>
         </w:rPr>
-        <w:t xml:space="preserve">Statistical</w:t>
+        <w:t xml:space="preserve">Oxford Bulletin of Economics and Statistics</w:t>
+      </w:r>
+      <w:r>
+        <w:t xml:space="preserve">, Vol. 72 No. 1, pp. 109-118, doi: 10.1111/j.1468-0084.2009.00569.x.</w:t>
+      </w:r>
+    </w:p>
+    <w:p>
+      <w:pPr>
+        <w:pStyle w:val="BodyText"/>
+      </w:pPr>
+      <w:r>
+        <w:t xml:space="preserve">Lu, J.W. and Beamish, P.W. (2004), "International diversification and firm performance: The S-curve hypothesis",</w:t>
+      </w:r>
+      <w:r>
+        <w:t xml:space="preserve"> </w:t>
       </w:r>
       <w:r>
         <w:rPr>
           <w:iCs/>
           <w:i/>
         </w:rPr>
+        <w:t xml:space="preserve">Academy of Management Journal</w:t>
+      </w:r>
+      <w:r>
+        <w:t xml:space="preserve">, Vol. 47 No. 4, pp. 598-609, doi: 10.5465/20159604.</w:t>
+      </w:r>
+    </w:p>
+    <w:p>
+      <w:pPr>
+        <w:pStyle w:val="BodyText"/>
+      </w:pPr>
+      <w:r>
+        <w:t xml:space="preserve">Marano, V., Arregle, J.-L., Hitt, M.A., Spadafora, E. and van Essen, M. (2016), "Home country institutions and the internationalization-performance relationship: A meta-analytic review",</w:t>
+      </w:r>
+      <w:r>
         <w:t xml:space="preserve"> </w:t>
       </w:r>
       <w:r>
@@ -9140,25 +9126,18 @@
           <w:iCs/>
           <w:i/>
         </w:rPr>
-        <w:t xml:space="preserve">power analysis for the behavioral sciences</w:t>
-      </w:r>
-      <w:r>
-        <w:t xml:space="preserve"> </w:t>
-      </w:r>
-      <w:r>
-        <w:t xml:space="preserve">(2nd ed.). Lawrence Erlbaum.</w:t>
-      </w:r>
-      <w:r>
-        <w:t xml:space="preserve"> </w:t>
-      </w:r>
-      <w:r>
-        <w:t xml:space="preserve">Cohen, W. M., and Levinthal, D. A. (1990). Absorptive capacity: A new</w:t>
-      </w:r>
-      <w:r>
-        <w:t xml:space="preserve"> </w:t>
-      </w:r>
-      <w:r>
-        <w:t xml:space="preserve">perspective on learning and innovation.</w:t>
+        <w:t xml:space="preserve">Journal of Management</w:t>
+      </w:r>
+      <w:r>
+        <w:t xml:space="preserve">, Vol. 42 No. 5, pp. 1075-1110, doi: 10.1177/0149206315624963.</w:t>
+      </w:r>
+    </w:p>
+    <w:p>
+      <w:pPr>
+        <w:pStyle w:val="BodyText"/>
+      </w:pPr>
+      <w:r>
+        <w:t xml:space="preserve">O’Brien, R.M. (2007), "A caution regarding rules of thumb for variance inflation factors",</w:t>
       </w:r>
       <w:r>
         <w:t xml:space="preserve"> </w:t>
@@ -9168,13 +9147,41 @@
           <w:iCs/>
           <w:i/>
         </w:rPr>
-        <w:t xml:space="preserve">Administrative Science</w:t>
+        <w:t xml:space="preserve">Quality &amp; Quantity</w:t>
+      </w:r>
+      <w:r>
+        <w:t xml:space="preserve">, Vol. 41 No. 5, pp. 673-690, doi: 10.1007/s11135-006-9018-6.</w:t>
+      </w:r>
+    </w:p>
+    <w:p>
+      <w:pPr>
+        <w:pStyle w:val="BodyText"/>
+      </w:pPr>
+      <w:r>
+        <w:t xml:space="preserve">Peng, M.W. (2003), "Institutional transitions and strategic choices",</w:t>
+      </w:r>
+      <w:r>
+        <w:t xml:space="preserve"> </w:t>
       </w:r>
       <w:r>
         <w:rPr>
           <w:iCs/>
           <w:i/>
         </w:rPr>
+        <w:t xml:space="preserve">Academy of Management Review</w:t>
+      </w:r>
+      <w:r>
+        <w:t xml:space="preserve">, Vol. 28 No. 2, pp. 275-296, doi: 10.5465/amr.2003.9416341.</w:t>
+      </w:r>
+    </w:p>
+    <w:p>
+      <w:pPr>
+        <w:pStyle w:val="BodyText"/>
+      </w:pPr>
+      <w:r>
+        <w:t xml:space="preserve">Peng, M.W., Wang, D.Y.L. and Jiang, Y. (2008), "An institution-based view of international business strategy: A focus on emerging economies",</w:t>
+      </w:r>
+      <w:r>
         <w:t xml:space="preserve"> </w:t>
       </w:r>
       <w:r>
@@ -9182,45 +9189,18 @@
           <w:iCs/>
           <w:i/>
         </w:rPr>
-        <w:t xml:space="preserve">Quarterly, 35</w:t>
-      </w:r>
-      <w:r>
-        <w:t xml:space="preserve">(1), 128–152.</w:t>
-      </w:r>
-      <w:r>
-        <w:t xml:space="preserve"> </w:t>
-      </w:r>
-      <w:hyperlink r:id="rId68">
-        <w:r>
-          <w:rPr>
-            <w:rStyle w:val="Hyperlink"/>
-          </w:rPr>
-          <w:t xml:space="preserve">https://doi.org/10.2307/2393553</w:t>
-        </w:r>
-      </w:hyperlink>
-      <w:r>
-        <w:t xml:space="preserve"> </w:t>
-      </w:r>
-      <w:r>
-        <w:t xml:space="preserve">Coltman,</w:t>
-      </w:r>
-      <w:r>
-        <w:t xml:space="preserve"> </w:t>
-      </w:r>
-      <w:r>
-        <w:t xml:space="preserve">T., Devinney, T. M., Midgley, D. F., and Venaik, S. (2008). Formative</w:t>
-      </w:r>
-      <w:r>
-        <w:t xml:space="preserve"> </w:t>
-      </w:r>
-      <w:r>
-        <w:t xml:space="preserve">versus reflective measurement models: Two applications of formative</w:t>
-      </w:r>
-      <w:r>
-        <w:t xml:space="preserve"> </w:t>
-      </w:r>
-      <w:r>
-        <w:t xml:space="preserve">measurement.</w:t>
+        <w:t xml:space="preserve">Journal of International Business Studies</w:t>
+      </w:r>
+      <w:r>
+        <w:t xml:space="preserve">, Vol. 39 No. 5, pp. 920-936, doi: 10.1057/palgrave.jibs.8400377.</w:t>
+      </w:r>
+    </w:p>
+    <w:p>
+      <w:pPr>
+        <w:pStyle w:val="BodyText"/>
+      </w:pPr>
+      <w:r>
+        <w:t xml:space="preserve">Stallkamp, M. and Schotter, A.P.J. (2021), "Platforms without borders? The international strategies of digital platform firms",</w:t>
       </w:r>
       <w:r>
         <w:t xml:space="preserve"> </w:t>
@@ -9230,45 +9210,18 @@
           <w:iCs/>
           <w:i/>
         </w:rPr>
-        <w:t xml:space="preserve">Journal of Business Research, 61</w:t>
-      </w:r>
-      <w:r>
-        <w:t xml:space="preserve">(12), 1250–1262.</w:t>
-      </w:r>
-      <w:r>
-        <w:t xml:space="preserve"> </w:t>
-      </w:r>
-      <w:hyperlink r:id="rId69">
-        <w:r>
-          <w:rPr>
-            <w:rStyle w:val="Hyperlink"/>
-          </w:rPr>
-          <w:t xml:space="preserve">https://doi.org/10.1016/j.jbusres.2008.01.013</w:t>
-        </w:r>
-      </w:hyperlink>
-      <w:r>
-        <w:t xml:space="preserve"> </w:t>
-      </w:r>
-      <w:r>
-        <w:t xml:space="preserve">Contractor, F. J., Kundu, S.</w:t>
-      </w:r>
-      <w:r>
-        <w:t xml:space="preserve"> </w:t>
-      </w:r>
-      <w:r>
-        <w:t xml:space="preserve">K., and Hsu, C.-C. (2003). A three-stage theory of international</w:t>
-      </w:r>
-      <w:r>
-        <w:t xml:space="preserve"> </w:t>
-      </w:r>
-      <w:r>
-        <w:t xml:space="preserve">expansion: The link between multinationality and performance in the</w:t>
-      </w:r>
-      <w:r>
-        <w:t xml:space="preserve"> </w:t>
-      </w:r>
-      <w:r>
-        <w:t xml:space="preserve">service sector.</w:t>
+        <w:t xml:space="preserve">Global Strategy Journal</w:t>
+      </w:r>
+      <w:r>
+        <w:t xml:space="preserve">, Vol. 11 No. 1, pp. 58-80, doi: 10.1002/gsj.1336.</w:t>
+      </w:r>
+    </w:p>
+    <w:p>
+      <w:pPr>
+        <w:pStyle w:val="BodyText"/>
+      </w:pPr>
+      <w:r>
+        <w:t xml:space="preserve">Teece, D.J. (2007), "Explicating dynamic capabilities: The nature and microfoundations of (sustainable) enterprise performance",</w:t>
       </w:r>
       <w:r>
         <w:t xml:space="preserve"> </w:t>
@@ -9278,45 +9231,18 @@
           <w:iCs/>
           <w:i/>
         </w:rPr>
-        <w:t xml:space="preserve">Journal of International Business Studies, 34</w:t>
-      </w:r>
-      <w:r>
-        <w:t xml:space="preserve">(1),</w:t>
-      </w:r>
-      <w:r>
-        <w:t xml:space="preserve"> </w:t>
-      </w:r>
-      <w:r>
-        <w:t xml:space="preserve">5–18.</w:t>
-      </w:r>
-      <w:r>
-        <w:t xml:space="preserve"> </w:t>
-      </w:r>
-      <w:hyperlink r:id="rId70">
-        <w:r>
-          <w:rPr>
-            <w:rStyle w:val="Hyperlink"/>
-          </w:rPr>
-          <w:t xml:space="preserve">https://doi.org/10.1057/palgrave.jibs.8400003</w:t>
-        </w:r>
-      </w:hyperlink>
-      <w:r>
-        <w:t xml:space="preserve"> </w:t>
-      </w:r>
-      <w:r>
-        <w:t xml:space="preserve">Haans, R. F. J.,</w:t>
-      </w:r>
-      <w:r>
-        <w:t xml:space="preserve"> </w:t>
-      </w:r>
-      <w:r>
-        <w:t xml:space="preserve">Pieters, C., and He, Z.-L. (2016). Thinking about U: Theorizing and</w:t>
-      </w:r>
-      <w:r>
-        <w:t xml:space="preserve"> </w:t>
-      </w:r>
-      <w:r>
-        <w:t xml:space="preserve">testing U- and inverted U-shaped relationships in strategy research.</w:t>
+        <w:t xml:space="preserve">Strategic Management Journal</w:t>
+      </w:r>
+      <w:r>
+        <w:t xml:space="preserve">, Vol. 28 No. 13, pp. 1319-1350, doi: 10.1002/smj.640.</w:t>
+      </w:r>
+    </w:p>
+    <w:p>
+      <w:pPr>
+        <w:pStyle w:val="BodyText"/>
+      </w:pPr>
+      <w:r>
+        <w:t xml:space="preserve">Verhoef, P.C., Broekhuizen, T., Bart, Y., Bhattacharya, A., Dong, J.Q., Fabian, N. and Haenlein, M. (2021), "Digital transformation: A multidisciplinary reflection and research agenda",</w:t>
       </w:r>
       <w:r>
         <w:t xml:space="preserve"> </w:t>
@@ -9326,727 +9252,18 @@
           <w:iCs/>
           <w:i/>
         </w:rPr>
-        <w:t xml:space="preserve">Strategic Management Journal, 37</w:t>
-      </w:r>
-      <w:r>
-        <w:t xml:space="preserve">(7), 1177–1195.</w:t>
-      </w:r>
-      <w:r>
-        <w:t xml:space="preserve"> </w:t>
-      </w:r>
-      <w:hyperlink r:id="rId71">
-        <w:r>
-          <w:rPr>
-            <w:rStyle w:val="Hyperlink"/>
-          </w:rPr>
-          <w:t xml:space="preserve">https://doi.org/10.1002/smj.2399</w:t>
-        </w:r>
-      </w:hyperlink>
-      <w:r>
-        <w:t xml:space="preserve"> </w:t>
-      </w:r>
-      <w:r>
-        <w:t xml:space="preserve">Hambrick, D. C., and Mason, P. A.</w:t>
-      </w:r>
-      <w:r>
-        <w:t xml:space="preserve"> </w:t>
-      </w:r>
-      <w:r>
-        <w:t xml:space="preserve">(1984). Upper echelons: The organization as a reflection of its top</w:t>
-      </w:r>
-      <w:r>
-        <w:t xml:space="preserve"> </w:t>
-      </w:r>
-      <w:r>
-        <w:t xml:space="preserve">managers.</w:t>
-      </w:r>
-      <w:r>
-        <w:t xml:space="preserve"> </w:t>
-      </w:r>
-      <w:r>
-        <w:rPr>
-          <w:iCs/>
-          <w:i/>
-        </w:rPr>
-        <w:t xml:space="preserve">Academy of Management Review, 9</w:t>
-      </w:r>
-      <w:r>
-        <w:t xml:space="preserve">(2), 193–206.</w:t>
-      </w:r>
-      <w:r>
-        <w:t xml:space="preserve"> </w:t>
-      </w:r>
-      <w:hyperlink r:id="rId72">
-        <w:r>
-          <w:rPr>
-            <w:rStyle w:val="Hyperlink"/>
-          </w:rPr>
-          <w:t xml:space="preserve">https://doi.org/10.5465/amr.1984.4277628</w:t>
-        </w:r>
-      </w:hyperlink>
-      <w:r>
-        <w:t xml:space="preserve"> </w:t>
-      </w:r>
-      <w:r>
-        <w:t xml:space="preserve">Hitt, M. A., Hoskisson, R.</w:t>
-      </w:r>
-      <w:r>
-        <w:t xml:space="preserve"> </w:t>
-      </w:r>
-      <w:r>
-        <w:t xml:space="preserve">E., and Kim, H. (1997). International diversification: Effects on</w:t>
-      </w:r>
-      <w:r>
-        <w:t xml:space="preserve"> </w:t>
-      </w:r>
-      <w:r>
-        <w:t xml:space="preserve">innovation and firm performance in product-diversified firms.</w:t>
-      </w:r>
-      <w:r>
-        <w:t xml:space="preserve"> </w:t>
-      </w:r>
-      <w:r>
-        <w:rPr>
-          <w:iCs/>
-          <w:i/>
-        </w:rPr>
-        <w:t xml:space="preserve">Academy</w:t>
-      </w:r>
-      <w:r>
-        <w:rPr>
-          <w:iCs/>
-          <w:i/>
-        </w:rPr>
-        <w:t xml:space="preserve"> </w:t>
-      </w:r>
-      <w:r>
-        <w:rPr>
-          <w:iCs/>
-          <w:i/>
-        </w:rPr>
-        <w:t xml:space="preserve">of Management Journal, 40</w:t>
-      </w:r>
-      <w:r>
-        <w:t xml:space="preserve">(4), 767–798.</w:t>
-      </w:r>
-      <w:r>
-        <w:t xml:space="preserve"> </w:t>
-      </w:r>
-      <w:hyperlink r:id="rId73">
-        <w:r>
-          <w:rPr>
-            <w:rStyle w:val="Hyperlink"/>
-          </w:rPr>
-          <w:t xml:space="preserve">https://doi.org/10.5465/256948</w:t>
-        </w:r>
-      </w:hyperlink>
-      <w:r>
-        <w:t xml:space="preserve"> </w:t>
-      </w:r>
-      <w:r>
-        <w:t xml:space="preserve">Krammer, S. M. S., Strange, R., and Lashitew, A. (2018). The export</w:t>
-      </w:r>
-      <w:r>
-        <w:t xml:space="preserve"> </w:t>
-      </w:r>
-      <w:r>
-        <w:t xml:space="preserve">performance of emerging economy firms.</w:t>
-      </w:r>
-      <w:r>
-        <w:t xml:space="preserve"> </w:t>
-      </w:r>
-      <w:r>
-        <w:rPr>
-          <w:iCs/>
-          <w:i/>
-        </w:rPr>
-        <w:t xml:space="preserve">International Business Review,</w:t>
-      </w:r>
-      <w:r>
-        <w:rPr>
-          <w:iCs/>
-          <w:i/>
-        </w:rPr>
-        <w:t xml:space="preserve"> </w:t>
-      </w:r>
-      <w:r>
-        <w:rPr>
-          <w:iCs/>
-          <w:i/>
-        </w:rPr>
-        <w:t xml:space="preserve">27</w:t>
-      </w:r>
-      <w:r>
-        <w:t xml:space="preserve">(1), 218–230.</w:t>
-      </w:r>
-      <w:r>
-        <w:t xml:space="preserve"> </w:t>
-      </w:r>
-      <w:hyperlink r:id="rId74">
-        <w:r>
-          <w:rPr>
-            <w:rStyle w:val="Hyperlink"/>
-          </w:rPr>
-          <w:t xml:space="preserve">https://doi.org/10.1016/j.ibusrev.2017.07.003</w:t>
-        </w:r>
-      </w:hyperlink>
-      <w:r>
-        <w:t xml:space="preserve"> </w:t>
-      </w:r>
-      <w:r>
-        <w:t xml:space="preserve">Lakens,</w:t>
-      </w:r>
-      <w:r>
-        <w:t xml:space="preserve"> </w:t>
-      </w:r>
-      <w:r>
-        <w:t xml:space="preserve">D., Scheel, A. M., and Isager, P. M. (2018). Equivalence testing for</w:t>
-      </w:r>
-      <w:r>
-        <w:t xml:space="preserve"> </w:t>
-      </w:r>
-      <w:r>
-        <w:t xml:space="preserve">psychological research: A tutorial.</w:t>
-      </w:r>
-      <w:r>
-        <w:t xml:space="preserve"> </w:t>
-      </w:r>
-      <w:r>
-        <w:rPr>
-          <w:iCs/>
-          <w:i/>
-        </w:rPr>
-        <w:t xml:space="preserve">Advances in Methods and Practices</w:t>
-      </w:r>
-      <w:r>
-        <w:rPr>
-          <w:iCs/>
-          <w:i/>
-        </w:rPr>
-        <w:t xml:space="preserve"> </w:t>
-      </w:r>
-      <w:r>
-        <w:rPr>
-          <w:iCs/>
-          <w:i/>
-        </w:rPr>
-        <w:t xml:space="preserve">in Psychological Science, 1</w:t>
-      </w:r>
-      <w:r>
-        <w:t xml:space="preserve">(2), 259–269.</w:t>
-      </w:r>
-      <w:r>
-        <w:t xml:space="preserve"> </w:t>
-      </w:r>
-      <w:hyperlink r:id="rId75">
-        <w:r>
-          <w:rPr>
-            <w:rStyle w:val="Hyperlink"/>
-          </w:rPr>
-          <w:t xml:space="preserve">https://doi.org/10.1177/2515245918770963</w:t>
-        </w:r>
-      </w:hyperlink>
-      <w:r>
-        <w:t xml:space="preserve"> </w:t>
-      </w:r>
-      <w:r>
-        <w:t xml:space="preserve">Lall, S. (1992).</w:t>
-      </w:r>
-      <w:r>
-        <w:t xml:space="preserve"> </w:t>
-      </w:r>
-      <w:r>
-        <w:t xml:space="preserve">Technological capabilities and industrialization.</w:t>
-      </w:r>
-      <w:r>
-        <w:t xml:space="preserve"> </w:t>
-      </w:r>
-      <w:r>
-        <w:rPr>
-          <w:iCs/>
-          <w:i/>
-        </w:rPr>
-        <w:t xml:space="preserve">World Development,</w:t>
-      </w:r>
-      <w:r>
-        <w:rPr>
-          <w:iCs/>
-          <w:i/>
-        </w:rPr>
-        <w:t xml:space="preserve"> </w:t>
-      </w:r>
-      <w:r>
-        <w:rPr>
-          <w:iCs/>
-          <w:i/>
-        </w:rPr>
-        <w:t xml:space="preserve">20</w:t>
-      </w:r>
-      <w:r>
-        <w:t xml:space="preserve">(2), 165–186.</w:t>
-      </w:r>
-      <w:r>
-        <w:t xml:space="preserve"> </w:t>
-      </w:r>
-      <w:hyperlink r:id="rId76">
-        <w:r>
-          <w:rPr>
-            <w:rStyle w:val="Hyperlink"/>
-          </w:rPr>
-          <w:t xml:space="preserve">https://doi.org/10.1016/0305-750X(92)90097-F</w:t>
-        </w:r>
-      </w:hyperlink>
-      <w:r>
-        <w:t xml:space="preserve"> </w:t>
-      </w:r>
-      <w:r>
-        <w:t xml:space="preserve">Lind, J.</w:t>
-      </w:r>
-      <w:r>
-        <w:t xml:space="preserve"> </w:t>
-      </w:r>
-      <w:r>
-        <w:t xml:space="preserve">T., and Mehlum, H. (2010). With or without U? The appropriate test for a</w:t>
-      </w:r>
-      <w:r>
-        <w:t xml:space="preserve"> </w:t>
-      </w:r>
-      <w:r>
-        <w:t xml:space="preserve">U-shaped relationship.</w:t>
-      </w:r>
-      <w:r>
-        <w:t xml:space="preserve"> </w:t>
-      </w:r>
-      <w:r>
-        <w:rPr>
-          <w:iCs/>
-          <w:i/>
-        </w:rPr>
-        <w:t xml:space="preserve">Oxford Bulletin of Economics and Statistics,</w:t>
-      </w:r>
-      <w:r>
-        <w:rPr>
-          <w:iCs/>
-          <w:i/>
-        </w:rPr>
-        <w:t xml:space="preserve"> </w:t>
-      </w:r>
-      <w:r>
-        <w:rPr>
-          <w:iCs/>
-          <w:i/>
-        </w:rPr>
-        <w:t xml:space="preserve">72</w:t>
-      </w:r>
-      <w:r>
-        <w:t xml:space="preserve">(1), 109–118.</w:t>
-      </w:r>
-      <w:r>
-        <w:t xml:space="preserve"> </w:t>
-      </w:r>
-      <w:hyperlink r:id="rId77">
-        <w:r>
-          <w:rPr>
-            <w:rStyle w:val="Hyperlink"/>
-          </w:rPr>
-          <w:t xml:space="preserve">https://doi.org/10.1111/j.1468-0084.2009.00569.x</w:t>
-        </w:r>
-      </w:hyperlink>
-      <w:r>
-        <w:t xml:space="preserve"> </w:t>
-      </w:r>
-      <w:r>
-        <w:t xml:space="preserve">Lu,</w:t>
-      </w:r>
-      <w:r>
-        <w:t xml:space="preserve"> </w:t>
-      </w:r>
-      <w:r>
-        <w:t xml:space="preserve">J. W., and Beamish, P. W. (2004). International diversification and firm</w:t>
-      </w:r>
-      <w:r>
-        <w:t xml:space="preserve"> </w:t>
-      </w:r>
-      <w:r>
-        <w:t xml:space="preserve">performance: The S-curve hypothesis.</w:t>
-      </w:r>
-      <w:r>
-        <w:t xml:space="preserve"> </w:t>
-      </w:r>
-      <w:r>
-        <w:rPr>
-          <w:iCs/>
-          <w:i/>
-        </w:rPr>
-        <w:t xml:space="preserve">Academy of Management Journal,</w:t>
-      </w:r>
-      <w:r>
-        <w:rPr>
-          <w:iCs/>
-          <w:i/>
-        </w:rPr>
-        <w:t xml:space="preserve"> </w:t>
-      </w:r>
-      <w:r>
-        <w:rPr>
-          <w:iCs/>
-          <w:i/>
-        </w:rPr>
-        <w:t xml:space="preserve">47</w:t>
-      </w:r>
-      <w:r>
-        <w:t xml:space="preserve">(4), 598–609.</w:t>
-      </w:r>
-      <w:r>
-        <w:t xml:space="preserve"> </w:t>
-      </w:r>
-      <w:hyperlink r:id="rId78">
-        <w:r>
-          <w:rPr>
-            <w:rStyle w:val="Hyperlink"/>
-          </w:rPr>
-          <w:t xml:space="preserve">https://doi.org/10.5465/20159604</w:t>
-        </w:r>
-      </w:hyperlink>
-      <w:r>
-        <w:t xml:space="preserve"> </w:t>
-      </w:r>
-      <w:r>
-        <w:t xml:space="preserve">Marano, V., Arregle,</w:t>
-      </w:r>
-      <w:r>
-        <w:t xml:space="preserve"> </w:t>
-      </w:r>
-      <w:r>
-        <w:t xml:space="preserve">J.-L., Hitt, M. A., Spadafora, E., and van Essen, M. (2016). Home country</w:t>
-      </w:r>
-      <w:r>
-        <w:t xml:space="preserve"> </w:t>
-      </w:r>
-      <w:r>
-        <w:t xml:space="preserve">institutions and the internationalization-performance relationship: A</w:t>
-      </w:r>
-      <w:r>
-        <w:t xml:space="preserve"> </w:t>
-      </w:r>
-      <w:r>
-        <w:t xml:space="preserve">meta-analytic review.</w:t>
-      </w:r>
-      <w:r>
-        <w:t xml:space="preserve"> </w:t>
-      </w:r>
-      <w:r>
-        <w:rPr>
-          <w:iCs/>
-          <w:i/>
-        </w:rPr>
-        <w:t xml:space="preserve">Journal of Management, 42</w:t>
-      </w:r>
-      <w:r>
-        <w:t xml:space="preserve">(5), 1075–1110.</w:t>
-      </w:r>
-      <w:r>
-        <w:t xml:space="preserve"> </w:t>
-      </w:r>
-      <w:hyperlink r:id="rId79">
-        <w:r>
-          <w:rPr>
-            <w:rStyle w:val="Hyperlink"/>
-          </w:rPr>
-          <w:t xml:space="preserve">https://doi.org/10.1177/0149206315624963</w:t>
-        </w:r>
-      </w:hyperlink>
-      <w:r>
-        <w:t xml:space="preserve"> </w:t>
-      </w:r>
-      <w:r>
-        <w:t xml:space="preserve">O’Brien, R. M. (2007). A</w:t>
-      </w:r>
-      <w:r>
-        <w:t xml:space="preserve"> </w:t>
-      </w:r>
-      <w:r>
-        <w:t xml:space="preserve">caution regarding rules of thumb for variance inflation factors.</w:t>
-      </w:r>
-      <w:r>
-        <w:t xml:space="preserve"> </w:t>
-      </w:r>
-      <w:r>
-        <w:rPr>
-          <w:iCs/>
-          <w:i/>
-        </w:rPr>
-        <w:t xml:space="preserve">Quality &amp; Quantity, 41</w:t>
-      </w:r>
-      <w:r>
-        <w:t xml:space="preserve">(5), 673–690.</w:t>
-      </w:r>
-      <w:r>
-        <w:t xml:space="preserve"> </w:t>
-      </w:r>
-      <w:hyperlink r:id="rId80">
-        <w:r>
-          <w:rPr>
-            <w:rStyle w:val="Hyperlink"/>
-          </w:rPr>
-          <w:t xml:space="preserve">https://doi.org/10.1007/s11135-006-9018-6</w:t>
-        </w:r>
-      </w:hyperlink>
-      <w:r>
-        <w:t xml:space="preserve"> </w:t>
-      </w:r>
-      <w:r>
-        <w:t xml:space="preserve">Peng, M. W. (2003).</w:t>
-      </w:r>
-      <w:r>
-        <w:t xml:space="preserve"> </w:t>
-      </w:r>
-      <w:r>
-        <w:t xml:space="preserve">Institutional transitions and strategic choices.</w:t>
-      </w:r>
-      <w:r>
-        <w:t xml:space="preserve"> </w:t>
-      </w:r>
-      <w:r>
-        <w:rPr>
-          <w:iCs/>
-          <w:i/>
-        </w:rPr>
-        <w:t xml:space="preserve">Academy of Management</w:t>
-      </w:r>
-      <w:r>
-        <w:rPr>
-          <w:iCs/>
-          <w:i/>
-        </w:rPr>
-        <w:t xml:space="preserve"> </w:t>
-      </w:r>
-      <w:r>
-        <w:rPr>
-          <w:iCs/>
-          <w:i/>
-        </w:rPr>
-        <w:t xml:space="preserve">Review, 28</w:t>
-      </w:r>
-      <w:r>
-        <w:t xml:space="preserve">(2), 275–296.</w:t>
-      </w:r>
-      <w:r>
-        <w:t xml:space="preserve"> </w:t>
-      </w:r>
-      <w:hyperlink r:id="rId81">
-        <w:r>
-          <w:rPr>
-            <w:rStyle w:val="Hyperlink"/>
-          </w:rPr>
-          <w:t xml:space="preserve">https://doi.org/10.5465/amr.2003.9416341</w:t>
-        </w:r>
-      </w:hyperlink>
-      <w:r>
-        <w:t xml:space="preserve"> </w:t>
-      </w:r>
-      <w:r>
-        <w:t xml:space="preserve">Peng, M. W., Wang, D. Y. L., and Jiang, Y. (2008). An institution-based</w:t>
-      </w:r>
-      <w:r>
-        <w:t xml:space="preserve"> </w:t>
-      </w:r>
-      <w:r>
-        <w:t xml:space="preserve">view of international business strategy: A focus on emerging economies.</w:t>
-      </w:r>
-      <w:r>
-        <w:t xml:space="preserve"> </w:t>
-      </w:r>
-      <w:r>
-        <w:rPr>
-          <w:iCs/>
-          <w:i/>
-        </w:rPr>
-        <w:t xml:space="preserve">Journal of International Business Studies, 39</w:t>
-      </w:r>
-      <w:r>
-        <w:t xml:space="preserve">(5), 920–936.</w:t>
-      </w:r>
-      <w:r>
-        <w:t xml:space="preserve"> </w:t>
-      </w:r>
-      <w:hyperlink r:id="rId82">
-        <w:r>
-          <w:rPr>
-            <w:rStyle w:val="Hyperlink"/>
-          </w:rPr>
-          <w:t xml:space="preserve">https://doi.org/10.1057/palgrave.jibs.8400377</w:t>
-        </w:r>
-      </w:hyperlink>
-      <w:r>
-        <w:t xml:space="preserve"> </w:t>
-      </w:r>
-      <w:r>
-        <w:t xml:space="preserve">Stallkamp,</w:t>
-      </w:r>
-      <w:r>
-        <w:t xml:space="preserve"> </w:t>
-      </w:r>
-      <w:r>
-        <w:t xml:space="preserve">M., and Schotter, A. P. J. (2021). Platforms without borders? The</w:t>
-      </w:r>
-      <w:r>
-        <w:t xml:space="preserve"> </w:t>
-      </w:r>
-      <w:r>
-        <w:t xml:space="preserve">international strategies of digital platform firms.</w:t>
-      </w:r>
-      <w:r>
-        <w:t xml:space="preserve"> </w:t>
-      </w:r>
-      <w:r>
-        <w:rPr>
-          <w:iCs/>
-          <w:i/>
-        </w:rPr>
-        <w:t xml:space="preserve">Global Strategy</w:t>
-      </w:r>
-      <w:r>
-        <w:rPr>
-          <w:iCs/>
-          <w:i/>
-        </w:rPr>
-        <w:t xml:space="preserve"> </w:t>
-      </w:r>
-      <w:r>
-        <w:rPr>
-          <w:iCs/>
-          <w:i/>
-        </w:rPr>
-        <w:t xml:space="preserve">Journal, 11</w:t>
-      </w:r>
-      <w:r>
-        <w:t xml:space="preserve">(1), 58–80.</w:t>
-      </w:r>
-      <w:r>
-        <w:t xml:space="preserve"> </w:t>
-      </w:r>
-      <w:hyperlink r:id="rId83">
-        <w:r>
-          <w:rPr>
-            <w:rStyle w:val="Hyperlink"/>
-          </w:rPr>
-          <w:t xml:space="preserve">https://doi.org/10.1002/gsj.1336</w:t>
-        </w:r>
-      </w:hyperlink>
-      <w:r>
-        <w:t xml:space="preserve"> </w:t>
-      </w:r>
-      <w:r>
-        <w:t xml:space="preserve">Teece, D. J. (2007). Explicating</w:t>
-      </w:r>
-      <w:r>
-        <w:t xml:space="preserve"> </w:t>
-      </w:r>
-      <w:r>
-        <w:t xml:space="preserve">dynamic capabilities: The nature and microfoundations of (sustainable)</w:t>
-      </w:r>
-      <w:r>
-        <w:t xml:space="preserve"> </w:t>
-      </w:r>
-      <w:r>
-        <w:t xml:space="preserve">enterprise performance.</w:t>
-      </w:r>
-      <w:r>
-        <w:t xml:space="preserve"> </w:t>
-      </w:r>
-      <w:r>
-        <w:rPr>
-          <w:iCs/>
-          <w:i/>
-        </w:rPr>
-        <w:t xml:space="preserve">Strategic Management Journal, 28</w:t>
-      </w:r>
-      <w:r>
-        <w:t xml:space="preserve">(13),</w:t>
-      </w:r>
-      <w:r>
-        <w:t xml:space="preserve"> </w:t>
-      </w:r>
-      <w:r>
-        <w:t xml:space="preserve">1319–1350.</w:t>
-      </w:r>
-      <w:r>
-        <w:t xml:space="preserve"> </w:t>
-      </w:r>
-      <w:hyperlink r:id="rId84">
-        <w:r>
-          <w:rPr>
-            <w:rStyle w:val="Hyperlink"/>
-          </w:rPr>
-          <w:t xml:space="preserve">https://doi.org/10.1002/smj.640</w:t>
-        </w:r>
-      </w:hyperlink>
-      <w:r>
-        <w:t xml:space="preserve"> </w:t>
-      </w:r>
-      <w:r>
-        <w:t xml:space="preserve">Verhoef, P.</w:t>
-      </w:r>
-      <w:r>
-        <w:t xml:space="preserve"> </w:t>
-      </w:r>
-      <w:r>
-        <w:t xml:space="preserve">C., Broekhuizen, T., Bart, Y., Bhattacharya, A., Dong, J. Q., Fabian,</w:t>
-      </w:r>
-      <w:r>
-        <w:t xml:space="preserve"> </w:t>
-      </w:r>
-      <w:r>
-        <w:t xml:space="preserve">N., and Haenlein, M. (2021). Digital transformation: A multidisciplinary</w:t>
-      </w:r>
-      <w:r>
-        <w:t xml:space="preserve"> </w:t>
-      </w:r>
-      <w:r>
-        <w:t xml:space="preserve">reflection and research agenda.</w:t>
-      </w:r>
-      <w:r>
-        <w:t xml:space="preserve"> </w:t>
-      </w:r>
-      <w:r>
-        <w:rPr>
-          <w:iCs/>
-          <w:i/>
-        </w:rPr>
-        <w:t xml:space="preserve">Journal of Business Research, 122</w:t>
-      </w:r>
-      <w:r>
-        <w:t xml:space="preserve">,</w:t>
-      </w:r>
-      <w:r>
-        <w:t xml:space="preserve"> </w:t>
-      </w:r>
-      <w:r>
-        <w:t xml:space="preserve">889–901.</w:t>
-      </w:r>
-      <w:r>
-        <w:t xml:space="preserve"> </w:t>
-      </w:r>
-      <w:hyperlink r:id="rId85">
-        <w:r>
-          <w:rPr>
-            <w:rStyle w:val="Hyperlink"/>
-          </w:rPr>
-          <w:t xml:space="preserve">https://doi.org/10.1016/j.jbusres.2019.09.022</w:t>
-        </w:r>
-      </w:hyperlink>
-      <w:r>
-        <w:t xml:space="preserve"> </w:t>
-      </w:r>
-      <w:r>
-        <w:t xml:space="preserve">Williamson, O. E.</w:t>
-      </w:r>
-      <w:r>
-        <w:t xml:space="preserve"> </w:t>
-      </w:r>
-      <w:r>
-        <w:t xml:space="preserve">(1985).</w:t>
+        <w:t xml:space="preserve">Journal of Business Research</w:t>
+      </w:r>
+      <w:r>
+        <w:t xml:space="preserve">, Vol. 122, pp. 889-901, doi: 10.1016/j.jbusres.2019.09.022.</w:t>
+      </w:r>
+    </w:p>
+    <w:p>
+      <w:pPr>
+        <w:pStyle w:val="BodyText"/>
+      </w:pPr>
+      <w:r>
+        <w:t xml:space="preserve">Williamson, O.E. (1985),</w:t>
       </w:r>
       <w:r>
         <w:t xml:space="preserve"> </w:t>
@@ -10059,25 +9276,15 @@
         <w:t xml:space="preserve">The economic institutions of capitalism</w:t>
       </w:r>
       <w:r>
-        <w:t xml:space="preserve">. Free Press.</w:t>
-      </w:r>
-      <w:r>
-        <w:t xml:space="preserve"> </w:t>
-      </w:r>
-      <w:r>
-        <w:t xml:space="preserve">Wolfolds, S.</w:t>
-      </w:r>
-      <w:r>
-        <w:t xml:space="preserve"> </w:t>
-      </w:r>
-      <w:r>
-        <w:t xml:space="preserve">E., and Siegel, J. (2019). Misaccounting for endogeneity: The peril of</w:t>
-      </w:r>
-      <w:r>
-        <w:t xml:space="preserve"> </w:t>
-      </w:r>
-      <w:r>
-        <w:t xml:space="preserve">relying on the Heckman two-step method without a valid instrument.</w:t>
+        <w:t xml:space="preserve">, Free Press.</w:t>
+      </w:r>
+    </w:p>
+    <w:p>
+      <w:pPr>
+        <w:pStyle w:val="BodyText"/>
+      </w:pPr>
+      <w:r>
+        <w:t xml:space="preserve">Wolfolds, S.E. and Siegel, J. (2019), "Misaccounting for endogeneity: The peril of relying on the Heckman two-step method without a valid instrument",</w:t>
       </w:r>
       <w:r>
         <w:t xml:space="preserve"> </w:t>
@@ -10087,22 +9294,11 @@
           <w:iCs/>
           <w:i/>
         </w:rPr>
-        <w:t xml:space="preserve">Strategic Management Journal, 40</w:t>
-      </w:r>
-      <w:r>
-        <w:t xml:space="preserve">(3), 432–462.</w:t>
-      </w:r>
-      <w:r>
-        <w:t xml:space="preserve"> </w:t>
-      </w:r>
-      <w:hyperlink r:id="rId86">
-        <w:r>
-          <w:rPr>
-            <w:rStyle w:val="Hyperlink"/>
-          </w:rPr>
-          <w:t xml:space="preserve">https://doi.org/10.1002/smj.2995</w:t>
-        </w:r>
-      </w:hyperlink>
+        <w:t xml:space="preserve">Strategic Management Journal</w:t>
+      </w:r>
+      <w:r>
+        <w:t xml:space="preserve">, Vol. 40 No. 3, pp. 432-462, doi: 10.1002/smj.2995.</w:t>
+      </w:r>
     </w:p>
     <w:p>
       <w:pPr>
@@ -10121,48 +9317,12 @@
         <w:pStyle w:val="BodyText"/>
       </w:pPr>
       <w:r>
-        <w:t xml:space="preserve">Enterprise Singapore. (2025, November).</w:t>
-      </w:r>
-      <w:r>
-        <w:t xml:space="preserve"> </w:t>
-      </w:r>
-      <w:r>
-        <w:rPr>
-          <w:iCs/>
-          <w:i/>
-        </w:rPr>
-        <w:t xml:space="preserve">SWITCH 2025 concludes 10th</w:t>
-      </w:r>
-      <w:r>
-        <w:rPr>
-          <w:iCs/>
-          <w:i/>
-        </w:rPr>
-        <w:t xml:space="preserve"> </w:t>
-      </w:r>
-      <w:r>
-        <w:rPr>
-          <w:iCs/>
-          <w:i/>
-        </w:rPr>
-        <w:t xml:space="preserve">anniversary milestone with record 25,000 attendees</w:t>
-      </w:r>
-      <w:r>
-        <w:t xml:space="preserve"> </w:t>
-      </w:r>
-      <w:r>
-        <w:t xml:space="preserve">[Press release].</w:t>
-      </w:r>
-      <w:r>
-        <w:t xml:space="preserve"> </w:t>
-      </w:r>
-      <w:r>
-        <w:t xml:space="preserve">Enterprise Singapore.</w:t>
-      </w:r>
-      <w:r>
-        <w:t xml:space="preserve"> </w:t>
-      </w:r>
-      <w:hyperlink r:id="rId87">
+        <w:t xml:space="preserve">Enterprise Singapore (2025), "SWITCH 2025 concludes 10th anniversary milestone with record 25,000 attendees", press release, Enterprise Singapore, available at:</w:t>
+      </w:r>
+      <w:r>
+        <w:t xml:space="preserve"> </w:t>
+      </w:r>
+      <w:hyperlink r:id="rId62">
         <w:r>
           <w:rPr>
             <w:rStyle w:val="Hyperlink"/>
@@ -10170,13 +9330,19 @@
           <w:t xml:space="preserve">https://www.enterprisesg.gov.sg/resources/media-centre/media-releases/2025/november/mr05225_switch-2025-concludes-10th-anniversary-milestone-with-record-25000-attendees-strengthens-position-as-premiere-platform-for-deep-tech-innovation</w:t>
         </w:r>
       </w:hyperlink>
+      <w:r>
+        <w:t xml:space="preserve"> </w:t>
+      </w:r>
+      <w:r>
+        <w:t xml:space="preserve">(accessed 20 June 2026).</w:t>
+      </w:r>
     </w:p>
     <w:p>
       <w:pPr>
         <w:pStyle w:val="BodyText"/>
       </w:pPr>
       <w:r>
-        <w:t xml:space="preserve">GovTech Singapore. (2024).</w:t>
+        <w:t xml:space="preserve">GovTech Singapore (2024),</w:t>
       </w:r>
       <w:r>
         <w:t xml:space="preserve"> </w:t>
@@ -10186,21 +9352,15 @@
           <w:iCs/>
           <w:i/>
         </w:rPr>
-        <w:t xml:space="preserve">Our digital government rankings</w:t>
-      </w:r>
-      <w:r>
-        <w:t xml:space="preserve">. Government</w:t>
-      </w:r>
-      <w:r>
-        <w:t xml:space="preserve"> </w:t>
-      </w:r>
-      <w:r>
-        <w:t xml:space="preserve">Technology Agency of Singapore.</w:t>
-      </w:r>
-      <w:r>
-        <w:t xml:space="preserve"> </w:t>
-      </w:r>
-      <w:hyperlink r:id="rId88">
+        <w:t xml:space="preserve">Our Digital Government Rankings</w:t>
+      </w:r>
+      <w:r>
+        <w:t xml:space="preserve">, Government Technology Agency of Singapore, available at:</w:t>
+      </w:r>
+      <w:r>
+        <w:t xml:space="preserve"> </w:t>
+      </w:r>
+      <w:hyperlink r:id="rId63">
         <w:r>
           <w:rPr>
             <w:rStyle w:val="Hyperlink"/>
@@ -10208,40 +9368,24 @@
           <w:t xml:space="preserve">https://www.tech.gov.sg/about-us/our-achievements/our-digital-government-rankings/</w:t>
         </w:r>
       </w:hyperlink>
+      <w:r>
+        <w:t xml:space="preserve"> </w:t>
+      </w:r>
+      <w:r>
+        <w:t xml:space="preserve">(accessed 20 June 2026).</w:t>
+      </w:r>
     </w:p>
     <w:p>
       <w:pPr>
         <w:pStyle w:val="BodyText"/>
       </w:pPr>
       <w:r>
-        <w:t xml:space="preserve">IMDA. (2025).</w:t>
-      </w:r>
-      <w:r>
-        <w:t xml:space="preserve"> </w:t>
-      </w:r>
-      <w:r>
-        <w:rPr>
-          <w:iCs/>
-          <w:i/>
-        </w:rPr>
-        <w:t xml:space="preserve">Asia Tech x Singapore turns five</w:t>
-      </w:r>
-      <w:r>
-        <w:t xml:space="preserve"> </w:t>
-      </w:r>
-      <w:r>
-        <w:t xml:space="preserve">[Press release].</w:t>
-      </w:r>
-      <w:r>
-        <w:t xml:space="preserve"> </w:t>
-      </w:r>
-      <w:r>
-        <w:t xml:space="preserve">Infocomm Media Development Authority.</w:t>
-      </w:r>
-      <w:r>
-        <w:t xml:space="preserve"> </w:t>
-      </w:r>
-      <w:hyperlink r:id="rId89">
+        <w:t xml:space="preserve">IMDA (2025), "Asia Tech x Singapore turns five", press release, Infocomm Media Development Authority, available at:</w:t>
+      </w:r>
+      <w:r>
+        <w:t xml:space="preserve"> </w:t>
+      </w:r>
+      <w:hyperlink r:id="rId64">
         <w:r>
           <w:rPr>
             <w:rStyle w:val="Hyperlink"/>
@@ -10249,13 +9393,19 @@
           <w:t xml:space="preserve">https://www.imda.gov.sg/resources/press-releases-factsheets-and-speeches/press-releases/2025/asia-tech-x-singapore-turns-five</w:t>
         </w:r>
       </w:hyperlink>
+      <w:r>
+        <w:t xml:space="preserve"> </w:t>
+      </w:r>
+      <w:r>
+        <w:t xml:space="preserve">(accessed 20 June 2026).</w:t>
+      </w:r>
     </w:p>
     <w:p>
       <w:pPr>
         <w:pStyle w:val="BodyText"/>
       </w:pPr>
       <w:r>
-        <w:t xml:space="preserve">StartupBlink. (2025).</w:t>
+        <w:t xml:space="preserve">StartupBlink (2025),</w:t>
       </w:r>
       <w:r>
         <w:t xml:space="preserve"> </w:t>
@@ -10268,18 +9418,12 @@
         <w:t xml:space="preserve">Global Startup Ecosystem Index 2025</w:t>
       </w:r>
       <w:r>
-        <w:t xml:space="preserve">.</w:t>
-      </w:r>
-      <w:r>
-        <w:t xml:space="preserve"> </w:t>
-      </w:r>
-      <w:r>
-        <w:t xml:space="preserve">StartupBlink Research.</w:t>
-      </w:r>
-      <w:r>
-        <w:t xml:space="preserve"> </w:t>
-      </w:r>
-      <w:hyperlink r:id="rId90">
+        <w:t xml:space="preserve">, StartupBlink Research, available at:</w:t>
+      </w:r>
+      <w:r>
+        <w:t xml:space="preserve"> </w:t>
+      </w:r>
+      <w:hyperlink r:id="rId65">
         <w:r>
           <w:rPr>
             <w:rStyle w:val="Hyperlink"/>
@@ -10287,13 +9431,19 @@
           <w:t xml:space="preserve">https://www.startupblink.com/startup-ecosystem/singapore</w:t>
         </w:r>
       </w:hyperlink>
+      <w:r>
+        <w:t xml:space="preserve"> </w:t>
+      </w:r>
+      <w:r>
+        <w:t xml:space="preserve">(accessed 20 June 2026).</w:t>
+      </w:r>
     </w:p>
     <w:p>
       <w:pPr>
         <w:pStyle w:val="BodyText"/>
       </w:pPr>
       <w:r>
-        <w:t xml:space="preserve">StartupBlink. (2026).</w:t>
+        <w:t xml:space="preserve">StartupBlink (2026),</w:t>
       </w:r>
       <w:r>
         <w:t xml:space="preserve"> </w:t>
@@ -10306,18 +9456,12 @@
         <w:t xml:space="preserve">Innovators Business Environment Index 2026</w:t>
       </w:r>
       <w:r>
-        <w:t xml:space="preserve">.</w:t>
-      </w:r>
-      <w:r>
-        <w:t xml:space="preserve"> </w:t>
-      </w:r>
-      <w:r>
-        <w:t xml:space="preserve">StartupBlink Research.</w:t>
-      </w:r>
-      <w:r>
-        <w:t xml:space="preserve"> </w:t>
-      </w:r>
-      <w:hyperlink r:id="rId91">
+        <w:t xml:space="preserve">, StartupBlink Research, available at:</w:t>
+      </w:r>
+      <w:r>
+        <w:t xml:space="preserve"> </w:t>
+      </w:r>
+      <w:hyperlink r:id="rId66">
         <w:r>
           <w:rPr>
             <w:rStyle w:val="Hyperlink"/>
@@ -10329,7 +9473,15 @@
         <w:t xml:space="preserve"> </w:t>
       </w:r>
       <w:r>
-        <w:t xml:space="preserve">World Bank. (2024).</w:t>
+        <w:t xml:space="preserve">(accessed 20 June 2026).</w:t>
+      </w:r>
+    </w:p>
+    <w:p>
+      <w:pPr>
+        <w:pStyle w:val="BodyText"/>
+      </w:pPr>
+      <w:r>
+        <w:t xml:space="preserve">World Bank (2024),</w:t>
       </w:r>
       <w:r>
         <w:t xml:space="preserve"> </w:t>
@@ -10342,7 +9494,7 @@
         <w:t xml:space="preserve">World Bank Enterprise Survey: Singapore 2023</w:t>
       </w:r>
       <w:r>
-        <w:t xml:space="preserve">.</w:t>
+        <w:t xml:space="preserve">, World Bank Enterprise Surveys, available at:</w:t>
       </w:r>
       <w:r>
         <w:t xml:space="preserve"> </w:t>
@@ -10355,9 +9507,15 @@
           <w:t xml:space="preserve">https://www.enterprisesurveys.org</w:t>
         </w:r>
       </w:hyperlink>
-    </w:p>
-    <w:bookmarkEnd w:id="92"/>
-    <w:bookmarkEnd w:id="93"/>
+      <w:r>
+        <w:t xml:space="preserve"> </w:t>
+      </w:r>
+      <w:r>
+        <w:t xml:space="preserve">(accessed 20 June 2026).</w:t>
+      </w:r>
+    </w:p>
+    <w:bookmarkEnd w:id="67"/>
+    <w:bookmarkEnd w:id="68"/>
     <w:sectPr>
       <w:pgSz w:h="16838" w:w="11906"/>
       <w:pgMar w:bottom="1417" w:left="1417" w:right="1417" w:top="1417"/>

--- a/p4/submission/mbr_package/01_manuscript_blinded.docx
+++ b/p4/submission/mbr_package/01_manuscript_blinded.docx
@@ -2,7 +2,7 @@
 <file path=word/document.xml><?xml version="1.0" encoding="utf-8"?>
 <w:document xmlns:w="http://schemas.openxmlformats.org/wordprocessingml/2006/main" xmlns:m="http://schemas.openxmlformats.org/officeDocument/2006/math" xmlns:r="http://schemas.openxmlformats.org/officeDocument/2006/relationships" xmlns:o="urn:schemas-microsoft-com:office:office" xmlns:v="urn:schemas-microsoft-com:vml" xmlns:w10="urn:schemas-microsoft-com:office:word" xmlns:a="http://schemas.openxmlformats.org/drawingml/2006/main" xmlns:pic="http://schemas.openxmlformats.org/drawingml/2006/picture" xmlns:wp="http://schemas.openxmlformats.org/drawingml/2006/wordprocessingDrawing">
   <w:body>
-    <w:bookmarkStart w:id="68" w:name="X07c3a2f9ec246b5120b9b19625fb58c0a5f9521"/>
+    <w:bookmarkStart w:id="63" w:name="X07c3a2f9ec246b5120b9b19625fb58c0a5f9521"/>
     <w:p>
       <w:pPr>
         <w:pStyle w:val="Heading1"/>
@@ -231,7 +231,7 @@
       </w:r>
     </w:p>
     <w:bookmarkEnd w:id="20"/>
-    <w:bookmarkStart w:id="25" w:name="Xe3d0fc0bea9a42ce7605565d0964033d7f6ee47"/>
+    <w:bookmarkStart w:id="25" w:name="introduction"/>
     <w:p>
       <w:pPr>
         <w:pStyle w:val="Heading2"/>
@@ -240,7 +240,7 @@
         <w:t xml:space="preserve">1 Introduction</w:t>
       </w:r>
     </w:p>
-    <w:bookmarkStart w:id="21" w:name="Xe5b26b80b1cffd635bf6d81ca2944b40daaf62d"/>
+    <w:bookmarkStart w:id="21" w:name="background-and-motivation"/>
     <w:p>
       <w:pPr>
         <w:pStyle w:val="Heading3"/>
@@ -254,7 +254,7 @@
         <w:pStyle w:val="FirstParagraph"/>
       </w:pPr>
       <w:r>
-        <w:t xml:space="preserve">Singapore is an analytically valuable setting for revisiting the internationalization–performance relationship because it combines high digital maturity with firm-level heterogeneity in export intensity. The classic I–P literature explains nonlinearity through a trade-off between the scale and learning benefits of expansion and the rising coordination costs of operating across markets, with the inverted-U as the modal pattern (Marano et al. 2016). Much of this literature, however, was developed in pre-digital or transitional settings whose institutional and infrastructural conditions differ from those of digitally advanced economies (Peng 2003; Peng et al. 2008). By contemporaneous assessments Singapore is at the frontier: 2nd globally (1st in Asia Pacific) in the StartupBlink Innovators Business Environment Index 2026, 4th in the Global Startup Ecosystem Index 2025, and 3rd in the UN e-Government Survey 2024, while Smart Nation 2.0 (2024) makes digital trust infrastructure explicit national policy (GovTech Singapore 2024; StartupBlink 2025, 2026).</w:t>
+        <w:t xml:space="preserve">Singapore is an analytically valuable setting for revisiting the internationalization–performance relationship because it combines high digital maturity with firm-level heterogeneity in export intensity. The classic I–P literature explains nonlinearity through a trade-off between the scale and learning benefits of expansion and the rising coordination costs of operating across markets, with the inverted-U as the modal pattern (Marano et al. 2016). Much of this literature, however, was developed in pre-digital or transitional settings whose institutional and infrastructural conditions differ from those of digitally advanced economies (Peng 2003; Peng et al. 2008). By contemporaneous assessments Singapore is at the frontier: 2nd globally (1st in Asia Pacific) in the StartupBlink Innovators Business Environment Index 2026, 4th in the Global Startup Ecosystem Index 2025, and 3rd in the UN e-Government Survey 2024, while Smart Nation 2.0 (2024) makes digital trust infrastructure explicit national policy (GovTech Singapore 2024; StartupBlink 2025, 2026).</w:t>
       </w:r>
     </w:p>
     <w:p>
@@ -262,7 +262,7 @@
         <w:pStyle w:val="BodyText"/>
       </w:pPr>
       <w:r>
-        <w:t xml:space="preserve">In such a context the relevant question is not whether firms still exhibit the conventional inverted-U, but whether digital maturity changes the export range over which the right-side decline becomes visible. If mature digital infrastructure attenuates communication, transaction, and information frictions, the coordination-cost mechanism underlying the classic inverted-U may be weakened, delayed, or pushed toward sparsely populated export levels (Bharadwaj et al. 2013; Verhoef et al. 2021). This creates a</w:t>
+        <w:t xml:space="preserve">In such a context the relevant question is not whether firms still exhibit the conventional inverted-U, but whether digital maturity changes the export range over which the right-side decline becomes visible. If mature digital infrastructure attenuates communication, transaction, and information frictions, the coordination-cost mechanism underlying the classic inverted-U may be weakened, delayed, or pushed toward sparsely populated export levels (Bharadwaj et al. 2013; Verhoef et al. 2021). This creates a</w:t>
       </w:r>
       <w:r>
         <w:t xml:space="preserve"> </w:t>
@@ -275,7 +275,7 @@
         <w:t xml:space="preserve">digital saturation paradox</w:t>
       </w:r>
       <w:r>
-        <w:t xml:space="preserve">: where Tier 1–2 interfaces (websites, electronic payments) are already widely diffused, enabled by Singapore's national Digital Public Infrastructure (World Bank 2025a), they function as hygiene factors for domestic operations rather than differentiating assets. Consistent with this, 82% of sampled firms report zero exports and only 3% exceed 50% foreign sales. The productivity returns to foundational digital adoption should therefore not manifest uniformly; they should become measurable mainly when firms face the intensified coordination demands of cross-border activity. Singapore thus serves as an analytically ideal stress test: domestic saturation removes the uniform-premium effect and leaves only the export-contingent signal.</w:t>
+        <w:t xml:space="preserve">: where Tier 1–2 interfaces (websites, electronic payments) are already widely diffused, enabled by Singapore’s national Digital Public Infrastructure (World Bank 2024), they function as hygiene factors for domestic operations rather than differentiating assets. Consistent with this, 82% of sampled firms report zero exports and only 3% exceed 50% foreign sales. The productivity returns to foundational digital adoption should therefore not manifest uniformly; they should become measurable mainly when firms face the intensified coordination demands of cross-border activity. Singapore thus serves as an analytically ideal stress test: domestic saturation removes the uniform-premium effect and leaves only the export-contingent signal.</w:t>
       </w:r>
     </w:p>
     <w:p>
@@ -283,11 +283,11 @@
         <w:pStyle w:val="BodyText"/>
       </w:pPr>
       <w:r>
-        <w:t xml:space="preserve">A second motivation concerns construct clarity. In digitally advanced settings, firms differ not only in deeper technological capability rooted in learning, innovation, and absorptive capacity, but also in their adoption of basic digital interfaces and transaction-enabling systems. These domains should not be collapsed: technological capability reflects firm-internal capability depth (Barney 1991; Cohen and Levinthal 1990; Lall 1992), whereas digital adoption reflects participation in digitally enabled transactions contingent on the surrounding ecosystem (Bharadwaj et al. 2013; Verhoef et al. 2021).</w:t>
+        <w:t xml:space="preserve">A second motivation concerns construct clarity. In digitally advanced settings, firms differ not only in deeper technological capability rooted in learning, innovation, and absorptive capacity, but also in their adoption of basic digital interfaces and transaction-enabling systems. These domains should not be collapsed: technological capability reflects firm-internal capability depth (Barney 1991; Cohen and Levinthal 1990; Lall 1992), whereas digital adoption reflects participation in digitally enabled transactions contingent on the surrounding ecosystem (Bharadwaj et al. 2013; Verhoef et al. 2021).</w:t>
       </w:r>
     </w:p>
     <w:bookmarkEnd w:id="21"/>
-    <w:bookmarkStart w:id="22" w:name="X2961a496af63dca26d6e29b654ead2e696c6fdd"/>
+    <w:bookmarkStart w:id="22" w:name="research-gap"/>
     <w:p>
       <w:pPr>
         <w:pStyle w:val="Heading3"/>
@@ -503,7 +503,7 @@
       </w:r>
     </w:p>
     <w:bookmarkEnd w:id="22"/>
-    <w:bookmarkStart w:id="23" w:name="X494b14dde48fd709c427dcfac91526fdde5ec7e"/>
+    <w:bookmarkStart w:id="23" w:name="contribution"/>
     <w:p>
       <w:pPr>
         <w:pStyle w:val="Heading3"/>
@@ -583,13 +583,13 @@
         <w:t xml:space="preserve"> </w:t>
       </w:r>
       <w:r>
-        <w:t xml:space="preserve">this mechanism (H3: positive quadratic DAI×FSTS² interaction, β=+3.119,</w:t>
-      </w:r>
-      <w:r>
-        <w:t xml:space="preserve"> </w:t>
-      </w:r>
-      <w:r>
-        <w:t xml:space="preserve">p=.005) is the most distinctive empirical finding and the one least</w:t>
+        <w:t xml:space="preserve">this mechanism (H3: positive quadratic DAI×FSTS² interaction, β=+3.220,</w:t>
+      </w:r>
+      <w:r>
+        <w:t xml:space="preserve"> </w:t>
+      </w:r>
+      <w:r>
+        <w:t xml:space="preserve">p=.020) is the most distinctive empirical finding and the one least</w:t>
       </w:r>
       <w:r>
         <w:t xml:space="preserve"> </w:t>
@@ -619,7 +619,7 @@
         <w:t xml:space="preserve"> </w:t>
       </w:r>
       <w:r>
-        <w:t xml:space="preserve">established inverted-U: the implied turning point lies near FSTS=88.6%,</w:t>
+        <w:t xml:space="preserve">established inverted-U: the implied turning point lies near FSTS=85.7%,</w:t>
       </w:r>
       <w:r>
         <w:t xml:space="preserve"> </w:t>
@@ -755,7 +755,7 @@
       </w:r>
     </w:p>
     <w:bookmarkEnd w:id="23"/>
-    <w:bookmarkStart w:id="24" w:name="Xdd618d9602139b0eee88c4277e195c55d104c48"/>
+    <w:bookmarkStart w:id="24" w:name="roadmap"/>
     <w:p>
       <w:pPr>
         <w:pStyle w:val="Heading3"/>
@@ -798,7 +798,7 @@
     </w:p>
     <w:bookmarkEnd w:id="24"/>
     <w:bookmarkEnd w:id="25"/>
-    <w:bookmarkStart w:id="34" w:name="X8bf20a63f0decf7b16e99d564b9958ec4fbbb23"/>
+    <w:bookmarkStart w:id="34" w:name="theory-and-hypotheses"/>
     <w:p>
       <w:pPr>
         <w:pStyle w:val="Heading2"/>
@@ -807,7 +807,7 @@
         <w:t xml:space="preserve">2 Theory and Hypotheses</w:t>
       </w:r>
     </w:p>
-    <w:bookmarkStart w:id="26" w:name="X9497e0c582d29cdf214e76507e8fbbcc0b6d410"/>
+    <w:bookmarkStart w:id="26" w:name="X001c1553335b0468ad48060ef103d7d22aed657"/>
     <w:p>
       <w:pPr>
         <w:pStyle w:val="Heading3"/>
@@ -833,7 +833,7 @@
         <w:t xml:space="preserve"> </w:t>
       </w:r>
       <w:r>
-        <w:t xml:space="preserve">performance. Hitt et al. (1997) introduced the inverted-U logic: initial</w:t>
+        <w:t xml:space="preserve">performance. Hitt et al. (1997) introduced the inverted-U logic: initial</w:t>
       </w:r>
       <w:r>
         <w:t xml:space="preserve"> </w:t>
@@ -851,7 +851,7 @@
         <w:t xml:space="preserve"> </w:t>
       </w:r>
       <w:r>
-        <w:t xml:space="preserve">that erode the returns to further expansion. Contractor et al. (2003)</w:t>
+        <w:t xml:space="preserve">that erode the returns to further expansion. Contractor et al. (2003)</w:t>
       </w:r>
       <w:r>
         <w:t xml:space="preserve"> </w:t>
@@ -881,7 +881,7 @@
         <w:t xml:space="preserve"> </w:t>
       </w:r>
       <w:r>
-        <w:t xml:space="preserve">et al. 2016). An important implication of the nonlinear I–P literature</w:t>
+        <w:t xml:space="preserve">et al. 2016). An important implication of the nonlinear I–P literature</w:t>
       </w:r>
       <w:r>
         <w:t xml:space="preserve"> </w:t>
@@ -951,7 +951,7 @@
       </w:r>
     </w:p>
     <w:bookmarkEnd w:id="26"/>
-    <w:bookmarkStart w:id="27" w:name="X58009fa5124754b9d12ae223bf3908d651fea58"/>
+    <w:bookmarkStart w:id="27" w:name="two-distinct-constructs-tci-and-dai"/>
     <w:p>
       <w:pPr>
         <w:pStyle w:val="Heading3"/>
@@ -965,7 +965,7 @@
         <w:pStyle w:val="FirstParagraph"/>
       </w:pPr>
       <w:r>
-        <w:t xml:space="preserve">A recurring problem in the digital IB literature is collapsing heterogeneous firm attributes into a single umbrella construct, blurring internal capability depth and digitally enabled market participation (Verhoef et al. 2021). We instead distinguish a Technological Capability Index (TCI), anchored in the Lall–Cohen-Levinthal tradition (Cohen and Levinthal 1990; Lall 1992), from a Digital Adoption Index (DAI), anchored in the Bharadwaj–Verhoef digitalization tradition (Bharadwaj et al. 2013; Verhoef et al. 2021). The two refer to different domains of advantage: TCI captures internal stocks related to innovation, learning, and technology absorption, while DAI captures uptake of digital interfaces and transaction-enabling mechanisms, a more environmentally contingent advantage that depends on ecosystem maturity.</w:t>
+        <w:t xml:space="preserve">A recurring problem in the digital IB literature is collapsing heterogeneous firm attributes into a single umbrella construct, blurring internal capability depth and digitally enabled market participation (Verhoef et al. 2021). We instead distinguish a Technological Capability Index (TCI), anchored in the Lall–Cohen-Levinthal tradition (Cohen and Levinthal 1990; Lall 1992), from a Digital Adoption Index (DAI), anchored in the Bharadwaj–Verhoef digitalization tradition (Bharadwaj et al. 2013; Verhoef et al. 2021). The two refer to different domains of advantage: TCI captures internal stocks related to innovation, learning, and technology absorption, while DAI captures uptake of digital interfaces and transaction-enabling mechanisms, a more environmentally contingent advantage that depends on ecosystem maturity.</w:t>
       </w:r>
     </w:p>
     <w:p>
@@ -973,11 +973,65 @@
         <w:pStyle w:val="BodyText"/>
       </w:pPr>
       <w:r>
-        <w:t xml:space="preserve">The label "digital adoption" is more defensible than "digital capability" here because the available WBES indicators map onto basic digital presence and transaction usage rather than deeper integrated processes. In the Verhoef et al. (2021) hierarchy, website presence (c22b) corresponds to Tier-1 digitization and electronic-payment intensity (k33, k38) to Tier-2 digitalization; the composite therefore captures the foundational digital layer but cannot observe Tier-3 process integration (ERP, CRM) or Tier-4 digital dynamic capability (AI, platform orchestration). Retaining a broad "digital capability" label would overstate what the indicators support. Methodologically, both constructs satisfy the Coltman et al. (2008) four-criterion test for formative measurement, and combining them would violate the principle that constructs with different nomological nets should remain distinct.</w:t>
+        <w:t xml:space="preserve">The label</w:t>
+      </w:r>
+      <w:r>
+        <w:t xml:space="preserve"> </w:t>
+      </w:r>
+      <w:r>
+        <w:t xml:space="preserve">“</w:t>
+      </w:r>
+      <w:r>
+        <w:t xml:space="preserve">digital adoption</w:t>
+      </w:r>
+      <w:r>
+        <w:t xml:space="preserve">”</w:t>
+      </w:r>
+      <w:r>
+        <w:t xml:space="preserve"> </w:t>
+      </w:r>
+      <w:r>
+        <w:t xml:space="preserve">is more defensible than</w:t>
+      </w:r>
+      <w:r>
+        <w:t xml:space="preserve"> </w:t>
+      </w:r>
+      <w:r>
+        <w:t xml:space="preserve">“</w:t>
+      </w:r>
+      <w:r>
+        <w:t xml:space="preserve">digital capability</w:t>
+      </w:r>
+      <w:r>
+        <w:t xml:space="preserve">”</w:t>
+      </w:r>
+      <w:r>
+        <w:t xml:space="preserve"> </w:t>
+      </w:r>
+      <w:r>
+        <w:t xml:space="preserve">here because the available WBES indicators map onto basic digital presence and transaction usage rather than deeper integrated processes. In the Verhoef et al. (2021) hierarchy, website presence (c22b) corresponds to Tier-1 digitization and electronic-payment intensity (k33, k38) to Tier-2 digitalization; the composite therefore captures the foundational digital layer but cannot observe Tier-3 process integration (ERP, CRM) or Tier-4 digital dynamic capability (AI, platform orchestration). Retaining a broad</w:t>
+      </w:r>
+      <w:r>
+        <w:t xml:space="preserve"> </w:t>
+      </w:r>
+      <w:r>
+        <w:t xml:space="preserve">“</w:t>
+      </w:r>
+      <w:r>
+        <w:t xml:space="preserve">digital capability</w:t>
+      </w:r>
+      <w:r>
+        <w:t xml:space="preserve">”</w:t>
+      </w:r>
+      <w:r>
+        <w:t xml:space="preserve"> </w:t>
+      </w:r>
+      <w:r>
+        <w:t xml:space="preserve">label would overstate what the indicators support. Methodologically, both constructs satisfy the Coltman et al. (2008) four-criterion test for formative measurement, and combining them would violate the principle that constructs with different nomological nets should remain distinct.</w:t>
       </w:r>
     </w:p>
     <w:bookmarkEnd w:id="27"/>
-    <w:bookmarkStart w:id="32" w:name="Xfeb3205642325e47f2817bab2cc060c9f999b02"/>
+    <w:bookmarkStart w:id="32" w:name="hypothesis-development"/>
     <w:p>
       <w:pPr>
         <w:pStyle w:val="Heading3"/>
@@ -986,7 +1040,7 @@
         <w:t xml:space="preserve">2.3 Hypothesis development</w:t>
       </w:r>
     </w:p>
-    <w:bookmarkStart w:id="28" w:name="X9de0e934912487c2b2355f424516474f67bf4ef"/>
+    <w:bookmarkStart w:id="28" w:name="tci-direct-effect-on-productivity"/>
     <w:p>
       <w:pPr>
         <w:pStyle w:val="Heading4"/>
@@ -1042,19 +1096,19 @@
         <w:t xml:space="preserve"> </w:t>
       </w:r>
       <w:r>
-        <w:t xml:space="preserve">efficiency, product quality, and learning routines (Avenyo et al. 2021;</w:t>
-      </w:r>
-      <w:r>
-        <w:t xml:space="preserve"> </w:t>
-      </w:r>
-      <w:r>
-        <w:t xml:space="preserve">Krammer et al. 2018). We therefore hypothesize: Hypothesis 1 (H1). In</w:t>
-      </w:r>
-      <w:r>
-        <w:t xml:space="preserve"> </w:t>
-      </w:r>
-      <w:r>
-        <w:t xml:space="preserve">Singapore's advanced-economy context, when firms invest more deeply in</w:t>
+        <w:t xml:space="preserve">efficiency, product quality, and learning routines (Avenyo et al. 2021;</w:t>
+      </w:r>
+      <w:r>
+        <w:t xml:space="preserve"> </w:t>
+      </w:r>
+      <w:r>
+        <w:t xml:space="preserve">Krammer et al. 2018). We therefore hypothesize: Hypothesis 1 (H1). In</w:t>
+      </w:r>
+      <w:r>
+        <w:t xml:space="preserve"> </w:t>
+      </w:r>
+      <w:r>
+        <w:t xml:space="preserve">Singapore’s advanced-economy context, when firms invest more deeply in</w:t>
       </w:r>
       <w:r>
         <w:t xml:space="preserve"> </w:t>
@@ -1072,7 +1126,7 @@
         <w:t xml:space="preserve"> </w:t>
       </w:r>
       <w:r>
-        <w:t xml:space="preserve">firm's operational efficiency and learning routines (Lall 1992; Cohen and</w:t>
+        <w:t xml:space="preserve">firm’s operational efficiency and learning routines (Lall 1992; Cohen and</w:t>
       </w:r>
       <w:r>
         <w:t xml:space="preserve"> </w:t>
@@ -1088,7 +1142,7 @@
       </w:r>
     </w:p>
     <w:bookmarkEnd w:id="28"/>
-    <w:bookmarkStart w:id="29" w:name="Xd77aef7f084e33ec0dd33a50710ed9d88a5bd5f"/>
+    <w:bookmarkStart w:id="29" w:name="tci-moderation-of-the-ip-relationship"/>
     <w:p>
       <w:pPr>
         <w:pStyle w:val="Heading4"/>
@@ -1204,7 +1258,7 @@
         <w:t xml:space="preserve"> </w:t>
       </w:r>
       <w:r>
-        <w:t xml:space="preserve">TCI-contingent I–P curvature. The present paper's H2 and H3 are</w:t>
+        <w:t xml:space="preserve">TCI-contingent I–P curvature. The present paper’s H2 and H3 are</w:t>
       </w:r>
       <w:r>
         <w:t xml:space="preserve"> </w:t>
@@ -1226,7 +1280,7 @@
       </w:r>
     </w:p>
     <w:bookmarkEnd w:id="29"/>
-    <w:bookmarkStart w:id="30" w:name="Xca797cdf899e8025c95598929e8214dfe008510"/>
+    <w:bookmarkStart w:id="30" w:name="dai-direct-effect-on-productivity"/>
     <w:p>
       <w:pPr>
         <w:pStyle w:val="Heading4"/>
@@ -1324,13 +1378,13 @@
         <w:t xml:space="preserve"> </w:t>
       </w:r>
       <w:r>
-        <w:t xml:space="preserve">those digital channels are actually used (Bharadwaj et al. 2013; Verhoef</w:t>
-      </w:r>
-      <w:r>
-        <w:t xml:space="preserve"> </w:t>
-      </w:r>
-      <w:r>
-        <w:t xml:space="preserve">et al. 2021), until a level of export intensity is reached at which</w:t>
+        <w:t xml:space="preserve">those digital channels are actually used (Bharadwaj et al. 2013; Verhoef</w:t>
+      </w:r>
+      <w:r>
+        <w:t xml:space="preserve"> </w:t>
+      </w:r>
+      <w:r>
+        <w:t xml:space="preserve">et al. 2021), until a level of export intensity is reached at which</w:t>
       </w:r>
       <w:r>
         <w:t xml:space="preserve"> </w:t>
@@ -1340,7 +1394,7 @@
       </w:r>
     </w:p>
     <w:bookmarkEnd w:id="30"/>
-    <w:bookmarkStart w:id="31" w:name="Xb90d981e4efafb918608a9cc7d37012dec59e7b"/>
+    <w:bookmarkStart w:id="31" w:name="X4a1dd7965a5d35ccd8d325197ae2dd2e833f047"/>
     <w:p>
       <w:pPr>
         <w:pStyle w:val="Heading4"/>
@@ -1562,7 +1616,7 @@
     </w:p>
     <w:bookmarkEnd w:id="31"/>
     <w:bookmarkEnd w:id="32"/>
-    <w:bookmarkStart w:id="33" w:name="X120be97a373b91b5bab21d44e9895db7ca01e76"/>
+    <w:bookmarkStart w:id="33" w:name="conceptual-model"/>
     <w:p>
       <w:pPr>
         <w:pStyle w:val="Heading3"/>
@@ -1764,7 +1818,7 @@
         <w:t xml:space="preserve"> </w:t>
       </w:r>
       <w:r>
-        <w:t xml:space="preserve">~88.6% FSTS, bootstrap CI [53%, 253%]) is grounded in</w:t>
+        <w:t xml:space="preserve">~85.7% FSTS, bootstrap CI [58%, 398%]) is grounded in</w:t>
       </w:r>
       <w:r>
         <w:t xml:space="preserve"> </w:t>
@@ -1788,7 +1842,7 @@
         <w:t xml:space="preserve"> </w:t>
       </w:r>
       <w:r>
-        <w:t xml:space="preserve">.303). H1-TCI: technological capability (TCI_z, RBV: Barney, 1991)</w:t>
+        <w:t xml:space="preserve">.346). H1-TCI: technological capability (TCI_z, RBV: Barney, 1991)</w:t>
       </w:r>
       <w:r>
         <w:t xml:space="preserve"> </w:t>
@@ -1865,7 +1919,7 @@
     </w:p>
     <w:bookmarkEnd w:id="33"/>
     <w:bookmarkEnd w:id="34"/>
-    <w:bookmarkStart w:id="43" w:name="X167a2da0345881bf36eef0606d50b1063a572d3"/>
+    <w:bookmarkStart w:id="43" w:name="methods"/>
     <w:p>
       <w:pPr>
         <w:pStyle w:val="Heading2"/>
@@ -1874,7 +1928,7 @@
         <w:t xml:space="preserve">3 Methods</w:t>
       </w:r>
     </w:p>
-    <w:bookmarkStart w:id="35" w:name="X7539fb3dc2f98232f41138bc75cab658563f4ee"/>
+    <w:bookmarkStart w:id="35" w:name="data"/>
     <w:p>
       <w:pPr>
         <w:pStyle w:val="Heading3"/>
@@ -1972,7 +2026,7 @@
         <w:t xml:space="preserve"> </w:t>
       </w:r>
       <w:r>
-        <w:t xml:space="preserve">for the majority of Singapore's aggregate trade flows (national</w:t>
+        <w:t xml:space="preserve">for the majority of Singapore’s aggregate trade flows (national</w:t>
       </w:r>
       <w:r>
         <w:t xml:space="preserve"> </w:t>
@@ -1984,7 +2038,7 @@
         <w:t xml:space="preserve"> </w:t>
       </w:r>
       <w:r>
-        <w:t xml:space="preserve">Singapore's SME sector rather than of the national export economy;</w:t>
+        <w:t xml:space="preserve">Singapore’s SME sector rather than of the national export economy;</w:t>
       </w:r>
       <w:r>
         <w:t xml:space="preserve"> </w:t>
@@ -2146,7 +2200,7 @@
         <w:t xml:space="preserve"> </w:t>
       </w:r>
       <w:r>
-        <w:t xml:space="preserve">test result (p = .303) reported in Section 4.2 should therefore be interpreted</w:t>
+        <w:t xml:space="preserve">test result (p = .346) reported in Section 4.2 should therefore be interpreted</w:t>
       </w:r>
       <w:r>
         <w:t xml:space="preserve"> </w:t>
@@ -2180,7 +2234,7 @@
       </w:r>
     </w:p>
     <w:bookmarkEnd w:id="35"/>
-    <w:bookmarkStart w:id="40" w:name="Xbcf9f12e79107fa2c089aaf13fc6c4fb773f1c2"/>
+    <w:bookmarkStart w:id="40" w:name="variables"/>
     <w:p>
       <w:pPr>
         <w:pStyle w:val="Heading3"/>
@@ -2189,7 +2243,7 @@
         <w:t xml:space="preserve">3.2 Variables</w:t>
       </w:r>
     </w:p>
-    <w:bookmarkStart w:id="36" w:name="X7e58563e31c3ad002492190dd8d5308423faaad"/>
+    <w:bookmarkStart w:id="36" w:name="dependent-variable"/>
     <w:p>
       <w:pPr>
         <w:pStyle w:val="Heading4"/>
@@ -2245,17 +2299,11 @@
         <w:t xml:space="preserve"> </w:t>
       </w:r>
       <w:r>
-        <w:t xml:space="preserve">effect absorbed by the intercept. To reduce sensitivity to outliers, the</w:t>
-      </w:r>
-      <w:r>
-        <w:t xml:space="preserve"> </w:t>
-      </w:r>
-      <w:r>
-        <w:t xml:space="preserve">dependent variable is winsorized at the 1st and 99th percentiles.</w:t>
+        <w:t xml:space="preserve">effect absorbed by the intercept.</w:t>
       </w:r>
     </w:p>
     <w:bookmarkEnd w:id="36"/>
-    <w:bookmarkStart w:id="37" w:name="X2cdc78afcfd9a4441a0b7b899a2b559f49a455a"/>
+    <w:bookmarkStart w:id="37" w:name="focal-independent-variable"/>
     <w:p>
       <w:pPr>
         <w:pStyle w:val="Heading4"/>
@@ -2309,7 +2357,7 @@
       </w:r>
     </w:p>
     <w:bookmarkEnd w:id="37"/>
-    <w:bookmarkStart w:id="38" w:name="X5885cfa65cddf1d15b27f59176f9dbae5a8c10a"/>
+    <w:bookmarkStart w:id="38" w:name="tci-and-dai-composites"/>
     <w:p>
       <w:pPr>
         <w:pStyle w:val="Heading4"/>
@@ -2425,7 +2473,25 @@
         <w:t xml:space="preserve"> </w:t>
       </w:r>
       <w:r>
-        <w:t xml:space="preserve">standard-deviation units.</w:t>
+        <w:t xml:space="preserve">standard-deviation units. Empirically, the two standardized indices are</w:t>
+      </w:r>
+      <w:r>
+        <w:t xml:space="preserve"> </w:t>
+      </w:r>
+      <w:r>
+        <w:t xml:space="preserve">distinct in the Singapore sample (composite correlation r = 0.13; under</w:t>
+      </w:r>
+      <w:r>
+        <w:t xml:space="preserve"> </w:t>
+      </w:r>
+      <w:r>
+        <w:t xml:space="preserve">2 % shared variance), consistent with treating them as separate</w:t>
+      </w:r>
+      <w:r>
+        <w:t xml:space="preserve"> </w:t>
+      </w:r>
+      <w:r>
+        <w:t xml:space="preserve">firm-level domains rather than one redundant construct.</w:t>
       </w:r>
     </w:p>
     <w:p>
@@ -2494,13 +2560,13 @@
         <w:t xml:space="preserve"> </w:t>
       </w:r>
       <w:r>
-        <w:t xml:space="preserve">+3.119 (p = .005) in the Tier-1+2 specification to a smaller and</w:t>
-      </w:r>
-      <w:r>
-        <w:t xml:space="preserve"> </w:t>
-      </w:r>
-      <w:r>
-        <w:t xml:space="preserve">statistically weaker estimate, while the Tier-1+2 full model's adjusted</w:t>
+        <w:t xml:space="preserve">+3.220 (p = .020) in the Tier-1+2 specification to a smaller and</w:t>
+      </w:r>
+      <w:r>
+        <w:t xml:space="preserve"> </w:t>
+      </w:r>
+      <w:r>
+        <w:t xml:space="preserve">statistically weaker estimate, while the Tier-1+2 full model’s adjusted</w:t>
       </w:r>
       <w:r>
         <w:t xml:space="preserve"> </w:t>
@@ -2542,7 +2608,7 @@
         <w:t xml:space="preserve"> </w:t>
       </w:r>
       <w:r>
-        <w:t xml:space="preserve">Singapore's high-saturation institutional setting, the website indicator</w:t>
+        <w:t xml:space="preserve">Singapore’s high-saturation institutional setting, the website indicator</w:t>
       </w:r>
       <w:r>
         <w:t xml:space="preserve"> </w:t>
@@ -2591,7 +2657,7 @@
       </w:r>
     </w:p>
     <w:bookmarkEnd w:id="38"/>
-    <w:bookmarkStart w:id="39" w:name="X7f318314f3a5164dbb5d2e2bfe8bd11c34b488e"/>
+    <w:bookmarkStart w:id="39" w:name="controls"/>
     <w:p>
       <w:pPr>
         <w:pStyle w:val="Heading4"/>
@@ -2670,7 +2736,7 @@
     </w:p>
     <w:bookmarkEnd w:id="39"/>
     <w:bookmarkEnd w:id="40"/>
-    <w:bookmarkStart w:id="41" w:name="X84482d10811f20e2a246857c008316fafc15eb6"/>
+    <w:bookmarkStart w:id="41" w:name="Xf0d337b7871f1e30984357ede4c26fad3ab0772"/>
     <w:p>
       <w:pPr>
         <w:pStyle w:val="Heading3"/>
@@ -2852,7 +2918,7 @@
         <w:t xml:space="preserve"> </w:t>
       </w:r>
       <w:r>
-        <w:t xml:space="preserve">productivity. Following the recommendations of Haans et al. (2016) for</w:t>
+        <w:t xml:space="preserve">productivity. Following the recommendations of Haans et al. (2016) for</w:t>
       </w:r>
       <w:r>
         <w:t xml:space="preserve"> </w:t>
@@ -2888,7 +2954,7 @@
         <w:t xml:space="preserve"> </w:t>
       </w:r>
       <w:r>
-        <w:t xml:space="preserve">using Cohen’s f² (Aguinis et al. 2005; Cohen 1988).</w:t>
+        <w:t xml:space="preserve">using Cohen’s f² (Aguinis et al. 2005; Cohen 1988).</w:t>
       </w:r>
     </w:p>
     <w:p>
@@ -3004,7 +3070,7 @@
       </w:r>
     </w:p>
     <w:bookmarkEnd w:id="41"/>
-    <w:bookmarkStart w:id="42" w:name="X4758c326240d97a48e7d79456dba8f6cc5c46be"/>
+    <w:bookmarkStart w:id="42" w:name="X0fcf099929e626b10071b523c2c83735d5a4cd9"/>
     <w:p>
       <w:pPr>
         <w:pStyle w:val="Heading3"/>
@@ -3036,7 +3102,7 @@
         <w:t xml:space="preserve"> </w:t>
       </w:r>
       <w:r>
-        <w:t xml:space="preserve">Within the WBES SME frame, 82% of firms report zero exports, 18% any positive intensity, and only 3% exceed 50% FSTS. The quadratic curvature is thus identified mainly through the FSTS = 0 versus FSTS &gt; 0 contrast, with limited upper-tail support. The fitted turning point near FSTS ≈ 88.6% lies in a sparse region with a wide 95% bootstrap CI ([53%, 253%]) despite an inverted-U shape in 96.3% of resamples; the right-side decline is therefore not formally identified within the supported range.</w:t>
+        <w:t xml:space="preserve">Within the WBES SME frame, 82% of firms report zero exports, 18% any positive intensity, and only 3% exceed 50% FSTS. The quadratic curvature is thus identified mainly through the FSTS = 0 versus FSTS &gt; 0 contrast, with limited upper-tail support. The fitted turning point near FSTS ≈ 85.7% lies in a sparse region with a wide 95% bootstrap CI ([58%, 398%]) despite an inverted-U shape in 94.9% of resamples; the right-side decline is therefore not formally identified within the supported range.</w:t>
       </w:r>
     </w:p>
     <w:p>
@@ -3054,7 +3120,7 @@
         <w:t xml:space="preserve"> </w:t>
       </w:r>
       <w:r>
-        <w:t xml:space="preserve">The exporters-only subsample (FSTS &gt; 0; N = 84 after the complete-case restriction on model covariates, from the roughly 18 per cent of firms with positive exports) is the natural setting for the intensity-margin mechanism but is underpowered for the small moderation block (f² ≈ 0.018; power ≈ 16% at N = 84, against N ≳ 430 for 80% power; Cohen 1988; Aguinis et al. 2005). Null moderation here is therefore not evidence against the conditional-scaling mechanism; conversely, the positive joint F-test in the R5 exporters-only specification (F = 6.32, p = .003, β = +2.821) is read as a high-prior-strength corroborating signal rather than an independent identifying test.</w:t>
+        <w:t xml:space="preserve">The exporters-only subsample (FSTS &gt; 0; N = 84 after the complete-case restriction on model covariates, from the roughly 18 per cent of firms with positive exports) is the natural setting for the intensity-margin mechanism but is underpowered for the small moderation block (f² ≈ 0.012; power ≈ 16% at N = 84, against N ≳ 430 for 80% power; Cohen 1988; Aguinis et al. 2005). Null moderation here is therefore not evidence against the conditional-scaling mechanism; conversely, the positive joint F-test in the R5 exporters-only specification (F = 4.54, p = .014, β = +1.987) is read as a high-prior-strength corroborating signal rather than an independent identifying test.</w:t>
       </w:r>
     </w:p>
     <w:p>
@@ -3072,7 +3138,7 @@
         <w:t xml:space="preserve"> </w:t>
       </w:r>
       <w:r>
-        <w:t xml:space="preserve">The non-rejection of monotonicity (p = .303) is conditioned on dense support around the turning point, which (i) shows is absent. Under the saturation hypothesis (Section 1.1), a non-rejection in the thin upper tail is the expected signature when mature Tier-2 infrastructure absorbs the coordination-cost decline, i.e., a positive theoretical signal rather than a methodological failure.</w:t>
+        <w:t xml:space="preserve">The non-rejection of monotonicity (p = .346) is conditioned on dense support around the turning point, which (i) shows is absent. Under the saturation hypothesis (Section 1.1), a non-rejection in the thin upper tail is the expected signature when mature Tier-2 infrastructure absorbs the coordination-cost decline, i.e., a positive theoretical signal rather than a methodological failure.</w:t>
       </w:r>
     </w:p>
     <w:p>
@@ -3090,12 +3156,12 @@
         <w:t xml:space="preserve"> </w:t>
       </w:r>
       <w:r>
-        <w:t xml:space="preserve">No exclusion restriction is available in the single-wave design. A reduced-form inverse-Mills-ratio check (first-stage probit of export participation on age, log size, sector FE, sampling stratum) yields a marginal IMR coefficient (β = 0.264, SE = 0.138, p = .055), and the key DAI × FSTS² and TCI estimates are unchanged (|Δ| &lt; 0.02). Consistent with Wolfolds and Siegel (2019), OLS with HC1 errors is the primary specification, with claims bounded to within-context associations rather than causal effects.</w:t>
+        <w:t xml:space="preserve">No exclusion restriction is available in the single-wave design. A reduced-form inverse-Mills-ratio check (first-stage probit of export participation on age, log size, sector FE, sampling stratum) leaves the key DAI × FSTS² and TCI estimates essentially unchanged (|Δ| &lt; 0.02), with the inverse-Mills term itself statistically insignificant. Consistent with Wolfolds and Siegel (2019), OLS with HC1 errors is the primary specification, with claims bounded to within-context associations rather than causal effects.</w:t>
       </w:r>
     </w:p>
     <w:bookmarkEnd w:id="42"/>
     <w:bookmarkEnd w:id="43"/>
-    <w:bookmarkStart w:id="49" w:name="X121719332867ee227f0a04b486098cee978c6e6"/>
+    <w:bookmarkStart w:id="49" w:name="results"/>
     <w:p>
       <w:pPr>
         <w:pStyle w:val="Heading2"/>
@@ -3104,7 +3170,7 @@
         <w:t xml:space="preserve">4 Results</w:t>
       </w:r>
     </w:p>
-    <w:bookmarkStart w:id="44" w:name="Xcfcbc1028680fbd618b9b585dd17cf608861803"/>
+    <w:bookmarkStart w:id="44" w:name="descriptive-statistics"/>
     <w:p>
       <w:pPr>
         <w:pStyle w:val="Heading3"/>
@@ -3488,7 +3554,7 @@
       </w:r>
     </w:p>
     <w:bookmarkEnd w:id="44"/>
-    <w:bookmarkStart w:id="45" w:name="Xe86cbbe4620ce5d84f78b7737e30408048ed6af"/>
+    <w:bookmarkStart w:id="45" w:name="X2451d3f7ca997a4cc37eff64b1b544b095ebde1"/>
     <w:p>
       <w:pPr>
         <w:pStyle w:val="Heading3"/>
@@ -3502,7 +3568,7 @@
         <w:pStyle w:val="FirstParagraph"/>
       </w:pPr>
       <w:r>
-        <w:t xml:space="preserve">In the baseline quadratic specification (Model M2), the linear FSTS term is positive and significant (β = +2.652, SE = 0.691, p &lt; .001) and the squared term is negative (β = −1.705, SE = 0.931, p = .068). The fitted curve implies a turning point in the upper tail (near FSTS = 88.6% on the original scale) that is imprecisely located in a sparsely populated region. A 5,000-replication bootstrap recovers an inverted-U in 96.3% of replications, but the 95% percentile CI for the turning point is wide ([53%, 253%]), and the Lind–Mehlum test does not formally confirm an inverted-U (p = .303).</w:t>
+        <w:t xml:space="preserve">In the baseline quadratic specification (Model M2), the linear FSTS term is positive and significant (β = +3.078, SE = 0.805, p &lt; .001) and the squared term is negative (β = −1.898, SE = 1.079, p = .079). The fitted curve implies a turning point in the upper tail (near FSTS = 85.7% on the original scale) that is imprecisely located in a sparsely populated region. A 5,000-replication bootstrap recovers an inverted-U in 94.9% of replications, but the 95% percentile CI for the turning point is wide ([58%, 398%]), and the Lind–Mehlum test does not formally confirm an inverted-U (p = .346).</w:t>
       </w:r>
     </w:p>
     <w:p>
@@ -3510,11 +3576,44 @@
         <w:pStyle w:val="BodyText"/>
       </w:pPr>
       <w:r>
-        <w:t xml:space="preserve">This null is itself informative. Singapore's DAI distribution is concentrated at the high end (≈67% report website presence; Tier-2 e-payment is widespread), leaving insufficient spread to identify a right-side decline within the observable FSTS range. Under an equivalence-test framing (Lakens, Scheel, and Isager 2018), with observed FSTS bounded near the 70th percentile, the test cannot distinguish "no inverted-U" from "an inverted-U whose decline lies in the unobserved upper tail"; both readings are consistent with a predominantly positive association across the supported range. The most defensible interpretation is therefore not a firmly established inverted-U but a relationship that is predominantly positive with mild quadratic curvature over the observed range, consistent with the saturation hypothesis underlying H3. Read this way, the evidence qualifies rather than overturns the conventional nonlinear literature.</w:t>
+        <w:t xml:space="preserve">This null is itself informative. Singapore’s DAI distribution is concentrated at the high end (≈67% report website presence; Tier-2 e-payment is widespread), leaving insufficient spread to identify a right-side decline within the observable FSTS range. Under an equivalence-test framing (Lakens, Scheel, and Isager 2018), with observed FSTS bounded near the 70th percentile, the test cannot distinguish</w:t>
+      </w:r>
+      <w:r>
+        <w:t xml:space="preserve"> </w:t>
+      </w:r>
+      <w:r>
+        <w:t xml:space="preserve">“</w:t>
+      </w:r>
+      <w:r>
+        <w:t xml:space="preserve">no inverted-U</w:t>
+      </w:r>
+      <w:r>
+        <w:t xml:space="preserve">”</w:t>
+      </w:r>
+      <w:r>
+        <w:t xml:space="preserve"> </w:t>
+      </w:r>
+      <w:r>
+        <w:t xml:space="preserve">from</w:t>
+      </w:r>
+      <w:r>
+        <w:t xml:space="preserve"> </w:t>
+      </w:r>
+      <w:r>
+        <w:t xml:space="preserve">“</w:t>
+      </w:r>
+      <w:r>
+        <w:t xml:space="preserve">an inverted-U whose decline lies in the unobserved upper tail</w:t>
+      </w:r>
+      <w:r>
+        <w:t xml:space="preserve">”</w:t>
+      </w:r>
+      <w:r>
+        <w:t xml:space="preserve">; both readings are consistent with a predominantly positive association across the supported range. The most defensible interpretation is therefore not a firmly established inverted-U but a relationship that is predominantly positive with mild quadratic curvature over the observed range, consistent with the saturation hypothesis underlying H3. Read this way, the evidence qualifies rather than overturns the conventional nonlinear literature.</w:t>
       </w:r>
     </w:p>
     <w:bookmarkEnd w:id="45"/>
-    <w:bookmarkStart w:id="46" w:name="Xbd081e7d38ad07e1e46d233e5fbc3c3c47a4f64"/>
+    <w:bookmarkStart w:id="46" w:name="tci-results"/>
     <w:p>
       <w:pPr>
         <w:pStyle w:val="Heading3"/>
@@ -3540,13 +3639,13 @@
         <w:t xml:space="preserve"> </w:t>
       </w:r>
       <w:r>
-        <w:t xml:space="preserve">= 0.168, SE = 0.040, p &lt; .001). Model fit also improves relative to the</w:t>
-      </w:r>
-      <w:r>
-        <w:t xml:space="preserve"> </w:t>
-      </w:r>
-      <w:r>
-        <w:t xml:space="preserve">quadratic baseline, with R² rising from 0.178 in Model M2 to 0.199 in</w:t>
+        <w:t xml:space="preserve">= 0.171, SE = 0.044, p &lt; .001). Model fit also improves relative to the</w:t>
+      </w:r>
+      <w:r>
+        <w:t xml:space="preserve"> </w:t>
+      </w:r>
+      <w:r>
+        <w:t xml:space="preserve">quadratic baseline, with R² rising from 0.175 in Model M2 to 0.197 in</w:t>
       </w:r>
       <w:r>
         <w:t xml:space="preserve"> </w:t>
@@ -3576,7 +3675,7 @@
         <w:t xml:space="preserve"> </w:t>
       </w:r>
       <w:r>
-        <w:t xml:space="preserve">(β = 0.188, p &lt; .001), but the interaction terms involving FSTS and</w:t>
+        <w:t xml:space="preserve">(β = 0.168, p &lt; .001), but the interaction terms involving FSTS and</w:t>
       </w:r>
       <w:r>
         <w:t xml:space="preserve"> </w:t>
@@ -3646,7 +3745,7 @@
       </w:r>
     </w:p>
     <w:bookmarkEnd w:id="46"/>
-    <w:bookmarkStart w:id="47" w:name="X0bc604979a3b7f5f87ce430a2a9c0e71ddd76f9"/>
+    <w:bookmarkStart w:id="47" w:name="dai-results"/>
     <w:p>
       <w:pPr>
         <w:pStyle w:val="Heading3"/>
@@ -3666,25 +3765,25 @@
         <w:t xml:space="preserve"> </w:t>
       </w:r>
       <w:r>
-        <w:t xml:space="preserve">positively associated with labour productivity (β = 0.104, SE = 0.038, p</w:t>
-      </w:r>
-      <w:r>
-        <w:t xml:space="preserve"> </w:t>
-      </w:r>
-      <w:r>
-        <w:t xml:space="preserve">= .007). However, once TCI is included alongside DAI in Model M7, the</w:t>
-      </w:r>
-      <w:r>
-        <w:t xml:space="preserve"> </w:t>
-      </w:r>
-      <w:r>
-        <w:t xml:space="preserve">DAI coefficient attenuates to β = 0.077 and remains statistically</w:t>
-      </w:r>
-      <w:r>
-        <w:t xml:space="preserve"> </w:t>
-      </w:r>
-      <w:r>
-        <w:t xml:space="preserve">significant but attenuated (p = .048), suggesting partial overlap in the</w:t>
+        <w:t xml:space="preserve">positively associated with labour productivity (β = 0.119, SE = 0.039, p</w:t>
+      </w:r>
+      <w:r>
+        <w:t xml:space="preserve"> </w:t>
+      </w:r>
+      <w:r>
+        <w:t xml:space="preserve">= .002). However, once TCI is included alongside DAI in Model M7, the</w:t>
+      </w:r>
+      <w:r>
+        <w:t xml:space="preserve"> </w:t>
+      </w:r>
+      <w:r>
+        <w:t xml:space="preserve">DAI coefficient attenuates to β = 0.094 and remains statistically</w:t>
+      </w:r>
+      <w:r>
+        <w:t xml:space="preserve"> </w:t>
+      </w:r>
+      <w:r>
+        <w:t xml:space="preserve">significant but attenuated (p = .016), suggesting partial overlap in the</w:t>
       </w:r>
       <w:r>
         <w:t xml:space="preserve"> </w:t>
@@ -3726,19 +3825,19 @@
     <w:tbl>
       <w:tblPr>
         <w:tblStyle w:val="Table"/>
-        <w:tblW w:type="auto" w:w="0"/>
+        <w:tblW w:type="pct" w:w="5000"/>
         <w:tblLook w:firstRow="1" w:lastRow="0" w:firstColumn="0" w:lastColumn="0" w:noHBand="0" w:noVBand="0" w:val="0020"/>
         <w:jc w:val="start"/>
       </w:tblPr>
       <w:tblGrid>
-        <w:gridCol w:w="990"/>
-        <w:gridCol w:w="990"/>
-        <w:gridCol w:w="990"/>
-        <w:gridCol w:w="990"/>
-        <w:gridCol w:w="990"/>
-        <w:gridCol w:w="990"/>
-        <w:gridCol w:w="990"/>
-        <w:gridCol w:w="990"/>
+        <w:gridCol w:w="1047"/>
+        <w:gridCol w:w="981"/>
+        <w:gridCol w:w="981"/>
+        <w:gridCol w:w="981"/>
+        <w:gridCol w:w="981"/>
+        <w:gridCol w:w="981"/>
+        <w:gridCol w:w="981"/>
+        <w:gridCol w:w="981"/>
       </w:tblGrid>
       <w:tr>
         <w:trPr>
@@ -3870,67 +3969,67 @@
               <w:jc w:val="left"/>
             </w:pPr>
             <w:r>
-              <w:t xml:space="preserve">+2.652***</w:t>
-            </w:r>
-          </w:p>
-        </w:tc>
-        <w:tc>
-          <w:tcPr/>
-          <w:p>
-            <w:pPr>
-              <w:pStyle w:val="Compact"/>
-              <w:jc w:val="left"/>
-            </w:pPr>
-            <w:r>
-              <w:t xml:space="preserve">+2.165**</w:t>
-            </w:r>
-          </w:p>
-        </w:tc>
-        <w:tc>
-          <w:tcPr/>
-          <w:p>
-            <w:pPr>
-              <w:pStyle w:val="Compact"/>
-              <w:jc w:val="left"/>
-            </w:pPr>
-            <w:r>
-              <w:t xml:space="preserve">+2.322***</w:t>
-            </w:r>
-          </w:p>
-        </w:tc>
-        <w:tc>
-          <w:tcPr/>
-          <w:p>
-            <w:pPr>
-              <w:pStyle w:val="Compact"/>
-              <w:jc w:val="left"/>
-            </w:pPr>
-            <w:r>
-              <w:t xml:space="preserve">+1.952**</w:t>
-            </w:r>
-          </w:p>
-        </w:tc>
-        <w:tc>
-          <w:tcPr/>
-          <w:p>
-            <w:pPr>
-              <w:pStyle w:val="Compact"/>
-              <w:jc w:val="left"/>
-            </w:pPr>
-            <w:r>
-              <w:t xml:space="preserve">+2.768***</w:t>
-            </w:r>
-          </w:p>
-        </w:tc>
-        <w:tc>
-          <w:tcPr/>
-          <w:p>
-            <w:pPr>
-              <w:pStyle w:val="Compact"/>
-              <w:jc w:val="left"/>
-            </w:pPr>
-            <w:r>
-              <w:t xml:space="preserve">+2.409**</w:t>
+              <w:t xml:space="preserve">+3.078***</w:t>
+            </w:r>
+          </w:p>
+        </w:tc>
+        <w:tc>
+          <w:tcPr/>
+          <w:p>
+            <w:pPr>
+              <w:pStyle w:val="Compact"/>
+              <w:jc w:val="left"/>
+            </w:pPr>
+            <w:r>
+              <w:t xml:space="preserve">+2.643**</w:t>
+            </w:r>
+          </w:p>
+        </w:tc>
+        <w:tc>
+          <w:tcPr/>
+          <w:p>
+            <w:pPr>
+              <w:pStyle w:val="Compact"/>
+              <w:jc w:val="left"/>
+            </w:pPr>
+            <w:r>
+              <w:t xml:space="preserve">+2.726***</w:t>
+            </w:r>
+          </w:p>
+        </w:tc>
+        <w:tc>
+          <w:tcPr/>
+          <w:p>
+            <w:pPr>
+              <w:pStyle w:val="Compact"/>
+              <w:jc w:val="left"/>
+            </w:pPr>
+            <w:r>
+              <w:t xml:space="preserve">+2.408**</w:t>
+            </w:r>
+          </w:p>
+        </w:tc>
+        <w:tc>
+          <w:tcPr/>
+          <w:p>
+            <w:pPr>
+              <w:pStyle w:val="Compact"/>
+              <w:jc w:val="left"/>
+            </w:pPr>
+            <w:r>
+              <w:t xml:space="preserve">+3.109***</w:t>
+            </w:r>
+          </w:p>
+        </w:tc>
+        <w:tc>
+          <w:tcPr/>
+          <w:p>
+            <w:pPr>
+              <w:pStyle w:val="Compact"/>
+              <w:jc w:val="left"/>
+            </w:pPr>
+            <w:r>
+              <w:t xml:space="preserve">+2.791**</w:t>
             </w:r>
           </w:p>
         </w:tc>
@@ -3960,67 +4059,67 @@
               <w:jc w:val="left"/>
             </w:pPr>
             <w:r>
-              <w:t xml:space="preserve">(0.691)</w:t>
-            </w:r>
-          </w:p>
-        </w:tc>
-        <w:tc>
-          <w:tcPr/>
-          <w:p>
-            <w:pPr>
-              <w:pStyle w:val="Compact"/>
-              <w:jc w:val="left"/>
-            </w:pPr>
-            <w:r>
-              <w:t xml:space="preserve">(0.699)</w:t>
-            </w:r>
-          </w:p>
-        </w:tc>
-        <w:tc>
-          <w:tcPr/>
-          <w:p>
-            <w:pPr>
-              <w:pStyle w:val="Compact"/>
-              <w:jc w:val="left"/>
-            </w:pPr>
-            <w:r>
-              <w:t xml:space="preserve">(0.701)</w:t>
-            </w:r>
-          </w:p>
-        </w:tc>
-        <w:tc>
-          <w:tcPr/>
-          <w:p>
-            <w:pPr>
-              <w:pStyle w:val="Compact"/>
-              <w:jc w:val="left"/>
-            </w:pPr>
-            <w:r>
-              <w:t xml:space="preserve">(0.707)</w:t>
-            </w:r>
-          </w:p>
-        </w:tc>
-        <w:tc>
-          <w:tcPr/>
-          <w:p>
-            <w:pPr>
-              <w:pStyle w:val="Compact"/>
-              <w:jc w:val="left"/>
-            </w:pPr>
-            <w:r>
-              <w:t xml:space="preserve">(0.750)</w:t>
-            </w:r>
-          </w:p>
-        </w:tc>
-        <w:tc>
-          <w:tcPr/>
-          <w:p>
-            <w:pPr>
-              <w:pStyle w:val="Compact"/>
-              <w:jc w:val="left"/>
-            </w:pPr>
-            <w:r>
-              <w:t xml:space="preserve">(0.748)</w:t>
+              <w:t xml:space="preserve">(0.805)</w:t>
+            </w:r>
+          </w:p>
+        </w:tc>
+        <w:tc>
+          <w:tcPr/>
+          <w:p>
+            <w:pPr>
+              <w:pStyle w:val="Compact"/>
+              <w:jc w:val="left"/>
+            </w:pPr>
+            <w:r>
+              <w:t xml:space="preserve">(0.836)</w:t>
+            </w:r>
+          </w:p>
+        </w:tc>
+        <w:tc>
+          <w:tcPr/>
+          <w:p>
+            <w:pPr>
+              <w:pStyle w:val="Compact"/>
+              <w:jc w:val="left"/>
+            </w:pPr>
+            <w:r>
+              <w:t xml:space="preserve">(0.817)</w:t>
+            </w:r>
+          </w:p>
+        </w:tc>
+        <w:tc>
+          <w:tcPr/>
+          <w:p>
+            <w:pPr>
+              <w:pStyle w:val="Compact"/>
+              <w:jc w:val="left"/>
+            </w:pPr>
+            <w:r>
+              <w:t xml:space="preserve">(0.845)</w:t>
+            </w:r>
+          </w:p>
+        </w:tc>
+        <w:tc>
+          <w:tcPr/>
+          <w:p>
+            <w:pPr>
+              <w:pStyle w:val="Compact"/>
+              <w:jc w:val="left"/>
+            </w:pPr>
+            <w:r>
+              <w:t xml:space="preserve">(0.826)</w:t>
+            </w:r>
+          </w:p>
+        </w:tc>
+        <w:tc>
+          <w:tcPr/>
+          <w:p>
+            <w:pPr>
+              <w:pStyle w:val="Compact"/>
+              <w:jc w:val="left"/>
+            </w:pPr>
+            <w:r>
+              <w:t xml:space="preserve">(0.850)</w:t>
             </w:r>
           </w:p>
         </w:tc>
@@ -4054,67 +4153,67 @@
               <w:jc w:val="left"/>
             </w:pPr>
             <w:r>
-              <w:t xml:space="preserve">-1.705†</w:t>
-            </w:r>
-          </w:p>
-        </w:tc>
-        <w:tc>
-          <w:tcPr/>
-          <w:p>
-            <w:pPr>
-              <w:pStyle w:val="Compact"/>
-              <w:jc w:val="left"/>
-            </w:pPr>
-            <w:r>
-              <w:t xml:space="preserve">-1.168</w:t>
-            </w:r>
-          </w:p>
-        </w:tc>
-        <w:tc>
-          <w:tcPr/>
-          <w:p>
-            <w:pPr>
-              <w:pStyle w:val="Compact"/>
-              <w:jc w:val="left"/>
-            </w:pPr>
-            <w:r>
-              <w:t xml:space="preserve">-1.389</w:t>
-            </w:r>
-          </w:p>
-        </w:tc>
-        <w:tc>
-          <w:tcPr/>
-          <w:p>
-            <w:pPr>
-              <w:pStyle w:val="Compact"/>
-              <w:jc w:val="left"/>
-            </w:pPr>
-            <w:r>
-              <w:t xml:space="preserve">-0.965</w:t>
-            </w:r>
-          </w:p>
-        </w:tc>
-        <w:tc>
-          <w:tcPr/>
-          <w:p>
-            <w:pPr>
-              <w:pStyle w:val="Compact"/>
-              <w:jc w:val="left"/>
-            </w:pPr>
-            <w:r>
-              <w:t xml:space="preserve">-2.959**</w:t>
-            </w:r>
-          </w:p>
-        </w:tc>
-        <w:tc>
-          <w:tcPr/>
-          <w:p>
-            <w:pPr>
-              <w:pStyle w:val="Compact"/>
-              <w:jc w:val="left"/>
-            </w:pPr>
-            <w:r>
-              <w:t xml:space="preserve">-2.543*</w:t>
+              <w:t xml:space="preserve">-1.898†</w:t>
+            </w:r>
+          </w:p>
+        </w:tc>
+        <w:tc>
+          <w:tcPr/>
+          <w:p>
+            <w:pPr>
+              <w:pStyle w:val="Compact"/>
+              <w:jc w:val="left"/>
+            </w:pPr>
+            <w:r>
+              <w:t xml:space="preserve">-1.418</w:t>
+            </w:r>
+          </w:p>
+        </w:tc>
+        <w:tc>
+          <w:tcPr/>
+          <w:p>
+            <w:pPr>
+              <w:pStyle w:val="Compact"/>
+              <w:jc w:val="left"/>
+            </w:pPr>
+            <w:r>
+              <w:t xml:space="preserve">-1.568</w:t>
+            </w:r>
+          </w:p>
+        </w:tc>
+        <w:tc>
+          <w:tcPr/>
+          <w:p>
+            <w:pPr>
+              <w:pStyle w:val="Compact"/>
+              <w:jc w:val="left"/>
+            </w:pPr>
+            <w:r>
+              <w:t xml:space="preserve">-1.203</w:t>
+            </w:r>
+          </w:p>
+        </w:tc>
+        <w:tc>
+          <w:tcPr/>
+          <w:p>
+            <w:pPr>
+              <w:pStyle w:val="Compact"/>
+              <w:jc w:val="left"/>
+            </w:pPr>
+            <w:r>
+              <w:t xml:space="preserve">-3.277**</w:t>
+            </w:r>
+          </w:p>
+        </w:tc>
+        <w:tc>
+          <w:tcPr/>
+          <w:p>
+            <w:pPr>
+              <w:pStyle w:val="Compact"/>
+              <w:jc w:val="left"/>
+            </w:pPr>
+            <w:r>
+              <w:t xml:space="preserve">-2.872*</w:t>
             </w:r>
           </w:p>
         </w:tc>
@@ -4144,67 +4243,67 @@
               <w:jc w:val="left"/>
             </w:pPr>
             <w:r>
-              <w:t xml:space="preserve">(0.931)</w:t>
-            </w:r>
-          </w:p>
-        </w:tc>
-        <w:tc>
-          <w:tcPr/>
-          <w:p>
-            <w:pPr>
-              <w:pStyle w:val="Compact"/>
-              <w:jc w:val="left"/>
-            </w:pPr>
-            <w:r>
-              <w:t xml:space="preserve">(0.940)</w:t>
-            </w:r>
-          </w:p>
-        </w:tc>
-        <w:tc>
-          <w:tcPr/>
-          <w:p>
-            <w:pPr>
-              <w:pStyle w:val="Compact"/>
-              <w:jc w:val="left"/>
-            </w:pPr>
-            <w:r>
-              <w:t xml:space="preserve">(0.928)</w:t>
-            </w:r>
-          </w:p>
-        </w:tc>
-        <w:tc>
-          <w:tcPr/>
-          <w:p>
-            <w:pPr>
-              <w:pStyle w:val="Compact"/>
-              <w:jc w:val="left"/>
-            </w:pPr>
-            <w:r>
-              <w:t xml:space="preserve">(0.938)</w:t>
-            </w:r>
-          </w:p>
-        </w:tc>
-        <w:tc>
-          <w:tcPr/>
-          <w:p>
-            <w:pPr>
-              <w:pStyle w:val="Compact"/>
-              <w:jc w:val="left"/>
-            </w:pPr>
-            <w:r>
-              <w:t xml:space="preserve">(1.012)</w:t>
-            </w:r>
-          </w:p>
-        </w:tc>
-        <w:tc>
-          <w:tcPr/>
-          <w:p>
-            <w:pPr>
-              <w:pStyle w:val="Compact"/>
-              <w:jc w:val="left"/>
-            </w:pPr>
-            <w:r>
-              <w:t xml:space="preserve">(1.045)</w:t>
+              <w:t xml:space="preserve">(1.079)</w:t>
+            </w:r>
+          </w:p>
+        </w:tc>
+        <w:tc>
+          <w:tcPr/>
+          <w:p>
+            <w:pPr>
+              <w:pStyle w:val="Compact"/>
+              <w:jc w:val="left"/>
+            </w:pPr>
+            <w:r>
+              <w:t xml:space="preserve">(1.111)</w:t>
+            </w:r>
+          </w:p>
+        </w:tc>
+        <w:tc>
+          <w:tcPr/>
+          <w:p>
+            <w:pPr>
+              <w:pStyle w:val="Compact"/>
+              <w:jc w:val="left"/>
+            </w:pPr>
+            <w:r>
+              <w:t xml:space="preserve">(1.080)</w:t>
+            </w:r>
+          </w:p>
+        </w:tc>
+        <w:tc>
+          <w:tcPr/>
+          <w:p>
+            <w:pPr>
+              <w:pStyle w:val="Compact"/>
+              <w:jc w:val="left"/>
+            </w:pPr>
+            <w:r>
+              <w:t xml:space="preserve">(1.114)</w:t>
+            </w:r>
+          </w:p>
+        </w:tc>
+        <w:tc>
+          <w:tcPr/>
+          <w:p>
+            <w:pPr>
+              <w:pStyle w:val="Compact"/>
+              <w:jc w:val="left"/>
+            </w:pPr>
+            <w:r>
+              <w:t xml:space="preserve">(1.103)</w:t>
+            </w:r>
+          </w:p>
+        </w:tc>
+        <w:tc>
+          <w:tcPr/>
+          <w:p>
+            <w:pPr>
+              <w:pStyle w:val="Compact"/>
+              <w:jc w:val="left"/>
+            </w:pPr>
+            <w:r>
+              <w:t xml:space="preserve">(1.145)</w:t>
             </w:r>
           </w:p>
         </w:tc>
@@ -4246,47 +4345,47 @@
               <w:jc w:val="left"/>
             </w:pPr>
             <w:r>
-              <w:t xml:space="preserve">+0.168***</w:t>
-            </w:r>
-          </w:p>
-        </w:tc>
-        <w:tc>
-          <w:tcPr/>
-          <w:p>
-            <w:pPr>
-              <w:pStyle w:val="Compact"/>
-            </w:pPr>
-          </w:p>
-        </w:tc>
-        <w:tc>
-          <w:tcPr/>
-          <w:p>
-            <w:pPr>
-              <w:pStyle w:val="Compact"/>
-              <w:jc w:val="left"/>
-            </w:pPr>
-            <w:r>
-              <w:t xml:space="preserve">+0.153***</w:t>
-            </w:r>
-          </w:p>
-        </w:tc>
-        <w:tc>
-          <w:tcPr/>
-          <w:p>
-            <w:pPr>
-              <w:pStyle w:val="Compact"/>
-            </w:pPr>
-          </w:p>
-        </w:tc>
-        <w:tc>
-          <w:tcPr/>
-          <w:p>
-            <w:pPr>
-              <w:pStyle w:val="Compact"/>
-              <w:jc w:val="left"/>
-            </w:pPr>
-            <w:r>
-              <w:t xml:space="preserve">+0.153***</w:t>
+              <w:t xml:space="preserve">+0.171***</w:t>
+            </w:r>
+          </w:p>
+        </w:tc>
+        <w:tc>
+          <w:tcPr/>
+          <w:p>
+            <w:pPr>
+              <w:pStyle w:val="Compact"/>
+            </w:pPr>
+          </w:p>
+        </w:tc>
+        <w:tc>
+          <w:tcPr/>
+          <w:p>
+            <w:pPr>
+              <w:pStyle w:val="Compact"/>
+              <w:jc w:val="left"/>
+            </w:pPr>
+            <w:r>
+              <w:t xml:space="preserve">+0.155***</w:t>
+            </w:r>
+          </w:p>
+        </w:tc>
+        <w:tc>
+          <w:tcPr/>
+          <w:p>
+            <w:pPr>
+              <w:pStyle w:val="Compact"/>
+            </w:pPr>
+          </w:p>
+        </w:tc>
+        <w:tc>
+          <w:tcPr/>
+          <w:p>
+            <w:pPr>
+              <w:pStyle w:val="Compact"/>
+              <w:jc w:val="left"/>
+            </w:pPr>
+            <w:r>
+              <w:t xml:space="preserve">+0.152***</w:t>
             </w:r>
           </w:p>
         </w:tc>
@@ -4324,47 +4423,47 @@
               <w:jc w:val="left"/>
             </w:pPr>
             <w:r>
-              <w:t xml:space="preserve">(0.040)</w:t>
-            </w:r>
-          </w:p>
-        </w:tc>
-        <w:tc>
-          <w:tcPr/>
-          <w:p>
-            <w:pPr>
-              <w:pStyle w:val="Compact"/>
-            </w:pPr>
-          </w:p>
-        </w:tc>
-        <w:tc>
-          <w:tcPr/>
-          <w:p>
-            <w:pPr>
-              <w:pStyle w:val="Compact"/>
-              <w:jc w:val="left"/>
-            </w:pPr>
-            <w:r>
-              <w:t xml:space="preserve">(0.041)</w:t>
-            </w:r>
-          </w:p>
-        </w:tc>
-        <w:tc>
-          <w:tcPr/>
-          <w:p>
-            <w:pPr>
-              <w:pStyle w:val="Compact"/>
-            </w:pPr>
-          </w:p>
-        </w:tc>
-        <w:tc>
-          <w:tcPr/>
-          <w:p>
-            <w:pPr>
-              <w:pStyle w:val="Compact"/>
-              <w:jc w:val="left"/>
-            </w:pPr>
-            <w:r>
-              <w:t xml:space="preserve">(0.041)</w:t>
+              <w:t xml:space="preserve">(0.044)</w:t>
+            </w:r>
+          </w:p>
+        </w:tc>
+        <w:tc>
+          <w:tcPr/>
+          <w:p>
+            <w:pPr>
+              <w:pStyle w:val="Compact"/>
+            </w:pPr>
+          </w:p>
+        </w:tc>
+        <w:tc>
+          <w:tcPr/>
+          <w:p>
+            <w:pPr>
+              <w:pStyle w:val="Compact"/>
+              <w:jc w:val="left"/>
+            </w:pPr>
+            <w:r>
+              <w:t xml:space="preserve">(0.046)</w:t>
+            </w:r>
+          </w:p>
+        </w:tc>
+        <w:tc>
+          <w:tcPr/>
+          <w:p>
+            <w:pPr>
+              <w:pStyle w:val="Compact"/>
+            </w:pPr>
+          </w:p>
+        </w:tc>
+        <w:tc>
+          <w:tcPr/>
+          <w:p>
+            <w:pPr>
+              <w:pStyle w:val="Compact"/>
+              <w:jc w:val="left"/>
+            </w:pPr>
+            <w:r>
+              <w:t xml:space="preserve">(0.046)</w:t>
             </w:r>
           </w:p>
         </w:tc>
@@ -4414,43 +4513,43 @@
               <w:jc w:val="left"/>
             </w:pPr>
             <w:r>
-              <w:t xml:space="preserve">+0.104**</w:t>
-            </w:r>
-          </w:p>
-        </w:tc>
-        <w:tc>
-          <w:tcPr/>
-          <w:p>
-            <w:pPr>
-              <w:pStyle w:val="Compact"/>
-              <w:jc w:val="left"/>
-            </w:pPr>
-            <w:r>
-              <w:t xml:space="preserve">+0.077*</w:t>
-            </w:r>
-          </w:p>
-        </w:tc>
-        <w:tc>
-          <w:tcPr/>
-          <w:p>
-            <w:pPr>
-              <w:pStyle w:val="Compact"/>
-              <w:jc w:val="left"/>
-            </w:pPr>
-            <w:r>
-              <w:t xml:space="preserve">+0.046</w:t>
-            </w:r>
-          </w:p>
-        </w:tc>
-        <w:tc>
-          <w:tcPr/>
-          <w:p>
-            <w:pPr>
-              <w:pStyle w:val="Compact"/>
-              <w:jc w:val="left"/>
-            </w:pPr>
-            <w:r>
-              <w:t xml:space="preserve">+0.019</w:t>
+              <w:t xml:space="preserve">+0.119**</w:t>
+            </w:r>
+          </w:p>
+        </w:tc>
+        <w:tc>
+          <w:tcPr/>
+          <w:p>
+            <w:pPr>
+              <w:pStyle w:val="Compact"/>
+              <w:jc w:val="left"/>
+            </w:pPr>
+            <w:r>
+              <w:t xml:space="preserve">+0.094*</w:t>
+            </w:r>
+          </w:p>
+        </w:tc>
+        <w:tc>
+          <w:tcPr/>
+          <w:p>
+            <w:pPr>
+              <w:pStyle w:val="Compact"/>
+              <w:jc w:val="left"/>
+            </w:pPr>
+            <w:r>
+              <w:t xml:space="preserve">+0.063</w:t>
+            </w:r>
+          </w:p>
+        </w:tc>
+        <w:tc>
+          <w:tcPr/>
+          <w:p>
+            <w:pPr>
+              <w:pStyle w:val="Compact"/>
+              <w:jc w:val="left"/>
+            </w:pPr>
+            <w:r>
+              <w:t xml:space="preserve">+0.039</w:t>
             </w:r>
           </w:p>
         </w:tc>
@@ -4496,18 +4595,6 @@
               <w:jc w:val="left"/>
             </w:pPr>
             <w:r>
-              <w:t xml:space="preserve">(0.038)</w:t>
-            </w:r>
-          </w:p>
-        </w:tc>
-        <w:tc>
-          <w:tcPr/>
-          <w:p>
-            <w:pPr>
-              <w:pStyle w:val="Compact"/>
-              <w:jc w:val="left"/>
-            </w:pPr>
-            <w:r>
               <w:t xml:space="preserve">(0.039)</w:t>
             </w:r>
           </w:p>
@@ -4520,19 +4607,31 @@
               <w:jc w:val="left"/>
             </w:pPr>
             <w:r>
-              <w:t xml:space="preserve">(0.045)</w:t>
-            </w:r>
-          </w:p>
-        </w:tc>
-        <w:tc>
-          <w:tcPr/>
-          <w:p>
-            <w:pPr>
-              <w:pStyle w:val="Compact"/>
-              <w:jc w:val="left"/>
-            </w:pPr>
-            <w:r>
-              <w:t xml:space="preserve">(0.050)</w:t>
+              <w:t xml:space="preserve">(0.039)</w:t>
+            </w:r>
+          </w:p>
+        </w:tc>
+        <w:tc>
+          <w:tcPr/>
+          <w:p>
+            <w:pPr>
+              <w:pStyle w:val="Compact"/>
+              <w:jc w:val="left"/>
+            </w:pPr>
+            <w:r>
+              <w:t xml:space="preserve">(0.049)</w:t>
+            </w:r>
+          </w:p>
+        </w:tc>
+        <w:tc>
+          <w:tcPr/>
+          <w:p>
+            <w:pPr>
+              <w:pStyle w:val="Compact"/>
+              <w:jc w:val="left"/>
+            </w:pPr>
+            <w:r>
+              <w:t xml:space="preserve">(0.049)</w:t>
             </w:r>
           </w:p>
         </w:tc>
@@ -4598,19 +4697,19 @@
               <w:jc w:val="left"/>
             </w:pPr>
             <w:r>
-              <w:t xml:space="preserve">-1.144</w:t>
-            </w:r>
-          </w:p>
-        </w:tc>
-        <w:tc>
-          <w:tcPr/>
-          <w:p>
-            <w:pPr>
-              <w:pStyle w:val="Compact"/>
-              <w:jc w:val="left"/>
-            </w:pPr>
-            <w:r>
-              <w:t xml:space="preserve">-1.177†</w:t>
+              <w:t xml:space="preserve">-1.037</w:t>
+            </w:r>
+          </w:p>
+        </w:tc>
+        <w:tc>
+          <w:tcPr/>
+          <w:p>
+            <w:pPr>
+              <w:pStyle w:val="Compact"/>
+              <w:jc w:val="left"/>
+            </w:pPr>
+            <w:r>
+              <w:t xml:space="preserve">-1.018</w:t>
             </w:r>
           </w:p>
         </w:tc>
@@ -4672,19 +4771,19 @@
               <w:jc w:val="left"/>
             </w:pPr>
             <w:r>
-              <w:t xml:space="preserve">(0.702)</w:t>
-            </w:r>
-          </w:p>
-        </w:tc>
-        <w:tc>
-          <w:tcPr/>
-          <w:p>
-            <w:pPr>
-              <w:pStyle w:val="Compact"/>
-              <w:jc w:val="left"/>
-            </w:pPr>
-            <w:r>
-              <w:t xml:space="preserve">(0.686)</w:t>
+              <w:t xml:space="preserve">(0.790)</w:t>
+            </w:r>
+          </w:p>
+        </w:tc>
+        <w:tc>
+          <w:tcPr/>
+          <w:p>
+            <w:pPr>
+              <w:pStyle w:val="Compact"/>
+              <w:jc w:val="left"/>
+            </w:pPr>
+            <w:r>
+              <w:t xml:space="preserve">(0.777)</w:t>
             </w:r>
           </w:p>
         </w:tc>
@@ -4750,19 +4849,19 @@
               <w:jc w:val="left"/>
             </w:pPr>
             <w:r>
-              <w:t xml:space="preserve">+3.098**</w:t>
-            </w:r>
-          </w:p>
-        </w:tc>
-        <w:tc>
-          <w:tcPr/>
-          <w:p>
-            <w:pPr>
-              <w:pStyle w:val="Compact"/>
-              <w:jc w:val="left"/>
-            </w:pPr>
-            <w:r>
-              <w:t xml:space="preserve">+3.119**</w:t>
+              <w:t xml:space="preserve">+3.307*</w:t>
+            </w:r>
+          </w:p>
+        </w:tc>
+        <w:tc>
+          <w:tcPr/>
+          <w:p>
+            <w:pPr>
+              <w:pStyle w:val="Compact"/>
+              <w:jc w:val="left"/>
+            </w:pPr>
+            <w:r>
+              <w:t xml:space="preserve">+3.220*</w:t>
             </w:r>
           </w:p>
         </w:tc>
@@ -4824,19 +4923,19 @@
               <w:jc w:val="left"/>
             </w:pPr>
             <w:r>
-              <w:t xml:space="preserve">(1.088)</w:t>
-            </w:r>
-          </w:p>
-        </w:tc>
-        <w:tc>
-          <w:tcPr/>
-          <w:p>
-            <w:pPr>
-              <w:pStyle w:val="Compact"/>
-              <w:jc w:val="left"/>
-            </w:pPr>
-            <w:r>
-              <w:t xml:space="preserve">(1.124)</w:t>
+              <w:t xml:space="preserve">(1.345)</w:t>
+            </w:r>
+          </w:p>
+        </w:tc>
+        <w:tc>
+          <w:tcPr/>
+          <w:p>
+            <w:pPr>
+              <w:pStyle w:val="Compact"/>
+              <w:jc w:val="left"/>
+            </w:pPr>
+            <w:r>
+              <w:t xml:space="preserve">(1.384)</w:t>
             </w:r>
           </w:p>
         </w:tc>
@@ -4862,79 +4961,79 @@
               <w:jc w:val="left"/>
             </w:pPr>
             <w:r>
-              <w:t xml:space="preserve">-0.120**</w:t>
-            </w:r>
-          </w:p>
-        </w:tc>
-        <w:tc>
-          <w:tcPr/>
-          <w:p>
-            <w:pPr>
-              <w:pStyle w:val="Compact"/>
-              <w:jc w:val="left"/>
-            </w:pPr>
-            <w:r>
-              <w:t xml:space="preserve">-0.124***</w:t>
-            </w:r>
-          </w:p>
-        </w:tc>
-        <w:tc>
-          <w:tcPr/>
-          <w:p>
-            <w:pPr>
-              <w:pStyle w:val="Compact"/>
-              <w:jc w:val="left"/>
-            </w:pPr>
-            <w:r>
-              <w:t xml:space="preserve">-0.175***</w:t>
-            </w:r>
-          </w:p>
-        </w:tc>
-        <w:tc>
-          <w:tcPr/>
-          <w:p>
-            <w:pPr>
-              <w:pStyle w:val="Compact"/>
-              <w:jc w:val="left"/>
-            </w:pPr>
-            <w:r>
-              <w:t xml:space="preserve">-0.135***</w:t>
-            </w:r>
-          </w:p>
-        </w:tc>
-        <w:tc>
-          <w:tcPr/>
-          <w:p>
-            <w:pPr>
-              <w:pStyle w:val="Compact"/>
-              <w:jc w:val="left"/>
-            </w:pPr>
-            <w:r>
-              <w:t xml:space="preserve">-0.179***</w:t>
-            </w:r>
-          </w:p>
-        </w:tc>
-        <w:tc>
-          <w:tcPr/>
-          <w:p>
-            <w:pPr>
-              <w:pStyle w:val="Compact"/>
-              <w:jc w:val="left"/>
-            </w:pPr>
-            <w:r>
-              <w:t xml:space="preserve">-0.125***</w:t>
-            </w:r>
-          </w:p>
-        </w:tc>
-        <w:tc>
-          <w:tcPr/>
-          <w:p>
-            <w:pPr>
-              <w:pStyle w:val="Compact"/>
-              <w:jc w:val="left"/>
-            </w:pPr>
-            <w:r>
-              <w:t xml:space="preserve">-0.168***</w:t>
+              <w:t xml:space="preserve">-0.127***</w:t>
+            </w:r>
+          </w:p>
+        </w:tc>
+        <w:tc>
+          <w:tcPr/>
+          <w:p>
+            <w:pPr>
+              <w:pStyle w:val="Compact"/>
+              <w:jc w:val="left"/>
+            </w:pPr>
+            <w:r>
+              <w:t xml:space="preserve">-0.129***</w:t>
+            </w:r>
+          </w:p>
+        </w:tc>
+        <w:tc>
+          <w:tcPr/>
+          <w:p>
+            <w:pPr>
+              <w:pStyle w:val="Compact"/>
+              <w:jc w:val="left"/>
+            </w:pPr>
+            <w:r>
+              <w:t xml:space="preserve">-0.177***</w:t>
+            </w:r>
+          </w:p>
+        </w:tc>
+        <w:tc>
+          <w:tcPr/>
+          <w:p>
+            <w:pPr>
+              <w:pStyle w:val="Compact"/>
+              <w:jc w:val="left"/>
+            </w:pPr>
+            <w:r>
+              <w:t xml:space="preserve">-0.143***</w:t>
+            </w:r>
+          </w:p>
+        </w:tc>
+        <w:tc>
+          <w:tcPr/>
+          <w:p>
+            <w:pPr>
+              <w:pStyle w:val="Compact"/>
+              <w:jc w:val="left"/>
+            </w:pPr>
+            <w:r>
+              <w:t xml:space="preserve">-0.184***</w:t>
+            </w:r>
+          </w:p>
+        </w:tc>
+        <w:tc>
+          <w:tcPr/>
+          <w:p>
+            <w:pPr>
+              <w:pStyle w:val="Compact"/>
+              <w:jc w:val="left"/>
+            </w:pPr>
+            <w:r>
+              <w:t xml:space="preserve">-0.130***</w:t>
+            </w:r>
+          </w:p>
+        </w:tc>
+        <w:tc>
+          <w:tcPr/>
+          <w:p>
+            <w:pPr>
+              <w:pStyle w:val="Compact"/>
+              <w:jc w:val="left"/>
+            </w:pPr>
+            <w:r>
+              <w:t xml:space="preserve">-0.171***</w:t>
             </w:r>
           </w:p>
         </w:tc>
@@ -4960,7 +5059,7 @@
               <w:jc w:val="left"/>
             </w:pPr>
             <w:r>
-              <w:t xml:space="preserve">+0.017***</w:t>
+              <w:t xml:space="preserve">+0.018***</w:t>
             </w:r>
           </w:p>
         </w:tc>
@@ -4984,18 +5083,6 @@
               <w:jc w:val="left"/>
             </w:pPr>
             <w:r>
-              <w:t xml:space="preserve">+0.017***</w:t>
-            </w:r>
-          </w:p>
-        </w:tc>
-        <w:tc>
-          <w:tcPr/>
-          <w:p>
-            <w:pPr>
-              <w:pStyle w:val="Compact"/>
-              <w:jc w:val="left"/>
-            </w:pPr>
-            <w:r>
               <w:t xml:space="preserve">+0.016***</w:t>
             </w:r>
           </w:p>
@@ -5008,7 +5095,19 @@
               <w:jc w:val="left"/>
             </w:pPr>
             <w:r>
-              <w:t xml:space="preserve">+0.017***</w:t>
+              <w:t xml:space="preserve">+0.016***</w:t>
+            </w:r>
+          </w:p>
+        </w:tc>
+        <w:tc>
+          <w:tcPr/>
+          <w:p>
+            <w:pPr>
+              <w:pStyle w:val="Compact"/>
+              <w:jc w:val="left"/>
+            </w:pPr>
+            <w:r>
+              <w:t xml:space="preserve">+0.016***</w:t>
             </w:r>
           </w:p>
         </w:tc>
@@ -5058,79 +5157,79 @@
               <w:jc w:val="left"/>
             </w:pPr>
             <w:r>
-              <w:t xml:space="preserve">+0.407***</w:t>
-            </w:r>
-          </w:p>
-        </w:tc>
-        <w:tc>
-          <w:tcPr/>
-          <w:p>
-            <w:pPr>
-              <w:pStyle w:val="Compact"/>
-              <w:jc w:val="left"/>
-            </w:pPr>
-            <w:r>
-              <w:t xml:space="preserve">+0.307***</w:t>
-            </w:r>
-          </w:p>
-        </w:tc>
-        <w:tc>
-          <w:tcPr/>
-          <w:p>
-            <w:pPr>
-              <w:pStyle w:val="Compact"/>
-              <w:jc w:val="left"/>
-            </w:pPr>
-            <w:r>
-              <w:t xml:space="preserve">+0.293***</w:t>
-            </w:r>
-          </w:p>
-        </w:tc>
-        <w:tc>
-          <w:tcPr/>
-          <w:p>
-            <w:pPr>
-              <w:pStyle w:val="Compact"/>
-              <w:jc w:val="left"/>
-            </w:pPr>
-            <w:r>
-              <w:t xml:space="preserve">+0.307***</w:t>
-            </w:r>
-          </w:p>
-        </w:tc>
-        <w:tc>
-          <w:tcPr/>
-          <w:p>
-            <w:pPr>
-              <w:pStyle w:val="Compact"/>
-              <w:jc w:val="left"/>
-            </w:pPr>
-            <w:r>
-              <w:t xml:space="preserve">+0.294**</w:t>
-            </w:r>
-          </w:p>
-        </w:tc>
-        <w:tc>
-          <w:tcPr/>
-          <w:p>
-            <w:pPr>
-              <w:pStyle w:val="Compact"/>
-              <w:jc w:val="left"/>
-            </w:pPr>
-            <w:r>
-              <w:t xml:space="preserve">+0.298***</w:t>
-            </w:r>
-          </w:p>
-        </w:tc>
-        <w:tc>
-          <w:tcPr/>
-          <w:p>
-            <w:pPr>
-              <w:pStyle w:val="Compact"/>
-              <w:jc w:val="left"/>
-            </w:pPr>
-            <w:r>
-              <w:t xml:space="preserve">+0.284**</w:t>
+              <w:t xml:space="preserve">+0.443***</w:t>
+            </w:r>
+          </w:p>
+        </w:tc>
+        <w:tc>
+          <w:tcPr/>
+          <w:p>
+            <w:pPr>
+              <w:pStyle w:val="Compact"/>
+              <w:jc w:val="left"/>
+            </w:pPr>
+            <w:r>
+              <w:t xml:space="preserve">+0.330***</w:t>
+            </w:r>
+          </w:p>
+        </w:tc>
+        <w:tc>
+          <w:tcPr/>
+          <w:p>
+            <w:pPr>
+              <w:pStyle w:val="Compact"/>
+              <w:jc w:val="left"/>
+            </w:pPr>
+            <w:r>
+              <w:t xml:space="preserve">+0.319***</w:t>
+            </w:r>
+          </w:p>
+        </w:tc>
+        <w:tc>
+          <w:tcPr/>
+          <w:p>
+            <w:pPr>
+              <w:pStyle w:val="Compact"/>
+              <w:jc w:val="left"/>
+            </w:pPr>
+            <w:r>
+              <w:t xml:space="preserve">+0.327***</w:t>
+            </w:r>
+          </w:p>
+        </w:tc>
+        <w:tc>
+          <w:tcPr/>
+          <w:p>
+            <w:pPr>
+              <w:pStyle w:val="Compact"/>
+              <w:jc w:val="left"/>
+            </w:pPr>
+            <w:r>
+              <w:t xml:space="preserve">+0.315***</w:t>
+            </w:r>
+          </w:p>
+        </w:tc>
+        <w:tc>
+          <w:tcPr/>
+          <w:p>
+            <w:pPr>
+              <w:pStyle w:val="Compact"/>
+              <w:jc w:val="left"/>
+            </w:pPr>
+            <w:r>
+              <w:t xml:space="preserve">+0.316***</w:t>
+            </w:r>
+          </w:p>
+        </w:tc>
+        <w:tc>
+          <w:tcPr/>
+          <w:p>
+            <w:pPr>
+              <w:pStyle w:val="Compact"/>
+              <w:jc w:val="left"/>
+            </w:pPr>
+            <w:r>
+              <w:t xml:space="preserve">+0.304***</w:t>
             </w:r>
           </w:p>
         </w:tc>
@@ -5254,79 +5353,79 @@
               <w:jc w:val="left"/>
             </w:pPr>
             <w:r>
-              <w:t xml:space="preserve">+10.958***</w:t>
-            </w:r>
-          </w:p>
-        </w:tc>
-        <w:tc>
-          <w:tcPr/>
-          <w:p>
-            <w:pPr>
-              <w:pStyle w:val="Compact"/>
-              <w:jc w:val="left"/>
-            </w:pPr>
-            <w:r>
-              <w:t xml:space="preserve">+11.157***</w:t>
-            </w:r>
-          </w:p>
-        </w:tc>
-        <w:tc>
-          <w:tcPr/>
-          <w:p>
-            <w:pPr>
-              <w:pStyle w:val="Compact"/>
-              <w:jc w:val="left"/>
-            </w:pPr>
-            <w:r>
-              <w:t xml:space="preserve">+11.345***</w:t>
-            </w:r>
-          </w:p>
-        </w:tc>
-        <w:tc>
-          <w:tcPr/>
-          <w:p>
-            <w:pPr>
-              <w:pStyle w:val="Compact"/>
-              <w:jc w:val="left"/>
-            </w:pPr>
-            <w:r>
-              <w:t xml:space="preserve">+11.199***</w:t>
-            </w:r>
-          </w:p>
-        </w:tc>
-        <w:tc>
-          <w:tcPr/>
-          <w:p>
-            <w:pPr>
-              <w:pStyle w:val="Compact"/>
-              <w:jc w:val="left"/>
-            </w:pPr>
-            <w:r>
-              <w:t xml:space="preserve">+11.361***</w:t>
-            </w:r>
-          </w:p>
-        </w:tc>
-        <w:tc>
-          <w:tcPr/>
-          <w:p>
-            <w:pPr>
-              <w:pStyle w:val="Compact"/>
-              <w:jc w:val="left"/>
-            </w:pPr>
-            <w:r>
-              <w:t xml:space="preserve">+11.190***</w:t>
-            </w:r>
-          </w:p>
-        </w:tc>
-        <w:tc>
-          <w:tcPr/>
-          <w:p>
-            <w:pPr>
-              <w:pStyle w:val="Compact"/>
-              <w:jc w:val="left"/>
-            </w:pPr>
-            <w:r>
-              <w:t xml:space="preserve">+11.353***</w:t>
+              <w:t xml:space="preserve">+11.433***</w:t>
+            </w:r>
+          </w:p>
+        </w:tc>
+        <w:tc>
+          <w:tcPr/>
+          <w:p>
+            <w:pPr>
+              <w:pStyle w:val="Compact"/>
+              <w:jc w:val="left"/>
+            </w:pPr>
+            <w:r>
+              <w:t xml:space="preserve">+11.537***</w:t>
+            </w:r>
+          </w:p>
+        </w:tc>
+        <w:tc>
+          <w:tcPr/>
+          <w:p>
+            <w:pPr>
+              <w:pStyle w:val="Compact"/>
+              <w:jc w:val="left"/>
+            </w:pPr>
+            <w:r>
+              <w:t xml:space="preserve">+11.656***</w:t>
+            </w:r>
+          </w:p>
+        </w:tc>
+        <w:tc>
+          <w:tcPr/>
+          <w:p>
+            <w:pPr>
+              <w:pStyle w:val="Compact"/>
+              <w:jc w:val="left"/>
+            </w:pPr>
+            <w:r>
+              <w:t xml:space="preserve">+11.558***</w:t>
+            </w:r>
+          </w:p>
+        </w:tc>
+        <w:tc>
+          <w:tcPr/>
+          <w:p>
+            <w:pPr>
+              <w:pStyle w:val="Compact"/>
+              <w:jc w:val="left"/>
+            </w:pPr>
+            <w:r>
+              <w:t xml:space="preserve">+11.664***</w:t>
+            </w:r>
+          </w:p>
+        </w:tc>
+        <w:tc>
+          <w:tcPr/>
+          <w:p>
+            <w:pPr>
+              <w:pStyle w:val="Compact"/>
+              <w:jc w:val="left"/>
+            </w:pPr>
+            <w:r>
+              <w:t xml:space="preserve">+11.550***</w:t>
+            </w:r>
+          </w:p>
+        </w:tc>
+        <w:tc>
+          <w:tcPr/>
+          <w:p>
+            <w:pPr>
+              <w:pStyle w:val="Compact"/>
+              <w:jc w:val="left"/>
+            </w:pPr>
+            <w:r>
+              <w:t xml:space="preserve">+11.655***</w:t>
             </w:r>
           </w:p>
         </w:tc>
@@ -5450,31 +5549,31 @@
               <w:jc w:val="left"/>
             </w:pPr>
             <w:r>
-              <w:t xml:space="preserve">0.122</w:t>
-            </w:r>
-          </w:p>
-        </w:tc>
-        <w:tc>
-          <w:tcPr/>
-          <w:p>
-            <w:pPr>
-              <w:pStyle w:val="Compact"/>
-              <w:jc w:val="left"/>
-            </w:pPr>
-            <w:r>
-              <w:t xml:space="preserve">0.178</w:t>
-            </w:r>
-          </w:p>
-        </w:tc>
-        <w:tc>
-          <w:tcPr/>
-          <w:p>
-            <w:pPr>
-              <w:pStyle w:val="Compact"/>
-              <w:jc w:val="left"/>
-            </w:pPr>
-            <w:r>
-              <w:t xml:space="preserve">0.199</w:t>
+              <w:t xml:space="preserve">0.104</w:t>
+            </w:r>
+          </w:p>
+        </w:tc>
+        <w:tc>
+          <w:tcPr/>
+          <w:p>
+            <w:pPr>
+              <w:pStyle w:val="Compact"/>
+              <w:jc w:val="left"/>
+            </w:pPr>
+            <w:r>
+              <w:t xml:space="preserve">0.175</w:t>
+            </w:r>
+          </w:p>
+        </w:tc>
+        <w:tc>
+          <w:tcPr/>
+          <w:p>
+            <w:pPr>
+              <w:pStyle w:val="Compact"/>
+              <w:jc w:val="left"/>
+            </w:pPr>
+            <w:r>
+              <w:t xml:space="preserve">0.197</w:t>
             </w:r>
           </w:p>
         </w:tc>
@@ -5498,19 +5597,19 @@
               <w:jc w:val="left"/>
             </w:pPr>
             <w:r>
-              <w:t xml:space="preserve">0.202</w:t>
-            </w:r>
-          </w:p>
-        </w:tc>
-        <w:tc>
-          <w:tcPr/>
-          <w:p>
-            <w:pPr>
-              <w:pStyle w:val="Compact"/>
-              <w:jc w:val="left"/>
-            </w:pPr>
-            <w:r>
-              <w:t xml:space="preserve">0.193</w:t>
+              <w:t xml:space="preserve">0.201</w:t>
+            </w:r>
+          </w:p>
+        </w:tc>
+        <w:tc>
+          <w:tcPr/>
+          <w:p>
+            <w:pPr>
+              <w:pStyle w:val="Compact"/>
+              <w:jc w:val="left"/>
+            </w:pPr>
+            <w:r>
+              <w:t xml:space="preserve">0.194</w:t>
             </w:r>
           </w:p>
         </w:tc>
@@ -5548,19 +5647,43 @@
               <w:jc w:val="left"/>
             </w:pPr>
             <w:r>
-              <w:t xml:space="preserve">0.115</w:t>
-            </w:r>
-          </w:p>
-        </w:tc>
-        <w:tc>
-          <w:tcPr/>
-          <w:p>
-            <w:pPr>
-              <w:pStyle w:val="Compact"/>
-              <w:jc w:val="left"/>
-            </w:pPr>
-            <w:r>
-              <w:t xml:space="preserve">0.168</w:t>
+              <w:t xml:space="preserve">0.096</w:t>
+            </w:r>
+          </w:p>
+        </w:tc>
+        <w:tc>
+          <w:tcPr/>
+          <w:p>
+            <w:pPr>
+              <w:pStyle w:val="Compact"/>
+              <w:jc w:val="left"/>
+            </w:pPr>
+            <w:r>
+              <w:t xml:space="preserve">0.166</w:t>
+            </w:r>
+          </w:p>
+        </w:tc>
+        <w:tc>
+          <w:tcPr/>
+          <w:p>
+            <w:pPr>
+              <w:pStyle w:val="Compact"/>
+              <w:jc w:val="left"/>
+            </w:pPr>
+            <w:r>
+              <w:t xml:space="preserve">0.186</w:t>
+            </w:r>
+          </w:p>
+        </w:tc>
+        <w:tc>
+          <w:tcPr/>
+          <w:p>
+            <w:pPr>
+              <w:pStyle w:val="Compact"/>
+              <w:jc w:val="left"/>
+            </w:pPr>
+            <w:r>
+              <w:t xml:space="preserve">0.173</w:t>
             </w:r>
           </w:p>
         </w:tc>
@@ -5584,31 +5707,7 @@
               <w:jc w:val="left"/>
             </w:pPr>
             <w:r>
-              <w:t xml:space="preserve">0.174</w:t>
-            </w:r>
-          </w:p>
-        </w:tc>
-        <w:tc>
-          <w:tcPr/>
-          <w:p>
-            <w:pPr>
-              <w:pStyle w:val="Compact"/>
-              <w:jc w:val="left"/>
-            </w:pPr>
-            <w:r>
-              <w:t xml:space="preserve">0.190</w:t>
-            </w:r>
-          </w:p>
-        </w:tc>
-        <w:tc>
-          <w:tcPr/>
-          <w:p>
-            <w:pPr>
-              <w:pStyle w:val="Compact"/>
-              <w:jc w:val="left"/>
-            </w:pPr>
-            <w:r>
-              <w:t xml:space="preserve">0.180</w:t>
+              <w:t xml:space="preserve">0.181</w:t>
             </w:r>
           </w:p>
         </w:tc>
@@ -5763,7 +5862,7 @@
         <w:t xml:space="preserve"> </w:t>
       </w:r>
       <w:r>
-        <w:t xml:space="preserve">term is small and not statistically significant (β = 0.019, p = .705),</w:t>
+        <w:t xml:space="preserve">term is small and not statistically significant (β = 0.039, p = .419),</w:t>
       </w:r>
       <w:r>
         <w:t xml:space="preserve"> </w:t>
@@ -5775,19 +5874,19 @@
         <w:t xml:space="preserve"> </w:t>
       </w:r>
       <w:r>
-        <w:t xml:space="preserve">conventional significance (β = −1.177, p = .083), and the quadratic</w:t>
-      </w:r>
-      <w:r>
-        <w:t xml:space="preserve"> </w:t>
-      </w:r>
-      <w:r>
-        <w:t xml:space="preserve">interaction term is positive and statistically significant (β = 3.119,</w:t>
-      </w:r>
-      <w:r>
-        <w:t xml:space="preserve"> </w:t>
-      </w:r>
-      <w:r>
-        <w:t xml:space="preserve">SE = 1.124, p = .005). Model M8 also produces the highest explanatory</w:t>
+        <w:t xml:space="preserve">conventional significance (β = −1.018, p = .190), and the quadratic</w:t>
+      </w:r>
+      <w:r>
+        <w:t xml:space="preserve"> </w:t>
+      </w:r>
+      <w:r>
+        <w:t xml:space="preserve">interaction term is positive and statistically significant (β = 3.220,</w:t>
+      </w:r>
+      <w:r>
+        <w:t xml:space="preserve"> </w:t>
+      </w:r>
+      <w:r>
+        <w:t xml:space="preserve">SE = 1.384, p = .020). Model M8 also produces the highest explanatory</w:t>
       </w:r>
       <w:r>
         <w:t xml:space="preserve"> </w:t>
@@ -5895,16 +5994,16 @@
     <w:tbl>
       <w:tblPr>
         <w:tblStyle w:val="Table"/>
-        <w:tblW w:type="auto" w:w="0"/>
+        <w:tblW w:type="pct" w:w="5000"/>
         <w:tblLook w:firstRow="1" w:lastRow="0" w:firstColumn="0" w:lastColumn="0" w:noHBand="0" w:noVBand="0" w:val="0020"/>
         <w:jc w:val="start"/>
       </w:tblPr>
       <w:tblGrid>
-        <w:gridCol w:w="1584"/>
-        <w:gridCol w:w="1584"/>
-        <w:gridCol w:w="1584"/>
-        <w:gridCol w:w="1584"/>
-        <w:gridCol w:w="1584"/>
+        <w:gridCol w:w="2099"/>
+        <w:gridCol w:w="2290"/>
+        <w:gridCol w:w="667"/>
+        <w:gridCol w:w="954"/>
+        <w:gridCol w:w="1908"/>
       </w:tblGrid>
       <w:tr>
         <w:trPr>
@@ -5992,43 +6091,43 @@
               <w:jc w:val="left"/>
             </w:pPr>
             <w:r>
-              <w:t xml:space="preserve">+0.080</w:t>
-            </w:r>
-          </w:p>
-        </w:tc>
-        <w:tc>
-          <w:tcPr/>
-          <w:p>
-            <w:pPr>
-              <w:pStyle w:val="Compact"/>
-              <w:jc w:val="left"/>
-            </w:pPr>
-            <w:r>
-              <w:t xml:space="preserve">0.040</w:t>
-            </w:r>
-          </w:p>
-        </w:tc>
-        <w:tc>
-          <w:tcPr/>
-          <w:p>
-            <w:pPr>
-              <w:pStyle w:val="Compact"/>
-              <w:jc w:val="left"/>
-            </w:pPr>
-            <w:r>
-              <w:t xml:space="preserve">.045*</w:t>
-            </w:r>
-          </w:p>
-        </w:tc>
-        <w:tc>
-          <w:tcPr/>
-          <w:p>
-            <w:pPr>
-              <w:pStyle w:val="Compact"/>
-              <w:jc w:val="left"/>
-            </w:pPr>
-            <w:r>
-              <w:t xml:space="preserve">[+0.002, +0.158]</w:t>
+              <w:t xml:space="preserve">+0.094</w:t>
+            </w:r>
+          </w:p>
+        </w:tc>
+        <w:tc>
+          <w:tcPr/>
+          <w:p>
+            <w:pPr>
+              <w:pStyle w:val="Compact"/>
+              <w:jc w:val="left"/>
+            </w:pPr>
+            <w:r>
+              <w:t xml:space="preserve">0.041</w:t>
+            </w:r>
+          </w:p>
+        </w:tc>
+        <w:tc>
+          <w:tcPr/>
+          <w:p>
+            <w:pPr>
+              <w:pStyle w:val="Compact"/>
+              <w:jc w:val="left"/>
+            </w:pPr>
+            <w:r>
+              <w:t xml:space="preserve">.021*</w:t>
+            </w:r>
+          </w:p>
+        </w:tc>
+        <w:tc>
+          <w:tcPr/>
+          <w:p>
+            <w:pPr>
+              <w:pStyle w:val="Compact"/>
+              <w:jc w:val="left"/>
+            </w:pPr>
+            <w:r>
+              <w:t xml:space="preserve">[+0.014, +0.173]</w:t>
             </w:r>
           </w:p>
         </w:tc>
@@ -6054,43 +6153,43 @@
               <w:jc w:val="left"/>
             </w:pPr>
             <w:r>
-              <w:t xml:space="preserve">+0.015</w:t>
-            </w:r>
-          </w:p>
-        </w:tc>
-        <w:tc>
-          <w:tcPr/>
-          <w:p>
-            <w:pPr>
-              <w:pStyle w:val="Compact"/>
-              <w:jc w:val="left"/>
-            </w:pPr>
-            <w:r>
-              <w:t xml:space="preserve">0.047</w:t>
-            </w:r>
-          </w:p>
-        </w:tc>
-        <w:tc>
-          <w:tcPr/>
-          <w:p>
-            <w:pPr>
-              <w:pStyle w:val="Compact"/>
-              <w:jc w:val="left"/>
-            </w:pPr>
-            <w:r>
-              <w:t xml:space="preserve">.752</w:t>
-            </w:r>
-          </w:p>
-        </w:tc>
-        <w:tc>
-          <w:tcPr/>
-          <w:p>
-            <w:pPr>
-              <w:pStyle w:val="Compact"/>
-              <w:jc w:val="left"/>
-            </w:pPr>
-            <w:r>
-              <w:t xml:space="preserve">[-0.077, +0.106]</w:t>
+              <w:t xml:space="preserve">+0.036</w:t>
+            </w:r>
+          </w:p>
+        </w:tc>
+        <w:tc>
+          <w:tcPr/>
+          <w:p>
+            <w:pPr>
+              <w:pStyle w:val="Compact"/>
+              <w:jc w:val="left"/>
+            </w:pPr>
+            <w:r>
+              <w:t xml:space="preserve">0.050</w:t>
+            </w:r>
+          </w:p>
+        </w:tc>
+        <w:tc>
+          <w:tcPr/>
+          <w:p>
+            <w:pPr>
+              <w:pStyle w:val="Compact"/>
+              <w:jc w:val="left"/>
+            </w:pPr>
+            <w:r>
+              <w:t xml:space="preserve">.476</w:t>
+            </w:r>
+          </w:p>
+        </w:tc>
+        <w:tc>
+          <w:tcPr/>
+          <w:p>
+            <w:pPr>
+              <w:pStyle w:val="Compact"/>
+              <w:jc w:val="left"/>
+            </w:pPr>
+            <w:r>
+              <w:t xml:space="preserve">[-0.063, +0.134]</w:t>
             </w:r>
           </w:p>
         </w:tc>
@@ -6116,43 +6215,43 @@
               <w:jc w:val="left"/>
             </w:pPr>
             <w:r>
-              <w:t xml:space="preserve">-0.035</w:t>
-            </w:r>
-          </w:p>
-        </w:tc>
-        <w:tc>
-          <w:tcPr/>
-          <w:p>
-            <w:pPr>
-              <w:pStyle w:val="Compact"/>
-              <w:jc w:val="left"/>
-            </w:pPr>
-            <w:r>
-              <w:t xml:space="preserve">0.069</w:t>
-            </w:r>
-          </w:p>
-        </w:tc>
-        <w:tc>
-          <w:tcPr/>
-          <w:p>
-            <w:pPr>
-              <w:pStyle w:val="Compact"/>
-              <w:jc w:val="left"/>
-            </w:pPr>
-            <w:r>
-              <w:t xml:space="preserve">.616</w:t>
-            </w:r>
-          </w:p>
-        </w:tc>
-        <w:tc>
-          <w:tcPr/>
-          <w:p>
-            <w:pPr>
-              <w:pStyle w:val="Compact"/>
-              <w:jc w:val="left"/>
-            </w:pPr>
-            <w:r>
-              <w:t xml:space="preserve">[-0.170, +0.101]</w:t>
+              <w:t xml:space="preserve">-0.006</w:t>
+            </w:r>
+          </w:p>
+        </w:tc>
+        <w:tc>
+          <w:tcPr/>
+          <w:p>
+            <w:pPr>
+              <w:pStyle w:val="Compact"/>
+              <w:jc w:val="left"/>
+            </w:pPr>
+            <w:r>
+              <w:t xml:space="preserve">0.077</w:t>
+            </w:r>
+          </w:p>
+        </w:tc>
+        <w:tc>
+          <w:tcPr/>
+          <w:p>
+            <w:pPr>
+              <w:pStyle w:val="Compact"/>
+              <w:jc w:val="left"/>
+            </w:pPr>
+            <w:r>
+              <w:t xml:space="preserve">.938</w:t>
+            </w:r>
+          </w:p>
+        </w:tc>
+        <w:tc>
+          <w:tcPr/>
+          <w:p>
+            <w:pPr>
+              <w:pStyle w:val="Compact"/>
+              <w:jc w:val="left"/>
+            </w:pPr>
+            <w:r>
+              <w:t xml:space="preserve">[-0.157, +0.145]</w:t>
             </w:r>
           </w:p>
         </w:tc>
@@ -6178,43 +6277,43 @@
               <w:jc w:val="left"/>
             </w:pPr>
             <w:r>
-              <w:t xml:space="preserve">-0.069</w:t>
-            </w:r>
-          </w:p>
-        </w:tc>
-        <w:tc>
-          <w:tcPr/>
-          <w:p>
-            <w:pPr>
-              <w:pStyle w:val="Compact"/>
-              <w:jc w:val="left"/>
-            </w:pPr>
-            <w:r>
-              <w:t xml:space="preserve">0.093</w:t>
-            </w:r>
-          </w:p>
-        </w:tc>
-        <w:tc>
-          <w:tcPr/>
-          <w:p>
-            <w:pPr>
-              <w:pStyle w:val="Compact"/>
-              <w:jc w:val="left"/>
-            </w:pPr>
-            <w:r>
-              <w:t xml:space="preserve">.459</w:t>
-            </w:r>
-          </w:p>
-        </w:tc>
-        <w:tc>
-          <w:tcPr/>
-          <w:p>
-            <w:pPr>
-              <w:pStyle w:val="Compact"/>
-              <w:jc w:val="left"/>
-            </w:pPr>
-            <w:r>
-              <w:t xml:space="preserve">[-0.250, +0.113]</w:t>
+              <w:t xml:space="preserve">-0.032</w:t>
+            </w:r>
+          </w:p>
+        </w:tc>
+        <w:tc>
+          <w:tcPr/>
+          <w:p>
+            <w:pPr>
+              <w:pStyle w:val="Compact"/>
+              <w:jc w:val="left"/>
+            </w:pPr>
+            <w:r>
+              <w:t xml:space="preserve">0.104</w:t>
+            </w:r>
+          </w:p>
+        </w:tc>
+        <w:tc>
+          <w:tcPr/>
+          <w:p>
+            <w:pPr>
+              <w:pStyle w:val="Compact"/>
+              <w:jc w:val="left"/>
+            </w:pPr>
+            <w:r>
+              <w:t xml:space="preserve">.761</w:t>
+            </w:r>
+          </w:p>
+        </w:tc>
+        <w:tc>
+          <w:tcPr/>
+          <w:p>
+            <w:pPr>
+              <w:pStyle w:val="Compact"/>
+              <w:jc w:val="left"/>
+            </w:pPr>
+            <w:r>
+              <w:t xml:space="preserve">[-0.235, +0.172]</w:t>
             </w:r>
           </w:p>
         </w:tc>
@@ -6240,43 +6339,43 @@
               <w:jc w:val="left"/>
             </w:pPr>
             <w:r>
-              <w:t xml:space="preserve">-0.087</w:t>
-            </w:r>
-          </w:p>
-        </w:tc>
-        <w:tc>
-          <w:tcPr/>
-          <w:p>
-            <w:pPr>
-              <w:pStyle w:val="Compact"/>
-              <w:jc w:val="left"/>
-            </w:pPr>
-            <w:r>
-              <w:t xml:space="preserve">0.113</w:t>
-            </w:r>
-          </w:p>
-        </w:tc>
-        <w:tc>
-          <w:tcPr/>
-          <w:p>
-            <w:pPr>
-              <w:pStyle w:val="Compact"/>
-              <w:jc w:val="left"/>
-            </w:pPr>
-            <w:r>
-              <w:t xml:space="preserve">.444</w:t>
-            </w:r>
-          </w:p>
-        </w:tc>
-        <w:tc>
-          <w:tcPr/>
-          <w:p>
-            <w:pPr>
-              <w:pStyle w:val="Compact"/>
-              <w:jc w:val="left"/>
-            </w:pPr>
-            <w:r>
-              <w:t xml:space="preserve">[-0.309, +0.135]</w:t>
+              <w:t xml:space="preserve">-0.041</w:t>
+            </w:r>
+          </w:p>
+        </w:tc>
+        <w:tc>
+          <w:tcPr/>
+          <w:p>
+            <w:pPr>
+              <w:pStyle w:val="Compact"/>
+              <w:jc w:val="left"/>
+            </w:pPr>
+            <w:r>
+              <w:t xml:space="preserve">0.127</w:t>
+            </w:r>
+          </w:p>
+        </w:tc>
+        <w:tc>
+          <w:tcPr/>
+          <w:p>
+            <w:pPr>
+              <w:pStyle w:val="Compact"/>
+              <w:jc w:val="left"/>
+            </w:pPr>
+            <w:r>
+              <w:t xml:space="preserve">.747</w:t>
+            </w:r>
+          </w:p>
+        </w:tc>
+        <w:tc>
+          <w:tcPr/>
+          <w:p>
+            <w:pPr>
+              <w:pStyle w:val="Compact"/>
+              <w:jc w:val="left"/>
+            </w:pPr>
+            <w:r>
+              <w:t xml:space="preserve">[-0.291, +0.209]</w:t>
             </w:r>
           </w:p>
         </w:tc>
@@ -6302,43 +6401,43 @@
               <w:jc w:val="left"/>
             </w:pPr>
             <w:r>
-              <w:t xml:space="preserve">-0.077</w:t>
-            </w:r>
-          </w:p>
-        </w:tc>
-        <w:tc>
-          <w:tcPr/>
-          <w:p>
-            <w:pPr>
-              <w:pStyle w:val="Compact"/>
-              <w:jc w:val="left"/>
-            </w:pPr>
-            <w:r>
-              <w:t xml:space="preserve">0.145</w:t>
-            </w:r>
-          </w:p>
-        </w:tc>
-        <w:tc>
-          <w:tcPr/>
-          <w:p>
-            <w:pPr>
-              <w:pStyle w:val="Compact"/>
-              <w:jc w:val="left"/>
-            </w:pPr>
-            <w:r>
-              <w:t xml:space="preserve">.598</w:t>
-            </w:r>
-          </w:p>
-        </w:tc>
-        <w:tc>
-          <w:tcPr/>
-          <w:p>
-            <w:pPr>
-              <w:pStyle w:val="Compact"/>
-              <w:jc w:val="left"/>
-            </w:pPr>
-            <w:r>
-              <w:t xml:space="preserve">[-0.361, +0.208]</w:t>
+              <w:t xml:space="preserve">-0.012</w:t>
+            </w:r>
+          </w:p>
+        </w:tc>
+        <w:tc>
+          <w:tcPr/>
+          <w:p>
+            <w:pPr>
+              <w:pStyle w:val="Compact"/>
+              <w:jc w:val="left"/>
+            </w:pPr>
+            <w:r>
+              <w:t xml:space="preserve">0.164</w:t>
+            </w:r>
+          </w:p>
+        </w:tc>
+        <w:tc>
+          <w:tcPr/>
+          <w:p>
+            <w:pPr>
+              <w:pStyle w:val="Compact"/>
+              <w:jc w:val="left"/>
+            </w:pPr>
+            <w:r>
+              <w:t xml:space="preserve">.942</w:t>
+            </w:r>
+          </w:p>
+        </w:tc>
+        <w:tc>
+          <w:tcPr/>
+          <w:p>
+            <w:pPr>
+              <w:pStyle w:val="Compact"/>
+              <w:jc w:val="left"/>
+            </w:pPr>
+            <w:r>
+              <w:t xml:space="preserve">[-0.332, +0.309]</w:t>
             </w:r>
           </w:p>
         </w:tc>
@@ -6364,43 +6463,43 @@
               <w:jc w:val="left"/>
             </w:pPr>
             <w:r>
-              <w:t xml:space="preserve">+0.131</w:t>
-            </w:r>
-          </w:p>
-        </w:tc>
-        <w:tc>
-          <w:tcPr/>
-          <w:p>
-            <w:pPr>
-              <w:pStyle w:val="Compact"/>
-              <w:jc w:val="left"/>
-            </w:pPr>
-            <w:r>
-              <w:t xml:space="preserve">0.186</w:t>
-            </w:r>
-          </w:p>
-        </w:tc>
-        <w:tc>
-          <w:tcPr/>
-          <w:p>
-            <w:pPr>
-              <w:pStyle w:val="Compact"/>
-              <w:jc w:val="left"/>
-            </w:pPr>
-            <w:r>
-              <w:t xml:space="preserve">.481</w:t>
-            </w:r>
-          </w:p>
-        </w:tc>
-        <w:tc>
-          <w:tcPr/>
-          <w:p>
-            <w:pPr>
-              <w:pStyle w:val="Compact"/>
-              <w:jc w:val="left"/>
-            </w:pPr>
-            <w:r>
-              <w:t xml:space="preserve">[-0.234, +0.496]</w:t>
+              <w:t xml:space="preserve">+0.240</w:t>
+            </w:r>
+          </w:p>
+        </w:tc>
+        <w:tc>
+          <w:tcPr/>
+          <w:p>
+            <w:pPr>
+              <w:pStyle w:val="Compact"/>
+              <w:jc w:val="left"/>
+            </w:pPr>
+            <w:r>
+              <w:t xml:space="preserve">0.220</w:t>
+            </w:r>
+          </w:p>
+        </w:tc>
+        <w:tc>
+          <w:tcPr/>
+          <w:p>
+            <w:pPr>
+              <w:pStyle w:val="Compact"/>
+              <w:jc w:val="left"/>
+            </w:pPr>
+            <w:r>
+              <w:t xml:space="preserve">.276</w:t>
+            </w:r>
+          </w:p>
+        </w:tc>
+        <w:tc>
+          <w:tcPr/>
+          <w:p>
+            <w:pPr>
+              <w:pStyle w:val="Compact"/>
+              <w:jc w:val="left"/>
+            </w:pPr>
+            <w:r>
+              <w:t xml:space="preserve">[-0.192, +0.671]</w:t>
             </w:r>
           </w:p>
         </w:tc>
@@ -6426,43 +6525,43 @@
               <w:jc w:val="left"/>
             </w:pPr>
             <w:r>
-              <w:t xml:space="preserve">+0.660</w:t>
-            </w:r>
-          </w:p>
-        </w:tc>
-        <w:tc>
-          <w:tcPr/>
-          <w:p>
-            <w:pPr>
-              <w:pStyle w:val="Compact"/>
-              <w:jc w:val="left"/>
-            </w:pPr>
-            <w:r>
-              <w:t xml:space="preserve">0.295</w:t>
-            </w:r>
-          </w:p>
-        </w:tc>
-        <w:tc>
-          <w:tcPr/>
-          <w:p>
-            <w:pPr>
-              <w:pStyle w:val="Compact"/>
-              <w:jc w:val="left"/>
-            </w:pPr>
-            <w:r>
-              <w:t xml:space="preserve">.025*</w:t>
-            </w:r>
-          </w:p>
-        </w:tc>
-        <w:tc>
-          <w:tcPr/>
-          <w:p>
-            <w:pPr>
-              <w:pStyle w:val="Compact"/>
-              <w:jc w:val="left"/>
-            </w:pPr>
-            <w:r>
-              <w:t xml:space="preserve">[+0.082, +1.238]</w:t>
+              <w:t xml:space="preserve">+0.749</w:t>
+            </w:r>
+          </w:p>
+        </w:tc>
+        <w:tc>
+          <w:tcPr/>
+          <w:p>
+            <w:pPr>
+              <w:pStyle w:val="Compact"/>
+              <w:jc w:val="left"/>
+            </w:pPr>
+            <w:r>
+              <w:t xml:space="preserve">0.342</w:t>
+            </w:r>
+          </w:p>
+        </w:tc>
+        <w:tc>
+          <w:tcPr/>
+          <w:p>
+            <w:pPr>
+              <w:pStyle w:val="Compact"/>
+              <w:jc w:val="left"/>
+            </w:pPr>
+            <w:r>
+              <w:t xml:space="preserve">.029*</w:t>
+            </w:r>
+          </w:p>
+        </w:tc>
+        <w:tc>
+          <w:tcPr/>
+          <w:p>
+            <w:pPr>
+              <w:pStyle w:val="Compact"/>
+              <w:jc w:val="left"/>
+            </w:pPr>
+            <w:r>
+              <w:t xml:space="preserve">[+0.079, +1.420]</w:t>
             </w:r>
           </w:p>
         </w:tc>
@@ -6488,43 +6587,43 @@
               <w:jc w:val="left"/>
             </w:pPr>
             <w:r>
-              <w:t xml:space="preserve">+1.818</w:t>
-            </w:r>
-          </w:p>
-        </w:tc>
-        <w:tc>
-          <w:tcPr/>
-          <w:p>
-            <w:pPr>
-              <w:pStyle w:val="Compact"/>
-              <w:jc w:val="left"/>
-            </w:pPr>
-            <w:r>
-              <w:t xml:space="preserve">0.592</w:t>
-            </w:r>
-          </w:p>
-        </w:tc>
-        <w:tc>
-          <w:tcPr/>
-          <w:p>
-            <w:pPr>
-              <w:pStyle w:val="Compact"/>
-              <w:jc w:val="left"/>
-            </w:pPr>
-            <w:r>
-              <w:t xml:space="preserve">.002**</w:t>
-            </w:r>
-          </w:p>
-        </w:tc>
-        <w:tc>
-          <w:tcPr/>
-          <w:p>
-            <w:pPr>
-              <w:pStyle w:val="Compact"/>
-              <w:jc w:val="left"/>
-            </w:pPr>
-            <w:r>
-              <w:t xml:space="preserve">[+0.658, +2.978]</w:t>
+              <w:t xml:space="preserve">+1.996</w:t>
+            </w:r>
+          </w:p>
+        </w:tc>
+        <w:tc>
+          <w:tcPr/>
+          <w:p>
+            <w:pPr>
+              <w:pStyle w:val="Compact"/>
+              <w:jc w:val="left"/>
+            </w:pPr>
+            <w:r>
+              <w:t xml:space="preserve">0.767</w:t>
+            </w:r>
+          </w:p>
+        </w:tc>
+        <w:tc>
+          <w:tcPr/>
+          <w:p>
+            <w:pPr>
+              <w:pStyle w:val="Compact"/>
+              <w:jc w:val="left"/>
+            </w:pPr>
+            <w:r>
+              <w:t xml:space="preserve">.009**</w:t>
+            </w:r>
+          </w:p>
+        </w:tc>
+        <w:tc>
+          <w:tcPr/>
+          <w:p>
+            <w:pPr>
+              <w:pStyle w:val="Compact"/>
+              <w:jc w:val="left"/>
+            </w:pPr>
+            <w:r>
+              <w:t xml:space="preserve">[+0.492, +3.500]</w:t>
             </w:r>
           </w:p>
         </w:tc>
@@ -6583,7 +6682,7 @@
         <w:t xml:space="preserve"> </w:t>
       </w:r>
       <w:r>
-        <w:t xml:space="preserve">is small but positive and statistically significant (+0.080, p = .045),</w:t>
+        <w:t xml:space="preserve">is small but positive and statistically significant (+0.094, p = .021),</w:t>
       </w:r>
       <w:r>
         <w:t xml:space="preserve"> </w:t>
@@ -6625,13 +6724,13 @@
         <w:t xml:space="preserve"> </w:t>
       </w:r>
       <w:r>
-        <w:t xml:space="preserve">significant among high-intensity exporters, reaching +0.660 at FSTS =</w:t>
-      </w:r>
-      <w:r>
-        <w:t xml:space="preserve"> </w:t>
-      </w:r>
-      <w:r>
-        <w:t xml:space="preserve">70% and +1.818 at FSTS = 100% (Table 4). This pattern supports the</w:t>
+        <w:t xml:space="preserve">significant among high-intensity exporters, reaching +0.749 at FSTS =</w:t>
+      </w:r>
+      <w:r>
+        <w:t xml:space="preserve"> </w:t>
+      </w:r>
+      <w:r>
+        <w:t xml:space="preserve">70% and +1.996 at FSTS = 100% (Table 4). This pattern supports the</w:t>
       </w:r>
       <w:r>
         <w:t xml:space="preserve"> </w:t>
@@ -6787,37 +6886,37 @@
         <w:t xml:space="preserve"> </w:t>
       </w:r>
       <w:r>
-        <w:t xml:space="preserve">implied turning point occurs near FSTS = 88.6% on the original scale</w:t>
-      </w:r>
-      <w:r>
-        <w:t xml:space="preserve"> </w:t>
-      </w:r>
-      <w:r>
-        <w:t xml:space="preserve">(−β₁/2β₂ on mean-centered FSTS ≈ 84.1%; adding back the sample mean of</w:t>
-      </w:r>
-      <w:r>
-        <w:t xml:space="preserve"> </w:t>
-      </w:r>
-      <w:r>
-        <w:t xml:space="preserve">0.045 gives ≈ 88.6%, Aiken and West, 1991), but its 95% percentile</w:t>
-      </w:r>
-      <w:r>
-        <w:t xml:space="preserve"> </w:t>
-      </w:r>
-      <w:r>
-        <w:t xml:space="preserve">cluster-bootstrap confidence interval (5,000 replications) spans [53%,</w:t>
-      </w:r>
-      <w:r>
-        <w:t xml:space="preserve"> </w:t>
-      </w:r>
-      <w:r>
-        <w:t xml:space="preserve">253%] (median 80%, IQR [68%, 102%]); the inverted-U shape is</w:t>
-      </w:r>
-      <w:r>
-        <w:t xml:space="preserve"> </w:t>
-      </w:r>
-      <w:r>
-        <w:t xml:space="preserve">recovered in 96.3% of bootstrap replications, but its precise location</w:t>
+        <w:t xml:space="preserve">implied turning point occurs near FSTS = 85.7% on the original scale</w:t>
+      </w:r>
+      <w:r>
+        <w:t xml:space="preserve"> </w:t>
+      </w:r>
+      <w:r>
+        <w:t xml:space="preserve">(−β₁/2β₂ on mean-centered FSTS ≈ 81.1%; adding back the sample mean of</w:t>
+      </w:r>
+      <w:r>
+        <w:t xml:space="preserve"> </w:t>
+      </w:r>
+      <w:r>
+        <w:t xml:space="preserve">0.045 gives ≈ 85.7%, Aiken and West, 1991), but its 95% percentile</w:t>
+      </w:r>
+      <w:r>
+        <w:t xml:space="preserve"> </w:t>
+      </w:r>
+      <w:r>
+        <w:t xml:space="preserve">cluster-bootstrap confidence interval (5,000 replications) spans [58%,</w:t>
+      </w:r>
+      <w:r>
+        <w:t xml:space="preserve"> </w:t>
+      </w:r>
+      <w:r>
+        <w:t xml:space="preserve">398%] (median 83%, IQR [70%, 107%]); the inverted-U shape is</w:t>
+      </w:r>
+      <w:r>
+        <w:t xml:space="preserve"> </w:t>
+      </w:r>
+      <w:r>
+        <w:t xml:space="preserve">recovered in 94.9% of bootstrap replications, but its precise location</w:t>
       </w:r>
       <w:r>
         <w:t xml:space="preserve"> </w:t>
@@ -6845,7 +6944,7 @@
       </w:r>
     </w:p>
     <w:bookmarkEnd w:id="47"/>
-    <w:bookmarkStart w:id="48" w:name="Xc8e997e14555d7ba8da5c1d596c5311617447cd"/>
+    <w:bookmarkStart w:id="48" w:name="robustness-checks"/>
     <w:p>
       <w:pPr>
         <w:pStyle w:val="Heading3"/>
@@ -6997,7 +7096,7 @@
         <w:t xml:space="preserve"> </w:t>
       </w:r>
       <w:r>
-        <w:t xml:space="preserve">4.56 [p = .011] in the canonical specification to 1.88 [p = .154]),</w:t>
+        <w:t xml:space="preserve">3.21 [p = .041] in the canonical specification to 1.86 [p = .157]),</w:t>
       </w:r>
       <w:r>
         <w:t xml:space="preserve"> </w:t>
@@ -7027,25 +7126,25 @@
         <w:t xml:space="preserve"> </w:t>
       </w:r>
       <w:r>
-        <w:t xml:space="preserve">rather than absorbed into a broader capability construct. Cohen's f² for</w:t>
-      </w:r>
-      <w:r>
-        <w:t xml:space="preserve"> </w:t>
-      </w:r>
-      <w:r>
-        <w:t xml:space="preserve">the TCI direct effect (comparing M2 with M5) is approximately 0.036, in</w:t>
-      </w:r>
-      <w:r>
-        <w:t xml:space="preserve"> </w:t>
-      </w:r>
-      <w:r>
-        <w:t xml:space="preserve">the small-to-medium range; Cohen's f² for the DAI moderation block</w:t>
-      </w:r>
-      <w:r>
-        <w:t xml:space="preserve"> </w:t>
-      </w:r>
-      <w:r>
-        <w:t xml:space="preserve">(comparing M7 with M8) is approximately 0.018, below Cohen's (1988)</w:t>
+        <w:t xml:space="preserve">rather than absorbed into a broader capability construct. Cohen’s f² for</w:t>
+      </w:r>
+      <w:r>
+        <w:t xml:space="preserve"> </w:t>
+      </w:r>
+      <w:r>
+        <w:t xml:space="preserve">the TCI direct effect (comparing M2 with M5) is approximately 0.027, in</w:t>
+      </w:r>
+      <w:r>
+        <w:t xml:space="preserve"> </w:t>
+      </w:r>
+      <w:r>
+        <w:t xml:space="preserve">the small-to-medium range; Cohen’s f² for the DAI moderation block</w:t>
+      </w:r>
+      <w:r>
+        <w:t xml:space="preserve"> </w:t>
+      </w:r>
+      <w:r>
+        <w:t xml:space="preserve">(comparing M7 with M8) is approximately 0.012, below Cohen’s (1988)</w:t>
       </w:r>
       <w:r>
         <w:t xml:space="preserve"> </w:t>
@@ -7145,13 +7244,13 @@
         <w:t xml:space="preserve"> </w:t>
       </w:r>
       <w:r>
-        <w:t xml:space="preserve">sign (β=+2.821) and the joint F-test is statistically significant (F =</w:t>
-      </w:r>
-      <w:r>
-        <w:t xml:space="preserve"> </w:t>
-      </w:r>
-      <w:r>
-        <w:t xml:space="preserve">6.32, p = .003), corroborating the amplification mechanism documented in</w:t>
+        <w:t xml:space="preserve">sign (β=+1.987) and the joint F-test is statistically significant (F =</w:t>
+      </w:r>
+      <w:r>
+        <w:t xml:space="preserve"> </w:t>
+      </w:r>
+      <w:r>
+        <w:t xml:space="preserve">4.54, p = .014), corroborating the amplification mechanism documented in</w:t>
       </w:r>
       <w:r>
         <w:t xml:space="preserve"> </w:t>
@@ -7267,17 +7366,17 @@
     <w:tbl>
       <w:tblPr>
         <w:tblStyle w:val="Table"/>
-        <w:tblW w:type="auto" w:w="0"/>
+        <w:tblW w:type="pct" w:w="5000"/>
         <w:tblLook w:firstRow="1" w:lastRow="0" w:firstColumn="0" w:lastColumn="0" w:noHBand="0" w:noVBand="0" w:val="0020"/>
         <w:jc w:val="start"/>
       </w:tblPr>
       <w:tblGrid>
-        <w:gridCol w:w="1320"/>
-        <w:gridCol w:w="1320"/>
-        <w:gridCol w:w="1320"/>
-        <w:gridCol w:w="1320"/>
-        <w:gridCol w:w="1320"/>
-        <w:gridCol w:w="1320"/>
+        <w:gridCol w:w="3095"/>
+        <w:gridCol w:w="455"/>
+        <w:gridCol w:w="1183"/>
+        <w:gridCol w:w="1183"/>
+        <w:gridCol w:w="1183"/>
+        <w:gridCol w:w="819"/>
       </w:tblGrid>
       <w:tr>
         <w:trPr>
@@ -7389,31 +7488,31 @@
               <w:jc w:val="left"/>
             </w:pPr>
             <w:r>
-              <w:t xml:space="preserve">0.153***</w:t>
-            </w:r>
-          </w:p>
-        </w:tc>
-        <w:tc>
-          <w:tcPr/>
-          <w:p>
-            <w:pPr>
-              <w:pStyle w:val="Compact"/>
-              <w:jc w:val="left"/>
-            </w:pPr>
-            <w:r>
-              <w:t xml:space="preserve">3.119**</w:t>
-            </w:r>
-          </w:p>
-        </w:tc>
-        <w:tc>
-          <w:tcPr/>
-          <w:p>
-            <w:pPr>
-              <w:pStyle w:val="Compact"/>
-              <w:jc w:val="left"/>
-            </w:pPr>
-            <w:r>
-              <w:t xml:space="preserve">4.56 (.011)</w:t>
+              <w:t xml:space="preserve">0.152***</w:t>
+            </w:r>
+          </w:p>
+        </w:tc>
+        <w:tc>
+          <w:tcPr/>
+          <w:p>
+            <w:pPr>
+              <w:pStyle w:val="Compact"/>
+              <w:jc w:val="left"/>
+            </w:pPr>
+            <w:r>
+              <w:t xml:space="preserve">3.220*</w:t>
+            </w:r>
+          </w:p>
+        </w:tc>
+        <w:tc>
+          <w:tcPr/>
+          <w:p>
+            <w:pPr>
+              <w:pStyle w:val="Compact"/>
+              <w:jc w:val="left"/>
+            </w:pPr>
+            <w:r>
+              <w:t xml:space="preserve">3.21 (.041)</w:t>
             </w:r>
           </w:p>
         </w:tc>
@@ -7475,31 +7574,31 @@
               <w:jc w:val="left"/>
             </w:pPr>
             <w:r>
-              <w:t xml:space="preserve">1.552</w:t>
-            </w:r>
-          </w:p>
-        </w:tc>
-        <w:tc>
-          <w:tcPr/>
-          <w:p>
-            <w:pPr>
-              <w:pStyle w:val="Compact"/>
-              <w:jc w:val="left"/>
-            </w:pPr>
-            <w:r>
-              <w:t xml:space="preserve">4.01 (.019)</w:t>
-            </w:r>
-          </w:p>
-        </w:tc>
-        <w:tc>
-          <w:tcPr/>
-          <w:p>
-            <w:pPr>
-              <w:pStyle w:val="Compact"/>
-              <w:jc w:val="left"/>
-            </w:pPr>
-            <w:r>
-              <w:t xml:space="preserve">0.188</w:t>
+              <w:t xml:space="preserve">1.348</w:t>
+            </w:r>
+          </w:p>
+        </w:tc>
+        <w:tc>
+          <w:tcPr/>
+          <w:p>
+            <w:pPr>
+              <w:pStyle w:val="Compact"/>
+              <w:jc w:val="left"/>
+            </w:pPr>
+            <w:r>
+              <w:t xml:space="preserve">2.27 (.104)</w:t>
+            </w:r>
+          </w:p>
+        </w:tc>
+        <w:tc>
+          <w:tcPr/>
+          <w:p>
+            <w:pPr>
+              <w:pStyle w:val="Compact"/>
+              <w:jc w:val="left"/>
+            </w:pPr>
+            <w:r>
+              <w:t xml:space="preserve">0.185</w:t>
             </w:r>
           </w:p>
         </w:tc>
@@ -7525,55 +7624,55 @@
               <w:jc w:val="left"/>
             </w:pPr>
             <w:r>
-              <w:t xml:space="preserve">617</w:t>
-            </w:r>
-          </w:p>
-        </w:tc>
-        <w:tc>
-          <w:tcPr/>
-          <w:p>
-            <w:pPr>
-              <w:pStyle w:val="Compact"/>
-              <w:jc w:val="left"/>
-            </w:pPr>
-            <w:r>
-              <w:t xml:space="preserve">0.159***</w:t>
-            </w:r>
-          </w:p>
-        </w:tc>
-        <w:tc>
-          <w:tcPr/>
-          <w:p>
-            <w:pPr>
-              <w:pStyle w:val="Compact"/>
-              <w:jc w:val="left"/>
-            </w:pPr>
-            <w:r>
-              <w:t xml:space="preserve">2.930**</w:t>
-            </w:r>
-          </w:p>
-        </w:tc>
-        <w:tc>
-          <w:tcPr/>
-          <w:p>
-            <w:pPr>
-              <w:pStyle w:val="Compact"/>
-              <w:jc w:val="left"/>
-            </w:pPr>
-            <w:r>
-              <w:t xml:space="preserve">4.27 (.014)</w:t>
-            </w:r>
-          </w:p>
-        </w:tc>
-        <w:tc>
-          <w:tcPr/>
-          <w:p>
-            <w:pPr>
-              <w:pStyle w:val="Compact"/>
-              <w:jc w:val="left"/>
-            </w:pPr>
-            <w:r>
-              <w:t xml:space="preserve">0.199</w:t>
+              <w:t xml:space="preserve">611</w:t>
+            </w:r>
+          </w:p>
+        </w:tc>
+        <w:tc>
+          <w:tcPr/>
+          <w:p>
+            <w:pPr>
+              <w:pStyle w:val="Compact"/>
+              <w:jc w:val="left"/>
+            </w:pPr>
+            <w:r>
+              <w:t xml:space="preserve">0.149**</w:t>
+            </w:r>
+          </w:p>
+        </w:tc>
+        <w:tc>
+          <w:tcPr/>
+          <w:p>
+            <w:pPr>
+              <w:pStyle w:val="Compact"/>
+              <w:jc w:val="left"/>
+            </w:pPr>
+            <w:r>
+              <w:t xml:space="preserve">2.581*</w:t>
+            </w:r>
+          </w:p>
+        </w:tc>
+        <w:tc>
+          <w:tcPr/>
+          <w:p>
+            <w:pPr>
+              <w:pStyle w:val="Compact"/>
+              <w:jc w:val="left"/>
+            </w:pPr>
+            <w:r>
+              <w:t xml:space="preserve">3.03 (.049)</w:t>
+            </w:r>
+          </w:p>
+        </w:tc>
+        <w:tc>
+          <w:tcPr/>
+          <w:p>
+            <w:pPr>
+              <w:pStyle w:val="Compact"/>
+              <w:jc w:val="left"/>
+            </w:pPr>
+            <w:r>
+              <w:t xml:space="preserve">0.186</w:t>
             </w:r>
           </w:p>
         </w:tc>
@@ -7611,43 +7710,43 @@
               <w:jc w:val="left"/>
             </w:pPr>
             <w:r>
-              <w:t xml:space="preserve">0.170***</w:t>
-            </w:r>
-          </w:p>
-        </w:tc>
-        <w:tc>
-          <w:tcPr/>
-          <w:p>
-            <w:pPr>
-              <w:pStyle w:val="Compact"/>
-              <w:jc w:val="left"/>
-            </w:pPr>
-            <w:r>
-              <w:t xml:space="preserve">3.521**</w:t>
-            </w:r>
-          </w:p>
-        </w:tc>
-        <w:tc>
-          <w:tcPr/>
-          <w:p>
-            <w:pPr>
-              <w:pStyle w:val="Compact"/>
-              <w:jc w:val="left"/>
-            </w:pPr>
-            <w:r>
-              <w:t xml:space="preserve">4.61 (.010)</w:t>
-            </w:r>
-          </w:p>
-        </w:tc>
-        <w:tc>
-          <w:tcPr/>
-          <w:p>
-            <w:pPr>
-              <w:pStyle w:val="Compact"/>
-              <w:jc w:val="left"/>
-            </w:pPr>
-            <w:r>
-              <w:t xml:space="preserve">0.219</w:t>
+              <w:t xml:space="preserve">0.187***</w:t>
+            </w:r>
+          </w:p>
+        </w:tc>
+        <w:tc>
+          <w:tcPr/>
+          <w:p>
+            <w:pPr>
+              <w:pStyle w:val="Compact"/>
+              <w:jc w:val="left"/>
+            </w:pPr>
+            <w:r>
+              <w:t xml:space="preserve">4.252**</w:t>
+            </w:r>
+          </w:p>
+        </w:tc>
+        <w:tc>
+          <w:tcPr/>
+          <w:p>
+            <w:pPr>
+              <w:pStyle w:val="Compact"/>
+              <w:jc w:val="left"/>
+            </w:pPr>
+            <w:r>
+              <w:t xml:space="preserve">4.48 (.012)</w:t>
+            </w:r>
+          </w:p>
+        </w:tc>
+        <w:tc>
+          <w:tcPr/>
+          <w:p>
+            <w:pPr>
+              <w:pStyle w:val="Compact"/>
+              <w:jc w:val="left"/>
+            </w:pPr>
+            <w:r>
+              <w:t xml:space="preserve">0.231</w:t>
             </w:r>
           </w:p>
         </w:tc>
@@ -7685,43 +7784,43 @@
               <w:jc w:val="left"/>
             </w:pPr>
             <w:r>
-              <w:t xml:space="preserve">0.156***</w:t>
-            </w:r>
-          </w:p>
-        </w:tc>
-        <w:tc>
-          <w:tcPr/>
-          <w:p>
-            <w:pPr>
-              <w:pStyle w:val="Compact"/>
-              <w:jc w:val="left"/>
-            </w:pPr>
-            <w:r>
-              <w:t xml:space="preserve">3.505**</w:t>
-            </w:r>
-          </w:p>
-        </w:tc>
-        <w:tc>
-          <w:tcPr/>
-          <w:p>
-            <w:pPr>
-              <w:pStyle w:val="Compact"/>
-              <w:jc w:val="left"/>
-            </w:pPr>
-            <w:r>
-              <w:t xml:space="preserve">5.30 (.005)</w:t>
-            </w:r>
-          </w:p>
-        </w:tc>
-        <w:tc>
-          <w:tcPr/>
-          <w:p>
-            <w:pPr>
-              <w:pStyle w:val="Compact"/>
-              <w:jc w:val="left"/>
-            </w:pPr>
-            <w:r>
-              <w:t xml:space="preserve">0.199</w:t>
+              <w:t xml:space="preserve">0.160***</w:t>
+            </w:r>
+          </w:p>
+        </w:tc>
+        <w:tc>
+          <w:tcPr/>
+          <w:p>
+            <w:pPr>
+              <w:pStyle w:val="Compact"/>
+              <w:jc w:val="left"/>
+            </w:pPr>
+            <w:r>
+              <w:t xml:space="preserve">3.600**</w:t>
+            </w:r>
+          </w:p>
+        </w:tc>
+        <w:tc>
+          <w:tcPr/>
+          <w:p>
+            <w:pPr>
+              <w:pStyle w:val="Compact"/>
+              <w:jc w:val="left"/>
+            </w:pPr>
+            <w:r>
+              <w:t xml:space="preserve">3.61 (.028)</w:t>
+            </w:r>
+          </w:p>
+        </w:tc>
+        <w:tc>
+          <w:tcPr/>
+          <w:p>
+            <w:pPr>
+              <w:pStyle w:val="Compact"/>
+              <w:jc w:val="left"/>
+            </w:pPr>
+            <w:r>
+              <w:t xml:space="preserve">0.202</w:t>
             </w:r>
           </w:p>
         </w:tc>
@@ -7771,19 +7870,19 @@
               <w:jc w:val="left"/>
             </w:pPr>
             <w:r>
-              <w:t xml:space="preserve">2.821</w:t>
-            </w:r>
-          </w:p>
-        </w:tc>
-        <w:tc>
-          <w:tcPr/>
-          <w:p>
-            <w:pPr>
-              <w:pStyle w:val="Compact"/>
-              <w:jc w:val="left"/>
-            </w:pPr>
-            <w:r>
-              <w:t xml:space="preserve">6.32 (.003)</w:t>
+              <w:t xml:space="preserve">1.987</w:t>
+            </w:r>
+          </w:p>
+        </w:tc>
+        <w:tc>
+          <w:tcPr/>
+          <w:p>
+            <w:pPr>
+              <w:pStyle w:val="Compact"/>
+              <w:jc w:val="left"/>
+            </w:pPr>
+            <w:r>
+              <w:t xml:space="preserve">4.54 (.014)</w:t>
             </w:r>
           </w:p>
         </w:tc>
@@ -7943,7 +8042,7 @@
     </w:p>
     <w:bookmarkEnd w:id="48"/>
     <w:bookmarkEnd w:id="49"/>
-    <w:bookmarkStart w:id="52" w:name="X735612638e4e736e4693e459c258977262c0dfc"/>
+    <w:bookmarkStart w:id="52" w:name="discussion"/>
     <w:p>
       <w:pPr>
         <w:pStyle w:val="Heading2"/>
@@ -7952,7 +8051,7 @@
         <w:t xml:space="preserve">5 Discussion</w:t>
       </w:r>
     </w:p>
-    <w:bookmarkStart w:id="50" w:name="X027b31c2d090a00917aa7291770680fd40b64cd"/>
+    <w:bookmarkStart w:id="50" w:name="theoretical-implications"/>
     <w:p>
       <w:pPr>
         <w:pStyle w:val="Heading3"/>
@@ -8266,7 +8365,7 @@
         <w:t xml:space="preserve"> </w:t>
       </w:r>
       <w:r>
-        <w:t xml:space="preserve">interfaces and transaction systems. The scale of Singapore's innovation</w:t>
+        <w:t xml:space="preserve">interfaces and transaction systems. The scale of Singapore’s innovation</w:t>
       </w:r>
       <w:r>
         <w:t xml:space="preserve"> </w:t>
@@ -8296,7 +8395,7 @@
         <w:t xml:space="preserve"> </w:t>
       </w:r>
       <w:r>
-        <w:t xml:space="preserve">Development Authority (IMDA, 2025), confirming that Singapore's</w:t>
+        <w:t xml:space="preserve">Development Authority (IMDA, 2025), confirming that Singapore’s</w:t>
       </w:r>
       <w:r>
         <w:t xml:space="preserve"> </w:t>
@@ -8373,7 +8472,7 @@
         <w:t xml:space="preserve"> </w:t>
       </w:r>
       <w:r>
-        <w:t xml:space="preserve">interaction: the positive FSTS² × DAI coefficient (β = +3.119, p = .005) implies that DAI's productivity contribution grows super-linearly with export-intensity scale, which a level-shift</w:t>
+        <w:t xml:space="preserve">interaction: the positive FSTS² × DAI coefficient (β = +3.220, p = .020) implies that DAI’s productivity contribution grows super-linearly with export-intensity scale, which a level-shift</w:t>
       </w:r>
       <w:r>
         <w:t xml:space="preserve"> </w:t>
@@ -8439,11 +8538,11 @@
         <w:t xml:space="preserve"> </w:t>
       </w:r>
       <w:r>
-        <w:t xml:space="preserve">composition of DAI (website presence, c22b, plus two-way electronic-payment intensity, k33/k38). The signal is concentrated in the Tier-2 transaction-enabling layer: in the Section 4.5 R1 specification, reducing DAI to the Tier-1 website-only binary weakens the quadratic interaction substantially (β drops from +3.119 to +1.552; joint F = 4.01, p = .019), and an item-swap falsification (moving c22b to TCI) further weakens it. This has a transferability implication. In advanced-economy settings where Tier-2 payment rails are diffused alongside Tier-1 presence, a Tier-1+2 composite retains discriminatory power and the amplification mechanism is detectable. In transitional economies where Tier-2 infrastructure remains institutionally bounded (cross-border payment rails reached systemic scale only in the late 2010s across lower-middle-income Asia; World Bank 2023), a Tier-1-only construct loses discriminatory power as the diffusion ceiling is approached, and any export-intensity association is more plausibly read as construct-tier obsolescence. The amplification ceiling is therefore not a Singapore idiosyncrasy but a Tier-1+2 threshold effect: economies that upgrade payment infrastructure to Tier-2 coverage should expect the conditional-complementarity pattern to become empirically legible. This reframes Singapore as a leading indicator rather than an outlier, and positions the findings as a within-context boundary case at the advanced-economy ceiling rather than a broadly applicable digital-complementarity claim.</w:t>
+        <w:t xml:space="preserve">composition of DAI (website presence, c22b, plus two-way electronic-payment intensity, k33/k38). The signal is concentrated in the Tier-2 transaction-enabling layer: in the Section 4.5 R1 specification, reducing DAI to the Tier-1 website-only binary weakens the quadratic interaction substantially (β drops from +3.220 to +1.348; joint F = 2.27, p = .104), and an item-swap falsification (moving c22b to TCI) further weakens it. This has a transferability implication. In advanced-economy settings where Tier-2 payment rails are diffused alongside Tier-1 presence, a Tier-1+2 composite retains discriminatory power and the amplification mechanism is detectable. In transitional economies where Tier-2 infrastructure remains institutionally bounded (cross-border payment rails reached systemic scale only in the late 2010s across lower-middle-income Asia; World Bank 2024), a Tier-1-only construct loses discriminatory power as the diffusion ceiling is approached, and any export-intensity association is more plausibly read as construct-tier obsolescence. The amplification ceiling is therefore not a Singapore idiosyncrasy but a Tier-1+2 threshold effect: economies that upgrade payment infrastructure to Tier-2 coverage should expect the conditional-complementarity pattern to become empirically legible. This reframes Singapore as a leading indicator rather than an outlier, and positions the findings as a within-context boundary case at the advanced-economy ceiling rather than a broadly applicable digital-complementarity claim.</w:t>
       </w:r>
     </w:p>
     <w:bookmarkEnd w:id="50"/>
-    <w:bookmarkStart w:id="51" w:name="Xa4e692b259d9b803bab54ad026a7e8d888a5d2c"/>
+    <w:bookmarkStart w:id="51" w:name="managerial-implications"/>
     <w:p>
       <w:pPr>
         <w:pStyle w:val="Heading3"/>
@@ -8457,12 +8556,12 @@
         <w:pStyle w:val="FirstParagraph"/>
       </w:pPr>
       <w:r>
-        <w:t xml:space="preserve">For firms in Singapore and comparable high-digital-infrastructure contexts, foundational digital adoption is most strongly associated with productivity when firms already operate at relatively high export intensity, where digital interfaces and electronic-payment systems function as scaling mechanisms for coordinating larger cross-border volumes. For deeply export-engaged firms the implication is strategic: foundational digital systems matter most when coordination demands across customers, suppliers, and foreign markets become dense enough for intensive use. For domestically concentrated or low-intensity firms, basic digital functionality is already widespread and is unlikely to yield a large standalone productivity premium; for the intermediate range, gains are likelier when digital investment is aligned with customer integration, supplier coordination, and export readiness. More broadly, managers should not treat technological capability and digital adoption as interchangeable: capability-building supports a broad productivity base, whereas foundational digital adoption becomes relevant under the coordination intensity of deeper internationalization, so the two should be sequenced to the firm's actual stage of export expansion.</w:t>
+        <w:t xml:space="preserve">For firms in Singapore and comparable high-digital-infrastructure contexts, foundational digital adoption is most strongly associated with productivity when firms already operate at relatively high export intensity, where digital interfaces and electronic-payment systems function as scaling mechanisms for coordinating larger cross-border volumes. For deeply export-engaged firms the implication is strategic: foundational digital systems matter most when coordination demands across customers, suppliers, and foreign markets become dense enough for intensive use. For domestically concentrated or low-intensity firms, basic digital functionality is already widespread and is unlikely to yield a large standalone productivity premium; for the intermediate range, gains are likelier when digital investment is aligned with customer integration, supplier coordination, and export readiness. More broadly, managers should not treat technological capability and digital adoption as interchangeable: capability-building supports a broad productivity base, whereas foundational digital adoption becomes relevant under the coordination intensity of deeper internationalization, so the two should be sequenced to the firm’s actual stage of export expansion.</w:t>
       </w:r>
     </w:p>
     <w:bookmarkEnd w:id="51"/>
     <w:bookmarkEnd w:id="52"/>
-    <w:bookmarkStart w:id="53" w:name="X6b297cc947e0db5526be369b1f0f4ddc67b2415"/>
+    <w:bookmarkStart w:id="53" w:name="conclusion"/>
     <w:p>
       <w:pPr>
         <w:pStyle w:val="Heading2"/>
@@ -8480,7 +8579,7 @@
       </w:r>
     </w:p>
     <w:bookmarkEnd w:id="53"/>
-    <w:bookmarkStart w:id="54" w:name="X422fdd10c3908fe492ea939b97371c73422dbba"/>
+    <w:bookmarkStart w:id="54" w:name="limitations-and-future-research"/>
     <w:p>
       <w:pPr>
         <w:pStyle w:val="Heading2"/>
@@ -8494,7 +8593,7 @@
         <w:pStyle w:val="FirstParagraph"/>
       </w:pPr>
       <w:r>
-        <w:t xml:space="preserve">Three limitations warrant caution. First, the analysis is a single-country cross-section, so inference is associational rather than causal; the observed relationships may reflect reverse causation, omitted variables, or productivity-driven selection into exporting and digital adoption. Second, the sample has a thin right tail of high-intensity exporters (the 75th percentile of FSTS is zero; only a small fraction occupy the high-export range where the turning point and the strongest DAI moderation appear). The implied turning point is therefore descriptive rather than structurally identified, with a wide 95% bootstrap CI ([53%, 253%]) despite an inverted-U shape in 96.3% of resamples; the DAI moderation survives leave-one-out, trimmed-tail, and indicator-sensitivity diagnostics but is necessarily less precise in the small exporter subsample (N = 84). Third, the DAI construct captures Tier 1–2 digital adoption (digital presence and electronic-transaction usage) rather than deeper process integration or digital dynamic capability, and the moderation weakens when the foundational indicators are dropped. Future research should test whether the same conditional pattern appears in other digitally advanced economies and under richer measures of process integration and higher-order capabilities, using panel data, successive survey waves, linked administrative records, or quasi-experimental designs (e.g., instruments such as firm-to-port distance or customs-clearance times for export intensity, and regional broadband coverage or within-sector peer adoption for digital adoption), while noting that such designs require adequate first-stage strength and credible exclusion restrictions (Wolfolds and Siegel 2019).</w:t>
+        <w:t xml:space="preserve">Three limitations warrant caution. First, the analysis is a single-country cross-section, so inference is associational rather than causal; the observed relationships may reflect reverse causation, omitted variables, or productivity-driven selection into exporting and digital adoption. Second, the sample has a thin right tail of high-intensity exporters (the 75th percentile of FSTS is zero; only a small fraction occupy the high-export range where the turning point and the strongest DAI moderation appear). The implied turning point is therefore descriptive rather than structurally identified, with a wide 95% bootstrap CI ([58%, 398%]) despite an inverted-U shape in 94.9% of resamples; the DAI moderation survives leave-one-out, trimmed-tail, and indicator-sensitivity diagnostics but is necessarily less precise in the small exporter subsample (N = 84). Third, the DAI construct captures Tier 1–2 digital adoption (digital presence and electronic-transaction usage) rather than deeper process integration or digital dynamic capability, and the moderation weakens when the foundational indicators are dropped. Future research should test whether the same conditional pattern appears in other digitally advanced economies and under richer measures of process integration and higher-order capabilities, using panel data, successive survey waves, linked administrative records, or quasi-experimental designs (e.g., instruments such as firm-to-port distance or customs-clearance times for export intensity, and regional broadband coverage or within-sector peer adoption for digital adoption), while noting that such designs require adequate first-stage strength and credible exclusion restrictions (Wolfolds and Siegel 2019).</w:t>
       </w:r>
     </w:p>
     <w:bookmarkEnd w:id="54"/>
@@ -8524,14 +8623,12 @@
         <w:t xml:space="preserve"> </w:t>
       </w:r>
       <w:hyperlink r:id="rId55">
-        <w:hyperlink r:id="rId55">
-          <w:r>
-            <w:rPr>
-              <w:rStyle w:val="Hyperlink"/>
-            </w:rPr>
-            <w:t xml:space="preserve">www.enterprisesurveys.org</w:t>
-          </w:r>
-        </w:hyperlink>
+        <w:r>
+          <w:rPr>
+            <w:rStyle w:val="Hyperlink"/>
+          </w:rPr>
+          <w:t xml:space="preserve">www.enterprisesurveys.org</w:t>
+        </w:r>
       </w:hyperlink>
       <w:r>
         <w:t xml:space="preserve">. Analysis</w:t>
@@ -8700,7 +8797,7 @@
       </w:r>
     </w:p>
     <w:bookmarkEnd w:id="61"/>
-    <w:bookmarkStart w:id="67" w:name="references"/>
+    <w:bookmarkStart w:id="62" w:name="references"/>
     <w:p>
       <w:pPr>
         <w:pStyle w:val="Heading2"/>
@@ -8714,7 +8811,22 @@
         <w:pStyle w:val="FirstParagraph"/>
       </w:pPr>
       <w:r>
-        <w:t xml:space="preserve">Aguinis, H., Beaty, J.C., Boik, R.J. and Pierce, C.A. (2005), "Effect size and power in assessing moderating effects of categorical variables using multiple regression: A 30-year review",</w:t>
+        <w:t xml:space="preserve">Aguinis, H., Beaty, J.C., Boik, R.J. and Pierce, C.A. (2005),</w:t>
+      </w:r>
+      <w:r>
+        <w:t xml:space="preserve"> </w:t>
+      </w:r>
+      <w:r>
+        <w:t xml:space="preserve">“</w:t>
+      </w:r>
+      <w:r>
+        <w:t xml:space="preserve">Effect size and power in assessing moderating effects of categorical variables using multiple regression: A 30-year review</w:t>
+      </w:r>
+      <w:r>
+        <w:t xml:space="preserve">”</w:t>
+      </w:r>
+      <w:r>
+        <w:t xml:space="preserve">,</w:t>
       </w:r>
       <w:r>
         <w:t xml:space="preserve"> </w:t>
@@ -8727,7 +8839,7 @@
         <w:t xml:space="preserve">Journal of Applied Psychology</w:t>
       </w:r>
       <w:r>
-        <w:t xml:space="preserve">, Vol. 90 No. 1, pp. 94-107, doi: 10.1037/0021-9010.90.1.94.</w:t>
+        <w:t xml:space="preserve">, Vol. 90 No. 1, pp. 94-107, doi: 10.1037/0021-9010.90.1.94.</w:t>
       </w:r>
     </w:p>
     <w:p>
@@ -8756,7 +8868,22 @@
         <w:pStyle w:val="BodyText"/>
       </w:pPr>
       <w:r>
-        <w:t xml:space="preserve">Avenyo, E.K., Tregenna, F. and Kraemer-Mbula, E. (2021), "Do productive capabilities affect export performance? Microeconomic evidence from sub-Saharan Africa",</w:t>
+        <w:t xml:space="preserve">Avenyo, E.K., Tregenna, F. and Kraemer-Mbula, E. (2021),</w:t>
+      </w:r>
+      <w:r>
+        <w:t xml:space="preserve"> </w:t>
+      </w:r>
+      <w:r>
+        <w:t xml:space="preserve">“</w:t>
+      </w:r>
+      <w:r>
+        <w:t xml:space="preserve">Do productive capabilities affect export performance? Microeconomic evidence from sub-Saharan Africa</w:t>
+      </w:r>
+      <w:r>
+        <w:t xml:space="preserve">”</w:t>
+      </w:r>
+      <w:r>
+        <w:t xml:space="preserve">,</w:t>
       </w:r>
       <w:r>
         <w:t xml:space="preserve"> </w:t>
@@ -8769,7 +8896,7 @@
         <w:t xml:space="preserve">The European Journal of Development Research</w:t>
       </w:r>
       <w:r>
-        <w:t xml:space="preserve">, Vol. 33 No. 2, pp. 304-329, doi: 10.1057/s41287-020-00328-2.</w:t>
+        <w:t xml:space="preserve">, Vol. 33 No. 2, pp. 304-329, doi: 10.1057/s41287-020-00328-2.</w:t>
       </w:r>
     </w:p>
     <w:p>
@@ -8777,7 +8904,22 @@
         <w:pStyle w:val="BodyText"/>
       </w:pPr>
       <w:r>
-        <w:t xml:space="preserve">Banalieva, E.R. and Dhanaraj, C. (2019), "Internalization theory for the digital economy",</w:t>
+        <w:t xml:space="preserve">Banalieva, E.R. and Dhanaraj, C. (2019),</w:t>
+      </w:r>
+      <w:r>
+        <w:t xml:space="preserve"> </w:t>
+      </w:r>
+      <w:r>
+        <w:t xml:space="preserve">“</w:t>
+      </w:r>
+      <w:r>
+        <w:t xml:space="preserve">Internalization theory for the digital economy</w:t>
+      </w:r>
+      <w:r>
+        <w:t xml:space="preserve">”</w:t>
+      </w:r>
+      <w:r>
+        <w:t xml:space="preserve">,</w:t>
       </w:r>
       <w:r>
         <w:t xml:space="preserve"> </w:t>
@@ -8790,7 +8932,7 @@
         <w:t xml:space="preserve">Journal of International Business Studies</w:t>
       </w:r>
       <w:r>
-        <w:t xml:space="preserve">, Vol. 50 No. 8, pp. 1372-1387, doi: 10.1057/s41267-019-00243-7.</w:t>
+        <w:t xml:space="preserve">, Vol. 50 No. 8, pp. 1372-1387, doi: 10.1057/s41267-019-00243-7.</w:t>
       </w:r>
     </w:p>
     <w:p>
@@ -8798,7 +8940,22 @@
         <w:pStyle w:val="BodyText"/>
       </w:pPr>
       <w:r>
-        <w:t xml:space="preserve">Barney, J. (1991), "Firm resources and sustained competitive advantage",</w:t>
+        <w:t xml:space="preserve">Barney, J. (1991),</w:t>
+      </w:r>
+      <w:r>
+        <w:t xml:space="preserve"> </w:t>
+      </w:r>
+      <w:r>
+        <w:t xml:space="preserve">“</w:t>
+      </w:r>
+      <w:r>
+        <w:t xml:space="preserve">Firm resources and sustained competitive advantage</w:t>
+      </w:r>
+      <w:r>
+        <w:t xml:space="preserve">”</w:t>
+      </w:r>
+      <w:r>
+        <w:t xml:space="preserve">,</w:t>
       </w:r>
       <w:r>
         <w:t xml:space="preserve"> </w:t>
@@ -8811,7 +8968,7 @@
         <w:t xml:space="preserve">Journal of Management</w:t>
       </w:r>
       <w:r>
-        <w:t xml:space="preserve">, Vol. 17 No. 1, pp. 99-120, doi: 10.1177/014920639101700108.</w:t>
+        <w:t xml:space="preserve">, Vol. 17 No. 1, pp. 99-120, doi: 10.1177/014920639101700108.</w:t>
       </w:r>
     </w:p>
     <w:p>
@@ -8819,7 +8976,22 @@
         <w:pStyle w:val="BodyText"/>
       </w:pPr>
       <w:r>
-        <w:t xml:space="preserve">Bharadwaj, A., El Sawy, O.A., Pavlou, P.A. and Venkatraman, N. (2013), "Digital business strategy: Toward a next generation of insights",</w:t>
+        <w:t xml:space="preserve">Bharadwaj, A., El Sawy, O.A., Pavlou, P.A. and Venkatraman, N. (2013),</w:t>
+      </w:r>
+      <w:r>
+        <w:t xml:space="preserve"> </w:t>
+      </w:r>
+      <w:r>
+        <w:t xml:space="preserve">“</w:t>
+      </w:r>
+      <w:r>
+        <w:t xml:space="preserve">Digital business strategy: Toward a next generation of insights</w:t>
+      </w:r>
+      <w:r>
+        <w:t xml:space="preserve">”</w:t>
+      </w:r>
+      <w:r>
+        <w:t xml:space="preserve">,</w:t>
       </w:r>
       <w:r>
         <w:t xml:space="preserve"> </w:t>
@@ -8832,7 +9004,7 @@
         <w:t xml:space="preserve">MIS Quarterly</w:t>
       </w:r>
       <w:r>
-        <w:t xml:space="preserve">, Vol. 37 No. 2, pp. 471-482, doi: 10.25300/MISQ/2013/37:2.3.</w:t>
+        <w:t xml:space="preserve">, Vol. 37 No. 2, pp. 471-482, doi: 10.25300/MISQ/2013/37:2.3.</w:t>
       </w:r>
     </w:p>
     <w:p>
@@ -8840,7 +9012,22 @@
         <w:pStyle w:val="BodyText"/>
       </w:pPr>
       <w:r>
-        <w:t xml:space="preserve">Coase, R.H. (1937), "The nature of the firm",</w:t>
+        <w:t xml:space="preserve">Coase, R.H. (1937),</w:t>
+      </w:r>
+      <w:r>
+        <w:t xml:space="preserve"> </w:t>
+      </w:r>
+      <w:r>
+        <w:t xml:space="preserve">“</w:t>
+      </w:r>
+      <w:r>
+        <w:t xml:space="preserve">The nature of the firm</w:t>
+      </w:r>
+      <w:r>
+        <w:t xml:space="preserve">”</w:t>
+      </w:r>
+      <w:r>
+        <w:t xml:space="preserve">,</w:t>
       </w:r>
       <w:r>
         <w:t xml:space="preserve"> </w:t>
@@ -8853,7 +9040,7 @@
         <w:t xml:space="preserve">Economica</w:t>
       </w:r>
       <w:r>
-        <w:t xml:space="preserve">, Vol. 4 No. 16, pp. 386-405, doi: 10.1111/j.1468-0335.1937.tb00002.x.</w:t>
+        <w:t xml:space="preserve">, Vol. 4 No. 16, pp. 386-405, doi: 10.1111/j.1468-0335.1937.tb00002.x.</w:t>
       </w:r>
     </w:p>
     <w:p>
@@ -8885,7 +9072,22 @@
         <w:pStyle w:val="BodyText"/>
       </w:pPr>
       <w:r>
-        <w:t xml:space="preserve">Cohen, W.M. and Levinthal, D.A. (1990), "Absorptive capacity: A new perspective on learning and innovation",</w:t>
+        <w:t xml:space="preserve">Cohen, W.M. and Levinthal, D.A. (1990),</w:t>
+      </w:r>
+      <w:r>
+        <w:t xml:space="preserve"> </w:t>
+      </w:r>
+      <w:r>
+        <w:t xml:space="preserve">“</w:t>
+      </w:r>
+      <w:r>
+        <w:t xml:space="preserve">Absorptive capacity: A new perspective on learning and innovation</w:t>
+      </w:r>
+      <w:r>
+        <w:t xml:space="preserve">”</w:t>
+      </w:r>
+      <w:r>
+        <w:t xml:space="preserve">,</w:t>
       </w:r>
       <w:r>
         <w:t xml:space="preserve"> </w:t>
@@ -8898,7 +9100,7 @@
         <w:t xml:space="preserve">Administrative Science Quarterly</w:t>
       </w:r>
       <w:r>
-        <w:t xml:space="preserve">, Vol. 35 No. 1, pp. 128-152, doi: 10.2307/2393553.</w:t>
+        <w:t xml:space="preserve">, Vol. 35 No. 1, pp. 128-152, doi: 10.2307/2393553.</w:t>
       </w:r>
     </w:p>
     <w:p>
@@ -8906,7 +9108,22 @@
         <w:pStyle w:val="BodyText"/>
       </w:pPr>
       <w:r>
-        <w:t xml:space="preserve">Coltman, T., Devinney, T.M., Midgley, D.F. and Venaik, S. (2008), "Formative versus reflective measurement models: Two applications of formative measurement",</w:t>
+        <w:t xml:space="preserve">Coltman, T., Devinney, T.M., Midgley, D.F. and Venaik, S. (2008),</w:t>
+      </w:r>
+      <w:r>
+        <w:t xml:space="preserve"> </w:t>
+      </w:r>
+      <w:r>
+        <w:t xml:space="preserve">“</w:t>
+      </w:r>
+      <w:r>
+        <w:t xml:space="preserve">Formative versus reflective measurement models: Two applications of formative measurement</w:t>
+      </w:r>
+      <w:r>
+        <w:t xml:space="preserve">”</w:t>
+      </w:r>
+      <w:r>
+        <w:t xml:space="preserve">,</w:t>
       </w:r>
       <w:r>
         <w:t xml:space="preserve"> </w:t>
@@ -8919,7 +9136,7 @@
         <w:t xml:space="preserve">Journal of Business Research</w:t>
       </w:r>
       <w:r>
-        <w:t xml:space="preserve">, Vol. 61 No. 12, pp. 1250-1262, doi: 10.1016/j.jbusres.2008.01.013.</w:t>
+        <w:t xml:space="preserve">, Vol. 61 No. 12, pp. 1250-1262, doi: 10.1016/j.jbusres.2008.01.013.</w:t>
       </w:r>
     </w:p>
     <w:p>
@@ -8927,7 +9144,22 @@
         <w:pStyle w:val="BodyText"/>
       </w:pPr>
       <w:r>
-        <w:t xml:space="preserve">Contractor, F.J., Kundu, S.K. and Hsu, C.-C. (2003), "A three-stage theory of international expansion: The link between multinationality and performance in the service sector",</w:t>
+        <w:t xml:space="preserve">Contractor, F.J., Kundu, S.K. and Hsu, C.-C. (2003),</w:t>
+      </w:r>
+      <w:r>
+        <w:t xml:space="preserve"> </w:t>
+      </w:r>
+      <w:r>
+        <w:t xml:space="preserve">“</w:t>
+      </w:r>
+      <w:r>
+        <w:t xml:space="preserve">A three-stage theory of international expansion: The link between multinationality and performance in the service sector</w:t>
+      </w:r>
+      <w:r>
+        <w:t xml:space="preserve">”</w:t>
+      </w:r>
+      <w:r>
+        <w:t xml:space="preserve">,</w:t>
       </w:r>
       <w:r>
         <w:t xml:space="preserve"> </w:t>
@@ -8940,7 +9172,7 @@
         <w:t xml:space="preserve">Journal of International Business Studies</w:t>
       </w:r>
       <w:r>
-        <w:t xml:space="preserve">, Vol. 34 No. 1, pp. 5-18, doi: 10.1057/palgrave.jibs.8400003.</w:t>
+        <w:t xml:space="preserve">, Vol. 34 No. 1, pp. 5-18, doi: 10.1057/palgrave.jibs.8400003.</w:t>
       </w:r>
     </w:p>
     <w:p>
@@ -8948,7 +9180,22 @@
         <w:pStyle w:val="BodyText"/>
       </w:pPr>
       <w:r>
-        <w:t xml:space="preserve">Haans, R.F.J., Pieters, C. and He, Z.-L. (2016), "Thinking about U: Theorizing and testing U- and inverted U-shaped relationships in strategy research",</w:t>
+        <w:t xml:space="preserve">Haans, R.F.J., Pieters, C. and He, Z.-L. (2016),</w:t>
+      </w:r>
+      <w:r>
+        <w:t xml:space="preserve"> </w:t>
+      </w:r>
+      <w:r>
+        <w:t xml:space="preserve">“</w:t>
+      </w:r>
+      <w:r>
+        <w:t xml:space="preserve">Thinking about U: Theorizing and testing U- and inverted U-shaped relationships in strategy research</w:t>
+      </w:r>
+      <w:r>
+        <w:t xml:space="preserve">”</w:t>
+      </w:r>
+      <w:r>
+        <w:t xml:space="preserve">,</w:t>
       </w:r>
       <w:r>
         <w:t xml:space="preserve"> </w:t>
@@ -8961,7 +9208,7 @@
         <w:t xml:space="preserve">Strategic Management Journal</w:t>
       </w:r>
       <w:r>
-        <w:t xml:space="preserve">, Vol. 37 No. 7, pp. 1177-1195, doi: 10.1002/smj.2399.</w:t>
+        <w:t xml:space="preserve">, Vol. 37 No. 7, pp. 1177-1195, doi: 10.1002/smj.2399.</w:t>
       </w:r>
     </w:p>
     <w:p>
@@ -8969,7 +9216,22 @@
         <w:pStyle w:val="BodyText"/>
       </w:pPr>
       <w:r>
-        <w:t xml:space="preserve">Hambrick, D.C. and Mason, P.A. (1984), "Upper echelons: The organization as a reflection of its top managers",</w:t>
+        <w:t xml:space="preserve">Hambrick, D.C. and Mason, P.A. (1984),</w:t>
+      </w:r>
+      <w:r>
+        <w:t xml:space="preserve"> </w:t>
+      </w:r>
+      <w:r>
+        <w:t xml:space="preserve">“</w:t>
+      </w:r>
+      <w:r>
+        <w:t xml:space="preserve">Upper echelons: The organization as a reflection of its top managers</w:t>
+      </w:r>
+      <w:r>
+        <w:t xml:space="preserve">”</w:t>
+      </w:r>
+      <w:r>
+        <w:t xml:space="preserve">,</w:t>
       </w:r>
       <w:r>
         <w:t xml:space="preserve"> </w:t>
@@ -8982,7 +9244,7 @@
         <w:t xml:space="preserve">Academy of Management Review</w:t>
       </w:r>
       <w:r>
-        <w:t xml:space="preserve">, Vol. 9 No. 2, pp. 193-206, doi: 10.5465/amr.1984.4277628.</w:t>
+        <w:t xml:space="preserve">, Vol. 9 No. 2, pp. 193-206, doi: 10.5465/amr.1984.4277628.</w:t>
       </w:r>
     </w:p>
     <w:p>
@@ -8990,7 +9252,22 @@
         <w:pStyle w:val="BodyText"/>
       </w:pPr>
       <w:r>
-        <w:t xml:space="preserve">Hitt, M.A., Hoskisson, R.E. and Kim, H. (1997), "International diversification: Effects on innovation and firm performance in product-diversified firms",</w:t>
+        <w:t xml:space="preserve">Hitt, M.A., Hoskisson, R.E. and Kim, H. (1997),</w:t>
+      </w:r>
+      <w:r>
+        <w:t xml:space="preserve"> </w:t>
+      </w:r>
+      <w:r>
+        <w:t xml:space="preserve">“</w:t>
+      </w:r>
+      <w:r>
+        <w:t xml:space="preserve">International diversification: Effects on innovation and firm performance in product-diversified firms</w:t>
+      </w:r>
+      <w:r>
+        <w:t xml:space="preserve">”</w:t>
+      </w:r>
+      <w:r>
+        <w:t xml:space="preserve">,</w:t>
       </w:r>
       <w:r>
         <w:t xml:space="preserve"> </w:t>
@@ -9003,7 +9280,7 @@
         <w:t xml:space="preserve">Academy of Management Journal</w:t>
       </w:r>
       <w:r>
-        <w:t xml:space="preserve">, Vol. 40 No. 4, pp. 767-798, doi: 10.5465/256948.</w:t>
+        <w:t xml:space="preserve">, Vol. 40 No. 4, pp. 767-798, doi: 10.5465/256948.</w:t>
       </w:r>
     </w:p>
     <w:p>
@@ -9011,7 +9288,22 @@
         <w:pStyle w:val="BodyText"/>
       </w:pPr>
       <w:r>
-        <w:t xml:space="preserve">Krammer, S.M.S., Strange, R. and Lashitew, A. (2018), "The export performance of emerging economy firms",</w:t>
+        <w:t xml:space="preserve">Krammer, S.M.S., Strange, R. and Lashitew, A. (2018),</w:t>
+      </w:r>
+      <w:r>
+        <w:t xml:space="preserve"> </w:t>
+      </w:r>
+      <w:r>
+        <w:t xml:space="preserve">“</w:t>
+      </w:r>
+      <w:r>
+        <w:t xml:space="preserve">The export performance of emerging economy firms</w:t>
+      </w:r>
+      <w:r>
+        <w:t xml:space="preserve">”</w:t>
+      </w:r>
+      <w:r>
+        <w:t xml:space="preserve">,</w:t>
       </w:r>
       <w:r>
         <w:t xml:space="preserve"> </w:t>
@@ -9024,7 +9316,7 @@
         <w:t xml:space="preserve">International Business Review</w:t>
       </w:r>
       <w:r>
-        <w:t xml:space="preserve">, Vol. 27 No. 1, pp. 218-230, doi: 10.1016/j.ibusrev.2017.07.003.</w:t>
+        <w:t xml:space="preserve">, Vol. 27 No. 1, pp. 218-230, doi: 10.1016/j.ibusrev.2017.07.003.</w:t>
       </w:r>
     </w:p>
     <w:p>
@@ -9032,7 +9324,22 @@
         <w:pStyle w:val="BodyText"/>
       </w:pPr>
       <w:r>
-        <w:t xml:space="preserve">Lakens, D., Scheel, A.M. and Isager, P.M. (2018), "Equivalence testing for psychological research: A tutorial",</w:t>
+        <w:t xml:space="preserve">Lakens, D., Scheel, A.M. and Isager, P.M. (2018),</w:t>
+      </w:r>
+      <w:r>
+        <w:t xml:space="preserve"> </w:t>
+      </w:r>
+      <w:r>
+        <w:t xml:space="preserve">“</w:t>
+      </w:r>
+      <w:r>
+        <w:t xml:space="preserve">Equivalence testing for psychological research: A tutorial</w:t>
+      </w:r>
+      <w:r>
+        <w:t xml:space="preserve">”</w:t>
+      </w:r>
+      <w:r>
+        <w:t xml:space="preserve">,</w:t>
       </w:r>
       <w:r>
         <w:t xml:space="preserve"> </w:t>
@@ -9045,7 +9352,7 @@
         <w:t xml:space="preserve">Advances in Methods and Practices in Psychological Science</w:t>
       </w:r>
       <w:r>
-        <w:t xml:space="preserve">, Vol. 1 No. 2, pp. 259-269, doi: 10.1177/2515245918770963.</w:t>
+        <w:t xml:space="preserve">, Vol. 1 No. 2, pp. 259-269, doi: 10.1177/2515245918770963.</w:t>
       </w:r>
     </w:p>
     <w:p>
@@ -9053,7 +9360,22 @@
         <w:pStyle w:val="BodyText"/>
       </w:pPr>
       <w:r>
-        <w:t xml:space="preserve">Lall, S. (1992), "Technological capabilities and industrialization",</w:t>
+        <w:t xml:space="preserve">Lall, S. (1992),</w:t>
+      </w:r>
+      <w:r>
+        <w:t xml:space="preserve"> </w:t>
+      </w:r>
+      <w:r>
+        <w:t xml:space="preserve">“</w:t>
+      </w:r>
+      <w:r>
+        <w:t xml:space="preserve">Technological capabilities and industrialization</w:t>
+      </w:r>
+      <w:r>
+        <w:t xml:space="preserve">”</w:t>
+      </w:r>
+      <w:r>
+        <w:t xml:space="preserve">,</w:t>
       </w:r>
       <w:r>
         <w:t xml:space="preserve"> </w:t>
@@ -9066,7 +9388,7 @@
         <w:t xml:space="preserve">World Development</w:t>
       </w:r>
       <w:r>
-        <w:t xml:space="preserve">, Vol. 20 No. 2, pp. 165-186, doi: 10.1016/0305-750X(92)90097-F.</w:t>
+        <w:t xml:space="preserve">, Vol. 20 No. 2, pp. 165-186, doi: 10.1016/0305-750X(92)90097-F.</w:t>
       </w:r>
     </w:p>
     <w:p>
@@ -9074,7 +9396,22 @@
         <w:pStyle w:val="BodyText"/>
       </w:pPr>
       <w:r>
-        <w:t xml:space="preserve">Lind, J.T. and Mehlum, H. (2010), "With or without U? The appropriate test for a U-shaped relationship",</w:t>
+        <w:t xml:space="preserve">Lind, J.T. and Mehlum, H. (2010),</w:t>
+      </w:r>
+      <w:r>
+        <w:t xml:space="preserve"> </w:t>
+      </w:r>
+      <w:r>
+        <w:t xml:space="preserve">“</w:t>
+      </w:r>
+      <w:r>
+        <w:t xml:space="preserve">With or without U? The appropriate test for a U-shaped relationship</w:t>
+      </w:r>
+      <w:r>
+        <w:t xml:space="preserve">”</w:t>
+      </w:r>
+      <w:r>
+        <w:t xml:space="preserve">,</w:t>
       </w:r>
       <w:r>
         <w:t xml:space="preserve"> </w:t>
@@ -9087,7 +9424,7 @@
         <w:t xml:space="preserve">Oxford Bulletin of Economics and Statistics</w:t>
       </w:r>
       <w:r>
-        <w:t xml:space="preserve">, Vol. 72 No. 1, pp. 109-118, doi: 10.1111/j.1468-0084.2009.00569.x.</w:t>
+        <w:t xml:space="preserve">, Vol. 72 No. 1, pp. 109-118, doi: 10.1111/j.1468-0084.2009.00569.x.</w:t>
       </w:r>
     </w:p>
     <w:p>
@@ -9095,7 +9432,22 @@
         <w:pStyle w:val="BodyText"/>
       </w:pPr>
       <w:r>
-        <w:t xml:space="preserve">Lu, J.W. and Beamish, P.W. (2004), "International diversification and firm performance: The S-curve hypothesis",</w:t>
+        <w:t xml:space="preserve">Lu, J.W. and Beamish, P.W. (2004),</w:t>
+      </w:r>
+      <w:r>
+        <w:t xml:space="preserve"> </w:t>
+      </w:r>
+      <w:r>
+        <w:t xml:space="preserve">“</w:t>
+      </w:r>
+      <w:r>
+        <w:t xml:space="preserve">International diversification and firm performance: The S-curve hypothesis</w:t>
+      </w:r>
+      <w:r>
+        <w:t xml:space="preserve">”</w:t>
+      </w:r>
+      <w:r>
+        <w:t xml:space="preserve">,</w:t>
       </w:r>
       <w:r>
         <w:t xml:space="preserve"> </w:t>
@@ -9108,7 +9460,7 @@
         <w:t xml:space="preserve">Academy of Management Journal</w:t>
       </w:r>
       <w:r>
-        <w:t xml:space="preserve">, Vol. 47 No. 4, pp. 598-609, doi: 10.5465/20159604.</w:t>
+        <w:t xml:space="preserve">, Vol. 47 No. 4, pp. 598-609, doi: 10.5465/20159604.</w:t>
       </w:r>
     </w:p>
     <w:p>
@@ -9116,7 +9468,22 @@
         <w:pStyle w:val="BodyText"/>
       </w:pPr>
       <w:r>
-        <w:t xml:space="preserve">Marano, V., Arregle, J.-L., Hitt, M.A., Spadafora, E. and van Essen, M. (2016), "Home country institutions and the internationalization-performance relationship: A meta-analytic review",</w:t>
+        <w:t xml:space="preserve">Marano, V., Arregle, J.-L., Hitt, M.A., Spadafora, E. and van Essen, M. (2016),</w:t>
+      </w:r>
+      <w:r>
+        <w:t xml:space="preserve"> </w:t>
+      </w:r>
+      <w:r>
+        <w:t xml:space="preserve">“</w:t>
+      </w:r>
+      <w:r>
+        <w:t xml:space="preserve">Home country institutions and the internationalization-performance relationship: A meta-analytic review</w:t>
+      </w:r>
+      <w:r>
+        <w:t xml:space="preserve">”</w:t>
+      </w:r>
+      <w:r>
+        <w:t xml:space="preserve">,</w:t>
       </w:r>
       <w:r>
         <w:t xml:space="preserve"> </w:t>
@@ -9129,7 +9496,7 @@
         <w:t xml:space="preserve">Journal of Management</w:t>
       </w:r>
       <w:r>
-        <w:t xml:space="preserve">, Vol. 42 No. 5, pp. 1075-1110, doi: 10.1177/0149206315624963.</w:t>
+        <w:t xml:space="preserve">, Vol. 42 No. 5, pp. 1075-1110, doi: 10.1177/0149206315624963.</w:t>
       </w:r>
     </w:p>
     <w:p>
@@ -9137,7 +9504,22 @@
         <w:pStyle w:val="BodyText"/>
       </w:pPr>
       <w:r>
-        <w:t xml:space="preserve">O’Brien, R.M. (2007), "A caution regarding rules of thumb for variance inflation factors",</w:t>
+        <w:t xml:space="preserve">O’Brien, R.M. (2007),</w:t>
+      </w:r>
+      <w:r>
+        <w:t xml:space="preserve"> </w:t>
+      </w:r>
+      <w:r>
+        <w:t xml:space="preserve">“</w:t>
+      </w:r>
+      <w:r>
+        <w:t xml:space="preserve">A caution regarding rules of thumb for variance inflation factors</w:t>
+      </w:r>
+      <w:r>
+        <w:t xml:space="preserve">”</w:t>
+      </w:r>
+      <w:r>
+        <w:t xml:space="preserve">,</w:t>
       </w:r>
       <w:r>
         <w:t xml:space="preserve"> </w:t>
@@ -9150,7 +9532,7 @@
         <w:t xml:space="preserve">Quality &amp; Quantity</w:t>
       </w:r>
       <w:r>
-        <w:t xml:space="preserve">, Vol. 41 No. 5, pp. 673-690, doi: 10.1007/s11135-006-9018-6.</w:t>
+        <w:t xml:space="preserve">, Vol. 41 No. 5, pp. 673-690, doi: 10.1007/s11135-006-9018-6.</w:t>
       </w:r>
     </w:p>
     <w:p>
@@ -9158,7 +9540,22 @@
         <w:pStyle w:val="BodyText"/>
       </w:pPr>
       <w:r>
-        <w:t xml:space="preserve">Peng, M.W. (2003), "Institutional transitions and strategic choices",</w:t>
+        <w:t xml:space="preserve">Peng, M.W. (2003),</w:t>
+      </w:r>
+      <w:r>
+        <w:t xml:space="preserve"> </w:t>
+      </w:r>
+      <w:r>
+        <w:t xml:space="preserve">“</w:t>
+      </w:r>
+      <w:r>
+        <w:t xml:space="preserve">Institutional transitions and strategic choices</w:t>
+      </w:r>
+      <w:r>
+        <w:t xml:space="preserve">”</w:t>
+      </w:r>
+      <w:r>
+        <w:t xml:space="preserve">,</w:t>
       </w:r>
       <w:r>
         <w:t xml:space="preserve"> </w:t>
@@ -9171,7 +9568,7 @@
         <w:t xml:space="preserve">Academy of Management Review</w:t>
       </w:r>
       <w:r>
-        <w:t xml:space="preserve">, Vol. 28 No. 2, pp. 275-296, doi: 10.5465/amr.2003.9416341.</w:t>
+        <w:t xml:space="preserve">, Vol. 28 No. 2, pp. 275-296, doi: 10.5465/amr.2003.9416341.</w:t>
       </w:r>
     </w:p>
     <w:p>
@@ -9179,7 +9576,22 @@
         <w:pStyle w:val="BodyText"/>
       </w:pPr>
       <w:r>
-        <w:t xml:space="preserve">Peng, M.W., Wang, D.Y.L. and Jiang, Y. (2008), "An institution-based view of international business strategy: A focus on emerging economies",</w:t>
+        <w:t xml:space="preserve">Peng, M.W., Wang, D.Y.L. and Jiang, Y. (2008),</w:t>
+      </w:r>
+      <w:r>
+        <w:t xml:space="preserve"> </w:t>
+      </w:r>
+      <w:r>
+        <w:t xml:space="preserve">“</w:t>
+      </w:r>
+      <w:r>
+        <w:t xml:space="preserve">An institution-based view of international business strategy: A focus on emerging economies</w:t>
+      </w:r>
+      <w:r>
+        <w:t xml:space="preserve">”</w:t>
+      </w:r>
+      <w:r>
+        <w:t xml:space="preserve">,</w:t>
       </w:r>
       <w:r>
         <w:t xml:space="preserve"> </w:t>
@@ -9192,7 +9604,7 @@
         <w:t xml:space="preserve">Journal of International Business Studies</w:t>
       </w:r>
       <w:r>
-        <w:t xml:space="preserve">, Vol. 39 No. 5, pp. 920-936, doi: 10.1057/palgrave.jibs.8400377.</w:t>
+        <w:t xml:space="preserve">, Vol. 39 No. 5, pp. 920-936, doi: 10.1057/palgrave.jibs.8400377.</w:t>
       </w:r>
     </w:p>
     <w:p>
@@ -9200,7 +9612,22 @@
         <w:pStyle w:val="BodyText"/>
       </w:pPr>
       <w:r>
-        <w:t xml:space="preserve">Stallkamp, M. and Schotter, A.P.J. (2021), "Platforms without borders? The international strategies of digital platform firms",</w:t>
+        <w:t xml:space="preserve">Stallkamp, M. and Schotter, A.P.J. (2021),</w:t>
+      </w:r>
+      <w:r>
+        <w:t xml:space="preserve"> </w:t>
+      </w:r>
+      <w:r>
+        <w:t xml:space="preserve">“</w:t>
+      </w:r>
+      <w:r>
+        <w:t xml:space="preserve">Platforms without borders? The international strategies of digital platform firms</w:t>
+      </w:r>
+      <w:r>
+        <w:t xml:space="preserve">”</w:t>
+      </w:r>
+      <w:r>
+        <w:t xml:space="preserve">,</w:t>
       </w:r>
       <w:r>
         <w:t xml:space="preserve"> </w:t>
@@ -9213,7 +9640,7 @@
         <w:t xml:space="preserve">Global Strategy Journal</w:t>
       </w:r>
       <w:r>
-        <w:t xml:space="preserve">, Vol. 11 No. 1, pp. 58-80, doi: 10.1002/gsj.1336.</w:t>
+        <w:t xml:space="preserve">, Vol. 11 No. 1, pp. 58-80, doi: 10.1002/gsj.1336.</w:t>
       </w:r>
     </w:p>
     <w:p>
@@ -9221,7 +9648,22 @@
         <w:pStyle w:val="BodyText"/>
       </w:pPr>
       <w:r>
-        <w:t xml:space="preserve">Teece, D.J. (2007), "Explicating dynamic capabilities: The nature and microfoundations of (sustainable) enterprise performance",</w:t>
+        <w:t xml:space="preserve">Teece, D.J. (2007),</w:t>
+      </w:r>
+      <w:r>
+        <w:t xml:space="preserve"> </w:t>
+      </w:r>
+      <w:r>
+        <w:t xml:space="preserve">“</w:t>
+      </w:r>
+      <w:r>
+        <w:t xml:space="preserve">Explicating dynamic capabilities: The nature and microfoundations of (sustainable) enterprise performance</w:t>
+      </w:r>
+      <w:r>
+        <w:t xml:space="preserve">”</w:t>
+      </w:r>
+      <w:r>
+        <w:t xml:space="preserve">,</w:t>
       </w:r>
       <w:r>
         <w:t xml:space="preserve"> </w:t>
@@ -9234,7 +9676,7 @@
         <w:t xml:space="preserve">Strategic Management Journal</w:t>
       </w:r>
       <w:r>
-        <w:t xml:space="preserve">, Vol. 28 No. 13, pp. 1319-1350, doi: 10.1002/smj.640.</w:t>
+        <w:t xml:space="preserve">, Vol. 28 No. 13, pp. 1319-1350, doi: 10.1002/smj.640.</w:t>
       </w:r>
     </w:p>
     <w:p>
@@ -9242,7 +9684,22 @@
         <w:pStyle w:val="BodyText"/>
       </w:pPr>
       <w:r>
-        <w:t xml:space="preserve">Verhoef, P.C., Broekhuizen, T., Bart, Y., Bhattacharya, A., Dong, J.Q., Fabian, N. and Haenlein, M. (2021), "Digital transformation: A multidisciplinary reflection and research agenda",</w:t>
+        <w:t xml:space="preserve">Verhoef, P.C., Broekhuizen, T., Bart, Y., Bhattacharya, A., Dong, J.Q., Fabian, N. and Haenlein, M. (2021),</w:t>
+      </w:r>
+      <w:r>
+        <w:t xml:space="preserve"> </w:t>
+      </w:r>
+      <w:r>
+        <w:t xml:space="preserve">“</w:t>
+      </w:r>
+      <w:r>
+        <w:t xml:space="preserve">Digital transformation: A multidisciplinary reflection and research agenda</w:t>
+      </w:r>
+      <w:r>
+        <w:t xml:space="preserve">”</w:t>
+      </w:r>
+      <w:r>
+        <w:t xml:space="preserve">,</w:t>
       </w:r>
       <w:r>
         <w:t xml:space="preserve"> </w:t>
@@ -9255,7 +9712,7 @@
         <w:t xml:space="preserve">Journal of Business Research</w:t>
       </w:r>
       <w:r>
-        <w:t xml:space="preserve">, Vol. 122, pp. 889-901, doi: 10.1016/j.jbusres.2019.09.022.</w:t>
+        <w:t xml:space="preserve">, Vol. 122, pp. 889-901, doi: 10.1016/j.jbusres.2019.09.022.</w:t>
       </w:r>
     </w:p>
     <w:p>
@@ -9284,7 +9741,22 @@
         <w:pStyle w:val="BodyText"/>
       </w:pPr>
       <w:r>
-        <w:t xml:space="preserve">Wolfolds, S.E. and Siegel, J. (2019), "Misaccounting for endogeneity: The peril of relying on the Heckman two-step method without a valid instrument",</w:t>
+        <w:t xml:space="preserve">Wolfolds, S.E. and Siegel, J. (2019),</w:t>
+      </w:r>
+      <w:r>
+        <w:t xml:space="preserve"> </w:t>
+      </w:r>
+      <w:r>
+        <w:t xml:space="preserve">“</w:t>
+      </w:r>
+      <w:r>
+        <w:t xml:space="preserve">Misaccounting for endogeneity: The peril of relying on the Heckman two-step method without a valid instrument</w:t>
+      </w:r>
+      <w:r>
+        <w:t xml:space="preserve">”</w:t>
+      </w:r>
+      <w:r>
+        <w:t xml:space="preserve">,</w:t>
       </w:r>
       <w:r>
         <w:t xml:space="preserve"> </w:t>
@@ -9297,7 +9769,7 @@
         <w:t xml:space="preserve">Strategic Management Journal</w:t>
       </w:r>
       <w:r>
-        <w:t xml:space="preserve">, Vol. 40 No. 3, pp. 432-462, doi: 10.1002/smj.2995.</w:t>
+        <w:t xml:space="preserve">, Vol. 40 No. 3, pp. 432-462, doi: 10.1002/smj.2995.</w:t>
       </w:r>
     </w:p>
     <w:p>
@@ -9317,24 +9789,22 @@
         <w:pStyle w:val="BodyText"/>
       </w:pPr>
       <w:r>
-        <w:t xml:space="preserve">Enterprise Singapore (2025), "SWITCH 2025 concludes 10th anniversary milestone with record 25,000 attendees", press release, Enterprise Singapore, available at:</w:t>
-      </w:r>
-      <w:r>
-        <w:t xml:space="preserve"> </w:t>
-      </w:r>
-      <w:hyperlink r:id="rId62">
-        <w:r>
-          <w:rPr>
-            <w:rStyle w:val="Hyperlink"/>
-          </w:rPr>
-          <w:t xml:space="preserve">https://www.enterprisesg.gov.sg/resources/media-centre/media-releases/2025/november/mr05225_switch-2025-concludes-10th-anniversary-milestone-with-record-25000-attendees-strengthens-position-as-premiere-platform-for-deep-tech-innovation</w:t>
-        </w:r>
-      </w:hyperlink>
-      <w:r>
-        <w:t xml:space="preserve"> </w:t>
-      </w:r>
-      <w:r>
-        <w:t xml:space="preserve">(accessed 20 June 2026).</w:t>
+        <w:t xml:space="preserve">Enterprise Singapore (2025),</w:t>
+      </w:r>
+      <w:r>
+        <w:t xml:space="preserve"> </w:t>
+      </w:r>
+      <w:r>
+        <w:t xml:space="preserve">“</w:t>
+      </w:r>
+      <w:r>
+        <w:t xml:space="preserve">SWITCH 2025 concludes 10th anniversary milestone with record 25,000 attendees</w:t>
+      </w:r>
+      <w:r>
+        <w:t xml:space="preserve">”</w:t>
+      </w:r>
+      <w:r>
+        <w:t xml:space="preserve">, press release, Enterprise Singapore, available at: https://www.enterprisesg.gov.sg/resources/media-centre/media-releases/2025/november/mr05225_switch-2025-concludes-10th-anniversary-milestone-with-record-25000-attendees-strengthens-position-as-premiere-platform-for-deep-tech-innovation (accessed 20 June 2026).</w:t>
       </w:r>
     </w:p>
     <w:p>
@@ -9355,24 +9825,7 @@
         <w:t xml:space="preserve">Our Digital Government Rankings</w:t>
       </w:r>
       <w:r>
-        <w:t xml:space="preserve">, Government Technology Agency of Singapore, available at:</w:t>
-      </w:r>
-      <w:r>
-        <w:t xml:space="preserve"> </w:t>
-      </w:r>
-      <w:hyperlink r:id="rId63">
-        <w:r>
-          <w:rPr>
-            <w:rStyle w:val="Hyperlink"/>
-          </w:rPr>
-          <w:t xml:space="preserve">https://www.tech.gov.sg/about-us/our-achievements/our-digital-government-rankings/</w:t>
-        </w:r>
-      </w:hyperlink>
-      <w:r>
-        <w:t xml:space="preserve"> </w:t>
-      </w:r>
-      <w:r>
-        <w:t xml:space="preserve">(accessed 20 June 2026).</w:t>
+        <w:t xml:space="preserve">, Government Technology Agency of Singapore, available at: https://www.tech.gov.sg/about-us/our-achievements/our-digital-government-rankings/ (accessed 20 June 2026).</w:t>
       </w:r>
     </w:p>
     <w:p>
@@ -9380,24 +9833,22 @@
         <w:pStyle w:val="BodyText"/>
       </w:pPr>
       <w:r>
-        <w:t xml:space="preserve">IMDA (2025), "Asia Tech x Singapore turns five", press release, Infocomm Media Development Authority, available at:</w:t>
-      </w:r>
-      <w:r>
-        <w:t xml:space="preserve"> </w:t>
-      </w:r>
-      <w:hyperlink r:id="rId64">
-        <w:r>
-          <w:rPr>
-            <w:rStyle w:val="Hyperlink"/>
-          </w:rPr>
-          <w:t xml:space="preserve">https://www.imda.gov.sg/resources/press-releases-factsheets-and-speeches/press-releases/2025/asia-tech-x-singapore-turns-five</w:t>
-        </w:r>
-      </w:hyperlink>
-      <w:r>
-        <w:t xml:space="preserve"> </w:t>
-      </w:r>
-      <w:r>
-        <w:t xml:space="preserve">(accessed 20 June 2026).</w:t>
+        <w:t xml:space="preserve">IMDA (2025),</w:t>
+      </w:r>
+      <w:r>
+        <w:t xml:space="preserve"> </w:t>
+      </w:r>
+      <w:r>
+        <w:t xml:space="preserve">“</w:t>
+      </w:r>
+      <w:r>
+        <w:t xml:space="preserve">Asia Tech x Singapore turns five</w:t>
+      </w:r>
+      <w:r>
+        <w:t xml:space="preserve">”</w:t>
+      </w:r>
+      <w:r>
+        <w:t xml:space="preserve">, press release, Infocomm Media Development Authority, available at: https://www.imda.gov.sg/resources/press-releases-factsheets-and-speeches/press-releases/2025/asia-tech-x-singapore-turns-five (accessed 20 June 2026).</w:t>
       </w:r>
     </w:p>
     <w:p>
@@ -9418,24 +9869,7 @@
         <w:t xml:space="preserve">Global Startup Ecosystem Index 2025</w:t>
       </w:r>
       <w:r>
-        <w:t xml:space="preserve">, StartupBlink Research, available at:</w:t>
-      </w:r>
-      <w:r>
-        <w:t xml:space="preserve"> </w:t>
-      </w:r>
-      <w:hyperlink r:id="rId65">
-        <w:r>
-          <w:rPr>
-            <w:rStyle w:val="Hyperlink"/>
-          </w:rPr>
-          <w:t xml:space="preserve">https://www.startupblink.com/startup-ecosystem/singapore</w:t>
-        </w:r>
-      </w:hyperlink>
-      <w:r>
-        <w:t xml:space="preserve"> </w:t>
-      </w:r>
-      <w:r>
-        <w:t xml:space="preserve">(accessed 20 June 2026).</w:t>
+        <w:t xml:space="preserve">, StartupBlink Research, available at: https://www.startupblink.com/startup-ecosystem/singapore (accessed 20 June 2026).</w:t>
       </w:r>
     </w:p>
     <w:p>
@@ -9456,24 +9890,7 @@
         <w:t xml:space="preserve">Innovators Business Environment Index 2026</w:t>
       </w:r>
       <w:r>
-        <w:t xml:space="preserve">, StartupBlink Research, available at:</w:t>
-      </w:r>
-      <w:r>
-        <w:t xml:space="preserve"> </w:t>
-      </w:r>
-      <w:hyperlink r:id="rId66">
-        <w:r>
-          <w:rPr>
-            <w:rStyle w:val="Hyperlink"/>
-          </w:rPr>
-          <w:t xml:space="preserve">https://www.startupblink.com/blog/innovators-business-environment-index/</w:t>
-        </w:r>
-      </w:hyperlink>
-      <w:r>
-        <w:t xml:space="preserve"> </w:t>
-      </w:r>
-      <w:r>
-        <w:t xml:space="preserve">(accessed 20 June 2026).</w:t>
+        <w:t xml:space="preserve">, StartupBlink Research, available at: https://www.startupblink.com/blog/innovators-business-environment-index/ (accessed 20 June 2026).</w:t>
       </w:r>
     </w:p>
     <w:p>
@@ -9494,32 +9911,12 @@
         <w:t xml:space="preserve">World Bank Enterprise Survey: Singapore 2023</w:t>
       </w:r>
       <w:r>
-        <w:t xml:space="preserve">, World Bank Enterprise Surveys, available at:</w:t>
-      </w:r>
-      <w:r>
-        <w:t xml:space="preserve"> </w:t>
-      </w:r>
-      <w:hyperlink r:id="rId60">
-        <w:r>
-          <w:rPr>
-            <w:rStyle w:val="Hyperlink"/>
-          </w:rPr>
-          <w:t xml:space="preserve">https://www.enterprisesurveys.org</w:t>
-        </w:r>
-      </w:hyperlink>
-      <w:r>
-        <w:t xml:space="preserve"> </w:t>
-      </w:r>
-      <w:r>
-        <w:t xml:space="preserve">(accessed 20 June 2026).</w:t>
-      </w:r>
-    </w:p>
-    <w:bookmarkEnd w:id="67"/>
-    <w:bookmarkEnd w:id="68"/>
-    <w:sectPr>
-      <w:pgSz w:h="16838" w:w="11906"/>
-      <w:pgMar w:bottom="1417" w:left="1417" w:right="1417" w:top="1417"/>
-    </w:sectPr>
+        <w:t xml:space="preserve">, World Bank Enterprise Surveys, available at: https://www.enterprisesurveys.org (accessed 20 June 2026).</w:t>
+      </w:r>
+    </w:p>
+    <w:bookmarkEnd w:id="62"/>
+    <w:bookmarkEnd w:id="63"/>
+    <w:sectPr/>
   </w:body>
 </w:document>
 </file>
@@ -9652,59 +10049,29 @@
   <w:style w:default="1" w:styleId="Normal" w:type="paragraph">
     <w:name w:val="Normal"/>
     <w:qFormat/>
-    <w:pPr>
-      <w:spacing w:line="276" w:lineRule="auto"/>
-      <w:jc w:val="both"/>
-    </w:pPr>
-    <w:rPr>
-      <w:rFonts w:ascii="Times New Roman" w:eastAsia="Times New Roman" w:hAnsi="Times New Roman"/>
-      <w:color w:val="000000"/>
-      <w:sz w:val="24"/>
-    </w:rPr>
   </w:style>
   <w:style w:styleId="BodyText" w:type="paragraph">
     <w:name w:val="Body Text"/>
     <w:basedOn w:val="Normal"/>
     <w:link w:val="BodyTextChar"/>
     <w:pPr>
-      <w:spacing w:after="180" w:before="180" w:line="276" w:lineRule="auto"/>
-      <w:jc w:val="both"/>
+      <w:spacing w:after="180" w:before="180"/>
     </w:pPr>
     <w:qFormat/>
-    <w:rPr>
-      <w:rFonts w:ascii="Times New Roman" w:eastAsia="Times New Roman" w:hAnsi="Times New Roman"/>
-      <w:color w:val="000000"/>
-      <w:sz w:val="24"/>
-    </w:rPr>
   </w:style>
   <w:style w:customStyle="1" w:styleId="FirstParagraph" w:type="paragraph">
     <w:name w:val="First Paragraph"/>
     <w:basedOn w:val="BodyText"/>
     <w:next w:val="BodyText"/>
     <w:qFormat/>
-    <w:pPr>
-      <w:spacing w:line="276" w:lineRule="auto"/>
-      <w:jc w:val="both"/>
-    </w:pPr>
-    <w:rPr>
-      <w:rFonts w:ascii="Times New Roman" w:eastAsia="Times New Roman" w:hAnsi="Times New Roman"/>
-      <w:color w:val="000000"/>
-      <w:sz w:val="24"/>
-    </w:rPr>
   </w:style>
   <w:style w:customStyle="1" w:styleId="Compact" w:type="paragraph">
     <w:name w:val="Compact"/>
     <w:basedOn w:val="BodyText"/>
     <w:qFormat/>
     <w:pPr>
-      <w:spacing w:after="36" w:before="36" w:line="276" w:lineRule="auto"/>
-      <w:jc w:val="both"/>
+      <w:spacing w:after="36" w:before="36"/>
     </w:pPr>
-    <w:rPr>
-      <w:rFonts w:ascii="Times New Roman" w:eastAsia="Times New Roman" w:hAnsi="Times New Roman"/>
-      <w:color w:val="000000"/>
-      <w:sz w:val="24"/>
-    </w:rPr>
   </w:style>
   <w:style w:styleId="Title" w:type="paragraph">
     <w:name w:val="Title"/>
@@ -9714,15 +10081,15 @@
     <w:pPr>
       <w:keepNext/>
       <w:keepLines/>
-      <w:spacing w:after="240" w:before="480" w:line="276" w:lineRule="auto"/>
-      <w:jc w:val="both"/>
+      <w:spacing w:after="240" w:before="480"/>
+      <w:jc w:val="center"/>
     </w:pPr>
     <w:rPr>
-      <w:rFonts w:ascii="Times New Roman" w:asciiTheme="majorHAnsi" w:cstheme="majorBidi" w:eastAsia="Times New Roman" w:eastAsiaTheme="majorEastAsia" w:hAnsi="Times New Roman" w:hAnsiTheme="majorHAnsi"/>
+      <w:rFonts w:asciiTheme="majorHAnsi" w:cstheme="majorBidi" w:eastAsiaTheme="majorEastAsia" w:hAnsiTheme="majorHAnsi"/>
       <w:b/>
       <w:bCs/>
-      <w:color w:val="000000"/>
-      <w:sz w:val="24"/>
+      <w:color w:themeColor="accent1" w:themeShade="B5" w:val="345A8A"/>
+      <w:sz w:val="36"/>
       <w:szCs w:val="36"/>
     </w:rPr>
   </w:style>
@@ -9734,13 +10101,11 @@
     <w:pPr>
       <w:keepNext/>
       <w:keepLines/>
-      <w:spacing w:after="240" w:before="240" w:line="276" w:lineRule="auto"/>
-      <w:jc w:val="both"/>
+      <w:spacing w:after="240" w:before="240"/>
+      <w:jc w:val="center"/>
     </w:pPr>
     <w:rPr>
-      <w:rFonts w:ascii="Times New Roman" w:eastAsia="Times New Roman" w:hAnsi="Times New Roman"/>
-      <w:color w:val="000000"/>
-      <w:sz w:val="24"/>
+      <w:sz w:val="30"/>
       <w:szCs w:val="30"/>
     </w:rPr>
   </w:style>
@@ -9751,14 +10116,8 @@
     <w:pPr>
       <w:keepNext/>
       <w:keepLines/>
-      <w:spacing w:line="276" w:lineRule="auto"/>
-      <w:jc w:val="both"/>
+      <w:jc w:val="center"/>
     </w:pPr>
-    <w:rPr>
-      <w:rFonts w:ascii="Times New Roman" w:eastAsia="Times New Roman" w:hAnsi="Times New Roman"/>
-      <w:color w:val="000000"/>
-      <w:sz w:val="24"/>
-    </w:rPr>
   </w:style>
   <w:style w:styleId="Date" w:type="paragraph">
     <w:name w:val="Date"/>
@@ -9767,14 +10126,8 @@
     <w:pPr>
       <w:keepNext/>
       <w:keepLines/>
-      <w:spacing w:line="276" w:lineRule="auto"/>
-      <w:jc w:val="both"/>
+      <w:jc w:val="center"/>
     </w:pPr>
-    <w:rPr>
-      <w:rFonts w:ascii="Times New Roman" w:eastAsia="Times New Roman" w:hAnsi="Times New Roman"/>
-      <w:color w:val="000000"/>
-      <w:sz w:val="24"/>
-    </w:rPr>
   </w:style>
   <w:style w:customStyle="1" w:styleId="AbstractTitle" w:type="paragraph">
     <w:name w:val="Abstract Title"/>
@@ -9784,15 +10137,15 @@
     <w:pPr>
       <w:keepNext/>
       <w:keepLines/>
-      <w:jc w:val="both"/>
-      <w:spacing w:after="0" w:before="300" w:line="276" w:lineRule="auto"/>
+      <w:jc w:val="center"/>
+      <w:spacing w:after="0" w:before="300"/>
     </w:pPr>
     <w:rPr>
-      <w:color w:val="000000"/>
-      <w:sz w:val="24"/>
+      <w:sz w:val="20"/>
       <w:szCs w:val="20"/>
-      <w:rFonts w:ascii="Times New Roman" w:eastAsia="Times New Roman" w:hAnsi="Times New Roman"/>
       <w:b/>
+      <w:color w:val="345A8A"/>
+      &gt;
     </w:rPr>
   </w:style>
   <w:style w:customStyle="1" w:styleId="Abstract" w:type="paragraph">
@@ -9803,13 +10156,10 @@
     <w:pPr>
       <w:keepNext/>
       <w:keepLines/>
-      <w:spacing w:after="300" w:before="100" w:line="276" w:lineRule="auto"/>
-      <w:jc w:val="both"/>
+      <w:spacing w:after="300" w:before="100"/>
     </w:pPr>
     <w:rPr>
-      <w:rFonts w:ascii="Times New Roman" w:eastAsia="Times New Roman" w:hAnsi="Times New Roman"/>
-      <w:color w:val="000000"/>
-      <w:sz w:val="24"/>
+      <w:sz w:val="20"/>
       <w:szCs w:val="20"/>
     </w:rPr>
   </w:style>
@@ -9818,15 +10168,8 @@
     <w:basedOn w:val="Normal"/>
     <w:next w:val="Bibliography"/>
     <w:qFormat/>
-    <w:pPr>
-      <w:spacing w:line="276" w:lineRule="auto"/>
-      <w:jc w:val="both"/>
-    </w:pPr>
-    <w:rPr>
-      <w:rFonts w:ascii="Times New Roman" w:eastAsia="Times New Roman" w:hAnsi="Times New Roman"/>
-      <w:color w:val="000000"/>
-      <w:sz w:val="24"/>
-    </w:rPr>
+    <w:pPr/>
+    <w:rPr/>
   </w:style>
   <w:style w:styleId="Heading1" w:type="paragraph">
     <w:name w:val="Heading 1"/>
@@ -9837,16 +10180,15 @@
     <w:pPr>
       <w:keepNext/>
       <w:keepLines/>
-      <w:spacing w:after="0" w:before="480" w:line="276" w:lineRule="auto"/>
-      <w:jc w:val="both"/>
+      <w:spacing w:after="0" w:before="480"/>
       <w:outlineLvl w:val="0"/>
     </w:pPr>
     <w:rPr>
-      <w:rFonts w:ascii="Times New Roman" w:asciiTheme="majorHAnsi" w:cstheme="majorBidi" w:eastAsia="Times New Roman" w:eastAsiaTheme="majorEastAsia" w:hAnsi="Times New Roman" w:hAnsiTheme="majorHAnsi"/>
+      <w:rFonts w:asciiTheme="majorHAnsi" w:cstheme="majorBidi" w:eastAsiaTheme="majorEastAsia" w:hAnsiTheme="majorHAnsi"/>
       <w:b/>
       <w:bCs/>
-      <w:color w:val="000000"/>
-      <w:sz w:val="24"/>
+      <w:color w:themeColor="accent1" w:val="4F81BD"/>
+      <w:sz w:val="32"/>
       <w:szCs w:val="32"/>
     </w:rPr>
   </w:style>
@@ -9860,16 +10202,15 @@
     <w:pPr>
       <w:keepNext/>
       <w:keepLines/>
-      <w:spacing w:after="0" w:before="200" w:line="276" w:lineRule="auto"/>
-      <w:jc w:val="both"/>
+      <w:spacing w:after="0" w:before="200"/>
       <w:outlineLvl w:val="1"/>
     </w:pPr>
     <w:rPr>
-      <w:rFonts w:ascii="Times New Roman" w:asciiTheme="majorHAnsi" w:cstheme="majorBidi" w:eastAsia="Times New Roman" w:eastAsiaTheme="majorEastAsia" w:hAnsi="Times New Roman" w:hAnsiTheme="majorHAnsi"/>
+      <w:rFonts w:asciiTheme="majorHAnsi" w:cstheme="majorBidi" w:eastAsiaTheme="majorEastAsia" w:hAnsiTheme="majorHAnsi"/>
       <w:b/>
       <w:bCs/>
-      <w:color w:val="000000"/>
-      <w:sz w:val="24"/>
+      <w:color w:themeColor="accent1" w:val="4F81BD"/>
+      <w:sz w:val="28"/>
       <w:szCs w:val="28"/>
     </w:rPr>
   </w:style>
@@ -9883,15 +10224,14 @@
     <w:pPr>
       <w:keepNext/>
       <w:keepLines/>
-      <w:spacing w:after="0" w:before="200" w:line="276" w:lineRule="auto"/>
-      <w:jc w:val="both"/>
+      <w:spacing w:after="0" w:before="200"/>
       <w:outlineLvl w:val="2"/>
     </w:pPr>
     <w:rPr>
-      <w:rFonts w:ascii="Times New Roman" w:asciiTheme="majorHAnsi" w:cstheme="majorBidi" w:eastAsia="Times New Roman" w:eastAsiaTheme="majorEastAsia" w:hAnsi="Times New Roman" w:hAnsiTheme="majorHAnsi"/>
+      <w:rFonts w:asciiTheme="majorHAnsi" w:cstheme="majorBidi" w:eastAsiaTheme="majorEastAsia" w:hAnsiTheme="majorHAnsi"/>
       <w:b/>
       <w:bCs/>
-      <w:color w:val="000000"/>
+      <w:color w:themeColor="accent1" w:val="4F81BD"/>
       <w:sz w:val="24"/>
       <w:szCs w:val="24"/>
     </w:rPr>
@@ -9906,15 +10246,14 @@
     <w:pPr>
       <w:keepNext/>
       <w:keepLines/>
-      <w:spacing w:after="0" w:before="200" w:line="276" w:lineRule="auto"/>
-      <w:jc w:val="both"/>
+      <w:spacing w:after="0" w:before="200"/>
       <w:outlineLvl w:val="3"/>
     </w:pPr>
     <w:rPr>
-      <w:rFonts w:ascii="Times New Roman" w:asciiTheme="majorHAnsi" w:cstheme="majorBidi" w:eastAsia="Times New Roman" w:eastAsiaTheme="majorEastAsia" w:hAnsi="Times New Roman" w:hAnsiTheme="majorHAnsi"/>
+      <w:rFonts w:asciiTheme="majorHAnsi" w:cstheme="majorBidi" w:eastAsiaTheme="majorEastAsia" w:hAnsiTheme="majorHAnsi"/>
       <w:i/>
       <w:bCs/>
-      <w:color w:val="000000"/>
+      <w:color w:themeColor="accent1" w:val="4F81BD"/>
       <w:sz w:val="24"/>
       <w:szCs w:val="24"/>
     </w:rPr>
@@ -9929,14 +10268,13 @@
     <w:pPr>
       <w:keepNext/>
       <w:keepLines/>
-      <w:spacing w:after="0" w:before="200" w:line="276" w:lineRule="auto"/>
-      <w:jc w:val="both"/>
+      <w:spacing w:after="0" w:before="200"/>
       <w:outlineLvl w:val="4"/>
     </w:pPr>
     <w:rPr>
-      <w:rFonts w:ascii="Times New Roman" w:asciiTheme="majorHAnsi" w:cstheme="majorBidi" w:eastAsia="Times New Roman" w:eastAsiaTheme="majorEastAsia" w:hAnsi="Times New Roman" w:hAnsiTheme="majorHAnsi"/>
+      <w:rFonts w:asciiTheme="majorHAnsi" w:cstheme="majorBidi" w:eastAsiaTheme="majorEastAsia" w:hAnsiTheme="majorHAnsi"/>
       <w:iCs/>
-      <w:color w:val="000000"/>
+      <w:color w:themeColor="accent1" w:val="4F81BD"/>
       <w:sz w:val="24"/>
       <w:szCs w:val="24"/>
     </w:rPr>
@@ -9951,13 +10289,12 @@
     <w:pPr>
       <w:keepNext/>
       <w:keepLines/>
-      <w:spacing w:after="0" w:before="200" w:line="276" w:lineRule="auto"/>
-      <w:jc w:val="both"/>
+      <w:spacing w:after="0" w:before="200"/>
       <w:outlineLvl w:val="5"/>
     </w:pPr>
     <w:rPr>
-      <w:rFonts w:ascii="Times New Roman" w:asciiTheme="majorHAnsi" w:cstheme="majorBidi" w:eastAsia="Times New Roman" w:eastAsiaTheme="majorEastAsia" w:hAnsi="Times New Roman" w:hAnsiTheme="majorHAnsi"/>
-      <w:color w:val="000000"/>
+      <w:rFonts w:asciiTheme="majorHAnsi" w:cstheme="majorBidi" w:eastAsiaTheme="majorEastAsia" w:hAnsiTheme="majorHAnsi"/>
+      <w:color w:themeColor="accent1" w:val="4F81BD"/>
       <w:sz w:val="24"/>
       <w:szCs w:val="24"/>
     </w:rPr>
@@ -9972,13 +10309,12 @@
     <w:pPr>
       <w:keepNext/>
       <w:keepLines/>
-      <w:spacing w:after="0" w:before="200" w:line="276" w:lineRule="auto"/>
-      <w:jc w:val="both"/>
+      <w:spacing w:after="0" w:before="200"/>
       <w:outlineLvl w:val="6"/>
     </w:pPr>
     <w:rPr>
-      <w:rFonts w:ascii="Times New Roman" w:asciiTheme="majorHAnsi" w:cstheme="majorBidi" w:eastAsia="Times New Roman" w:eastAsiaTheme="majorEastAsia" w:hAnsi="Times New Roman" w:hAnsiTheme="majorHAnsi"/>
-      <w:color w:val="000000"/>
+      <w:rFonts w:asciiTheme="majorHAnsi" w:cstheme="majorBidi" w:eastAsiaTheme="majorEastAsia" w:hAnsiTheme="majorHAnsi"/>
+      <w:color w:themeColor="accent1" w:val="4F81BD"/>
       <w:sz w:val="24"/>
       <w:szCs w:val="24"/>
     </w:rPr>
@@ -9993,13 +10329,12 @@
     <w:pPr>
       <w:keepNext/>
       <w:keepLines/>
-      <w:spacing w:after="0" w:before="200" w:line="276" w:lineRule="auto"/>
-      <w:jc w:val="both"/>
+      <w:spacing w:after="0" w:before="200"/>
       <w:outlineLvl w:val="7"/>
     </w:pPr>
     <w:rPr>
-      <w:rFonts w:ascii="Times New Roman" w:asciiTheme="majorHAnsi" w:cstheme="majorBidi" w:eastAsia="Times New Roman" w:eastAsiaTheme="majorEastAsia" w:hAnsi="Times New Roman" w:hAnsiTheme="majorHAnsi"/>
-      <w:color w:val="000000"/>
+      <w:rFonts w:asciiTheme="majorHAnsi" w:cstheme="majorBidi" w:eastAsiaTheme="majorEastAsia" w:hAnsiTheme="majorHAnsi"/>
+      <w:color w:themeColor="accent1" w:val="4F81BD"/>
       <w:sz w:val="24"/>
       <w:szCs w:val="24"/>
     </w:rPr>
@@ -10014,13 +10349,12 @@
     <w:pPr>
       <w:keepNext/>
       <w:keepLines/>
-      <w:spacing w:after="0" w:before="200" w:line="276" w:lineRule="auto"/>
-      <w:jc w:val="both"/>
+      <w:spacing w:after="0" w:before="200"/>
       <w:outlineLvl w:val="8"/>
     </w:pPr>
     <w:rPr>
-      <w:rFonts w:ascii="Times New Roman" w:asciiTheme="majorHAnsi" w:cstheme="majorBidi" w:eastAsia="Times New Roman" w:eastAsiaTheme="majorEastAsia" w:hAnsi="Times New Roman" w:hAnsiTheme="majorHAnsi"/>
-      <w:color w:val="000000"/>
+      <w:rFonts w:asciiTheme="majorHAnsi" w:cstheme="majorBidi" w:eastAsiaTheme="majorEastAsia" w:hAnsiTheme="majorHAnsi"/>
+      <w:color w:themeColor="accent1" w:val="4F81BD"/>
       <w:sz w:val="24"/>
       <w:szCs w:val="24"/>
     </w:rPr>
@@ -10033,15 +10367,9 @@
     <w:unhideWhenUsed/>
     <w:qFormat/>
     <w:pPr>
-      <w:spacing w:after="100" w:before="100" w:line="276" w:lineRule="auto"/>
+      <w:spacing w:after="100" w:before="100"/>
       <w:ind w:firstLine="0" w:left="480" w:right="480"/>
-      <w:jc w:val="both"/>
     </w:pPr>
-    <w:rPr>
-      <w:rFonts w:ascii="Times New Roman" w:eastAsia="Times New Roman" w:hAnsi="Times New Roman"/>
-      <w:color w:val="000000"/>
-      <w:sz w:val="24"/>
-    </w:rPr>
   </w:style>
   <w:style w:styleId="FootnoteText" w:type="paragraph">
     <w:name w:val="Footnote Text"/>
@@ -10050,25 +10378,11 @@
     <w:uiPriority w:val="9"/>
     <w:unhideWhenUsed/>
     <w:qFormat/>
-    <w:pPr>
-      <w:spacing w:line="276" w:lineRule="auto"/>
-      <w:jc w:val="both"/>
-    </w:pPr>
-    <w:rPr>
-      <w:rFonts w:ascii="Times New Roman" w:eastAsia="Times New Roman" w:hAnsi="Times New Roman"/>
-      <w:color w:val="000000"/>
-      <w:sz w:val="24"/>
-    </w:rPr>
   </w:style>
   <w:style w:default="1" w:styleId="DefaultParagraphFont" w:type="character">
     <w:name w:val="Default Paragraph Font"/>
     <w:semiHidden/>
     <w:unhideWhenUsed/>
-    <w:rPr>
-      <w:rFonts w:ascii="Times New Roman" w:eastAsia="Times New Roman" w:hAnsi="Times New Roman"/>
-      <w:color w:val="000000"/>
-      <w:sz w:val="24"/>
-    </w:rPr>
   </w:style>
   <w:style w:default="1" w:styleId="Table" w:type="table">
     <w:name w:val="Table"/>
@@ -10076,15 +10390,6 @@
     <w:semiHidden/>
     <w:unhideWhenUsed/>
     <w:qFormat/>
-    <w:pPr>
-      <w:spacing w:line="276" w:lineRule="auto"/>
-      <w:jc w:val="both"/>
-    </w:pPr>
-    <w:rPr>
-      <w:rFonts w:ascii="Times New Roman" w:eastAsia="Times New Roman" w:hAnsi="Times New Roman"/>
-      <w:color w:val="000000"/>
-      <w:sz w:val="24"/>
-    </w:rPr>
     <w:tblPr>
       <w:tblInd w:type="dxa" w:w="0"/>
       <w:tblCellMar>
@@ -10117,42 +10422,25 @@
     <w:pPr>
       <w:keepNext/>
       <w:keepLines/>
-      <w:spacing w:after="0" w:line="276" w:lineRule="auto"/>
-      <w:jc w:val="both"/>
+      <w:spacing w:after="0"/>
     </w:pPr>
     <w:rPr>
-      <w:rFonts w:ascii="Times New Roman" w:eastAsia="Times New Roman" w:hAnsi="Times New Roman"/>
       <w:b/>
-      <w:color w:val="000000"/>
-      <w:sz w:val="24"/>
     </w:rPr>
   </w:style>
   <w:style w:customStyle="1" w:styleId="Definition" w:type="paragraph">
     <w:name w:val="Definition"/>
     <w:basedOn w:val="Normal"/>
-    <w:pPr>
-      <w:spacing w:line="276" w:lineRule="auto"/>
-      <w:jc w:val="both"/>
-    </w:pPr>
-    <w:rPr>
-      <w:rFonts w:ascii="Times New Roman" w:eastAsia="Times New Roman" w:hAnsi="Times New Roman"/>
-      <w:color w:val="000000"/>
-      <w:sz w:val="24"/>
-    </w:rPr>
   </w:style>
   <w:style w:styleId="Caption" w:type="paragraph">
     <w:name w:val="Caption"/>
     <w:basedOn w:val="Normal"/>
     <w:link w:val="BodyTextChar"/>
     <w:pPr>
-      <w:spacing w:after="120" w:before="0" w:line="276" w:lineRule="auto"/>
-      <w:jc w:val="both"/>
+      <w:spacing w:after="120" w:before="0"/>
     </w:pPr>
     <w:rPr>
-      <w:rFonts w:ascii="Times New Roman" w:eastAsia="Times New Roman" w:hAnsi="Times New Roman"/>
       <w:i/>
-      <w:color w:val="000000"/>
-      <w:sz w:val="24"/>
     </w:rPr>
   </w:style>
   <w:style w:customStyle="1" w:styleId="TableCaption" w:type="paragraph">
@@ -10160,90 +10448,44 @@
     <w:basedOn w:val="Caption"/>
     <w:pPr>
       <w:keepNext/>
-      <w:spacing w:line="276" w:lineRule="auto"/>
-      <w:jc w:val="both"/>
     </w:pPr>
-    <w:rPr>
-      <w:rFonts w:ascii="Times New Roman" w:eastAsia="Times New Roman" w:hAnsi="Times New Roman"/>
-      <w:color w:val="000000"/>
-      <w:sz w:val="24"/>
-    </w:rPr>
   </w:style>
   <w:style w:customStyle="1" w:styleId="ImageCaption" w:type="paragraph">
     <w:name w:val="Image Caption"/>
     <w:basedOn w:val="Caption"/>
-    <w:pPr>
-      <w:spacing w:line="276" w:lineRule="auto"/>
-      <w:jc w:val="both"/>
-    </w:pPr>
-    <w:rPr>
-      <w:rFonts w:ascii="Times New Roman" w:eastAsia="Times New Roman" w:hAnsi="Times New Roman"/>
-      <w:color w:val="000000"/>
-      <w:sz w:val="24"/>
-    </w:rPr>
   </w:style>
   <w:style w:customStyle="1" w:styleId="Figure" w:type="paragraph">
     <w:name w:val="Figure"/>
     <w:basedOn w:val="Normal"/>
-    <w:pPr>
-      <w:spacing w:line="276" w:lineRule="auto"/>
-      <w:jc w:val="both"/>
-    </w:pPr>
-    <w:rPr>
-      <w:rFonts w:ascii="Times New Roman" w:eastAsia="Times New Roman" w:hAnsi="Times New Roman"/>
-      <w:color w:val="000000"/>
-      <w:sz w:val="24"/>
-    </w:rPr>
   </w:style>
   <w:style w:customStyle="1" w:styleId="CaptionedFigure" w:type="paragraph">
     <w:name w:val="Captioned Figure"/>
     <w:basedOn w:val="Figure"/>
     <w:pPr>
       <w:keepNext/>
-      <w:spacing w:line="276" w:lineRule="auto"/>
-      <w:jc w:val="both"/>
     </w:pPr>
-    <w:rPr>
-      <w:rFonts w:ascii="Times New Roman" w:eastAsia="Times New Roman" w:hAnsi="Times New Roman"/>
-      <w:color w:val="000000"/>
-      <w:sz w:val="24"/>
-    </w:rPr>
   </w:style>
   <w:style w:customStyle="1" w:styleId="BodyTextChar" w:type="character">
     <w:name w:val="Body Text Char"/>
     <w:basedOn w:val="DefaultParagraphFont"/>
     <w:link w:val="BodyText"/>
-    <w:rPr>
-      <w:rFonts w:ascii="Times New Roman" w:eastAsia="Times New Roman" w:hAnsi="Times New Roman"/>
-      <w:color w:val="000000"/>
-      <w:sz w:val="24"/>
-    </w:rPr>
   </w:style>
   <w:style w:customStyle="1" w:styleId="VerbatimChar" w:type="character">
     <w:name w:val="Verbatim Char"/>
     <w:basedOn w:val="BodyTextChar"/>
     <w:rPr>
-      <w:rFonts w:ascii="Times New Roman" w:eastAsia="Times New Roman" w:hAnsi="Times New Roman"/>
-      <w:color w:val="000000"/>
-      <w:sz w:val="24"/>
+      <w:rFonts w:ascii="Consolas" w:hAnsi="Consolas"/>
+      <w:sz w:val="22"/>
     </w:rPr>
   </w:style>
   <w:style w:customStyle="1" w:styleId="SectionNumber" w:type="character">
     <w:name w:val="Section Number"/>
     <w:basedOn w:val="BodyTextChar"/>
-    <w:rPr>
-      <w:rFonts w:ascii="Times New Roman" w:eastAsia="Times New Roman" w:hAnsi="Times New Roman"/>
-      <w:color w:val="000000"/>
-      <w:sz w:val="24"/>
-    </w:rPr>
   </w:style>
   <w:style w:styleId="FootnoteReference" w:type="character">
     <w:name w:val="Footnote Reference"/>
     <w:basedOn w:val="BodyTextChar"/>
     <w:rPr>
-      <w:rFonts w:ascii="Times New Roman" w:eastAsia="Times New Roman" w:hAnsi="Times New Roman"/>
-      <w:color w:val="000000"/>
-      <w:sz w:val="24"/>
       <w:vertAlign w:val="superscript"/>
     </w:rPr>
   </w:style>
@@ -10251,9 +10493,7 @@
     <w:name w:val="Hyperlink"/>
     <w:basedOn w:val="BodyTextChar"/>
     <w:rPr>
-      <w:rFonts w:ascii="Times New Roman" w:eastAsia="Times New Roman" w:hAnsi="Times New Roman"/>
-      <w:color w:val="000000"/>
-      <w:sz w:val="24"/>
+      <w:color w:themeColor="accent1" w:val="4F81BD"/>
     </w:rPr>
   </w:style>
   <w:style w:styleId="TOCHeading" w:type="paragraph">
@@ -10264,16 +10504,14 @@
     <w:unhideWhenUsed/>
     <w:qFormat/>
     <w:pPr>
-      <w:spacing w:before="240" w:line="276" w:lineRule="auto"/>
-      <w:jc w:val="both"/>
+      <w:spacing w:before="240" w:line="259" w:lineRule="auto"/>
       <w:outlineLvl w:val="9"/>
     </w:pPr>
     <w:rPr>
-      <w:rFonts w:ascii="Times New Roman" w:asciiTheme="majorHAnsi" w:cstheme="majorBidi" w:eastAsia="Times New Roman" w:eastAsiaTheme="majorEastAsia" w:hAnsi="Times New Roman" w:hAnsiTheme="majorHAnsi"/>
+      <w:rFonts w:asciiTheme="majorHAnsi" w:cstheme="majorBidi" w:eastAsiaTheme="majorEastAsia" w:hAnsiTheme="majorHAnsi"/>
       <w:b w:val="0"/>
       <w:bCs w:val="0"/>
-      <w:color w:val="000000"/>
-      <w:sz w:val="24"/>
+      <w:color w:themeColor="accent1" w:themeShade="BF" w:val="365F91"/>
     </w:rPr>
   </w:style>
   <w:style w:type="paragraph" w:customStyle="1" w:styleId="SourceCode">
